--- a/Summary_PYTHON_SITE.docx
+++ b/Summary_PYTHON_SITE.docx
@@ -43,4752 +43,12 @@
       </w:pPr>
       <w:r>
         <w:rPr>
-          <w:rFonts w:ascii="Segoe UI" w:hAnsi="Segoe UI" w:cs="Segoe UI"/>
-          <w:b/>
-          <w:bCs/>
-          <w:color w:val="FFFFFF"/>
-          <w:sz w:val="21"/>
-          <w:szCs w:val="21"/>
-          <w:shd w:val="clear" w:color="auto" w:fill="1F1F1F"/>
-        </w:rPr>
-        <w:t>Початок роботи з Python. Кортежі, Словники, Лямда вирази</w:t>
-      </w:r>
-    </w:p>
-    <w:p>
-      <w:pPr>
-        <w:spacing w:after="0"/>
-        <w:rPr>
           <w:noProof/>
           <w:sz w:val="16"/>
           <w:szCs w:val="16"/>
           <w:lang w:eastAsia="uk-UA"/>
         </w:rPr>
-      </w:pPr>
-    </w:p>
-    <w:p>
-      <w:pPr>
-        <w:spacing w:after="0"/>
-        <w:rPr>
-          <w:noProof/>
-          <w:sz w:val="16"/>
-          <w:szCs w:val="16"/>
-          <w:lang w:val="en-US" w:eastAsia="uk-UA"/>
-        </w:rPr>
-      </w:pPr>
-    </w:p>
-    <w:p>
-      <w:pPr>
-        <w:shd w:val="clear" w:color="auto" w:fill="1F1F1F"/>
-        <w:spacing w:after="0" w:line="219" w:lineRule="atLeast"/>
-        <w:rPr>
-          <w:rFonts w:ascii="Consolas" w:eastAsia="Times New Roman" w:hAnsi="Consolas" w:cs="Times New Roman"/>
-          <w:color w:val="CCCCCC"/>
-          <w:kern w:val="0"/>
-          <w:sz w:val="16"/>
-          <w:szCs w:val="16"/>
-          <w:lang w:eastAsia="uk-UA"/>
-        </w:rPr>
-      </w:pPr>
-      <w:r>
-        <w:rPr>
-          <w:rFonts w:ascii="Consolas" w:eastAsia="Times New Roman" w:hAnsi="Consolas" w:cs="Times New Roman"/>
-          <w:color w:val="9CDCFE"/>
-          <w:kern w:val="0"/>
-          <w:sz w:val="16"/>
-          <w:szCs w:val="16"/>
-          <w:lang w:eastAsia="uk-UA"/>
-        </w:rPr>
-        <w:t>student</w:t>
-      </w:r>
-      <w:r>
-        <w:rPr>
-          <w:rFonts w:ascii="Consolas" w:eastAsia="Times New Roman" w:hAnsi="Consolas" w:cs="Times New Roman"/>
-          <w:color w:val="CCCCCC"/>
-          <w:kern w:val="0"/>
-          <w:sz w:val="16"/>
-          <w:szCs w:val="16"/>
-          <w:lang w:eastAsia="uk-UA"/>
-        </w:rPr>
-        <w:t xml:space="preserve"> </w:t>
-      </w:r>
-      <w:r>
-        <w:rPr>
-          <w:rFonts w:ascii="Consolas" w:eastAsia="Times New Roman" w:hAnsi="Consolas" w:cs="Times New Roman"/>
-          <w:color w:val="D4D4D4"/>
-          <w:kern w:val="0"/>
-          <w:sz w:val="16"/>
-          <w:szCs w:val="16"/>
-          <w:lang w:eastAsia="uk-UA"/>
-        </w:rPr>
-        <w:t>=</w:t>
-      </w:r>
-      <w:r>
-        <w:rPr>
-          <w:rFonts w:ascii="Consolas" w:eastAsia="Times New Roman" w:hAnsi="Consolas" w:cs="Times New Roman"/>
-          <w:color w:val="CCCCCC"/>
-          <w:kern w:val="0"/>
-          <w:sz w:val="16"/>
-          <w:szCs w:val="16"/>
-          <w:lang w:eastAsia="uk-UA"/>
-        </w:rPr>
-        <w:t xml:space="preserve"> {</w:t>
-      </w:r>
-    </w:p>
-    <w:p>
-      <w:pPr>
-        <w:shd w:val="clear" w:color="auto" w:fill="1F1F1F"/>
-        <w:spacing w:after="0" w:line="219" w:lineRule="atLeast"/>
-        <w:rPr>
-          <w:rFonts w:ascii="Consolas" w:eastAsia="Times New Roman" w:hAnsi="Consolas" w:cs="Times New Roman"/>
-          <w:color w:val="CCCCCC"/>
-          <w:kern w:val="0"/>
-          <w:sz w:val="16"/>
-          <w:szCs w:val="16"/>
-          <w:lang w:eastAsia="uk-UA"/>
-        </w:rPr>
-      </w:pPr>
-      <w:r>
-        <w:rPr>
-          <w:rFonts w:ascii="Consolas" w:eastAsia="Times New Roman" w:hAnsi="Consolas" w:cs="Times New Roman"/>
-          <w:color w:val="CCCCCC"/>
-          <w:kern w:val="0"/>
-          <w:sz w:val="16"/>
-          <w:szCs w:val="16"/>
-          <w:lang w:eastAsia="uk-UA"/>
-        </w:rPr>
-        <w:t xml:space="preserve">    </w:t>
-      </w:r>
-      <w:r>
-        <w:rPr>
-          <w:rFonts w:ascii="Consolas" w:eastAsia="Times New Roman" w:hAnsi="Consolas" w:cs="Times New Roman"/>
-          <w:color w:val="CE9178"/>
-          <w:kern w:val="0"/>
-          <w:sz w:val="16"/>
-          <w:szCs w:val="16"/>
-          <w:lang w:eastAsia="uk-UA"/>
-        </w:rPr>
-        <w:t>"name"</w:t>
-      </w:r>
-      <w:r>
-        <w:rPr>
-          <w:rFonts w:ascii="Consolas" w:eastAsia="Times New Roman" w:hAnsi="Consolas" w:cs="Times New Roman"/>
-          <w:color w:val="CCCCCC"/>
-          <w:kern w:val="0"/>
-          <w:sz w:val="16"/>
-          <w:szCs w:val="16"/>
-          <w:lang w:eastAsia="uk-UA"/>
-        </w:rPr>
-        <w:t xml:space="preserve">: </w:t>
-      </w:r>
-      <w:r>
-        <w:rPr>
-          <w:rFonts w:ascii="Consolas" w:eastAsia="Times New Roman" w:hAnsi="Consolas" w:cs="Times New Roman"/>
-          <w:color w:val="CE9178"/>
-          <w:kern w:val="0"/>
-          <w:sz w:val="16"/>
-          <w:szCs w:val="16"/>
-          <w:lang w:eastAsia="uk-UA"/>
-        </w:rPr>
-        <w:t>"Іван Марко"</w:t>
-      </w:r>
-      <w:r>
-        <w:rPr>
-          <w:rFonts w:ascii="Consolas" w:eastAsia="Times New Roman" w:hAnsi="Consolas" w:cs="Times New Roman"/>
-          <w:color w:val="CCCCCC"/>
-          <w:kern w:val="0"/>
-          <w:sz w:val="16"/>
-          <w:szCs w:val="16"/>
-          <w:lang w:eastAsia="uk-UA"/>
-        </w:rPr>
-        <w:t>,</w:t>
-      </w:r>
-    </w:p>
-    <w:p>
-      <w:pPr>
-        <w:shd w:val="clear" w:color="auto" w:fill="1F1F1F"/>
-        <w:spacing w:after="0" w:line="219" w:lineRule="atLeast"/>
-        <w:rPr>
-          <w:rFonts w:ascii="Consolas" w:eastAsia="Times New Roman" w:hAnsi="Consolas" w:cs="Times New Roman"/>
-          <w:color w:val="CCCCCC"/>
-          <w:kern w:val="0"/>
-          <w:sz w:val="16"/>
-          <w:szCs w:val="16"/>
-          <w:lang w:eastAsia="uk-UA"/>
-        </w:rPr>
-      </w:pPr>
-      <w:r>
-        <w:rPr>
-          <w:rFonts w:ascii="Consolas" w:eastAsia="Times New Roman" w:hAnsi="Consolas" w:cs="Times New Roman"/>
-          <w:color w:val="CCCCCC"/>
-          <w:kern w:val="0"/>
-          <w:sz w:val="16"/>
-          <w:szCs w:val="16"/>
-          <w:lang w:eastAsia="uk-UA"/>
-        </w:rPr>
-        <w:t xml:space="preserve">    </w:t>
-      </w:r>
-      <w:r>
-        <w:rPr>
-          <w:rFonts w:ascii="Consolas" w:eastAsia="Times New Roman" w:hAnsi="Consolas" w:cs="Times New Roman"/>
-          <w:color w:val="CE9178"/>
-          <w:kern w:val="0"/>
-          <w:sz w:val="16"/>
-          <w:szCs w:val="16"/>
-          <w:lang w:eastAsia="uk-UA"/>
-        </w:rPr>
-        <w:t>"age"</w:t>
-      </w:r>
-      <w:r>
-        <w:rPr>
-          <w:rFonts w:ascii="Consolas" w:eastAsia="Times New Roman" w:hAnsi="Consolas" w:cs="Times New Roman"/>
-          <w:color w:val="CCCCCC"/>
-          <w:kern w:val="0"/>
-          <w:sz w:val="16"/>
-          <w:szCs w:val="16"/>
-          <w:lang w:eastAsia="uk-UA"/>
-        </w:rPr>
-        <w:t xml:space="preserve">: </w:t>
-      </w:r>
-      <w:r>
-        <w:rPr>
-          <w:rFonts w:ascii="Consolas" w:eastAsia="Times New Roman" w:hAnsi="Consolas" w:cs="Times New Roman"/>
-          <w:color w:val="B5CEA8"/>
-          <w:kern w:val="0"/>
-          <w:sz w:val="16"/>
-          <w:szCs w:val="16"/>
-          <w:lang w:eastAsia="uk-UA"/>
-        </w:rPr>
-        <w:t>18</w:t>
-      </w:r>
-      <w:r>
-        <w:rPr>
-          <w:rFonts w:ascii="Consolas" w:eastAsia="Times New Roman" w:hAnsi="Consolas" w:cs="Times New Roman"/>
-          <w:color w:val="CCCCCC"/>
-          <w:kern w:val="0"/>
-          <w:sz w:val="16"/>
-          <w:szCs w:val="16"/>
-          <w:lang w:eastAsia="uk-UA"/>
-        </w:rPr>
-        <w:t>,</w:t>
-      </w:r>
-    </w:p>
-    <w:p>
-      <w:pPr>
-        <w:shd w:val="clear" w:color="auto" w:fill="1F1F1F"/>
-        <w:spacing w:after="0" w:line="219" w:lineRule="atLeast"/>
-        <w:rPr>
-          <w:rFonts w:ascii="Consolas" w:eastAsia="Times New Roman" w:hAnsi="Consolas" w:cs="Times New Roman"/>
-          <w:color w:val="CCCCCC"/>
-          <w:kern w:val="0"/>
-          <w:sz w:val="16"/>
-          <w:szCs w:val="16"/>
-          <w:lang w:eastAsia="uk-UA"/>
-        </w:rPr>
-      </w:pPr>
-      <w:r>
-        <w:rPr>
-          <w:rFonts w:ascii="Consolas" w:eastAsia="Times New Roman" w:hAnsi="Consolas" w:cs="Times New Roman"/>
-          <w:color w:val="CCCCCC"/>
-          <w:kern w:val="0"/>
-          <w:sz w:val="16"/>
-          <w:szCs w:val="16"/>
-          <w:lang w:eastAsia="uk-UA"/>
-        </w:rPr>
-        <w:t xml:space="preserve">    </w:t>
-      </w:r>
-      <w:r>
-        <w:rPr>
-          <w:rFonts w:ascii="Consolas" w:eastAsia="Times New Roman" w:hAnsi="Consolas" w:cs="Times New Roman"/>
-          <w:color w:val="CE9178"/>
-          <w:kern w:val="0"/>
-          <w:sz w:val="16"/>
-          <w:szCs w:val="16"/>
-          <w:lang w:eastAsia="uk-UA"/>
-        </w:rPr>
-        <w:t>"grade"</w:t>
-      </w:r>
-      <w:r>
-        <w:rPr>
-          <w:rFonts w:ascii="Consolas" w:eastAsia="Times New Roman" w:hAnsi="Consolas" w:cs="Times New Roman"/>
-          <w:color w:val="CCCCCC"/>
-          <w:kern w:val="0"/>
-          <w:sz w:val="16"/>
-          <w:szCs w:val="16"/>
-          <w:lang w:eastAsia="uk-UA"/>
-        </w:rPr>
-        <w:t xml:space="preserve">: </w:t>
-      </w:r>
-      <w:r>
-        <w:rPr>
-          <w:rFonts w:ascii="Consolas" w:eastAsia="Times New Roman" w:hAnsi="Consolas" w:cs="Times New Roman"/>
-          <w:color w:val="B5CEA8"/>
-          <w:kern w:val="0"/>
-          <w:sz w:val="16"/>
-          <w:szCs w:val="16"/>
-          <w:lang w:eastAsia="uk-UA"/>
-        </w:rPr>
-        <w:t>95</w:t>
-      </w:r>
-    </w:p>
-    <w:p>
-      <w:pPr>
-        <w:shd w:val="clear" w:color="auto" w:fill="1F1F1F"/>
-        <w:spacing w:after="0" w:line="219" w:lineRule="atLeast"/>
-        <w:rPr>
-          <w:rFonts w:ascii="Consolas" w:eastAsia="Times New Roman" w:hAnsi="Consolas" w:cs="Times New Roman"/>
-          <w:color w:val="CCCCCC"/>
-          <w:kern w:val="0"/>
-          <w:sz w:val="16"/>
-          <w:szCs w:val="16"/>
-          <w:lang w:eastAsia="uk-UA"/>
-        </w:rPr>
-      </w:pPr>
-      <w:r>
-        <w:rPr>
-          <w:rFonts w:ascii="Consolas" w:eastAsia="Times New Roman" w:hAnsi="Consolas" w:cs="Times New Roman"/>
-          <w:color w:val="CCCCCC"/>
-          <w:kern w:val="0"/>
-          <w:sz w:val="16"/>
-          <w:szCs w:val="16"/>
-          <w:lang w:eastAsia="uk-UA"/>
-        </w:rPr>
-        <w:t>}</w:t>
-      </w:r>
-    </w:p>
-    <w:p>
-      <w:pPr>
-        <w:shd w:val="clear" w:color="auto" w:fill="1F1F1F"/>
-        <w:spacing w:after="0" w:line="219" w:lineRule="atLeast"/>
-        <w:rPr>
-          <w:rFonts w:ascii="Consolas" w:eastAsia="Times New Roman" w:hAnsi="Consolas" w:cs="Times New Roman"/>
-          <w:color w:val="CCCCCC"/>
-          <w:kern w:val="0"/>
-          <w:sz w:val="16"/>
-          <w:szCs w:val="16"/>
-          <w:lang w:eastAsia="uk-UA"/>
-        </w:rPr>
-      </w:pPr>
-      <w:r>
-        <w:rPr>
-          <w:rFonts w:ascii="Consolas" w:eastAsia="Times New Roman" w:hAnsi="Consolas" w:cs="Times New Roman"/>
-          <w:color w:val="6A9955"/>
-          <w:kern w:val="0"/>
-          <w:sz w:val="16"/>
-          <w:szCs w:val="16"/>
-          <w:lang w:eastAsia="uk-UA"/>
-        </w:rPr>
-        <w:t># Значення словника</w:t>
-      </w:r>
-    </w:p>
-    <w:p>
-      <w:pPr>
-        <w:shd w:val="clear" w:color="auto" w:fill="1F1F1F"/>
-        <w:spacing w:after="0" w:line="219" w:lineRule="atLeast"/>
-        <w:rPr>
-          <w:rFonts w:ascii="Consolas" w:eastAsia="Times New Roman" w:hAnsi="Consolas" w:cs="Times New Roman"/>
-          <w:color w:val="CCCCCC"/>
-          <w:kern w:val="0"/>
-          <w:sz w:val="16"/>
-          <w:szCs w:val="16"/>
-          <w:lang w:eastAsia="uk-UA"/>
-        </w:rPr>
-      </w:pPr>
-      <w:r>
-        <w:rPr>
-          <w:rFonts w:ascii="Consolas" w:eastAsia="Times New Roman" w:hAnsi="Consolas" w:cs="Times New Roman"/>
-          <w:color w:val="DCDCAA"/>
-          <w:kern w:val="0"/>
-          <w:sz w:val="16"/>
-          <w:szCs w:val="16"/>
-          <w:lang w:eastAsia="uk-UA"/>
-        </w:rPr>
-        <w:t>print</w:t>
-      </w:r>
-      <w:r>
-        <w:rPr>
-          <w:rFonts w:ascii="Consolas" w:eastAsia="Times New Roman" w:hAnsi="Consolas" w:cs="Times New Roman"/>
-          <w:color w:val="CCCCCC"/>
-          <w:kern w:val="0"/>
-          <w:sz w:val="16"/>
-          <w:szCs w:val="16"/>
-          <w:lang w:eastAsia="uk-UA"/>
-        </w:rPr>
-        <w:t>(</w:t>
-      </w:r>
-      <w:r>
-        <w:rPr>
-          <w:rFonts w:ascii="Consolas" w:eastAsia="Times New Roman" w:hAnsi="Consolas" w:cs="Times New Roman"/>
-          <w:color w:val="9CDCFE"/>
-          <w:kern w:val="0"/>
-          <w:sz w:val="16"/>
-          <w:szCs w:val="16"/>
-          <w:lang w:eastAsia="uk-UA"/>
-        </w:rPr>
-        <w:t>student</w:t>
-      </w:r>
-      <w:r>
-        <w:rPr>
-          <w:rFonts w:ascii="Consolas" w:eastAsia="Times New Roman" w:hAnsi="Consolas" w:cs="Times New Roman"/>
-          <w:color w:val="CCCCCC"/>
-          <w:kern w:val="0"/>
-          <w:sz w:val="16"/>
-          <w:szCs w:val="16"/>
-          <w:lang w:eastAsia="uk-UA"/>
-        </w:rPr>
-        <w:t>)</w:t>
-      </w:r>
-    </w:p>
-    <w:p>
-      <w:pPr>
-        <w:shd w:val="clear" w:color="auto" w:fill="1F1F1F"/>
-        <w:spacing w:after="0" w:line="219" w:lineRule="atLeast"/>
-        <w:rPr>
-          <w:rFonts w:ascii="Consolas" w:eastAsia="Times New Roman" w:hAnsi="Consolas" w:cs="Times New Roman"/>
-          <w:color w:val="CCCCCC"/>
-          <w:kern w:val="0"/>
-          <w:sz w:val="16"/>
-          <w:szCs w:val="16"/>
-          <w:lang w:eastAsia="uk-UA"/>
-        </w:rPr>
-      </w:pPr>
-    </w:p>
-    <w:p>
-      <w:pPr>
-        <w:shd w:val="clear" w:color="auto" w:fill="1F1F1F"/>
-        <w:spacing w:after="0" w:line="219" w:lineRule="atLeast"/>
-        <w:rPr>
-          <w:rFonts w:ascii="Consolas" w:eastAsia="Times New Roman" w:hAnsi="Consolas" w:cs="Times New Roman"/>
-          <w:color w:val="CCCCCC"/>
-          <w:kern w:val="0"/>
-          <w:sz w:val="16"/>
-          <w:szCs w:val="16"/>
-          <w:lang w:eastAsia="uk-UA"/>
-        </w:rPr>
-      </w:pPr>
-      <w:r>
-        <w:rPr>
-          <w:rFonts w:ascii="Consolas" w:eastAsia="Times New Roman" w:hAnsi="Consolas" w:cs="Times New Roman"/>
-          <w:color w:val="DCDCAA"/>
-          <w:kern w:val="0"/>
-          <w:sz w:val="16"/>
-          <w:szCs w:val="16"/>
-          <w:lang w:eastAsia="uk-UA"/>
-        </w:rPr>
-        <w:t>print</w:t>
-      </w:r>
-      <w:r>
-        <w:rPr>
-          <w:rFonts w:ascii="Consolas" w:eastAsia="Times New Roman" w:hAnsi="Consolas" w:cs="Times New Roman"/>
-          <w:color w:val="CCCCCC"/>
-          <w:kern w:val="0"/>
-          <w:sz w:val="16"/>
-          <w:szCs w:val="16"/>
-          <w:lang w:eastAsia="uk-UA"/>
-        </w:rPr>
-        <w:t>(</w:t>
-      </w:r>
-      <w:r>
-        <w:rPr>
-          <w:rFonts w:ascii="Consolas" w:eastAsia="Times New Roman" w:hAnsi="Consolas" w:cs="Times New Roman"/>
-          <w:color w:val="9CDCFE"/>
-          <w:kern w:val="0"/>
-          <w:sz w:val="16"/>
-          <w:szCs w:val="16"/>
-          <w:lang w:eastAsia="uk-UA"/>
-        </w:rPr>
-        <w:t>student</w:t>
-      </w:r>
-      <w:r>
-        <w:rPr>
-          <w:rFonts w:ascii="Consolas" w:eastAsia="Times New Roman" w:hAnsi="Consolas" w:cs="Times New Roman"/>
-          <w:color w:val="CCCCCC"/>
-          <w:kern w:val="0"/>
-          <w:sz w:val="16"/>
-          <w:szCs w:val="16"/>
-          <w:lang w:eastAsia="uk-UA"/>
-        </w:rPr>
-        <w:t>.</w:t>
-      </w:r>
-      <w:r>
-        <w:rPr>
-          <w:rFonts w:ascii="Consolas" w:eastAsia="Times New Roman" w:hAnsi="Consolas" w:cs="Times New Roman"/>
-          <w:color w:val="DCDCAA"/>
-          <w:kern w:val="0"/>
-          <w:sz w:val="16"/>
-          <w:szCs w:val="16"/>
-          <w:lang w:eastAsia="uk-UA"/>
-        </w:rPr>
-        <w:t>get</w:t>
-      </w:r>
-      <w:r>
-        <w:rPr>
-          <w:rFonts w:ascii="Consolas" w:eastAsia="Times New Roman" w:hAnsi="Consolas" w:cs="Times New Roman"/>
-          <w:color w:val="CCCCCC"/>
-          <w:kern w:val="0"/>
-          <w:sz w:val="16"/>
-          <w:szCs w:val="16"/>
-          <w:lang w:eastAsia="uk-UA"/>
-        </w:rPr>
-        <w:t>(</w:t>
-      </w:r>
-      <w:r>
-        <w:rPr>
-          <w:rFonts w:ascii="Consolas" w:eastAsia="Times New Roman" w:hAnsi="Consolas" w:cs="Times New Roman"/>
-          <w:color w:val="CE9178"/>
-          <w:kern w:val="0"/>
-          <w:sz w:val="16"/>
-          <w:szCs w:val="16"/>
-          <w:lang w:eastAsia="uk-UA"/>
-        </w:rPr>
-        <w:t>"name"</w:t>
-      </w:r>
-      <w:r>
-        <w:rPr>
-          <w:rFonts w:ascii="Consolas" w:eastAsia="Times New Roman" w:hAnsi="Consolas" w:cs="Times New Roman"/>
-          <w:color w:val="CCCCCC"/>
-          <w:kern w:val="0"/>
-          <w:sz w:val="16"/>
-          <w:szCs w:val="16"/>
-          <w:lang w:eastAsia="uk-UA"/>
-        </w:rPr>
-        <w:t xml:space="preserve">)) </w:t>
-      </w:r>
-      <w:r>
-        <w:rPr>
-          <w:rFonts w:ascii="Consolas" w:eastAsia="Times New Roman" w:hAnsi="Consolas" w:cs="Times New Roman"/>
-          <w:color w:val="6A9955"/>
-          <w:kern w:val="0"/>
-          <w:sz w:val="16"/>
-          <w:szCs w:val="16"/>
-          <w:lang w:eastAsia="uk-UA"/>
-        </w:rPr>
-        <w:t>#Звертаємося по ключу</w:t>
-      </w:r>
-    </w:p>
-    <w:p>
-      <w:pPr>
-        <w:shd w:val="clear" w:color="auto" w:fill="1F1F1F"/>
-        <w:spacing w:after="0" w:line="219" w:lineRule="atLeast"/>
-        <w:rPr>
-          <w:rFonts w:ascii="Consolas" w:eastAsia="Times New Roman" w:hAnsi="Consolas" w:cs="Times New Roman"/>
-          <w:color w:val="CCCCCC"/>
-          <w:kern w:val="0"/>
-          <w:sz w:val="16"/>
-          <w:szCs w:val="16"/>
-          <w:lang w:eastAsia="uk-UA"/>
-        </w:rPr>
-      </w:pPr>
-      <w:r>
-        <w:rPr>
-          <w:rFonts w:ascii="Consolas" w:eastAsia="Times New Roman" w:hAnsi="Consolas" w:cs="Times New Roman"/>
-          <w:color w:val="DCDCAA"/>
-          <w:kern w:val="0"/>
-          <w:sz w:val="16"/>
-          <w:szCs w:val="16"/>
-          <w:lang w:eastAsia="uk-UA"/>
-        </w:rPr>
-        <w:t>print</w:t>
-      </w:r>
-      <w:r>
-        <w:rPr>
-          <w:rFonts w:ascii="Consolas" w:eastAsia="Times New Roman" w:hAnsi="Consolas" w:cs="Times New Roman"/>
-          <w:color w:val="CCCCCC"/>
-          <w:kern w:val="0"/>
-          <w:sz w:val="16"/>
-          <w:szCs w:val="16"/>
-          <w:lang w:eastAsia="uk-UA"/>
-        </w:rPr>
-        <w:t>(</w:t>
-      </w:r>
-      <w:r>
-        <w:rPr>
-          <w:rFonts w:ascii="Consolas" w:eastAsia="Times New Roman" w:hAnsi="Consolas" w:cs="Times New Roman"/>
-          <w:color w:val="9CDCFE"/>
-          <w:kern w:val="0"/>
-          <w:sz w:val="16"/>
-          <w:szCs w:val="16"/>
-          <w:lang w:eastAsia="uk-UA"/>
-        </w:rPr>
-        <w:t>student</w:t>
-      </w:r>
-      <w:r>
-        <w:rPr>
-          <w:rFonts w:ascii="Consolas" w:eastAsia="Times New Roman" w:hAnsi="Consolas" w:cs="Times New Roman"/>
-          <w:color w:val="CCCCCC"/>
-          <w:kern w:val="0"/>
-          <w:sz w:val="16"/>
-          <w:szCs w:val="16"/>
-          <w:lang w:eastAsia="uk-UA"/>
-        </w:rPr>
-        <w:t>[</w:t>
-      </w:r>
-      <w:r>
-        <w:rPr>
-          <w:rFonts w:ascii="Consolas" w:eastAsia="Times New Roman" w:hAnsi="Consolas" w:cs="Times New Roman"/>
-          <w:color w:val="CE9178"/>
-          <w:kern w:val="0"/>
-          <w:sz w:val="16"/>
-          <w:szCs w:val="16"/>
-          <w:lang w:eastAsia="uk-UA"/>
-        </w:rPr>
-        <w:t>"name"</w:t>
-      </w:r>
-      <w:r>
-        <w:rPr>
-          <w:rFonts w:ascii="Consolas" w:eastAsia="Times New Roman" w:hAnsi="Consolas" w:cs="Times New Roman"/>
-          <w:color w:val="CCCCCC"/>
-          <w:kern w:val="0"/>
-          <w:sz w:val="16"/>
-          <w:szCs w:val="16"/>
-          <w:lang w:eastAsia="uk-UA"/>
-        </w:rPr>
-        <w:t xml:space="preserve">]) </w:t>
-      </w:r>
-      <w:r>
-        <w:rPr>
-          <w:rFonts w:ascii="Consolas" w:eastAsia="Times New Roman" w:hAnsi="Consolas" w:cs="Times New Roman"/>
-          <w:color w:val="6A9955"/>
-          <w:kern w:val="0"/>
-          <w:sz w:val="16"/>
-          <w:szCs w:val="16"/>
-          <w:lang w:eastAsia="uk-UA"/>
-        </w:rPr>
-        <w:t>#Звертаємося по ключу</w:t>
-      </w:r>
-    </w:p>
-    <w:p>
-      <w:pPr>
-        <w:shd w:val="clear" w:color="auto" w:fill="1F1F1F"/>
-        <w:spacing w:after="0" w:line="219" w:lineRule="atLeast"/>
-        <w:rPr>
-          <w:rFonts w:ascii="Consolas" w:eastAsia="Times New Roman" w:hAnsi="Consolas" w:cs="Times New Roman"/>
-          <w:color w:val="CCCCCC"/>
-          <w:kern w:val="0"/>
-          <w:sz w:val="16"/>
-          <w:szCs w:val="16"/>
-          <w:lang w:eastAsia="uk-UA"/>
-        </w:rPr>
-      </w:pPr>
-    </w:p>
-    <w:p>
-      <w:pPr>
-        <w:shd w:val="clear" w:color="auto" w:fill="1F1F1F"/>
-        <w:spacing w:after="0" w:line="219" w:lineRule="atLeast"/>
-        <w:rPr>
-          <w:rFonts w:ascii="Consolas" w:eastAsia="Times New Roman" w:hAnsi="Consolas" w:cs="Times New Roman"/>
-          <w:color w:val="CCCCCC"/>
-          <w:kern w:val="0"/>
-          <w:sz w:val="16"/>
-          <w:szCs w:val="16"/>
-          <w:lang w:eastAsia="uk-UA"/>
-        </w:rPr>
-      </w:pPr>
-      <w:r>
-        <w:rPr>
-          <w:rFonts w:ascii="Consolas" w:eastAsia="Times New Roman" w:hAnsi="Consolas" w:cs="Times New Roman"/>
-          <w:color w:val="9CDCFE"/>
-          <w:kern w:val="0"/>
-          <w:sz w:val="16"/>
-          <w:szCs w:val="16"/>
-          <w:lang w:eastAsia="uk-UA"/>
-        </w:rPr>
-        <w:t>student</w:t>
-      </w:r>
-      <w:r>
-        <w:rPr>
-          <w:rFonts w:ascii="Consolas" w:eastAsia="Times New Roman" w:hAnsi="Consolas" w:cs="Times New Roman"/>
-          <w:color w:val="CCCCCC"/>
-          <w:kern w:val="0"/>
-          <w:sz w:val="16"/>
-          <w:szCs w:val="16"/>
-          <w:lang w:eastAsia="uk-UA"/>
-        </w:rPr>
-        <w:t>[</w:t>
-      </w:r>
-      <w:r>
-        <w:rPr>
-          <w:rFonts w:ascii="Consolas" w:eastAsia="Times New Roman" w:hAnsi="Consolas" w:cs="Times New Roman"/>
-          <w:color w:val="CE9178"/>
-          <w:kern w:val="0"/>
-          <w:sz w:val="16"/>
-          <w:szCs w:val="16"/>
-          <w:lang w:eastAsia="uk-UA"/>
-        </w:rPr>
-        <w:t>"email"</w:t>
-      </w:r>
-      <w:r>
-        <w:rPr>
-          <w:rFonts w:ascii="Consolas" w:eastAsia="Times New Roman" w:hAnsi="Consolas" w:cs="Times New Roman"/>
-          <w:color w:val="CCCCCC"/>
-          <w:kern w:val="0"/>
-          <w:sz w:val="16"/>
-          <w:szCs w:val="16"/>
-          <w:lang w:eastAsia="uk-UA"/>
-        </w:rPr>
-        <w:t xml:space="preserve">] </w:t>
-      </w:r>
-      <w:r>
-        <w:rPr>
-          <w:rFonts w:ascii="Consolas" w:eastAsia="Times New Roman" w:hAnsi="Consolas" w:cs="Times New Roman"/>
-          <w:color w:val="D4D4D4"/>
-          <w:kern w:val="0"/>
-          <w:sz w:val="16"/>
-          <w:szCs w:val="16"/>
-          <w:lang w:eastAsia="uk-UA"/>
-        </w:rPr>
-        <w:t>=</w:t>
-      </w:r>
-      <w:r>
-        <w:rPr>
-          <w:rFonts w:ascii="Consolas" w:eastAsia="Times New Roman" w:hAnsi="Consolas" w:cs="Times New Roman"/>
-          <w:color w:val="CCCCCC"/>
-          <w:kern w:val="0"/>
-          <w:sz w:val="16"/>
-          <w:szCs w:val="16"/>
-          <w:lang w:eastAsia="uk-UA"/>
-        </w:rPr>
-        <w:t xml:space="preserve"> </w:t>
-      </w:r>
-      <w:r>
-        <w:rPr>
-          <w:rFonts w:ascii="Consolas" w:eastAsia="Times New Roman" w:hAnsi="Consolas" w:cs="Times New Roman"/>
-          <w:color w:val="CE9178"/>
-          <w:kern w:val="0"/>
-          <w:sz w:val="16"/>
-          <w:szCs w:val="16"/>
-          <w:lang w:eastAsia="uk-UA"/>
-        </w:rPr>
-        <w:t>"ivan@gmail.com"</w:t>
-      </w:r>
-    </w:p>
-    <w:p>
-      <w:pPr>
-        <w:shd w:val="clear" w:color="auto" w:fill="1F1F1F"/>
-        <w:spacing w:after="0" w:line="219" w:lineRule="atLeast"/>
-        <w:rPr>
-          <w:rFonts w:ascii="Consolas" w:eastAsia="Times New Roman" w:hAnsi="Consolas" w:cs="Times New Roman"/>
-          <w:color w:val="CCCCCC"/>
-          <w:kern w:val="0"/>
-          <w:sz w:val="16"/>
-          <w:szCs w:val="16"/>
-          <w:lang w:eastAsia="uk-UA"/>
-        </w:rPr>
-      </w:pPr>
-      <w:r>
-        <w:rPr>
-          <w:rFonts w:ascii="Consolas" w:eastAsia="Times New Roman" w:hAnsi="Consolas" w:cs="Times New Roman"/>
-          <w:color w:val="6A9955"/>
-          <w:kern w:val="0"/>
-          <w:sz w:val="16"/>
-          <w:szCs w:val="16"/>
-          <w:lang w:eastAsia="uk-UA"/>
-        </w:rPr>
-        <w:t># Додали нове значення у словник</w:t>
-      </w:r>
-    </w:p>
-    <w:p>
-      <w:pPr>
-        <w:shd w:val="clear" w:color="auto" w:fill="1F1F1F"/>
-        <w:spacing w:after="0" w:line="219" w:lineRule="atLeast"/>
-        <w:rPr>
-          <w:rFonts w:ascii="Consolas" w:eastAsia="Times New Roman" w:hAnsi="Consolas" w:cs="Times New Roman"/>
-          <w:color w:val="CCCCCC"/>
-          <w:kern w:val="0"/>
-          <w:sz w:val="16"/>
-          <w:szCs w:val="16"/>
-          <w:lang w:eastAsia="uk-UA"/>
-        </w:rPr>
-      </w:pPr>
-      <w:r>
-        <w:rPr>
-          <w:rFonts w:ascii="Consolas" w:eastAsia="Times New Roman" w:hAnsi="Consolas" w:cs="Times New Roman"/>
-          <w:color w:val="DCDCAA"/>
-          <w:kern w:val="0"/>
-          <w:sz w:val="16"/>
-          <w:szCs w:val="16"/>
-          <w:lang w:eastAsia="uk-UA"/>
-        </w:rPr>
-        <w:t>print</w:t>
-      </w:r>
-      <w:r>
-        <w:rPr>
-          <w:rFonts w:ascii="Consolas" w:eastAsia="Times New Roman" w:hAnsi="Consolas" w:cs="Times New Roman"/>
-          <w:color w:val="CCCCCC"/>
-          <w:kern w:val="0"/>
-          <w:sz w:val="16"/>
-          <w:szCs w:val="16"/>
-          <w:lang w:eastAsia="uk-UA"/>
-        </w:rPr>
-        <w:t>(</w:t>
-      </w:r>
-      <w:r>
-        <w:rPr>
-          <w:rFonts w:ascii="Consolas" w:eastAsia="Times New Roman" w:hAnsi="Consolas" w:cs="Times New Roman"/>
-          <w:color w:val="9CDCFE"/>
-          <w:kern w:val="0"/>
-          <w:sz w:val="16"/>
-          <w:szCs w:val="16"/>
-          <w:lang w:eastAsia="uk-UA"/>
-        </w:rPr>
-        <w:t>student</w:t>
-      </w:r>
-      <w:r>
-        <w:rPr>
-          <w:rFonts w:ascii="Consolas" w:eastAsia="Times New Roman" w:hAnsi="Consolas" w:cs="Times New Roman"/>
-          <w:color w:val="CCCCCC"/>
-          <w:kern w:val="0"/>
-          <w:sz w:val="16"/>
-          <w:szCs w:val="16"/>
-          <w:lang w:eastAsia="uk-UA"/>
-        </w:rPr>
-        <w:t>)</w:t>
-      </w:r>
-    </w:p>
-    <w:p>
-      <w:pPr>
-        <w:shd w:val="clear" w:color="auto" w:fill="1F1F1F"/>
-        <w:spacing w:after="0" w:line="219" w:lineRule="atLeast"/>
-        <w:rPr>
-          <w:rFonts w:ascii="Consolas" w:eastAsia="Times New Roman" w:hAnsi="Consolas" w:cs="Times New Roman"/>
-          <w:color w:val="CCCCCC"/>
-          <w:kern w:val="0"/>
-          <w:sz w:val="16"/>
-          <w:szCs w:val="16"/>
-          <w:lang w:eastAsia="uk-UA"/>
-        </w:rPr>
-      </w:pPr>
-    </w:p>
-    <w:p>
-      <w:pPr>
-        <w:shd w:val="clear" w:color="auto" w:fill="1F1F1F"/>
-        <w:spacing w:after="0" w:line="219" w:lineRule="atLeast"/>
-        <w:rPr>
-          <w:rFonts w:ascii="Consolas" w:eastAsia="Times New Roman" w:hAnsi="Consolas" w:cs="Times New Roman"/>
-          <w:color w:val="CCCCCC"/>
-          <w:kern w:val="0"/>
-          <w:sz w:val="16"/>
-          <w:szCs w:val="16"/>
-          <w:lang w:eastAsia="uk-UA"/>
-        </w:rPr>
-      </w:pPr>
-      <w:r>
-        <w:rPr>
-          <w:rFonts w:ascii="Consolas" w:eastAsia="Times New Roman" w:hAnsi="Consolas" w:cs="Times New Roman"/>
-          <w:color w:val="C586C0"/>
-          <w:kern w:val="0"/>
-          <w:sz w:val="16"/>
-          <w:szCs w:val="16"/>
-          <w:lang w:eastAsia="uk-UA"/>
-        </w:rPr>
-        <w:t>del</w:t>
-      </w:r>
-      <w:r>
-        <w:rPr>
-          <w:rFonts w:ascii="Consolas" w:eastAsia="Times New Roman" w:hAnsi="Consolas" w:cs="Times New Roman"/>
-          <w:color w:val="CCCCCC"/>
-          <w:kern w:val="0"/>
-          <w:sz w:val="16"/>
-          <w:szCs w:val="16"/>
-          <w:lang w:eastAsia="uk-UA"/>
-        </w:rPr>
-        <w:t xml:space="preserve"> </w:t>
-      </w:r>
-      <w:r>
-        <w:rPr>
-          <w:rFonts w:ascii="Consolas" w:eastAsia="Times New Roman" w:hAnsi="Consolas" w:cs="Times New Roman"/>
-          <w:color w:val="9CDCFE"/>
-          <w:kern w:val="0"/>
-          <w:sz w:val="16"/>
-          <w:szCs w:val="16"/>
-          <w:lang w:eastAsia="uk-UA"/>
-        </w:rPr>
-        <w:t>student</w:t>
-      </w:r>
-      <w:r>
-        <w:rPr>
-          <w:rFonts w:ascii="Consolas" w:eastAsia="Times New Roman" w:hAnsi="Consolas" w:cs="Times New Roman"/>
-          <w:color w:val="CCCCCC"/>
-          <w:kern w:val="0"/>
-          <w:sz w:val="16"/>
-          <w:szCs w:val="16"/>
-          <w:lang w:eastAsia="uk-UA"/>
-        </w:rPr>
-        <w:t>[</w:t>
-      </w:r>
-      <w:r>
-        <w:rPr>
-          <w:rFonts w:ascii="Consolas" w:eastAsia="Times New Roman" w:hAnsi="Consolas" w:cs="Times New Roman"/>
-          <w:color w:val="CE9178"/>
-          <w:kern w:val="0"/>
-          <w:sz w:val="16"/>
-          <w:szCs w:val="16"/>
-          <w:lang w:eastAsia="uk-UA"/>
-        </w:rPr>
-        <w:t>"grade"</w:t>
-      </w:r>
-      <w:r>
-        <w:rPr>
-          <w:rFonts w:ascii="Consolas" w:eastAsia="Times New Roman" w:hAnsi="Consolas" w:cs="Times New Roman"/>
-          <w:color w:val="CCCCCC"/>
-          <w:kern w:val="0"/>
-          <w:sz w:val="16"/>
-          <w:szCs w:val="16"/>
-          <w:lang w:eastAsia="uk-UA"/>
-        </w:rPr>
-        <w:t>]</w:t>
-      </w:r>
-    </w:p>
-    <w:p>
-      <w:pPr>
-        <w:shd w:val="clear" w:color="auto" w:fill="1F1F1F"/>
-        <w:spacing w:after="0" w:line="219" w:lineRule="atLeast"/>
-        <w:rPr>
-          <w:rFonts w:ascii="Consolas" w:eastAsia="Times New Roman" w:hAnsi="Consolas" w:cs="Times New Roman"/>
-          <w:color w:val="CCCCCC"/>
-          <w:kern w:val="0"/>
-          <w:sz w:val="16"/>
-          <w:szCs w:val="16"/>
-          <w:lang w:eastAsia="uk-UA"/>
-        </w:rPr>
-      </w:pPr>
-      <w:r>
-        <w:rPr>
-          <w:rFonts w:ascii="Consolas" w:eastAsia="Times New Roman" w:hAnsi="Consolas" w:cs="Times New Roman"/>
-          <w:color w:val="DCDCAA"/>
-          <w:kern w:val="0"/>
-          <w:sz w:val="16"/>
-          <w:szCs w:val="16"/>
-          <w:lang w:eastAsia="uk-UA"/>
-        </w:rPr>
-        <w:t>print</w:t>
-      </w:r>
-      <w:r>
-        <w:rPr>
-          <w:rFonts w:ascii="Consolas" w:eastAsia="Times New Roman" w:hAnsi="Consolas" w:cs="Times New Roman"/>
-          <w:color w:val="CCCCCC"/>
-          <w:kern w:val="0"/>
-          <w:sz w:val="16"/>
-          <w:szCs w:val="16"/>
-          <w:lang w:eastAsia="uk-UA"/>
-        </w:rPr>
-        <w:t>(</w:t>
-      </w:r>
-      <w:r>
-        <w:rPr>
-          <w:rFonts w:ascii="Consolas" w:eastAsia="Times New Roman" w:hAnsi="Consolas" w:cs="Times New Roman"/>
-          <w:color w:val="9CDCFE"/>
-          <w:kern w:val="0"/>
-          <w:sz w:val="16"/>
-          <w:szCs w:val="16"/>
-          <w:lang w:eastAsia="uk-UA"/>
-        </w:rPr>
-        <w:t>student</w:t>
-      </w:r>
-      <w:r>
-        <w:rPr>
-          <w:rFonts w:ascii="Consolas" w:eastAsia="Times New Roman" w:hAnsi="Consolas" w:cs="Times New Roman"/>
-          <w:color w:val="CCCCCC"/>
-          <w:kern w:val="0"/>
-          <w:sz w:val="16"/>
-          <w:szCs w:val="16"/>
-          <w:lang w:eastAsia="uk-UA"/>
-        </w:rPr>
-        <w:t>)</w:t>
-      </w:r>
-    </w:p>
-    <w:p>
-      <w:pPr>
-        <w:shd w:val="clear" w:color="auto" w:fill="1F1F1F"/>
-        <w:spacing w:after="0" w:line="219" w:lineRule="atLeast"/>
-        <w:rPr>
-          <w:rFonts w:ascii="Consolas" w:eastAsia="Times New Roman" w:hAnsi="Consolas" w:cs="Times New Roman"/>
-          <w:color w:val="CCCCCC"/>
-          <w:kern w:val="0"/>
-          <w:sz w:val="16"/>
-          <w:szCs w:val="16"/>
-          <w:lang w:eastAsia="uk-UA"/>
-        </w:rPr>
-      </w:pPr>
-    </w:p>
-    <w:p>
-      <w:pPr>
-        <w:shd w:val="clear" w:color="auto" w:fill="1F1F1F"/>
-        <w:spacing w:after="0" w:line="219" w:lineRule="atLeast"/>
-        <w:rPr>
-          <w:rFonts w:ascii="Consolas" w:eastAsia="Times New Roman" w:hAnsi="Consolas" w:cs="Times New Roman"/>
-          <w:color w:val="CCCCCC"/>
-          <w:kern w:val="0"/>
-          <w:sz w:val="16"/>
-          <w:szCs w:val="16"/>
-          <w:lang w:eastAsia="uk-UA"/>
-        </w:rPr>
-      </w:pPr>
-      <w:r>
-        <w:rPr>
-          <w:rFonts w:ascii="Consolas" w:eastAsia="Times New Roman" w:hAnsi="Consolas" w:cs="Times New Roman"/>
-          <w:color w:val="C586C0"/>
-          <w:kern w:val="0"/>
-          <w:sz w:val="16"/>
-          <w:szCs w:val="16"/>
-          <w:lang w:eastAsia="uk-UA"/>
-        </w:rPr>
-        <w:t>for</w:t>
-      </w:r>
-      <w:r>
-        <w:rPr>
-          <w:rFonts w:ascii="Consolas" w:eastAsia="Times New Roman" w:hAnsi="Consolas" w:cs="Times New Roman"/>
-          <w:color w:val="CCCCCC"/>
-          <w:kern w:val="0"/>
-          <w:sz w:val="16"/>
-          <w:szCs w:val="16"/>
-          <w:lang w:eastAsia="uk-UA"/>
-        </w:rPr>
-        <w:t xml:space="preserve"> </w:t>
-      </w:r>
-      <w:r>
-        <w:rPr>
-          <w:rFonts w:ascii="Consolas" w:eastAsia="Times New Roman" w:hAnsi="Consolas" w:cs="Times New Roman"/>
-          <w:color w:val="9CDCFE"/>
-          <w:kern w:val="0"/>
-          <w:sz w:val="16"/>
-          <w:szCs w:val="16"/>
-          <w:lang w:eastAsia="uk-UA"/>
-        </w:rPr>
-        <w:t>key</w:t>
-      </w:r>
-      <w:r>
-        <w:rPr>
-          <w:rFonts w:ascii="Consolas" w:eastAsia="Times New Roman" w:hAnsi="Consolas" w:cs="Times New Roman"/>
-          <w:color w:val="CCCCCC"/>
-          <w:kern w:val="0"/>
-          <w:sz w:val="16"/>
-          <w:szCs w:val="16"/>
-          <w:lang w:eastAsia="uk-UA"/>
-        </w:rPr>
-        <w:t xml:space="preserve"> </w:t>
-      </w:r>
-      <w:r>
-        <w:rPr>
-          <w:rFonts w:ascii="Consolas" w:eastAsia="Times New Roman" w:hAnsi="Consolas" w:cs="Times New Roman"/>
-          <w:color w:val="C586C0"/>
-          <w:kern w:val="0"/>
-          <w:sz w:val="16"/>
-          <w:szCs w:val="16"/>
-          <w:lang w:eastAsia="uk-UA"/>
-        </w:rPr>
-        <w:t>in</w:t>
-      </w:r>
-      <w:r>
-        <w:rPr>
-          <w:rFonts w:ascii="Consolas" w:eastAsia="Times New Roman" w:hAnsi="Consolas" w:cs="Times New Roman"/>
-          <w:color w:val="CCCCCC"/>
-          <w:kern w:val="0"/>
-          <w:sz w:val="16"/>
-          <w:szCs w:val="16"/>
-          <w:lang w:eastAsia="uk-UA"/>
-        </w:rPr>
-        <w:t xml:space="preserve"> </w:t>
-      </w:r>
-      <w:r>
-        <w:rPr>
-          <w:rFonts w:ascii="Consolas" w:eastAsia="Times New Roman" w:hAnsi="Consolas" w:cs="Times New Roman"/>
-          <w:color w:val="9CDCFE"/>
-          <w:kern w:val="0"/>
-          <w:sz w:val="16"/>
-          <w:szCs w:val="16"/>
-          <w:lang w:eastAsia="uk-UA"/>
-        </w:rPr>
-        <w:t>student</w:t>
-      </w:r>
-      <w:r>
-        <w:rPr>
-          <w:rFonts w:ascii="Consolas" w:eastAsia="Times New Roman" w:hAnsi="Consolas" w:cs="Times New Roman"/>
-          <w:color w:val="CCCCCC"/>
-          <w:kern w:val="0"/>
-          <w:sz w:val="16"/>
-          <w:szCs w:val="16"/>
-          <w:lang w:eastAsia="uk-UA"/>
-        </w:rPr>
-        <w:t>:</w:t>
-      </w:r>
-    </w:p>
-    <w:p>
-      <w:pPr>
-        <w:shd w:val="clear" w:color="auto" w:fill="1F1F1F"/>
-        <w:spacing w:after="0" w:line="219" w:lineRule="atLeast"/>
-        <w:rPr>
-          <w:rFonts w:ascii="Consolas" w:eastAsia="Times New Roman" w:hAnsi="Consolas" w:cs="Times New Roman"/>
-          <w:color w:val="CCCCCC"/>
-          <w:kern w:val="0"/>
-          <w:sz w:val="16"/>
-          <w:szCs w:val="16"/>
-          <w:lang w:eastAsia="uk-UA"/>
-        </w:rPr>
-      </w:pPr>
-      <w:r>
-        <w:rPr>
-          <w:rFonts w:ascii="Consolas" w:eastAsia="Times New Roman" w:hAnsi="Consolas" w:cs="Times New Roman"/>
-          <w:color w:val="CCCCCC"/>
-          <w:kern w:val="0"/>
-          <w:sz w:val="16"/>
-          <w:szCs w:val="16"/>
-          <w:lang w:eastAsia="uk-UA"/>
-        </w:rPr>
-        <w:t xml:space="preserve">    </w:t>
-      </w:r>
-      <w:r>
-        <w:rPr>
-          <w:rFonts w:ascii="Consolas" w:eastAsia="Times New Roman" w:hAnsi="Consolas" w:cs="Times New Roman"/>
-          <w:color w:val="DCDCAA"/>
-          <w:kern w:val="0"/>
-          <w:sz w:val="16"/>
-          <w:szCs w:val="16"/>
-          <w:lang w:eastAsia="uk-UA"/>
-        </w:rPr>
-        <w:t>print</w:t>
-      </w:r>
-      <w:r>
-        <w:rPr>
-          <w:rFonts w:ascii="Consolas" w:eastAsia="Times New Roman" w:hAnsi="Consolas" w:cs="Times New Roman"/>
-          <w:color w:val="CCCCCC"/>
-          <w:kern w:val="0"/>
-          <w:sz w:val="16"/>
-          <w:szCs w:val="16"/>
-          <w:lang w:eastAsia="uk-UA"/>
-        </w:rPr>
-        <w:t xml:space="preserve"> (</w:t>
-      </w:r>
-      <w:r>
-        <w:rPr>
-          <w:rFonts w:ascii="Consolas" w:eastAsia="Times New Roman" w:hAnsi="Consolas" w:cs="Times New Roman"/>
-          <w:color w:val="569CD6"/>
-          <w:kern w:val="0"/>
-          <w:sz w:val="16"/>
-          <w:szCs w:val="16"/>
-          <w:lang w:eastAsia="uk-UA"/>
-        </w:rPr>
-        <w:t>f</w:t>
-      </w:r>
-      <w:r>
-        <w:rPr>
-          <w:rFonts w:ascii="Consolas" w:eastAsia="Times New Roman" w:hAnsi="Consolas" w:cs="Times New Roman"/>
-          <w:color w:val="CE9178"/>
-          <w:kern w:val="0"/>
-          <w:sz w:val="16"/>
-          <w:szCs w:val="16"/>
-          <w:lang w:eastAsia="uk-UA"/>
-        </w:rPr>
-        <w:t>"</w:t>
-      </w:r>
-      <w:r>
-        <w:rPr>
-          <w:rFonts w:ascii="Consolas" w:eastAsia="Times New Roman" w:hAnsi="Consolas" w:cs="Times New Roman"/>
-          <w:color w:val="569CD6"/>
-          <w:kern w:val="0"/>
-          <w:sz w:val="16"/>
-          <w:szCs w:val="16"/>
-          <w:lang w:eastAsia="uk-UA"/>
-        </w:rPr>
-        <w:t>{</w:t>
-      </w:r>
-      <w:r>
-        <w:rPr>
-          <w:rFonts w:ascii="Consolas" w:eastAsia="Times New Roman" w:hAnsi="Consolas" w:cs="Times New Roman"/>
-          <w:color w:val="9CDCFE"/>
-          <w:kern w:val="0"/>
-          <w:sz w:val="16"/>
-          <w:szCs w:val="16"/>
-          <w:lang w:eastAsia="uk-UA"/>
-        </w:rPr>
-        <w:t>key</w:t>
-      </w:r>
-      <w:r>
-        <w:rPr>
-          <w:rFonts w:ascii="Consolas" w:eastAsia="Times New Roman" w:hAnsi="Consolas" w:cs="Times New Roman"/>
-          <w:color w:val="569CD6"/>
-          <w:kern w:val="0"/>
-          <w:sz w:val="16"/>
-          <w:szCs w:val="16"/>
-          <w:lang w:eastAsia="uk-UA"/>
-        </w:rPr>
-        <w:t>}</w:t>
-      </w:r>
-      <w:r>
-        <w:rPr>
-          <w:rFonts w:ascii="Consolas" w:eastAsia="Times New Roman" w:hAnsi="Consolas" w:cs="Times New Roman"/>
-          <w:color w:val="CE9178"/>
-          <w:kern w:val="0"/>
-          <w:sz w:val="16"/>
-          <w:szCs w:val="16"/>
-          <w:lang w:eastAsia="uk-UA"/>
-        </w:rPr>
-        <w:t>:</w:t>
-      </w:r>
-      <w:r>
-        <w:rPr>
-          <w:rFonts w:ascii="Consolas" w:eastAsia="Times New Roman" w:hAnsi="Consolas" w:cs="Times New Roman"/>
-          <w:color w:val="569CD6"/>
-          <w:kern w:val="0"/>
-          <w:sz w:val="16"/>
-          <w:szCs w:val="16"/>
-          <w:lang w:eastAsia="uk-UA"/>
-        </w:rPr>
-        <w:t>{</w:t>
-      </w:r>
-      <w:r>
-        <w:rPr>
-          <w:rFonts w:ascii="Consolas" w:eastAsia="Times New Roman" w:hAnsi="Consolas" w:cs="Times New Roman"/>
-          <w:color w:val="9CDCFE"/>
-          <w:kern w:val="0"/>
-          <w:sz w:val="16"/>
-          <w:szCs w:val="16"/>
-          <w:lang w:eastAsia="uk-UA"/>
-        </w:rPr>
-        <w:t>student</w:t>
-      </w:r>
-      <w:r>
-        <w:rPr>
-          <w:rFonts w:ascii="Consolas" w:eastAsia="Times New Roman" w:hAnsi="Consolas" w:cs="Times New Roman"/>
-          <w:color w:val="CCCCCC"/>
-          <w:kern w:val="0"/>
-          <w:sz w:val="16"/>
-          <w:szCs w:val="16"/>
-          <w:lang w:eastAsia="uk-UA"/>
-        </w:rPr>
-        <w:t>[</w:t>
-      </w:r>
-      <w:r>
-        <w:rPr>
-          <w:rFonts w:ascii="Consolas" w:eastAsia="Times New Roman" w:hAnsi="Consolas" w:cs="Times New Roman"/>
-          <w:color w:val="9CDCFE"/>
-          <w:kern w:val="0"/>
-          <w:sz w:val="16"/>
-          <w:szCs w:val="16"/>
-          <w:lang w:eastAsia="uk-UA"/>
-        </w:rPr>
-        <w:t>key</w:t>
-      </w:r>
-      <w:r>
-        <w:rPr>
-          <w:rFonts w:ascii="Consolas" w:eastAsia="Times New Roman" w:hAnsi="Consolas" w:cs="Times New Roman"/>
-          <w:color w:val="CCCCCC"/>
-          <w:kern w:val="0"/>
-          <w:sz w:val="16"/>
-          <w:szCs w:val="16"/>
-          <w:lang w:eastAsia="uk-UA"/>
-        </w:rPr>
-        <w:t>]</w:t>
-      </w:r>
-      <w:r>
-        <w:rPr>
-          <w:rFonts w:ascii="Consolas" w:eastAsia="Times New Roman" w:hAnsi="Consolas" w:cs="Times New Roman"/>
-          <w:color w:val="569CD6"/>
-          <w:kern w:val="0"/>
-          <w:sz w:val="16"/>
-          <w:szCs w:val="16"/>
-          <w:lang w:eastAsia="uk-UA"/>
-        </w:rPr>
-        <w:t>}</w:t>
-      </w:r>
-      <w:r>
-        <w:rPr>
-          <w:rFonts w:ascii="Consolas" w:eastAsia="Times New Roman" w:hAnsi="Consolas" w:cs="Times New Roman"/>
-          <w:color w:val="CE9178"/>
-          <w:kern w:val="0"/>
-          <w:sz w:val="16"/>
-          <w:szCs w:val="16"/>
-          <w:lang w:eastAsia="uk-UA"/>
-        </w:rPr>
-        <w:t>"</w:t>
-      </w:r>
-      <w:r>
-        <w:rPr>
-          <w:rFonts w:ascii="Consolas" w:eastAsia="Times New Roman" w:hAnsi="Consolas" w:cs="Times New Roman"/>
-          <w:color w:val="CCCCCC"/>
-          <w:kern w:val="0"/>
-          <w:sz w:val="16"/>
-          <w:szCs w:val="16"/>
-          <w:lang w:eastAsia="uk-UA"/>
-        </w:rPr>
-        <w:t>)</w:t>
-      </w:r>
-    </w:p>
-    <w:p>
-      <w:pPr>
-        <w:shd w:val="clear" w:color="auto" w:fill="1F1F1F"/>
-        <w:spacing w:after="0" w:line="219" w:lineRule="atLeast"/>
-        <w:rPr>
-          <w:rFonts w:ascii="Consolas" w:eastAsia="Times New Roman" w:hAnsi="Consolas" w:cs="Times New Roman"/>
-          <w:color w:val="CCCCCC"/>
-          <w:kern w:val="0"/>
-          <w:sz w:val="16"/>
-          <w:szCs w:val="16"/>
-          <w:lang w:eastAsia="uk-UA"/>
-        </w:rPr>
-      </w:pPr>
-    </w:p>
-    <w:p>
-      <w:pPr>
-        <w:spacing w:after="0"/>
-        <w:rPr>
-          <w:noProof/>
-          <w:sz w:val="16"/>
-          <w:szCs w:val="16"/>
-          <w:lang w:val="en-US" w:eastAsia="uk-UA"/>
-        </w:rPr>
-      </w:pPr>
-    </w:p>
-    <w:p>
-      <w:pPr>
-        <w:shd w:val="clear" w:color="auto" w:fill="1F1F1F"/>
-        <w:spacing w:after="0" w:line="219" w:lineRule="atLeast"/>
-        <w:rPr>
-          <w:rFonts w:ascii="Consolas" w:eastAsia="Times New Roman" w:hAnsi="Consolas" w:cs="Times New Roman"/>
-          <w:color w:val="CCCCCC"/>
-          <w:kern w:val="0"/>
-          <w:sz w:val="16"/>
-          <w:szCs w:val="16"/>
-          <w:lang w:eastAsia="uk-UA"/>
-        </w:rPr>
-      </w:pPr>
-      <w:r>
-        <w:rPr>
-          <w:rFonts w:ascii="Consolas" w:eastAsia="Times New Roman" w:hAnsi="Consolas" w:cs="Times New Roman"/>
-          <w:color w:val="6A9955"/>
-          <w:kern w:val="0"/>
-          <w:sz w:val="16"/>
-          <w:szCs w:val="16"/>
-          <w:lang w:eastAsia="uk-UA"/>
-        </w:rPr>
-        <w:t xml:space="preserve">#ЛЯмбда вирази - це анонімні функції, які можна використовувати </w:t>
-      </w:r>
-    </w:p>
-    <w:p>
-      <w:pPr>
-        <w:shd w:val="clear" w:color="auto" w:fill="1F1F1F"/>
-        <w:spacing w:after="0" w:line="219" w:lineRule="atLeast"/>
-        <w:rPr>
-          <w:rFonts w:ascii="Consolas" w:eastAsia="Times New Roman" w:hAnsi="Consolas" w:cs="Times New Roman"/>
-          <w:color w:val="CCCCCC"/>
-          <w:kern w:val="0"/>
-          <w:sz w:val="16"/>
-          <w:szCs w:val="16"/>
-          <w:lang w:eastAsia="uk-UA"/>
-        </w:rPr>
-      </w:pPr>
-      <w:r>
-        <w:rPr>
-          <w:rFonts w:ascii="Consolas" w:eastAsia="Times New Roman" w:hAnsi="Consolas" w:cs="Times New Roman"/>
-          <w:color w:val="6A9955"/>
-          <w:kern w:val="0"/>
-          <w:sz w:val="16"/>
-          <w:szCs w:val="16"/>
-          <w:lang w:eastAsia="uk-UA"/>
-        </w:rPr>
-        <w:t xml:space="preserve"># для створення коротких функцій без необхідності визначати </w:t>
-      </w:r>
-    </w:p>
-    <w:p>
-      <w:pPr>
-        <w:shd w:val="clear" w:color="auto" w:fill="1F1F1F"/>
-        <w:spacing w:after="0" w:line="219" w:lineRule="atLeast"/>
-        <w:rPr>
-          <w:rFonts w:ascii="Consolas" w:eastAsia="Times New Roman" w:hAnsi="Consolas" w:cs="Times New Roman"/>
-          <w:color w:val="CCCCCC"/>
-          <w:kern w:val="0"/>
-          <w:sz w:val="16"/>
-          <w:szCs w:val="16"/>
-          <w:lang w:eastAsia="uk-UA"/>
-        </w:rPr>
-      </w:pPr>
-      <w:r>
-        <w:rPr>
-          <w:rFonts w:ascii="Consolas" w:eastAsia="Times New Roman" w:hAnsi="Consolas" w:cs="Times New Roman"/>
-          <w:color w:val="6A9955"/>
-          <w:kern w:val="0"/>
-          <w:sz w:val="16"/>
-          <w:szCs w:val="16"/>
-          <w:lang w:eastAsia="uk-UA"/>
-        </w:rPr>
-        <w:t xml:space="preserve"># їх за допомогою def. Вони часто використовуються </w:t>
-      </w:r>
-    </w:p>
-    <w:p>
-      <w:pPr>
-        <w:shd w:val="clear" w:color="auto" w:fill="1F1F1F"/>
-        <w:spacing w:after="0" w:line="219" w:lineRule="atLeast"/>
-        <w:rPr>
-          <w:rFonts w:ascii="Consolas" w:eastAsia="Times New Roman" w:hAnsi="Consolas" w:cs="Times New Roman"/>
-          <w:color w:val="CCCCCC"/>
-          <w:kern w:val="0"/>
-          <w:sz w:val="16"/>
-          <w:szCs w:val="16"/>
-          <w:lang w:eastAsia="uk-UA"/>
-        </w:rPr>
-      </w:pPr>
-      <w:r>
-        <w:rPr>
-          <w:rFonts w:ascii="Consolas" w:eastAsia="Times New Roman" w:hAnsi="Consolas" w:cs="Times New Roman"/>
-          <w:color w:val="6A9955"/>
-          <w:kern w:val="0"/>
-          <w:sz w:val="16"/>
-          <w:szCs w:val="16"/>
-          <w:lang w:eastAsia="uk-UA"/>
-        </w:rPr>
-        <w:t># в поєднанні з функціями вищого порядку, такими як map(), filter() та sorted().</w:t>
-      </w:r>
-    </w:p>
-    <w:p>
-      <w:pPr>
-        <w:shd w:val="clear" w:color="auto" w:fill="1F1F1F"/>
-        <w:spacing w:after="0" w:line="219" w:lineRule="atLeast"/>
-        <w:rPr>
-          <w:rFonts w:ascii="Consolas" w:eastAsia="Times New Roman" w:hAnsi="Consolas" w:cs="Times New Roman"/>
-          <w:color w:val="CCCCCC"/>
-          <w:kern w:val="0"/>
-          <w:sz w:val="16"/>
-          <w:szCs w:val="16"/>
-          <w:lang w:eastAsia="uk-UA"/>
-        </w:rPr>
-      </w:pPr>
-    </w:p>
-    <w:p>
-      <w:pPr>
-        <w:shd w:val="clear" w:color="auto" w:fill="1F1F1F"/>
-        <w:spacing w:after="0" w:line="219" w:lineRule="atLeast"/>
-        <w:rPr>
-          <w:rFonts w:ascii="Consolas" w:eastAsia="Times New Roman" w:hAnsi="Consolas" w:cs="Times New Roman"/>
-          <w:color w:val="CCCCCC"/>
-          <w:kern w:val="0"/>
-          <w:sz w:val="16"/>
-          <w:szCs w:val="16"/>
-          <w:lang w:eastAsia="uk-UA"/>
-        </w:rPr>
-      </w:pPr>
-      <w:r>
-        <w:rPr>
-          <w:rFonts w:ascii="Consolas" w:eastAsia="Times New Roman" w:hAnsi="Consolas" w:cs="Times New Roman"/>
-          <w:color w:val="9CDCFE"/>
-          <w:kern w:val="0"/>
-          <w:sz w:val="16"/>
-          <w:szCs w:val="16"/>
-          <w:lang w:eastAsia="uk-UA"/>
-        </w:rPr>
-        <w:t>mysquare</w:t>
-      </w:r>
-      <w:r>
-        <w:rPr>
-          <w:rFonts w:ascii="Consolas" w:eastAsia="Times New Roman" w:hAnsi="Consolas" w:cs="Times New Roman"/>
-          <w:color w:val="CCCCCC"/>
-          <w:kern w:val="0"/>
-          <w:sz w:val="16"/>
-          <w:szCs w:val="16"/>
-          <w:lang w:eastAsia="uk-UA"/>
-        </w:rPr>
-        <w:t xml:space="preserve"> </w:t>
-      </w:r>
-      <w:r>
-        <w:rPr>
-          <w:rFonts w:ascii="Consolas" w:eastAsia="Times New Roman" w:hAnsi="Consolas" w:cs="Times New Roman"/>
-          <w:color w:val="D4D4D4"/>
-          <w:kern w:val="0"/>
-          <w:sz w:val="16"/>
-          <w:szCs w:val="16"/>
-          <w:lang w:eastAsia="uk-UA"/>
-        </w:rPr>
-        <w:t>=</w:t>
-      </w:r>
-      <w:r>
-        <w:rPr>
-          <w:rFonts w:ascii="Consolas" w:eastAsia="Times New Roman" w:hAnsi="Consolas" w:cs="Times New Roman"/>
-          <w:color w:val="CCCCCC"/>
-          <w:kern w:val="0"/>
-          <w:sz w:val="16"/>
-          <w:szCs w:val="16"/>
-          <w:lang w:eastAsia="uk-UA"/>
-        </w:rPr>
-        <w:t xml:space="preserve"> </w:t>
-      </w:r>
-      <w:r>
-        <w:rPr>
-          <w:rFonts w:ascii="Consolas" w:eastAsia="Times New Roman" w:hAnsi="Consolas" w:cs="Times New Roman"/>
-          <w:color w:val="569CD6"/>
-          <w:kern w:val="0"/>
-          <w:sz w:val="16"/>
-          <w:szCs w:val="16"/>
-          <w:lang w:eastAsia="uk-UA"/>
-        </w:rPr>
-        <w:t>lambda</w:t>
-      </w:r>
-      <w:r>
-        <w:rPr>
-          <w:rFonts w:ascii="Consolas" w:eastAsia="Times New Roman" w:hAnsi="Consolas" w:cs="Times New Roman"/>
-          <w:color w:val="CCCCCC"/>
-          <w:kern w:val="0"/>
-          <w:sz w:val="16"/>
-          <w:szCs w:val="16"/>
-          <w:lang w:eastAsia="uk-UA"/>
-        </w:rPr>
-        <w:t xml:space="preserve"> </w:t>
-      </w:r>
-      <w:r>
-        <w:rPr>
-          <w:rFonts w:ascii="Consolas" w:eastAsia="Times New Roman" w:hAnsi="Consolas" w:cs="Times New Roman"/>
-          <w:color w:val="9CDCFE"/>
-          <w:kern w:val="0"/>
-          <w:sz w:val="16"/>
-          <w:szCs w:val="16"/>
-          <w:lang w:eastAsia="uk-UA"/>
-        </w:rPr>
-        <w:t>x</w:t>
-      </w:r>
-      <w:r>
-        <w:rPr>
-          <w:rFonts w:ascii="Consolas" w:eastAsia="Times New Roman" w:hAnsi="Consolas" w:cs="Times New Roman"/>
-          <w:color w:val="CCCCCC"/>
-          <w:kern w:val="0"/>
-          <w:sz w:val="16"/>
-          <w:szCs w:val="16"/>
-          <w:lang w:eastAsia="uk-UA"/>
-        </w:rPr>
-        <w:t xml:space="preserve">: </w:t>
-      </w:r>
-      <w:r>
-        <w:rPr>
-          <w:rFonts w:ascii="Consolas" w:eastAsia="Times New Roman" w:hAnsi="Consolas" w:cs="Times New Roman"/>
-          <w:color w:val="9CDCFE"/>
-          <w:kern w:val="0"/>
-          <w:sz w:val="16"/>
-          <w:szCs w:val="16"/>
-          <w:lang w:eastAsia="uk-UA"/>
-        </w:rPr>
-        <w:t>x</w:t>
-      </w:r>
-      <w:r>
-        <w:rPr>
-          <w:rFonts w:ascii="Consolas" w:eastAsia="Times New Roman" w:hAnsi="Consolas" w:cs="Times New Roman"/>
-          <w:color w:val="D4D4D4"/>
-          <w:kern w:val="0"/>
-          <w:sz w:val="16"/>
-          <w:szCs w:val="16"/>
-          <w:lang w:eastAsia="uk-UA"/>
-        </w:rPr>
-        <w:t>*</w:t>
-      </w:r>
-      <w:r>
-        <w:rPr>
-          <w:rFonts w:ascii="Consolas" w:eastAsia="Times New Roman" w:hAnsi="Consolas" w:cs="Times New Roman"/>
-          <w:color w:val="9CDCFE"/>
-          <w:kern w:val="0"/>
-          <w:sz w:val="16"/>
-          <w:szCs w:val="16"/>
-          <w:lang w:eastAsia="uk-UA"/>
-        </w:rPr>
-        <w:t>x</w:t>
-      </w:r>
-      <w:r>
-        <w:rPr>
-          <w:rFonts w:ascii="Consolas" w:eastAsia="Times New Roman" w:hAnsi="Consolas" w:cs="Times New Roman"/>
-          <w:color w:val="CCCCCC"/>
-          <w:kern w:val="0"/>
-          <w:sz w:val="16"/>
-          <w:szCs w:val="16"/>
-          <w:lang w:eastAsia="uk-UA"/>
-        </w:rPr>
-        <w:t xml:space="preserve"> </w:t>
-      </w:r>
-      <w:r>
-        <w:rPr>
-          <w:rFonts w:ascii="Consolas" w:eastAsia="Times New Roman" w:hAnsi="Consolas" w:cs="Times New Roman"/>
-          <w:color w:val="6A9955"/>
-          <w:kern w:val="0"/>
-          <w:sz w:val="16"/>
-          <w:szCs w:val="16"/>
-          <w:lang w:eastAsia="uk-UA"/>
-        </w:rPr>
-        <w:t># буде підносити до квадрату</w:t>
-      </w:r>
-    </w:p>
-    <w:p>
-      <w:pPr>
-        <w:shd w:val="clear" w:color="auto" w:fill="1F1F1F"/>
-        <w:spacing w:after="0" w:line="219" w:lineRule="atLeast"/>
-        <w:rPr>
-          <w:rFonts w:ascii="Consolas" w:eastAsia="Times New Roman" w:hAnsi="Consolas" w:cs="Times New Roman"/>
-          <w:color w:val="CCCCCC"/>
-          <w:kern w:val="0"/>
-          <w:sz w:val="16"/>
-          <w:szCs w:val="16"/>
-          <w:lang w:eastAsia="uk-UA"/>
-        </w:rPr>
-      </w:pPr>
-      <w:r>
-        <w:rPr>
-          <w:rFonts w:ascii="Consolas" w:eastAsia="Times New Roman" w:hAnsi="Consolas" w:cs="Times New Roman"/>
-          <w:color w:val="DCDCAA"/>
-          <w:kern w:val="0"/>
-          <w:sz w:val="16"/>
-          <w:szCs w:val="16"/>
-          <w:lang w:eastAsia="uk-UA"/>
-        </w:rPr>
-        <w:t>print</w:t>
-      </w:r>
-      <w:r>
-        <w:rPr>
-          <w:rFonts w:ascii="Consolas" w:eastAsia="Times New Roman" w:hAnsi="Consolas" w:cs="Times New Roman"/>
-          <w:color w:val="CCCCCC"/>
-          <w:kern w:val="0"/>
-          <w:sz w:val="16"/>
-          <w:szCs w:val="16"/>
-          <w:lang w:eastAsia="uk-UA"/>
-        </w:rPr>
-        <w:t>(</w:t>
-      </w:r>
-      <w:r>
-        <w:rPr>
-          <w:rFonts w:ascii="Consolas" w:eastAsia="Times New Roman" w:hAnsi="Consolas" w:cs="Times New Roman"/>
-          <w:color w:val="9CDCFE"/>
-          <w:kern w:val="0"/>
-          <w:sz w:val="16"/>
-          <w:szCs w:val="16"/>
-          <w:lang w:eastAsia="uk-UA"/>
-        </w:rPr>
-        <w:t>mysquare</w:t>
-      </w:r>
-      <w:r>
-        <w:rPr>
-          <w:rFonts w:ascii="Consolas" w:eastAsia="Times New Roman" w:hAnsi="Consolas" w:cs="Times New Roman"/>
-          <w:color w:val="CCCCCC"/>
-          <w:kern w:val="0"/>
-          <w:sz w:val="16"/>
-          <w:szCs w:val="16"/>
-          <w:lang w:eastAsia="uk-UA"/>
-        </w:rPr>
-        <w:t>(</w:t>
-      </w:r>
-      <w:r>
-        <w:rPr>
-          <w:rFonts w:ascii="Consolas" w:eastAsia="Times New Roman" w:hAnsi="Consolas" w:cs="Times New Roman"/>
-          <w:color w:val="B5CEA8"/>
-          <w:kern w:val="0"/>
-          <w:sz w:val="16"/>
-          <w:szCs w:val="16"/>
-          <w:lang w:eastAsia="uk-UA"/>
-        </w:rPr>
-        <w:t>5</w:t>
-      </w:r>
-      <w:r>
-        <w:rPr>
-          <w:rFonts w:ascii="Consolas" w:eastAsia="Times New Roman" w:hAnsi="Consolas" w:cs="Times New Roman"/>
-          <w:color w:val="CCCCCC"/>
-          <w:kern w:val="0"/>
-          <w:sz w:val="16"/>
-          <w:szCs w:val="16"/>
-          <w:lang w:eastAsia="uk-UA"/>
-        </w:rPr>
-        <w:t>))</w:t>
-      </w:r>
-    </w:p>
-    <w:p>
-      <w:pPr>
-        <w:shd w:val="clear" w:color="auto" w:fill="1F1F1F"/>
-        <w:spacing w:after="0" w:line="219" w:lineRule="atLeast"/>
-        <w:rPr>
-          <w:rFonts w:ascii="Consolas" w:eastAsia="Times New Roman" w:hAnsi="Consolas" w:cs="Times New Roman"/>
-          <w:color w:val="CCCCCC"/>
-          <w:kern w:val="0"/>
-          <w:sz w:val="16"/>
-          <w:szCs w:val="16"/>
-          <w:lang w:eastAsia="uk-UA"/>
-        </w:rPr>
-      </w:pPr>
-    </w:p>
-    <w:p>
-      <w:pPr>
-        <w:shd w:val="clear" w:color="auto" w:fill="1F1F1F"/>
-        <w:spacing w:after="0" w:line="219" w:lineRule="atLeast"/>
-        <w:rPr>
-          <w:rFonts w:ascii="Consolas" w:eastAsia="Times New Roman" w:hAnsi="Consolas" w:cs="Times New Roman"/>
-          <w:color w:val="CCCCCC"/>
-          <w:kern w:val="0"/>
-          <w:sz w:val="16"/>
-          <w:szCs w:val="16"/>
-          <w:lang w:eastAsia="uk-UA"/>
-        </w:rPr>
-      </w:pPr>
-      <w:r>
-        <w:rPr>
-          <w:rFonts w:ascii="Consolas" w:eastAsia="Times New Roman" w:hAnsi="Consolas" w:cs="Times New Roman"/>
-          <w:color w:val="6A9955"/>
-          <w:kern w:val="0"/>
-          <w:sz w:val="16"/>
-          <w:szCs w:val="16"/>
-          <w:lang w:eastAsia="uk-UA"/>
-        </w:rPr>
-        <w:t>#оголошення звуичайної функції</w:t>
-      </w:r>
-    </w:p>
-    <w:p>
-      <w:pPr>
-        <w:shd w:val="clear" w:color="auto" w:fill="1F1F1F"/>
-        <w:spacing w:after="0" w:line="219" w:lineRule="atLeast"/>
-        <w:rPr>
-          <w:rFonts w:ascii="Consolas" w:eastAsia="Times New Roman" w:hAnsi="Consolas" w:cs="Times New Roman"/>
-          <w:color w:val="CCCCCC"/>
-          <w:kern w:val="0"/>
-          <w:sz w:val="16"/>
-          <w:szCs w:val="16"/>
-          <w:lang w:eastAsia="uk-UA"/>
-        </w:rPr>
-      </w:pPr>
-      <w:r>
-        <w:rPr>
-          <w:rFonts w:ascii="Consolas" w:eastAsia="Times New Roman" w:hAnsi="Consolas" w:cs="Times New Roman"/>
-          <w:color w:val="569CD6"/>
-          <w:kern w:val="0"/>
-          <w:sz w:val="16"/>
-          <w:szCs w:val="16"/>
-          <w:lang w:eastAsia="uk-UA"/>
-        </w:rPr>
-        <w:t>def</w:t>
-      </w:r>
-      <w:r>
-        <w:rPr>
-          <w:rFonts w:ascii="Consolas" w:eastAsia="Times New Roman" w:hAnsi="Consolas" w:cs="Times New Roman"/>
-          <w:color w:val="CCCCCC"/>
-          <w:kern w:val="0"/>
-          <w:sz w:val="16"/>
-          <w:szCs w:val="16"/>
-          <w:lang w:eastAsia="uk-UA"/>
-        </w:rPr>
-        <w:t xml:space="preserve"> </w:t>
-      </w:r>
-      <w:r>
-        <w:rPr>
-          <w:rFonts w:ascii="Consolas" w:eastAsia="Times New Roman" w:hAnsi="Consolas" w:cs="Times New Roman"/>
-          <w:color w:val="DCDCAA"/>
-          <w:kern w:val="0"/>
-          <w:sz w:val="16"/>
-          <w:szCs w:val="16"/>
-          <w:lang w:eastAsia="uk-UA"/>
-        </w:rPr>
-        <w:t>square</w:t>
-      </w:r>
-      <w:r>
-        <w:rPr>
-          <w:rFonts w:ascii="Consolas" w:eastAsia="Times New Roman" w:hAnsi="Consolas" w:cs="Times New Roman"/>
-          <w:color w:val="CCCCCC"/>
-          <w:kern w:val="0"/>
-          <w:sz w:val="16"/>
-          <w:szCs w:val="16"/>
-          <w:lang w:eastAsia="uk-UA"/>
-        </w:rPr>
-        <w:t>(</w:t>
-      </w:r>
-      <w:r>
-        <w:rPr>
-          <w:rFonts w:ascii="Consolas" w:eastAsia="Times New Roman" w:hAnsi="Consolas" w:cs="Times New Roman"/>
-          <w:color w:val="9CDCFE"/>
-          <w:kern w:val="0"/>
-          <w:sz w:val="16"/>
-          <w:szCs w:val="16"/>
-          <w:lang w:eastAsia="uk-UA"/>
-        </w:rPr>
-        <w:t>num</w:t>
-      </w:r>
-      <w:r>
-        <w:rPr>
-          <w:rFonts w:ascii="Consolas" w:eastAsia="Times New Roman" w:hAnsi="Consolas" w:cs="Times New Roman"/>
-          <w:color w:val="CCCCCC"/>
-          <w:kern w:val="0"/>
-          <w:sz w:val="16"/>
-          <w:szCs w:val="16"/>
-          <w:lang w:eastAsia="uk-UA"/>
-        </w:rPr>
-        <w:t>):</w:t>
-      </w:r>
-    </w:p>
-    <w:p>
-      <w:pPr>
-        <w:shd w:val="clear" w:color="auto" w:fill="1F1F1F"/>
-        <w:spacing w:after="0" w:line="219" w:lineRule="atLeast"/>
-        <w:rPr>
-          <w:rFonts w:ascii="Consolas" w:eastAsia="Times New Roman" w:hAnsi="Consolas" w:cs="Times New Roman"/>
-          <w:color w:val="CCCCCC"/>
-          <w:kern w:val="0"/>
-          <w:sz w:val="16"/>
-          <w:szCs w:val="16"/>
-          <w:lang w:eastAsia="uk-UA"/>
-        </w:rPr>
-      </w:pPr>
-      <w:r>
-        <w:rPr>
-          <w:rFonts w:ascii="Consolas" w:eastAsia="Times New Roman" w:hAnsi="Consolas" w:cs="Times New Roman"/>
-          <w:color w:val="CCCCCC"/>
-          <w:kern w:val="0"/>
-          <w:sz w:val="16"/>
-          <w:szCs w:val="16"/>
-          <w:lang w:eastAsia="uk-UA"/>
-        </w:rPr>
-        <w:t xml:space="preserve">    </w:t>
-      </w:r>
-      <w:r>
-        <w:rPr>
-          <w:rFonts w:ascii="Consolas" w:eastAsia="Times New Roman" w:hAnsi="Consolas" w:cs="Times New Roman"/>
-          <w:color w:val="C586C0"/>
-          <w:kern w:val="0"/>
-          <w:sz w:val="16"/>
-          <w:szCs w:val="16"/>
-          <w:lang w:eastAsia="uk-UA"/>
-        </w:rPr>
-        <w:t>return</w:t>
-      </w:r>
-      <w:r>
-        <w:rPr>
-          <w:rFonts w:ascii="Consolas" w:eastAsia="Times New Roman" w:hAnsi="Consolas" w:cs="Times New Roman"/>
-          <w:color w:val="CCCCCC"/>
-          <w:kern w:val="0"/>
-          <w:sz w:val="16"/>
-          <w:szCs w:val="16"/>
-          <w:lang w:eastAsia="uk-UA"/>
-        </w:rPr>
-        <w:t xml:space="preserve"> </w:t>
-      </w:r>
-      <w:r>
-        <w:rPr>
-          <w:rFonts w:ascii="Consolas" w:eastAsia="Times New Roman" w:hAnsi="Consolas" w:cs="Times New Roman"/>
-          <w:color w:val="9CDCFE"/>
-          <w:kern w:val="0"/>
-          <w:sz w:val="16"/>
-          <w:szCs w:val="16"/>
-          <w:lang w:eastAsia="uk-UA"/>
-        </w:rPr>
-        <w:t>num</w:t>
-      </w:r>
-      <w:r>
-        <w:rPr>
-          <w:rFonts w:ascii="Consolas" w:eastAsia="Times New Roman" w:hAnsi="Consolas" w:cs="Times New Roman"/>
-          <w:color w:val="D4D4D4"/>
-          <w:kern w:val="0"/>
-          <w:sz w:val="16"/>
-          <w:szCs w:val="16"/>
-          <w:lang w:eastAsia="uk-UA"/>
-        </w:rPr>
-        <w:t>*</w:t>
-      </w:r>
-      <w:r>
-        <w:rPr>
-          <w:rFonts w:ascii="Consolas" w:eastAsia="Times New Roman" w:hAnsi="Consolas" w:cs="Times New Roman"/>
-          <w:color w:val="9CDCFE"/>
-          <w:kern w:val="0"/>
-          <w:sz w:val="16"/>
-          <w:szCs w:val="16"/>
-          <w:lang w:eastAsia="uk-UA"/>
-        </w:rPr>
-        <w:t>num</w:t>
-      </w:r>
-    </w:p>
-    <w:p>
-      <w:pPr>
-        <w:shd w:val="clear" w:color="auto" w:fill="1F1F1F"/>
-        <w:spacing w:after="0" w:line="219" w:lineRule="atLeast"/>
-        <w:rPr>
-          <w:rFonts w:ascii="Consolas" w:eastAsia="Times New Roman" w:hAnsi="Consolas" w:cs="Times New Roman"/>
-          <w:color w:val="CCCCCC"/>
-          <w:kern w:val="0"/>
-          <w:sz w:val="16"/>
-          <w:szCs w:val="16"/>
-          <w:lang w:eastAsia="uk-UA"/>
-        </w:rPr>
-      </w:pPr>
-    </w:p>
-    <w:p>
-      <w:pPr>
-        <w:shd w:val="clear" w:color="auto" w:fill="1F1F1F"/>
-        <w:spacing w:after="0" w:line="219" w:lineRule="atLeast"/>
-        <w:rPr>
-          <w:rFonts w:ascii="Consolas" w:eastAsia="Times New Roman" w:hAnsi="Consolas" w:cs="Times New Roman"/>
-          <w:color w:val="CCCCCC"/>
-          <w:kern w:val="0"/>
-          <w:sz w:val="16"/>
-          <w:szCs w:val="16"/>
-          <w:lang w:eastAsia="uk-UA"/>
-        </w:rPr>
-      </w:pPr>
-      <w:r>
-        <w:rPr>
-          <w:rFonts w:ascii="Consolas" w:eastAsia="Times New Roman" w:hAnsi="Consolas" w:cs="Times New Roman"/>
-          <w:color w:val="DCDCAA"/>
-          <w:kern w:val="0"/>
-          <w:sz w:val="16"/>
-          <w:szCs w:val="16"/>
-          <w:lang w:eastAsia="uk-UA"/>
-        </w:rPr>
-        <w:t>print</w:t>
-      </w:r>
-      <w:r>
-        <w:rPr>
-          <w:rFonts w:ascii="Consolas" w:eastAsia="Times New Roman" w:hAnsi="Consolas" w:cs="Times New Roman"/>
-          <w:color w:val="CCCCCC"/>
-          <w:kern w:val="0"/>
-          <w:sz w:val="16"/>
-          <w:szCs w:val="16"/>
-          <w:lang w:eastAsia="uk-UA"/>
-        </w:rPr>
-        <w:t>(</w:t>
-      </w:r>
-      <w:r>
-        <w:rPr>
-          <w:rFonts w:ascii="Consolas" w:eastAsia="Times New Roman" w:hAnsi="Consolas" w:cs="Times New Roman"/>
-          <w:color w:val="DCDCAA"/>
-          <w:kern w:val="0"/>
-          <w:sz w:val="16"/>
-          <w:szCs w:val="16"/>
-          <w:lang w:eastAsia="uk-UA"/>
-        </w:rPr>
-        <w:t>square</w:t>
-      </w:r>
-      <w:r>
-        <w:rPr>
-          <w:rFonts w:ascii="Consolas" w:eastAsia="Times New Roman" w:hAnsi="Consolas" w:cs="Times New Roman"/>
-          <w:color w:val="CCCCCC"/>
-          <w:kern w:val="0"/>
-          <w:sz w:val="16"/>
-          <w:szCs w:val="16"/>
-          <w:lang w:eastAsia="uk-UA"/>
-        </w:rPr>
-        <w:t>(</w:t>
-      </w:r>
-      <w:r>
-        <w:rPr>
-          <w:rFonts w:ascii="Consolas" w:eastAsia="Times New Roman" w:hAnsi="Consolas" w:cs="Times New Roman"/>
-          <w:color w:val="B5CEA8"/>
-          <w:kern w:val="0"/>
-          <w:sz w:val="16"/>
-          <w:szCs w:val="16"/>
-          <w:lang w:eastAsia="uk-UA"/>
-        </w:rPr>
-        <w:t>5</w:t>
-      </w:r>
-      <w:r>
-        <w:rPr>
-          <w:rFonts w:ascii="Consolas" w:eastAsia="Times New Roman" w:hAnsi="Consolas" w:cs="Times New Roman"/>
-          <w:color w:val="CCCCCC"/>
-          <w:kern w:val="0"/>
-          <w:sz w:val="16"/>
-          <w:szCs w:val="16"/>
-          <w:lang w:eastAsia="uk-UA"/>
-        </w:rPr>
-        <w:t>))</w:t>
-      </w:r>
-    </w:p>
-    <w:p>
-      <w:pPr>
-        <w:shd w:val="clear" w:color="auto" w:fill="1F1F1F"/>
-        <w:spacing w:after="0" w:line="219" w:lineRule="atLeast"/>
-        <w:rPr>
-          <w:rFonts w:ascii="Consolas" w:eastAsia="Times New Roman" w:hAnsi="Consolas" w:cs="Times New Roman"/>
-          <w:color w:val="CCCCCC"/>
-          <w:kern w:val="0"/>
-          <w:sz w:val="16"/>
-          <w:szCs w:val="16"/>
-          <w:lang w:eastAsia="uk-UA"/>
-        </w:rPr>
-      </w:pPr>
-    </w:p>
-    <w:p>
-      <w:pPr>
-        <w:shd w:val="clear" w:color="auto" w:fill="1F1F1F"/>
-        <w:spacing w:after="0" w:line="219" w:lineRule="atLeast"/>
-        <w:rPr>
-          <w:rFonts w:ascii="Consolas" w:eastAsia="Times New Roman" w:hAnsi="Consolas" w:cs="Times New Roman"/>
-          <w:color w:val="CCCCCC"/>
-          <w:kern w:val="0"/>
-          <w:sz w:val="16"/>
-          <w:szCs w:val="16"/>
-          <w:lang w:eastAsia="uk-UA"/>
-        </w:rPr>
-      </w:pPr>
-      <w:r>
-        <w:rPr>
-          <w:rFonts w:ascii="Consolas" w:eastAsia="Times New Roman" w:hAnsi="Consolas" w:cs="Times New Roman"/>
-          <w:color w:val="9CDCFE"/>
-          <w:kern w:val="0"/>
-          <w:sz w:val="16"/>
-          <w:szCs w:val="16"/>
-          <w:lang w:eastAsia="uk-UA"/>
-        </w:rPr>
-        <w:t>students</w:t>
-      </w:r>
-      <w:r>
-        <w:rPr>
-          <w:rFonts w:ascii="Consolas" w:eastAsia="Times New Roman" w:hAnsi="Consolas" w:cs="Times New Roman"/>
-          <w:color w:val="CCCCCC"/>
-          <w:kern w:val="0"/>
-          <w:sz w:val="16"/>
-          <w:szCs w:val="16"/>
-          <w:lang w:eastAsia="uk-UA"/>
-        </w:rPr>
-        <w:t xml:space="preserve"> </w:t>
-      </w:r>
-      <w:r>
-        <w:rPr>
-          <w:rFonts w:ascii="Consolas" w:eastAsia="Times New Roman" w:hAnsi="Consolas" w:cs="Times New Roman"/>
-          <w:color w:val="D4D4D4"/>
-          <w:kern w:val="0"/>
-          <w:sz w:val="16"/>
-          <w:szCs w:val="16"/>
-          <w:lang w:eastAsia="uk-UA"/>
-        </w:rPr>
-        <w:t>=</w:t>
-      </w:r>
-      <w:r>
-        <w:rPr>
-          <w:rFonts w:ascii="Consolas" w:eastAsia="Times New Roman" w:hAnsi="Consolas" w:cs="Times New Roman"/>
-          <w:color w:val="CCCCCC"/>
-          <w:kern w:val="0"/>
-          <w:sz w:val="16"/>
-          <w:szCs w:val="16"/>
-          <w:lang w:eastAsia="uk-UA"/>
-        </w:rPr>
-        <w:t xml:space="preserve"> [</w:t>
-      </w:r>
-    </w:p>
-    <w:p>
-      <w:pPr>
-        <w:shd w:val="clear" w:color="auto" w:fill="1F1F1F"/>
-        <w:spacing w:after="0" w:line="219" w:lineRule="atLeast"/>
-        <w:rPr>
-          <w:rFonts w:ascii="Consolas" w:eastAsia="Times New Roman" w:hAnsi="Consolas" w:cs="Times New Roman"/>
-          <w:color w:val="CCCCCC"/>
-          <w:kern w:val="0"/>
-          <w:sz w:val="16"/>
-          <w:szCs w:val="16"/>
-          <w:lang w:eastAsia="uk-UA"/>
-        </w:rPr>
-      </w:pPr>
-      <w:r>
-        <w:rPr>
-          <w:rFonts w:ascii="Consolas" w:eastAsia="Times New Roman" w:hAnsi="Consolas" w:cs="Times New Roman"/>
-          <w:color w:val="CCCCCC"/>
-          <w:kern w:val="0"/>
-          <w:sz w:val="16"/>
-          <w:szCs w:val="16"/>
-          <w:lang w:eastAsia="uk-UA"/>
-        </w:rPr>
-        <w:t>    {</w:t>
-      </w:r>
-      <w:r>
-        <w:rPr>
-          <w:rFonts w:ascii="Consolas" w:eastAsia="Times New Roman" w:hAnsi="Consolas" w:cs="Times New Roman"/>
-          <w:color w:val="CE9178"/>
-          <w:kern w:val="0"/>
-          <w:sz w:val="16"/>
-          <w:szCs w:val="16"/>
-          <w:lang w:eastAsia="uk-UA"/>
-        </w:rPr>
-        <w:t>"name"</w:t>
-      </w:r>
-      <w:r>
-        <w:rPr>
-          <w:rFonts w:ascii="Consolas" w:eastAsia="Times New Roman" w:hAnsi="Consolas" w:cs="Times New Roman"/>
-          <w:color w:val="CCCCCC"/>
-          <w:kern w:val="0"/>
-          <w:sz w:val="16"/>
-          <w:szCs w:val="16"/>
-          <w:lang w:eastAsia="uk-UA"/>
-        </w:rPr>
-        <w:t xml:space="preserve">: </w:t>
-      </w:r>
-      <w:r>
-        <w:rPr>
-          <w:rFonts w:ascii="Consolas" w:eastAsia="Times New Roman" w:hAnsi="Consolas" w:cs="Times New Roman"/>
-          <w:color w:val="CE9178"/>
-          <w:kern w:val="0"/>
-          <w:sz w:val="16"/>
-          <w:szCs w:val="16"/>
-          <w:lang w:eastAsia="uk-UA"/>
-        </w:rPr>
-        <w:t>"Іван Марко"</w:t>
-      </w:r>
-      <w:r>
-        <w:rPr>
-          <w:rFonts w:ascii="Consolas" w:eastAsia="Times New Roman" w:hAnsi="Consolas" w:cs="Times New Roman"/>
-          <w:color w:val="CCCCCC"/>
-          <w:kern w:val="0"/>
-          <w:sz w:val="16"/>
-          <w:szCs w:val="16"/>
-          <w:lang w:eastAsia="uk-UA"/>
-        </w:rPr>
-        <w:t xml:space="preserve">, </w:t>
-      </w:r>
-      <w:r>
-        <w:rPr>
-          <w:rFonts w:ascii="Consolas" w:eastAsia="Times New Roman" w:hAnsi="Consolas" w:cs="Times New Roman"/>
-          <w:color w:val="CE9178"/>
-          <w:kern w:val="0"/>
-          <w:sz w:val="16"/>
-          <w:szCs w:val="16"/>
-          <w:lang w:eastAsia="uk-UA"/>
-        </w:rPr>
-        <w:t>"age"</w:t>
-      </w:r>
-      <w:r>
-        <w:rPr>
-          <w:rFonts w:ascii="Consolas" w:eastAsia="Times New Roman" w:hAnsi="Consolas" w:cs="Times New Roman"/>
-          <w:color w:val="CCCCCC"/>
-          <w:kern w:val="0"/>
-          <w:sz w:val="16"/>
-          <w:szCs w:val="16"/>
-          <w:lang w:eastAsia="uk-UA"/>
-        </w:rPr>
-        <w:t xml:space="preserve">: </w:t>
-      </w:r>
-      <w:r>
-        <w:rPr>
-          <w:rFonts w:ascii="Consolas" w:eastAsia="Times New Roman" w:hAnsi="Consolas" w:cs="Times New Roman"/>
-          <w:color w:val="B5CEA8"/>
-          <w:kern w:val="0"/>
-          <w:sz w:val="16"/>
-          <w:szCs w:val="16"/>
-          <w:lang w:eastAsia="uk-UA"/>
-        </w:rPr>
-        <w:t>35</w:t>
-      </w:r>
-      <w:r>
-        <w:rPr>
-          <w:rFonts w:ascii="Consolas" w:eastAsia="Times New Roman" w:hAnsi="Consolas" w:cs="Times New Roman"/>
-          <w:color w:val="CCCCCC"/>
-          <w:kern w:val="0"/>
-          <w:sz w:val="16"/>
-          <w:szCs w:val="16"/>
-          <w:lang w:eastAsia="uk-UA"/>
-        </w:rPr>
-        <w:t>},</w:t>
-      </w:r>
-    </w:p>
-    <w:p>
-      <w:pPr>
-        <w:shd w:val="clear" w:color="auto" w:fill="1F1F1F"/>
-        <w:spacing w:after="0" w:line="219" w:lineRule="atLeast"/>
-        <w:rPr>
-          <w:rFonts w:ascii="Consolas" w:eastAsia="Times New Roman" w:hAnsi="Consolas" w:cs="Times New Roman"/>
-          <w:color w:val="CCCCCC"/>
-          <w:kern w:val="0"/>
-          <w:sz w:val="16"/>
-          <w:szCs w:val="16"/>
-          <w:lang w:eastAsia="uk-UA"/>
-        </w:rPr>
-      </w:pPr>
-      <w:r>
-        <w:rPr>
-          <w:rFonts w:ascii="Consolas" w:eastAsia="Times New Roman" w:hAnsi="Consolas" w:cs="Times New Roman"/>
-          <w:color w:val="CCCCCC"/>
-          <w:kern w:val="0"/>
-          <w:sz w:val="16"/>
-          <w:szCs w:val="16"/>
-          <w:lang w:eastAsia="uk-UA"/>
-        </w:rPr>
-        <w:t>    {</w:t>
-      </w:r>
-      <w:r>
-        <w:rPr>
-          <w:rFonts w:ascii="Consolas" w:eastAsia="Times New Roman" w:hAnsi="Consolas" w:cs="Times New Roman"/>
-          <w:color w:val="CE9178"/>
-          <w:kern w:val="0"/>
-          <w:sz w:val="16"/>
-          <w:szCs w:val="16"/>
-          <w:lang w:eastAsia="uk-UA"/>
-        </w:rPr>
-        <w:t>"name"</w:t>
-      </w:r>
-      <w:r>
-        <w:rPr>
-          <w:rFonts w:ascii="Consolas" w:eastAsia="Times New Roman" w:hAnsi="Consolas" w:cs="Times New Roman"/>
-          <w:color w:val="CCCCCC"/>
-          <w:kern w:val="0"/>
-          <w:sz w:val="16"/>
-          <w:szCs w:val="16"/>
-          <w:lang w:eastAsia="uk-UA"/>
-        </w:rPr>
-        <w:t xml:space="preserve">: </w:t>
-      </w:r>
-      <w:r>
-        <w:rPr>
-          <w:rFonts w:ascii="Consolas" w:eastAsia="Times New Roman" w:hAnsi="Consolas" w:cs="Times New Roman"/>
-          <w:color w:val="CE9178"/>
-          <w:kern w:val="0"/>
-          <w:sz w:val="16"/>
-          <w:szCs w:val="16"/>
-          <w:lang w:eastAsia="uk-UA"/>
-        </w:rPr>
-        <w:t>"Олена Петрова"</w:t>
-      </w:r>
-      <w:r>
-        <w:rPr>
-          <w:rFonts w:ascii="Consolas" w:eastAsia="Times New Roman" w:hAnsi="Consolas" w:cs="Times New Roman"/>
-          <w:color w:val="CCCCCC"/>
-          <w:kern w:val="0"/>
-          <w:sz w:val="16"/>
-          <w:szCs w:val="16"/>
-          <w:lang w:eastAsia="uk-UA"/>
-        </w:rPr>
-        <w:t xml:space="preserve">, </w:t>
-      </w:r>
-      <w:r>
-        <w:rPr>
-          <w:rFonts w:ascii="Consolas" w:eastAsia="Times New Roman" w:hAnsi="Consolas" w:cs="Times New Roman"/>
-          <w:color w:val="CE9178"/>
-          <w:kern w:val="0"/>
-          <w:sz w:val="16"/>
-          <w:szCs w:val="16"/>
-          <w:lang w:eastAsia="uk-UA"/>
-        </w:rPr>
-        <w:t>"age"</w:t>
-      </w:r>
-      <w:r>
-        <w:rPr>
-          <w:rFonts w:ascii="Consolas" w:eastAsia="Times New Roman" w:hAnsi="Consolas" w:cs="Times New Roman"/>
-          <w:color w:val="CCCCCC"/>
-          <w:kern w:val="0"/>
-          <w:sz w:val="16"/>
-          <w:szCs w:val="16"/>
-          <w:lang w:eastAsia="uk-UA"/>
-        </w:rPr>
-        <w:t xml:space="preserve">: </w:t>
-      </w:r>
-      <w:r>
-        <w:rPr>
-          <w:rFonts w:ascii="Consolas" w:eastAsia="Times New Roman" w:hAnsi="Consolas" w:cs="Times New Roman"/>
-          <w:color w:val="B5CEA8"/>
-          <w:kern w:val="0"/>
-          <w:sz w:val="16"/>
-          <w:szCs w:val="16"/>
-          <w:lang w:eastAsia="uk-UA"/>
-        </w:rPr>
-        <w:t>20</w:t>
-      </w:r>
-      <w:r>
-        <w:rPr>
-          <w:rFonts w:ascii="Consolas" w:eastAsia="Times New Roman" w:hAnsi="Consolas" w:cs="Times New Roman"/>
-          <w:color w:val="CCCCCC"/>
-          <w:kern w:val="0"/>
-          <w:sz w:val="16"/>
-          <w:szCs w:val="16"/>
-          <w:lang w:eastAsia="uk-UA"/>
-        </w:rPr>
-        <w:t>},</w:t>
-      </w:r>
-    </w:p>
-    <w:p>
-      <w:pPr>
-        <w:shd w:val="clear" w:color="auto" w:fill="1F1F1F"/>
-        <w:spacing w:after="0" w:line="219" w:lineRule="atLeast"/>
-        <w:rPr>
-          <w:rFonts w:ascii="Consolas" w:eastAsia="Times New Roman" w:hAnsi="Consolas" w:cs="Times New Roman"/>
-          <w:color w:val="CCCCCC"/>
-          <w:kern w:val="0"/>
-          <w:sz w:val="16"/>
-          <w:szCs w:val="16"/>
-          <w:lang w:eastAsia="uk-UA"/>
-        </w:rPr>
-      </w:pPr>
-      <w:r>
-        <w:rPr>
-          <w:rFonts w:ascii="Consolas" w:eastAsia="Times New Roman" w:hAnsi="Consolas" w:cs="Times New Roman"/>
-          <w:color w:val="CCCCCC"/>
-          <w:kern w:val="0"/>
-          <w:sz w:val="16"/>
-          <w:szCs w:val="16"/>
-          <w:lang w:eastAsia="uk-UA"/>
-        </w:rPr>
-        <w:t>    {</w:t>
-      </w:r>
-      <w:r>
-        <w:rPr>
-          <w:rFonts w:ascii="Consolas" w:eastAsia="Times New Roman" w:hAnsi="Consolas" w:cs="Times New Roman"/>
-          <w:color w:val="CE9178"/>
-          <w:kern w:val="0"/>
-          <w:sz w:val="16"/>
-          <w:szCs w:val="16"/>
-          <w:lang w:eastAsia="uk-UA"/>
-        </w:rPr>
-        <w:t>"name"</w:t>
-      </w:r>
-      <w:r>
-        <w:rPr>
-          <w:rFonts w:ascii="Consolas" w:eastAsia="Times New Roman" w:hAnsi="Consolas" w:cs="Times New Roman"/>
-          <w:color w:val="CCCCCC"/>
-          <w:kern w:val="0"/>
-          <w:sz w:val="16"/>
-          <w:szCs w:val="16"/>
-          <w:lang w:eastAsia="uk-UA"/>
-        </w:rPr>
-        <w:t xml:space="preserve">: </w:t>
-      </w:r>
-      <w:r>
-        <w:rPr>
-          <w:rFonts w:ascii="Consolas" w:eastAsia="Times New Roman" w:hAnsi="Consolas" w:cs="Times New Roman"/>
-          <w:color w:val="CE9178"/>
-          <w:kern w:val="0"/>
-          <w:sz w:val="16"/>
-          <w:szCs w:val="16"/>
-          <w:lang w:eastAsia="uk-UA"/>
-        </w:rPr>
-        <w:t>"Сергій Коваль"</w:t>
-      </w:r>
-      <w:r>
-        <w:rPr>
-          <w:rFonts w:ascii="Consolas" w:eastAsia="Times New Roman" w:hAnsi="Consolas" w:cs="Times New Roman"/>
-          <w:color w:val="CCCCCC"/>
-          <w:kern w:val="0"/>
-          <w:sz w:val="16"/>
-          <w:szCs w:val="16"/>
-          <w:lang w:eastAsia="uk-UA"/>
-        </w:rPr>
-        <w:t xml:space="preserve">, </w:t>
-      </w:r>
-      <w:r>
-        <w:rPr>
-          <w:rFonts w:ascii="Consolas" w:eastAsia="Times New Roman" w:hAnsi="Consolas" w:cs="Times New Roman"/>
-          <w:color w:val="CE9178"/>
-          <w:kern w:val="0"/>
-          <w:sz w:val="16"/>
-          <w:szCs w:val="16"/>
-          <w:lang w:eastAsia="uk-UA"/>
-        </w:rPr>
-        <w:t>"age"</w:t>
-      </w:r>
-      <w:r>
-        <w:rPr>
-          <w:rFonts w:ascii="Consolas" w:eastAsia="Times New Roman" w:hAnsi="Consolas" w:cs="Times New Roman"/>
-          <w:color w:val="CCCCCC"/>
-          <w:kern w:val="0"/>
-          <w:sz w:val="16"/>
-          <w:szCs w:val="16"/>
-          <w:lang w:eastAsia="uk-UA"/>
-        </w:rPr>
-        <w:t xml:space="preserve">: </w:t>
-      </w:r>
-      <w:r>
-        <w:rPr>
-          <w:rFonts w:ascii="Consolas" w:eastAsia="Times New Roman" w:hAnsi="Consolas" w:cs="Times New Roman"/>
-          <w:color w:val="B5CEA8"/>
-          <w:kern w:val="0"/>
-          <w:sz w:val="16"/>
-          <w:szCs w:val="16"/>
-          <w:lang w:eastAsia="uk-UA"/>
-        </w:rPr>
-        <w:t>30</w:t>
-      </w:r>
-      <w:r>
-        <w:rPr>
-          <w:rFonts w:ascii="Consolas" w:eastAsia="Times New Roman" w:hAnsi="Consolas" w:cs="Times New Roman"/>
-          <w:color w:val="CCCCCC"/>
-          <w:kern w:val="0"/>
-          <w:sz w:val="16"/>
-          <w:szCs w:val="16"/>
-          <w:lang w:eastAsia="uk-UA"/>
-        </w:rPr>
-        <w:t>}</w:t>
-      </w:r>
-    </w:p>
-    <w:p>
-      <w:pPr>
-        <w:shd w:val="clear" w:color="auto" w:fill="1F1F1F"/>
-        <w:spacing w:after="0" w:line="219" w:lineRule="atLeast"/>
-        <w:rPr>
-          <w:rFonts w:ascii="Consolas" w:eastAsia="Times New Roman" w:hAnsi="Consolas" w:cs="Times New Roman"/>
-          <w:color w:val="CCCCCC"/>
-          <w:kern w:val="0"/>
-          <w:sz w:val="16"/>
-          <w:szCs w:val="16"/>
-          <w:lang w:eastAsia="uk-UA"/>
-        </w:rPr>
-      </w:pPr>
-      <w:r>
-        <w:rPr>
-          <w:rFonts w:ascii="Consolas" w:eastAsia="Times New Roman" w:hAnsi="Consolas" w:cs="Times New Roman"/>
-          <w:color w:val="CCCCCC"/>
-          <w:kern w:val="0"/>
-          <w:sz w:val="16"/>
-          <w:szCs w:val="16"/>
-          <w:lang w:eastAsia="uk-UA"/>
-        </w:rPr>
-        <w:t>]</w:t>
-      </w:r>
-    </w:p>
-    <w:p>
-      <w:pPr>
-        <w:shd w:val="clear" w:color="auto" w:fill="1F1F1F"/>
-        <w:spacing w:after="0" w:line="219" w:lineRule="atLeast"/>
-        <w:rPr>
-          <w:rFonts w:ascii="Consolas" w:eastAsia="Times New Roman" w:hAnsi="Consolas" w:cs="Times New Roman"/>
-          <w:color w:val="CCCCCC"/>
-          <w:kern w:val="0"/>
-          <w:sz w:val="16"/>
-          <w:szCs w:val="16"/>
-          <w:lang w:eastAsia="uk-UA"/>
-        </w:rPr>
-      </w:pPr>
-    </w:p>
-    <w:p>
-      <w:pPr>
-        <w:shd w:val="clear" w:color="auto" w:fill="1F1F1F"/>
-        <w:spacing w:after="0" w:line="219" w:lineRule="atLeast"/>
-        <w:rPr>
-          <w:rFonts w:ascii="Consolas" w:eastAsia="Times New Roman" w:hAnsi="Consolas" w:cs="Times New Roman"/>
-          <w:color w:val="CCCCCC"/>
-          <w:kern w:val="0"/>
-          <w:sz w:val="16"/>
-          <w:szCs w:val="16"/>
-          <w:lang w:eastAsia="uk-UA"/>
-        </w:rPr>
-      </w:pPr>
-      <w:r>
-        <w:rPr>
-          <w:rFonts w:ascii="Consolas" w:eastAsia="Times New Roman" w:hAnsi="Consolas" w:cs="Times New Roman"/>
-          <w:color w:val="6A9955"/>
-          <w:kern w:val="0"/>
-          <w:sz w:val="16"/>
-          <w:szCs w:val="16"/>
-          <w:lang w:eastAsia="uk-UA"/>
-        </w:rPr>
-        <w:t>#Мутація для сортування - змінюємо сам масив</w:t>
-      </w:r>
-    </w:p>
-    <w:p>
-      <w:pPr>
-        <w:shd w:val="clear" w:color="auto" w:fill="1F1F1F"/>
-        <w:spacing w:after="0" w:line="219" w:lineRule="atLeast"/>
-        <w:rPr>
-          <w:rFonts w:ascii="Consolas" w:eastAsia="Times New Roman" w:hAnsi="Consolas" w:cs="Times New Roman"/>
-          <w:color w:val="CCCCCC"/>
-          <w:kern w:val="0"/>
-          <w:sz w:val="16"/>
-          <w:szCs w:val="16"/>
-          <w:lang w:eastAsia="uk-UA"/>
-        </w:rPr>
-      </w:pPr>
-      <w:r>
-        <w:rPr>
-          <w:rFonts w:ascii="Consolas" w:eastAsia="Times New Roman" w:hAnsi="Consolas" w:cs="Times New Roman"/>
-          <w:color w:val="6A9955"/>
-          <w:kern w:val="0"/>
-          <w:sz w:val="16"/>
-          <w:szCs w:val="16"/>
-          <w:lang w:eastAsia="uk-UA"/>
-        </w:rPr>
-        <w:t># students.sort(key=lambda x: x["age"])</w:t>
-      </w:r>
-    </w:p>
-    <w:p>
-      <w:pPr>
-        <w:shd w:val="clear" w:color="auto" w:fill="1F1F1F"/>
-        <w:spacing w:after="0" w:line="219" w:lineRule="atLeast"/>
-        <w:rPr>
-          <w:rFonts w:ascii="Consolas" w:eastAsia="Times New Roman" w:hAnsi="Consolas" w:cs="Times New Roman"/>
-          <w:color w:val="CCCCCC"/>
-          <w:kern w:val="0"/>
-          <w:sz w:val="16"/>
-          <w:szCs w:val="16"/>
-          <w:lang w:eastAsia="uk-UA"/>
-        </w:rPr>
-      </w:pPr>
-      <w:r>
-        <w:rPr>
-          <w:rFonts w:ascii="Consolas" w:eastAsia="Times New Roman" w:hAnsi="Consolas" w:cs="Times New Roman"/>
-          <w:color w:val="6A9955"/>
-          <w:kern w:val="0"/>
-          <w:sz w:val="16"/>
-          <w:szCs w:val="16"/>
-          <w:lang w:eastAsia="uk-UA"/>
-        </w:rPr>
-        <w:t># print(students)</w:t>
-      </w:r>
-    </w:p>
-    <w:p>
-      <w:pPr>
-        <w:shd w:val="clear" w:color="auto" w:fill="1F1F1F"/>
-        <w:spacing w:after="0" w:line="219" w:lineRule="atLeast"/>
-        <w:rPr>
-          <w:rFonts w:ascii="Consolas" w:eastAsia="Times New Roman" w:hAnsi="Consolas" w:cs="Times New Roman"/>
-          <w:color w:val="CCCCCC"/>
-          <w:kern w:val="0"/>
-          <w:sz w:val="16"/>
-          <w:szCs w:val="16"/>
-          <w:lang w:eastAsia="uk-UA"/>
-        </w:rPr>
-      </w:pPr>
-    </w:p>
-    <w:p>
-      <w:pPr>
-        <w:shd w:val="clear" w:color="auto" w:fill="1F1F1F"/>
-        <w:spacing w:after="0" w:line="219" w:lineRule="atLeast"/>
-        <w:rPr>
-          <w:rFonts w:ascii="Consolas" w:eastAsia="Times New Roman" w:hAnsi="Consolas" w:cs="Times New Roman"/>
-          <w:color w:val="CCCCCC"/>
-          <w:kern w:val="0"/>
-          <w:sz w:val="16"/>
-          <w:szCs w:val="16"/>
-          <w:lang w:eastAsia="uk-UA"/>
-        </w:rPr>
-      </w:pPr>
-      <w:r>
-        <w:rPr>
-          <w:rFonts w:ascii="Consolas" w:eastAsia="Times New Roman" w:hAnsi="Consolas" w:cs="Times New Roman"/>
-          <w:color w:val="9CDCFE"/>
-          <w:kern w:val="0"/>
-          <w:sz w:val="16"/>
-          <w:szCs w:val="16"/>
-          <w:lang w:eastAsia="uk-UA"/>
-        </w:rPr>
-        <w:t>sorted_stud</w:t>
-      </w:r>
-      <w:r>
-        <w:rPr>
-          <w:rFonts w:ascii="Consolas" w:eastAsia="Times New Roman" w:hAnsi="Consolas" w:cs="Times New Roman"/>
-          <w:color w:val="CCCCCC"/>
-          <w:kern w:val="0"/>
-          <w:sz w:val="16"/>
-          <w:szCs w:val="16"/>
-          <w:lang w:eastAsia="uk-UA"/>
-        </w:rPr>
-        <w:t xml:space="preserve"> </w:t>
-      </w:r>
-      <w:r>
-        <w:rPr>
-          <w:rFonts w:ascii="Consolas" w:eastAsia="Times New Roman" w:hAnsi="Consolas" w:cs="Times New Roman"/>
-          <w:color w:val="D4D4D4"/>
-          <w:kern w:val="0"/>
-          <w:sz w:val="16"/>
-          <w:szCs w:val="16"/>
-          <w:lang w:eastAsia="uk-UA"/>
-        </w:rPr>
-        <w:t>=</w:t>
-      </w:r>
-      <w:r>
-        <w:rPr>
-          <w:rFonts w:ascii="Consolas" w:eastAsia="Times New Roman" w:hAnsi="Consolas" w:cs="Times New Roman"/>
-          <w:color w:val="CCCCCC"/>
-          <w:kern w:val="0"/>
-          <w:sz w:val="16"/>
-          <w:szCs w:val="16"/>
-          <w:lang w:eastAsia="uk-UA"/>
-        </w:rPr>
-        <w:t xml:space="preserve"> </w:t>
-      </w:r>
-      <w:r>
-        <w:rPr>
-          <w:rFonts w:ascii="Consolas" w:eastAsia="Times New Roman" w:hAnsi="Consolas" w:cs="Times New Roman"/>
-          <w:color w:val="DCDCAA"/>
-          <w:kern w:val="0"/>
-          <w:sz w:val="16"/>
-          <w:szCs w:val="16"/>
-          <w:lang w:eastAsia="uk-UA"/>
-        </w:rPr>
-        <w:t>sorted</w:t>
-      </w:r>
-      <w:r>
-        <w:rPr>
-          <w:rFonts w:ascii="Consolas" w:eastAsia="Times New Roman" w:hAnsi="Consolas" w:cs="Times New Roman"/>
-          <w:color w:val="CCCCCC"/>
-          <w:kern w:val="0"/>
-          <w:sz w:val="16"/>
-          <w:szCs w:val="16"/>
-          <w:lang w:eastAsia="uk-UA"/>
-        </w:rPr>
-        <w:t>(</w:t>
-      </w:r>
-      <w:r>
-        <w:rPr>
-          <w:rFonts w:ascii="Consolas" w:eastAsia="Times New Roman" w:hAnsi="Consolas" w:cs="Times New Roman"/>
-          <w:color w:val="9CDCFE"/>
-          <w:kern w:val="0"/>
-          <w:sz w:val="16"/>
-          <w:szCs w:val="16"/>
-          <w:lang w:eastAsia="uk-UA"/>
-        </w:rPr>
-        <w:t>students</w:t>
-      </w:r>
-      <w:r>
-        <w:rPr>
-          <w:rFonts w:ascii="Consolas" w:eastAsia="Times New Roman" w:hAnsi="Consolas" w:cs="Times New Roman"/>
-          <w:color w:val="CCCCCC"/>
-          <w:kern w:val="0"/>
-          <w:sz w:val="16"/>
-          <w:szCs w:val="16"/>
-          <w:lang w:eastAsia="uk-UA"/>
-        </w:rPr>
-        <w:t xml:space="preserve">, </w:t>
-      </w:r>
-      <w:r>
-        <w:rPr>
-          <w:rFonts w:ascii="Consolas" w:eastAsia="Times New Roman" w:hAnsi="Consolas" w:cs="Times New Roman"/>
-          <w:color w:val="9CDCFE"/>
-          <w:kern w:val="0"/>
-          <w:sz w:val="16"/>
-          <w:szCs w:val="16"/>
-          <w:lang w:eastAsia="uk-UA"/>
-        </w:rPr>
-        <w:t>key</w:t>
-      </w:r>
-      <w:r>
-        <w:rPr>
-          <w:rFonts w:ascii="Consolas" w:eastAsia="Times New Roman" w:hAnsi="Consolas" w:cs="Times New Roman"/>
-          <w:color w:val="D4D4D4"/>
-          <w:kern w:val="0"/>
-          <w:sz w:val="16"/>
-          <w:szCs w:val="16"/>
-          <w:lang w:eastAsia="uk-UA"/>
-        </w:rPr>
-        <w:t>=</w:t>
-      </w:r>
-      <w:r>
-        <w:rPr>
-          <w:rFonts w:ascii="Consolas" w:eastAsia="Times New Roman" w:hAnsi="Consolas" w:cs="Times New Roman"/>
-          <w:color w:val="569CD6"/>
-          <w:kern w:val="0"/>
-          <w:sz w:val="16"/>
-          <w:szCs w:val="16"/>
-          <w:lang w:eastAsia="uk-UA"/>
-        </w:rPr>
-        <w:t>lambda</w:t>
-      </w:r>
-      <w:r>
-        <w:rPr>
-          <w:rFonts w:ascii="Consolas" w:eastAsia="Times New Roman" w:hAnsi="Consolas" w:cs="Times New Roman"/>
-          <w:color w:val="CCCCCC"/>
-          <w:kern w:val="0"/>
-          <w:sz w:val="16"/>
-          <w:szCs w:val="16"/>
-          <w:lang w:eastAsia="uk-UA"/>
-        </w:rPr>
-        <w:t xml:space="preserve"> </w:t>
-      </w:r>
-      <w:r>
-        <w:rPr>
-          <w:rFonts w:ascii="Consolas" w:eastAsia="Times New Roman" w:hAnsi="Consolas" w:cs="Times New Roman"/>
-          <w:color w:val="9CDCFE"/>
-          <w:kern w:val="0"/>
-          <w:sz w:val="16"/>
-          <w:szCs w:val="16"/>
-          <w:lang w:eastAsia="uk-UA"/>
-        </w:rPr>
-        <w:t>student</w:t>
-      </w:r>
-      <w:r>
-        <w:rPr>
-          <w:rFonts w:ascii="Consolas" w:eastAsia="Times New Roman" w:hAnsi="Consolas" w:cs="Times New Roman"/>
-          <w:color w:val="CCCCCC"/>
-          <w:kern w:val="0"/>
-          <w:sz w:val="16"/>
-          <w:szCs w:val="16"/>
-          <w:lang w:eastAsia="uk-UA"/>
-        </w:rPr>
-        <w:t>:</w:t>
-      </w:r>
-      <w:r>
-        <w:rPr>
-          <w:rFonts w:ascii="Consolas" w:eastAsia="Times New Roman" w:hAnsi="Consolas" w:cs="Times New Roman"/>
-          <w:color w:val="9CDCFE"/>
-          <w:kern w:val="0"/>
-          <w:sz w:val="16"/>
-          <w:szCs w:val="16"/>
-          <w:lang w:eastAsia="uk-UA"/>
-        </w:rPr>
-        <w:t>student</w:t>
-      </w:r>
-      <w:r>
-        <w:rPr>
-          <w:rFonts w:ascii="Consolas" w:eastAsia="Times New Roman" w:hAnsi="Consolas" w:cs="Times New Roman"/>
-          <w:color w:val="CCCCCC"/>
-          <w:kern w:val="0"/>
-          <w:sz w:val="16"/>
-          <w:szCs w:val="16"/>
-          <w:lang w:eastAsia="uk-UA"/>
-        </w:rPr>
-        <w:t>[</w:t>
-      </w:r>
-      <w:r>
-        <w:rPr>
-          <w:rFonts w:ascii="Consolas" w:eastAsia="Times New Roman" w:hAnsi="Consolas" w:cs="Times New Roman"/>
-          <w:color w:val="CE9178"/>
-          <w:kern w:val="0"/>
-          <w:sz w:val="16"/>
-          <w:szCs w:val="16"/>
-          <w:lang w:eastAsia="uk-UA"/>
-        </w:rPr>
-        <w:t>"age"</w:t>
-      </w:r>
-      <w:r>
-        <w:rPr>
-          <w:rFonts w:ascii="Consolas" w:eastAsia="Times New Roman" w:hAnsi="Consolas" w:cs="Times New Roman"/>
-          <w:color w:val="CCCCCC"/>
-          <w:kern w:val="0"/>
-          <w:sz w:val="16"/>
-          <w:szCs w:val="16"/>
-          <w:lang w:eastAsia="uk-UA"/>
-        </w:rPr>
-        <w:t xml:space="preserve">]) </w:t>
-      </w:r>
-      <w:r>
-        <w:rPr>
-          <w:rFonts w:ascii="Consolas" w:eastAsia="Times New Roman" w:hAnsi="Consolas" w:cs="Times New Roman"/>
-          <w:color w:val="6A9955"/>
-          <w:kern w:val="0"/>
-          <w:sz w:val="16"/>
-          <w:szCs w:val="16"/>
-          <w:lang w:eastAsia="uk-UA"/>
-        </w:rPr>
-        <w:t>#створює новий масив</w:t>
-      </w:r>
-    </w:p>
-    <w:p>
-      <w:pPr>
-        <w:shd w:val="clear" w:color="auto" w:fill="1F1F1F"/>
-        <w:spacing w:after="0" w:line="219" w:lineRule="atLeast"/>
-        <w:rPr>
-          <w:rFonts w:ascii="Consolas" w:eastAsia="Times New Roman" w:hAnsi="Consolas" w:cs="Times New Roman"/>
-          <w:color w:val="CCCCCC"/>
-          <w:kern w:val="0"/>
-          <w:sz w:val="16"/>
-          <w:szCs w:val="16"/>
-          <w:lang w:eastAsia="uk-UA"/>
-        </w:rPr>
-      </w:pPr>
-      <w:r>
-        <w:rPr>
-          <w:rFonts w:ascii="Consolas" w:eastAsia="Times New Roman" w:hAnsi="Consolas" w:cs="Times New Roman"/>
-          <w:color w:val="DCDCAA"/>
-          <w:kern w:val="0"/>
-          <w:sz w:val="16"/>
-          <w:szCs w:val="16"/>
-          <w:lang w:eastAsia="uk-UA"/>
-        </w:rPr>
-        <w:t>print</w:t>
-      </w:r>
-      <w:r>
-        <w:rPr>
-          <w:rFonts w:ascii="Consolas" w:eastAsia="Times New Roman" w:hAnsi="Consolas" w:cs="Times New Roman"/>
-          <w:color w:val="CCCCCC"/>
-          <w:kern w:val="0"/>
-          <w:sz w:val="16"/>
-          <w:szCs w:val="16"/>
-          <w:lang w:eastAsia="uk-UA"/>
-        </w:rPr>
-        <w:t>(</w:t>
-      </w:r>
-      <w:r>
-        <w:rPr>
-          <w:rFonts w:ascii="Consolas" w:eastAsia="Times New Roman" w:hAnsi="Consolas" w:cs="Times New Roman"/>
-          <w:color w:val="9CDCFE"/>
-          <w:kern w:val="0"/>
-          <w:sz w:val="16"/>
-          <w:szCs w:val="16"/>
-          <w:lang w:eastAsia="uk-UA"/>
-        </w:rPr>
-        <w:t>sorted_stud</w:t>
-      </w:r>
-      <w:r>
-        <w:rPr>
-          <w:rFonts w:ascii="Consolas" w:eastAsia="Times New Roman" w:hAnsi="Consolas" w:cs="Times New Roman"/>
-          <w:color w:val="CCCCCC"/>
-          <w:kern w:val="0"/>
-          <w:sz w:val="16"/>
-          <w:szCs w:val="16"/>
-          <w:lang w:eastAsia="uk-UA"/>
-        </w:rPr>
-        <w:t>)</w:t>
-      </w:r>
-    </w:p>
-    <w:p>
-      <w:pPr>
-        <w:shd w:val="clear" w:color="auto" w:fill="1F1F1F"/>
-        <w:spacing w:after="0" w:line="219" w:lineRule="atLeast"/>
-        <w:rPr>
-          <w:rFonts w:ascii="Consolas" w:eastAsia="Times New Roman" w:hAnsi="Consolas" w:cs="Times New Roman"/>
-          <w:color w:val="CCCCCC"/>
-          <w:kern w:val="0"/>
-          <w:sz w:val="16"/>
-          <w:szCs w:val="16"/>
-          <w:lang w:eastAsia="uk-UA"/>
-        </w:rPr>
-      </w:pPr>
-    </w:p>
-    <w:p>
-      <w:pPr>
-        <w:shd w:val="clear" w:color="auto" w:fill="1F1F1F"/>
-        <w:spacing w:after="0" w:line="219" w:lineRule="atLeast"/>
-        <w:rPr>
-          <w:rFonts w:ascii="Consolas" w:eastAsia="Times New Roman" w:hAnsi="Consolas" w:cs="Times New Roman"/>
-          <w:color w:val="CCCCCC"/>
-          <w:kern w:val="0"/>
-          <w:sz w:val="16"/>
-          <w:szCs w:val="16"/>
-          <w:lang w:eastAsia="uk-UA"/>
-        </w:rPr>
-      </w:pPr>
-      <w:r>
-        <w:rPr>
-          <w:rFonts w:ascii="Consolas" w:eastAsia="Times New Roman" w:hAnsi="Consolas" w:cs="Times New Roman"/>
-          <w:color w:val="DCDCAA"/>
-          <w:kern w:val="0"/>
-          <w:sz w:val="16"/>
-          <w:szCs w:val="16"/>
-          <w:lang w:eastAsia="uk-UA"/>
-        </w:rPr>
-        <w:t>print</w:t>
-      </w:r>
-      <w:r>
-        <w:rPr>
-          <w:rFonts w:ascii="Consolas" w:eastAsia="Times New Roman" w:hAnsi="Consolas" w:cs="Times New Roman"/>
-          <w:color w:val="CCCCCC"/>
-          <w:kern w:val="0"/>
-          <w:sz w:val="16"/>
-          <w:szCs w:val="16"/>
-          <w:lang w:eastAsia="uk-UA"/>
-        </w:rPr>
-        <w:t>(</w:t>
-      </w:r>
-      <w:r>
-        <w:rPr>
-          <w:rFonts w:ascii="Consolas" w:eastAsia="Times New Roman" w:hAnsi="Consolas" w:cs="Times New Roman"/>
-          <w:color w:val="4EC9B0"/>
-          <w:kern w:val="0"/>
-          <w:sz w:val="16"/>
-          <w:szCs w:val="16"/>
-          <w:lang w:eastAsia="uk-UA"/>
-        </w:rPr>
-        <w:t>type</w:t>
-      </w:r>
-      <w:r>
-        <w:rPr>
-          <w:rFonts w:ascii="Consolas" w:eastAsia="Times New Roman" w:hAnsi="Consolas" w:cs="Times New Roman"/>
-          <w:color w:val="CCCCCC"/>
-          <w:kern w:val="0"/>
-          <w:sz w:val="16"/>
-          <w:szCs w:val="16"/>
-          <w:lang w:eastAsia="uk-UA"/>
-        </w:rPr>
-        <w:t>(</w:t>
-      </w:r>
-      <w:r>
-        <w:rPr>
-          <w:rFonts w:ascii="Consolas" w:eastAsia="Times New Roman" w:hAnsi="Consolas" w:cs="Times New Roman"/>
-          <w:color w:val="9CDCFE"/>
-          <w:kern w:val="0"/>
-          <w:sz w:val="16"/>
-          <w:szCs w:val="16"/>
-          <w:lang w:eastAsia="uk-UA"/>
-        </w:rPr>
-        <w:t>students</w:t>
-      </w:r>
-      <w:r>
-        <w:rPr>
-          <w:rFonts w:ascii="Consolas" w:eastAsia="Times New Roman" w:hAnsi="Consolas" w:cs="Times New Roman"/>
-          <w:color w:val="CCCCCC"/>
-          <w:kern w:val="0"/>
-          <w:sz w:val="16"/>
-          <w:szCs w:val="16"/>
-          <w:lang w:eastAsia="uk-UA"/>
-        </w:rPr>
-        <w:t>[</w:t>
-      </w:r>
-      <w:r>
-        <w:rPr>
-          <w:rFonts w:ascii="Consolas" w:eastAsia="Times New Roman" w:hAnsi="Consolas" w:cs="Times New Roman"/>
-          <w:color w:val="B5CEA8"/>
-          <w:kern w:val="0"/>
-          <w:sz w:val="16"/>
-          <w:szCs w:val="16"/>
-          <w:lang w:eastAsia="uk-UA"/>
-        </w:rPr>
-        <w:t>0</w:t>
-      </w:r>
-      <w:r>
-        <w:rPr>
-          <w:rFonts w:ascii="Consolas" w:eastAsia="Times New Roman" w:hAnsi="Consolas" w:cs="Times New Roman"/>
-          <w:color w:val="CCCCCC"/>
-          <w:kern w:val="0"/>
-          <w:sz w:val="16"/>
-          <w:szCs w:val="16"/>
-          <w:lang w:eastAsia="uk-UA"/>
-        </w:rPr>
-        <w:t xml:space="preserve">])) </w:t>
-      </w:r>
-      <w:r>
-        <w:rPr>
-          <w:rFonts w:ascii="Consolas" w:eastAsia="Times New Roman" w:hAnsi="Consolas" w:cs="Times New Roman"/>
-          <w:color w:val="6A9955"/>
-          <w:kern w:val="0"/>
-          <w:sz w:val="16"/>
-          <w:szCs w:val="16"/>
-          <w:lang w:eastAsia="uk-UA"/>
-        </w:rPr>
-        <w:t>#виводить тип даних першого елемента масиву</w:t>
-      </w:r>
-    </w:p>
-    <w:p>
-      <w:pPr>
-        <w:shd w:val="clear" w:color="auto" w:fill="1F1F1F"/>
-        <w:spacing w:after="240" w:line="219" w:lineRule="atLeast"/>
-        <w:rPr>
-          <w:rFonts w:ascii="Consolas" w:eastAsia="Times New Roman" w:hAnsi="Consolas" w:cs="Times New Roman"/>
-          <w:color w:val="CCCCCC"/>
-          <w:kern w:val="0"/>
-          <w:sz w:val="16"/>
-          <w:szCs w:val="16"/>
-          <w:lang w:eastAsia="uk-UA"/>
-        </w:rPr>
-      </w:pPr>
-    </w:p>
-    <w:p>
-      <w:pPr>
-        <w:shd w:val="clear" w:color="auto" w:fill="1F1F1F"/>
-        <w:spacing w:after="0" w:line="219" w:lineRule="atLeast"/>
-        <w:rPr>
-          <w:rFonts w:ascii="Consolas" w:eastAsia="Times New Roman" w:hAnsi="Consolas" w:cs="Times New Roman"/>
-          <w:color w:val="CCCCCC"/>
-          <w:kern w:val="0"/>
-          <w:sz w:val="16"/>
-          <w:szCs w:val="16"/>
-          <w:lang w:eastAsia="uk-UA"/>
-        </w:rPr>
-      </w:pPr>
-      <w:r>
-        <w:rPr>
-          <w:rFonts w:ascii="Consolas" w:eastAsia="Times New Roman" w:hAnsi="Consolas" w:cs="Times New Roman"/>
-          <w:color w:val="DCDCAA"/>
-          <w:kern w:val="0"/>
-          <w:sz w:val="16"/>
-          <w:szCs w:val="16"/>
-          <w:lang w:eastAsia="uk-UA"/>
-        </w:rPr>
-        <w:t>print</w:t>
-      </w:r>
-      <w:r>
-        <w:rPr>
-          <w:rFonts w:ascii="Consolas" w:eastAsia="Times New Roman" w:hAnsi="Consolas" w:cs="Times New Roman"/>
-          <w:color w:val="CCCCCC"/>
-          <w:kern w:val="0"/>
-          <w:sz w:val="16"/>
-          <w:szCs w:val="16"/>
-          <w:lang w:eastAsia="uk-UA"/>
-        </w:rPr>
-        <w:t>(</w:t>
-      </w:r>
-      <w:r>
-        <w:rPr>
-          <w:rFonts w:ascii="Consolas" w:eastAsia="Times New Roman" w:hAnsi="Consolas" w:cs="Times New Roman"/>
-          <w:color w:val="CE9178"/>
-          <w:kern w:val="0"/>
-          <w:sz w:val="16"/>
-          <w:szCs w:val="16"/>
-          <w:lang w:eastAsia="uk-UA"/>
-        </w:rPr>
-        <w:t>"Робота із кортежами (tuple)"</w:t>
-      </w:r>
-      <w:r>
-        <w:rPr>
-          <w:rFonts w:ascii="Consolas" w:eastAsia="Times New Roman" w:hAnsi="Consolas" w:cs="Times New Roman"/>
-          <w:color w:val="CCCCCC"/>
-          <w:kern w:val="0"/>
-          <w:sz w:val="16"/>
-          <w:szCs w:val="16"/>
-          <w:lang w:eastAsia="uk-UA"/>
-        </w:rPr>
-        <w:t>)</w:t>
-      </w:r>
-    </w:p>
-    <w:p>
-      <w:pPr>
-        <w:shd w:val="clear" w:color="auto" w:fill="1F1F1F"/>
-        <w:spacing w:after="0" w:line="219" w:lineRule="atLeast"/>
-        <w:rPr>
-          <w:rFonts w:ascii="Consolas" w:eastAsia="Times New Roman" w:hAnsi="Consolas" w:cs="Times New Roman"/>
-          <w:color w:val="CCCCCC"/>
-          <w:kern w:val="0"/>
-          <w:sz w:val="16"/>
-          <w:szCs w:val="16"/>
-          <w:lang w:eastAsia="uk-UA"/>
-        </w:rPr>
-      </w:pPr>
-    </w:p>
-    <w:p>
-      <w:pPr>
-        <w:shd w:val="clear" w:color="auto" w:fill="1F1F1F"/>
-        <w:spacing w:after="0" w:line="219" w:lineRule="atLeast"/>
-        <w:rPr>
-          <w:rFonts w:ascii="Consolas" w:eastAsia="Times New Roman" w:hAnsi="Consolas" w:cs="Times New Roman"/>
-          <w:color w:val="CCCCCC"/>
-          <w:kern w:val="0"/>
-          <w:sz w:val="16"/>
-          <w:szCs w:val="16"/>
-          <w:lang w:eastAsia="uk-UA"/>
-        </w:rPr>
-      </w:pPr>
-      <w:r>
-        <w:rPr>
-          <w:rFonts w:ascii="Consolas" w:eastAsia="Times New Roman" w:hAnsi="Consolas" w:cs="Times New Roman"/>
-          <w:color w:val="6A9955"/>
-          <w:kern w:val="0"/>
-          <w:sz w:val="16"/>
-          <w:szCs w:val="16"/>
-          <w:lang w:eastAsia="uk-UA"/>
-        </w:rPr>
-        <w:t xml:space="preserve"># Кортежі (tuple) - це незмінні послідовності, </w:t>
-      </w:r>
-    </w:p>
-    <w:p>
-      <w:pPr>
-        <w:shd w:val="clear" w:color="auto" w:fill="1F1F1F"/>
-        <w:spacing w:after="0" w:line="219" w:lineRule="atLeast"/>
-        <w:rPr>
-          <w:rFonts w:ascii="Consolas" w:eastAsia="Times New Roman" w:hAnsi="Consolas" w:cs="Times New Roman"/>
-          <w:color w:val="CCCCCC"/>
-          <w:kern w:val="0"/>
-          <w:sz w:val="16"/>
-          <w:szCs w:val="16"/>
-          <w:lang w:eastAsia="uk-UA"/>
-        </w:rPr>
-      </w:pPr>
-      <w:r>
-        <w:rPr>
-          <w:rFonts w:ascii="Consolas" w:eastAsia="Times New Roman" w:hAnsi="Consolas" w:cs="Times New Roman"/>
-          <w:color w:val="6A9955"/>
-          <w:kern w:val="0"/>
-          <w:sz w:val="16"/>
-          <w:szCs w:val="16"/>
-          <w:lang w:eastAsia="uk-UA"/>
-        </w:rPr>
-        <w:t># які можуть містити різні типи даних.</w:t>
-      </w:r>
-    </w:p>
-    <w:p>
-      <w:pPr>
-        <w:shd w:val="clear" w:color="auto" w:fill="1F1F1F"/>
-        <w:spacing w:after="0" w:line="219" w:lineRule="atLeast"/>
-        <w:rPr>
-          <w:rFonts w:ascii="Consolas" w:eastAsia="Times New Roman" w:hAnsi="Consolas" w:cs="Times New Roman"/>
-          <w:color w:val="CCCCCC"/>
-          <w:kern w:val="0"/>
-          <w:sz w:val="16"/>
-          <w:szCs w:val="16"/>
-          <w:lang w:eastAsia="uk-UA"/>
-        </w:rPr>
-      </w:pPr>
-      <w:r>
-        <w:rPr>
-          <w:rFonts w:ascii="Consolas" w:eastAsia="Times New Roman" w:hAnsi="Consolas" w:cs="Times New Roman"/>
-          <w:color w:val="9CDCFE"/>
-          <w:kern w:val="0"/>
-          <w:sz w:val="16"/>
-          <w:szCs w:val="16"/>
-          <w:lang w:eastAsia="uk-UA"/>
-        </w:rPr>
-        <w:t>myTuple</w:t>
-      </w:r>
-      <w:r>
-        <w:rPr>
-          <w:rFonts w:ascii="Consolas" w:eastAsia="Times New Roman" w:hAnsi="Consolas" w:cs="Times New Roman"/>
-          <w:color w:val="CCCCCC"/>
-          <w:kern w:val="0"/>
-          <w:sz w:val="16"/>
-          <w:szCs w:val="16"/>
-          <w:lang w:eastAsia="uk-UA"/>
-        </w:rPr>
-        <w:t xml:space="preserve"> </w:t>
-      </w:r>
-      <w:r>
-        <w:rPr>
-          <w:rFonts w:ascii="Consolas" w:eastAsia="Times New Roman" w:hAnsi="Consolas" w:cs="Times New Roman"/>
-          <w:color w:val="D4D4D4"/>
-          <w:kern w:val="0"/>
-          <w:sz w:val="16"/>
-          <w:szCs w:val="16"/>
-          <w:lang w:eastAsia="uk-UA"/>
-        </w:rPr>
-        <w:t>=</w:t>
-      </w:r>
-      <w:r>
-        <w:rPr>
-          <w:rFonts w:ascii="Consolas" w:eastAsia="Times New Roman" w:hAnsi="Consolas" w:cs="Times New Roman"/>
-          <w:color w:val="CCCCCC"/>
-          <w:kern w:val="0"/>
-          <w:sz w:val="16"/>
-          <w:szCs w:val="16"/>
-          <w:lang w:eastAsia="uk-UA"/>
-        </w:rPr>
-        <w:t xml:space="preserve"> (</w:t>
-      </w:r>
-      <w:r>
-        <w:rPr>
-          <w:rFonts w:ascii="Consolas" w:eastAsia="Times New Roman" w:hAnsi="Consolas" w:cs="Times New Roman"/>
-          <w:color w:val="B5CEA8"/>
-          <w:kern w:val="0"/>
-          <w:sz w:val="16"/>
-          <w:szCs w:val="16"/>
-          <w:lang w:eastAsia="uk-UA"/>
-        </w:rPr>
-        <w:t>1</w:t>
-      </w:r>
-      <w:r>
-        <w:rPr>
-          <w:rFonts w:ascii="Consolas" w:eastAsia="Times New Roman" w:hAnsi="Consolas" w:cs="Times New Roman"/>
-          <w:color w:val="CCCCCC"/>
-          <w:kern w:val="0"/>
-          <w:sz w:val="16"/>
-          <w:szCs w:val="16"/>
-          <w:lang w:eastAsia="uk-UA"/>
-        </w:rPr>
-        <w:t xml:space="preserve">, </w:t>
-      </w:r>
-      <w:r>
-        <w:rPr>
-          <w:rFonts w:ascii="Consolas" w:eastAsia="Times New Roman" w:hAnsi="Consolas" w:cs="Times New Roman"/>
-          <w:color w:val="B5CEA8"/>
-          <w:kern w:val="0"/>
-          <w:sz w:val="16"/>
-          <w:szCs w:val="16"/>
-          <w:lang w:eastAsia="uk-UA"/>
-        </w:rPr>
-        <w:t>2</w:t>
-      </w:r>
-      <w:r>
-        <w:rPr>
-          <w:rFonts w:ascii="Consolas" w:eastAsia="Times New Roman" w:hAnsi="Consolas" w:cs="Times New Roman"/>
-          <w:color w:val="CCCCCC"/>
-          <w:kern w:val="0"/>
-          <w:sz w:val="16"/>
-          <w:szCs w:val="16"/>
-          <w:lang w:eastAsia="uk-UA"/>
-        </w:rPr>
-        <w:t xml:space="preserve">, </w:t>
-      </w:r>
-      <w:r>
-        <w:rPr>
-          <w:rFonts w:ascii="Consolas" w:eastAsia="Times New Roman" w:hAnsi="Consolas" w:cs="Times New Roman"/>
-          <w:color w:val="B5CEA8"/>
-          <w:kern w:val="0"/>
-          <w:sz w:val="16"/>
-          <w:szCs w:val="16"/>
-          <w:lang w:eastAsia="uk-UA"/>
-        </w:rPr>
-        <w:t>3</w:t>
-      </w:r>
-      <w:r>
-        <w:rPr>
-          <w:rFonts w:ascii="Consolas" w:eastAsia="Times New Roman" w:hAnsi="Consolas" w:cs="Times New Roman"/>
-          <w:color w:val="CCCCCC"/>
-          <w:kern w:val="0"/>
-          <w:sz w:val="16"/>
-          <w:szCs w:val="16"/>
-          <w:lang w:eastAsia="uk-UA"/>
-        </w:rPr>
-        <w:t xml:space="preserve">, </w:t>
-      </w:r>
-      <w:r>
-        <w:rPr>
-          <w:rFonts w:ascii="Consolas" w:eastAsia="Times New Roman" w:hAnsi="Consolas" w:cs="Times New Roman"/>
-          <w:color w:val="CE9178"/>
-          <w:kern w:val="0"/>
-          <w:sz w:val="16"/>
-          <w:szCs w:val="16"/>
-          <w:lang w:eastAsia="uk-UA"/>
-        </w:rPr>
-        <w:t>"Чотири"</w:t>
-      </w:r>
-      <w:r>
-        <w:rPr>
-          <w:rFonts w:ascii="Consolas" w:eastAsia="Times New Roman" w:hAnsi="Consolas" w:cs="Times New Roman"/>
-          <w:color w:val="CCCCCC"/>
-          <w:kern w:val="0"/>
-          <w:sz w:val="16"/>
-          <w:szCs w:val="16"/>
-          <w:lang w:eastAsia="uk-UA"/>
-        </w:rPr>
-        <w:t xml:space="preserve">, </w:t>
-      </w:r>
-      <w:r>
-        <w:rPr>
-          <w:rFonts w:ascii="Consolas" w:eastAsia="Times New Roman" w:hAnsi="Consolas" w:cs="Times New Roman"/>
-          <w:color w:val="B5CEA8"/>
-          <w:kern w:val="0"/>
-          <w:sz w:val="16"/>
-          <w:szCs w:val="16"/>
-          <w:lang w:eastAsia="uk-UA"/>
-        </w:rPr>
-        <w:t>5.0</w:t>
-      </w:r>
-      <w:r>
-        <w:rPr>
-          <w:rFonts w:ascii="Consolas" w:eastAsia="Times New Roman" w:hAnsi="Consolas" w:cs="Times New Roman"/>
-          <w:color w:val="CCCCCC"/>
-          <w:kern w:val="0"/>
-          <w:sz w:val="16"/>
-          <w:szCs w:val="16"/>
-          <w:lang w:eastAsia="uk-UA"/>
-        </w:rPr>
-        <w:t>)</w:t>
-      </w:r>
-    </w:p>
-    <w:p>
-      <w:pPr>
-        <w:shd w:val="clear" w:color="auto" w:fill="1F1F1F"/>
-        <w:spacing w:after="0" w:line="219" w:lineRule="atLeast"/>
-        <w:rPr>
-          <w:rFonts w:ascii="Consolas" w:eastAsia="Times New Roman" w:hAnsi="Consolas" w:cs="Times New Roman"/>
-          <w:color w:val="CCCCCC"/>
-          <w:kern w:val="0"/>
-          <w:sz w:val="16"/>
-          <w:szCs w:val="16"/>
-          <w:lang w:eastAsia="uk-UA"/>
-        </w:rPr>
-      </w:pPr>
-      <w:r>
-        <w:rPr>
-          <w:rFonts w:ascii="Consolas" w:eastAsia="Times New Roman" w:hAnsi="Consolas" w:cs="Times New Roman"/>
-          <w:color w:val="DCDCAA"/>
-          <w:kern w:val="0"/>
-          <w:sz w:val="16"/>
-          <w:szCs w:val="16"/>
-          <w:lang w:eastAsia="uk-UA"/>
-        </w:rPr>
-        <w:t>print</w:t>
-      </w:r>
-      <w:r>
-        <w:rPr>
-          <w:rFonts w:ascii="Consolas" w:eastAsia="Times New Roman" w:hAnsi="Consolas" w:cs="Times New Roman"/>
-          <w:color w:val="CCCCCC"/>
-          <w:kern w:val="0"/>
-          <w:sz w:val="16"/>
-          <w:szCs w:val="16"/>
-          <w:lang w:eastAsia="uk-UA"/>
-        </w:rPr>
-        <w:t>(</w:t>
-      </w:r>
-      <w:r>
-        <w:rPr>
-          <w:rFonts w:ascii="Consolas" w:eastAsia="Times New Roman" w:hAnsi="Consolas" w:cs="Times New Roman"/>
-          <w:color w:val="9CDCFE"/>
-          <w:kern w:val="0"/>
-          <w:sz w:val="16"/>
-          <w:szCs w:val="16"/>
-          <w:lang w:eastAsia="uk-UA"/>
-        </w:rPr>
-        <w:t>myTuple</w:t>
-      </w:r>
-      <w:r>
-        <w:rPr>
-          <w:rFonts w:ascii="Consolas" w:eastAsia="Times New Roman" w:hAnsi="Consolas" w:cs="Times New Roman"/>
-          <w:color w:val="CCCCCC"/>
-          <w:kern w:val="0"/>
-          <w:sz w:val="16"/>
-          <w:szCs w:val="16"/>
-          <w:lang w:eastAsia="uk-UA"/>
-        </w:rPr>
-        <w:t>)</w:t>
-      </w:r>
-    </w:p>
-    <w:p>
-      <w:pPr>
-        <w:shd w:val="clear" w:color="auto" w:fill="1F1F1F"/>
-        <w:spacing w:after="0" w:line="219" w:lineRule="atLeast"/>
-        <w:rPr>
-          <w:rFonts w:ascii="Consolas" w:eastAsia="Times New Roman" w:hAnsi="Consolas" w:cs="Times New Roman"/>
-          <w:color w:val="CCCCCC"/>
-          <w:kern w:val="0"/>
-          <w:sz w:val="16"/>
-          <w:szCs w:val="16"/>
-          <w:lang w:eastAsia="uk-UA"/>
-        </w:rPr>
-      </w:pPr>
-    </w:p>
-    <w:p>
-      <w:pPr>
-        <w:shd w:val="clear" w:color="auto" w:fill="1F1F1F"/>
-        <w:spacing w:after="0" w:line="219" w:lineRule="atLeast"/>
-        <w:rPr>
-          <w:rFonts w:ascii="Consolas" w:eastAsia="Times New Roman" w:hAnsi="Consolas" w:cs="Times New Roman"/>
-          <w:color w:val="CCCCCC"/>
-          <w:kern w:val="0"/>
-          <w:sz w:val="16"/>
-          <w:szCs w:val="16"/>
-          <w:lang w:eastAsia="uk-UA"/>
-        </w:rPr>
-      </w:pPr>
-      <w:r>
-        <w:rPr>
-          <w:rFonts w:ascii="Consolas" w:eastAsia="Times New Roman" w:hAnsi="Consolas" w:cs="Times New Roman"/>
-          <w:color w:val="DCDCAA"/>
-          <w:kern w:val="0"/>
-          <w:sz w:val="16"/>
-          <w:szCs w:val="16"/>
-          <w:lang w:eastAsia="uk-UA"/>
-        </w:rPr>
-        <w:t>print</w:t>
-      </w:r>
-      <w:r>
-        <w:rPr>
-          <w:rFonts w:ascii="Consolas" w:eastAsia="Times New Roman" w:hAnsi="Consolas" w:cs="Times New Roman"/>
-          <w:color w:val="CCCCCC"/>
-          <w:kern w:val="0"/>
-          <w:sz w:val="16"/>
-          <w:szCs w:val="16"/>
-          <w:lang w:eastAsia="uk-UA"/>
-        </w:rPr>
-        <w:t>(</w:t>
-      </w:r>
-      <w:r>
-        <w:rPr>
-          <w:rFonts w:ascii="Consolas" w:eastAsia="Times New Roman" w:hAnsi="Consolas" w:cs="Times New Roman"/>
-          <w:color w:val="4EC9B0"/>
-          <w:kern w:val="0"/>
-          <w:sz w:val="16"/>
-          <w:szCs w:val="16"/>
-          <w:lang w:eastAsia="uk-UA"/>
-        </w:rPr>
-        <w:t>type</w:t>
-      </w:r>
-      <w:r>
-        <w:rPr>
-          <w:rFonts w:ascii="Consolas" w:eastAsia="Times New Roman" w:hAnsi="Consolas" w:cs="Times New Roman"/>
-          <w:color w:val="CCCCCC"/>
-          <w:kern w:val="0"/>
-          <w:sz w:val="16"/>
-          <w:szCs w:val="16"/>
-          <w:lang w:eastAsia="uk-UA"/>
-        </w:rPr>
-        <w:t>(</w:t>
-      </w:r>
-      <w:r>
-        <w:rPr>
-          <w:rFonts w:ascii="Consolas" w:eastAsia="Times New Roman" w:hAnsi="Consolas" w:cs="Times New Roman"/>
-          <w:color w:val="9CDCFE"/>
-          <w:kern w:val="0"/>
-          <w:sz w:val="16"/>
-          <w:szCs w:val="16"/>
-          <w:lang w:eastAsia="uk-UA"/>
-        </w:rPr>
-        <w:t>myTuple</w:t>
-      </w:r>
-      <w:r>
-        <w:rPr>
-          <w:rFonts w:ascii="Consolas" w:eastAsia="Times New Roman" w:hAnsi="Consolas" w:cs="Times New Roman"/>
-          <w:color w:val="CCCCCC"/>
-          <w:kern w:val="0"/>
-          <w:sz w:val="16"/>
-          <w:szCs w:val="16"/>
-          <w:lang w:eastAsia="uk-UA"/>
-        </w:rPr>
-        <w:t xml:space="preserve">)) </w:t>
-      </w:r>
-      <w:r>
-        <w:rPr>
-          <w:rFonts w:ascii="Consolas" w:eastAsia="Times New Roman" w:hAnsi="Consolas" w:cs="Times New Roman"/>
-          <w:color w:val="6A9955"/>
-          <w:kern w:val="0"/>
-          <w:sz w:val="16"/>
-          <w:szCs w:val="16"/>
-          <w:lang w:eastAsia="uk-UA"/>
-        </w:rPr>
-        <w:t>#виводить тип даних myTuple</w:t>
-      </w:r>
-    </w:p>
-    <w:p>
-      <w:pPr>
-        <w:shd w:val="clear" w:color="auto" w:fill="1F1F1F"/>
-        <w:spacing w:after="0" w:line="219" w:lineRule="atLeast"/>
-        <w:rPr>
-          <w:rFonts w:ascii="Consolas" w:eastAsia="Times New Roman" w:hAnsi="Consolas" w:cs="Times New Roman"/>
-          <w:color w:val="CCCCCC"/>
-          <w:kern w:val="0"/>
-          <w:sz w:val="16"/>
-          <w:szCs w:val="16"/>
-          <w:lang w:eastAsia="uk-UA"/>
-        </w:rPr>
-      </w:pPr>
-    </w:p>
-    <w:p>
-      <w:pPr>
-        <w:shd w:val="clear" w:color="auto" w:fill="1F1F1F"/>
-        <w:spacing w:after="0" w:line="219" w:lineRule="atLeast"/>
-        <w:rPr>
-          <w:rFonts w:ascii="Consolas" w:eastAsia="Times New Roman" w:hAnsi="Consolas" w:cs="Times New Roman"/>
-          <w:color w:val="CCCCCC"/>
-          <w:kern w:val="0"/>
-          <w:sz w:val="16"/>
-          <w:szCs w:val="16"/>
-          <w:lang w:eastAsia="uk-UA"/>
-        </w:rPr>
-      </w:pPr>
-      <w:r>
-        <w:rPr>
-          <w:rFonts w:ascii="Consolas" w:eastAsia="Times New Roman" w:hAnsi="Consolas" w:cs="Times New Roman"/>
-          <w:color w:val="6A9955"/>
-          <w:kern w:val="0"/>
-          <w:sz w:val="16"/>
-          <w:szCs w:val="16"/>
-          <w:lang w:eastAsia="uk-UA"/>
-        </w:rPr>
-        <w:t># Доступ до елементів кортежу</w:t>
-      </w:r>
-    </w:p>
-    <w:p>
-      <w:pPr>
-        <w:shd w:val="clear" w:color="auto" w:fill="1F1F1F"/>
-        <w:spacing w:after="0" w:line="219" w:lineRule="atLeast"/>
-        <w:rPr>
-          <w:rFonts w:ascii="Consolas" w:eastAsia="Times New Roman" w:hAnsi="Consolas" w:cs="Times New Roman"/>
-          <w:color w:val="CCCCCC"/>
-          <w:kern w:val="0"/>
-          <w:sz w:val="16"/>
-          <w:szCs w:val="16"/>
-          <w:lang w:eastAsia="uk-UA"/>
-        </w:rPr>
-      </w:pPr>
-      <w:r>
-        <w:rPr>
-          <w:rFonts w:ascii="Consolas" w:eastAsia="Times New Roman" w:hAnsi="Consolas" w:cs="Times New Roman"/>
-          <w:color w:val="DCDCAA"/>
-          <w:kern w:val="0"/>
-          <w:sz w:val="16"/>
-          <w:szCs w:val="16"/>
-          <w:lang w:eastAsia="uk-UA"/>
-        </w:rPr>
-        <w:t>print</w:t>
-      </w:r>
-      <w:r>
-        <w:rPr>
-          <w:rFonts w:ascii="Consolas" w:eastAsia="Times New Roman" w:hAnsi="Consolas" w:cs="Times New Roman"/>
-          <w:color w:val="CCCCCC"/>
-          <w:kern w:val="0"/>
-          <w:sz w:val="16"/>
-          <w:szCs w:val="16"/>
-          <w:lang w:eastAsia="uk-UA"/>
-        </w:rPr>
-        <w:t>(</w:t>
-      </w:r>
-      <w:r>
-        <w:rPr>
-          <w:rFonts w:ascii="Consolas" w:eastAsia="Times New Roman" w:hAnsi="Consolas" w:cs="Times New Roman"/>
-          <w:color w:val="9CDCFE"/>
-          <w:kern w:val="0"/>
-          <w:sz w:val="16"/>
-          <w:szCs w:val="16"/>
-          <w:lang w:eastAsia="uk-UA"/>
-        </w:rPr>
-        <w:t>myTuple</w:t>
-      </w:r>
-      <w:r>
-        <w:rPr>
-          <w:rFonts w:ascii="Consolas" w:eastAsia="Times New Roman" w:hAnsi="Consolas" w:cs="Times New Roman"/>
-          <w:color w:val="CCCCCC"/>
-          <w:kern w:val="0"/>
-          <w:sz w:val="16"/>
-          <w:szCs w:val="16"/>
-          <w:lang w:eastAsia="uk-UA"/>
-        </w:rPr>
-        <w:t>[</w:t>
-      </w:r>
-      <w:r>
-        <w:rPr>
-          <w:rFonts w:ascii="Consolas" w:eastAsia="Times New Roman" w:hAnsi="Consolas" w:cs="Times New Roman"/>
-          <w:color w:val="B5CEA8"/>
-          <w:kern w:val="0"/>
-          <w:sz w:val="16"/>
-          <w:szCs w:val="16"/>
-          <w:lang w:eastAsia="uk-UA"/>
-        </w:rPr>
-        <w:t>0</w:t>
-      </w:r>
-      <w:r>
-        <w:rPr>
-          <w:rFonts w:ascii="Consolas" w:eastAsia="Times New Roman" w:hAnsi="Consolas" w:cs="Times New Roman"/>
-          <w:color w:val="CCCCCC"/>
-          <w:kern w:val="0"/>
-          <w:sz w:val="16"/>
-          <w:szCs w:val="16"/>
-          <w:lang w:eastAsia="uk-UA"/>
-        </w:rPr>
-        <w:t xml:space="preserve">]) </w:t>
-      </w:r>
-      <w:r>
-        <w:rPr>
-          <w:rFonts w:ascii="Consolas" w:eastAsia="Times New Roman" w:hAnsi="Consolas" w:cs="Times New Roman"/>
-          <w:color w:val="6A9955"/>
-          <w:kern w:val="0"/>
-          <w:sz w:val="16"/>
-          <w:szCs w:val="16"/>
-          <w:lang w:eastAsia="uk-UA"/>
-        </w:rPr>
-        <w:t>#виводить перший елемент кортежу</w:t>
-      </w:r>
-    </w:p>
-    <w:p>
-      <w:pPr>
-        <w:shd w:val="clear" w:color="auto" w:fill="1F1F1F"/>
-        <w:spacing w:after="0" w:line="219" w:lineRule="atLeast"/>
-        <w:rPr>
-          <w:rFonts w:ascii="Consolas" w:eastAsia="Times New Roman" w:hAnsi="Consolas" w:cs="Times New Roman"/>
-          <w:color w:val="CCCCCC"/>
-          <w:kern w:val="0"/>
-          <w:sz w:val="16"/>
-          <w:szCs w:val="16"/>
-          <w:lang w:eastAsia="uk-UA"/>
-        </w:rPr>
-      </w:pPr>
-    </w:p>
-    <w:p>
-      <w:pPr>
-        <w:shd w:val="clear" w:color="auto" w:fill="1F1F1F"/>
-        <w:spacing w:after="0" w:line="219" w:lineRule="atLeast"/>
-        <w:rPr>
-          <w:rFonts w:ascii="Consolas" w:eastAsia="Times New Roman" w:hAnsi="Consolas" w:cs="Times New Roman"/>
-          <w:color w:val="CCCCCC"/>
-          <w:kern w:val="0"/>
-          <w:sz w:val="16"/>
-          <w:szCs w:val="16"/>
-          <w:lang w:eastAsia="uk-UA"/>
-        </w:rPr>
-      </w:pPr>
-      <w:r>
-        <w:rPr>
-          <w:rFonts w:ascii="Consolas" w:eastAsia="Times New Roman" w:hAnsi="Consolas" w:cs="Times New Roman"/>
-          <w:color w:val="C586C0"/>
-          <w:kern w:val="0"/>
-          <w:sz w:val="16"/>
-          <w:szCs w:val="16"/>
-          <w:lang w:eastAsia="uk-UA"/>
-        </w:rPr>
-        <w:t>try</w:t>
-      </w:r>
-      <w:r>
-        <w:rPr>
-          <w:rFonts w:ascii="Consolas" w:eastAsia="Times New Roman" w:hAnsi="Consolas" w:cs="Times New Roman"/>
-          <w:color w:val="CCCCCC"/>
-          <w:kern w:val="0"/>
-          <w:sz w:val="16"/>
-          <w:szCs w:val="16"/>
-          <w:lang w:eastAsia="uk-UA"/>
-        </w:rPr>
-        <w:t>:</w:t>
-      </w:r>
-    </w:p>
-    <w:p>
-      <w:pPr>
-        <w:shd w:val="clear" w:color="auto" w:fill="1F1F1F"/>
-        <w:spacing w:after="0" w:line="219" w:lineRule="atLeast"/>
-        <w:rPr>
-          <w:rFonts w:ascii="Consolas" w:eastAsia="Times New Roman" w:hAnsi="Consolas" w:cs="Times New Roman"/>
-          <w:color w:val="CCCCCC"/>
-          <w:kern w:val="0"/>
-          <w:sz w:val="16"/>
-          <w:szCs w:val="16"/>
-          <w:lang w:eastAsia="uk-UA"/>
-        </w:rPr>
-      </w:pPr>
-      <w:r>
-        <w:rPr>
-          <w:rFonts w:ascii="Consolas" w:eastAsia="Times New Roman" w:hAnsi="Consolas" w:cs="Times New Roman"/>
-          <w:color w:val="CCCCCC"/>
-          <w:kern w:val="0"/>
-          <w:sz w:val="16"/>
-          <w:szCs w:val="16"/>
-          <w:lang w:eastAsia="uk-UA"/>
-        </w:rPr>
-        <w:lastRenderedPageBreak/>
-        <w:t xml:space="preserve">    </w:t>
-      </w:r>
-      <w:r>
-        <w:rPr>
-          <w:rFonts w:ascii="Consolas" w:eastAsia="Times New Roman" w:hAnsi="Consolas" w:cs="Times New Roman"/>
-          <w:color w:val="9CDCFE"/>
-          <w:kern w:val="0"/>
-          <w:sz w:val="16"/>
-          <w:szCs w:val="16"/>
-          <w:lang w:eastAsia="uk-UA"/>
-        </w:rPr>
-        <w:t>myTuple</w:t>
-      </w:r>
-      <w:r>
-        <w:rPr>
-          <w:rFonts w:ascii="Consolas" w:eastAsia="Times New Roman" w:hAnsi="Consolas" w:cs="Times New Roman"/>
-          <w:color w:val="CCCCCC"/>
-          <w:kern w:val="0"/>
-          <w:sz w:val="16"/>
-          <w:szCs w:val="16"/>
-          <w:lang w:eastAsia="uk-UA"/>
-        </w:rPr>
-        <w:t>[</w:t>
-      </w:r>
-      <w:r>
-        <w:rPr>
-          <w:rFonts w:ascii="Consolas" w:eastAsia="Times New Roman" w:hAnsi="Consolas" w:cs="Times New Roman"/>
-          <w:color w:val="B5CEA8"/>
-          <w:kern w:val="0"/>
-          <w:sz w:val="16"/>
-          <w:szCs w:val="16"/>
-          <w:lang w:eastAsia="uk-UA"/>
-        </w:rPr>
-        <w:t>0</w:t>
-      </w:r>
-      <w:r>
-        <w:rPr>
-          <w:rFonts w:ascii="Consolas" w:eastAsia="Times New Roman" w:hAnsi="Consolas" w:cs="Times New Roman"/>
-          <w:color w:val="CCCCCC"/>
-          <w:kern w:val="0"/>
-          <w:sz w:val="16"/>
-          <w:szCs w:val="16"/>
-          <w:lang w:eastAsia="uk-UA"/>
-        </w:rPr>
-        <w:t xml:space="preserve">] </w:t>
-      </w:r>
-      <w:r>
-        <w:rPr>
-          <w:rFonts w:ascii="Consolas" w:eastAsia="Times New Roman" w:hAnsi="Consolas" w:cs="Times New Roman"/>
-          <w:color w:val="D4D4D4"/>
-          <w:kern w:val="0"/>
-          <w:sz w:val="16"/>
-          <w:szCs w:val="16"/>
-          <w:lang w:eastAsia="uk-UA"/>
-        </w:rPr>
-        <w:t>=</w:t>
-      </w:r>
-      <w:r>
-        <w:rPr>
-          <w:rFonts w:ascii="Consolas" w:eastAsia="Times New Roman" w:hAnsi="Consolas" w:cs="Times New Roman"/>
-          <w:color w:val="CCCCCC"/>
-          <w:kern w:val="0"/>
-          <w:sz w:val="16"/>
-          <w:szCs w:val="16"/>
-          <w:lang w:eastAsia="uk-UA"/>
-        </w:rPr>
-        <w:t xml:space="preserve"> </w:t>
-      </w:r>
-      <w:r>
-        <w:rPr>
-          <w:rFonts w:ascii="Consolas" w:eastAsia="Times New Roman" w:hAnsi="Consolas" w:cs="Times New Roman"/>
-          <w:color w:val="B5CEA8"/>
-          <w:kern w:val="0"/>
-          <w:sz w:val="16"/>
-          <w:szCs w:val="16"/>
-          <w:lang w:eastAsia="uk-UA"/>
-        </w:rPr>
-        <w:t>18</w:t>
-      </w:r>
-      <w:r>
-        <w:rPr>
-          <w:rFonts w:ascii="Consolas" w:eastAsia="Times New Roman" w:hAnsi="Consolas" w:cs="Times New Roman"/>
-          <w:color w:val="CCCCCC"/>
-          <w:kern w:val="0"/>
-          <w:sz w:val="16"/>
-          <w:szCs w:val="16"/>
-          <w:lang w:eastAsia="uk-UA"/>
-        </w:rPr>
-        <w:t xml:space="preserve"> </w:t>
-      </w:r>
-      <w:r>
-        <w:rPr>
-          <w:rFonts w:ascii="Consolas" w:eastAsia="Times New Roman" w:hAnsi="Consolas" w:cs="Times New Roman"/>
-          <w:color w:val="6A9955"/>
-          <w:kern w:val="0"/>
-          <w:sz w:val="16"/>
-          <w:szCs w:val="16"/>
-          <w:lang w:eastAsia="uk-UA"/>
-        </w:rPr>
-        <w:t>#у кортежах не можна змінювати елементи, тому це викличе помилку</w:t>
-      </w:r>
-    </w:p>
-    <w:p>
-      <w:pPr>
-        <w:shd w:val="clear" w:color="auto" w:fill="1F1F1F"/>
-        <w:spacing w:after="0" w:line="219" w:lineRule="atLeast"/>
-        <w:rPr>
-          <w:rFonts w:ascii="Consolas" w:eastAsia="Times New Roman" w:hAnsi="Consolas" w:cs="Times New Roman"/>
-          <w:color w:val="CCCCCC"/>
-          <w:kern w:val="0"/>
-          <w:sz w:val="16"/>
-          <w:szCs w:val="16"/>
-          <w:lang w:eastAsia="uk-UA"/>
-        </w:rPr>
-      </w:pPr>
-      <w:r>
-        <w:rPr>
-          <w:rFonts w:ascii="Consolas" w:eastAsia="Times New Roman" w:hAnsi="Consolas" w:cs="Times New Roman"/>
-          <w:color w:val="C586C0"/>
-          <w:kern w:val="0"/>
-          <w:sz w:val="16"/>
-          <w:szCs w:val="16"/>
-          <w:lang w:eastAsia="uk-UA"/>
-        </w:rPr>
-        <w:t>except</w:t>
-      </w:r>
-      <w:r>
-        <w:rPr>
-          <w:rFonts w:ascii="Consolas" w:eastAsia="Times New Roman" w:hAnsi="Consolas" w:cs="Times New Roman"/>
-          <w:color w:val="CCCCCC"/>
-          <w:kern w:val="0"/>
-          <w:sz w:val="16"/>
-          <w:szCs w:val="16"/>
-          <w:lang w:eastAsia="uk-UA"/>
-        </w:rPr>
-        <w:t xml:space="preserve"> </w:t>
-      </w:r>
-      <w:r>
-        <w:rPr>
-          <w:rFonts w:ascii="Consolas" w:eastAsia="Times New Roman" w:hAnsi="Consolas" w:cs="Times New Roman"/>
-          <w:color w:val="4EC9B0"/>
-          <w:kern w:val="0"/>
-          <w:sz w:val="16"/>
-          <w:szCs w:val="16"/>
-          <w:lang w:eastAsia="uk-UA"/>
-        </w:rPr>
-        <w:t>TypeError</w:t>
-      </w:r>
-      <w:r>
-        <w:rPr>
-          <w:rFonts w:ascii="Consolas" w:eastAsia="Times New Roman" w:hAnsi="Consolas" w:cs="Times New Roman"/>
-          <w:color w:val="CCCCCC"/>
-          <w:kern w:val="0"/>
-          <w:sz w:val="16"/>
-          <w:szCs w:val="16"/>
-          <w:lang w:eastAsia="uk-UA"/>
-        </w:rPr>
-        <w:t xml:space="preserve"> </w:t>
-      </w:r>
-      <w:r>
-        <w:rPr>
-          <w:rFonts w:ascii="Consolas" w:eastAsia="Times New Roman" w:hAnsi="Consolas" w:cs="Times New Roman"/>
-          <w:color w:val="C586C0"/>
-          <w:kern w:val="0"/>
-          <w:sz w:val="16"/>
-          <w:szCs w:val="16"/>
-          <w:lang w:eastAsia="uk-UA"/>
-        </w:rPr>
-        <w:t>as</w:t>
-      </w:r>
-      <w:r>
-        <w:rPr>
-          <w:rFonts w:ascii="Consolas" w:eastAsia="Times New Roman" w:hAnsi="Consolas" w:cs="Times New Roman"/>
-          <w:color w:val="CCCCCC"/>
-          <w:kern w:val="0"/>
-          <w:sz w:val="16"/>
-          <w:szCs w:val="16"/>
-          <w:lang w:eastAsia="uk-UA"/>
-        </w:rPr>
-        <w:t xml:space="preserve"> </w:t>
-      </w:r>
-      <w:r>
-        <w:rPr>
-          <w:rFonts w:ascii="Consolas" w:eastAsia="Times New Roman" w:hAnsi="Consolas" w:cs="Times New Roman"/>
-          <w:color w:val="9CDCFE"/>
-          <w:kern w:val="0"/>
-          <w:sz w:val="16"/>
-          <w:szCs w:val="16"/>
-          <w:lang w:eastAsia="uk-UA"/>
-        </w:rPr>
-        <w:t>e</w:t>
-      </w:r>
-      <w:r>
-        <w:rPr>
-          <w:rFonts w:ascii="Consolas" w:eastAsia="Times New Roman" w:hAnsi="Consolas" w:cs="Times New Roman"/>
-          <w:color w:val="CCCCCC"/>
-          <w:kern w:val="0"/>
-          <w:sz w:val="16"/>
-          <w:szCs w:val="16"/>
-          <w:lang w:eastAsia="uk-UA"/>
-        </w:rPr>
-        <w:t>:</w:t>
-      </w:r>
-    </w:p>
-    <w:p>
-      <w:pPr>
-        <w:shd w:val="clear" w:color="auto" w:fill="1F1F1F"/>
-        <w:spacing w:after="0" w:line="219" w:lineRule="atLeast"/>
-        <w:rPr>
-          <w:rFonts w:ascii="Consolas" w:eastAsia="Times New Roman" w:hAnsi="Consolas" w:cs="Times New Roman"/>
-          <w:color w:val="CCCCCC"/>
-          <w:kern w:val="0"/>
-          <w:sz w:val="16"/>
-          <w:szCs w:val="16"/>
-          <w:lang w:eastAsia="uk-UA"/>
-        </w:rPr>
-      </w:pPr>
-      <w:r>
-        <w:rPr>
-          <w:rFonts w:ascii="Consolas" w:eastAsia="Times New Roman" w:hAnsi="Consolas" w:cs="Times New Roman"/>
-          <w:color w:val="CCCCCC"/>
-          <w:kern w:val="0"/>
-          <w:sz w:val="16"/>
-          <w:szCs w:val="16"/>
-          <w:lang w:eastAsia="uk-UA"/>
-        </w:rPr>
-        <w:t xml:space="preserve">    </w:t>
-      </w:r>
-      <w:r>
-        <w:rPr>
-          <w:rFonts w:ascii="Consolas" w:eastAsia="Times New Roman" w:hAnsi="Consolas" w:cs="Times New Roman"/>
-          <w:color w:val="DCDCAA"/>
-          <w:kern w:val="0"/>
-          <w:sz w:val="16"/>
-          <w:szCs w:val="16"/>
-          <w:lang w:eastAsia="uk-UA"/>
-        </w:rPr>
-        <w:t>print</w:t>
-      </w:r>
-      <w:r>
-        <w:rPr>
-          <w:rFonts w:ascii="Consolas" w:eastAsia="Times New Roman" w:hAnsi="Consolas" w:cs="Times New Roman"/>
-          <w:color w:val="CCCCCC"/>
-          <w:kern w:val="0"/>
-          <w:sz w:val="16"/>
-          <w:szCs w:val="16"/>
-          <w:lang w:eastAsia="uk-UA"/>
-        </w:rPr>
-        <w:t>(</w:t>
-      </w:r>
-      <w:r>
-        <w:rPr>
-          <w:rFonts w:ascii="Consolas" w:eastAsia="Times New Roman" w:hAnsi="Consolas" w:cs="Times New Roman"/>
-          <w:color w:val="569CD6"/>
-          <w:kern w:val="0"/>
-          <w:sz w:val="16"/>
-          <w:szCs w:val="16"/>
-          <w:lang w:eastAsia="uk-UA"/>
-        </w:rPr>
-        <w:t>f</w:t>
-      </w:r>
-      <w:r>
-        <w:rPr>
-          <w:rFonts w:ascii="Consolas" w:eastAsia="Times New Roman" w:hAnsi="Consolas" w:cs="Times New Roman"/>
-          <w:color w:val="CE9178"/>
-          <w:kern w:val="0"/>
-          <w:sz w:val="16"/>
-          <w:szCs w:val="16"/>
-          <w:lang w:eastAsia="uk-UA"/>
-        </w:rPr>
-        <w:t xml:space="preserve">"Помилка: </w:t>
-      </w:r>
-      <w:r>
-        <w:rPr>
-          <w:rFonts w:ascii="Consolas" w:eastAsia="Times New Roman" w:hAnsi="Consolas" w:cs="Times New Roman"/>
-          <w:color w:val="569CD6"/>
-          <w:kern w:val="0"/>
-          <w:sz w:val="16"/>
-          <w:szCs w:val="16"/>
-          <w:lang w:eastAsia="uk-UA"/>
-        </w:rPr>
-        <w:t>{</w:t>
-      </w:r>
-      <w:r>
-        <w:rPr>
-          <w:rFonts w:ascii="Consolas" w:eastAsia="Times New Roman" w:hAnsi="Consolas" w:cs="Times New Roman"/>
-          <w:color w:val="9CDCFE"/>
-          <w:kern w:val="0"/>
-          <w:sz w:val="16"/>
-          <w:szCs w:val="16"/>
-          <w:lang w:eastAsia="uk-UA"/>
-        </w:rPr>
-        <w:t>e</w:t>
-      </w:r>
-      <w:r>
-        <w:rPr>
-          <w:rFonts w:ascii="Consolas" w:eastAsia="Times New Roman" w:hAnsi="Consolas" w:cs="Times New Roman"/>
-          <w:color w:val="569CD6"/>
-          <w:kern w:val="0"/>
-          <w:sz w:val="16"/>
-          <w:szCs w:val="16"/>
-          <w:lang w:eastAsia="uk-UA"/>
-        </w:rPr>
-        <w:t>}</w:t>
-      </w:r>
-      <w:r>
-        <w:rPr>
-          <w:rFonts w:ascii="Consolas" w:eastAsia="Times New Roman" w:hAnsi="Consolas" w:cs="Times New Roman"/>
-          <w:color w:val="CE9178"/>
-          <w:kern w:val="0"/>
-          <w:sz w:val="16"/>
-          <w:szCs w:val="16"/>
-          <w:lang w:eastAsia="uk-UA"/>
-        </w:rPr>
-        <w:t>"</w:t>
-      </w:r>
-      <w:r>
-        <w:rPr>
-          <w:rFonts w:ascii="Consolas" w:eastAsia="Times New Roman" w:hAnsi="Consolas" w:cs="Times New Roman"/>
-          <w:color w:val="CCCCCC"/>
-          <w:kern w:val="0"/>
-          <w:sz w:val="16"/>
-          <w:szCs w:val="16"/>
-          <w:lang w:eastAsia="uk-UA"/>
-        </w:rPr>
-        <w:t>)</w:t>
-      </w:r>
-    </w:p>
-    <w:p>
-      <w:pPr>
-        <w:shd w:val="clear" w:color="auto" w:fill="1F1F1F"/>
-        <w:spacing w:after="0" w:line="219" w:lineRule="atLeast"/>
-        <w:rPr>
-          <w:rFonts w:ascii="Consolas" w:eastAsia="Times New Roman" w:hAnsi="Consolas" w:cs="Times New Roman"/>
-          <w:color w:val="CCCCCC"/>
-          <w:kern w:val="0"/>
-          <w:sz w:val="16"/>
-          <w:szCs w:val="16"/>
-          <w:lang w:eastAsia="uk-UA"/>
-        </w:rPr>
-      </w:pPr>
-    </w:p>
-    <w:p>
-      <w:pPr>
-        <w:shd w:val="clear" w:color="auto" w:fill="1F1F1F"/>
-        <w:spacing w:after="0" w:line="219" w:lineRule="atLeast"/>
-        <w:rPr>
-          <w:rFonts w:ascii="Consolas" w:eastAsia="Times New Roman" w:hAnsi="Consolas" w:cs="Times New Roman"/>
-          <w:color w:val="CCCCCC"/>
-          <w:kern w:val="0"/>
-          <w:sz w:val="16"/>
-          <w:szCs w:val="16"/>
-          <w:lang w:eastAsia="uk-UA"/>
-        </w:rPr>
-      </w:pPr>
-      <w:r>
-        <w:rPr>
-          <w:rFonts w:ascii="Consolas" w:eastAsia="Times New Roman" w:hAnsi="Consolas" w:cs="Times New Roman"/>
-          <w:color w:val="DCDCAA"/>
-          <w:kern w:val="0"/>
-          <w:sz w:val="16"/>
-          <w:szCs w:val="16"/>
-          <w:lang w:eastAsia="uk-UA"/>
-        </w:rPr>
-        <w:t>print</w:t>
-      </w:r>
-      <w:r>
-        <w:rPr>
-          <w:rFonts w:ascii="Consolas" w:eastAsia="Times New Roman" w:hAnsi="Consolas" w:cs="Times New Roman"/>
-          <w:color w:val="CCCCCC"/>
-          <w:kern w:val="0"/>
-          <w:sz w:val="16"/>
-          <w:szCs w:val="16"/>
-          <w:lang w:eastAsia="uk-UA"/>
-        </w:rPr>
-        <w:t>(</w:t>
-      </w:r>
-      <w:r>
-        <w:rPr>
-          <w:rFonts w:ascii="Consolas" w:eastAsia="Times New Roman" w:hAnsi="Consolas" w:cs="Times New Roman"/>
-          <w:color w:val="569CD6"/>
-          <w:kern w:val="0"/>
-          <w:sz w:val="16"/>
-          <w:szCs w:val="16"/>
-          <w:lang w:eastAsia="uk-UA"/>
-        </w:rPr>
-        <w:t>f</w:t>
-      </w:r>
-      <w:r>
-        <w:rPr>
-          <w:rFonts w:ascii="Consolas" w:eastAsia="Times New Roman" w:hAnsi="Consolas" w:cs="Times New Roman"/>
-          <w:color w:val="CE9178"/>
-          <w:kern w:val="0"/>
-          <w:sz w:val="16"/>
-          <w:szCs w:val="16"/>
-          <w:lang w:eastAsia="uk-UA"/>
-        </w:rPr>
-        <w:t xml:space="preserve">"Кількість елементів у кортежі: </w:t>
-      </w:r>
-      <w:r>
-        <w:rPr>
-          <w:rFonts w:ascii="Consolas" w:eastAsia="Times New Roman" w:hAnsi="Consolas" w:cs="Times New Roman"/>
-          <w:color w:val="569CD6"/>
-          <w:kern w:val="0"/>
-          <w:sz w:val="16"/>
-          <w:szCs w:val="16"/>
-          <w:lang w:eastAsia="uk-UA"/>
-        </w:rPr>
-        <w:t>{</w:t>
-      </w:r>
-      <w:r>
-        <w:rPr>
-          <w:rFonts w:ascii="Consolas" w:eastAsia="Times New Roman" w:hAnsi="Consolas" w:cs="Times New Roman"/>
-          <w:color w:val="DCDCAA"/>
-          <w:kern w:val="0"/>
-          <w:sz w:val="16"/>
-          <w:szCs w:val="16"/>
-          <w:lang w:eastAsia="uk-UA"/>
-        </w:rPr>
-        <w:t>len</w:t>
-      </w:r>
-      <w:r>
-        <w:rPr>
-          <w:rFonts w:ascii="Consolas" w:eastAsia="Times New Roman" w:hAnsi="Consolas" w:cs="Times New Roman"/>
-          <w:color w:val="CCCCCC"/>
-          <w:kern w:val="0"/>
-          <w:sz w:val="16"/>
-          <w:szCs w:val="16"/>
-          <w:lang w:eastAsia="uk-UA"/>
-        </w:rPr>
-        <w:t>(</w:t>
-      </w:r>
-      <w:r>
-        <w:rPr>
-          <w:rFonts w:ascii="Consolas" w:eastAsia="Times New Roman" w:hAnsi="Consolas" w:cs="Times New Roman"/>
-          <w:color w:val="9CDCFE"/>
-          <w:kern w:val="0"/>
-          <w:sz w:val="16"/>
-          <w:szCs w:val="16"/>
-          <w:lang w:eastAsia="uk-UA"/>
-        </w:rPr>
-        <w:t>myTuple</w:t>
-      </w:r>
-      <w:r>
-        <w:rPr>
-          <w:rFonts w:ascii="Consolas" w:eastAsia="Times New Roman" w:hAnsi="Consolas" w:cs="Times New Roman"/>
-          <w:color w:val="CCCCCC"/>
-          <w:kern w:val="0"/>
-          <w:sz w:val="16"/>
-          <w:szCs w:val="16"/>
-          <w:lang w:eastAsia="uk-UA"/>
-        </w:rPr>
-        <w:t>)</w:t>
-      </w:r>
-      <w:r>
-        <w:rPr>
-          <w:rFonts w:ascii="Consolas" w:eastAsia="Times New Roman" w:hAnsi="Consolas" w:cs="Times New Roman"/>
-          <w:color w:val="569CD6"/>
-          <w:kern w:val="0"/>
-          <w:sz w:val="16"/>
-          <w:szCs w:val="16"/>
-          <w:lang w:eastAsia="uk-UA"/>
-        </w:rPr>
-        <w:t>}</w:t>
-      </w:r>
-      <w:r>
-        <w:rPr>
-          <w:rFonts w:ascii="Consolas" w:eastAsia="Times New Roman" w:hAnsi="Consolas" w:cs="Times New Roman"/>
-          <w:color w:val="CE9178"/>
-          <w:kern w:val="0"/>
-          <w:sz w:val="16"/>
-          <w:szCs w:val="16"/>
-          <w:lang w:eastAsia="uk-UA"/>
-        </w:rPr>
-        <w:t>"</w:t>
-      </w:r>
-      <w:r>
-        <w:rPr>
-          <w:rFonts w:ascii="Consolas" w:eastAsia="Times New Roman" w:hAnsi="Consolas" w:cs="Times New Roman"/>
-          <w:color w:val="CCCCCC"/>
-          <w:kern w:val="0"/>
-          <w:sz w:val="16"/>
-          <w:szCs w:val="16"/>
-          <w:lang w:eastAsia="uk-UA"/>
-        </w:rPr>
-        <w:t xml:space="preserve">) </w:t>
-      </w:r>
-      <w:r>
-        <w:rPr>
-          <w:rFonts w:ascii="Consolas" w:eastAsia="Times New Roman" w:hAnsi="Consolas" w:cs="Times New Roman"/>
-          <w:color w:val="6A9955"/>
-          <w:kern w:val="0"/>
-          <w:sz w:val="16"/>
-          <w:szCs w:val="16"/>
-          <w:lang w:eastAsia="uk-UA"/>
-        </w:rPr>
-        <w:t>#виводить кількість елементів у кортежі</w:t>
-      </w:r>
-    </w:p>
-    <w:p>
-      <w:pPr>
-        <w:shd w:val="clear" w:color="auto" w:fill="1F1F1F"/>
-        <w:spacing w:after="0" w:line="219" w:lineRule="atLeast"/>
-        <w:rPr>
-          <w:rFonts w:ascii="Consolas" w:eastAsia="Times New Roman" w:hAnsi="Consolas" w:cs="Times New Roman"/>
-          <w:color w:val="CCCCCC"/>
-          <w:kern w:val="0"/>
-          <w:sz w:val="16"/>
-          <w:szCs w:val="16"/>
-          <w:lang w:eastAsia="uk-UA"/>
-        </w:rPr>
-      </w:pPr>
-    </w:p>
-    <w:p>
-      <w:pPr>
-        <w:shd w:val="clear" w:color="auto" w:fill="1F1F1F"/>
-        <w:spacing w:after="0" w:line="219" w:lineRule="atLeast"/>
-        <w:rPr>
-          <w:rFonts w:ascii="Consolas" w:eastAsia="Times New Roman" w:hAnsi="Consolas" w:cs="Times New Roman"/>
-          <w:color w:val="CCCCCC"/>
-          <w:kern w:val="0"/>
-          <w:sz w:val="16"/>
-          <w:szCs w:val="16"/>
-          <w:lang w:eastAsia="uk-UA"/>
-        </w:rPr>
-      </w:pPr>
-      <w:r>
-        <w:rPr>
-          <w:rFonts w:ascii="Consolas" w:eastAsia="Times New Roman" w:hAnsi="Consolas" w:cs="Times New Roman"/>
-          <w:color w:val="C586C0"/>
-          <w:kern w:val="0"/>
-          <w:sz w:val="16"/>
-          <w:szCs w:val="16"/>
-          <w:lang w:eastAsia="uk-UA"/>
-        </w:rPr>
-        <w:t>for</w:t>
-      </w:r>
-      <w:r>
-        <w:rPr>
-          <w:rFonts w:ascii="Consolas" w:eastAsia="Times New Roman" w:hAnsi="Consolas" w:cs="Times New Roman"/>
-          <w:color w:val="CCCCCC"/>
-          <w:kern w:val="0"/>
-          <w:sz w:val="16"/>
-          <w:szCs w:val="16"/>
-          <w:lang w:eastAsia="uk-UA"/>
-        </w:rPr>
-        <w:t xml:space="preserve"> </w:t>
-      </w:r>
-      <w:r>
-        <w:rPr>
-          <w:rFonts w:ascii="Consolas" w:eastAsia="Times New Roman" w:hAnsi="Consolas" w:cs="Times New Roman"/>
-          <w:color w:val="9CDCFE"/>
-          <w:kern w:val="0"/>
-          <w:sz w:val="16"/>
-          <w:szCs w:val="16"/>
-          <w:lang w:eastAsia="uk-UA"/>
-        </w:rPr>
-        <w:t>item</w:t>
-      </w:r>
-      <w:r>
-        <w:rPr>
-          <w:rFonts w:ascii="Consolas" w:eastAsia="Times New Roman" w:hAnsi="Consolas" w:cs="Times New Roman"/>
-          <w:color w:val="CCCCCC"/>
-          <w:kern w:val="0"/>
-          <w:sz w:val="16"/>
-          <w:szCs w:val="16"/>
-          <w:lang w:eastAsia="uk-UA"/>
-        </w:rPr>
-        <w:t xml:space="preserve"> </w:t>
-      </w:r>
-      <w:r>
-        <w:rPr>
-          <w:rFonts w:ascii="Consolas" w:eastAsia="Times New Roman" w:hAnsi="Consolas" w:cs="Times New Roman"/>
-          <w:color w:val="C586C0"/>
-          <w:kern w:val="0"/>
-          <w:sz w:val="16"/>
-          <w:szCs w:val="16"/>
-          <w:lang w:eastAsia="uk-UA"/>
-        </w:rPr>
-        <w:t>in</w:t>
-      </w:r>
-      <w:r>
-        <w:rPr>
-          <w:rFonts w:ascii="Consolas" w:eastAsia="Times New Roman" w:hAnsi="Consolas" w:cs="Times New Roman"/>
-          <w:color w:val="CCCCCC"/>
-          <w:kern w:val="0"/>
-          <w:sz w:val="16"/>
-          <w:szCs w:val="16"/>
-          <w:lang w:eastAsia="uk-UA"/>
-        </w:rPr>
-        <w:t xml:space="preserve"> </w:t>
-      </w:r>
-      <w:r>
-        <w:rPr>
-          <w:rFonts w:ascii="Consolas" w:eastAsia="Times New Roman" w:hAnsi="Consolas" w:cs="Times New Roman"/>
-          <w:color w:val="9CDCFE"/>
-          <w:kern w:val="0"/>
-          <w:sz w:val="16"/>
-          <w:szCs w:val="16"/>
-          <w:lang w:eastAsia="uk-UA"/>
-        </w:rPr>
-        <w:t>myTuple</w:t>
-      </w:r>
-      <w:r>
-        <w:rPr>
-          <w:rFonts w:ascii="Consolas" w:eastAsia="Times New Roman" w:hAnsi="Consolas" w:cs="Times New Roman"/>
-          <w:color w:val="CCCCCC"/>
-          <w:kern w:val="0"/>
-          <w:sz w:val="16"/>
-          <w:szCs w:val="16"/>
-          <w:lang w:eastAsia="uk-UA"/>
-        </w:rPr>
-        <w:t>:</w:t>
-      </w:r>
-    </w:p>
-    <w:p>
-      <w:pPr>
-        <w:shd w:val="clear" w:color="auto" w:fill="1F1F1F"/>
-        <w:spacing w:after="0" w:line="219" w:lineRule="atLeast"/>
-        <w:rPr>
-          <w:rFonts w:ascii="Consolas" w:eastAsia="Times New Roman" w:hAnsi="Consolas" w:cs="Times New Roman"/>
-          <w:color w:val="CCCCCC"/>
-          <w:kern w:val="0"/>
-          <w:sz w:val="16"/>
-          <w:szCs w:val="16"/>
-          <w:lang w:eastAsia="uk-UA"/>
-        </w:rPr>
-      </w:pPr>
-      <w:r>
-        <w:rPr>
-          <w:rFonts w:ascii="Consolas" w:eastAsia="Times New Roman" w:hAnsi="Consolas" w:cs="Times New Roman"/>
-          <w:color w:val="CCCCCC"/>
-          <w:kern w:val="0"/>
-          <w:sz w:val="16"/>
-          <w:szCs w:val="16"/>
-          <w:lang w:eastAsia="uk-UA"/>
-        </w:rPr>
-        <w:t xml:space="preserve">    </w:t>
-      </w:r>
-      <w:r>
-        <w:rPr>
-          <w:rFonts w:ascii="Consolas" w:eastAsia="Times New Roman" w:hAnsi="Consolas" w:cs="Times New Roman"/>
-          <w:color w:val="DCDCAA"/>
-          <w:kern w:val="0"/>
-          <w:sz w:val="16"/>
-          <w:szCs w:val="16"/>
-          <w:lang w:eastAsia="uk-UA"/>
-        </w:rPr>
-        <w:t>print</w:t>
-      </w:r>
-      <w:r>
-        <w:rPr>
-          <w:rFonts w:ascii="Consolas" w:eastAsia="Times New Roman" w:hAnsi="Consolas" w:cs="Times New Roman"/>
-          <w:color w:val="CCCCCC"/>
-          <w:kern w:val="0"/>
-          <w:sz w:val="16"/>
-          <w:szCs w:val="16"/>
-          <w:lang w:eastAsia="uk-UA"/>
-        </w:rPr>
-        <w:t>(</w:t>
-      </w:r>
-      <w:r>
-        <w:rPr>
-          <w:rFonts w:ascii="Consolas" w:eastAsia="Times New Roman" w:hAnsi="Consolas" w:cs="Times New Roman"/>
-          <w:color w:val="CE9178"/>
-          <w:kern w:val="0"/>
-          <w:sz w:val="16"/>
-          <w:szCs w:val="16"/>
-          <w:lang w:eastAsia="uk-UA"/>
-        </w:rPr>
-        <w:t>"Елементи списку: Є "</w:t>
-      </w:r>
-      <w:r>
-        <w:rPr>
-          <w:rFonts w:ascii="Consolas" w:eastAsia="Times New Roman" w:hAnsi="Consolas" w:cs="Times New Roman"/>
-          <w:color w:val="CCCCCC"/>
-          <w:kern w:val="0"/>
-          <w:sz w:val="16"/>
-          <w:szCs w:val="16"/>
-          <w:lang w:eastAsia="uk-UA"/>
-        </w:rPr>
-        <w:t xml:space="preserve">, </w:t>
-      </w:r>
-      <w:r>
-        <w:rPr>
-          <w:rFonts w:ascii="Consolas" w:eastAsia="Times New Roman" w:hAnsi="Consolas" w:cs="Times New Roman"/>
-          <w:color w:val="9CDCFE"/>
-          <w:kern w:val="0"/>
-          <w:sz w:val="16"/>
-          <w:szCs w:val="16"/>
-          <w:lang w:eastAsia="uk-UA"/>
-        </w:rPr>
-        <w:t>item</w:t>
-      </w:r>
-      <w:r>
-        <w:rPr>
-          <w:rFonts w:ascii="Consolas" w:eastAsia="Times New Roman" w:hAnsi="Consolas" w:cs="Times New Roman"/>
-          <w:color w:val="CCCCCC"/>
-          <w:kern w:val="0"/>
-          <w:sz w:val="16"/>
-          <w:szCs w:val="16"/>
-          <w:lang w:eastAsia="uk-UA"/>
-        </w:rPr>
-        <w:t xml:space="preserve">) </w:t>
-      </w:r>
-      <w:r>
-        <w:rPr>
-          <w:rFonts w:ascii="Consolas" w:eastAsia="Times New Roman" w:hAnsi="Consolas" w:cs="Times New Roman"/>
-          <w:color w:val="6A9955"/>
-          <w:kern w:val="0"/>
-          <w:sz w:val="16"/>
-          <w:szCs w:val="16"/>
-          <w:lang w:eastAsia="uk-UA"/>
-        </w:rPr>
-        <w:t>#виводить кожен елемент кортежу</w:t>
-      </w:r>
-    </w:p>
-    <w:p>
-      <w:pPr>
-        <w:shd w:val="clear" w:color="auto" w:fill="1F1F1F"/>
-        <w:spacing w:after="0" w:line="219" w:lineRule="atLeast"/>
-        <w:rPr>
-          <w:rFonts w:ascii="Consolas" w:eastAsia="Times New Roman" w:hAnsi="Consolas" w:cs="Times New Roman"/>
-          <w:color w:val="CCCCCC"/>
-          <w:kern w:val="0"/>
-          <w:sz w:val="16"/>
-          <w:szCs w:val="16"/>
-          <w:lang w:eastAsia="uk-UA"/>
-        </w:rPr>
-      </w:pPr>
-    </w:p>
-    <w:p>
-      <w:pPr>
-        <w:shd w:val="clear" w:color="auto" w:fill="1F1F1F"/>
-        <w:spacing w:after="0" w:line="219" w:lineRule="atLeast"/>
-        <w:rPr>
-          <w:rFonts w:ascii="Consolas" w:eastAsia="Times New Roman" w:hAnsi="Consolas" w:cs="Times New Roman"/>
-          <w:color w:val="CCCCCC"/>
-          <w:kern w:val="0"/>
-          <w:sz w:val="16"/>
-          <w:szCs w:val="16"/>
-          <w:lang w:eastAsia="uk-UA"/>
-        </w:rPr>
-      </w:pPr>
-      <w:r>
-        <w:rPr>
-          <w:rFonts w:ascii="Consolas" w:eastAsia="Times New Roman" w:hAnsi="Consolas" w:cs="Times New Roman"/>
-          <w:color w:val="9CDCFE"/>
-          <w:kern w:val="0"/>
-          <w:sz w:val="16"/>
-          <w:szCs w:val="16"/>
-          <w:lang w:eastAsia="uk-UA"/>
-        </w:rPr>
-        <w:t>i</w:t>
-      </w:r>
-      <w:r>
-        <w:rPr>
-          <w:rFonts w:ascii="Consolas" w:eastAsia="Times New Roman" w:hAnsi="Consolas" w:cs="Times New Roman"/>
-          <w:color w:val="D4D4D4"/>
-          <w:kern w:val="0"/>
-          <w:sz w:val="16"/>
-          <w:szCs w:val="16"/>
-          <w:lang w:eastAsia="uk-UA"/>
-        </w:rPr>
-        <w:t>=</w:t>
-      </w:r>
-      <w:r>
-        <w:rPr>
-          <w:rFonts w:ascii="Consolas" w:eastAsia="Times New Roman" w:hAnsi="Consolas" w:cs="Times New Roman"/>
-          <w:color w:val="B5CEA8"/>
-          <w:kern w:val="0"/>
-          <w:sz w:val="16"/>
-          <w:szCs w:val="16"/>
-          <w:lang w:eastAsia="uk-UA"/>
-        </w:rPr>
-        <w:t>0</w:t>
-      </w:r>
-    </w:p>
-    <w:p>
-      <w:pPr>
-        <w:shd w:val="clear" w:color="auto" w:fill="1F1F1F"/>
-        <w:spacing w:after="0" w:line="219" w:lineRule="atLeast"/>
-        <w:rPr>
-          <w:rFonts w:ascii="Consolas" w:eastAsia="Times New Roman" w:hAnsi="Consolas" w:cs="Times New Roman"/>
-          <w:color w:val="CCCCCC"/>
-          <w:kern w:val="0"/>
-          <w:sz w:val="16"/>
-          <w:szCs w:val="16"/>
-          <w:lang w:eastAsia="uk-UA"/>
-        </w:rPr>
-      </w:pPr>
-      <w:r>
-        <w:rPr>
-          <w:rFonts w:ascii="Consolas" w:eastAsia="Times New Roman" w:hAnsi="Consolas" w:cs="Times New Roman"/>
-          <w:color w:val="C586C0"/>
-          <w:kern w:val="0"/>
-          <w:sz w:val="16"/>
-          <w:szCs w:val="16"/>
-          <w:lang w:eastAsia="uk-UA"/>
-        </w:rPr>
-        <w:t>while</w:t>
-      </w:r>
-      <w:r>
-        <w:rPr>
-          <w:rFonts w:ascii="Consolas" w:eastAsia="Times New Roman" w:hAnsi="Consolas" w:cs="Times New Roman"/>
-          <w:color w:val="CCCCCC"/>
-          <w:kern w:val="0"/>
-          <w:sz w:val="16"/>
-          <w:szCs w:val="16"/>
-          <w:lang w:eastAsia="uk-UA"/>
-        </w:rPr>
-        <w:t>(</w:t>
-      </w:r>
-      <w:r>
-        <w:rPr>
-          <w:rFonts w:ascii="Consolas" w:eastAsia="Times New Roman" w:hAnsi="Consolas" w:cs="Times New Roman"/>
-          <w:color w:val="9CDCFE"/>
-          <w:kern w:val="0"/>
-          <w:sz w:val="16"/>
-          <w:szCs w:val="16"/>
-          <w:lang w:eastAsia="uk-UA"/>
-        </w:rPr>
-        <w:t>i</w:t>
-      </w:r>
-      <w:r>
-        <w:rPr>
-          <w:rFonts w:ascii="Consolas" w:eastAsia="Times New Roman" w:hAnsi="Consolas" w:cs="Times New Roman"/>
-          <w:color w:val="D4D4D4"/>
-          <w:kern w:val="0"/>
-          <w:sz w:val="16"/>
-          <w:szCs w:val="16"/>
-          <w:lang w:eastAsia="uk-UA"/>
-        </w:rPr>
-        <w:t>&lt;</w:t>
-      </w:r>
-      <w:r>
-        <w:rPr>
-          <w:rFonts w:ascii="Consolas" w:eastAsia="Times New Roman" w:hAnsi="Consolas" w:cs="Times New Roman"/>
-          <w:color w:val="DCDCAA"/>
-          <w:kern w:val="0"/>
-          <w:sz w:val="16"/>
-          <w:szCs w:val="16"/>
-          <w:lang w:eastAsia="uk-UA"/>
-        </w:rPr>
-        <w:t>len</w:t>
-      </w:r>
-      <w:r>
-        <w:rPr>
-          <w:rFonts w:ascii="Consolas" w:eastAsia="Times New Roman" w:hAnsi="Consolas" w:cs="Times New Roman"/>
-          <w:color w:val="CCCCCC"/>
-          <w:kern w:val="0"/>
-          <w:sz w:val="16"/>
-          <w:szCs w:val="16"/>
-          <w:lang w:eastAsia="uk-UA"/>
-        </w:rPr>
-        <w:t>(</w:t>
-      </w:r>
-      <w:r>
-        <w:rPr>
-          <w:rFonts w:ascii="Consolas" w:eastAsia="Times New Roman" w:hAnsi="Consolas" w:cs="Times New Roman"/>
-          <w:color w:val="9CDCFE"/>
-          <w:kern w:val="0"/>
-          <w:sz w:val="16"/>
-          <w:szCs w:val="16"/>
-          <w:lang w:eastAsia="uk-UA"/>
-        </w:rPr>
-        <w:t>myTuple</w:t>
-      </w:r>
-      <w:r>
-        <w:rPr>
-          <w:rFonts w:ascii="Consolas" w:eastAsia="Times New Roman" w:hAnsi="Consolas" w:cs="Times New Roman"/>
-          <w:color w:val="CCCCCC"/>
-          <w:kern w:val="0"/>
-          <w:sz w:val="16"/>
-          <w:szCs w:val="16"/>
-          <w:lang w:eastAsia="uk-UA"/>
-        </w:rPr>
-        <w:t>)):</w:t>
-      </w:r>
-    </w:p>
-    <w:p>
-      <w:pPr>
-        <w:shd w:val="clear" w:color="auto" w:fill="1F1F1F"/>
-        <w:spacing w:after="0" w:line="219" w:lineRule="atLeast"/>
-        <w:rPr>
-          <w:rFonts w:ascii="Consolas" w:eastAsia="Times New Roman" w:hAnsi="Consolas" w:cs="Times New Roman"/>
-          <w:color w:val="CCCCCC"/>
-          <w:kern w:val="0"/>
-          <w:sz w:val="16"/>
-          <w:szCs w:val="16"/>
-          <w:lang w:eastAsia="uk-UA"/>
-        </w:rPr>
-      </w:pPr>
-      <w:r>
-        <w:rPr>
-          <w:rFonts w:ascii="Consolas" w:eastAsia="Times New Roman" w:hAnsi="Consolas" w:cs="Times New Roman"/>
-          <w:color w:val="CCCCCC"/>
-          <w:kern w:val="0"/>
-          <w:sz w:val="16"/>
-          <w:szCs w:val="16"/>
-          <w:lang w:eastAsia="uk-UA"/>
-        </w:rPr>
-        <w:t xml:space="preserve">    </w:t>
-      </w:r>
-      <w:r>
-        <w:rPr>
-          <w:rFonts w:ascii="Consolas" w:eastAsia="Times New Roman" w:hAnsi="Consolas" w:cs="Times New Roman"/>
-          <w:color w:val="DCDCAA"/>
-          <w:kern w:val="0"/>
-          <w:sz w:val="16"/>
-          <w:szCs w:val="16"/>
-          <w:lang w:eastAsia="uk-UA"/>
-        </w:rPr>
-        <w:t>print</w:t>
-      </w:r>
-      <w:r>
-        <w:rPr>
-          <w:rFonts w:ascii="Consolas" w:eastAsia="Times New Roman" w:hAnsi="Consolas" w:cs="Times New Roman"/>
-          <w:color w:val="CCCCCC"/>
-          <w:kern w:val="0"/>
-          <w:sz w:val="16"/>
-          <w:szCs w:val="16"/>
-          <w:lang w:eastAsia="uk-UA"/>
-        </w:rPr>
-        <w:t>(</w:t>
-      </w:r>
-      <w:r>
-        <w:rPr>
-          <w:rFonts w:ascii="Consolas" w:eastAsia="Times New Roman" w:hAnsi="Consolas" w:cs="Times New Roman"/>
-          <w:color w:val="569CD6"/>
-          <w:kern w:val="0"/>
-          <w:sz w:val="16"/>
-          <w:szCs w:val="16"/>
-          <w:lang w:eastAsia="uk-UA"/>
-        </w:rPr>
-        <w:t>f</w:t>
-      </w:r>
-      <w:r>
-        <w:rPr>
-          <w:rFonts w:ascii="Consolas" w:eastAsia="Times New Roman" w:hAnsi="Consolas" w:cs="Times New Roman"/>
-          <w:color w:val="CE9178"/>
-          <w:kern w:val="0"/>
-          <w:sz w:val="16"/>
-          <w:szCs w:val="16"/>
-          <w:lang w:eastAsia="uk-UA"/>
-        </w:rPr>
-        <w:t>"myTuple[</w:t>
-      </w:r>
-      <w:r>
-        <w:rPr>
-          <w:rFonts w:ascii="Consolas" w:eastAsia="Times New Roman" w:hAnsi="Consolas" w:cs="Times New Roman"/>
-          <w:color w:val="569CD6"/>
-          <w:kern w:val="0"/>
-          <w:sz w:val="16"/>
-          <w:szCs w:val="16"/>
-          <w:lang w:eastAsia="uk-UA"/>
-        </w:rPr>
-        <w:t>{</w:t>
-      </w:r>
-      <w:r>
-        <w:rPr>
-          <w:rFonts w:ascii="Consolas" w:eastAsia="Times New Roman" w:hAnsi="Consolas" w:cs="Times New Roman"/>
-          <w:color w:val="9CDCFE"/>
-          <w:kern w:val="0"/>
-          <w:sz w:val="16"/>
-          <w:szCs w:val="16"/>
-          <w:lang w:eastAsia="uk-UA"/>
-        </w:rPr>
-        <w:t>i</w:t>
-      </w:r>
-      <w:r>
-        <w:rPr>
-          <w:rFonts w:ascii="Consolas" w:eastAsia="Times New Roman" w:hAnsi="Consolas" w:cs="Times New Roman"/>
-          <w:color w:val="569CD6"/>
-          <w:kern w:val="0"/>
-          <w:sz w:val="16"/>
-          <w:szCs w:val="16"/>
-          <w:lang w:eastAsia="uk-UA"/>
-        </w:rPr>
-        <w:t>}</w:t>
-      </w:r>
-      <w:r>
-        <w:rPr>
-          <w:rFonts w:ascii="Consolas" w:eastAsia="Times New Roman" w:hAnsi="Consolas" w:cs="Times New Roman"/>
-          <w:color w:val="CE9178"/>
-          <w:kern w:val="0"/>
-          <w:sz w:val="16"/>
-          <w:szCs w:val="16"/>
-          <w:lang w:eastAsia="uk-UA"/>
-        </w:rPr>
-        <w:t xml:space="preserve">] = </w:t>
-      </w:r>
-      <w:r>
-        <w:rPr>
-          <w:rFonts w:ascii="Consolas" w:eastAsia="Times New Roman" w:hAnsi="Consolas" w:cs="Times New Roman"/>
-          <w:color w:val="569CD6"/>
-          <w:kern w:val="0"/>
-          <w:sz w:val="16"/>
-          <w:szCs w:val="16"/>
-          <w:lang w:eastAsia="uk-UA"/>
-        </w:rPr>
-        <w:t>{</w:t>
-      </w:r>
-      <w:r>
-        <w:rPr>
-          <w:rFonts w:ascii="Consolas" w:eastAsia="Times New Roman" w:hAnsi="Consolas" w:cs="Times New Roman"/>
-          <w:color w:val="9CDCFE"/>
-          <w:kern w:val="0"/>
-          <w:sz w:val="16"/>
-          <w:szCs w:val="16"/>
-          <w:lang w:eastAsia="uk-UA"/>
-        </w:rPr>
-        <w:t>myTuple</w:t>
-      </w:r>
-      <w:r>
-        <w:rPr>
-          <w:rFonts w:ascii="Consolas" w:eastAsia="Times New Roman" w:hAnsi="Consolas" w:cs="Times New Roman"/>
-          <w:color w:val="CCCCCC"/>
-          <w:kern w:val="0"/>
-          <w:sz w:val="16"/>
-          <w:szCs w:val="16"/>
-          <w:lang w:eastAsia="uk-UA"/>
-        </w:rPr>
-        <w:t>[</w:t>
-      </w:r>
-      <w:r>
-        <w:rPr>
-          <w:rFonts w:ascii="Consolas" w:eastAsia="Times New Roman" w:hAnsi="Consolas" w:cs="Times New Roman"/>
-          <w:color w:val="9CDCFE"/>
-          <w:kern w:val="0"/>
-          <w:sz w:val="16"/>
-          <w:szCs w:val="16"/>
-          <w:lang w:eastAsia="uk-UA"/>
-        </w:rPr>
-        <w:t>i</w:t>
-      </w:r>
-      <w:r>
-        <w:rPr>
-          <w:rFonts w:ascii="Consolas" w:eastAsia="Times New Roman" w:hAnsi="Consolas" w:cs="Times New Roman"/>
-          <w:color w:val="CCCCCC"/>
-          <w:kern w:val="0"/>
-          <w:sz w:val="16"/>
-          <w:szCs w:val="16"/>
-          <w:lang w:eastAsia="uk-UA"/>
-        </w:rPr>
-        <w:t>]</w:t>
-      </w:r>
-      <w:r>
-        <w:rPr>
-          <w:rFonts w:ascii="Consolas" w:eastAsia="Times New Roman" w:hAnsi="Consolas" w:cs="Times New Roman"/>
-          <w:color w:val="569CD6"/>
-          <w:kern w:val="0"/>
-          <w:sz w:val="16"/>
-          <w:szCs w:val="16"/>
-          <w:lang w:eastAsia="uk-UA"/>
-        </w:rPr>
-        <w:t>}</w:t>
-      </w:r>
-      <w:r>
-        <w:rPr>
-          <w:rFonts w:ascii="Consolas" w:eastAsia="Times New Roman" w:hAnsi="Consolas" w:cs="Times New Roman"/>
-          <w:color w:val="CE9178"/>
-          <w:kern w:val="0"/>
-          <w:sz w:val="16"/>
-          <w:szCs w:val="16"/>
-          <w:lang w:eastAsia="uk-UA"/>
-        </w:rPr>
-        <w:t>"</w:t>
-      </w:r>
-      <w:r>
-        <w:rPr>
-          <w:rFonts w:ascii="Consolas" w:eastAsia="Times New Roman" w:hAnsi="Consolas" w:cs="Times New Roman"/>
-          <w:color w:val="CCCCCC"/>
-          <w:kern w:val="0"/>
-          <w:sz w:val="16"/>
-          <w:szCs w:val="16"/>
-          <w:lang w:eastAsia="uk-UA"/>
-        </w:rPr>
-        <w:t xml:space="preserve">) </w:t>
-      </w:r>
-      <w:r>
-        <w:rPr>
-          <w:rFonts w:ascii="Consolas" w:eastAsia="Times New Roman" w:hAnsi="Consolas" w:cs="Times New Roman"/>
-          <w:color w:val="6A9955"/>
-          <w:kern w:val="0"/>
-          <w:sz w:val="16"/>
-          <w:szCs w:val="16"/>
-          <w:lang w:eastAsia="uk-UA"/>
-        </w:rPr>
-        <w:t>#виводить кожен елемент кортежу з його індексом</w:t>
-      </w:r>
-    </w:p>
-    <w:p>
-      <w:pPr>
-        <w:shd w:val="clear" w:color="auto" w:fill="1F1F1F"/>
-        <w:spacing w:after="0" w:line="219" w:lineRule="atLeast"/>
-        <w:rPr>
-          <w:rFonts w:ascii="Consolas" w:eastAsia="Times New Roman" w:hAnsi="Consolas" w:cs="Times New Roman"/>
-          <w:color w:val="CCCCCC"/>
-          <w:kern w:val="0"/>
-          <w:sz w:val="16"/>
-          <w:szCs w:val="16"/>
-          <w:lang w:eastAsia="uk-UA"/>
-        </w:rPr>
-      </w:pPr>
-      <w:r>
-        <w:rPr>
-          <w:rFonts w:ascii="Consolas" w:eastAsia="Times New Roman" w:hAnsi="Consolas" w:cs="Times New Roman"/>
-          <w:color w:val="CCCCCC"/>
-          <w:kern w:val="0"/>
-          <w:sz w:val="16"/>
-          <w:szCs w:val="16"/>
-          <w:lang w:eastAsia="uk-UA"/>
-        </w:rPr>
-        <w:t xml:space="preserve">    </w:t>
-      </w:r>
-      <w:r>
-        <w:rPr>
-          <w:rFonts w:ascii="Consolas" w:eastAsia="Times New Roman" w:hAnsi="Consolas" w:cs="Times New Roman"/>
-          <w:color w:val="9CDCFE"/>
-          <w:kern w:val="0"/>
-          <w:sz w:val="16"/>
-          <w:szCs w:val="16"/>
-          <w:lang w:eastAsia="uk-UA"/>
-        </w:rPr>
-        <w:t>i</w:t>
-      </w:r>
-      <w:r>
-        <w:rPr>
-          <w:rFonts w:ascii="Consolas" w:eastAsia="Times New Roman" w:hAnsi="Consolas" w:cs="Times New Roman"/>
-          <w:color w:val="D4D4D4"/>
-          <w:kern w:val="0"/>
-          <w:sz w:val="16"/>
-          <w:szCs w:val="16"/>
-          <w:lang w:eastAsia="uk-UA"/>
-        </w:rPr>
-        <w:t>+=</w:t>
-      </w:r>
-      <w:r>
-        <w:rPr>
-          <w:rFonts w:ascii="Consolas" w:eastAsia="Times New Roman" w:hAnsi="Consolas" w:cs="Times New Roman"/>
-          <w:color w:val="B5CEA8"/>
-          <w:kern w:val="0"/>
-          <w:sz w:val="16"/>
-          <w:szCs w:val="16"/>
-          <w:lang w:eastAsia="uk-UA"/>
-        </w:rPr>
-        <w:t>1</w:t>
-      </w:r>
-    </w:p>
-    <w:p>
-      <w:pPr>
-        <w:spacing w:after="0"/>
-        <w:rPr>
-          <w:noProof/>
-          <w:sz w:val="16"/>
-          <w:szCs w:val="16"/>
-          <w:lang w:val="en-US" w:eastAsia="uk-UA"/>
-        </w:rPr>
-      </w:pPr>
-    </w:p>
-    <w:p>
-      <w:pPr>
-        <w:spacing w:after="0"/>
-        <w:rPr>
-          <w:noProof/>
-          <w:sz w:val="16"/>
-          <w:szCs w:val="16"/>
-          <w:lang w:eastAsia="uk-UA"/>
-        </w:rPr>
-      </w:pPr>
-    </w:p>
-    <w:p>
-      <w:pPr>
-        <w:spacing w:after="0"/>
-        <w:rPr>
-          <w:noProof/>
-          <w:sz w:val="16"/>
-          <w:szCs w:val="16"/>
-          <w:lang w:eastAsia="uk-UA"/>
-        </w:rPr>
-      </w:pPr>
-      <w:r>
-        <w:rPr>
-          <w:noProof/>
-          <w:sz w:val="16"/>
-          <w:szCs w:val="16"/>
-          <w:lang w:eastAsia="uk-UA"/>
-        </w:rPr>
-        <w:t>далі робим проект…</w:t>
+        <w:t>робим проект…</w:t>
       </w:r>
     </w:p>
     <w:p>
@@ -5967,7 +1227,6 @@
           <w:szCs w:val="16"/>
           <w:lang w:eastAsia="uk-UA"/>
         </w:rPr>
-        <w:lastRenderedPageBreak/>
         <w:t xml:space="preserve">    </w:t>
       </w:r>
       <w:r>
@@ -6512,106 +1771,6 @@
           <w:sz w:val="16"/>
           <w:szCs w:val="16"/>
           <w:lang w:eastAsia="uk-UA"/>
-        </w:rPr>
-      </w:pPr>
-    </w:p>
-    <w:p>
-      <w:pPr>
-        <w:spacing w:after="0"/>
-        <w:rPr>
-          <w:noProof/>
-          <w:sz w:val="16"/>
-          <w:szCs w:val="16"/>
-          <w:lang w:eastAsia="uk-UA"/>
-        </w:rPr>
-      </w:pPr>
-    </w:p>
-    <w:p>
-      <w:pPr>
-        <w:pBdr>
-          <w:bottom w:val="double" w:sz="6" w:space="1" w:color="auto"/>
-        </w:pBdr>
-        <w:spacing w:after="0"/>
-        <w:rPr>
-          <w:noProof/>
-          <w:sz w:val="16"/>
-          <w:szCs w:val="16"/>
-          <w:lang w:eastAsia="uk-UA"/>
-        </w:rPr>
-      </w:pPr>
-    </w:p>
-    <w:p>
-      <w:pPr>
-        <w:spacing w:after="0"/>
-        <w:rPr>
-          <w:rFonts w:ascii="Segoe UI" w:hAnsi="Segoe UI" w:cs="Segoe UI"/>
-          <w:b/>
-          <w:bCs/>
-          <w:color w:val="FFFFFF"/>
-          <w:sz w:val="21"/>
-          <w:szCs w:val="21"/>
-          <w:shd w:val="clear" w:color="auto" w:fill="2F2F4A"/>
-          <w:lang w:val="en-US"/>
-        </w:rPr>
-      </w:pPr>
-      <w:r>
-        <w:rPr>
-          <w:rFonts w:ascii="Segoe UI" w:hAnsi="Segoe UI" w:cs="Segoe UI"/>
-          <w:b/>
-          <w:bCs/>
-          <w:color w:val="FFFFFF"/>
-          <w:sz w:val="21"/>
-          <w:szCs w:val="21"/>
-          <w:shd w:val="clear" w:color="auto" w:fill="2F2F4A"/>
-        </w:rPr>
-        <w:t>Generators. Closures. Decorators</w:t>
-      </w:r>
-    </w:p>
-    <w:p>
-      <w:pPr>
-        <w:spacing w:after="0"/>
-        <w:rPr>
-          <w:rFonts w:ascii="Segoe UI" w:hAnsi="Segoe UI" w:cs="Segoe UI"/>
-          <w:b/>
-          <w:bCs/>
-          <w:color w:val="FFFFFF"/>
-          <w:sz w:val="21"/>
-          <w:szCs w:val="21"/>
-          <w:shd w:val="clear" w:color="auto" w:fill="2F2F4A"/>
-          <w:lang w:val="en-US"/>
-        </w:rPr>
-      </w:pPr>
-    </w:p>
-    <w:p>
-      <w:pPr>
-        <w:spacing w:after="0"/>
-        <w:rPr>
-          <w:noProof/>
-          <w:sz w:val="16"/>
-          <w:szCs w:val="16"/>
-          <w:lang w:val="en-US" w:eastAsia="uk-UA"/>
-        </w:rPr>
-      </w:pPr>
-    </w:p>
-    <w:p>
-      <w:pPr>
-        <w:spacing w:after="0"/>
-        <w:rPr>
-          <w:noProof/>
-          <w:sz w:val="16"/>
-          <w:szCs w:val="16"/>
-          <w:lang w:val="en-US" w:eastAsia="uk-UA"/>
-        </w:rPr>
-      </w:pPr>
-    </w:p>
-    <w:p>
-      <w:pPr>
-        <w:spacing w:after="0"/>
-        <w:rPr>
-          <w:noProof/>
-          <w:sz w:val="16"/>
-          <w:szCs w:val="16"/>
-          <w:lang w:val="en-US" w:eastAsia="uk-UA"/>
         </w:rPr>
       </w:pPr>
     </w:p>
@@ -11366,7 +6525,7 @@
   <a:extraClrSchemeLst/>
   <a:extLst>
     <a:ext uri="{05A4C25C-085E-4340-85A3-A5531E510DB2}">
-      <thm15:themeFamily xmlns:thm15="http://schemas.microsoft.com/office/thememl/2012/main" xmlns="" name="Office Theme" id="{62F939B6-93AF-4DB8-9C6B-D6C7DFDC589F}" vid="{4A3C46E8-61CC-4603-A589-7422A47A8E4A}"/>
+      <thm15:themeFamily xmlns="" xmlns:thm15="http://schemas.microsoft.com/office/thememl/2012/main" name="Office Theme" id="{62F939B6-93AF-4DB8-9C6B-D6C7DFDC589F}" vid="{4A3C46E8-61CC-4603-A589-7422A47A8E4A}"/>
     </a:ext>
   </a:extLst>
 </a:theme>
@@ -11377,7 +6536,7 @@
 </file>
 
 <file path=customXml/itemProps1.xml><?xml version="1.0" encoding="utf-8"?>
-<ds:datastoreItem xmlns:ds="http://schemas.openxmlformats.org/officeDocument/2006/customXml" ds:itemID="{CADF1A7E-B83E-4851-866C-14F06C7F91E2}">
+<ds:datastoreItem xmlns:ds="http://schemas.openxmlformats.org/officeDocument/2006/customXml" ds:itemID="{A67C667E-9CE7-43F7-8918-B9DB0BEFAC33}">
   <ds:schemaRefs>
     <ds:schemaRef ds:uri="http://schemas.openxmlformats.org/officeDocument/2006/bibliography"/>
   </ds:schemaRefs>

--- a/Summary_PYTHON_SITE.docx
+++ b/Summary_PYTHON_SITE.docx
@@ -1771,6 +1771,2709 @@
           <w:sz w:val="16"/>
           <w:szCs w:val="16"/>
           <w:lang w:eastAsia="uk-UA"/>
+        </w:rPr>
+      </w:pPr>
+    </w:p>
+    <w:p>
+      <w:pPr>
+        <w:spacing w:after="0"/>
+        <w:rPr>
+          <w:noProof/>
+          <w:sz w:val="16"/>
+          <w:szCs w:val="16"/>
+          <w:lang w:eastAsia="uk-UA"/>
+        </w:rPr>
+      </w:pPr>
+    </w:p>
+    <w:p>
+      <w:pPr>
+        <w:spacing w:after="0"/>
+        <w:rPr>
+          <w:noProof/>
+          <w:sz w:val="16"/>
+          <w:szCs w:val="16"/>
+          <w:lang w:eastAsia="uk-UA"/>
+        </w:rPr>
+      </w:pPr>
+    </w:p>
+    <w:p>
+      <w:pPr>
+        <w:spacing w:after="0"/>
+        <w:rPr>
+          <w:noProof/>
+          <w:sz w:val="16"/>
+          <w:szCs w:val="16"/>
+          <w:lang w:eastAsia="uk-UA"/>
+        </w:rPr>
+      </w:pPr>
+    </w:p>
+    <w:p>
+      <w:pPr>
+        <w:spacing w:after="0"/>
+        <w:rPr>
+          <w:noProof/>
+          <w:sz w:val="16"/>
+          <w:szCs w:val="16"/>
+          <w:lang w:eastAsia="uk-UA"/>
+        </w:rPr>
+      </w:pPr>
+      <w:r>
+        <w:rPr>
+          <w:noProof/>
+          <w:sz w:val="16"/>
+          <w:szCs w:val="16"/>
+          <w:lang w:eastAsia="uk-UA"/>
+        </w:rPr>
+        <w:lastRenderedPageBreak/>
+        <w:t>Далі в рідмі</w:t>
+      </w:r>
+    </w:p>
+    <w:p>
+      <w:pPr>
+        <w:shd w:val="clear" w:color="auto" w:fill="1F1F1F"/>
+        <w:spacing w:after="0" w:line="219" w:lineRule="atLeast"/>
+        <w:rPr>
+          <w:rFonts w:ascii="Consolas" w:eastAsia="Times New Roman" w:hAnsi="Consolas" w:cs="Times New Roman"/>
+          <w:color w:val="CCCCCC"/>
+          <w:kern w:val="0"/>
+          <w:sz w:val="16"/>
+          <w:szCs w:val="16"/>
+          <w:lang w:eastAsia="uk-UA"/>
+        </w:rPr>
+      </w:pPr>
+      <w:r>
+        <w:rPr>
+          <w:rFonts w:ascii="Consolas" w:eastAsia="Times New Roman" w:hAnsi="Consolas" w:cs="Times New Roman"/>
+          <w:b/>
+          <w:bCs/>
+          <w:color w:val="569CD6"/>
+          <w:kern w:val="0"/>
+          <w:sz w:val="16"/>
+          <w:szCs w:val="16"/>
+          <w:lang w:eastAsia="uk-UA"/>
+        </w:rPr>
+        <w:t>## Перегляд списку бібліотек їх збереження та клонування проекту</w:t>
+      </w:r>
+    </w:p>
+    <w:p>
+      <w:pPr>
+        <w:shd w:val="clear" w:color="auto" w:fill="1F1F1F"/>
+        <w:spacing w:after="0" w:line="219" w:lineRule="atLeast"/>
+        <w:rPr>
+          <w:rFonts w:ascii="Consolas" w:eastAsia="Times New Roman" w:hAnsi="Consolas" w:cs="Times New Roman"/>
+          <w:color w:val="CCCCCC"/>
+          <w:kern w:val="0"/>
+          <w:sz w:val="16"/>
+          <w:szCs w:val="16"/>
+          <w:lang w:eastAsia="uk-UA"/>
+        </w:rPr>
+      </w:pPr>
+      <w:r>
+        <w:rPr>
+          <w:rFonts w:ascii="Consolas" w:eastAsia="Times New Roman" w:hAnsi="Consolas" w:cs="Times New Roman"/>
+          <w:color w:val="CCCCCC"/>
+          <w:kern w:val="0"/>
+          <w:sz w:val="16"/>
+          <w:szCs w:val="16"/>
+          <w:lang w:eastAsia="uk-UA"/>
+        </w:rPr>
+        <w:t>```</w:t>
+      </w:r>
+    </w:p>
+    <w:p>
+      <w:pPr>
+        <w:shd w:val="clear" w:color="auto" w:fill="1F1F1F"/>
+        <w:spacing w:after="0" w:line="219" w:lineRule="atLeast"/>
+        <w:rPr>
+          <w:rFonts w:ascii="Consolas" w:eastAsia="Times New Roman" w:hAnsi="Consolas" w:cs="Times New Roman"/>
+          <w:color w:val="CCCCCC"/>
+          <w:kern w:val="0"/>
+          <w:sz w:val="16"/>
+          <w:szCs w:val="16"/>
+          <w:lang w:eastAsia="uk-UA"/>
+        </w:rPr>
+      </w:pPr>
+      <w:r>
+        <w:rPr>
+          <w:rFonts w:ascii="Consolas" w:eastAsia="Times New Roman" w:hAnsi="Consolas" w:cs="Times New Roman"/>
+          <w:color w:val="CCCCCC"/>
+          <w:kern w:val="0"/>
+          <w:sz w:val="16"/>
+          <w:szCs w:val="16"/>
+          <w:lang w:eastAsia="uk-UA"/>
+        </w:rPr>
+        <w:t>pip freeze</w:t>
+      </w:r>
+    </w:p>
+    <w:p>
+      <w:pPr>
+        <w:shd w:val="clear" w:color="auto" w:fill="1F1F1F"/>
+        <w:spacing w:after="0" w:line="219" w:lineRule="atLeast"/>
+        <w:rPr>
+          <w:rFonts w:ascii="Consolas" w:eastAsia="Times New Roman" w:hAnsi="Consolas" w:cs="Times New Roman"/>
+          <w:color w:val="CCCCCC"/>
+          <w:kern w:val="0"/>
+          <w:sz w:val="16"/>
+          <w:szCs w:val="16"/>
+          <w:lang w:eastAsia="uk-UA"/>
+        </w:rPr>
+      </w:pPr>
+      <w:r>
+        <w:rPr>
+          <w:rFonts w:ascii="Consolas" w:eastAsia="Times New Roman" w:hAnsi="Consolas" w:cs="Times New Roman"/>
+          <w:color w:val="CCCCCC"/>
+          <w:kern w:val="0"/>
+          <w:sz w:val="16"/>
+          <w:szCs w:val="16"/>
+          <w:lang w:eastAsia="uk-UA"/>
+        </w:rPr>
+        <w:t>pip freeze &gt; requirements.txt</w:t>
+      </w:r>
+    </w:p>
+    <w:p>
+      <w:pPr>
+        <w:shd w:val="clear" w:color="auto" w:fill="1F1F1F"/>
+        <w:spacing w:after="0" w:line="219" w:lineRule="atLeast"/>
+        <w:rPr>
+          <w:rFonts w:ascii="Consolas" w:eastAsia="Times New Roman" w:hAnsi="Consolas" w:cs="Times New Roman"/>
+          <w:color w:val="CCCCCC"/>
+          <w:kern w:val="0"/>
+          <w:sz w:val="16"/>
+          <w:szCs w:val="16"/>
+          <w:lang w:eastAsia="uk-UA"/>
+        </w:rPr>
+      </w:pPr>
+      <w:r>
+        <w:rPr>
+          <w:rFonts w:ascii="Consolas" w:eastAsia="Times New Roman" w:hAnsi="Consolas" w:cs="Times New Roman"/>
+          <w:color w:val="CCCCCC"/>
+          <w:kern w:val="0"/>
+          <w:sz w:val="16"/>
+          <w:szCs w:val="16"/>
+          <w:lang w:eastAsia="uk-UA"/>
+        </w:rPr>
+        <w:t>```</w:t>
+      </w:r>
+    </w:p>
+    <w:p>
+      <w:pPr>
+        <w:shd w:val="clear" w:color="auto" w:fill="1F1F1F"/>
+        <w:spacing w:after="0" w:line="219" w:lineRule="atLeast"/>
+        <w:rPr>
+          <w:rFonts w:ascii="Consolas" w:eastAsia="Times New Roman" w:hAnsi="Consolas" w:cs="Times New Roman"/>
+          <w:color w:val="CCCCCC"/>
+          <w:kern w:val="0"/>
+          <w:sz w:val="16"/>
+          <w:szCs w:val="16"/>
+          <w:lang w:eastAsia="uk-UA"/>
+        </w:rPr>
+      </w:pPr>
+      <w:r>
+        <w:rPr>
+          <w:rFonts w:ascii="Consolas" w:eastAsia="Times New Roman" w:hAnsi="Consolas" w:cs="Times New Roman"/>
+          <w:b/>
+          <w:bCs/>
+          <w:color w:val="569CD6"/>
+          <w:kern w:val="0"/>
+          <w:sz w:val="16"/>
+          <w:szCs w:val="16"/>
+          <w:lang w:eastAsia="uk-UA"/>
+        </w:rPr>
+        <w:t>## Додаю superuser</w:t>
+      </w:r>
+    </w:p>
+    <w:p>
+      <w:pPr>
+        <w:shd w:val="clear" w:color="auto" w:fill="1F1F1F"/>
+        <w:spacing w:after="0" w:line="219" w:lineRule="atLeast"/>
+        <w:rPr>
+          <w:rFonts w:ascii="Consolas" w:eastAsia="Times New Roman" w:hAnsi="Consolas" w:cs="Times New Roman"/>
+          <w:color w:val="CCCCCC"/>
+          <w:kern w:val="0"/>
+          <w:sz w:val="16"/>
+          <w:szCs w:val="16"/>
+          <w:lang w:eastAsia="uk-UA"/>
+        </w:rPr>
+      </w:pPr>
+      <w:r>
+        <w:rPr>
+          <w:rFonts w:ascii="Consolas" w:eastAsia="Times New Roman" w:hAnsi="Consolas" w:cs="Times New Roman"/>
+          <w:color w:val="CCCCCC"/>
+          <w:kern w:val="0"/>
+          <w:sz w:val="16"/>
+          <w:szCs w:val="16"/>
+          <w:lang w:eastAsia="uk-UA"/>
+        </w:rPr>
+        <w:t>```</w:t>
+      </w:r>
+    </w:p>
+    <w:p>
+      <w:pPr>
+        <w:shd w:val="clear" w:color="auto" w:fill="1F1F1F"/>
+        <w:spacing w:after="0" w:line="219" w:lineRule="atLeast"/>
+        <w:rPr>
+          <w:rFonts w:ascii="Consolas" w:eastAsia="Times New Roman" w:hAnsi="Consolas" w:cs="Times New Roman"/>
+          <w:color w:val="CCCCCC"/>
+          <w:kern w:val="0"/>
+          <w:sz w:val="16"/>
+          <w:szCs w:val="16"/>
+          <w:lang w:eastAsia="uk-UA"/>
+        </w:rPr>
+      </w:pPr>
+      <w:r>
+        <w:rPr>
+          <w:rFonts w:ascii="Consolas" w:eastAsia="Times New Roman" w:hAnsi="Consolas" w:cs="Times New Roman"/>
+          <w:color w:val="CCCCCC"/>
+          <w:kern w:val="0"/>
+          <w:sz w:val="16"/>
+          <w:szCs w:val="16"/>
+          <w:lang w:eastAsia="uk-UA"/>
+        </w:rPr>
+        <w:t>python manage.py createsuperuser</w:t>
+      </w:r>
+    </w:p>
+    <w:p>
+      <w:pPr>
+        <w:shd w:val="clear" w:color="auto" w:fill="1F1F1F"/>
+        <w:spacing w:after="0" w:line="219" w:lineRule="atLeast"/>
+        <w:rPr>
+          <w:rFonts w:ascii="Consolas" w:eastAsia="Times New Roman" w:hAnsi="Consolas" w:cs="Times New Roman"/>
+          <w:color w:val="CCCCCC"/>
+          <w:kern w:val="0"/>
+          <w:sz w:val="16"/>
+          <w:szCs w:val="16"/>
+          <w:lang w:eastAsia="uk-UA"/>
+        </w:rPr>
+      </w:pPr>
+      <w:r>
+        <w:rPr>
+          <w:rFonts w:ascii="Consolas" w:eastAsia="Times New Roman" w:hAnsi="Consolas" w:cs="Times New Roman"/>
+          <w:color w:val="CCCCCC"/>
+          <w:kern w:val="0"/>
+          <w:sz w:val="16"/>
+          <w:szCs w:val="16"/>
+          <w:lang w:eastAsia="uk-UA"/>
+        </w:rPr>
+        <w:t>py manage.py createsuperuser</w:t>
+      </w:r>
+    </w:p>
+    <w:p>
+      <w:pPr>
+        <w:shd w:val="clear" w:color="auto" w:fill="1F1F1F"/>
+        <w:spacing w:after="0" w:line="219" w:lineRule="atLeast"/>
+        <w:rPr>
+          <w:rFonts w:ascii="Consolas" w:eastAsia="Times New Roman" w:hAnsi="Consolas" w:cs="Times New Roman"/>
+          <w:color w:val="CCCCCC"/>
+          <w:kern w:val="0"/>
+          <w:sz w:val="16"/>
+          <w:szCs w:val="16"/>
+          <w:lang w:eastAsia="uk-UA"/>
+        </w:rPr>
+      </w:pPr>
+      <w:r>
+        <w:rPr>
+          <w:rFonts w:ascii="Consolas" w:eastAsia="Times New Roman" w:hAnsi="Consolas" w:cs="Times New Roman"/>
+          <w:color w:val="CCCCCC"/>
+          <w:kern w:val="0"/>
+          <w:sz w:val="16"/>
+          <w:szCs w:val="16"/>
+          <w:lang w:eastAsia="uk-UA"/>
+        </w:rPr>
+        <w:t>admin</w:t>
+      </w:r>
+    </w:p>
+    <w:p>
+      <w:pPr>
+        <w:shd w:val="clear" w:color="auto" w:fill="1F1F1F"/>
+        <w:spacing w:after="0" w:line="219" w:lineRule="atLeast"/>
+        <w:rPr>
+          <w:rFonts w:ascii="Consolas" w:eastAsia="Times New Roman" w:hAnsi="Consolas" w:cs="Times New Roman"/>
+          <w:color w:val="CCCCCC"/>
+          <w:kern w:val="0"/>
+          <w:sz w:val="16"/>
+          <w:szCs w:val="16"/>
+          <w:lang w:eastAsia="uk-UA"/>
+        </w:rPr>
+      </w:pPr>
+      <w:r>
+        <w:rPr>
+          <w:rFonts w:ascii="Consolas" w:eastAsia="Times New Roman" w:hAnsi="Consolas" w:cs="Times New Roman"/>
+          <w:color w:val="CCCCCC"/>
+          <w:kern w:val="0"/>
+          <w:sz w:val="16"/>
+          <w:szCs w:val="16"/>
+          <w:lang w:eastAsia="uk-UA"/>
+        </w:rPr>
+        <w:t>123456</w:t>
+      </w:r>
+    </w:p>
+    <w:p>
+      <w:pPr>
+        <w:shd w:val="clear" w:color="auto" w:fill="1F1F1F"/>
+        <w:spacing w:after="0" w:line="219" w:lineRule="atLeast"/>
+        <w:rPr>
+          <w:rFonts w:ascii="Consolas" w:eastAsia="Times New Roman" w:hAnsi="Consolas" w:cs="Times New Roman"/>
+          <w:color w:val="CCCCCC"/>
+          <w:kern w:val="0"/>
+          <w:sz w:val="16"/>
+          <w:szCs w:val="16"/>
+          <w:lang w:eastAsia="uk-UA"/>
+        </w:rPr>
+      </w:pPr>
+      <w:r>
+        <w:rPr>
+          <w:rFonts w:ascii="Consolas" w:eastAsia="Times New Roman" w:hAnsi="Consolas" w:cs="Times New Roman"/>
+          <w:color w:val="CCCCCC"/>
+          <w:kern w:val="0"/>
+          <w:sz w:val="16"/>
+          <w:szCs w:val="16"/>
+          <w:lang w:eastAsia="uk-UA"/>
+        </w:rPr>
+        <w:t>py manage.py runserver 9581</w:t>
+      </w:r>
+    </w:p>
+    <w:p>
+      <w:pPr>
+        <w:shd w:val="clear" w:color="auto" w:fill="1F1F1F"/>
+        <w:spacing w:after="0" w:line="219" w:lineRule="atLeast"/>
+        <w:rPr>
+          <w:rFonts w:ascii="Consolas" w:eastAsia="Times New Roman" w:hAnsi="Consolas" w:cs="Times New Roman"/>
+          <w:color w:val="CCCCCC"/>
+          <w:kern w:val="0"/>
+          <w:sz w:val="16"/>
+          <w:szCs w:val="16"/>
+          <w:lang w:eastAsia="uk-UA"/>
+        </w:rPr>
+      </w:pPr>
+      <w:r>
+        <w:rPr>
+          <w:rFonts w:ascii="Consolas" w:eastAsia="Times New Roman" w:hAnsi="Consolas" w:cs="Times New Roman"/>
+          <w:color w:val="CCCCCC"/>
+          <w:kern w:val="0"/>
+          <w:sz w:val="16"/>
+          <w:szCs w:val="16"/>
+          <w:lang w:eastAsia="uk-UA"/>
+        </w:rPr>
+        <w:t>```</w:t>
+      </w:r>
+    </w:p>
+    <w:p>
+      <w:pPr>
+        <w:shd w:val="clear" w:color="auto" w:fill="1F1F1F"/>
+        <w:spacing w:after="0" w:line="219" w:lineRule="atLeast"/>
+        <w:rPr>
+          <w:rFonts w:ascii="Consolas" w:eastAsia="Times New Roman" w:hAnsi="Consolas" w:cs="Times New Roman"/>
+          <w:color w:val="CCCCCC"/>
+          <w:kern w:val="0"/>
+          <w:sz w:val="16"/>
+          <w:szCs w:val="16"/>
+          <w:lang w:eastAsia="uk-UA"/>
+        </w:rPr>
+      </w:pPr>
+    </w:p>
+    <w:p>
+      <w:pPr>
+        <w:spacing w:after="0"/>
+        <w:rPr>
+          <w:noProof/>
+          <w:sz w:val="16"/>
+          <w:szCs w:val="16"/>
+          <w:lang w:eastAsia="uk-UA"/>
+        </w:rPr>
+      </w:pPr>
+      <w:r>
+        <w:rPr>
+          <w:noProof/>
+          <w:sz w:val="16"/>
+          <w:szCs w:val="16"/>
+          <w:lang w:eastAsia="uk-UA"/>
+        </w:rPr>
+        <w:t>робимо модель юзерів</w:t>
+      </w:r>
+    </w:p>
+    <w:p>
+      <w:pPr>
+        <w:shd w:val="clear" w:color="auto" w:fill="1F1F1F"/>
+        <w:spacing w:after="0" w:line="219" w:lineRule="atLeast"/>
+        <w:rPr>
+          <w:rFonts w:ascii="Consolas" w:eastAsia="Times New Roman" w:hAnsi="Consolas" w:cs="Times New Roman"/>
+          <w:color w:val="CCCCCC"/>
+          <w:kern w:val="0"/>
+          <w:sz w:val="16"/>
+          <w:szCs w:val="16"/>
+          <w:lang w:eastAsia="uk-UA"/>
+        </w:rPr>
+      </w:pPr>
+    </w:p>
+    <w:p>
+      <w:pPr>
+        <w:shd w:val="clear" w:color="auto" w:fill="1F1F1F"/>
+        <w:spacing w:after="0" w:line="219" w:lineRule="atLeast"/>
+        <w:rPr>
+          <w:rFonts w:ascii="Consolas" w:eastAsia="Times New Roman" w:hAnsi="Consolas" w:cs="Times New Roman"/>
+          <w:color w:val="CCCCCC"/>
+          <w:kern w:val="0"/>
+          <w:sz w:val="16"/>
+          <w:szCs w:val="16"/>
+          <w:lang w:eastAsia="uk-UA"/>
+        </w:rPr>
+      </w:pPr>
+      <w:r>
+        <w:rPr>
+          <w:rFonts w:ascii="Consolas" w:eastAsia="Times New Roman" w:hAnsi="Consolas" w:cs="Times New Roman"/>
+          <w:b/>
+          <w:bCs/>
+          <w:color w:val="569CD6"/>
+          <w:kern w:val="0"/>
+          <w:sz w:val="16"/>
+          <w:szCs w:val="16"/>
+          <w:lang w:eastAsia="uk-UA"/>
+        </w:rPr>
+        <w:t>## Working users Custom Django</w:t>
+      </w:r>
+    </w:p>
+    <w:p>
+      <w:pPr>
+        <w:shd w:val="clear" w:color="auto" w:fill="1F1F1F"/>
+        <w:spacing w:after="0" w:line="219" w:lineRule="atLeast"/>
+        <w:rPr>
+          <w:rFonts w:ascii="Consolas" w:eastAsia="Times New Roman" w:hAnsi="Consolas" w:cs="Times New Roman"/>
+          <w:color w:val="CCCCCC"/>
+          <w:kern w:val="0"/>
+          <w:sz w:val="16"/>
+          <w:szCs w:val="16"/>
+          <w:lang w:eastAsia="uk-UA"/>
+        </w:rPr>
+      </w:pPr>
+      <w:r>
+        <w:rPr>
+          <w:rFonts w:ascii="Consolas" w:eastAsia="Times New Roman" w:hAnsi="Consolas" w:cs="Times New Roman"/>
+          <w:color w:val="CCCCCC"/>
+          <w:kern w:val="0"/>
+          <w:sz w:val="16"/>
+          <w:szCs w:val="16"/>
+          <w:lang w:eastAsia="uk-UA"/>
+        </w:rPr>
+        <w:t>```</w:t>
+      </w:r>
+    </w:p>
+    <w:p>
+      <w:pPr>
+        <w:shd w:val="clear" w:color="auto" w:fill="1F1F1F"/>
+        <w:spacing w:after="0" w:line="219" w:lineRule="atLeast"/>
+        <w:rPr>
+          <w:rFonts w:ascii="Consolas" w:eastAsia="Times New Roman" w:hAnsi="Consolas" w:cs="Times New Roman"/>
+          <w:color w:val="CCCCCC"/>
+          <w:kern w:val="0"/>
+          <w:sz w:val="16"/>
+          <w:szCs w:val="16"/>
+          <w:lang w:eastAsia="uk-UA"/>
+        </w:rPr>
+      </w:pPr>
+      <w:r>
+        <w:rPr>
+          <w:rFonts w:ascii="Consolas" w:eastAsia="Times New Roman" w:hAnsi="Consolas" w:cs="Times New Roman"/>
+          <w:color w:val="CCCCCC"/>
+          <w:kern w:val="0"/>
+          <w:sz w:val="16"/>
+          <w:szCs w:val="16"/>
+          <w:lang w:eastAsia="uk-UA"/>
+        </w:rPr>
+        <w:t>py manage.py startapp users</w:t>
+      </w:r>
+    </w:p>
+    <w:p>
+      <w:pPr>
+        <w:shd w:val="clear" w:color="auto" w:fill="1F1F1F"/>
+        <w:spacing w:after="0" w:line="219" w:lineRule="atLeast"/>
+        <w:rPr>
+          <w:rFonts w:ascii="Consolas" w:eastAsia="Times New Roman" w:hAnsi="Consolas" w:cs="Times New Roman"/>
+          <w:color w:val="CCCCCC"/>
+          <w:kern w:val="0"/>
+          <w:sz w:val="16"/>
+          <w:szCs w:val="16"/>
+          <w:lang w:eastAsia="uk-UA"/>
+        </w:rPr>
+      </w:pPr>
+    </w:p>
+    <w:p>
+      <w:pPr>
+        <w:spacing w:after="0"/>
+        <w:rPr>
+          <w:noProof/>
+          <w:sz w:val="16"/>
+          <w:szCs w:val="16"/>
+          <w:lang w:eastAsia="uk-UA"/>
+        </w:rPr>
+      </w:pPr>
+    </w:p>
+    <w:p>
+      <w:pPr>
+        <w:spacing w:after="0"/>
+        <w:rPr>
+          <w:noProof/>
+          <w:sz w:val="16"/>
+          <w:szCs w:val="16"/>
+          <w:lang w:eastAsia="uk-UA"/>
+        </w:rPr>
+      </w:pPr>
+      <w:r>
+        <w:rPr>
+          <w:noProof/>
+          <w:sz w:val="16"/>
+          <w:szCs w:val="16"/>
+          <w:lang w:eastAsia="uk-UA"/>
+        </w:rPr>
+        <w:t xml:space="preserve">зявляється </w:t>
+      </w:r>
+    </w:p>
+    <w:p>
+      <w:pPr>
+        <w:spacing w:after="0"/>
+        <w:rPr>
+          <w:noProof/>
+          <w:sz w:val="16"/>
+          <w:szCs w:val="16"/>
+          <w:lang w:val="en-US" w:eastAsia="uk-UA"/>
+        </w:rPr>
+      </w:pPr>
+      <w:r>
+        <w:rPr>
+          <w:noProof/>
+          <w:sz w:val="16"/>
+          <w:szCs w:val="16"/>
+          <w:lang w:val="en-US" w:eastAsia="uk-UA"/>
+        </w:rPr>
+        <w:t>silpo\users\models.py</w:t>
+      </w:r>
+    </w:p>
+    <w:p>
+      <w:pPr>
+        <w:spacing w:after="0"/>
+        <w:rPr>
+          <w:noProof/>
+          <w:sz w:val="16"/>
+          <w:szCs w:val="16"/>
+          <w:lang w:val="en-US" w:eastAsia="uk-UA"/>
+        </w:rPr>
+      </w:pPr>
+    </w:p>
+    <w:p>
+      <w:pPr>
+        <w:shd w:val="clear" w:color="auto" w:fill="1F1F1F"/>
+        <w:spacing w:after="0" w:line="178" w:lineRule="atLeast"/>
+        <w:rPr>
+          <w:rFonts w:ascii="Consolas" w:eastAsia="Times New Roman" w:hAnsi="Consolas" w:cs="Times New Roman"/>
+          <w:color w:val="CCCCCC"/>
+          <w:kern w:val="0"/>
+          <w:sz w:val="13"/>
+          <w:szCs w:val="13"/>
+          <w:lang w:eastAsia="uk-UA"/>
+        </w:rPr>
+      </w:pPr>
+      <w:r>
+        <w:rPr>
+          <w:rFonts w:ascii="Consolas" w:eastAsia="Times New Roman" w:hAnsi="Consolas" w:cs="Times New Roman"/>
+          <w:color w:val="C586C0"/>
+          <w:kern w:val="0"/>
+          <w:sz w:val="13"/>
+          <w:szCs w:val="13"/>
+          <w:lang w:eastAsia="uk-UA"/>
+        </w:rPr>
+        <w:t>from</w:t>
+      </w:r>
+      <w:r>
+        <w:rPr>
+          <w:rFonts w:ascii="Consolas" w:eastAsia="Times New Roman" w:hAnsi="Consolas" w:cs="Times New Roman"/>
+          <w:color w:val="CCCCCC"/>
+          <w:kern w:val="0"/>
+          <w:sz w:val="13"/>
+          <w:szCs w:val="13"/>
+          <w:lang w:eastAsia="uk-UA"/>
+        </w:rPr>
+        <w:t xml:space="preserve"> </w:t>
+      </w:r>
+      <w:r>
+        <w:rPr>
+          <w:rFonts w:ascii="Consolas" w:eastAsia="Times New Roman" w:hAnsi="Consolas" w:cs="Times New Roman"/>
+          <w:color w:val="4EC9B0"/>
+          <w:kern w:val="0"/>
+          <w:sz w:val="13"/>
+          <w:szCs w:val="13"/>
+          <w:lang w:eastAsia="uk-UA"/>
+        </w:rPr>
+        <w:t>django</w:t>
+      </w:r>
+      <w:r>
+        <w:rPr>
+          <w:rFonts w:ascii="Consolas" w:eastAsia="Times New Roman" w:hAnsi="Consolas" w:cs="Times New Roman"/>
+          <w:color w:val="CCCCCC"/>
+          <w:kern w:val="0"/>
+          <w:sz w:val="13"/>
+          <w:szCs w:val="13"/>
+          <w:lang w:eastAsia="uk-UA"/>
+        </w:rPr>
+        <w:t>.</w:t>
+      </w:r>
+      <w:r>
+        <w:rPr>
+          <w:rFonts w:ascii="Consolas" w:eastAsia="Times New Roman" w:hAnsi="Consolas" w:cs="Times New Roman"/>
+          <w:color w:val="4EC9B0"/>
+          <w:kern w:val="0"/>
+          <w:sz w:val="13"/>
+          <w:szCs w:val="13"/>
+          <w:lang w:eastAsia="uk-UA"/>
+        </w:rPr>
+        <w:t>db</w:t>
+      </w:r>
+      <w:r>
+        <w:rPr>
+          <w:rFonts w:ascii="Consolas" w:eastAsia="Times New Roman" w:hAnsi="Consolas" w:cs="Times New Roman"/>
+          <w:color w:val="CCCCCC"/>
+          <w:kern w:val="0"/>
+          <w:sz w:val="13"/>
+          <w:szCs w:val="13"/>
+          <w:lang w:eastAsia="uk-UA"/>
+        </w:rPr>
+        <w:t xml:space="preserve"> </w:t>
+      </w:r>
+      <w:r>
+        <w:rPr>
+          <w:rFonts w:ascii="Consolas" w:eastAsia="Times New Roman" w:hAnsi="Consolas" w:cs="Times New Roman"/>
+          <w:color w:val="C586C0"/>
+          <w:kern w:val="0"/>
+          <w:sz w:val="13"/>
+          <w:szCs w:val="13"/>
+          <w:lang w:eastAsia="uk-UA"/>
+        </w:rPr>
+        <w:t>import</w:t>
+      </w:r>
+      <w:r>
+        <w:rPr>
+          <w:rFonts w:ascii="Consolas" w:eastAsia="Times New Roman" w:hAnsi="Consolas" w:cs="Times New Roman"/>
+          <w:color w:val="CCCCCC"/>
+          <w:kern w:val="0"/>
+          <w:sz w:val="13"/>
+          <w:szCs w:val="13"/>
+          <w:lang w:eastAsia="uk-UA"/>
+        </w:rPr>
+        <w:t xml:space="preserve"> </w:t>
+      </w:r>
+      <w:r>
+        <w:rPr>
+          <w:rFonts w:ascii="Consolas" w:eastAsia="Times New Roman" w:hAnsi="Consolas" w:cs="Times New Roman"/>
+          <w:color w:val="4EC9B0"/>
+          <w:kern w:val="0"/>
+          <w:sz w:val="13"/>
+          <w:szCs w:val="13"/>
+          <w:lang w:eastAsia="uk-UA"/>
+        </w:rPr>
+        <w:t>models</w:t>
+      </w:r>
+    </w:p>
+    <w:p>
+      <w:pPr>
+        <w:shd w:val="clear" w:color="auto" w:fill="1F1F1F"/>
+        <w:spacing w:after="0" w:line="178" w:lineRule="atLeast"/>
+        <w:rPr>
+          <w:rFonts w:ascii="Consolas" w:eastAsia="Times New Roman" w:hAnsi="Consolas" w:cs="Times New Roman"/>
+          <w:color w:val="CCCCCC"/>
+          <w:kern w:val="0"/>
+          <w:sz w:val="13"/>
+          <w:szCs w:val="13"/>
+          <w:lang w:eastAsia="uk-UA"/>
+        </w:rPr>
+      </w:pPr>
+    </w:p>
+    <w:p>
+      <w:pPr>
+        <w:shd w:val="clear" w:color="auto" w:fill="1F1F1F"/>
+        <w:spacing w:after="0" w:line="178" w:lineRule="atLeast"/>
+        <w:rPr>
+          <w:rFonts w:ascii="Consolas" w:eastAsia="Times New Roman" w:hAnsi="Consolas" w:cs="Times New Roman"/>
+          <w:color w:val="CCCCCC"/>
+          <w:kern w:val="0"/>
+          <w:sz w:val="13"/>
+          <w:szCs w:val="13"/>
+          <w:lang w:eastAsia="uk-UA"/>
+        </w:rPr>
+      </w:pPr>
+      <w:r>
+        <w:rPr>
+          <w:rFonts w:ascii="Consolas" w:eastAsia="Times New Roman" w:hAnsi="Consolas" w:cs="Times New Roman"/>
+          <w:color w:val="6A9955"/>
+          <w:kern w:val="0"/>
+          <w:sz w:val="13"/>
+          <w:szCs w:val="13"/>
+          <w:lang w:eastAsia="uk-UA"/>
+        </w:rPr>
+        <w:t># Create your models here.</w:t>
+      </w:r>
+    </w:p>
+    <w:p>
+      <w:pPr>
+        <w:shd w:val="clear" w:color="auto" w:fill="1F1F1F"/>
+        <w:spacing w:after="0" w:line="178" w:lineRule="atLeast"/>
+        <w:rPr>
+          <w:rFonts w:ascii="Consolas" w:eastAsia="Times New Roman" w:hAnsi="Consolas" w:cs="Times New Roman"/>
+          <w:color w:val="CCCCCC"/>
+          <w:kern w:val="0"/>
+          <w:sz w:val="13"/>
+          <w:szCs w:val="13"/>
+          <w:lang w:eastAsia="uk-UA"/>
+        </w:rPr>
+      </w:pPr>
+      <w:r>
+        <w:rPr>
+          <w:rFonts w:ascii="Consolas" w:eastAsia="Times New Roman" w:hAnsi="Consolas" w:cs="Times New Roman"/>
+          <w:color w:val="569CD6"/>
+          <w:kern w:val="0"/>
+          <w:sz w:val="13"/>
+          <w:szCs w:val="13"/>
+          <w:lang w:eastAsia="uk-UA"/>
+        </w:rPr>
+        <w:t>class</w:t>
+      </w:r>
+      <w:r>
+        <w:rPr>
+          <w:rFonts w:ascii="Consolas" w:eastAsia="Times New Roman" w:hAnsi="Consolas" w:cs="Times New Roman"/>
+          <w:color w:val="CCCCCC"/>
+          <w:kern w:val="0"/>
+          <w:sz w:val="13"/>
+          <w:szCs w:val="13"/>
+          <w:lang w:eastAsia="uk-UA"/>
+        </w:rPr>
+        <w:t xml:space="preserve"> </w:t>
+      </w:r>
+      <w:r>
+        <w:rPr>
+          <w:rFonts w:ascii="Consolas" w:eastAsia="Times New Roman" w:hAnsi="Consolas" w:cs="Times New Roman"/>
+          <w:color w:val="4EC9B0"/>
+          <w:kern w:val="0"/>
+          <w:sz w:val="13"/>
+          <w:szCs w:val="13"/>
+          <w:lang w:eastAsia="uk-UA"/>
+        </w:rPr>
+        <w:t>CustomUser</w:t>
+      </w:r>
+      <w:r>
+        <w:rPr>
+          <w:rFonts w:ascii="Consolas" w:eastAsia="Times New Roman" w:hAnsi="Consolas" w:cs="Times New Roman"/>
+          <w:color w:val="CCCCCC"/>
+          <w:kern w:val="0"/>
+          <w:sz w:val="13"/>
+          <w:szCs w:val="13"/>
+          <w:lang w:eastAsia="uk-UA"/>
+        </w:rPr>
+        <w:t>(</w:t>
+      </w:r>
+      <w:r>
+        <w:rPr>
+          <w:rFonts w:ascii="Consolas" w:eastAsia="Times New Roman" w:hAnsi="Consolas" w:cs="Times New Roman"/>
+          <w:color w:val="4EC9B0"/>
+          <w:kern w:val="0"/>
+          <w:sz w:val="13"/>
+          <w:szCs w:val="13"/>
+          <w:lang w:eastAsia="uk-UA"/>
+        </w:rPr>
+        <w:t>AbstractUser</w:t>
+      </w:r>
+      <w:r>
+        <w:rPr>
+          <w:rFonts w:ascii="Consolas" w:eastAsia="Times New Roman" w:hAnsi="Consolas" w:cs="Times New Roman"/>
+          <w:color w:val="CCCCCC"/>
+          <w:kern w:val="0"/>
+          <w:sz w:val="13"/>
+          <w:szCs w:val="13"/>
+          <w:lang w:eastAsia="uk-UA"/>
+        </w:rPr>
+        <w:t>):</w:t>
+      </w:r>
+    </w:p>
+    <w:p>
+      <w:pPr>
+        <w:shd w:val="clear" w:color="auto" w:fill="1F1F1F"/>
+        <w:spacing w:after="0" w:line="178" w:lineRule="atLeast"/>
+        <w:rPr>
+          <w:rFonts w:ascii="Consolas" w:eastAsia="Times New Roman" w:hAnsi="Consolas" w:cs="Times New Roman"/>
+          <w:color w:val="CCCCCC"/>
+          <w:kern w:val="0"/>
+          <w:sz w:val="13"/>
+          <w:szCs w:val="13"/>
+          <w:lang w:eastAsia="uk-UA"/>
+        </w:rPr>
+      </w:pPr>
+      <w:r>
+        <w:rPr>
+          <w:rFonts w:ascii="Consolas" w:eastAsia="Times New Roman" w:hAnsi="Consolas" w:cs="Times New Roman"/>
+          <w:color w:val="CCCCCC"/>
+          <w:kern w:val="0"/>
+          <w:sz w:val="13"/>
+          <w:szCs w:val="13"/>
+          <w:lang w:eastAsia="uk-UA"/>
+        </w:rPr>
+        <w:t xml:space="preserve">    </w:t>
+      </w:r>
+      <w:r>
+        <w:rPr>
+          <w:rFonts w:ascii="Consolas" w:eastAsia="Times New Roman" w:hAnsi="Consolas" w:cs="Times New Roman"/>
+          <w:color w:val="9CDCFE"/>
+          <w:kern w:val="0"/>
+          <w:sz w:val="13"/>
+          <w:szCs w:val="13"/>
+          <w:lang w:eastAsia="uk-UA"/>
+        </w:rPr>
+        <w:t>image_small</w:t>
+      </w:r>
+      <w:r>
+        <w:rPr>
+          <w:rFonts w:ascii="Consolas" w:eastAsia="Times New Roman" w:hAnsi="Consolas" w:cs="Times New Roman"/>
+          <w:color w:val="CCCCCC"/>
+          <w:kern w:val="0"/>
+          <w:sz w:val="13"/>
+          <w:szCs w:val="13"/>
+          <w:lang w:eastAsia="uk-UA"/>
+        </w:rPr>
+        <w:t xml:space="preserve"> </w:t>
+      </w:r>
+      <w:r>
+        <w:rPr>
+          <w:rFonts w:ascii="Consolas" w:eastAsia="Times New Roman" w:hAnsi="Consolas" w:cs="Times New Roman"/>
+          <w:color w:val="D4D4D4"/>
+          <w:kern w:val="0"/>
+          <w:sz w:val="13"/>
+          <w:szCs w:val="13"/>
+          <w:lang w:eastAsia="uk-UA"/>
+        </w:rPr>
+        <w:t>=</w:t>
+      </w:r>
+      <w:r>
+        <w:rPr>
+          <w:rFonts w:ascii="Consolas" w:eastAsia="Times New Roman" w:hAnsi="Consolas" w:cs="Times New Roman"/>
+          <w:color w:val="CCCCCC"/>
+          <w:kern w:val="0"/>
+          <w:sz w:val="13"/>
+          <w:szCs w:val="13"/>
+          <w:lang w:eastAsia="uk-UA"/>
+        </w:rPr>
+        <w:t xml:space="preserve"> </w:t>
+      </w:r>
+      <w:r>
+        <w:rPr>
+          <w:rFonts w:ascii="Consolas" w:eastAsia="Times New Roman" w:hAnsi="Consolas" w:cs="Times New Roman"/>
+          <w:color w:val="4EC9B0"/>
+          <w:kern w:val="0"/>
+          <w:sz w:val="13"/>
+          <w:szCs w:val="13"/>
+          <w:lang w:eastAsia="uk-UA"/>
+        </w:rPr>
+        <w:t>models</w:t>
+      </w:r>
+      <w:r>
+        <w:rPr>
+          <w:rFonts w:ascii="Consolas" w:eastAsia="Times New Roman" w:hAnsi="Consolas" w:cs="Times New Roman"/>
+          <w:color w:val="CCCCCC"/>
+          <w:kern w:val="0"/>
+          <w:sz w:val="13"/>
+          <w:szCs w:val="13"/>
+          <w:lang w:eastAsia="uk-UA"/>
+        </w:rPr>
+        <w:t>.</w:t>
+      </w:r>
+      <w:r>
+        <w:rPr>
+          <w:rFonts w:ascii="Consolas" w:eastAsia="Times New Roman" w:hAnsi="Consolas" w:cs="Times New Roman"/>
+          <w:color w:val="4EC9B0"/>
+          <w:kern w:val="0"/>
+          <w:sz w:val="13"/>
+          <w:szCs w:val="13"/>
+          <w:lang w:eastAsia="uk-UA"/>
+        </w:rPr>
+        <w:t>CharField</w:t>
+      </w:r>
+      <w:r>
+        <w:rPr>
+          <w:rFonts w:ascii="Consolas" w:eastAsia="Times New Roman" w:hAnsi="Consolas" w:cs="Times New Roman"/>
+          <w:color w:val="CCCCCC"/>
+          <w:kern w:val="0"/>
+          <w:sz w:val="13"/>
+          <w:szCs w:val="13"/>
+          <w:lang w:eastAsia="uk-UA"/>
+        </w:rPr>
+        <w:t>(</w:t>
+      </w:r>
+      <w:r>
+        <w:rPr>
+          <w:rFonts w:ascii="Consolas" w:eastAsia="Times New Roman" w:hAnsi="Consolas" w:cs="Times New Roman"/>
+          <w:color w:val="9CDCFE"/>
+          <w:kern w:val="0"/>
+          <w:sz w:val="13"/>
+          <w:szCs w:val="13"/>
+          <w:lang w:eastAsia="uk-UA"/>
+        </w:rPr>
+        <w:t>max_length</w:t>
+      </w:r>
+      <w:r>
+        <w:rPr>
+          <w:rFonts w:ascii="Consolas" w:eastAsia="Times New Roman" w:hAnsi="Consolas" w:cs="Times New Roman"/>
+          <w:color w:val="D4D4D4"/>
+          <w:kern w:val="0"/>
+          <w:sz w:val="13"/>
+          <w:szCs w:val="13"/>
+          <w:lang w:eastAsia="uk-UA"/>
+        </w:rPr>
+        <w:t>=</w:t>
+      </w:r>
+      <w:r>
+        <w:rPr>
+          <w:rFonts w:ascii="Consolas" w:eastAsia="Times New Roman" w:hAnsi="Consolas" w:cs="Times New Roman"/>
+          <w:color w:val="B5CEA8"/>
+          <w:kern w:val="0"/>
+          <w:sz w:val="13"/>
+          <w:szCs w:val="13"/>
+          <w:lang w:eastAsia="uk-UA"/>
+        </w:rPr>
+        <w:t>100</w:t>
+      </w:r>
+      <w:r>
+        <w:rPr>
+          <w:rFonts w:ascii="Consolas" w:eastAsia="Times New Roman" w:hAnsi="Consolas" w:cs="Times New Roman"/>
+          <w:color w:val="CCCCCC"/>
+          <w:kern w:val="0"/>
+          <w:sz w:val="13"/>
+          <w:szCs w:val="13"/>
+          <w:lang w:eastAsia="uk-UA"/>
+        </w:rPr>
+        <w:t xml:space="preserve">, </w:t>
+      </w:r>
+      <w:r>
+        <w:rPr>
+          <w:rFonts w:ascii="Consolas" w:eastAsia="Times New Roman" w:hAnsi="Consolas" w:cs="Times New Roman"/>
+          <w:color w:val="9CDCFE"/>
+          <w:kern w:val="0"/>
+          <w:sz w:val="13"/>
+          <w:szCs w:val="13"/>
+          <w:lang w:eastAsia="uk-UA"/>
+        </w:rPr>
+        <w:t>blank</w:t>
+      </w:r>
+      <w:r>
+        <w:rPr>
+          <w:rFonts w:ascii="Consolas" w:eastAsia="Times New Roman" w:hAnsi="Consolas" w:cs="Times New Roman"/>
+          <w:color w:val="D4D4D4"/>
+          <w:kern w:val="0"/>
+          <w:sz w:val="13"/>
+          <w:szCs w:val="13"/>
+          <w:lang w:eastAsia="uk-UA"/>
+        </w:rPr>
+        <w:t>=</w:t>
+      </w:r>
+      <w:r>
+        <w:rPr>
+          <w:rFonts w:ascii="Consolas" w:eastAsia="Times New Roman" w:hAnsi="Consolas" w:cs="Times New Roman"/>
+          <w:color w:val="569CD6"/>
+          <w:kern w:val="0"/>
+          <w:sz w:val="13"/>
+          <w:szCs w:val="13"/>
+          <w:lang w:eastAsia="uk-UA"/>
+        </w:rPr>
+        <w:t>True</w:t>
+      </w:r>
+      <w:r>
+        <w:rPr>
+          <w:rFonts w:ascii="Consolas" w:eastAsia="Times New Roman" w:hAnsi="Consolas" w:cs="Times New Roman"/>
+          <w:color w:val="CCCCCC"/>
+          <w:kern w:val="0"/>
+          <w:sz w:val="13"/>
+          <w:szCs w:val="13"/>
+          <w:lang w:eastAsia="uk-UA"/>
+        </w:rPr>
+        <w:t xml:space="preserve">, </w:t>
+      </w:r>
+      <w:r>
+        <w:rPr>
+          <w:rFonts w:ascii="Consolas" w:eastAsia="Times New Roman" w:hAnsi="Consolas" w:cs="Times New Roman"/>
+          <w:color w:val="9CDCFE"/>
+          <w:kern w:val="0"/>
+          <w:sz w:val="13"/>
+          <w:szCs w:val="13"/>
+          <w:lang w:eastAsia="uk-UA"/>
+        </w:rPr>
+        <w:t>null</w:t>
+      </w:r>
+      <w:r>
+        <w:rPr>
+          <w:rFonts w:ascii="Consolas" w:eastAsia="Times New Roman" w:hAnsi="Consolas" w:cs="Times New Roman"/>
+          <w:color w:val="D4D4D4"/>
+          <w:kern w:val="0"/>
+          <w:sz w:val="13"/>
+          <w:szCs w:val="13"/>
+          <w:lang w:eastAsia="uk-UA"/>
+        </w:rPr>
+        <w:t>=</w:t>
+      </w:r>
+      <w:r>
+        <w:rPr>
+          <w:rFonts w:ascii="Consolas" w:eastAsia="Times New Roman" w:hAnsi="Consolas" w:cs="Times New Roman"/>
+          <w:color w:val="569CD6"/>
+          <w:kern w:val="0"/>
+          <w:sz w:val="13"/>
+          <w:szCs w:val="13"/>
+          <w:lang w:eastAsia="uk-UA"/>
+        </w:rPr>
+        <w:t>True</w:t>
+      </w:r>
+      <w:r>
+        <w:rPr>
+          <w:rFonts w:ascii="Consolas" w:eastAsia="Times New Roman" w:hAnsi="Consolas" w:cs="Times New Roman"/>
+          <w:color w:val="CCCCCC"/>
+          <w:kern w:val="0"/>
+          <w:sz w:val="13"/>
+          <w:szCs w:val="13"/>
+          <w:lang w:eastAsia="uk-UA"/>
+        </w:rPr>
+        <w:t>)</w:t>
+      </w:r>
+    </w:p>
+    <w:p>
+      <w:pPr>
+        <w:shd w:val="clear" w:color="auto" w:fill="1F1F1F"/>
+        <w:spacing w:after="0" w:line="178" w:lineRule="atLeast"/>
+        <w:rPr>
+          <w:rFonts w:ascii="Consolas" w:eastAsia="Times New Roman" w:hAnsi="Consolas" w:cs="Times New Roman"/>
+          <w:color w:val="CCCCCC"/>
+          <w:kern w:val="0"/>
+          <w:sz w:val="13"/>
+          <w:szCs w:val="13"/>
+          <w:lang w:eastAsia="uk-UA"/>
+        </w:rPr>
+      </w:pPr>
+      <w:r>
+        <w:rPr>
+          <w:rFonts w:ascii="Consolas" w:eastAsia="Times New Roman" w:hAnsi="Consolas" w:cs="Times New Roman"/>
+          <w:color w:val="CCCCCC"/>
+          <w:kern w:val="0"/>
+          <w:sz w:val="13"/>
+          <w:szCs w:val="13"/>
+          <w:lang w:eastAsia="uk-UA"/>
+        </w:rPr>
+        <w:t xml:space="preserve">    </w:t>
+      </w:r>
+      <w:r>
+        <w:rPr>
+          <w:rFonts w:ascii="Consolas" w:eastAsia="Times New Roman" w:hAnsi="Consolas" w:cs="Times New Roman"/>
+          <w:color w:val="9CDCFE"/>
+          <w:kern w:val="0"/>
+          <w:sz w:val="13"/>
+          <w:szCs w:val="13"/>
+          <w:lang w:eastAsia="uk-UA"/>
+        </w:rPr>
+        <w:t>image_medium</w:t>
+      </w:r>
+      <w:r>
+        <w:rPr>
+          <w:rFonts w:ascii="Consolas" w:eastAsia="Times New Roman" w:hAnsi="Consolas" w:cs="Times New Roman"/>
+          <w:color w:val="CCCCCC"/>
+          <w:kern w:val="0"/>
+          <w:sz w:val="13"/>
+          <w:szCs w:val="13"/>
+          <w:lang w:eastAsia="uk-UA"/>
+        </w:rPr>
+        <w:t xml:space="preserve"> </w:t>
+      </w:r>
+      <w:r>
+        <w:rPr>
+          <w:rFonts w:ascii="Consolas" w:eastAsia="Times New Roman" w:hAnsi="Consolas" w:cs="Times New Roman"/>
+          <w:color w:val="D4D4D4"/>
+          <w:kern w:val="0"/>
+          <w:sz w:val="13"/>
+          <w:szCs w:val="13"/>
+          <w:lang w:eastAsia="uk-UA"/>
+        </w:rPr>
+        <w:t>=</w:t>
+      </w:r>
+      <w:r>
+        <w:rPr>
+          <w:rFonts w:ascii="Consolas" w:eastAsia="Times New Roman" w:hAnsi="Consolas" w:cs="Times New Roman"/>
+          <w:color w:val="CCCCCC"/>
+          <w:kern w:val="0"/>
+          <w:sz w:val="13"/>
+          <w:szCs w:val="13"/>
+          <w:lang w:eastAsia="uk-UA"/>
+        </w:rPr>
+        <w:t xml:space="preserve"> </w:t>
+      </w:r>
+      <w:r>
+        <w:rPr>
+          <w:rFonts w:ascii="Consolas" w:eastAsia="Times New Roman" w:hAnsi="Consolas" w:cs="Times New Roman"/>
+          <w:color w:val="4EC9B0"/>
+          <w:kern w:val="0"/>
+          <w:sz w:val="13"/>
+          <w:szCs w:val="13"/>
+          <w:lang w:eastAsia="uk-UA"/>
+        </w:rPr>
+        <w:t>models</w:t>
+      </w:r>
+      <w:r>
+        <w:rPr>
+          <w:rFonts w:ascii="Consolas" w:eastAsia="Times New Roman" w:hAnsi="Consolas" w:cs="Times New Roman"/>
+          <w:color w:val="CCCCCC"/>
+          <w:kern w:val="0"/>
+          <w:sz w:val="13"/>
+          <w:szCs w:val="13"/>
+          <w:lang w:eastAsia="uk-UA"/>
+        </w:rPr>
+        <w:t>.</w:t>
+      </w:r>
+      <w:r>
+        <w:rPr>
+          <w:rFonts w:ascii="Consolas" w:eastAsia="Times New Roman" w:hAnsi="Consolas" w:cs="Times New Roman"/>
+          <w:color w:val="4EC9B0"/>
+          <w:kern w:val="0"/>
+          <w:sz w:val="13"/>
+          <w:szCs w:val="13"/>
+          <w:lang w:eastAsia="uk-UA"/>
+        </w:rPr>
+        <w:t>CharField</w:t>
+      </w:r>
+      <w:r>
+        <w:rPr>
+          <w:rFonts w:ascii="Consolas" w:eastAsia="Times New Roman" w:hAnsi="Consolas" w:cs="Times New Roman"/>
+          <w:color w:val="CCCCCC"/>
+          <w:kern w:val="0"/>
+          <w:sz w:val="13"/>
+          <w:szCs w:val="13"/>
+          <w:lang w:eastAsia="uk-UA"/>
+        </w:rPr>
+        <w:t>(</w:t>
+      </w:r>
+      <w:r>
+        <w:rPr>
+          <w:rFonts w:ascii="Consolas" w:eastAsia="Times New Roman" w:hAnsi="Consolas" w:cs="Times New Roman"/>
+          <w:color w:val="9CDCFE"/>
+          <w:kern w:val="0"/>
+          <w:sz w:val="13"/>
+          <w:szCs w:val="13"/>
+          <w:lang w:eastAsia="uk-UA"/>
+        </w:rPr>
+        <w:t>max_length</w:t>
+      </w:r>
+      <w:r>
+        <w:rPr>
+          <w:rFonts w:ascii="Consolas" w:eastAsia="Times New Roman" w:hAnsi="Consolas" w:cs="Times New Roman"/>
+          <w:color w:val="D4D4D4"/>
+          <w:kern w:val="0"/>
+          <w:sz w:val="13"/>
+          <w:szCs w:val="13"/>
+          <w:lang w:eastAsia="uk-UA"/>
+        </w:rPr>
+        <w:t>=</w:t>
+      </w:r>
+      <w:r>
+        <w:rPr>
+          <w:rFonts w:ascii="Consolas" w:eastAsia="Times New Roman" w:hAnsi="Consolas" w:cs="Times New Roman"/>
+          <w:color w:val="B5CEA8"/>
+          <w:kern w:val="0"/>
+          <w:sz w:val="13"/>
+          <w:szCs w:val="13"/>
+          <w:lang w:eastAsia="uk-UA"/>
+        </w:rPr>
+        <w:t>100</w:t>
+      </w:r>
+      <w:r>
+        <w:rPr>
+          <w:rFonts w:ascii="Consolas" w:eastAsia="Times New Roman" w:hAnsi="Consolas" w:cs="Times New Roman"/>
+          <w:color w:val="CCCCCC"/>
+          <w:kern w:val="0"/>
+          <w:sz w:val="13"/>
+          <w:szCs w:val="13"/>
+          <w:lang w:eastAsia="uk-UA"/>
+        </w:rPr>
+        <w:t xml:space="preserve">, </w:t>
+      </w:r>
+      <w:r>
+        <w:rPr>
+          <w:rFonts w:ascii="Consolas" w:eastAsia="Times New Roman" w:hAnsi="Consolas" w:cs="Times New Roman"/>
+          <w:color w:val="9CDCFE"/>
+          <w:kern w:val="0"/>
+          <w:sz w:val="13"/>
+          <w:szCs w:val="13"/>
+          <w:lang w:eastAsia="uk-UA"/>
+        </w:rPr>
+        <w:t>blank</w:t>
+      </w:r>
+      <w:r>
+        <w:rPr>
+          <w:rFonts w:ascii="Consolas" w:eastAsia="Times New Roman" w:hAnsi="Consolas" w:cs="Times New Roman"/>
+          <w:color w:val="D4D4D4"/>
+          <w:kern w:val="0"/>
+          <w:sz w:val="13"/>
+          <w:szCs w:val="13"/>
+          <w:lang w:eastAsia="uk-UA"/>
+        </w:rPr>
+        <w:t>=</w:t>
+      </w:r>
+      <w:r>
+        <w:rPr>
+          <w:rFonts w:ascii="Consolas" w:eastAsia="Times New Roman" w:hAnsi="Consolas" w:cs="Times New Roman"/>
+          <w:color w:val="569CD6"/>
+          <w:kern w:val="0"/>
+          <w:sz w:val="13"/>
+          <w:szCs w:val="13"/>
+          <w:lang w:eastAsia="uk-UA"/>
+        </w:rPr>
+        <w:t>True</w:t>
+      </w:r>
+      <w:r>
+        <w:rPr>
+          <w:rFonts w:ascii="Consolas" w:eastAsia="Times New Roman" w:hAnsi="Consolas" w:cs="Times New Roman"/>
+          <w:color w:val="CCCCCC"/>
+          <w:kern w:val="0"/>
+          <w:sz w:val="13"/>
+          <w:szCs w:val="13"/>
+          <w:lang w:eastAsia="uk-UA"/>
+        </w:rPr>
+        <w:t xml:space="preserve">, </w:t>
+      </w:r>
+      <w:r>
+        <w:rPr>
+          <w:rFonts w:ascii="Consolas" w:eastAsia="Times New Roman" w:hAnsi="Consolas" w:cs="Times New Roman"/>
+          <w:color w:val="9CDCFE"/>
+          <w:kern w:val="0"/>
+          <w:sz w:val="13"/>
+          <w:szCs w:val="13"/>
+          <w:lang w:eastAsia="uk-UA"/>
+        </w:rPr>
+        <w:t>null</w:t>
+      </w:r>
+      <w:r>
+        <w:rPr>
+          <w:rFonts w:ascii="Consolas" w:eastAsia="Times New Roman" w:hAnsi="Consolas" w:cs="Times New Roman"/>
+          <w:color w:val="D4D4D4"/>
+          <w:kern w:val="0"/>
+          <w:sz w:val="13"/>
+          <w:szCs w:val="13"/>
+          <w:lang w:eastAsia="uk-UA"/>
+        </w:rPr>
+        <w:t>=</w:t>
+      </w:r>
+      <w:r>
+        <w:rPr>
+          <w:rFonts w:ascii="Consolas" w:eastAsia="Times New Roman" w:hAnsi="Consolas" w:cs="Times New Roman"/>
+          <w:color w:val="569CD6"/>
+          <w:kern w:val="0"/>
+          <w:sz w:val="13"/>
+          <w:szCs w:val="13"/>
+          <w:lang w:eastAsia="uk-UA"/>
+        </w:rPr>
+        <w:t>True</w:t>
+      </w:r>
+      <w:r>
+        <w:rPr>
+          <w:rFonts w:ascii="Consolas" w:eastAsia="Times New Roman" w:hAnsi="Consolas" w:cs="Times New Roman"/>
+          <w:color w:val="CCCCCC"/>
+          <w:kern w:val="0"/>
+          <w:sz w:val="13"/>
+          <w:szCs w:val="13"/>
+          <w:lang w:eastAsia="uk-UA"/>
+        </w:rPr>
+        <w:t>)</w:t>
+      </w:r>
+    </w:p>
+    <w:p>
+      <w:pPr>
+        <w:shd w:val="clear" w:color="auto" w:fill="1F1F1F"/>
+        <w:spacing w:after="0" w:line="178" w:lineRule="atLeast"/>
+        <w:rPr>
+          <w:rFonts w:ascii="Consolas" w:eastAsia="Times New Roman" w:hAnsi="Consolas" w:cs="Times New Roman"/>
+          <w:color w:val="CCCCCC"/>
+          <w:kern w:val="0"/>
+          <w:sz w:val="13"/>
+          <w:szCs w:val="13"/>
+          <w:lang w:eastAsia="uk-UA"/>
+        </w:rPr>
+      </w:pPr>
+      <w:r>
+        <w:rPr>
+          <w:rFonts w:ascii="Consolas" w:eastAsia="Times New Roman" w:hAnsi="Consolas" w:cs="Times New Roman"/>
+          <w:color w:val="CCCCCC"/>
+          <w:kern w:val="0"/>
+          <w:sz w:val="13"/>
+          <w:szCs w:val="13"/>
+          <w:lang w:eastAsia="uk-UA"/>
+        </w:rPr>
+        <w:t xml:space="preserve">    </w:t>
+      </w:r>
+      <w:r>
+        <w:rPr>
+          <w:rFonts w:ascii="Consolas" w:eastAsia="Times New Roman" w:hAnsi="Consolas" w:cs="Times New Roman"/>
+          <w:color w:val="9CDCFE"/>
+          <w:kern w:val="0"/>
+          <w:sz w:val="13"/>
+          <w:szCs w:val="13"/>
+          <w:lang w:eastAsia="uk-UA"/>
+        </w:rPr>
+        <w:t>image_large</w:t>
+      </w:r>
+      <w:r>
+        <w:rPr>
+          <w:rFonts w:ascii="Consolas" w:eastAsia="Times New Roman" w:hAnsi="Consolas" w:cs="Times New Roman"/>
+          <w:color w:val="CCCCCC"/>
+          <w:kern w:val="0"/>
+          <w:sz w:val="13"/>
+          <w:szCs w:val="13"/>
+          <w:lang w:eastAsia="uk-UA"/>
+        </w:rPr>
+        <w:t xml:space="preserve"> </w:t>
+      </w:r>
+      <w:r>
+        <w:rPr>
+          <w:rFonts w:ascii="Consolas" w:eastAsia="Times New Roman" w:hAnsi="Consolas" w:cs="Times New Roman"/>
+          <w:color w:val="D4D4D4"/>
+          <w:kern w:val="0"/>
+          <w:sz w:val="13"/>
+          <w:szCs w:val="13"/>
+          <w:lang w:eastAsia="uk-UA"/>
+        </w:rPr>
+        <w:t>=</w:t>
+      </w:r>
+      <w:r>
+        <w:rPr>
+          <w:rFonts w:ascii="Consolas" w:eastAsia="Times New Roman" w:hAnsi="Consolas" w:cs="Times New Roman"/>
+          <w:color w:val="CCCCCC"/>
+          <w:kern w:val="0"/>
+          <w:sz w:val="13"/>
+          <w:szCs w:val="13"/>
+          <w:lang w:eastAsia="uk-UA"/>
+        </w:rPr>
+        <w:t xml:space="preserve"> </w:t>
+      </w:r>
+      <w:r>
+        <w:rPr>
+          <w:rFonts w:ascii="Consolas" w:eastAsia="Times New Roman" w:hAnsi="Consolas" w:cs="Times New Roman"/>
+          <w:color w:val="4EC9B0"/>
+          <w:kern w:val="0"/>
+          <w:sz w:val="13"/>
+          <w:szCs w:val="13"/>
+          <w:lang w:eastAsia="uk-UA"/>
+        </w:rPr>
+        <w:t>models</w:t>
+      </w:r>
+      <w:r>
+        <w:rPr>
+          <w:rFonts w:ascii="Consolas" w:eastAsia="Times New Roman" w:hAnsi="Consolas" w:cs="Times New Roman"/>
+          <w:color w:val="CCCCCC"/>
+          <w:kern w:val="0"/>
+          <w:sz w:val="13"/>
+          <w:szCs w:val="13"/>
+          <w:lang w:eastAsia="uk-UA"/>
+        </w:rPr>
+        <w:t>.</w:t>
+      </w:r>
+      <w:r>
+        <w:rPr>
+          <w:rFonts w:ascii="Consolas" w:eastAsia="Times New Roman" w:hAnsi="Consolas" w:cs="Times New Roman"/>
+          <w:color w:val="4EC9B0"/>
+          <w:kern w:val="0"/>
+          <w:sz w:val="13"/>
+          <w:szCs w:val="13"/>
+          <w:lang w:eastAsia="uk-UA"/>
+        </w:rPr>
+        <w:t>CharField</w:t>
+      </w:r>
+      <w:r>
+        <w:rPr>
+          <w:rFonts w:ascii="Consolas" w:eastAsia="Times New Roman" w:hAnsi="Consolas" w:cs="Times New Roman"/>
+          <w:color w:val="CCCCCC"/>
+          <w:kern w:val="0"/>
+          <w:sz w:val="13"/>
+          <w:szCs w:val="13"/>
+          <w:lang w:eastAsia="uk-UA"/>
+        </w:rPr>
+        <w:t>(</w:t>
+      </w:r>
+      <w:r>
+        <w:rPr>
+          <w:rFonts w:ascii="Consolas" w:eastAsia="Times New Roman" w:hAnsi="Consolas" w:cs="Times New Roman"/>
+          <w:color w:val="9CDCFE"/>
+          <w:kern w:val="0"/>
+          <w:sz w:val="13"/>
+          <w:szCs w:val="13"/>
+          <w:lang w:eastAsia="uk-UA"/>
+        </w:rPr>
+        <w:t>max_length</w:t>
+      </w:r>
+      <w:r>
+        <w:rPr>
+          <w:rFonts w:ascii="Consolas" w:eastAsia="Times New Roman" w:hAnsi="Consolas" w:cs="Times New Roman"/>
+          <w:color w:val="D4D4D4"/>
+          <w:kern w:val="0"/>
+          <w:sz w:val="13"/>
+          <w:szCs w:val="13"/>
+          <w:lang w:eastAsia="uk-UA"/>
+        </w:rPr>
+        <w:t>=</w:t>
+      </w:r>
+      <w:r>
+        <w:rPr>
+          <w:rFonts w:ascii="Consolas" w:eastAsia="Times New Roman" w:hAnsi="Consolas" w:cs="Times New Roman"/>
+          <w:color w:val="B5CEA8"/>
+          <w:kern w:val="0"/>
+          <w:sz w:val="13"/>
+          <w:szCs w:val="13"/>
+          <w:lang w:eastAsia="uk-UA"/>
+        </w:rPr>
+        <w:t>100</w:t>
+      </w:r>
+      <w:r>
+        <w:rPr>
+          <w:rFonts w:ascii="Consolas" w:eastAsia="Times New Roman" w:hAnsi="Consolas" w:cs="Times New Roman"/>
+          <w:color w:val="CCCCCC"/>
+          <w:kern w:val="0"/>
+          <w:sz w:val="13"/>
+          <w:szCs w:val="13"/>
+          <w:lang w:eastAsia="uk-UA"/>
+        </w:rPr>
+        <w:t xml:space="preserve">, </w:t>
+      </w:r>
+      <w:r>
+        <w:rPr>
+          <w:rFonts w:ascii="Consolas" w:eastAsia="Times New Roman" w:hAnsi="Consolas" w:cs="Times New Roman"/>
+          <w:color w:val="9CDCFE"/>
+          <w:kern w:val="0"/>
+          <w:sz w:val="13"/>
+          <w:szCs w:val="13"/>
+          <w:lang w:eastAsia="uk-UA"/>
+        </w:rPr>
+        <w:t>blank</w:t>
+      </w:r>
+      <w:r>
+        <w:rPr>
+          <w:rFonts w:ascii="Consolas" w:eastAsia="Times New Roman" w:hAnsi="Consolas" w:cs="Times New Roman"/>
+          <w:color w:val="D4D4D4"/>
+          <w:kern w:val="0"/>
+          <w:sz w:val="13"/>
+          <w:szCs w:val="13"/>
+          <w:lang w:eastAsia="uk-UA"/>
+        </w:rPr>
+        <w:t>=</w:t>
+      </w:r>
+      <w:r>
+        <w:rPr>
+          <w:rFonts w:ascii="Consolas" w:eastAsia="Times New Roman" w:hAnsi="Consolas" w:cs="Times New Roman"/>
+          <w:color w:val="569CD6"/>
+          <w:kern w:val="0"/>
+          <w:sz w:val="13"/>
+          <w:szCs w:val="13"/>
+          <w:lang w:eastAsia="uk-UA"/>
+        </w:rPr>
+        <w:t>True</w:t>
+      </w:r>
+      <w:r>
+        <w:rPr>
+          <w:rFonts w:ascii="Consolas" w:eastAsia="Times New Roman" w:hAnsi="Consolas" w:cs="Times New Roman"/>
+          <w:color w:val="CCCCCC"/>
+          <w:kern w:val="0"/>
+          <w:sz w:val="13"/>
+          <w:szCs w:val="13"/>
+          <w:lang w:eastAsia="uk-UA"/>
+        </w:rPr>
+        <w:t xml:space="preserve">, </w:t>
+      </w:r>
+      <w:r>
+        <w:rPr>
+          <w:rFonts w:ascii="Consolas" w:eastAsia="Times New Roman" w:hAnsi="Consolas" w:cs="Times New Roman"/>
+          <w:color w:val="9CDCFE"/>
+          <w:kern w:val="0"/>
+          <w:sz w:val="13"/>
+          <w:szCs w:val="13"/>
+          <w:lang w:eastAsia="uk-UA"/>
+        </w:rPr>
+        <w:t>null</w:t>
+      </w:r>
+      <w:r>
+        <w:rPr>
+          <w:rFonts w:ascii="Consolas" w:eastAsia="Times New Roman" w:hAnsi="Consolas" w:cs="Times New Roman"/>
+          <w:color w:val="D4D4D4"/>
+          <w:kern w:val="0"/>
+          <w:sz w:val="13"/>
+          <w:szCs w:val="13"/>
+          <w:lang w:eastAsia="uk-UA"/>
+        </w:rPr>
+        <w:t>=</w:t>
+      </w:r>
+      <w:r>
+        <w:rPr>
+          <w:rFonts w:ascii="Consolas" w:eastAsia="Times New Roman" w:hAnsi="Consolas" w:cs="Times New Roman"/>
+          <w:color w:val="569CD6"/>
+          <w:kern w:val="0"/>
+          <w:sz w:val="13"/>
+          <w:szCs w:val="13"/>
+          <w:lang w:eastAsia="uk-UA"/>
+        </w:rPr>
+        <w:t>True</w:t>
+      </w:r>
+      <w:r>
+        <w:rPr>
+          <w:rFonts w:ascii="Consolas" w:eastAsia="Times New Roman" w:hAnsi="Consolas" w:cs="Times New Roman"/>
+          <w:color w:val="CCCCCC"/>
+          <w:kern w:val="0"/>
+          <w:sz w:val="13"/>
+          <w:szCs w:val="13"/>
+          <w:lang w:eastAsia="uk-UA"/>
+        </w:rPr>
+        <w:t>)</w:t>
+      </w:r>
+    </w:p>
+    <w:p>
+      <w:pPr>
+        <w:shd w:val="clear" w:color="auto" w:fill="1F1F1F"/>
+        <w:spacing w:after="0" w:line="178" w:lineRule="atLeast"/>
+        <w:rPr>
+          <w:rFonts w:ascii="Consolas" w:eastAsia="Times New Roman" w:hAnsi="Consolas" w:cs="Times New Roman"/>
+          <w:color w:val="CCCCCC"/>
+          <w:kern w:val="0"/>
+          <w:sz w:val="13"/>
+          <w:szCs w:val="13"/>
+          <w:lang w:eastAsia="uk-UA"/>
+        </w:rPr>
+      </w:pPr>
+    </w:p>
+    <w:p>
+      <w:pPr>
+        <w:shd w:val="clear" w:color="auto" w:fill="1F1F1F"/>
+        <w:spacing w:after="0" w:line="178" w:lineRule="atLeast"/>
+        <w:rPr>
+          <w:rFonts w:ascii="Consolas" w:eastAsia="Times New Roman" w:hAnsi="Consolas" w:cs="Times New Roman"/>
+          <w:color w:val="CCCCCC"/>
+          <w:kern w:val="0"/>
+          <w:sz w:val="13"/>
+          <w:szCs w:val="13"/>
+          <w:lang w:eastAsia="uk-UA"/>
+        </w:rPr>
+      </w:pPr>
+      <w:r>
+        <w:rPr>
+          <w:rFonts w:ascii="Consolas" w:eastAsia="Times New Roman" w:hAnsi="Consolas" w:cs="Times New Roman"/>
+          <w:color w:val="CCCCCC"/>
+          <w:kern w:val="0"/>
+          <w:sz w:val="13"/>
+          <w:szCs w:val="13"/>
+          <w:lang w:eastAsia="uk-UA"/>
+        </w:rPr>
+        <w:t xml:space="preserve">    </w:t>
+      </w:r>
+      <w:r>
+        <w:rPr>
+          <w:rFonts w:ascii="Consolas" w:eastAsia="Times New Roman" w:hAnsi="Consolas" w:cs="Times New Roman"/>
+          <w:color w:val="569CD6"/>
+          <w:kern w:val="0"/>
+          <w:sz w:val="13"/>
+          <w:szCs w:val="13"/>
+          <w:lang w:eastAsia="uk-UA"/>
+        </w:rPr>
+        <w:t>def</w:t>
+      </w:r>
+      <w:r>
+        <w:rPr>
+          <w:rFonts w:ascii="Consolas" w:eastAsia="Times New Roman" w:hAnsi="Consolas" w:cs="Times New Roman"/>
+          <w:color w:val="CCCCCC"/>
+          <w:kern w:val="0"/>
+          <w:sz w:val="13"/>
+          <w:szCs w:val="13"/>
+          <w:lang w:eastAsia="uk-UA"/>
+        </w:rPr>
+        <w:t xml:space="preserve"> </w:t>
+      </w:r>
+      <w:r>
+        <w:rPr>
+          <w:rFonts w:ascii="Consolas" w:eastAsia="Times New Roman" w:hAnsi="Consolas" w:cs="Times New Roman"/>
+          <w:color w:val="DCDCAA"/>
+          <w:kern w:val="0"/>
+          <w:sz w:val="13"/>
+          <w:szCs w:val="13"/>
+          <w:lang w:eastAsia="uk-UA"/>
+        </w:rPr>
+        <w:t>__str__</w:t>
+      </w:r>
+      <w:r>
+        <w:rPr>
+          <w:rFonts w:ascii="Consolas" w:eastAsia="Times New Roman" w:hAnsi="Consolas" w:cs="Times New Roman"/>
+          <w:color w:val="CCCCCC"/>
+          <w:kern w:val="0"/>
+          <w:sz w:val="13"/>
+          <w:szCs w:val="13"/>
+          <w:lang w:eastAsia="uk-UA"/>
+        </w:rPr>
+        <w:t>(</w:t>
+      </w:r>
+      <w:r>
+        <w:rPr>
+          <w:rFonts w:ascii="Consolas" w:eastAsia="Times New Roman" w:hAnsi="Consolas" w:cs="Times New Roman"/>
+          <w:color w:val="9CDCFE"/>
+          <w:kern w:val="0"/>
+          <w:sz w:val="13"/>
+          <w:szCs w:val="13"/>
+          <w:lang w:eastAsia="uk-UA"/>
+        </w:rPr>
+        <w:t>self</w:t>
+      </w:r>
+      <w:r>
+        <w:rPr>
+          <w:rFonts w:ascii="Consolas" w:eastAsia="Times New Roman" w:hAnsi="Consolas" w:cs="Times New Roman"/>
+          <w:color w:val="CCCCCC"/>
+          <w:kern w:val="0"/>
+          <w:sz w:val="13"/>
+          <w:szCs w:val="13"/>
+          <w:lang w:eastAsia="uk-UA"/>
+        </w:rPr>
+        <w:t>):</w:t>
+      </w:r>
+    </w:p>
+    <w:p>
+      <w:pPr>
+        <w:shd w:val="clear" w:color="auto" w:fill="1F1F1F"/>
+        <w:spacing w:after="0" w:line="178" w:lineRule="atLeast"/>
+        <w:rPr>
+          <w:rFonts w:ascii="Consolas" w:eastAsia="Times New Roman" w:hAnsi="Consolas" w:cs="Times New Roman"/>
+          <w:color w:val="CCCCCC"/>
+          <w:kern w:val="0"/>
+          <w:sz w:val="13"/>
+          <w:szCs w:val="13"/>
+          <w:lang w:eastAsia="uk-UA"/>
+        </w:rPr>
+      </w:pPr>
+      <w:r>
+        <w:rPr>
+          <w:rFonts w:ascii="Consolas" w:eastAsia="Times New Roman" w:hAnsi="Consolas" w:cs="Times New Roman"/>
+          <w:color w:val="CCCCCC"/>
+          <w:kern w:val="0"/>
+          <w:sz w:val="13"/>
+          <w:szCs w:val="13"/>
+          <w:lang w:eastAsia="uk-UA"/>
+        </w:rPr>
+        <w:t xml:space="preserve">        </w:t>
+      </w:r>
+      <w:r>
+        <w:rPr>
+          <w:rFonts w:ascii="Consolas" w:eastAsia="Times New Roman" w:hAnsi="Consolas" w:cs="Times New Roman"/>
+          <w:color w:val="C586C0"/>
+          <w:kern w:val="0"/>
+          <w:sz w:val="13"/>
+          <w:szCs w:val="13"/>
+          <w:lang w:eastAsia="uk-UA"/>
+        </w:rPr>
+        <w:t>return</w:t>
+      </w:r>
+      <w:r>
+        <w:rPr>
+          <w:rFonts w:ascii="Consolas" w:eastAsia="Times New Roman" w:hAnsi="Consolas" w:cs="Times New Roman"/>
+          <w:color w:val="CCCCCC"/>
+          <w:kern w:val="0"/>
+          <w:sz w:val="13"/>
+          <w:szCs w:val="13"/>
+          <w:lang w:eastAsia="uk-UA"/>
+        </w:rPr>
+        <w:t xml:space="preserve"> </w:t>
+      </w:r>
+      <w:r>
+        <w:rPr>
+          <w:rFonts w:ascii="Consolas" w:eastAsia="Times New Roman" w:hAnsi="Consolas" w:cs="Times New Roman"/>
+          <w:color w:val="9CDCFE"/>
+          <w:kern w:val="0"/>
+          <w:sz w:val="13"/>
+          <w:szCs w:val="13"/>
+          <w:lang w:eastAsia="uk-UA"/>
+        </w:rPr>
+        <w:t>self</w:t>
+      </w:r>
+      <w:r>
+        <w:rPr>
+          <w:rFonts w:ascii="Consolas" w:eastAsia="Times New Roman" w:hAnsi="Consolas" w:cs="Times New Roman"/>
+          <w:color w:val="CCCCCC"/>
+          <w:kern w:val="0"/>
+          <w:sz w:val="13"/>
+          <w:szCs w:val="13"/>
+          <w:lang w:eastAsia="uk-UA"/>
+        </w:rPr>
+        <w:t>.email</w:t>
+      </w:r>
+    </w:p>
+    <w:p>
+      <w:pPr>
+        <w:spacing w:after="0"/>
+        <w:rPr>
+          <w:noProof/>
+          <w:sz w:val="16"/>
+          <w:szCs w:val="16"/>
+          <w:lang w:val="en-US" w:eastAsia="uk-UA"/>
+        </w:rPr>
+      </w:pPr>
+    </w:p>
+    <w:p>
+      <w:pPr>
+        <w:spacing w:after="0"/>
+        <w:rPr>
+          <w:noProof/>
+          <w:sz w:val="16"/>
+          <w:szCs w:val="16"/>
+          <w:lang w:val="en-US" w:eastAsia="uk-UA"/>
+        </w:rPr>
+      </w:pPr>
+    </w:p>
+    <w:p>
+      <w:pPr>
+        <w:spacing w:after="0"/>
+        <w:rPr>
+          <w:noProof/>
+          <w:sz w:val="16"/>
+          <w:szCs w:val="16"/>
+          <w:lang w:eastAsia="uk-UA"/>
+        </w:rPr>
+      </w:pPr>
+    </w:p>
+    <w:p>
+      <w:pPr>
+        <w:spacing w:after="0"/>
+        <w:rPr>
+          <w:noProof/>
+          <w:sz w:val="16"/>
+          <w:szCs w:val="16"/>
+          <w:lang w:eastAsia="uk-UA"/>
+        </w:rPr>
+      </w:pPr>
+      <w:r>
+        <w:rPr>
+          <w:noProof/>
+          <w:sz w:val="16"/>
+          <w:szCs w:val="16"/>
+          <w:lang w:eastAsia="uk-UA"/>
+        </w:rPr>
+        <w:t xml:space="preserve">і в </w:t>
+      </w:r>
+      <w:r>
+        <w:rPr>
+          <w:noProof/>
+          <w:sz w:val="16"/>
+          <w:szCs w:val="16"/>
+          <w:lang w:val="en-US" w:eastAsia="uk-UA"/>
+        </w:rPr>
+        <w:t xml:space="preserve">silpo\mysite\settings.py  </w:t>
+      </w:r>
+      <w:r>
+        <w:rPr>
+          <w:noProof/>
+          <w:sz w:val="16"/>
+          <w:szCs w:val="16"/>
+          <w:lang w:eastAsia="uk-UA"/>
+        </w:rPr>
+        <w:t xml:space="preserve">додаємо </w:t>
+      </w:r>
+      <w:r>
+        <w:rPr>
+          <w:noProof/>
+          <w:sz w:val="16"/>
+          <w:szCs w:val="16"/>
+          <w:lang w:val="en-US" w:eastAsia="uk-UA"/>
+        </w:rPr>
+        <w:t>users</w:t>
+      </w:r>
+    </w:p>
+    <w:p>
+      <w:pPr>
+        <w:shd w:val="clear" w:color="auto" w:fill="1F1F1F"/>
+        <w:spacing w:after="0" w:line="178" w:lineRule="atLeast"/>
+        <w:rPr>
+          <w:rFonts w:ascii="Consolas" w:eastAsia="Times New Roman" w:hAnsi="Consolas" w:cs="Times New Roman"/>
+          <w:color w:val="CCCCCC"/>
+          <w:kern w:val="0"/>
+          <w:sz w:val="13"/>
+          <w:szCs w:val="13"/>
+          <w:lang w:eastAsia="uk-UA"/>
+        </w:rPr>
+      </w:pPr>
+      <w:r>
+        <w:rPr>
+          <w:rFonts w:ascii="Consolas" w:eastAsia="Times New Roman" w:hAnsi="Consolas" w:cs="Times New Roman"/>
+          <w:color w:val="4FC1FF"/>
+          <w:kern w:val="0"/>
+          <w:sz w:val="13"/>
+          <w:szCs w:val="13"/>
+          <w:lang w:eastAsia="uk-UA"/>
+        </w:rPr>
+        <w:t>INSTALLED_APPS</w:t>
+      </w:r>
+      <w:r>
+        <w:rPr>
+          <w:rFonts w:ascii="Consolas" w:eastAsia="Times New Roman" w:hAnsi="Consolas" w:cs="Times New Roman"/>
+          <w:color w:val="CCCCCC"/>
+          <w:kern w:val="0"/>
+          <w:sz w:val="13"/>
+          <w:szCs w:val="13"/>
+          <w:lang w:eastAsia="uk-UA"/>
+        </w:rPr>
+        <w:t xml:space="preserve"> </w:t>
+      </w:r>
+      <w:r>
+        <w:rPr>
+          <w:rFonts w:ascii="Consolas" w:eastAsia="Times New Roman" w:hAnsi="Consolas" w:cs="Times New Roman"/>
+          <w:color w:val="D4D4D4"/>
+          <w:kern w:val="0"/>
+          <w:sz w:val="13"/>
+          <w:szCs w:val="13"/>
+          <w:lang w:eastAsia="uk-UA"/>
+        </w:rPr>
+        <w:t>=</w:t>
+      </w:r>
+      <w:r>
+        <w:rPr>
+          <w:rFonts w:ascii="Consolas" w:eastAsia="Times New Roman" w:hAnsi="Consolas" w:cs="Times New Roman"/>
+          <w:color w:val="CCCCCC"/>
+          <w:kern w:val="0"/>
+          <w:sz w:val="13"/>
+          <w:szCs w:val="13"/>
+          <w:lang w:eastAsia="uk-UA"/>
+        </w:rPr>
+        <w:t xml:space="preserve"> [</w:t>
+      </w:r>
+    </w:p>
+    <w:p>
+      <w:pPr>
+        <w:shd w:val="clear" w:color="auto" w:fill="1F1F1F"/>
+        <w:spacing w:after="0" w:line="178" w:lineRule="atLeast"/>
+        <w:rPr>
+          <w:rFonts w:ascii="Consolas" w:eastAsia="Times New Roman" w:hAnsi="Consolas" w:cs="Times New Roman"/>
+          <w:color w:val="CCCCCC"/>
+          <w:kern w:val="0"/>
+          <w:sz w:val="13"/>
+          <w:szCs w:val="13"/>
+          <w:lang w:eastAsia="uk-UA"/>
+        </w:rPr>
+      </w:pPr>
+      <w:r>
+        <w:rPr>
+          <w:rFonts w:ascii="Consolas" w:eastAsia="Times New Roman" w:hAnsi="Consolas" w:cs="Times New Roman"/>
+          <w:color w:val="CCCCCC"/>
+          <w:kern w:val="0"/>
+          <w:sz w:val="13"/>
+          <w:szCs w:val="13"/>
+          <w:lang w:eastAsia="uk-UA"/>
+        </w:rPr>
+        <w:t xml:space="preserve">    </w:t>
+      </w:r>
+      <w:r>
+        <w:rPr>
+          <w:rFonts w:ascii="Consolas" w:eastAsia="Times New Roman" w:hAnsi="Consolas" w:cs="Times New Roman"/>
+          <w:color w:val="CE9178"/>
+          <w:kern w:val="0"/>
+          <w:sz w:val="13"/>
+          <w:szCs w:val="13"/>
+          <w:lang w:eastAsia="uk-UA"/>
+        </w:rPr>
+        <w:t>'django.contrib.admin'</w:t>
+      </w:r>
+      <w:r>
+        <w:rPr>
+          <w:rFonts w:ascii="Consolas" w:eastAsia="Times New Roman" w:hAnsi="Consolas" w:cs="Times New Roman"/>
+          <w:color w:val="CCCCCC"/>
+          <w:kern w:val="0"/>
+          <w:sz w:val="13"/>
+          <w:szCs w:val="13"/>
+          <w:lang w:eastAsia="uk-UA"/>
+        </w:rPr>
+        <w:t>,</w:t>
+      </w:r>
+    </w:p>
+    <w:p>
+      <w:pPr>
+        <w:shd w:val="clear" w:color="auto" w:fill="1F1F1F"/>
+        <w:spacing w:after="0" w:line="178" w:lineRule="atLeast"/>
+        <w:rPr>
+          <w:rFonts w:ascii="Consolas" w:eastAsia="Times New Roman" w:hAnsi="Consolas" w:cs="Times New Roman"/>
+          <w:color w:val="CCCCCC"/>
+          <w:kern w:val="0"/>
+          <w:sz w:val="13"/>
+          <w:szCs w:val="13"/>
+          <w:lang w:eastAsia="uk-UA"/>
+        </w:rPr>
+      </w:pPr>
+      <w:r>
+        <w:rPr>
+          <w:rFonts w:ascii="Consolas" w:eastAsia="Times New Roman" w:hAnsi="Consolas" w:cs="Times New Roman"/>
+          <w:color w:val="CCCCCC"/>
+          <w:kern w:val="0"/>
+          <w:sz w:val="13"/>
+          <w:szCs w:val="13"/>
+          <w:lang w:eastAsia="uk-UA"/>
+        </w:rPr>
+        <w:t xml:space="preserve">    </w:t>
+      </w:r>
+      <w:r>
+        <w:rPr>
+          <w:rFonts w:ascii="Consolas" w:eastAsia="Times New Roman" w:hAnsi="Consolas" w:cs="Times New Roman"/>
+          <w:color w:val="CE9178"/>
+          <w:kern w:val="0"/>
+          <w:sz w:val="13"/>
+          <w:szCs w:val="13"/>
+          <w:lang w:eastAsia="uk-UA"/>
+        </w:rPr>
+        <w:t>'django.contrib.auth'</w:t>
+      </w:r>
+      <w:r>
+        <w:rPr>
+          <w:rFonts w:ascii="Consolas" w:eastAsia="Times New Roman" w:hAnsi="Consolas" w:cs="Times New Roman"/>
+          <w:color w:val="CCCCCC"/>
+          <w:kern w:val="0"/>
+          <w:sz w:val="13"/>
+          <w:szCs w:val="13"/>
+          <w:lang w:eastAsia="uk-UA"/>
+        </w:rPr>
+        <w:t>,</w:t>
+      </w:r>
+    </w:p>
+    <w:p>
+      <w:pPr>
+        <w:shd w:val="clear" w:color="auto" w:fill="1F1F1F"/>
+        <w:spacing w:after="0" w:line="178" w:lineRule="atLeast"/>
+        <w:rPr>
+          <w:rFonts w:ascii="Consolas" w:eastAsia="Times New Roman" w:hAnsi="Consolas" w:cs="Times New Roman"/>
+          <w:color w:val="CCCCCC"/>
+          <w:kern w:val="0"/>
+          <w:sz w:val="13"/>
+          <w:szCs w:val="13"/>
+          <w:lang w:eastAsia="uk-UA"/>
+        </w:rPr>
+      </w:pPr>
+      <w:r>
+        <w:rPr>
+          <w:rFonts w:ascii="Consolas" w:eastAsia="Times New Roman" w:hAnsi="Consolas" w:cs="Times New Roman"/>
+          <w:color w:val="CCCCCC"/>
+          <w:kern w:val="0"/>
+          <w:sz w:val="13"/>
+          <w:szCs w:val="13"/>
+          <w:lang w:eastAsia="uk-UA"/>
+        </w:rPr>
+        <w:t xml:space="preserve">    </w:t>
+      </w:r>
+      <w:r>
+        <w:rPr>
+          <w:rFonts w:ascii="Consolas" w:eastAsia="Times New Roman" w:hAnsi="Consolas" w:cs="Times New Roman"/>
+          <w:color w:val="CE9178"/>
+          <w:kern w:val="0"/>
+          <w:sz w:val="13"/>
+          <w:szCs w:val="13"/>
+          <w:lang w:eastAsia="uk-UA"/>
+        </w:rPr>
+        <w:t>'django.contrib.contenttypes'</w:t>
+      </w:r>
+      <w:r>
+        <w:rPr>
+          <w:rFonts w:ascii="Consolas" w:eastAsia="Times New Roman" w:hAnsi="Consolas" w:cs="Times New Roman"/>
+          <w:color w:val="CCCCCC"/>
+          <w:kern w:val="0"/>
+          <w:sz w:val="13"/>
+          <w:szCs w:val="13"/>
+          <w:lang w:eastAsia="uk-UA"/>
+        </w:rPr>
+        <w:t>,</w:t>
+      </w:r>
+    </w:p>
+    <w:p>
+      <w:pPr>
+        <w:shd w:val="clear" w:color="auto" w:fill="1F1F1F"/>
+        <w:spacing w:after="0" w:line="178" w:lineRule="atLeast"/>
+        <w:rPr>
+          <w:rFonts w:ascii="Consolas" w:eastAsia="Times New Roman" w:hAnsi="Consolas" w:cs="Times New Roman"/>
+          <w:color w:val="CCCCCC"/>
+          <w:kern w:val="0"/>
+          <w:sz w:val="13"/>
+          <w:szCs w:val="13"/>
+          <w:lang w:eastAsia="uk-UA"/>
+        </w:rPr>
+      </w:pPr>
+      <w:r>
+        <w:rPr>
+          <w:rFonts w:ascii="Consolas" w:eastAsia="Times New Roman" w:hAnsi="Consolas" w:cs="Times New Roman"/>
+          <w:color w:val="CCCCCC"/>
+          <w:kern w:val="0"/>
+          <w:sz w:val="13"/>
+          <w:szCs w:val="13"/>
+          <w:lang w:eastAsia="uk-UA"/>
+        </w:rPr>
+        <w:t xml:space="preserve">    </w:t>
+      </w:r>
+      <w:r>
+        <w:rPr>
+          <w:rFonts w:ascii="Consolas" w:eastAsia="Times New Roman" w:hAnsi="Consolas" w:cs="Times New Roman"/>
+          <w:color w:val="CE9178"/>
+          <w:kern w:val="0"/>
+          <w:sz w:val="13"/>
+          <w:szCs w:val="13"/>
+          <w:lang w:eastAsia="uk-UA"/>
+        </w:rPr>
+        <w:t>'django.contrib.sessions'</w:t>
+      </w:r>
+      <w:r>
+        <w:rPr>
+          <w:rFonts w:ascii="Consolas" w:eastAsia="Times New Roman" w:hAnsi="Consolas" w:cs="Times New Roman"/>
+          <w:color w:val="CCCCCC"/>
+          <w:kern w:val="0"/>
+          <w:sz w:val="13"/>
+          <w:szCs w:val="13"/>
+          <w:lang w:eastAsia="uk-UA"/>
+        </w:rPr>
+        <w:t>,</w:t>
+      </w:r>
+    </w:p>
+    <w:p>
+      <w:pPr>
+        <w:shd w:val="clear" w:color="auto" w:fill="1F1F1F"/>
+        <w:spacing w:after="0" w:line="178" w:lineRule="atLeast"/>
+        <w:rPr>
+          <w:rFonts w:ascii="Consolas" w:eastAsia="Times New Roman" w:hAnsi="Consolas" w:cs="Times New Roman"/>
+          <w:color w:val="CCCCCC"/>
+          <w:kern w:val="0"/>
+          <w:sz w:val="13"/>
+          <w:szCs w:val="13"/>
+          <w:lang w:eastAsia="uk-UA"/>
+        </w:rPr>
+      </w:pPr>
+      <w:r>
+        <w:rPr>
+          <w:rFonts w:ascii="Consolas" w:eastAsia="Times New Roman" w:hAnsi="Consolas" w:cs="Times New Roman"/>
+          <w:color w:val="CCCCCC"/>
+          <w:kern w:val="0"/>
+          <w:sz w:val="13"/>
+          <w:szCs w:val="13"/>
+          <w:lang w:eastAsia="uk-UA"/>
+        </w:rPr>
+        <w:t xml:space="preserve">    </w:t>
+      </w:r>
+      <w:r>
+        <w:rPr>
+          <w:rFonts w:ascii="Consolas" w:eastAsia="Times New Roman" w:hAnsi="Consolas" w:cs="Times New Roman"/>
+          <w:color w:val="CE9178"/>
+          <w:kern w:val="0"/>
+          <w:sz w:val="13"/>
+          <w:szCs w:val="13"/>
+          <w:lang w:eastAsia="uk-UA"/>
+        </w:rPr>
+        <w:t>'django.contrib.messages'</w:t>
+      </w:r>
+      <w:r>
+        <w:rPr>
+          <w:rFonts w:ascii="Consolas" w:eastAsia="Times New Roman" w:hAnsi="Consolas" w:cs="Times New Roman"/>
+          <w:color w:val="CCCCCC"/>
+          <w:kern w:val="0"/>
+          <w:sz w:val="13"/>
+          <w:szCs w:val="13"/>
+          <w:lang w:eastAsia="uk-UA"/>
+        </w:rPr>
+        <w:t>,</w:t>
+      </w:r>
+    </w:p>
+    <w:p>
+      <w:pPr>
+        <w:shd w:val="clear" w:color="auto" w:fill="1F1F1F"/>
+        <w:spacing w:after="0" w:line="178" w:lineRule="atLeast"/>
+        <w:rPr>
+          <w:rFonts w:ascii="Consolas" w:eastAsia="Times New Roman" w:hAnsi="Consolas" w:cs="Times New Roman"/>
+          <w:color w:val="CCCCCC"/>
+          <w:kern w:val="0"/>
+          <w:sz w:val="13"/>
+          <w:szCs w:val="13"/>
+          <w:lang w:eastAsia="uk-UA"/>
+        </w:rPr>
+      </w:pPr>
+      <w:r>
+        <w:rPr>
+          <w:rFonts w:ascii="Consolas" w:eastAsia="Times New Roman" w:hAnsi="Consolas" w:cs="Times New Roman"/>
+          <w:color w:val="CCCCCC"/>
+          <w:kern w:val="0"/>
+          <w:sz w:val="13"/>
+          <w:szCs w:val="13"/>
+          <w:lang w:eastAsia="uk-UA"/>
+        </w:rPr>
+        <w:t xml:space="preserve">    </w:t>
+      </w:r>
+      <w:r>
+        <w:rPr>
+          <w:rFonts w:ascii="Consolas" w:eastAsia="Times New Roman" w:hAnsi="Consolas" w:cs="Times New Roman"/>
+          <w:color w:val="CE9178"/>
+          <w:kern w:val="0"/>
+          <w:sz w:val="13"/>
+          <w:szCs w:val="13"/>
+          <w:lang w:eastAsia="uk-UA"/>
+        </w:rPr>
+        <w:t>'django.contrib.staticfiles'</w:t>
+      </w:r>
+      <w:r>
+        <w:rPr>
+          <w:rFonts w:ascii="Consolas" w:eastAsia="Times New Roman" w:hAnsi="Consolas" w:cs="Times New Roman"/>
+          <w:color w:val="CCCCCC"/>
+          <w:kern w:val="0"/>
+          <w:sz w:val="13"/>
+          <w:szCs w:val="13"/>
+          <w:lang w:eastAsia="uk-UA"/>
+        </w:rPr>
+        <w:t>,</w:t>
+      </w:r>
+    </w:p>
+    <w:p>
+      <w:pPr>
+        <w:shd w:val="clear" w:color="auto" w:fill="1F1F1F"/>
+        <w:spacing w:after="0" w:line="178" w:lineRule="atLeast"/>
+        <w:rPr>
+          <w:rFonts w:ascii="Consolas" w:eastAsia="Times New Roman" w:hAnsi="Consolas" w:cs="Times New Roman"/>
+          <w:color w:val="CCCCCC"/>
+          <w:kern w:val="0"/>
+          <w:sz w:val="13"/>
+          <w:szCs w:val="13"/>
+          <w:lang w:eastAsia="uk-UA"/>
+        </w:rPr>
+      </w:pPr>
+      <w:r>
+        <w:rPr>
+          <w:rFonts w:ascii="Consolas" w:eastAsia="Times New Roman" w:hAnsi="Consolas" w:cs="Times New Roman"/>
+          <w:color w:val="CCCCCC"/>
+          <w:kern w:val="0"/>
+          <w:sz w:val="13"/>
+          <w:szCs w:val="13"/>
+          <w:lang w:eastAsia="uk-UA"/>
+        </w:rPr>
+        <w:t xml:space="preserve">    </w:t>
+      </w:r>
+      <w:r>
+        <w:rPr>
+          <w:rFonts w:ascii="Consolas" w:eastAsia="Times New Roman" w:hAnsi="Consolas" w:cs="Times New Roman"/>
+          <w:color w:val="CE9178"/>
+          <w:kern w:val="0"/>
+          <w:sz w:val="13"/>
+          <w:szCs w:val="13"/>
+          <w:lang w:eastAsia="uk-UA"/>
+        </w:rPr>
+        <w:t>'users'</w:t>
+      </w:r>
+      <w:r>
+        <w:rPr>
+          <w:rFonts w:ascii="Consolas" w:eastAsia="Times New Roman" w:hAnsi="Consolas" w:cs="Times New Roman"/>
+          <w:color w:val="CCCCCC"/>
+          <w:kern w:val="0"/>
+          <w:sz w:val="13"/>
+          <w:szCs w:val="13"/>
+          <w:lang w:eastAsia="uk-UA"/>
+        </w:rPr>
+        <w:t>,</w:t>
+      </w:r>
+    </w:p>
+    <w:p>
+      <w:pPr>
+        <w:shd w:val="clear" w:color="auto" w:fill="1F1F1F"/>
+        <w:spacing w:after="0" w:line="178" w:lineRule="atLeast"/>
+        <w:rPr>
+          <w:rFonts w:ascii="Consolas" w:eastAsia="Times New Roman" w:hAnsi="Consolas" w:cs="Times New Roman"/>
+          <w:color w:val="CCCCCC"/>
+          <w:kern w:val="0"/>
+          <w:sz w:val="13"/>
+          <w:szCs w:val="13"/>
+          <w:lang w:eastAsia="uk-UA"/>
+        </w:rPr>
+      </w:pPr>
+      <w:r>
+        <w:rPr>
+          <w:rFonts w:ascii="Consolas" w:eastAsia="Times New Roman" w:hAnsi="Consolas" w:cs="Times New Roman"/>
+          <w:color w:val="CCCCCC"/>
+          <w:kern w:val="0"/>
+          <w:sz w:val="13"/>
+          <w:szCs w:val="13"/>
+          <w:lang w:eastAsia="uk-UA"/>
+        </w:rPr>
+        <w:t>]</w:t>
+      </w:r>
+    </w:p>
+    <w:p>
+      <w:pPr>
+        <w:spacing w:after="0"/>
+        <w:rPr>
+          <w:noProof/>
+          <w:sz w:val="16"/>
+          <w:szCs w:val="16"/>
+          <w:lang w:val="en-US" w:eastAsia="uk-UA"/>
+        </w:rPr>
+      </w:pPr>
+    </w:p>
+    <w:p>
+      <w:pPr>
+        <w:spacing w:after="0"/>
+        <w:rPr>
+          <w:noProof/>
+          <w:sz w:val="16"/>
+          <w:szCs w:val="16"/>
+          <w:lang w:eastAsia="uk-UA"/>
+        </w:rPr>
+      </w:pPr>
+      <w:r>
+        <w:rPr>
+          <w:noProof/>
+          <w:sz w:val="16"/>
+          <w:szCs w:val="16"/>
+          <w:lang w:eastAsia="uk-UA"/>
+        </w:rPr>
+        <w:t>І в кінці</w:t>
+      </w:r>
+    </w:p>
+    <w:p>
+      <w:pPr>
+        <w:shd w:val="clear" w:color="auto" w:fill="1F1F1F"/>
+        <w:spacing w:after="0" w:line="178" w:lineRule="atLeast"/>
+        <w:rPr>
+          <w:rFonts w:ascii="Consolas" w:eastAsia="Times New Roman" w:hAnsi="Consolas" w:cs="Times New Roman"/>
+          <w:color w:val="CCCCCC"/>
+          <w:kern w:val="0"/>
+          <w:sz w:val="13"/>
+          <w:szCs w:val="13"/>
+          <w:lang w:eastAsia="uk-UA"/>
+        </w:rPr>
+      </w:pPr>
+      <w:r>
+        <w:rPr>
+          <w:rFonts w:ascii="Consolas" w:eastAsia="Times New Roman" w:hAnsi="Consolas" w:cs="Times New Roman"/>
+          <w:color w:val="4FC1FF"/>
+          <w:kern w:val="0"/>
+          <w:sz w:val="13"/>
+          <w:szCs w:val="13"/>
+          <w:lang w:eastAsia="uk-UA"/>
+        </w:rPr>
+        <w:t>AUTH_USER_MODEL</w:t>
+      </w:r>
+      <w:r>
+        <w:rPr>
+          <w:rFonts w:ascii="Consolas" w:eastAsia="Times New Roman" w:hAnsi="Consolas" w:cs="Times New Roman"/>
+          <w:color w:val="CCCCCC"/>
+          <w:kern w:val="0"/>
+          <w:sz w:val="13"/>
+          <w:szCs w:val="13"/>
+          <w:lang w:eastAsia="uk-UA"/>
+        </w:rPr>
+        <w:t xml:space="preserve"> </w:t>
+      </w:r>
+      <w:r>
+        <w:rPr>
+          <w:rFonts w:ascii="Consolas" w:eastAsia="Times New Roman" w:hAnsi="Consolas" w:cs="Times New Roman"/>
+          <w:color w:val="D4D4D4"/>
+          <w:kern w:val="0"/>
+          <w:sz w:val="13"/>
+          <w:szCs w:val="13"/>
+          <w:lang w:eastAsia="uk-UA"/>
+        </w:rPr>
+        <w:t>=</w:t>
+      </w:r>
+      <w:r>
+        <w:rPr>
+          <w:rFonts w:ascii="Consolas" w:eastAsia="Times New Roman" w:hAnsi="Consolas" w:cs="Times New Roman"/>
+          <w:color w:val="CCCCCC"/>
+          <w:kern w:val="0"/>
+          <w:sz w:val="13"/>
+          <w:szCs w:val="13"/>
+          <w:lang w:eastAsia="uk-UA"/>
+        </w:rPr>
+        <w:t xml:space="preserve"> </w:t>
+      </w:r>
+      <w:r>
+        <w:rPr>
+          <w:rFonts w:ascii="Consolas" w:eastAsia="Times New Roman" w:hAnsi="Consolas" w:cs="Times New Roman"/>
+          <w:color w:val="CE9178"/>
+          <w:kern w:val="0"/>
+          <w:sz w:val="13"/>
+          <w:szCs w:val="13"/>
+          <w:lang w:eastAsia="uk-UA"/>
+        </w:rPr>
+        <w:t>'users.CustomUser'</w:t>
+      </w:r>
+    </w:p>
+    <w:p>
+      <w:pPr>
+        <w:spacing w:after="0"/>
+        <w:rPr>
+          <w:noProof/>
+          <w:sz w:val="16"/>
+          <w:szCs w:val="16"/>
+          <w:lang w:val="en-US" w:eastAsia="uk-UA"/>
+        </w:rPr>
+      </w:pPr>
+    </w:p>
+    <w:p>
+      <w:pPr>
+        <w:spacing w:after="0"/>
+        <w:rPr>
+          <w:noProof/>
+          <w:sz w:val="16"/>
+          <w:szCs w:val="16"/>
+          <w:lang w:eastAsia="uk-UA"/>
+        </w:rPr>
+      </w:pPr>
+      <w:r>
+        <w:rPr>
+          <w:noProof/>
+          <w:sz w:val="16"/>
+          <w:szCs w:val="16"/>
+          <w:lang w:eastAsia="uk-UA"/>
+        </w:rPr>
+        <w:t>Йдем в бобра і видаляєсо всі таблиці в базі</w:t>
+      </w:r>
+    </w:p>
+    <w:p>
+      <w:pPr>
+        <w:spacing w:after="0"/>
+        <w:rPr>
+          <w:noProof/>
+          <w:sz w:val="16"/>
+          <w:szCs w:val="16"/>
+          <w:lang w:eastAsia="uk-UA"/>
+        </w:rPr>
+      </w:pPr>
+    </w:p>
+    <w:p>
+      <w:pPr>
+        <w:spacing w:after="0"/>
+        <w:rPr>
+          <w:noProof/>
+          <w:sz w:val="16"/>
+          <w:szCs w:val="16"/>
+          <w:lang w:eastAsia="uk-UA"/>
+        </w:rPr>
+      </w:pPr>
+      <w:r>
+        <w:rPr>
+          <w:noProof/>
+          <w:sz w:val="16"/>
+          <w:szCs w:val="16"/>
+          <w:lang w:eastAsia="uk-UA"/>
+        </w:rPr>
+        <w:t xml:space="preserve">Потім встановлюємо для картинок </w:t>
+      </w:r>
+    </w:p>
+    <w:p>
+      <w:pPr>
+        <w:shd w:val="clear" w:color="auto" w:fill="1F1F1F"/>
+        <w:spacing w:after="0" w:line="178" w:lineRule="atLeast"/>
+        <w:rPr>
+          <w:rFonts w:ascii="Consolas" w:eastAsia="Times New Roman" w:hAnsi="Consolas" w:cs="Times New Roman"/>
+          <w:color w:val="CCCCCC"/>
+          <w:kern w:val="0"/>
+          <w:sz w:val="13"/>
+          <w:szCs w:val="13"/>
+          <w:lang w:eastAsia="uk-UA"/>
+        </w:rPr>
+      </w:pPr>
+      <w:r>
+        <w:rPr>
+          <w:rFonts w:ascii="Consolas" w:eastAsia="Times New Roman" w:hAnsi="Consolas" w:cs="Times New Roman"/>
+          <w:color w:val="CCCCCC"/>
+          <w:kern w:val="0"/>
+          <w:sz w:val="13"/>
+          <w:szCs w:val="13"/>
+          <w:lang w:eastAsia="uk-UA"/>
+        </w:rPr>
+        <w:t xml:space="preserve">pip install Pillow </w:t>
+      </w:r>
+    </w:p>
+    <w:p>
+      <w:pPr>
+        <w:spacing w:after="0"/>
+        <w:rPr>
+          <w:noProof/>
+          <w:sz w:val="16"/>
+          <w:szCs w:val="16"/>
+          <w:lang w:eastAsia="uk-UA"/>
+        </w:rPr>
+      </w:pPr>
+      <w:r>
+        <w:rPr>
+          <w:noProof/>
+          <w:sz w:val="16"/>
+          <w:szCs w:val="16"/>
+          <w:lang w:eastAsia="uk-UA"/>
+        </w:rPr>
+        <w:t>робимо міграції</w:t>
+      </w:r>
+    </w:p>
+    <w:p>
+      <w:pPr>
+        <w:shd w:val="clear" w:color="auto" w:fill="1F1F1F"/>
+        <w:spacing w:after="0" w:line="178" w:lineRule="atLeast"/>
+        <w:rPr>
+          <w:rFonts w:ascii="Consolas" w:eastAsia="Times New Roman" w:hAnsi="Consolas" w:cs="Times New Roman"/>
+          <w:color w:val="CCCCCC"/>
+          <w:kern w:val="0"/>
+          <w:sz w:val="13"/>
+          <w:szCs w:val="13"/>
+          <w:lang w:eastAsia="uk-UA"/>
+        </w:rPr>
+      </w:pPr>
+      <w:r>
+        <w:rPr>
+          <w:rFonts w:ascii="Consolas" w:eastAsia="Times New Roman" w:hAnsi="Consolas" w:cs="Times New Roman"/>
+          <w:color w:val="CCCCCC"/>
+          <w:kern w:val="0"/>
+          <w:sz w:val="13"/>
+          <w:szCs w:val="13"/>
+          <w:lang w:eastAsia="uk-UA"/>
+        </w:rPr>
+        <w:t>py manage.py makemigrations users</w:t>
+      </w:r>
+    </w:p>
+    <w:p>
+      <w:pPr>
+        <w:spacing w:after="0"/>
+        <w:rPr>
+          <w:noProof/>
+          <w:sz w:val="16"/>
+          <w:szCs w:val="16"/>
+          <w:lang w:eastAsia="uk-UA"/>
+        </w:rPr>
+      </w:pPr>
+      <w:r>
+        <w:rPr>
+          <w:noProof/>
+          <w:sz w:val="16"/>
+          <w:szCs w:val="16"/>
+          <w:lang w:eastAsia="uk-UA"/>
+        </w:rPr>
+        <w:t>і</w:t>
+      </w:r>
+    </w:p>
+    <w:p>
+      <w:pPr>
+        <w:shd w:val="clear" w:color="auto" w:fill="1F1F1F"/>
+        <w:spacing w:after="0" w:line="178" w:lineRule="atLeast"/>
+        <w:rPr>
+          <w:rFonts w:ascii="Consolas" w:eastAsia="Times New Roman" w:hAnsi="Consolas" w:cs="Times New Roman"/>
+          <w:color w:val="CCCCCC"/>
+          <w:kern w:val="0"/>
+          <w:sz w:val="13"/>
+          <w:szCs w:val="13"/>
+          <w:lang w:eastAsia="uk-UA"/>
+        </w:rPr>
+      </w:pPr>
+      <w:r>
+        <w:rPr>
+          <w:rFonts w:ascii="Consolas" w:eastAsia="Times New Roman" w:hAnsi="Consolas" w:cs="Times New Roman"/>
+          <w:color w:val="CCCCCC"/>
+          <w:kern w:val="0"/>
+          <w:sz w:val="13"/>
+          <w:szCs w:val="13"/>
+          <w:lang w:eastAsia="uk-UA"/>
+        </w:rPr>
+        <w:t>py manage.py migrate</w:t>
+      </w:r>
+    </w:p>
+    <w:p>
+      <w:pPr>
+        <w:spacing w:after="0"/>
+        <w:rPr>
+          <w:noProof/>
+          <w:sz w:val="16"/>
+          <w:szCs w:val="16"/>
+          <w:lang w:eastAsia="uk-UA"/>
+        </w:rPr>
+      </w:pPr>
+    </w:p>
+    <w:p>
+      <w:pPr>
+        <w:spacing w:after="0"/>
+        <w:rPr>
+          <w:noProof/>
+          <w:sz w:val="16"/>
+          <w:szCs w:val="16"/>
+          <w:lang w:eastAsia="uk-UA"/>
+        </w:rPr>
+      </w:pPr>
+      <w:r>
+        <w:rPr>
+          <w:noProof/>
+          <w:sz w:val="16"/>
+          <w:szCs w:val="16"/>
+          <w:lang w:eastAsia="uk-UA"/>
+        </w:rPr>
+        <w:t>і тепер в базі кастомна модель юзера</w:t>
+      </w:r>
+    </w:p>
+    <w:p>
+      <w:pPr>
+        <w:spacing w:after="0"/>
+        <w:rPr>
+          <w:noProof/>
+          <w:sz w:val="16"/>
+          <w:szCs w:val="16"/>
+          <w:lang w:eastAsia="uk-UA"/>
+        </w:rPr>
+      </w:pPr>
+    </w:p>
+    <w:p>
+      <w:pPr>
+        <w:spacing w:after="0"/>
+        <w:rPr>
+          <w:noProof/>
+          <w:sz w:val="16"/>
+          <w:szCs w:val="16"/>
+          <w:lang w:val="en-US" w:eastAsia="uk-UA"/>
+        </w:rPr>
+      </w:pPr>
+      <w:r>
+        <w:rPr>
+          <w:noProof/>
+          <w:sz w:val="16"/>
+          <w:szCs w:val="16"/>
+          <w:lang w:eastAsia="uk-UA"/>
+        </w:rPr>
+        <w:t xml:space="preserve">знову </w:t>
+      </w:r>
+    </w:p>
+    <w:p>
+      <w:pPr>
+        <w:shd w:val="clear" w:color="auto" w:fill="1F1F1F"/>
+        <w:spacing w:after="0" w:line="178" w:lineRule="atLeast"/>
+        <w:rPr>
+          <w:rFonts w:ascii="Consolas" w:eastAsia="Times New Roman" w:hAnsi="Consolas" w:cs="Times New Roman"/>
+          <w:color w:val="CCCCCC"/>
+          <w:kern w:val="0"/>
+          <w:sz w:val="13"/>
+          <w:szCs w:val="13"/>
+          <w:lang w:eastAsia="uk-UA"/>
+        </w:rPr>
+      </w:pPr>
+      <w:r>
+        <w:rPr>
+          <w:rFonts w:ascii="Consolas" w:eastAsia="Times New Roman" w:hAnsi="Consolas" w:cs="Times New Roman"/>
+          <w:color w:val="CCCCCC"/>
+          <w:kern w:val="0"/>
+          <w:sz w:val="13"/>
+          <w:szCs w:val="13"/>
+          <w:lang w:eastAsia="uk-UA"/>
+        </w:rPr>
+        <w:t>python manage.py createsuperuser</w:t>
+      </w:r>
+    </w:p>
+    <w:p>
+      <w:pPr>
+        <w:shd w:val="clear" w:color="auto" w:fill="1F1F1F"/>
+        <w:spacing w:after="0" w:line="178" w:lineRule="atLeast"/>
+        <w:rPr>
+          <w:rFonts w:ascii="Consolas" w:eastAsia="Times New Roman" w:hAnsi="Consolas" w:cs="Times New Roman"/>
+          <w:color w:val="CCCCCC"/>
+          <w:kern w:val="0"/>
+          <w:sz w:val="13"/>
+          <w:szCs w:val="13"/>
+          <w:lang w:eastAsia="uk-UA"/>
+        </w:rPr>
+      </w:pPr>
+      <w:r>
+        <w:rPr>
+          <w:rFonts w:ascii="Consolas" w:eastAsia="Times New Roman" w:hAnsi="Consolas" w:cs="Times New Roman"/>
+          <w:color w:val="CCCCCC"/>
+          <w:kern w:val="0"/>
+          <w:sz w:val="13"/>
+          <w:szCs w:val="13"/>
+          <w:lang w:eastAsia="uk-UA"/>
+        </w:rPr>
+        <w:t>py manage.py createsuperuser</w:t>
+      </w:r>
+    </w:p>
+    <w:p>
+      <w:pPr>
+        <w:shd w:val="clear" w:color="auto" w:fill="1F1F1F"/>
+        <w:spacing w:after="0" w:line="178" w:lineRule="atLeast"/>
+        <w:rPr>
+          <w:rFonts w:ascii="Consolas" w:eastAsia="Times New Roman" w:hAnsi="Consolas" w:cs="Times New Roman"/>
+          <w:color w:val="CCCCCC"/>
+          <w:kern w:val="0"/>
+          <w:sz w:val="13"/>
+          <w:szCs w:val="13"/>
+          <w:lang w:eastAsia="uk-UA"/>
+        </w:rPr>
+      </w:pPr>
+      <w:r>
+        <w:rPr>
+          <w:rFonts w:ascii="Consolas" w:eastAsia="Times New Roman" w:hAnsi="Consolas" w:cs="Times New Roman"/>
+          <w:color w:val="CCCCCC"/>
+          <w:kern w:val="0"/>
+          <w:sz w:val="13"/>
+          <w:szCs w:val="13"/>
+          <w:lang w:eastAsia="uk-UA"/>
+        </w:rPr>
+        <w:t>admin</w:t>
+      </w:r>
+    </w:p>
+    <w:p>
+      <w:pPr>
+        <w:shd w:val="clear" w:color="auto" w:fill="1F1F1F"/>
+        <w:spacing w:after="0" w:line="178" w:lineRule="atLeast"/>
+        <w:rPr>
+          <w:rFonts w:ascii="Consolas" w:eastAsia="Times New Roman" w:hAnsi="Consolas" w:cs="Times New Roman"/>
+          <w:color w:val="CCCCCC"/>
+          <w:kern w:val="0"/>
+          <w:sz w:val="13"/>
+          <w:szCs w:val="13"/>
+          <w:lang w:eastAsia="uk-UA"/>
+        </w:rPr>
+      </w:pPr>
+      <w:r>
+        <w:rPr>
+          <w:rFonts w:ascii="Consolas" w:eastAsia="Times New Roman" w:hAnsi="Consolas" w:cs="Times New Roman"/>
+          <w:color w:val="CCCCCC"/>
+          <w:kern w:val="0"/>
+          <w:sz w:val="13"/>
+          <w:szCs w:val="13"/>
+          <w:lang w:eastAsia="uk-UA"/>
+        </w:rPr>
+        <w:t>123456</w:t>
+      </w:r>
+    </w:p>
+    <w:p>
+      <w:pPr>
+        <w:shd w:val="clear" w:color="auto" w:fill="1F1F1F"/>
+        <w:spacing w:after="0" w:line="178" w:lineRule="atLeast"/>
+        <w:rPr>
+          <w:rFonts w:ascii="Consolas" w:eastAsia="Times New Roman" w:hAnsi="Consolas" w:cs="Times New Roman"/>
+          <w:color w:val="CCCCCC"/>
+          <w:kern w:val="0"/>
+          <w:sz w:val="13"/>
+          <w:szCs w:val="13"/>
+          <w:lang w:eastAsia="uk-UA"/>
+        </w:rPr>
+      </w:pPr>
+      <w:r>
+        <w:rPr>
+          <w:rFonts w:ascii="Consolas" w:eastAsia="Times New Roman" w:hAnsi="Consolas" w:cs="Times New Roman"/>
+          <w:color w:val="CCCCCC"/>
+          <w:kern w:val="0"/>
+          <w:sz w:val="13"/>
+          <w:szCs w:val="13"/>
+          <w:lang w:eastAsia="uk-UA"/>
+        </w:rPr>
+        <w:t>py manage.py runserver 9581</w:t>
+      </w:r>
+    </w:p>
+    <w:p>
+      <w:pPr>
+        <w:spacing w:after="0"/>
+        <w:rPr>
+          <w:noProof/>
+          <w:sz w:val="16"/>
+          <w:szCs w:val="16"/>
+          <w:lang w:val="en-US" w:eastAsia="uk-UA"/>
+        </w:rPr>
+      </w:pPr>
+    </w:p>
+    <w:p>
+      <w:pPr>
+        <w:spacing w:after="0"/>
+        <w:rPr>
+          <w:noProof/>
+          <w:sz w:val="16"/>
+          <w:szCs w:val="16"/>
+          <w:lang w:val="en-US" w:eastAsia="uk-UA"/>
         </w:rPr>
       </w:pPr>
     </w:p>
@@ -6525,7 +9228,7 @@
   <a:extraClrSchemeLst/>
   <a:extLst>
     <a:ext uri="{05A4C25C-085E-4340-85A3-A5531E510DB2}">
-      <thm15:themeFamily xmlns="" xmlns:thm15="http://schemas.microsoft.com/office/thememl/2012/main" name="Office Theme" id="{62F939B6-93AF-4DB8-9C6B-D6C7DFDC589F}" vid="{4A3C46E8-61CC-4603-A589-7422A47A8E4A}"/>
+      <thm15:themeFamily xmlns:thm15="http://schemas.microsoft.com/office/thememl/2012/main" xmlns="" name="Office Theme" id="{62F939B6-93AF-4DB8-9C6B-D6C7DFDC589F}" vid="{4A3C46E8-61CC-4603-A589-7422A47A8E4A}"/>
     </a:ext>
   </a:extLst>
 </a:theme>
@@ -6536,7 +9239,7 @@
 </file>
 
 <file path=customXml/itemProps1.xml><?xml version="1.0" encoding="utf-8"?>
-<ds:datastoreItem xmlns:ds="http://schemas.openxmlformats.org/officeDocument/2006/customXml" ds:itemID="{A67C667E-9CE7-43F7-8918-B9DB0BEFAC33}">
+<ds:datastoreItem xmlns:ds="http://schemas.openxmlformats.org/officeDocument/2006/customXml" ds:itemID="{ACDD7074-BC73-4C37-BADC-EF595657321A}">
   <ds:schemaRefs>
     <ds:schemaRef ds:uri="http://schemas.openxmlformats.org/officeDocument/2006/bibliography"/>
   </ds:schemaRefs>

--- a/Summary_PYTHON_SITE.docx
+++ b/Summary_PYTHON_SITE.docx
@@ -4465,6 +4465,8060 @@
           <w:lang w:val="en-US" w:eastAsia="uk-UA"/>
         </w:rPr>
       </w:pPr>
+    </w:p>
+    <w:p>
+      <w:pPr>
+        <w:spacing w:after="0"/>
+        <w:rPr>
+          <w:noProof/>
+          <w:sz w:val="16"/>
+          <w:szCs w:val="16"/>
+          <w:lang w:eastAsia="uk-UA"/>
+        </w:rPr>
+      </w:pPr>
+      <w:r>
+        <w:rPr>
+          <w:noProof/>
+          <w:sz w:val="16"/>
+          <w:szCs w:val="16"/>
+          <w:lang w:eastAsia="uk-UA"/>
+        </w:rPr>
+        <w:t>робимо</w:t>
+      </w:r>
+      <w:r>
+        <w:rPr>
+          <w:noProof/>
+          <w:sz w:val="16"/>
+          <w:szCs w:val="16"/>
+          <w:lang w:val="en-US" w:eastAsia="uk-UA"/>
+        </w:rPr>
+        <w:t xml:space="preserve"> </w:t>
+      </w:r>
+      <w:r>
+        <w:rPr>
+          <w:noProof/>
+          <w:sz w:val="16"/>
+          <w:szCs w:val="16"/>
+          <w:lang w:eastAsia="uk-UA"/>
+        </w:rPr>
+        <w:t>файл</w:t>
+      </w:r>
+    </w:p>
+    <w:p>
+      <w:pPr>
+        <w:spacing w:after="0"/>
+        <w:rPr>
+          <w:noProof/>
+          <w:sz w:val="16"/>
+          <w:szCs w:val="16"/>
+          <w:lang w:val="en-US" w:eastAsia="uk-UA"/>
+        </w:rPr>
+      </w:pPr>
+      <w:r>
+        <w:rPr>
+          <w:noProof/>
+          <w:sz w:val="16"/>
+          <w:szCs w:val="16"/>
+          <w:lang w:val="en-US" w:eastAsia="uk-UA"/>
+        </w:rPr>
+        <w:t>silpo\mysite\view.py</w:t>
+      </w:r>
+    </w:p>
+    <w:p>
+      <w:pPr>
+        <w:shd w:val="clear" w:color="auto" w:fill="1F1F1F"/>
+        <w:spacing w:after="0" w:line="178" w:lineRule="atLeast"/>
+        <w:rPr>
+          <w:rFonts w:ascii="Consolas" w:eastAsia="Times New Roman" w:hAnsi="Consolas" w:cs="Times New Roman"/>
+          <w:color w:val="CCCCCC"/>
+          <w:kern w:val="0"/>
+          <w:sz w:val="13"/>
+          <w:szCs w:val="13"/>
+          <w:lang w:eastAsia="uk-UA"/>
+        </w:rPr>
+      </w:pPr>
+      <w:r>
+        <w:rPr>
+          <w:rFonts w:ascii="Consolas" w:eastAsia="Times New Roman" w:hAnsi="Consolas" w:cs="Times New Roman"/>
+          <w:color w:val="C586C0"/>
+          <w:kern w:val="0"/>
+          <w:sz w:val="13"/>
+          <w:szCs w:val="13"/>
+          <w:lang w:eastAsia="uk-UA"/>
+        </w:rPr>
+        <w:t>from</w:t>
+      </w:r>
+      <w:r>
+        <w:rPr>
+          <w:rFonts w:ascii="Consolas" w:eastAsia="Times New Roman" w:hAnsi="Consolas" w:cs="Times New Roman"/>
+          <w:color w:val="CCCCCC"/>
+          <w:kern w:val="0"/>
+          <w:sz w:val="13"/>
+          <w:szCs w:val="13"/>
+          <w:lang w:eastAsia="uk-UA"/>
+        </w:rPr>
+        <w:t xml:space="preserve"> </w:t>
+      </w:r>
+      <w:r>
+        <w:rPr>
+          <w:rFonts w:ascii="Consolas" w:eastAsia="Times New Roman" w:hAnsi="Consolas" w:cs="Times New Roman"/>
+          <w:color w:val="4EC9B0"/>
+          <w:kern w:val="0"/>
+          <w:sz w:val="13"/>
+          <w:szCs w:val="13"/>
+          <w:lang w:eastAsia="uk-UA"/>
+        </w:rPr>
+        <w:t>django</w:t>
+      </w:r>
+      <w:r>
+        <w:rPr>
+          <w:rFonts w:ascii="Consolas" w:eastAsia="Times New Roman" w:hAnsi="Consolas" w:cs="Times New Roman"/>
+          <w:color w:val="CCCCCC"/>
+          <w:kern w:val="0"/>
+          <w:sz w:val="13"/>
+          <w:szCs w:val="13"/>
+          <w:lang w:eastAsia="uk-UA"/>
+        </w:rPr>
+        <w:t>.</w:t>
+      </w:r>
+      <w:r>
+        <w:rPr>
+          <w:rFonts w:ascii="Consolas" w:eastAsia="Times New Roman" w:hAnsi="Consolas" w:cs="Times New Roman"/>
+          <w:color w:val="4EC9B0"/>
+          <w:kern w:val="0"/>
+          <w:sz w:val="13"/>
+          <w:szCs w:val="13"/>
+          <w:lang w:eastAsia="uk-UA"/>
+        </w:rPr>
+        <w:t>http</w:t>
+      </w:r>
+      <w:r>
+        <w:rPr>
+          <w:rFonts w:ascii="Consolas" w:eastAsia="Times New Roman" w:hAnsi="Consolas" w:cs="Times New Roman"/>
+          <w:color w:val="CCCCCC"/>
+          <w:kern w:val="0"/>
+          <w:sz w:val="13"/>
+          <w:szCs w:val="13"/>
+          <w:lang w:eastAsia="uk-UA"/>
+        </w:rPr>
+        <w:t xml:space="preserve"> </w:t>
+      </w:r>
+      <w:r>
+        <w:rPr>
+          <w:rFonts w:ascii="Consolas" w:eastAsia="Times New Roman" w:hAnsi="Consolas" w:cs="Times New Roman"/>
+          <w:color w:val="C586C0"/>
+          <w:kern w:val="0"/>
+          <w:sz w:val="13"/>
+          <w:szCs w:val="13"/>
+          <w:lang w:eastAsia="uk-UA"/>
+        </w:rPr>
+        <w:t>import</w:t>
+      </w:r>
+      <w:r>
+        <w:rPr>
+          <w:rFonts w:ascii="Consolas" w:eastAsia="Times New Roman" w:hAnsi="Consolas" w:cs="Times New Roman"/>
+          <w:color w:val="CCCCCC"/>
+          <w:kern w:val="0"/>
+          <w:sz w:val="13"/>
+          <w:szCs w:val="13"/>
+          <w:lang w:eastAsia="uk-UA"/>
+        </w:rPr>
+        <w:t xml:space="preserve"> </w:t>
+      </w:r>
+      <w:r>
+        <w:rPr>
+          <w:rFonts w:ascii="Consolas" w:eastAsia="Times New Roman" w:hAnsi="Consolas" w:cs="Times New Roman"/>
+          <w:color w:val="4EC9B0"/>
+          <w:kern w:val="0"/>
+          <w:sz w:val="13"/>
+          <w:szCs w:val="13"/>
+          <w:lang w:eastAsia="uk-UA"/>
+        </w:rPr>
+        <w:t>HttpResponse</w:t>
+      </w:r>
+    </w:p>
+    <w:p>
+      <w:pPr>
+        <w:shd w:val="clear" w:color="auto" w:fill="1F1F1F"/>
+        <w:spacing w:after="240" w:line="178" w:lineRule="atLeast"/>
+        <w:rPr>
+          <w:rFonts w:ascii="Consolas" w:eastAsia="Times New Roman" w:hAnsi="Consolas" w:cs="Times New Roman"/>
+          <w:color w:val="CCCCCC"/>
+          <w:kern w:val="0"/>
+          <w:sz w:val="13"/>
+          <w:szCs w:val="13"/>
+          <w:lang w:eastAsia="uk-UA"/>
+        </w:rPr>
+      </w:pPr>
+    </w:p>
+    <w:p>
+      <w:pPr>
+        <w:shd w:val="clear" w:color="auto" w:fill="1F1F1F"/>
+        <w:spacing w:after="0" w:line="178" w:lineRule="atLeast"/>
+        <w:rPr>
+          <w:rFonts w:ascii="Consolas" w:eastAsia="Times New Roman" w:hAnsi="Consolas" w:cs="Times New Roman"/>
+          <w:color w:val="CCCCCC"/>
+          <w:kern w:val="0"/>
+          <w:sz w:val="13"/>
+          <w:szCs w:val="13"/>
+          <w:lang w:eastAsia="uk-UA"/>
+        </w:rPr>
+      </w:pPr>
+      <w:r>
+        <w:rPr>
+          <w:rFonts w:ascii="Consolas" w:eastAsia="Times New Roman" w:hAnsi="Consolas" w:cs="Times New Roman"/>
+          <w:color w:val="569CD6"/>
+          <w:kern w:val="0"/>
+          <w:sz w:val="13"/>
+          <w:szCs w:val="13"/>
+          <w:lang w:eastAsia="uk-UA"/>
+        </w:rPr>
+        <w:t>def</w:t>
+      </w:r>
+      <w:r>
+        <w:rPr>
+          <w:rFonts w:ascii="Consolas" w:eastAsia="Times New Roman" w:hAnsi="Consolas" w:cs="Times New Roman"/>
+          <w:color w:val="CCCCCC"/>
+          <w:kern w:val="0"/>
+          <w:sz w:val="13"/>
+          <w:szCs w:val="13"/>
+          <w:lang w:eastAsia="uk-UA"/>
+        </w:rPr>
+        <w:t xml:space="preserve"> </w:t>
+      </w:r>
+      <w:r>
+        <w:rPr>
+          <w:rFonts w:ascii="Consolas" w:eastAsia="Times New Roman" w:hAnsi="Consolas" w:cs="Times New Roman"/>
+          <w:color w:val="DCDCAA"/>
+          <w:kern w:val="0"/>
+          <w:sz w:val="13"/>
+          <w:szCs w:val="13"/>
+          <w:lang w:eastAsia="uk-UA"/>
+        </w:rPr>
+        <w:t>homepage</w:t>
+      </w:r>
+      <w:r>
+        <w:rPr>
+          <w:rFonts w:ascii="Consolas" w:eastAsia="Times New Roman" w:hAnsi="Consolas" w:cs="Times New Roman"/>
+          <w:color w:val="CCCCCC"/>
+          <w:kern w:val="0"/>
+          <w:sz w:val="13"/>
+          <w:szCs w:val="13"/>
+          <w:lang w:eastAsia="uk-UA"/>
+        </w:rPr>
+        <w:t>(</w:t>
+      </w:r>
+      <w:r>
+        <w:rPr>
+          <w:rFonts w:ascii="Consolas" w:eastAsia="Times New Roman" w:hAnsi="Consolas" w:cs="Times New Roman"/>
+          <w:color w:val="9CDCFE"/>
+          <w:kern w:val="0"/>
+          <w:sz w:val="13"/>
+          <w:szCs w:val="13"/>
+          <w:lang w:eastAsia="uk-UA"/>
+        </w:rPr>
+        <w:t>request</w:t>
+      </w:r>
+      <w:r>
+        <w:rPr>
+          <w:rFonts w:ascii="Consolas" w:eastAsia="Times New Roman" w:hAnsi="Consolas" w:cs="Times New Roman"/>
+          <w:color w:val="CCCCCC"/>
+          <w:kern w:val="0"/>
+          <w:sz w:val="13"/>
+          <w:szCs w:val="13"/>
+          <w:lang w:eastAsia="uk-UA"/>
+        </w:rPr>
+        <w:t>):</w:t>
+      </w:r>
+    </w:p>
+    <w:p>
+      <w:pPr>
+        <w:shd w:val="clear" w:color="auto" w:fill="1F1F1F"/>
+        <w:spacing w:after="0" w:line="178" w:lineRule="atLeast"/>
+        <w:rPr>
+          <w:rFonts w:ascii="Consolas" w:eastAsia="Times New Roman" w:hAnsi="Consolas" w:cs="Times New Roman"/>
+          <w:color w:val="CCCCCC"/>
+          <w:kern w:val="0"/>
+          <w:sz w:val="13"/>
+          <w:szCs w:val="13"/>
+          <w:lang w:eastAsia="uk-UA"/>
+        </w:rPr>
+      </w:pPr>
+      <w:r>
+        <w:rPr>
+          <w:rFonts w:ascii="Consolas" w:eastAsia="Times New Roman" w:hAnsi="Consolas" w:cs="Times New Roman"/>
+          <w:color w:val="CCCCCC"/>
+          <w:kern w:val="0"/>
+          <w:sz w:val="13"/>
+          <w:szCs w:val="13"/>
+          <w:lang w:eastAsia="uk-UA"/>
+        </w:rPr>
+        <w:t xml:space="preserve">    </w:t>
+      </w:r>
+      <w:r>
+        <w:rPr>
+          <w:rFonts w:ascii="Consolas" w:eastAsia="Times New Roman" w:hAnsi="Consolas" w:cs="Times New Roman"/>
+          <w:color w:val="C586C0"/>
+          <w:kern w:val="0"/>
+          <w:sz w:val="13"/>
+          <w:szCs w:val="13"/>
+          <w:lang w:eastAsia="uk-UA"/>
+        </w:rPr>
+        <w:t>return</w:t>
+      </w:r>
+      <w:r>
+        <w:rPr>
+          <w:rFonts w:ascii="Consolas" w:eastAsia="Times New Roman" w:hAnsi="Consolas" w:cs="Times New Roman"/>
+          <w:color w:val="CCCCCC"/>
+          <w:kern w:val="0"/>
+          <w:sz w:val="13"/>
+          <w:szCs w:val="13"/>
+          <w:lang w:eastAsia="uk-UA"/>
+        </w:rPr>
+        <w:t xml:space="preserve"> render(</w:t>
+      </w:r>
+      <w:r>
+        <w:rPr>
+          <w:rFonts w:ascii="Consolas" w:eastAsia="Times New Roman" w:hAnsi="Consolas" w:cs="Times New Roman"/>
+          <w:color w:val="9CDCFE"/>
+          <w:kern w:val="0"/>
+          <w:sz w:val="13"/>
+          <w:szCs w:val="13"/>
+          <w:lang w:eastAsia="uk-UA"/>
+        </w:rPr>
+        <w:t>request</w:t>
+      </w:r>
+      <w:r>
+        <w:rPr>
+          <w:rFonts w:ascii="Consolas" w:eastAsia="Times New Roman" w:hAnsi="Consolas" w:cs="Times New Roman"/>
+          <w:color w:val="CCCCCC"/>
+          <w:kern w:val="0"/>
+          <w:sz w:val="13"/>
+          <w:szCs w:val="13"/>
+          <w:lang w:eastAsia="uk-UA"/>
+        </w:rPr>
+        <w:t xml:space="preserve">, </w:t>
+      </w:r>
+      <w:r>
+        <w:rPr>
+          <w:rFonts w:ascii="Consolas" w:eastAsia="Times New Roman" w:hAnsi="Consolas" w:cs="Times New Roman"/>
+          <w:color w:val="CE9178"/>
+          <w:kern w:val="0"/>
+          <w:sz w:val="13"/>
+          <w:szCs w:val="13"/>
+          <w:lang w:eastAsia="uk-UA"/>
+        </w:rPr>
+        <w:t>'home.html'</w:t>
+      </w:r>
+      <w:r>
+        <w:rPr>
+          <w:rFonts w:ascii="Consolas" w:eastAsia="Times New Roman" w:hAnsi="Consolas" w:cs="Times New Roman"/>
+          <w:color w:val="CCCCCC"/>
+          <w:kern w:val="0"/>
+          <w:sz w:val="13"/>
+          <w:szCs w:val="13"/>
+          <w:lang w:eastAsia="uk-UA"/>
+        </w:rPr>
+        <w:t>)</w:t>
+      </w:r>
+    </w:p>
+    <w:p>
+      <w:pPr>
+        <w:spacing w:after="0"/>
+        <w:rPr>
+          <w:noProof/>
+          <w:sz w:val="16"/>
+          <w:szCs w:val="16"/>
+          <w:lang w:val="en-US" w:eastAsia="uk-UA"/>
+        </w:rPr>
+      </w:pPr>
+    </w:p>
+    <w:p>
+      <w:pPr>
+        <w:spacing w:after="0"/>
+        <w:rPr>
+          <w:noProof/>
+          <w:sz w:val="16"/>
+          <w:szCs w:val="16"/>
+          <w:lang w:eastAsia="uk-UA"/>
+        </w:rPr>
+      </w:pPr>
+      <w:r>
+        <w:rPr>
+          <w:noProof/>
+          <w:sz w:val="16"/>
+          <w:szCs w:val="16"/>
+          <w:lang w:eastAsia="uk-UA"/>
+        </w:rPr>
+        <w:t xml:space="preserve">і у </w:t>
+      </w:r>
+      <w:r>
+        <w:rPr>
+          <w:noProof/>
+          <w:sz w:val="16"/>
+          <w:szCs w:val="16"/>
+          <w:lang w:val="en-US" w:eastAsia="uk-UA"/>
+        </w:rPr>
+        <w:t>silpo\mysite\url</w:t>
+      </w:r>
+      <w:r>
+        <w:rPr>
+          <w:noProof/>
+          <w:sz w:val="16"/>
+          <w:szCs w:val="16"/>
+          <w:lang w:val="en-US" w:eastAsia="uk-UA"/>
+        </w:rPr>
+        <w:t>s</w:t>
+      </w:r>
+      <w:r>
+        <w:rPr>
+          <w:noProof/>
+          <w:sz w:val="16"/>
+          <w:szCs w:val="16"/>
+          <w:lang w:val="en-US" w:eastAsia="uk-UA"/>
+        </w:rPr>
+        <w:t xml:space="preserve">.py </w:t>
+      </w:r>
+      <w:r>
+        <w:rPr>
+          <w:noProof/>
+          <w:sz w:val="16"/>
+          <w:szCs w:val="16"/>
+          <w:lang w:eastAsia="uk-UA"/>
+        </w:rPr>
+        <w:t>дописуємо</w:t>
+      </w:r>
+    </w:p>
+    <w:p>
+      <w:pPr>
+        <w:spacing w:after="0"/>
+        <w:rPr>
+          <w:noProof/>
+          <w:sz w:val="16"/>
+          <w:szCs w:val="16"/>
+          <w:lang w:eastAsia="uk-UA"/>
+        </w:rPr>
+      </w:pPr>
+    </w:p>
+    <w:p>
+      <w:pPr>
+        <w:shd w:val="clear" w:color="auto" w:fill="1F1F1F"/>
+        <w:spacing w:after="0" w:line="178" w:lineRule="atLeast"/>
+        <w:rPr>
+          <w:rFonts w:ascii="Consolas" w:eastAsia="Times New Roman" w:hAnsi="Consolas" w:cs="Times New Roman"/>
+          <w:color w:val="CCCCCC"/>
+          <w:kern w:val="0"/>
+          <w:sz w:val="13"/>
+          <w:szCs w:val="13"/>
+          <w:lang w:eastAsia="uk-UA"/>
+        </w:rPr>
+      </w:pPr>
+      <w:r>
+        <w:rPr>
+          <w:rFonts w:ascii="Consolas" w:eastAsia="Times New Roman" w:hAnsi="Consolas" w:cs="Times New Roman"/>
+          <w:color w:val="9CDCFE"/>
+          <w:kern w:val="0"/>
+          <w:sz w:val="13"/>
+          <w:szCs w:val="13"/>
+          <w:lang w:eastAsia="uk-UA"/>
+        </w:rPr>
+        <w:lastRenderedPageBreak/>
+        <w:t>urlpatterns</w:t>
+      </w:r>
+      <w:r>
+        <w:rPr>
+          <w:rFonts w:ascii="Consolas" w:eastAsia="Times New Roman" w:hAnsi="Consolas" w:cs="Times New Roman"/>
+          <w:color w:val="CCCCCC"/>
+          <w:kern w:val="0"/>
+          <w:sz w:val="13"/>
+          <w:szCs w:val="13"/>
+          <w:lang w:eastAsia="uk-UA"/>
+        </w:rPr>
+        <w:t xml:space="preserve"> </w:t>
+      </w:r>
+      <w:r>
+        <w:rPr>
+          <w:rFonts w:ascii="Consolas" w:eastAsia="Times New Roman" w:hAnsi="Consolas" w:cs="Times New Roman"/>
+          <w:color w:val="D4D4D4"/>
+          <w:kern w:val="0"/>
+          <w:sz w:val="13"/>
+          <w:szCs w:val="13"/>
+          <w:lang w:eastAsia="uk-UA"/>
+        </w:rPr>
+        <w:t>=</w:t>
+      </w:r>
+      <w:r>
+        <w:rPr>
+          <w:rFonts w:ascii="Consolas" w:eastAsia="Times New Roman" w:hAnsi="Consolas" w:cs="Times New Roman"/>
+          <w:color w:val="CCCCCC"/>
+          <w:kern w:val="0"/>
+          <w:sz w:val="13"/>
+          <w:szCs w:val="13"/>
+          <w:lang w:eastAsia="uk-UA"/>
+        </w:rPr>
+        <w:t xml:space="preserve"> [</w:t>
+      </w:r>
+    </w:p>
+    <w:p>
+      <w:pPr>
+        <w:shd w:val="clear" w:color="auto" w:fill="1F1F1F"/>
+        <w:spacing w:after="0" w:line="178" w:lineRule="atLeast"/>
+        <w:rPr>
+          <w:rFonts w:ascii="Consolas" w:eastAsia="Times New Roman" w:hAnsi="Consolas" w:cs="Times New Roman"/>
+          <w:color w:val="CCCCCC"/>
+          <w:kern w:val="0"/>
+          <w:sz w:val="13"/>
+          <w:szCs w:val="13"/>
+          <w:lang w:eastAsia="uk-UA"/>
+        </w:rPr>
+      </w:pPr>
+      <w:r>
+        <w:rPr>
+          <w:rFonts w:ascii="Consolas" w:eastAsia="Times New Roman" w:hAnsi="Consolas" w:cs="Times New Roman"/>
+          <w:color w:val="CCCCCC"/>
+          <w:kern w:val="0"/>
+          <w:sz w:val="13"/>
+          <w:szCs w:val="13"/>
+          <w:lang w:eastAsia="uk-UA"/>
+        </w:rPr>
+        <w:t xml:space="preserve">    </w:t>
+      </w:r>
+      <w:r>
+        <w:rPr>
+          <w:rFonts w:ascii="Consolas" w:eastAsia="Times New Roman" w:hAnsi="Consolas" w:cs="Times New Roman"/>
+          <w:color w:val="DCDCAA"/>
+          <w:kern w:val="0"/>
+          <w:sz w:val="13"/>
+          <w:szCs w:val="13"/>
+          <w:lang w:eastAsia="uk-UA"/>
+        </w:rPr>
+        <w:t>path</w:t>
+      </w:r>
+      <w:r>
+        <w:rPr>
+          <w:rFonts w:ascii="Consolas" w:eastAsia="Times New Roman" w:hAnsi="Consolas" w:cs="Times New Roman"/>
+          <w:color w:val="CCCCCC"/>
+          <w:kern w:val="0"/>
+          <w:sz w:val="13"/>
+          <w:szCs w:val="13"/>
+          <w:lang w:eastAsia="uk-UA"/>
+        </w:rPr>
+        <w:t>(</w:t>
+      </w:r>
+      <w:r>
+        <w:rPr>
+          <w:rFonts w:ascii="Consolas" w:eastAsia="Times New Roman" w:hAnsi="Consolas" w:cs="Times New Roman"/>
+          <w:color w:val="CE9178"/>
+          <w:kern w:val="0"/>
+          <w:sz w:val="13"/>
+          <w:szCs w:val="13"/>
+          <w:lang w:eastAsia="uk-UA"/>
+        </w:rPr>
+        <w:t>'admin/'</w:t>
+      </w:r>
+      <w:r>
+        <w:rPr>
+          <w:rFonts w:ascii="Consolas" w:eastAsia="Times New Roman" w:hAnsi="Consolas" w:cs="Times New Roman"/>
+          <w:color w:val="CCCCCC"/>
+          <w:kern w:val="0"/>
+          <w:sz w:val="13"/>
+          <w:szCs w:val="13"/>
+          <w:lang w:eastAsia="uk-UA"/>
+        </w:rPr>
+        <w:t xml:space="preserve">, </w:t>
+      </w:r>
+      <w:r>
+        <w:rPr>
+          <w:rFonts w:ascii="Consolas" w:eastAsia="Times New Roman" w:hAnsi="Consolas" w:cs="Times New Roman"/>
+          <w:color w:val="4EC9B0"/>
+          <w:kern w:val="0"/>
+          <w:sz w:val="13"/>
+          <w:szCs w:val="13"/>
+          <w:lang w:eastAsia="uk-UA"/>
+        </w:rPr>
+        <w:t>admin</w:t>
+      </w:r>
+      <w:r>
+        <w:rPr>
+          <w:rFonts w:ascii="Consolas" w:eastAsia="Times New Roman" w:hAnsi="Consolas" w:cs="Times New Roman"/>
+          <w:color w:val="CCCCCC"/>
+          <w:kern w:val="0"/>
+          <w:sz w:val="13"/>
+          <w:szCs w:val="13"/>
+          <w:lang w:eastAsia="uk-UA"/>
+        </w:rPr>
+        <w:t>.</w:t>
+      </w:r>
+      <w:r>
+        <w:rPr>
+          <w:rFonts w:ascii="Consolas" w:eastAsia="Times New Roman" w:hAnsi="Consolas" w:cs="Times New Roman"/>
+          <w:color w:val="9CDCFE"/>
+          <w:kern w:val="0"/>
+          <w:sz w:val="13"/>
+          <w:szCs w:val="13"/>
+          <w:lang w:eastAsia="uk-UA"/>
+        </w:rPr>
+        <w:t>site</w:t>
+      </w:r>
+      <w:r>
+        <w:rPr>
+          <w:rFonts w:ascii="Consolas" w:eastAsia="Times New Roman" w:hAnsi="Consolas" w:cs="Times New Roman"/>
+          <w:color w:val="CCCCCC"/>
+          <w:kern w:val="0"/>
+          <w:sz w:val="13"/>
+          <w:szCs w:val="13"/>
+          <w:lang w:eastAsia="uk-UA"/>
+        </w:rPr>
+        <w:t>.</w:t>
+      </w:r>
+      <w:r>
+        <w:rPr>
+          <w:rFonts w:ascii="Consolas" w:eastAsia="Times New Roman" w:hAnsi="Consolas" w:cs="Times New Roman"/>
+          <w:color w:val="9CDCFE"/>
+          <w:kern w:val="0"/>
+          <w:sz w:val="13"/>
+          <w:szCs w:val="13"/>
+          <w:lang w:eastAsia="uk-UA"/>
+        </w:rPr>
+        <w:t>urls</w:t>
+      </w:r>
+      <w:r>
+        <w:rPr>
+          <w:rFonts w:ascii="Consolas" w:eastAsia="Times New Roman" w:hAnsi="Consolas" w:cs="Times New Roman"/>
+          <w:color w:val="CCCCCC"/>
+          <w:kern w:val="0"/>
+          <w:sz w:val="13"/>
+          <w:szCs w:val="13"/>
+          <w:lang w:eastAsia="uk-UA"/>
+        </w:rPr>
+        <w:t>),</w:t>
+      </w:r>
+    </w:p>
+    <w:p>
+      <w:pPr>
+        <w:shd w:val="clear" w:color="auto" w:fill="1F1F1F"/>
+        <w:spacing w:after="0" w:line="178" w:lineRule="atLeast"/>
+        <w:rPr>
+          <w:rFonts w:ascii="Consolas" w:eastAsia="Times New Roman" w:hAnsi="Consolas" w:cs="Times New Roman"/>
+          <w:color w:val="CCCCCC"/>
+          <w:kern w:val="0"/>
+          <w:sz w:val="13"/>
+          <w:szCs w:val="13"/>
+          <w:lang w:eastAsia="uk-UA"/>
+        </w:rPr>
+      </w:pPr>
+      <w:r>
+        <w:rPr>
+          <w:rFonts w:ascii="Consolas" w:eastAsia="Times New Roman" w:hAnsi="Consolas" w:cs="Times New Roman"/>
+          <w:color w:val="CCCCCC"/>
+          <w:kern w:val="0"/>
+          <w:sz w:val="13"/>
+          <w:szCs w:val="13"/>
+          <w:lang w:eastAsia="uk-UA"/>
+        </w:rPr>
+        <w:t xml:space="preserve">    </w:t>
+      </w:r>
+      <w:r>
+        <w:rPr>
+          <w:rFonts w:ascii="Consolas" w:eastAsia="Times New Roman" w:hAnsi="Consolas" w:cs="Times New Roman"/>
+          <w:color w:val="DCDCAA"/>
+          <w:kern w:val="0"/>
+          <w:sz w:val="13"/>
+          <w:szCs w:val="13"/>
+          <w:lang w:eastAsia="uk-UA"/>
+        </w:rPr>
+        <w:t>path</w:t>
+      </w:r>
+      <w:r>
+        <w:rPr>
+          <w:rFonts w:ascii="Consolas" w:eastAsia="Times New Roman" w:hAnsi="Consolas" w:cs="Times New Roman"/>
+          <w:color w:val="CCCCCC"/>
+          <w:kern w:val="0"/>
+          <w:sz w:val="13"/>
+          <w:szCs w:val="13"/>
+          <w:lang w:eastAsia="uk-UA"/>
+        </w:rPr>
+        <w:t>(</w:t>
+      </w:r>
+      <w:r>
+        <w:rPr>
+          <w:rFonts w:ascii="Consolas" w:eastAsia="Times New Roman" w:hAnsi="Consolas" w:cs="Times New Roman"/>
+          <w:color w:val="CE9178"/>
+          <w:kern w:val="0"/>
+          <w:sz w:val="13"/>
+          <w:szCs w:val="13"/>
+          <w:lang w:eastAsia="uk-UA"/>
+        </w:rPr>
+        <w:t>''</w:t>
+      </w:r>
+      <w:r>
+        <w:rPr>
+          <w:rFonts w:ascii="Consolas" w:eastAsia="Times New Roman" w:hAnsi="Consolas" w:cs="Times New Roman"/>
+          <w:color w:val="CCCCCC"/>
+          <w:kern w:val="0"/>
+          <w:sz w:val="13"/>
+          <w:szCs w:val="13"/>
+          <w:lang w:eastAsia="uk-UA"/>
+        </w:rPr>
+        <w:t xml:space="preserve">, </w:t>
+      </w:r>
+      <w:r>
+        <w:rPr>
+          <w:rFonts w:ascii="Consolas" w:eastAsia="Times New Roman" w:hAnsi="Consolas" w:cs="Times New Roman"/>
+          <w:color w:val="4EC9B0"/>
+          <w:kern w:val="0"/>
+          <w:sz w:val="13"/>
+          <w:szCs w:val="13"/>
+          <w:lang w:eastAsia="uk-UA"/>
+        </w:rPr>
+        <w:t>views</w:t>
+      </w:r>
+      <w:r>
+        <w:rPr>
+          <w:rFonts w:ascii="Consolas" w:eastAsia="Times New Roman" w:hAnsi="Consolas" w:cs="Times New Roman"/>
+          <w:color w:val="CCCCCC"/>
+          <w:kern w:val="0"/>
+          <w:sz w:val="13"/>
+          <w:szCs w:val="13"/>
+          <w:lang w:eastAsia="uk-UA"/>
+        </w:rPr>
+        <w:t>.</w:t>
+      </w:r>
+      <w:r>
+        <w:rPr>
+          <w:rFonts w:ascii="Consolas" w:eastAsia="Times New Roman" w:hAnsi="Consolas" w:cs="Times New Roman"/>
+          <w:color w:val="DCDCAA"/>
+          <w:kern w:val="0"/>
+          <w:sz w:val="13"/>
+          <w:szCs w:val="13"/>
+          <w:lang w:eastAsia="uk-UA"/>
+        </w:rPr>
+        <w:t>homepage</w:t>
+      </w:r>
+      <w:r>
+        <w:rPr>
+          <w:rFonts w:ascii="Consolas" w:eastAsia="Times New Roman" w:hAnsi="Consolas" w:cs="Times New Roman"/>
+          <w:color w:val="CCCCCC"/>
+          <w:kern w:val="0"/>
+          <w:sz w:val="13"/>
+          <w:szCs w:val="13"/>
+          <w:lang w:eastAsia="uk-UA"/>
+        </w:rPr>
+        <w:t>),</w:t>
+      </w:r>
+    </w:p>
+    <w:p>
+      <w:pPr>
+        <w:shd w:val="clear" w:color="auto" w:fill="1F1F1F"/>
+        <w:spacing w:after="0" w:line="178" w:lineRule="atLeast"/>
+        <w:rPr>
+          <w:rFonts w:ascii="Consolas" w:eastAsia="Times New Roman" w:hAnsi="Consolas" w:cs="Times New Roman"/>
+          <w:color w:val="CCCCCC"/>
+          <w:kern w:val="0"/>
+          <w:sz w:val="13"/>
+          <w:szCs w:val="13"/>
+          <w:lang w:eastAsia="uk-UA"/>
+        </w:rPr>
+      </w:pPr>
+      <w:r>
+        <w:rPr>
+          <w:rFonts w:ascii="Consolas" w:eastAsia="Times New Roman" w:hAnsi="Consolas" w:cs="Times New Roman"/>
+          <w:color w:val="CCCCCC"/>
+          <w:kern w:val="0"/>
+          <w:sz w:val="13"/>
+          <w:szCs w:val="13"/>
+          <w:lang w:eastAsia="uk-UA"/>
+        </w:rPr>
+        <w:t>]</w:t>
+      </w:r>
+    </w:p>
+    <w:p>
+      <w:pPr>
+        <w:spacing w:after="0"/>
+        <w:rPr>
+          <w:noProof/>
+          <w:sz w:val="16"/>
+          <w:szCs w:val="16"/>
+          <w:lang w:val="en-US" w:eastAsia="uk-UA"/>
+        </w:rPr>
+      </w:pPr>
+    </w:p>
+    <w:p>
+      <w:pPr>
+        <w:spacing w:after="0"/>
+        <w:rPr>
+          <w:noProof/>
+          <w:sz w:val="16"/>
+          <w:szCs w:val="16"/>
+          <w:lang w:val="en-US" w:eastAsia="uk-UA"/>
+        </w:rPr>
+      </w:pPr>
+    </w:p>
+    <w:p>
+      <w:pPr>
+        <w:spacing w:after="0"/>
+        <w:rPr>
+          <w:noProof/>
+          <w:sz w:val="16"/>
+          <w:szCs w:val="16"/>
+          <w:lang w:val="en-US" w:eastAsia="uk-UA"/>
+        </w:rPr>
+      </w:pPr>
+      <w:r>
+        <w:rPr>
+          <w:noProof/>
+          <w:sz w:val="16"/>
+          <w:szCs w:val="16"/>
+          <w:lang w:eastAsia="uk-UA"/>
+        </w:rPr>
+        <w:t xml:space="preserve">і в </w:t>
+      </w:r>
+      <w:r>
+        <w:rPr>
+          <w:noProof/>
+          <w:sz w:val="16"/>
+          <w:szCs w:val="16"/>
+          <w:lang w:val="en-US" w:eastAsia="uk-UA"/>
+        </w:rPr>
+        <w:t xml:space="preserve">silpo\mysite\settings.py  </w:t>
+      </w:r>
+    </w:p>
+    <w:p>
+      <w:pPr>
+        <w:spacing w:after="0"/>
+        <w:rPr>
+          <w:noProof/>
+          <w:sz w:val="16"/>
+          <w:szCs w:val="16"/>
+          <w:lang w:val="en-US" w:eastAsia="uk-UA"/>
+        </w:rPr>
+      </w:pPr>
+      <w:r>
+        <w:rPr>
+          <w:noProof/>
+          <w:sz w:val="16"/>
+          <w:szCs w:val="16"/>
+          <w:lang w:eastAsia="uk-UA"/>
+        </w:rPr>
+        <w:t xml:space="preserve">вказуємо </w:t>
+      </w:r>
+      <w:r>
+        <w:rPr>
+          <w:noProof/>
+          <w:sz w:val="16"/>
+          <w:szCs w:val="16"/>
+          <w:lang w:val="en-US" w:eastAsia="uk-UA"/>
+        </w:rPr>
+        <w:t>templates</w:t>
+      </w:r>
+    </w:p>
+    <w:p>
+      <w:pPr>
+        <w:shd w:val="clear" w:color="auto" w:fill="1F1F1F"/>
+        <w:spacing w:after="0" w:line="178" w:lineRule="atLeast"/>
+        <w:rPr>
+          <w:rFonts w:ascii="Consolas" w:eastAsia="Times New Roman" w:hAnsi="Consolas" w:cs="Times New Roman"/>
+          <w:color w:val="CCCCCC"/>
+          <w:kern w:val="0"/>
+          <w:sz w:val="13"/>
+          <w:szCs w:val="13"/>
+          <w:lang w:eastAsia="uk-UA"/>
+        </w:rPr>
+      </w:pPr>
+      <w:r>
+        <w:rPr>
+          <w:rFonts w:ascii="Consolas" w:eastAsia="Times New Roman" w:hAnsi="Consolas" w:cs="Times New Roman"/>
+          <w:color w:val="4FC1FF"/>
+          <w:kern w:val="0"/>
+          <w:sz w:val="13"/>
+          <w:szCs w:val="13"/>
+          <w:lang w:eastAsia="uk-UA"/>
+        </w:rPr>
+        <w:t>TEMPLATES</w:t>
+      </w:r>
+      <w:r>
+        <w:rPr>
+          <w:rFonts w:ascii="Consolas" w:eastAsia="Times New Roman" w:hAnsi="Consolas" w:cs="Times New Roman"/>
+          <w:color w:val="CCCCCC"/>
+          <w:kern w:val="0"/>
+          <w:sz w:val="13"/>
+          <w:szCs w:val="13"/>
+          <w:lang w:eastAsia="uk-UA"/>
+        </w:rPr>
+        <w:t xml:space="preserve"> </w:t>
+      </w:r>
+      <w:r>
+        <w:rPr>
+          <w:rFonts w:ascii="Consolas" w:eastAsia="Times New Roman" w:hAnsi="Consolas" w:cs="Times New Roman"/>
+          <w:color w:val="D4D4D4"/>
+          <w:kern w:val="0"/>
+          <w:sz w:val="13"/>
+          <w:szCs w:val="13"/>
+          <w:lang w:eastAsia="uk-UA"/>
+        </w:rPr>
+        <w:t>=</w:t>
+      </w:r>
+      <w:r>
+        <w:rPr>
+          <w:rFonts w:ascii="Consolas" w:eastAsia="Times New Roman" w:hAnsi="Consolas" w:cs="Times New Roman"/>
+          <w:color w:val="CCCCCC"/>
+          <w:kern w:val="0"/>
+          <w:sz w:val="13"/>
+          <w:szCs w:val="13"/>
+          <w:lang w:eastAsia="uk-UA"/>
+        </w:rPr>
+        <w:t xml:space="preserve"> [</w:t>
+      </w:r>
+    </w:p>
+    <w:p>
+      <w:pPr>
+        <w:shd w:val="clear" w:color="auto" w:fill="1F1F1F"/>
+        <w:spacing w:after="0" w:line="178" w:lineRule="atLeast"/>
+        <w:rPr>
+          <w:rFonts w:ascii="Consolas" w:eastAsia="Times New Roman" w:hAnsi="Consolas" w:cs="Times New Roman"/>
+          <w:color w:val="CCCCCC"/>
+          <w:kern w:val="0"/>
+          <w:sz w:val="13"/>
+          <w:szCs w:val="13"/>
+          <w:lang w:eastAsia="uk-UA"/>
+        </w:rPr>
+      </w:pPr>
+      <w:r>
+        <w:rPr>
+          <w:rFonts w:ascii="Consolas" w:eastAsia="Times New Roman" w:hAnsi="Consolas" w:cs="Times New Roman"/>
+          <w:color w:val="CCCCCC"/>
+          <w:kern w:val="0"/>
+          <w:sz w:val="13"/>
+          <w:szCs w:val="13"/>
+          <w:lang w:eastAsia="uk-UA"/>
+        </w:rPr>
+        <w:t>    {</w:t>
+      </w:r>
+    </w:p>
+    <w:p>
+      <w:pPr>
+        <w:shd w:val="clear" w:color="auto" w:fill="1F1F1F"/>
+        <w:spacing w:after="0" w:line="178" w:lineRule="atLeast"/>
+        <w:rPr>
+          <w:rFonts w:ascii="Consolas" w:eastAsia="Times New Roman" w:hAnsi="Consolas" w:cs="Times New Roman"/>
+          <w:color w:val="CCCCCC"/>
+          <w:kern w:val="0"/>
+          <w:sz w:val="13"/>
+          <w:szCs w:val="13"/>
+          <w:lang w:eastAsia="uk-UA"/>
+        </w:rPr>
+      </w:pPr>
+      <w:r>
+        <w:rPr>
+          <w:rFonts w:ascii="Consolas" w:eastAsia="Times New Roman" w:hAnsi="Consolas" w:cs="Times New Roman"/>
+          <w:color w:val="CCCCCC"/>
+          <w:kern w:val="0"/>
+          <w:sz w:val="13"/>
+          <w:szCs w:val="13"/>
+          <w:lang w:eastAsia="uk-UA"/>
+        </w:rPr>
+        <w:t xml:space="preserve">        </w:t>
+      </w:r>
+      <w:r>
+        <w:rPr>
+          <w:rFonts w:ascii="Consolas" w:eastAsia="Times New Roman" w:hAnsi="Consolas" w:cs="Times New Roman"/>
+          <w:color w:val="CE9178"/>
+          <w:kern w:val="0"/>
+          <w:sz w:val="13"/>
+          <w:szCs w:val="13"/>
+          <w:lang w:eastAsia="uk-UA"/>
+        </w:rPr>
+        <w:t>'BACKEND'</w:t>
+      </w:r>
+      <w:r>
+        <w:rPr>
+          <w:rFonts w:ascii="Consolas" w:eastAsia="Times New Roman" w:hAnsi="Consolas" w:cs="Times New Roman"/>
+          <w:color w:val="CCCCCC"/>
+          <w:kern w:val="0"/>
+          <w:sz w:val="13"/>
+          <w:szCs w:val="13"/>
+          <w:lang w:eastAsia="uk-UA"/>
+        </w:rPr>
+        <w:t xml:space="preserve">: </w:t>
+      </w:r>
+      <w:r>
+        <w:rPr>
+          <w:rFonts w:ascii="Consolas" w:eastAsia="Times New Roman" w:hAnsi="Consolas" w:cs="Times New Roman"/>
+          <w:color w:val="CE9178"/>
+          <w:kern w:val="0"/>
+          <w:sz w:val="13"/>
+          <w:szCs w:val="13"/>
+          <w:lang w:eastAsia="uk-UA"/>
+        </w:rPr>
+        <w:t>'django.template.backends.django.DjangoTemplates'</w:t>
+      </w:r>
+      <w:r>
+        <w:rPr>
+          <w:rFonts w:ascii="Consolas" w:eastAsia="Times New Roman" w:hAnsi="Consolas" w:cs="Times New Roman"/>
+          <w:color w:val="CCCCCC"/>
+          <w:kern w:val="0"/>
+          <w:sz w:val="13"/>
+          <w:szCs w:val="13"/>
+          <w:lang w:eastAsia="uk-UA"/>
+        </w:rPr>
+        <w:t>,</w:t>
+      </w:r>
+    </w:p>
+    <w:p>
+      <w:pPr>
+        <w:shd w:val="clear" w:color="auto" w:fill="1F1F1F"/>
+        <w:spacing w:after="0" w:line="178" w:lineRule="atLeast"/>
+        <w:rPr>
+          <w:rFonts w:ascii="Consolas" w:eastAsia="Times New Roman" w:hAnsi="Consolas" w:cs="Times New Roman"/>
+          <w:color w:val="CCCCCC"/>
+          <w:kern w:val="0"/>
+          <w:sz w:val="13"/>
+          <w:szCs w:val="13"/>
+          <w:lang w:eastAsia="uk-UA"/>
+        </w:rPr>
+      </w:pPr>
+      <w:r>
+        <w:rPr>
+          <w:rFonts w:ascii="Consolas" w:eastAsia="Times New Roman" w:hAnsi="Consolas" w:cs="Times New Roman"/>
+          <w:color w:val="CCCCCC"/>
+          <w:kern w:val="0"/>
+          <w:sz w:val="13"/>
+          <w:szCs w:val="13"/>
+          <w:lang w:eastAsia="uk-UA"/>
+        </w:rPr>
+        <w:t xml:space="preserve">        </w:t>
+      </w:r>
+      <w:r>
+        <w:rPr>
+          <w:rFonts w:ascii="Consolas" w:eastAsia="Times New Roman" w:hAnsi="Consolas" w:cs="Times New Roman"/>
+          <w:color w:val="CE9178"/>
+          <w:kern w:val="0"/>
+          <w:sz w:val="13"/>
+          <w:szCs w:val="13"/>
+          <w:lang w:eastAsia="uk-UA"/>
+        </w:rPr>
+        <w:t>'DIRS'</w:t>
+      </w:r>
+      <w:r>
+        <w:rPr>
+          <w:rFonts w:ascii="Consolas" w:eastAsia="Times New Roman" w:hAnsi="Consolas" w:cs="Times New Roman"/>
+          <w:color w:val="CCCCCC"/>
+          <w:kern w:val="0"/>
+          <w:sz w:val="13"/>
+          <w:szCs w:val="13"/>
+          <w:lang w:eastAsia="uk-UA"/>
+        </w:rPr>
+        <w:t>: [</w:t>
+      </w:r>
+    </w:p>
+    <w:p>
+      <w:pPr>
+        <w:shd w:val="clear" w:color="auto" w:fill="1F1F1F"/>
+        <w:spacing w:after="0" w:line="178" w:lineRule="atLeast"/>
+        <w:rPr>
+          <w:rFonts w:ascii="Consolas" w:eastAsia="Times New Roman" w:hAnsi="Consolas" w:cs="Times New Roman"/>
+          <w:color w:val="CCCCCC"/>
+          <w:kern w:val="0"/>
+          <w:sz w:val="13"/>
+          <w:szCs w:val="13"/>
+          <w:lang w:eastAsia="uk-UA"/>
+        </w:rPr>
+      </w:pPr>
+      <w:r>
+        <w:rPr>
+          <w:rFonts w:ascii="Consolas" w:eastAsia="Times New Roman" w:hAnsi="Consolas" w:cs="Times New Roman"/>
+          <w:color w:val="CCCCCC"/>
+          <w:kern w:val="0"/>
+          <w:sz w:val="13"/>
+          <w:szCs w:val="13"/>
+          <w:lang w:eastAsia="uk-UA"/>
+        </w:rPr>
+        <w:t xml:space="preserve">                </w:t>
+      </w:r>
+      <w:r>
+        <w:rPr>
+          <w:rFonts w:ascii="Consolas" w:eastAsia="Times New Roman" w:hAnsi="Consolas" w:cs="Times New Roman"/>
+          <w:color w:val="4FC1FF"/>
+          <w:kern w:val="0"/>
+          <w:sz w:val="13"/>
+          <w:szCs w:val="13"/>
+          <w:highlight w:val="yellow"/>
+          <w:lang w:eastAsia="uk-UA"/>
+        </w:rPr>
+        <w:t>BASE_DIR</w:t>
+      </w:r>
+      <w:r>
+        <w:rPr>
+          <w:rFonts w:ascii="Consolas" w:eastAsia="Times New Roman" w:hAnsi="Consolas" w:cs="Times New Roman"/>
+          <w:color w:val="CCCCCC"/>
+          <w:kern w:val="0"/>
+          <w:sz w:val="13"/>
+          <w:szCs w:val="13"/>
+          <w:highlight w:val="yellow"/>
+          <w:lang w:eastAsia="uk-UA"/>
+        </w:rPr>
+        <w:t xml:space="preserve"> </w:t>
+      </w:r>
+      <w:r>
+        <w:rPr>
+          <w:rFonts w:ascii="Consolas" w:eastAsia="Times New Roman" w:hAnsi="Consolas" w:cs="Times New Roman"/>
+          <w:color w:val="DCDCAA"/>
+          <w:kern w:val="0"/>
+          <w:sz w:val="13"/>
+          <w:szCs w:val="13"/>
+          <w:highlight w:val="yellow"/>
+          <w:lang w:eastAsia="uk-UA"/>
+        </w:rPr>
+        <w:t>/</w:t>
+      </w:r>
+      <w:r>
+        <w:rPr>
+          <w:rFonts w:ascii="Consolas" w:eastAsia="Times New Roman" w:hAnsi="Consolas" w:cs="Times New Roman"/>
+          <w:color w:val="CCCCCC"/>
+          <w:kern w:val="0"/>
+          <w:sz w:val="13"/>
+          <w:szCs w:val="13"/>
+          <w:highlight w:val="yellow"/>
+          <w:lang w:eastAsia="uk-UA"/>
+        </w:rPr>
+        <w:t xml:space="preserve"> </w:t>
+      </w:r>
+      <w:r>
+        <w:rPr>
+          <w:rFonts w:ascii="Consolas" w:eastAsia="Times New Roman" w:hAnsi="Consolas" w:cs="Times New Roman"/>
+          <w:color w:val="CE9178"/>
+          <w:kern w:val="0"/>
+          <w:sz w:val="13"/>
+          <w:szCs w:val="13"/>
+          <w:highlight w:val="yellow"/>
+          <w:lang w:eastAsia="uk-UA"/>
+        </w:rPr>
+        <w:t>'templates'</w:t>
+      </w:r>
+      <w:r>
+        <w:rPr>
+          <w:rFonts w:ascii="Consolas" w:eastAsia="Times New Roman" w:hAnsi="Consolas" w:cs="Times New Roman"/>
+          <w:color w:val="CCCCCC"/>
+          <w:kern w:val="0"/>
+          <w:sz w:val="13"/>
+          <w:szCs w:val="13"/>
+          <w:highlight w:val="yellow"/>
+          <w:lang w:eastAsia="uk-UA"/>
+        </w:rPr>
+        <w:t>,</w:t>
+      </w:r>
+    </w:p>
+    <w:p>
+      <w:pPr>
+        <w:shd w:val="clear" w:color="auto" w:fill="1F1F1F"/>
+        <w:spacing w:after="0" w:line="178" w:lineRule="atLeast"/>
+        <w:rPr>
+          <w:rFonts w:ascii="Consolas" w:eastAsia="Times New Roman" w:hAnsi="Consolas" w:cs="Times New Roman"/>
+          <w:color w:val="CCCCCC"/>
+          <w:kern w:val="0"/>
+          <w:sz w:val="13"/>
+          <w:szCs w:val="13"/>
+          <w:lang w:eastAsia="uk-UA"/>
+        </w:rPr>
+      </w:pPr>
+      <w:r>
+        <w:rPr>
+          <w:rFonts w:ascii="Consolas" w:eastAsia="Times New Roman" w:hAnsi="Consolas" w:cs="Times New Roman"/>
+          <w:color w:val="CCCCCC"/>
+          <w:kern w:val="0"/>
+          <w:sz w:val="13"/>
+          <w:szCs w:val="13"/>
+          <w:lang w:eastAsia="uk-UA"/>
+        </w:rPr>
+        <w:t>        ],</w:t>
+      </w:r>
+    </w:p>
+    <w:p>
+      <w:pPr>
+        <w:shd w:val="clear" w:color="auto" w:fill="1F1F1F"/>
+        <w:spacing w:after="0" w:line="178" w:lineRule="atLeast"/>
+        <w:rPr>
+          <w:rFonts w:ascii="Consolas" w:eastAsia="Times New Roman" w:hAnsi="Consolas" w:cs="Times New Roman"/>
+          <w:color w:val="CCCCCC"/>
+          <w:kern w:val="0"/>
+          <w:sz w:val="13"/>
+          <w:szCs w:val="13"/>
+          <w:lang w:eastAsia="uk-UA"/>
+        </w:rPr>
+      </w:pPr>
+      <w:r>
+        <w:rPr>
+          <w:rFonts w:ascii="Consolas" w:eastAsia="Times New Roman" w:hAnsi="Consolas" w:cs="Times New Roman"/>
+          <w:color w:val="CCCCCC"/>
+          <w:kern w:val="0"/>
+          <w:sz w:val="13"/>
+          <w:szCs w:val="13"/>
+          <w:lang w:eastAsia="uk-UA"/>
+        </w:rPr>
+        <w:t xml:space="preserve">        </w:t>
+      </w:r>
+      <w:r>
+        <w:rPr>
+          <w:rFonts w:ascii="Consolas" w:eastAsia="Times New Roman" w:hAnsi="Consolas" w:cs="Times New Roman"/>
+          <w:color w:val="CE9178"/>
+          <w:kern w:val="0"/>
+          <w:sz w:val="13"/>
+          <w:szCs w:val="13"/>
+          <w:lang w:eastAsia="uk-UA"/>
+        </w:rPr>
+        <w:t>'APP_DIRS'</w:t>
+      </w:r>
+      <w:r>
+        <w:rPr>
+          <w:rFonts w:ascii="Consolas" w:eastAsia="Times New Roman" w:hAnsi="Consolas" w:cs="Times New Roman"/>
+          <w:color w:val="CCCCCC"/>
+          <w:kern w:val="0"/>
+          <w:sz w:val="13"/>
+          <w:szCs w:val="13"/>
+          <w:lang w:eastAsia="uk-UA"/>
+        </w:rPr>
+        <w:t xml:space="preserve">: </w:t>
+      </w:r>
+      <w:r>
+        <w:rPr>
+          <w:rFonts w:ascii="Consolas" w:eastAsia="Times New Roman" w:hAnsi="Consolas" w:cs="Times New Roman"/>
+          <w:color w:val="569CD6"/>
+          <w:kern w:val="0"/>
+          <w:sz w:val="13"/>
+          <w:szCs w:val="13"/>
+          <w:lang w:eastAsia="uk-UA"/>
+        </w:rPr>
+        <w:t>True</w:t>
+      </w:r>
+      <w:r>
+        <w:rPr>
+          <w:rFonts w:ascii="Consolas" w:eastAsia="Times New Roman" w:hAnsi="Consolas" w:cs="Times New Roman"/>
+          <w:color w:val="CCCCCC"/>
+          <w:kern w:val="0"/>
+          <w:sz w:val="13"/>
+          <w:szCs w:val="13"/>
+          <w:lang w:eastAsia="uk-UA"/>
+        </w:rPr>
+        <w:t>,</w:t>
+      </w:r>
+    </w:p>
+    <w:p>
+      <w:pPr>
+        <w:shd w:val="clear" w:color="auto" w:fill="1F1F1F"/>
+        <w:spacing w:after="0" w:line="178" w:lineRule="atLeast"/>
+        <w:rPr>
+          <w:rFonts w:ascii="Consolas" w:eastAsia="Times New Roman" w:hAnsi="Consolas" w:cs="Times New Roman"/>
+          <w:color w:val="CCCCCC"/>
+          <w:kern w:val="0"/>
+          <w:sz w:val="13"/>
+          <w:szCs w:val="13"/>
+          <w:lang w:eastAsia="uk-UA"/>
+        </w:rPr>
+      </w:pPr>
+      <w:r>
+        <w:rPr>
+          <w:rFonts w:ascii="Consolas" w:eastAsia="Times New Roman" w:hAnsi="Consolas" w:cs="Times New Roman"/>
+          <w:color w:val="CCCCCC"/>
+          <w:kern w:val="0"/>
+          <w:sz w:val="13"/>
+          <w:szCs w:val="13"/>
+          <w:lang w:eastAsia="uk-UA"/>
+        </w:rPr>
+        <w:t xml:space="preserve">        </w:t>
+      </w:r>
+      <w:r>
+        <w:rPr>
+          <w:rFonts w:ascii="Consolas" w:eastAsia="Times New Roman" w:hAnsi="Consolas" w:cs="Times New Roman"/>
+          <w:color w:val="CE9178"/>
+          <w:kern w:val="0"/>
+          <w:sz w:val="13"/>
+          <w:szCs w:val="13"/>
+          <w:lang w:eastAsia="uk-UA"/>
+        </w:rPr>
+        <w:t>'OPTIONS'</w:t>
+      </w:r>
+      <w:r>
+        <w:rPr>
+          <w:rFonts w:ascii="Consolas" w:eastAsia="Times New Roman" w:hAnsi="Consolas" w:cs="Times New Roman"/>
+          <w:color w:val="CCCCCC"/>
+          <w:kern w:val="0"/>
+          <w:sz w:val="13"/>
+          <w:szCs w:val="13"/>
+          <w:lang w:eastAsia="uk-UA"/>
+        </w:rPr>
+        <w:t>: {</w:t>
+      </w:r>
+    </w:p>
+    <w:p>
+      <w:pPr>
+        <w:shd w:val="clear" w:color="auto" w:fill="1F1F1F"/>
+        <w:spacing w:after="0" w:line="178" w:lineRule="atLeast"/>
+        <w:rPr>
+          <w:rFonts w:ascii="Consolas" w:eastAsia="Times New Roman" w:hAnsi="Consolas" w:cs="Times New Roman"/>
+          <w:color w:val="CCCCCC"/>
+          <w:kern w:val="0"/>
+          <w:sz w:val="13"/>
+          <w:szCs w:val="13"/>
+          <w:lang w:eastAsia="uk-UA"/>
+        </w:rPr>
+      </w:pPr>
+      <w:r>
+        <w:rPr>
+          <w:rFonts w:ascii="Consolas" w:eastAsia="Times New Roman" w:hAnsi="Consolas" w:cs="Times New Roman"/>
+          <w:color w:val="CCCCCC"/>
+          <w:kern w:val="0"/>
+          <w:sz w:val="13"/>
+          <w:szCs w:val="13"/>
+          <w:lang w:eastAsia="uk-UA"/>
+        </w:rPr>
+        <w:t xml:space="preserve">            </w:t>
+      </w:r>
+      <w:r>
+        <w:rPr>
+          <w:rFonts w:ascii="Consolas" w:eastAsia="Times New Roman" w:hAnsi="Consolas" w:cs="Times New Roman"/>
+          <w:color w:val="CE9178"/>
+          <w:kern w:val="0"/>
+          <w:sz w:val="13"/>
+          <w:szCs w:val="13"/>
+          <w:lang w:eastAsia="uk-UA"/>
+        </w:rPr>
+        <w:t>'context_processors'</w:t>
+      </w:r>
+      <w:r>
+        <w:rPr>
+          <w:rFonts w:ascii="Consolas" w:eastAsia="Times New Roman" w:hAnsi="Consolas" w:cs="Times New Roman"/>
+          <w:color w:val="CCCCCC"/>
+          <w:kern w:val="0"/>
+          <w:sz w:val="13"/>
+          <w:szCs w:val="13"/>
+          <w:lang w:eastAsia="uk-UA"/>
+        </w:rPr>
+        <w:t>: [</w:t>
+      </w:r>
+    </w:p>
+    <w:p>
+      <w:pPr>
+        <w:shd w:val="clear" w:color="auto" w:fill="1F1F1F"/>
+        <w:spacing w:after="0" w:line="178" w:lineRule="atLeast"/>
+        <w:rPr>
+          <w:rFonts w:ascii="Consolas" w:eastAsia="Times New Roman" w:hAnsi="Consolas" w:cs="Times New Roman"/>
+          <w:color w:val="CCCCCC"/>
+          <w:kern w:val="0"/>
+          <w:sz w:val="13"/>
+          <w:szCs w:val="13"/>
+          <w:lang w:eastAsia="uk-UA"/>
+        </w:rPr>
+      </w:pPr>
+      <w:r>
+        <w:rPr>
+          <w:rFonts w:ascii="Consolas" w:eastAsia="Times New Roman" w:hAnsi="Consolas" w:cs="Times New Roman"/>
+          <w:color w:val="CCCCCC"/>
+          <w:kern w:val="0"/>
+          <w:sz w:val="13"/>
+          <w:szCs w:val="13"/>
+          <w:lang w:eastAsia="uk-UA"/>
+        </w:rPr>
+        <w:t xml:space="preserve">                </w:t>
+      </w:r>
+      <w:r>
+        <w:rPr>
+          <w:rFonts w:ascii="Consolas" w:eastAsia="Times New Roman" w:hAnsi="Consolas" w:cs="Times New Roman"/>
+          <w:color w:val="CE9178"/>
+          <w:kern w:val="0"/>
+          <w:sz w:val="13"/>
+          <w:szCs w:val="13"/>
+          <w:lang w:eastAsia="uk-UA"/>
+        </w:rPr>
+        <w:t>'django.template.context_processors.request'</w:t>
+      </w:r>
+      <w:r>
+        <w:rPr>
+          <w:rFonts w:ascii="Consolas" w:eastAsia="Times New Roman" w:hAnsi="Consolas" w:cs="Times New Roman"/>
+          <w:color w:val="CCCCCC"/>
+          <w:kern w:val="0"/>
+          <w:sz w:val="13"/>
+          <w:szCs w:val="13"/>
+          <w:lang w:eastAsia="uk-UA"/>
+        </w:rPr>
+        <w:t>,</w:t>
+      </w:r>
+    </w:p>
+    <w:p>
+      <w:pPr>
+        <w:shd w:val="clear" w:color="auto" w:fill="1F1F1F"/>
+        <w:spacing w:after="0" w:line="178" w:lineRule="atLeast"/>
+        <w:rPr>
+          <w:rFonts w:ascii="Consolas" w:eastAsia="Times New Roman" w:hAnsi="Consolas" w:cs="Times New Roman"/>
+          <w:color w:val="CCCCCC"/>
+          <w:kern w:val="0"/>
+          <w:sz w:val="13"/>
+          <w:szCs w:val="13"/>
+          <w:lang w:eastAsia="uk-UA"/>
+        </w:rPr>
+      </w:pPr>
+      <w:r>
+        <w:rPr>
+          <w:rFonts w:ascii="Consolas" w:eastAsia="Times New Roman" w:hAnsi="Consolas" w:cs="Times New Roman"/>
+          <w:color w:val="CCCCCC"/>
+          <w:kern w:val="0"/>
+          <w:sz w:val="13"/>
+          <w:szCs w:val="13"/>
+          <w:lang w:eastAsia="uk-UA"/>
+        </w:rPr>
+        <w:t xml:space="preserve">                </w:t>
+      </w:r>
+      <w:r>
+        <w:rPr>
+          <w:rFonts w:ascii="Consolas" w:eastAsia="Times New Roman" w:hAnsi="Consolas" w:cs="Times New Roman"/>
+          <w:color w:val="CE9178"/>
+          <w:kern w:val="0"/>
+          <w:sz w:val="13"/>
+          <w:szCs w:val="13"/>
+          <w:lang w:eastAsia="uk-UA"/>
+        </w:rPr>
+        <w:t>'django.contrib.auth.context_processors.auth'</w:t>
+      </w:r>
+      <w:r>
+        <w:rPr>
+          <w:rFonts w:ascii="Consolas" w:eastAsia="Times New Roman" w:hAnsi="Consolas" w:cs="Times New Roman"/>
+          <w:color w:val="CCCCCC"/>
+          <w:kern w:val="0"/>
+          <w:sz w:val="13"/>
+          <w:szCs w:val="13"/>
+          <w:lang w:eastAsia="uk-UA"/>
+        </w:rPr>
+        <w:t>,</w:t>
+      </w:r>
+    </w:p>
+    <w:p>
+      <w:pPr>
+        <w:shd w:val="clear" w:color="auto" w:fill="1F1F1F"/>
+        <w:spacing w:after="0" w:line="178" w:lineRule="atLeast"/>
+        <w:rPr>
+          <w:rFonts w:ascii="Consolas" w:eastAsia="Times New Roman" w:hAnsi="Consolas" w:cs="Times New Roman"/>
+          <w:color w:val="CCCCCC"/>
+          <w:kern w:val="0"/>
+          <w:sz w:val="13"/>
+          <w:szCs w:val="13"/>
+          <w:lang w:eastAsia="uk-UA"/>
+        </w:rPr>
+      </w:pPr>
+      <w:r>
+        <w:rPr>
+          <w:rFonts w:ascii="Consolas" w:eastAsia="Times New Roman" w:hAnsi="Consolas" w:cs="Times New Roman"/>
+          <w:color w:val="CCCCCC"/>
+          <w:kern w:val="0"/>
+          <w:sz w:val="13"/>
+          <w:szCs w:val="13"/>
+          <w:lang w:eastAsia="uk-UA"/>
+        </w:rPr>
+        <w:t xml:space="preserve">                </w:t>
+      </w:r>
+      <w:r>
+        <w:rPr>
+          <w:rFonts w:ascii="Consolas" w:eastAsia="Times New Roman" w:hAnsi="Consolas" w:cs="Times New Roman"/>
+          <w:color w:val="CE9178"/>
+          <w:kern w:val="0"/>
+          <w:sz w:val="13"/>
+          <w:szCs w:val="13"/>
+          <w:lang w:eastAsia="uk-UA"/>
+        </w:rPr>
+        <w:t>'django.contrib.messages.context_processors.messages'</w:t>
+      </w:r>
+      <w:r>
+        <w:rPr>
+          <w:rFonts w:ascii="Consolas" w:eastAsia="Times New Roman" w:hAnsi="Consolas" w:cs="Times New Roman"/>
+          <w:color w:val="CCCCCC"/>
+          <w:kern w:val="0"/>
+          <w:sz w:val="13"/>
+          <w:szCs w:val="13"/>
+          <w:lang w:eastAsia="uk-UA"/>
+        </w:rPr>
+        <w:t>,</w:t>
+      </w:r>
+    </w:p>
+    <w:p>
+      <w:pPr>
+        <w:shd w:val="clear" w:color="auto" w:fill="1F1F1F"/>
+        <w:spacing w:after="0" w:line="178" w:lineRule="atLeast"/>
+        <w:rPr>
+          <w:rFonts w:ascii="Consolas" w:eastAsia="Times New Roman" w:hAnsi="Consolas" w:cs="Times New Roman"/>
+          <w:color w:val="CCCCCC"/>
+          <w:kern w:val="0"/>
+          <w:sz w:val="13"/>
+          <w:szCs w:val="13"/>
+          <w:lang w:eastAsia="uk-UA"/>
+        </w:rPr>
+      </w:pPr>
+      <w:r>
+        <w:rPr>
+          <w:rFonts w:ascii="Consolas" w:eastAsia="Times New Roman" w:hAnsi="Consolas" w:cs="Times New Roman"/>
+          <w:color w:val="CCCCCC"/>
+          <w:kern w:val="0"/>
+          <w:sz w:val="13"/>
+          <w:szCs w:val="13"/>
+          <w:lang w:eastAsia="uk-UA"/>
+        </w:rPr>
+        <w:t>            ],</w:t>
+      </w:r>
+    </w:p>
+    <w:p>
+      <w:pPr>
+        <w:shd w:val="clear" w:color="auto" w:fill="1F1F1F"/>
+        <w:spacing w:after="0" w:line="178" w:lineRule="atLeast"/>
+        <w:rPr>
+          <w:rFonts w:ascii="Consolas" w:eastAsia="Times New Roman" w:hAnsi="Consolas" w:cs="Times New Roman"/>
+          <w:color w:val="CCCCCC"/>
+          <w:kern w:val="0"/>
+          <w:sz w:val="13"/>
+          <w:szCs w:val="13"/>
+          <w:lang w:eastAsia="uk-UA"/>
+        </w:rPr>
+      </w:pPr>
+      <w:r>
+        <w:rPr>
+          <w:rFonts w:ascii="Consolas" w:eastAsia="Times New Roman" w:hAnsi="Consolas" w:cs="Times New Roman"/>
+          <w:color w:val="CCCCCC"/>
+          <w:kern w:val="0"/>
+          <w:sz w:val="13"/>
+          <w:szCs w:val="13"/>
+          <w:lang w:eastAsia="uk-UA"/>
+        </w:rPr>
+        <w:t>        },</w:t>
+      </w:r>
+    </w:p>
+    <w:p>
+      <w:pPr>
+        <w:shd w:val="clear" w:color="auto" w:fill="1F1F1F"/>
+        <w:spacing w:after="0" w:line="178" w:lineRule="atLeast"/>
+        <w:rPr>
+          <w:rFonts w:ascii="Consolas" w:eastAsia="Times New Roman" w:hAnsi="Consolas" w:cs="Times New Roman"/>
+          <w:color w:val="CCCCCC"/>
+          <w:kern w:val="0"/>
+          <w:sz w:val="13"/>
+          <w:szCs w:val="13"/>
+          <w:lang w:eastAsia="uk-UA"/>
+        </w:rPr>
+      </w:pPr>
+      <w:r>
+        <w:rPr>
+          <w:rFonts w:ascii="Consolas" w:eastAsia="Times New Roman" w:hAnsi="Consolas" w:cs="Times New Roman"/>
+          <w:color w:val="CCCCCC"/>
+          <w:kern w:val="0"/>
+          <w:sz w:val="13"/>
+          <w:szCs w:val="13"/>
+          <w:lang w:eastAsia="uk-UA"/>
+        </w:rPr>
+        <w:t>    },</w:t>
+      </w:r>
+    </w:p>
+    <w:p>
+      <w:pPr>
+        <w:shd w:val="clear" w:color="auto" w:fill="1F1F1F"/>
+        <w:spacing w:after="0" w:line="178" w:lineRule="atLeast"/>
+        <w:rPr>
+          <w:rFonts w:ascii="Consolas" w:eastAsia="Times New Roman" w:hAnsi="Consolas" w:cs="Times New Roman"/>
+          <w:color w:val="CCCCCC"/>
+          <w:kern w:val="0"/>
+          <w:sz w:val="13"/>
+          <w:szCs w:val="13"/>
+          <w:lang w:eastAsia="uk-UA"/>
+        </w:rPr>
+      </w:pPr>
+      <w:r>
+        <w:rPr>
+          <w:rFonts w:ascii="Consolas" w:eastAsia="Times New Roman" w:hAnsi="Consolas" w:cs="Times New Roman"/>
+          <w:color w:val="CCCCCC"/>
+          <w:kern w:val="0"/>
+          <w:sz w:val="13"/>
+          <w:szCs w:val="13"/>
+          <w:lang w:eastAsia="uk-UA"/>
+        </w:rPr>
+        <w:t>]</w:t>
+      </w:r>
+    </w:p>
+    <w:p>
+      <w:pPr>
+        <w:spacing w:after="0"/>
+        <w:rPr>
+          <w:noProof/>
+          <w:sz w:val="16"/>
+          <w:szCs w:val="16"/>
+          <w:lang w:val="en-US" w:eastAsia="uk-UA"/>
+        </w:rPr>
+      </w:pPr>
+    </w:p>
+    <w:p>
+      <w:pPr>
+        <w:spacing w:after="0"/>
+        <w:rPr>
+          <w:noProof/>
+          <w:sz w:val="16"/>
+          <w:szCs w:val="16"/>
+          <w:lang w:val="en-US" w:eastAsia="uk-UA"/>
+        </w:rPr>
+      </w:pPr>
+    </w:p>
+    <w:p>
+      <w:pPr>
+        <w:spacing w:after="0"/>
+        <w:rPr>
+          <w:noProof/>
+          <w:sz w:val="16"/>
+          <w:szCs w:val="16"/>
+          <w:lang w:val="en-US" w:eastAsia="uk-UA"/>
+        </w:rPr>
+      </w:pPr>
+      <w:r>
+        <w:rPr>
+          <w:noProof/>
+          <w:sz w:val="16"/>
+          <w:szCs w:val="16"/>
+          <w:lang w:eastAsia="uk-UA"/>
+        </w:rPr>
+        <w:t xml:space="preserve">Підключаємо </w:t>
+      </w:r>
+      <w:hyperlink r:id="rId8" w:history="1">
+        <w:r>
+          <w:rPr>
+            <w:rStyle w:val="af0"/>
+            <w:noProof/>
+            <w:sz w:val="16"/>
+            <w:szCs w:val="16"/>
+            <w:lang w:eastAsia="uk-UA"/>
+          </w:rPr>
+          <w:t>https://tailwindcss.com/</w:t>
+        </w:r>
+      </w:hyperlink>
+    </w:p>
+    <w:p>
+      <w:pPr>
+        <w:spacing w:after="0"/>
+        <w:rPr>
+          <w:noProof/>
+          <w:sz w:val="16"/>
+          <w:szCs w:val="16"/>
+          <w:lang w:val="en-US" w:eastAsia="uk-UA"/>
+        </w:rPr>
+      </w:pPr>
+    </w:p>
+    <w:p>
+      <w:pPr>
+        <w:spacing w:after="0"/>
+        <w:rPr>
+          <w:noProof/>
+          <w:sz w:val="16"/>
+          <w:szCs w:val="16"/>
+          <w:lang w:val="en-US" w:eastAsia="uk-UA"/>
+        </w:rPr>
+      </w:pPr>
+      <w:r>
+        <w:rPr>
+          <w:noProof/>
+          <w:sz w:val="16"/>
+          <w:szCs w:val="16"/>
+          <w:lang w:eastAsia="uk-UA"/>
+        </w:rPr>
+        <w:t xml:space="preserve">В </w:t>
+      </w:r>
+      <w:r>
+        <w:rPr>
+          <w:noProof/>
+          <w:sz w:val="16"/>
+          <w:szCs w:val="16"/>
+          <w:lang w:val="en-US" w:eastAsia="uk-UA"/>
+        </w:rPr>
+        <w:t xml:space="preserve">silpo </w:t>
+      </w:r>
+      <w:r>
+        <w:rPr>
+          <w:noProof/>
+          <w:sz w:val="16"/>
+          <w:szCs w:val="16"/>
+          <w:lang w:eastAsia="uk-UA"/>
+        </w:rPr>
+        <w:t xml:space="preserve">додаємо папку </w:t>
+      </w:r>
+      <w:r>
+        <w:rPr>
+          <w:noProof/>
+          <w:sz w:val="16"/>
+          <w:szCs w:val="16"/>
+          <w:lang w:val="en-US" w:eastAsia="uk-UA"/>
+        </w:rPr>
+        <w:t>templates</w:t>
+      </w:r>
+    </w:p>
+    <w:p>
+      <w:pPr>
+        <w:spacing w:after="0"/>
+        <w:rPr>
+          <w:noProof/>
+          <w:sz w:val="16"/>
+          <w:szCs w:val="16"/>
+          <w:lang w:val="en-US" w:eastAsia="uk-UA"/>
+        </w:rPr>
+      </w:pPr>
+      <w:r>
+        <w:rPr>
+          <w:noProof/>
+          <w:sz w:val="16"/>
+          <w:szCs w:val="16"/>
+          <w:lang w:val="en-US" w:eastAsia="uk-UA"/>
+        </w:rPr>
+        <w:t>home.html</w:t>
+      </w:r>
+    </w:p>
+    <w:p>
+      <w:pPr>
+        <w:spacing w:after="0"/>
+        <w:rPr>
+          <w:noProof/>
+          <w:sz w:val="16"/>
+          <w:szCs w:val="16"/>
+          <w:lang w:val="en-US" w:eastAsia="uk-UA"/>
+        </w:rPr>
+      </w:pPr>
+    </w:p>
+    <w:p>
+      <w:pPr>
+        <w:shd w:val="clear" w:color="auto" w:fill="1F1F1F"/>
+        <w:spacing w:after="0" w:line="178" w:lineRule="atLeast"/>
+        <w:rPr>
+          <w:rFonts w:ascii="Consolas" w:eastAsia="Times New Roman" w:hAnsi="Consolas" w:cs="Times New Roman"/>
+          <w:color w:val="CCCCCC"/>
+          <w:kern w:val="0"/>
+          <w:sz w:val="13"/>
+          <w:szCs w:val="13"/>
+          <w:lang w:eastAsia="uk-UA"/>
+        </w:rPr>
+      </w:pPr>
+      <w:r>
+        <w:rPr>
+          <w:rFonts w:ascii="Consolas" w:eastAsia="Times New Roman" w:hAnsi="Consolas" w:cs="Times New Roman"/>
+          <w:color w:val="CCCCCC"/>
+          <w:kern w:val="0"/>
+          <w:sz w:val="13"/>
+          <w:szCs w:val="13"/>
+          <w:lang w:eastAsia="uk-UA"/>
+        </w:rPr>
+        <w:t>{% extends 'layout.html' %}</w:t>
+      </w:r>
+    </w:p>
+    <w:p>
+      <w:pPr>
+        <w:shd w:val="clear" w:color="auto" w:fill="1F1F1F"/>
+        <w:spacing w:after="0" w:line="178" w:lineRule="atLeast"/>
+        <w:rPr>
+          <w:rFonts w:ascii="Consolas" w:eastAsia="Times New Roman" w:hAnsi="Consolas" w:cs="Times New Roman"/>
+          <w:color w:val="CCCCCC"/>
+          <w:kern w:val="0"/>
+          <w:sz w:val="13"/>
+          <w:szCs w:val="13"/>
+          <w:lang w:eastAsia="uk-UA"/>
+        </w:rPr>
+      </w:pPr>
+    </w:p>
+    <w:p>
+      <w:pPr>
+        <w:shd w:val="clear" w:color="auto" w:fill="1F1F1F"/>
+        <w:spacing w:after="0" w:line="178" w:lineRule="atLeast"/>
+        <w:rPr>
+          <w:rFonts w:ascii="Consolas" w:eastAsia="Times New Roman" w:hAnsi="Consolas" w:cs="Times New Roman"/>
+          <w:color w:val="CCCCCC"/>
+          <w:kern w:val="0"/>
+          <w:sz w:val="13"/>
+          <w:szCs w:val="13"/>
+          <w:lang w:eastAsia="uk-UA"/>
+        </w:rPr>
+      </w:pPr>
+      <w:r>
+        <w:rPr>
+          <w:rFonts w:ascii="Consolas" w:eastAsia="Times New Roman" w:hAnsi="Consolas" w:cs="Times New Roman"/>
+          <w:color w:val="CCCCCC"/>
+          <w:kern w:val="0"/>
+          <w:sz w:val="13"/>
+          <w:szCs w:val="13"/>
+          <w:lang w:eastAsia="uk-UA"/>
+        </w:rPr>
+        <w:t>{% block content %}</w:t>
+      </w:r>
+    </w:p>
+    <w:p>
+      <w:pPr>
+        <w:shd w:val="clear" w:color="auto" w:fill="1F1F1F"/>
+        <w:spacing w:after="0" w:line="178" w:lineRule="atLeast"/>
+        <w:rPr>
+          <w:rFonts w:ascii="Consolas" w:eastAsia="Times New Roman" w:hAnsi="Consolas" w:cs="Times New Roman"/>
+          <w:color w:val="CCCCCC"/>
+          <w:kern w:val="0"/>
+          <w:sz w:val="13"/>
+          <w:szCs w:val="13"/>
+          <w:lang w:eastAsia="uk-UA"/>
+        </w:rPr>
+      </w:pPr>
+      <w:r>
+        <w:rPr>
+          <w:rFonts w:ascii="Consolas" w:eastAsia="Times New Roman" w:hAnsi="Consolas" w:cs="Times New Roman"/>
+          <w:color w:val="CCCCCC"/>
+          <w:kern w:val="0"/>
+          <w:sz w:val="13"/>
+          <w:szCs w:val="13"/>
+          <w:lang w:eastAsia="uk-UA"/>
+        </w:rPr>
+        <w:t xml:space="preserve">    </w:t>
+      </w:r>
+      <w:r>
+        <w:rPr>
+          <w:rFonts w:ascii="Consolas" w:eastAsia="Times New Roman" w:hAnsi="Consolas" w:cs="Times New Roman"/>
+          <w:color w:val="808080"/>
+          <w:kern w:val="0"/>
+          <w:sz w:val="13"/>
+          <w:szCs w:val="13"/>
+          <w:lang w:eastAsia="uk-UA"/>
+        </w:rPr>
+        <w:t>&lt;</w:t>
+      </w:r>
+      <w:r>
+        <w:rPr>
+          <w:rFonts w:ascii="Consolas" w:eastAsia="Times New Roman" w:hAnsi="Consolas" w:cs="Times New Roman"/>
+          <w:color w:val="569CD6"/>
+          <w:kern w:val="0"/>
+          <w:sz w:val="13"/>
+          <w:szCs w:val="13"/>
+          <w:lang w:eastAsia="uk-UA"/>
+        </w:rPr>
+        <w:t>h1</w:t>
+      </w:r>
+      <w:r>
+        <w:rPr>
+          <w:rFonts w:ascii="Consolas" w:eastAsia="Times New Roman" w:hAnsi="Consolas" w:cs="Times New Roman"/>
+          <w:color w:val="CCCCCC"/>
+          <w:kern w:val="0"/>
+          <w:sz w:val="13"/>
+          <w:szCs w:val="13"/>
+          <w:lang w:eastAsia="uk-UA"/>
+        </w:rPr>
+        <w:t xml:space="preserve"> </w:t>
+      </w:r>
+      <w:r>
+        <w:rPr>
+          <w:rFonts w:ascii="Consolas" w:eastAsia="Times New Roman" w:hAnsi="Consolas" w:cs="Times New Roman"/>
+          <w:color w:val="9CDCFE"/>
+          <w:kern w:val="0"/>
+          <w:sz w:val="13"/>
+          <w:szCs w:val="13"/>
+          <w:lang w:eastAsia="uk-UA"/>
+        </w:rPr>
+        <w:t>class</w:t>
+      </w:r>
+      <w:r>
+        <w:rPr>
+          <w:rFonts w:ascii="Consolas" w:eastAsia="Times New Roman" w:hAnsi="Consolas" w:cs="Times New Roman"/>
+          <w:color w:val="CCCCCC"/>
+          <w:kern w:val="0"/>
+          <w:sz w:val="13"/>
+          <w:szCs w:val="13"/>
+          <w:lang w:eastAsia="uk-UA"/>
+        </w:rPr>
+        <w:t>=</w:t>
+      </w:r>
+      <w:r>
+        <w:rPr>
+          <w:rFonts w:ascii="Consolas" w:eastAsia="Times New Roman" w:hAnsi="Consolas" w:cs="Times New Roman"/>
+          <w:color w:val="CE9178"/>
+          <w:kern w:val="0"/>
+          <w:sz w:val="13"/>
+          <w:szCs w:val="13"/>
+          <w:lang w:eastAsia="uk-UA"/>
+        </w:rPr>
+        <w:t>"text-3xl text-center font-bold"</w:t>
+      </w:r>
+      <w:r>
+        <w:rPr>
+          <w:rFonts w:ascii="Consolas" w:eastAsia="Times New Roman" w:hAnsi="Consolas" w:cs="Times New Roman"/>
+          <w:color w:val="808080"/>
+          <w:kern w:val="0"/>
+          <w:sz w:val="13"/>
+          <w:szCs w:val="13"/>
+          <w:lang w:eastAsia="uk-UA"/>
+        </w:rPr>
+        <w:t>&gt;</w:t>
+      </w:r>
+      <w:r>
+        <w:rPr>
+          <w:rFonts w:ascii="Consolas" w:eastAsia="Times New Roman" w:hAnsi="Consolas" w:cs="Times New Roman"/>
+          <w:color w:val="CCCCCC"/>
+          <w:kern w:val="0"/>
+          <w:sz w:val="13"/>
+          <w:szCs w:val="13"/>
+          <w:lang w:eastAsia="uk-UA"/>
+        </w:rPr>
+        <w:t>Django - це круто :)</w:t>
+      </w:r>
+      <w:r>
+        <w:rPr>
+          <w:rFonts w:ascii="Consolas" w:eastAsia="Times New Roman" w:hAnsi="Consolas" w:cs="Times New Roman"/>
+          <w:color w:val="808080"/>
+          <w:kern w:val="0"/>
+          <w:sz w:val="13"/>
+          <w:szCs w:val="13"/>
+          <w:lang w:eastAsia="uk-UA"/>
+        </w:rPr>
+        <w:t>&lt;/</w:t>
+      </w:r>
+      <w:r>
+        <w:rPr>
+          <w:rFonts w:ascii="Consolas" w:eastAsia="Times New Roman" w:hAnsi="Consolas" w:cs="Times New Roman"/>
+          <w:color w:val="569CD6"/>
+          <w:kern w:val="0"/>
+          <w:sz w:val="13"/>
+          <w:szCs w:val="13"/>
+          <w:lang w:eastAsia="uk-UA"/>
+        </w:rPr>
+        <w:t>h1</w:t>
+      </w:r>
+      <w:r>
+        <w:rPr>
+          <w:rFonts w:ascii="Consolas" w:eastAsia="Times New Roman" w:hAnsi="Consolas" w:cs="Times New Roman"/>
+          <w:color w:val="808080"/>
+          <w:kern w:val="0"/>
+          <w:sz w:val="13"/>
+          <w:szCs w:val="13"/>
+          <w:lang w:eastAsia="uk-UA"/>
+        </w:rPr>
+        <w:t>&gt;</w:t>
+      </w:r>
+    </w:p>
+    <w:p>
+      <w:pPr>
+        <w:shd w:val="clear" w:color="auto" w:fill="1F1F1F"/>
+        <w:spacing w:after="0" w:line="178" w:lineRule="atLeast"/>
+        <w:rPr>
+          <w:rFonts w:ascii="Consolas" w:eastAsia="Times New Roman" w:hAnsi="Consolas" w:cs="Times New Roman"/>
+          <w:color w:val="CCCCCC"/>
+          <w:kern w:val="0"/>
+          <w:sz w:val="13"/>
+          <w:szCs w:val="13"/>
+          <w:lang w:eastAsia="uk-UA"/>
+        </w:rPr>
+      </w:pPr>
+      <w:r>
+        <w:rPr>
+          <w:rFonts w:ascii="Consolas" w:eastAsia="Times New Roman" w:hAnsi="Consolas" w:cs="Times New Roman"/>
+          <w:color w:val="CCCCCC"/>
+          <w:kern w:val="0"/>
+          <w:sz w:val="13"/>
+          <w:szCs w:val="13"/>
+          <w:lang w:eastAsia="uk-UA"/>
+        </w:rPr>
+        <w:t>{% endblock %}</w:t>
+      </w:r>
+    </w:p>
+    <w:p>
+      <w:pPr>
+        <w:spacing w:after="0"/>
+        <w:rPr>
+          <w:noProof/>
+          <w:sz w:val="16"/>
+          <w:szCs w:val="16"/>
+          <w:lang w:val="en-US" w:eastAsia="uk-UA"/>
+        </w:rPr>
+      </w:pPr>
+    </w:p>
+    <w:p>
+      <w:pPr>
+        <w:spacing w:after="0"/>
+        <w:rPr>
+          <w:noProof/>
+          <w:sz w:val="16"/>
+          <w:szCs w:val="16"/>
+          <w:lang w:val="en-US" w:eastAsia="uk-UA"/>
+        </w:rPr>
+      </w:pPr>
+      <w:r>
+        <w:rPr>
+          <w:noProof/>
+          <w:sz w:val="16"/>
+          <w:szCs w:val="16"/>
+          <w:lang w:val="en-US" w:eastAsia="uk-UA"/>
+        </w:rPr>
+        <w:t>I layout.html</w:t>
+      </w:r>
+    </w:p>
+    <w:p>
+      <w:pPr>
+        <w:spacing w:after="0"/>
+        <w:rPr>
+          <w:noProof/>
+          <w:sz w:val="16"/>
+          <w:szCs w:val="16"/>
+          <w:lang w:val="en-US" w:eastAsia="uk-UA"/>
+        </w:rPr>
+      </w:pPr>
+    </w:p>
+    <w:p>
+      <w:pPr>
+        <w:shd w:val="clear" w:color="auto" w:fill="1F1F1F"/>
+        <w:spacing w:after="0" w:line="178" w:lineRule="atLeast"/>
+        <w:rPr>
+          <w:rFonts w:ascii="Consolas" w:eastAsia="Times New Roman" w:hAnsi="Consolas" w:cs="Times New Roman"/>
+          <w:color w:val="CCCCCC"/>
+          <w:kern w:val="0"/>
+          <w:sz w:val="13"/>
+          <w:szCs w:val="13"/>
+          <w:lang w:eastAsia="uk-UA"/>
+        </w:rPr>
+      </w:pPr>
+      <w:r>
+        <w:rPr>
+          <w:rFonts w:ascii="Consolas" w:eastAsia="Times New Roman" w:hAnsi="Consolas" w:cs="Times New Roman"/>
+          <w:color w:val="808080"/>
+          <w:kern w:val="0"/>
+          <w:sz w:val="13"/>
+          <w:szCs w:val="13"/>
+          <w:lang w:eastAsia="uk-UA"/>
+        </w:rPr>
+        <w:t>&lt;!</w:t>
+      </w:r>
+      <w:r>
+        <w:rPr>
+          <w:rFonts w:ascii="Consolas" w:eastAsia="Times New Roman" w:hAnsi="Consolas" w:cs="Times New Roman"/>
+          <w:color w:val="569CD6"/>
+          <w:kern w:val="0"/>
+          <w:sz w:val="13"/>
+          <w:szCs w:val="13"/>
+          <w:lang w:eastAsia="uk-UA"/>
+        </w:rPr>
+        <w:t>DOCTYPE</w:t>
+      </w:r>
+      <w:r>
+        <w:rPr>
+          <w:rFonts w:ascii="Consolas" w:eastAsia="Times New Roman" w:hAnsi="Consolas" w:cs="Times New Roman"/>
+          <w:color w:val="CCCCCC"/>
+          <w:kern w:val="0"/>
+          <w:sz w:val="13"/>
+          <w:szCs w:val="13"/>
+          <w:lang w:eastAsia="uk-UA"/>
+        </w:rPr>
+        <w:t xml:space="preserve"> </w:t>
+      </w:r>
+      <w:r>
+        <w:rPr>
+          <w:rFonts w:ascii="Consolas" w:eastAsia="Times New Roman" w:hAnsi="Consolas" w:cs="Times New Roman"/>
+          <w:color w:val="9CDCFE"/>
+          <w:kern w:val="0"/>
+          <w:sz w:val="13"/>
+          <w:szCs w:val="13"/>
+          <w:lang w:eastAsia="uk-UA"/>
+        </w:rPr>
+        <w:t>html</w:t>
+      </w:r>
+      <w:r>
+        <w:rPr>
+          <w:rFonts w:ascii="Consolas" w:eastAsia="Times New Roman" w:hAnsi="Consolas" w:cs="Times New Roman"/>
+          <w:color w:val="808080"/>
+          <w:kern w:val="0"/>
+          <w:sz w:val="13"/>
+          <w:szCs w:val="13"/>
+          <w:lang w:eastAsia="uk-UA"/>
+        </w:rPr>
+        <w:t>&gt;</w:t>
+      </w:r>
+    </w:p>
+    <w:p>
+      <w:pPr>
+        <w:shd w:val="clear" w:color="auto" w:fill="1F1F1F"/>
+        <w:spacing w:after="0" w:line="178" w:lineRule="atLeast"/>
+        <w:rPr>
+          <w:rFonts w:ascii="Consolas" w:eastAsia="Times New Roman" w:hAnsi="Consolas" w:cs="Times New Roman"/>
+          <w:color w:val="CCCCCC"/>
+          <w:kern w:val="0"/>
+          <w:sz w:val="13"/>
+          <w:szCs w:val="13"/>
+          <w:lang w:eastAsia="uk-UA"/>
+        </w:rPr>
+      </w:pPr>
+      <w:r>
+        <w:rPr>
+          <w:rFonts w:ascii="Consolas" w:eastAsia="Times New Roman" w:hAnsi="Consolas" w:cs="Times New Roman"/>
+          <w:color w:val="808080"/>
+          <w:kern w:val="0"/>
+          <w:sz w:val="13"/>
+          <w:szCs w:val="13"/>
+          <w:lang w:eastAsia="uk-UA"/>
+        </w:rPr>
+        <w:t>&lt;</w:t>
+      </w:r>
+      <w:r>
+        <w:rPr>
+          <w:rFonts w:ascii="Consolas" w:eastAsia="Times New Roman" w:hAnsi="Consolas" w:cs="Times New Roman"/>
+          <w:color w:val="569CD6"/>
+          <w:kern w:val="0"/>
+          <w:sz w:val="13"/>
+          <w:szCs w:val="13"/>
+          <w:lang w:eastAsia="uk-UA"/>
+        </w:rPr>
+        <w:t>html</w:t>
+      </w:r>
+      <w:r>
+        <w:rPr>
+          <w:rFonts w:ascii="Consolas" w:eastAsia="Times New Roman" w:hAnsi="Consolas" w:cs="Times New Roman"/>
+          <w:color w:val="CCCCCC"/>
+          <w:kern w:val="0"/>
+          <w:sz w:val="13"/>
+          <w:szCs w:val="13"/>
+          <w:lang w:eastAsia="uk-UA"/>
+        </w:rPr>
+        <w:t xml:space="preserve"> </w:t>
+      </w:r>
+      <w:r>
+        <w:rPr>
+          <w:rFonts w:ascii="Consolas" w:eastAsia="Times New Roman" w:hAnsi="Consolas" w:cs="Times New Roman"/>
+          <w:color w:val="9CDCFE"/>
+          <w:kern w:val="0"/>
+          <w:sz w:val="13"/>
+          <w:szCs w:val="13"/>
+          <w:lang w:eastAsia="uk-UA"/>
+        </w:rPr>
+        <w:t>lang</w:t>
+      </w:r>
+      <w:r>
+        <w:rPr>
+          <w:rFonts w:ascii="Consolas" w:eastAsia="Times New Roman" w:hAnsi="Consolas" w:cs="Times New Roman"/>
+          <w:color w:val="CCCCCC"/>
+          <w:kern w:val="0"/>
+          <w:sz w:val="13"/>
+          <w:szCs w:val="13"/>
+          <w:lang w:eastAsia="uk-UA"/>
+        </w:rPr>
+        <w:t>=</w:t>
+      </w:r>
+      <w:r>
+        <w:rPr>
+          <w:rFonts w:ascii="Consolas" w:eastAsia="Times New Roman" w:hAnsi="Consolas" w:cs="Times New Roman"/>
+          <w:color w:val="CE9178"/>
+          <w:kern w:val="0"/>
+          <w:sz w:val="13"/>
+          <w:szCs w:val="13"/>
+          <w:lang w:eastAsia="uk-UA"/>
+        </w:rPr>
+        <w:t>"en"</w:t>
+      </w:r>
+      <w:r>
+        <w:rPr>
+          <w:rFonts w:ascii="Consolas" w:eastAsia="Times New Roman" w:hAnsi="Consolas" w:cs="Times New Roman"/>
+          <w:color w:val="808080"/>
+          <w:kern w:val="0"/>
+          <w:sz w:val="13"/>
+          <w:szCs w:val="13"/>
+          <w:lang w:eastAsia="uk-UA"/>
+        </w:rPr>
+        <w:t>&gt;</w:t>
+      </w:r>
+    </w:p>
+    <w:p>
+      <w:pPr>
+        <w:shd w:val="clear" w:color="auto" w:fill="1F1F1F"/>
+        <w:spacing w:after="0" w:line="178" w:lineRule="atLeast"/>
+        <w:rPr>
+          <w:rFonts w:ascii="Consolas" w:eastAsia="Times New Roman" w:hAnsi="Consolas" w:cs="Times New Roman"/>
+          <w:color w:val="CCCCCC"/>
+          <w:kern w:val="0"/>
+          <w:sz w:val="13"/>
+          <w:szCs w:val="13"/>
+          <w:lang w:eastAsia="uk-UA"/>
+        </w:rPr>
+      </w:pPr>
+      <w:r>
+        <w:rPr>
+          <w:rFonts w:ascii="Consolas" w:eastAsia="Times New Roman" w:hAnsi="Consolas" w:cs="Times New Roman"/>
+          <w:color w:val="808080"/>
+          <w:kern w:val="0"/>
+          <w:sz w:val="13"/>
+          <w:szCs w:val="13"/>
+          <w:lang w:eastAsia="uk-UA"/>
+        </w:rPr>
+        <w:t>&lt;</w:t>
+      </w:r>
+      <w:r>
+        <w:rPr>
+          <w:rFonts w:ascii="Consolas" w:eastAsia="Times New Roman" w:hAnsi="Consolas" w:cs="Times New Roman"/>
+          <w:color w:val="569CD6"/>
+          <w:kern w:val="0"/>
+          <w:sz w:val="13"/>
+          <w:szCs w:val="13"/>
+          <w:lang w:eastAsia="uk-UA"/>
+        </w:rPr>
+        <w:t>head</w:t>
+      </w:r>
+      <w:r>
+        <w:rPr>
+          <w:rFonts w:ascii="Consolas" w:eastAsia="Times New Roman" w:hAnsi="Consolas" w:cs="Times New Roman"/>
+          <w:color w:val="808080"/>
+          <w:kern w:val="0"/>
+          <w:sz w:val="13"/>
+          <w:szCs w:val="13"/>
+          <w:lang w:eastAsia="uk-UA"/>
+        </w:rPr>
+        <w:t>&gt;</w:t>
+      </w:r>
+    </w:p>
+    <w:p>
+      <w:pPr>
+        <w:shd w:val="clear" w:color="auto" w:fill="1F1F1F"/>
+        <w:spacing w:after="0" w:line="178" w:lineRule="atLeast"/>
+        <w:rPr>
+          <w:rFonts w:ascii="Consolas" w:eastAsia="Times New Roman" w:hAnsi="Consolas" w:cs="Times New Roman"/>
+          <w:color w:val="CCCCCC"/>
+          <w:kern w:val="0"/>
+          <w:sz w:val="13"/>
+          <w:szCs w:val="13"/>
+          <w:lang w:eastAsia="uk-UA"/>
+        </w:rPr>
+      </w:pPr>
+      <w:r>
+        <w:rPr>
+          <w:rFonts w:ascii="Consolas" w:eastAsia="Times New Roman" w:hAnsi="Consolas" w:cs="Times New Roman"/>
+          <w:color w:val="CCCCCC"/>
+          <w:kern w:val="0"/>
+          <w:sz w:val="13"/>
+          <w:szCs w:val="13"/>
+          <w:lang w:eastAsia="uk-UA"/>
+        </w:rPr>
+        <w:t xml:space="preserve">    </w:t>
+      </w:r>
+      <w:r>
+        <w:rPr>
+          <w:rFonts w:ascii="Consolas" w:eastAsia="Times New Roman" w:hAnsi="Consolas" w:cs="Times New Roman"/>
+          <w:color w:val="808080"/>
+          <w:kern w:val="0"/>
+          <w:sz w:val="13"/>
+          <w:szCs w:val="13"/>
+          <w:lang w:eastAsia="uk-UA"/>
+        </w:rPr>
+        <w:t>&lt;</w:t>
+      </w:r>
+      <w:r>
+        <w:rPr>
+          <w:rFonts w:ascii="Consolas" w:eastAsia="Times New Roman" w:hAnsi="Consolas" w:cs="Times New Roman"/>
+          <w:color w:val="569CD6"/>
+          <w:kern w:val="0"/>
+          <w:sz w:val="13"/>
+          <w:szCs w:val="13"/>
+          <w:lang w:eastAsia="uk-UA"/>
+        </w:rPr>
+        <w:t>meta</w:t>
+      </w:r>
+      <w:r>
+        <w:rPr>
+          <w:rFonts w:ascii="Consolas" w:eastAsia="Times New Roman" w:hAnsi="Consolas" w:cs="Times New Roman"/>
+          <w:color w:val="CCCCCC"/>
+          <w:kern w:val="0"/>
+          <w:sz w:val="13"/>
+          <w:szCs w:val="13"/>
+          <w:lang w:eastAsia="uk-UA"/>
+        </w:rPr>
+        <w:t xml:space="preserve"> </w:t>
+      </w:r>
+      <w:r>
+        <w:rPr>
+          <w:rFonts w:ascii="Consolas" w:eastAsia="Times New Roman" w:hAnsi="Consolas" w:cs="Times New Roman"/>
+          <w:color w:val="9CDCFE"/>
+          <w:kern w:val="0"/>
+          <w:sz w:val="13"/>
+          <w:szCs w:val="13"/>
+          <w:lang w:eastAsia="uk-UA"/>
+        </w:rPr>
+        <w:t>name</w:t>
+      </w:r>
+      <w:r>
+        <w:rPr>
+          <w:rFonts w:ascii="Consolas" w:eastAsia="Times New Roman" w:hAnsi="Consolas" w:cs="Times New Roman"/>
+          <w:color w:val="CCCCCC"/>
+          <w:kern w:val="0"/>
+          <w:sz w:val="13"/>
+          <w:szCs w:val="13"/>
+          <w:lang w:eastAsia="uk-UA"/>
+        </w:rPr>
+        <w:t>=</w:t>
+      </w:r>
+      <w:r>
+        <w:rPr>
+          <w:rFonts w:ascii="Consolas" w:eastAsia="Times New Roman" w:hAnsi="Consolas" w:cs="Times New Roman"/>
+          <w:color w:val="CE9178"/>
+          <w:kern w:val="0"/>
+          <w:sz w:val="13"/>
+          <w:szCs w:val="13"/>
+          <w:lang w:eastAsia="uk-UA"/>
+        </w:rPr>
+        <w:t>"viewport"</w:t>
+      </w:r>
+      <w:r>
+        <w:rPr>
+          <w:rFonts w:ascii="Consolas" w:eastAsia="Times New Roman" w:hAnsi="Consolas" w:cs="Times New Roman"/>
+          <w:color w:val="CCCCCC"/>
+          <w:kern w:val="0"/>
+          <w:sz w:val="13"/>
+          <w:szCs w:val="13"/>
+          <w:lang w:eastAsia="uk-UA"/>
+        </w:rPr>
+        <w:t xml:space="preserve"> </w:t>
+      </w:r>
+      <w:r>
+        <w:rPr>
+          <w:rFonts w:ascii="Consolas" w:eastAsia="Times New Roman" w:hAnsi="Consolas" w:cs="Times New Roman"/>
+          <w:color w:val="9CDCFE"/>
+          <w:kern w:val="0"/>
+          <w:sz w:val="13"/>
+          <w:szCs w:val="13"/>
+          <w:lang w:eastAsia="uk-UA"/>
+        </w:rPr>
+        <w:t>content</w:t>
+      </w:r>
+      <w:r>
+        <w:rPr>
+          <w:rFonts w:ascii="Consolas" w:eastAsia="Times New Roman" w:hAnsi="Consolas" w:cs="Times New Roman"/>
+          <w:color w:val="CCCCCC"/>
+          <w:kern w:val="0"/>
+          <w:sz w:val="13"/>
+          <w:szCs w:val="13"/>
+          <w:lang w:eastAsia="uk-UA"/>
+        </w:rPr>
+        <w:t>=</w:t>
+      </w:r>
+      <w:r>
+        <w:rPr>
+          <w:rFonts w:ascii="Consolas" w:eastAsia="Times New Roman" w:hAnsi="Consolas" w:cs="Times New Roman"/>
+          <w:color w:val="CE9178"/>
+          <w:kern w:val="0"/>
+          <w:sz w:val="13"/>
+          <w:szCs w:val="13"/>
+          <w:lang w:eastAsia="uk-UA"/>
+        </w:rPr>
+        <w:t>"width=device-width, initial-scale=1.0"</w:t>
+      </w:r>
+      <w:r>
+        <w:rPr>
+          <w:rFonts w:ascii="Consolas" w:eastAsia="Times New Roman" w:hAnsi="Consolas" w:cs="Times New Roman"/>
+          <w:color w:val="CCCCCC"/>
+          <w:kern w:val="0"/>
+          <w:sz w:val="13"/>
+          <w:szCs w:val="13"/>
+          <w:lang w:eastAsia="uk-UA"/>
+        </w:rPr>
+        <w:t xml:space="preserve"> </w:t>
+      </w:r>
+      <w:r>
+        <w:rPr>
+          <w:rFonts w:ascii="Consolas" w:eastAsia="Times New Roman" w:hAnsi="Consolas" w:cs="Times New Roman"/>
+          <w:color w:val="808080"/>
+          <w:kern w:val="0"/>
+          <w:sz w:val="13"/>
+          <w:szCs w:val="13"/>
+          <w:lang w:eastAsia="uk-UA"/>
+        </w:rPr>
+        <w:t>/&gt;</w:t>
+      </w:r>
+    </w:p>
+    <w:p>
+      <w:pPr>
+        <w:shd w:val="clear" w:color="auto" w:fill="1F1F1F"/>
+        <w:spacing w:after="0" w:line="178" w:lineRule="atLeast"/>
+        <w:rPr>
+          <w:rFonts w:ascii="Consolas" w:eastAsia="Times New Roman" w:hAnsi="Consolas" w:cs="Times New Roman"/>
+          <w:color w:val="CCCCCC"/>
+          <w:kern w:val="0"/>
+          <w:sz w:val="13"/>
+          <w:szCs w:val="13"/>
+          <w:lang w:eastAsia="uk-UA"/>
+        </w:rPr>
+      </w:pPr>
+      <w:r>
+        <w:rPr>
+          <w:rFonts w:ascii="Consolas" w:eastAsia="Times New Roman" w:hAnsi="Consolas" w:cs="Times New Roman"/>
+          <w:color w:val="CCCCCC"/>
+          <w:kern w:val="0"/>
+          <w:sz w:val="13"/>
+          <w:szCs w:val="13"/>
+          <w:lang w:eastAsia="uk-UA"/>
+        </w:rPr>
+        <w:t xml:space="preserve">    </w:t>
+      </w:r>
+      <w:r>
+        <w:rPr>
+          <w:rFonts w:ascii="Consolas" w:eastAsia="Times New Roman" w:hAnsi="Consolas" w:cs="Times New Roman"/>
+          <w:color w:val="808080"/>
+          <w:kern w:val="0"/>
+          <w:sz w:val="13"/>
+          <w:szCs w:val="13"/>
+          <w:lang w:eastAsia="uk-UA"/>
+        </w:rPr>
+        <w:t>&lt;</w:t>
+      </w:r>
+      <w:r>
+        <w:rPr>
+          <w:rFonts w:ascii="Consolas" w:eastAsia="Times New Roman" w:hAnsi="Consolas" w:cs="Times New Roman"/>
+          <w:color w:val="569CD6"/>
+          <w:kern w:val="0"/>
+          <w:sz w:val="13"/>
+          <w:szCs w:val="13"/>
+          <w:lang w:eastAsia="uk-UA"/>
+        </w:rPr>
+        <w:t>script</w:t>
+      </w:r>
+      <w:r>
+        <w:rPr>
+          <w:rFonts w:ascii="Consolas" w:eastAsia="Times New Roman" w:hAnsi="Consolas" w:cs="Times New Roman"/>
+          <w:color w:val="D4D4D4"/>
+          <w:kern w:val="0"/>
+          <w:sz w:val="13"/>
+          <w:szCs w:val="13"/>
+          <w:lang w:eastAsia="uk-UA"/>
+        </w:rPr>
+        <w:t xml:space="preserve"> </w:t>
+      </w:r>
+      <w:r>
+        <w:rPr>
+          <w:rFonts w:ascii="Consolas" w:eastAsia="Times New Roman" w:hAnsi="Consolas" w:cs="Times New Roman"/>
+          <w:color w:val="9CDCFE"/>
+          <w:kern w:val="0"/>
+          <w:sz w:val="13"/>
+          <w:szCs w:val="13"/>
+          <w:lang w:eastAsia="uk-UA"/>
+        </w:rPr>
+        <w:t>src</w:t>
+      </w:r>
+      <w:r>
+        <w:rPr>
+          <w:rFonts w:ascii="Consolas" w:eastAsia="Times New Roman" w:hAnsi="Consolas" w:cs="Times New Roman"/>
+          <w:color w:val="D4D4D4"/>
+          <w:kern w:val="0"/>
+          <w:sz w:val="13"/>
+          <w:szCs w:val="13"/>
+          <w:lang w:eastAsia="uk-UA"/>
+        </w:rPr>
+        <w:t>=</w:t>
+      </w:r>
+      <w:r>
+        <w:rPr>
+          <w:rFonts w:ascii="Consolas" w:eastAsia="Times New Roman" w:hAnsi="Consolas" w:cs="Times New Roman"/>
+          <w:color w:val="CE9178"/>
+          <w:kern w:val="0"/>
+          <w:sz w:val="13"/>
+          <w:szCs w:val="13"/>
+          <w:lang w:eastAsia="uk-UA"/>
+        </w:rPr>
+        <w:t>"https://cdn.jsdelivr.net/npm/@tailwindcss/browser@4"</w:t>
+      </w:r>
+      <w:r>
+        <w:rPr>
+          <w:rFonts w:ascii="Consolas" w:eastAsia="Times New Roman" w:hAnsi="Consolas" w:cs="Times New Roman"/>
+          <w:color w:val="808080"/>
+          <w:kern w:val="0"/>
+          <w:sz w:val="13"/>
+          <w:szCs w:val="13"/>
+          <w:lang w:eastAsia="uk-UA"/>
+        </w:rPr>
+        <w:t>&gt;&lt;/</w:t>
+      </w:r>
+      <w:r>
+        <w:rPr>
+          <w:rFonts w:ascii="Consolas" w:eastAsia="Times New Roman" w:hAnsi="Consolas" w:cs="Times New Roman"/>
+          <w:color w:val="569CD6"/>
+          <w:kern w:val="0"/>
+          <w:sz w:val="13"/>
+          <w:szCs w:val="13"/>
+          <w:lang w:eastAsia="uk-UA"/>
+        </w:rPr>
+        <w:t>script</w:t>
+      </w:r>
+      <w:r>
+        <w:rPr>
+          <w:rFonts w:ascii="Consolas" w:eastAsia="Times New Roman" w:hAnsi="Consolas" w:cs="Times New Roman"/>
+          <w:color w:val="808080"/>
+          <w:kern w:val="0"/>
+          <w:sz w:val="13"/>
+          <w:szCs w:val="13"/>
+          <w:lang w:eastAsia="uk-UA"/>
+        </w:rPr>
+        <w:t>&gt;</w:t>
+      </w:r>
+    </w:p>
+    <w:p>
+      <w:pPr>
+        <w:shd w:val="clear" w:color="auto" w:fill="1F1F1F"/>
+        <w:spacing w:after="0" w:line="178" w:lineRule="atLeast"/>
+        <w:rPr>
+          <w:rFonts w:ascii="Consolas" w:eastAsia="Times New Roman" w:hAnsi="Consolas" w:cs="Times New Roman"/>
+          <w:color w:val="CCCCCC"/>
+          <w:kern w:val="0"/>
+          <w:sz w:val="13"/>
+          <w:szCs w:val="13"/>
+          <w:lang w:eastAsia="uk-UA"/>
+        </w:rPr>
+      </w:pPr>
+      <w:r>
+        <w:rPr>
+          <w:rFonts w:ascii="Consolas" w:eastAsia="Times New Roman" w:hAnsi="Consolas" w:cs="Times New Roman"/>
+          <w:color w:val="808080"/>
+          <w:kern w:val="0"/>
+          <w:sz w:val="13"/>
+          <w:szCs w:val="13"/>
+          <w:lang w:eastAsia="uk-UA"/>
+        </w:rPr>
+        <w:t>&lt;/</w:t>
+      </w:r>
+      <w:r>
+        <w:rPr>
+          <w:rFonts w:ascii="Consolas" w:eastAsia="Times New Roman" w:hAnsi="Consolas" w:cs="Times New Roman"/>
+          <w:color w:val="569CD6"/>
+          <w:kern w:val="0"/>
+          <w:sz w:val="13"/>
+          <w:szCs w:val="13"/>
+          <w:lang w:eastAsia="uk-UA"/>
+        </w:rPr>
+        <w:t>head</w:t>
+      </w:r>
+      <w:r>
+        <w:rPr>
+          <w:rFonts w:ascii="Consolas" w:eastAsia="Times New Roman" w:hAnsi="Consolas" w:cs="Times New Roman"/>
+          <w:color w:val="808080"/>
+          <w:kern w:val="0"/>
+          <w:sz w:val="13"/>
+          <w:szCs w:val="13"/>
+          <w:lang w:eastAsia="uk-UA"/>
+        </w:rPr>
+        <w:t>&gt;</w:t>
+      </w:r>
+    </w:p>
+    <w:p>
+      <w:pPr>
+        <w:shd w:val="clear" w:color="auto" w:fill="1F1F1F"/>
+        <w:spacing w:after="0" w:line="178" w:lineRule="atLeast"/>
+        <w:rPr>
+          <w:rFonts w:ascii="Consolas" w:eastAsia="Times New Roman" w:hAnsi="Consolas" w:cs="Times New Roman"/>
+          <w:color w:val="CCCCCC"/>
+          <w:kern w:val="0"/>
+          <w:sz w:val="13"/>
+          <w:szCs w:val="13"/>
+          <w:lang w:eastAsia="uk-UA"/>
+        </w:rPr>
+      </w:pPr>
+      <w:r>
+        <w:rPr>
+          <w:rFonts w:ascii="Consolas" w:eastAsia="Times New Roman" w:hAnsi="Consolas" w:cs="Times New Roman"/>
+          <w:color w:val="808080"/>
+          <w:kern w:val="0"/>
+          <w:sz w:val="13"/>
+          <w:szCs w:val="13"/>
+          <w:lang w:eastAsia="uk-UA"/>
+        </w:rPr>
+        <w:t>&lt;</w:t>
+      </w:r>
+      <w:r>
+        <w:rPr>
+          <w:rFonts w:ascii="Consolas" w:eastAsia="Times New Roman" w:hAnsi="Consolas" w:cs="Times New Roman"/>
+          <w:color w:val="569CD6"/>
+          <w:kern w:val="0"/>
+          <w:sz w:val="13"/>
+          <w:szCs w:val="13"/>
+          <w:lang w:eastAsia="uk-UA"/>
+        </w:rPr>
+        <w:t>body</w:t>
+      </w:r>
+      <w:r>
+        <w:rPr>
+          <w:rFonts w:ascii="Consolas" w:eastAsia="Times New Roman" w:hAnsi="Consolas" w:cs="Times New Roman"/>
+          <w:color w:val="808080"/>
+          <w:kern w:val="0"/>
+          <w:sz w:val="13"/>
+          <w:szCs w:val="13"/>
+          <w:lang w:eastAsia="uk-UA"/>
+        </w:rPr>
+        <w:t>&gt;</w:t>
+      </w:r>
+    </w:p>
+    <w:p>
+      <w:pPr>
+        <w:shd w:val="clear" w:color="auto" w:fill="1F1F1F"/>
+        <w:spacing w:after="0" w:line="178" w:lineRule="atLeast"/>
+        <w:rPr>
+          <w:rFonts w:ascii="Consolas" w:eastAsia="Times New Roman" w:hAnsi="Consolas" w:cs="Times New Roman"/>
+          <w:color w:val="CCCCCC"/>
+          <w:kern w:val="0"/>
+          <w:sz w:val="13"/>
+          <w:szCs w:val="13"/>
+          <w:lang w:eastAsia="uk-UA"/>
+        </w:rPr>
+      </w:pPr>
+      <w:r>
+        <w:rPr>
+          <w:rFonts w:ascii="Consolas" w:eastAsia="Times New Roman" w:hAnsi="Consolas" w:cs="Times New Roman"/>
+          <w:color w:val="808080"/>
+          <w:kern w:val="0"/>
+          <w:sz w:val="13"/>
+          <w:szCs w:val="13"/>
+          <w:lang w:eastAsia="uk-UA"/>
+        </w:rPr>
+        <w:t>&lt;</w:t>
+      </w:r>
+      <w:r>
+        <w:rPr>
+          <w:rFonts w:ascii="Consolas" w:eastAsia="Times New Roman" w:hAnsi="Consolas" w:cs="Times New Roman"/>
+          <w:color w:val="569CD6"/>
+          <w:kern w:val="0"/>
+          <w:sz w:val="13"/>
+          <w:szCs w:val="13"/>
+          <w:lang w:eastAsia="uk-UA"/>
+        </w:rPr>
+        <w:t>header</w:t>
+      </w:r>
+      <w:r>
+        <w:rPr>
+          <w:rFonts w:ascii="Consolas" w:eastAsia="Times New Roman" w:hAnsi="Consolas" w:cs="Times New Roman"/>
+          <w:color w:val="808080"/>
+          <w:kern w:val="0"/>
+          <w:sz w:val="13"/>
+          <w:szCs w:val="13"/>
+          <w:lang w:eastAsia="uk-UA"/>
+        </w:rPr>
+        <w:t>&gt;</w:t>
+      </w:r>
+    </w:p>
+    <w:p>
+      <w:pPr>
+        <w:shd w:val="clear" w:color="auto" w:fill="1F1F1F"/>
+        <w:spacing w:after="0" w:line="178" w:lineRule="atLeast"/>
+        <w:rPr>
+          <w:rFonts w:ascii="Consolas" w:eastAsia="Times New Roman" w:hAnsi="Consolas" w:cs="Times New Roman"/>
+          <w:color w:val="CCCCCC"/>
+          <w:kern w:val="0"/>
+          <w:sz w:val="13"/>
+          <w:szCs w:val="13"/>
+          <w:lang w:eastAsia="uk-UA"/>
+        </w:rPr>
+      </w:pPr>
+      <w:r>
+        <w:rPr>
+          <w:rFonts w:ascii="Consolas" w:eastAsia="Times New Roman" w:hAnsi="Consolas" w:cs="Times New Roman"/>
+          <w:color w:val="CCCCCC"/>
+          <w:kern w:val="0"/>
+          <w:sz w:val="13"/>
+          <w:szCs w:val="13"/>
+          <w:lang w:eastAsia="uk-UA"/>
+        </w:rPr>
+        <w:t xml:space="preserve">    </w:t>
+      </w:r>
+      <w:r>
+        <w:rPr>
+          <w:rFonts w:ascii="Consolas" w:eastAsia="Times New Roman" w:hAnsi="Consolas" w:cs="Times New Roman"/>
+          <w:color w:val="808080"/>
+          <w:kern w:val="0"/>
+          <w:sz w:val="13"/>
+          <w:szCs w:val="13"/>
+          <w:lang w:eastAsia="uk-UA"/>
+        </w:rPr>
+        <w:t>&lt;</w:t>
+      </w:r>
+      <w:r>
+        <w:rPr>
+          <w:rFonts w:ascii="Consolas" w:eastAsia="Times New Roman" w:hAnsi="Consolas" w:cs="Times New Roman"/>
+          <w:color w:val="569CD6"/>
+          <w:kern w:val="0"/>
+          <w:sz w:val="13"/>
+          <w:szCs w:val="13"/>
+          <w:lang w:eastAsia="uk-UA"/>
+        </w:rPr>
+        <w:t>nav</w:t>
+      </w:r>
+      <w:r>
+        <w:rPr>
+          <w:rFonts w:ascii="Consolas" w:eastAsia="Times New Roman" w:hAnsi="Consolas" w:cs="Times New Roman"/>
+          <w:color w:val="CCCCCC"/>
+          <w:kern w:val="0"/>
+          <w:sz w:val="13"/>
+          <w:szCs w:val="13"/>
+          <w:lang w:eastAsia="uk-UA"/>
+        </w:rPr>
+        <w:t xml:space="preserve"> </w:t>
+      </w:r>
+      <w:r>
+        <w:rPr>
+          <w:rFonts w:ascii="Consolas" w:eastAsia="Times New Roman" w:hAnsi="Consolas" w:cs="Times New Roman"/>
+          <w:color w:val="9CDCFE"/>
+          <w:kern w:val="0"/>
+          <w:sz w:val="13"/>
+          <w:szCs w:val="13"/>
+          <w:lang w:eastAsia="uk-UA"/>
+        </w:rPr>
+        <w:t>class</w:t>
+      </w:r>
+      <w:r>
+        <w:rPr>
+          <w:rFonts w:ascii="Consolas" w:eastAsia="Times New Roman" w:hAnsi="Consolas" w:cs="Times New Roman"/>
+          <w:color w:val="CCCCCC"/>
+          <w:kern w:val="0"/>
+          <w:sz w:val="13"/>
+          <w:szCs w:val="13"/>
+          <w:lang w:eastAsia="uk-UA"/>
+        </w:rPr>
+        <w:t>=</w:t>
+      </w:r>
+      <w:r>
+        <w:rPr>
+          <w:rFonts w:ascii="Consolas" w:eastAsia="Times New Roman" w:hAnsi="Consolas" w:cs="Times New Roman"/>
+          <w:color w:val="CE9178"/>
+          <w:kern w:val="0"/>
+          <w:sz w:val="13"/>
+          <w:szCs w:val="13"/>
+          <w:lang w:eastAsia="uk-UA"/>
+        </w:rPr>
+        <w:t>"bg-slate-900 px-6 py-4 flex items-center justify-between"</w:t>
+      </w:r>
+      <w:r>
+        <w:rPr>
+          <w:rFonts w:ascii="Consolas" w:eastAsia="Times New Roman" w:hAnsi="Consolas" w:cs="Times New Roman"/>
+          <w:color w:val="808080"/>
+          <w:kern w:val="0"/>
+          <w:sz w:val="13"/>
+          <w:szCs w:val="13"/>
+          <w:lang w:eastAsia="uk-UA"/>
+        </w:rPr>
+        <w:t>&gt;</w:t>
+      </w:r>
+    </w:p>
+    <w:p>
+      <w:pPr>
+        <w:shd w:val="clear" w:color="auto" w:fill="1F1F1F"/>
+        <w:spacing w:after="0" w:line="178" w:lineRule="atLeast"/>
+        <w:rPr>
+          <w:rFonts w:ascii="Consolas" w:eastAsia="Times New Roman" w:hAnsi="Consolas" w:cs="Times New Roman"/>
+          <w:color w:val="CCCCCC"/>
+          <w:kern w:val="0"/>
+          <w:sz w:val="13"/>
+          <w:szCs w:val="13"/>
+          <w:lang w:eastAsia="uk-UA"/>
+        </w:rPr>
+      </w:pPr>
+      <w:r>
+        <w:rPr>
+          <w:rFonts w:ascii="Consolas" w:eastAsia="Times New Roman" w:hAnsi="Consolas" w:cs="Times New Roman"/>
+          <w:color w:val="CCCCCC"/>
+          <w:kern w:val="0"/>
+          <w:sz w:val="13"/>
+          <w:szCs w:val="13"/>
+          <w:lang w:eastAsia="uk-UA"/>
+        </w:rPr>
+        <w:t xml:space="preserve">        </w:t>
+      </w:r>
+      <w:r>
+        <w:rPr>
+          <w:rFonts w:ascii="Consolas" w:eastAsia="Times New Roman" w:hAnsi="Consolas" w:cs="Times New Roman"/>
+          <w:color w:val="6A9955"/>
+          <w:kern w:val="0"/>
+          <w:sz w:val="13"/>
+          <w:szCs w:val="13"/>
+          <w:lang w:eastAsia="uk-UA"/>
+        </w:rPr>
+        <w:t>&lt;!-- Лого --&gt;</w:t>
+      </w:r>
+    </w:p>
+    <w:p>
+      <w:pPr>
+        <w:shd w:val="clear" w:color="auto" w:fill="1F1F1F"/>
+        <w:spacing w:after="0" w:line="178" w:lineRule="atLeast"/>
+        <w:rPr>
+          <w:rFonts w:ascii="Consolas" w:eastAsia="Times New Roman" w:hAnsi="Consolas" w:cs="Times New Roman"/>
+          <w:color w:val="CCCCCC"/>
+          <w:kern w:val="0"/>
+          <w:sz w:val="13"/>
+          <w:szCs w:val="13"/>
+          <w:lang w:eastAsia="uk-UA"/>
+        </w:rPr>
+      </w:pPr>
+      <w:r>
+        <w:rPr>
+          <w:rFonts w:ascii="Consolas" w:eastAsia="Times New Roman" w:hAnsi="Consolas" w:cs="Times New Roman"/>
+          <w:color w:val="CCCCCC"/>
+          <w:kern w:val="0"/>
+          <w:sz w:val="13"/>
+          <w:szCs w:val="13"/>
+          <w:lang w:eastAsia="uk-UA"/>
+        </w:rPr>
+        <w:t xml:space="preserve">        </w:t>
+      </w:r>
+      <w:r>
+        <w:rPr>
+          <w:rFonts w:ascii="Consolas" w:eastAsia="Times New Roman" w:hAnsi="Consolas" w:cs="Times New Roman"/>
+          <w:color w:val="808080"/>
+          <w:kern w:val="0"/>
+          <w:sz w:val="13"/>
+          <w:szCs w:val="13"/>
+          <w:lang w:eastAsia="uk-UA"/>
+        </w:rPr>
+        <w:t>&lt;</w:t>
+      </w:r>
+      <w:r>
+        <w:rPr>
+          <w:rFonts w:ascii="Consolas" w:eastAsia="Times New Roman" w:hAnsi="Consolas" w:cs="Times New Roman"/>
+          <w:color w:val="569CD6"/>
+          <w:kern w:val="0"/>
+          <w:sz w:val="13"/>
+          <w:szCs w:val="13"/>
+          <w:lang w:eastAsia="uk-UA"/>
+        </w:rPr>
+        <w:t>div</w:t>
+      </w:r>
+      <w:r>
+        <w:rPr>
+          <w:rFonts w:ascii="Consolas" w:eastAsia="Times New Roman" w:hAnsi="Consolas" w:cs="Times New Roman"/>
+          <w:color w:val="CCCCCC"/>
+          <w:kern w:val="0"/>
+          <w:sz w:val="13"/>
+          <w:szCs w:val="13"/>
+          <w:lang w:eastAsia="uk-UA"/>
+        </w:rPr>
+        <w:t xml:space="preserve"> </w:t>
+      </w:r>
+      <w:r>
+        <w:rPr>
+          <w:rFonts w:ascii="Consolas" w:eastAsia="Times New Roman" w:hAnsi="Consolas" w:cs="Times New Roman"/>
+          <w:color w:val="9CDCFE"/>
+          <w:kern w:val="0"/>
+          <w:sz w:val="13"/>
+          <w:szCs w:val="13"/>
+          <w:lang w:eastAsia="uk-UA"/>
+        </w:rPr>
+        <w:t>class</w:t>
+      </w:r>
+      <w:r>
+        <w:rPr>
+          <w:rFonts w:ascii="Consolas" w:eastAsia="Times New Roman" w:hAnsi="Consolas" w:cs="Times New Roman"/>
+          <w:color w:val="CCCCCC"/>
+          <w:kern w:val="0"/>
+          <w:sz w:val="13"/>
+          <w:szCs w:val="13"/>
+          <w:lang w:eastAsia="uk-UA"/>
+        </w:rPr>
+        <w:t>=</w:t>
+      </w:r>
+      <w:r>
+        <w:rPr>
+          <w:rFonts w:ascii="Consolas" w:eastAsia="Times New Roman" w:hAnsi="Consolas" w:cs="Times New Roman"/>
+          <w:color w:val="CE9178"/>
+          <w:kern w:val="0"/>
+          <w:sz w:val="13"/>
+          <w:szCs w:val="13"/>
+          <w:lang w:eastAsia="uk-UA"/>
+        </w:rPr>
+        <w:t>"flex items-center gap-2"</w:t>
+      </w:r>
+      <w:r>
+        <w:rPr>
+          <w:rFonts w:ascii="Consolas" w:eastAsia="Times New Roman" w:hAnsi="Consolas" w:cs="Times New Roman"/>
+          <w:color w:val="808080"/>
+          <w:kern w:val="0"/>
+          <w:sz w:val="13"/>
+          <w:szCs w:val="13"/>
+          <w:lang w:eastAsia="uk-UA"/>
+        </w:rPr>
+        <w:t>&gt;</w:t>
+      </w:r>
+    </w:p>
+    <w:p>
+      <w:pPr>
+        <w:shd w:val="clear" w:color="auto" w:fill="1F1F1F"/>
+        <w:spacing w:after="0" w:line="178" w:lineRule="atLeast"/>
+        <w:rPr>
+          <w:rFonts w:ascii="Consolas" w:eastAsia="Times New Roman" w:hAnsi="Consolas" w:cs="Times New Roman"/>
+          <w:color w:val="CCCCCC"/>
+          <w:kern w:val="0"/>
+          <w:sz w:val="13"/>
+          <w:szCs w:val="13"/>
+          <w:lang w:eastAsia="uk-UA"/>
+        </w:rPr>
+      </w:pPr>
+      <w:r>
+        <w:rPr>
+          <w:rFonts w:ascii="Consolas" w:eastAsia="Times New Roman" w:hAnsi="Consolas" w:cs="Times New Roman"/>
+          <w:color w:val="CCCCCC"/>
+          <w:kern w:val="0"/>
+          <w:sz w:val="13"/>
+          <w:szCs w:val="13"/>
+          <w:lang w:eastAsia="uk-UA"/>
+        </w:rPr>
+        <w:t xml:space="preserve">            </w:t>
+      </w:r>
+      <w:r>
+        <w:rPr>
+          <w:rFonts w:ascii="Consolas" w:eastAsia="Times New Roman" w:hAnsi="Consolas" w:cs="Times New Roman"/>
+          <w:color w:val="808080"/>
+          <w:kern w:val="0"/>
+          <w:sz w:val="13"/>
+          <w:szCs w:val="13"/>
+          <w:lang w:eastAsia="uk-UA"/>
+        </w:rPr>
+        <w:t>&lt;</w:t>
+      </w:r>
+      <w:r>
+        <w:rPr>
+          <w:rFonts w:ascii="Consolas" w:eastAsia="Times New Roman" w:hAnsi="Consolas" w:cs="Times New Roman"/>
+          <w:color w:val="569CD6"/>
+          <w:kern w:val="0"/>
+          <w:sz w:val="13"/>
+          <w:szCs w:val="13"/>
+          <w:lang w:eastAsia="uk-UA"/>
+        </w:rPr>
+        <w:t>div</w:t>
+      </w:r>
+      <w:r>
+        <w:rPr>
+          <w:rFonts w:ascii="Consolas" w:eastAsia="Times New Roman" w:hAnsi="Consolas" w:cs="Times New Roman"/>
+          <w:color w:val="CCCCCC"/>
+          <w:kern w:val="0"/>
+          <w:sz w:val="13"/>
+          <w:szCs w:val="13"/>
+          <w:lang w:eastAsia="uk-UA"/>
+        </w:rPr>
+        <w:t xml:space="preserve"> </w:t>
+      </w:r>
+      <w:r>
+        <w:rPr>
+          <w:rFonts w:ascii="Consolas" w:eastAsia="Times New Roman" w:hAnsi="Consolas" w:cs="Times New Roman"/>
+          <w:color w:val="9CDCFE"/>
+          <w:kern w:val="0"/>
+          <w:sz w:val="13"/>
+          <w:szCs w:val="13"/>
+          <w:lang w:eastAsia="uk-UA"/>
+        </w:rPr>
+        <w:t>class</w:t>
+      </w:r>
+      <w:r>
+        <w:rPr>
+          <w:rFonts w:ascii="Consolas" w:eastAsia="Times New Roman" w:hAnsi="Consolas" w:cs="Times New Roman"/>
+          <w:color w:val="CCCCCC"/>
+          <w:kern w:val="0"/>
+          <w:sz w:val="13"/>
+          <w:szCs w:val="13"/>
+          <w:lang w:eastAsia="uk-UA"/>
+        </w:rPr>
+        <w:t>=</w:t>
+      </w:r>
+      <w:r>
+        <w:rPr>
+          <w:rFonts w:ascii="Consolas" w:eastAsia="Times New Roman" w:hAnsi="Consolas" w:cs="Times New Roman"/>
+          <w:color w:val="CE9178"/>
+          <w:kern w:val="0"/>
+          <w:sz w:val="13"/>
+          <w:szCs w:val="13"/>
+          <w:lang w:eastAsia="uk-UA"/>
+        </w:rPr>
+        <w:t>"w-8 h-8 bg-indigo-500 rounded-lg flex items-center justify-center"</w:t>
+      </w:r>
+      <w:r>
+        <w:rPr>
+          <w:rFonts w:ascii="Consolas" w:eastAsia="Times New Roman" w:hAnsi="Consolas" w:cs="Times New Roman"/>
+          <w:color w:val="808080"/>
+          <w:kern w:val="0"/>
+          <w:sz w:val="13"/>
+          <w:szCs w:val="13"/>
+          <w:lang w:eastAsia="uk-UA"/>
+        </w:rPr>
+        <w:t>&gt;</w:t>
+      </w:r>
+    </w:p>
+    <w:p>
+      <w:pPr>
+        <w:shd w:val="clear" w:color="auto" w:fill="1F1F1F"/>
+        <w:spacing w:after="0" w:line="178" w:lineRule="atLeast"/>
+        <w:rPr>
+          <w:rFonts w:ascii="Consolas" w:eastAsia="Times New Roman" w:hAnsi="Consolas" w:cs="Times New Roman"/>
+          <w:color w:val="CCCCCC"/>
+          <w:kern w:val="0"/>
+          <w:sz w:val="13"/>
+          <w:szCs w:val="13"/>
+          <w:lang w:eastAsia="uk-UA"/>
+        </w:rPr>
+      </w:pPr>
+      <w:r>
+        <w:rPr>
+          <w:rFonts w:ascii="Consolas" w:eastAsia="Times New Roman" w:hAnsi="Consolas" w:cs="Times New Roman"/>
+          <w:color w:val="CCCCCC"/>
+          <w:kern w:val="0"/>
+          <w:sz w:val="13"/>
+          <w:szCs w:val="13"/>
+          <w:lang w:eastAsia="uk-UA"/>
+        </w:rPr>
+        <w:t xml:space="preserve">                </w:t>
+      </w:r>
+      <w:r>
+        <w:rPr>
+          <w:rFonts w:ascii="Consolas" w:eastAsia="Times New Roman" w:hAnsi="Consolas" w:cs="Times New Roman"/>
+          <w:color w:val="808080"/>
+          <w:kern w:val="0"/>
+          <w:sz w:val="13"/>
+          <w:szCs w:val="13"/>
+          <w:lang w:eastAsia="uk-UA"/>
+        </w:rPr>
+        <w:t>&lt;</w:t>
+      </w:r>
+      <w:r>
+        <w:rPr>
+          <w:rFonts w:ascii="Consolas" w:eastAsia="Times New Roman" w:hAnsi="Consolas" w:cs="Times New Roman"/>
+          <w:color w:val="569CD6"/>
+          <w:kern w:val="0"/>
+          <w:sz w:val="13"/>
+          <w:szCs w:val="13"/>
+          <w:lang w:eastAsia="uk-UA"/>
+        </w:rPr>
+        <w:t>svg</w:t>
+      </w:r>
+      <w:r>
+        <w:rPr>
+          <w:rFonts w:ascii="Consolas" w:eastAsia="Times New Roman" w:hAnsi="Consolas" w:cs="Times New Roman"/>
+          <w:color w:val="CCCCCC"/>
+          <w:kern w:val="0"/>
+          <w:sz w:val="13"/>
+          <w:szCs w:val="13"/>
+          <w:lang w:eastAsia="uk-UA"/>
+        </w:rPr>
+        <w:t xml:space="preserve"> </w:t>
+      </w:r>
+      <w:r>
+        <w:rPr>
+          <w:rFonts w:ascii="Consolas" w:eastAsia="Times New Roman" w:hAnsi="Consolas" w:cs="Times New Roman"/>
+          <w:color w:val="9CDCFE"/>
+          <w:kern w:val="0"/>
+          <w:sz w:val="13"/>
+          <w:szCs w:val="13"/>
+          <w:lang w:eastAsia="uk-UA"/>
+        </w:rPr>
+        <w:t>class</w:t>
+      </w:r>
+      <w:r>
+        <w:rPr>
+          <w:rFonts w:ascii="Consolas" w:eastAsia="Times New Roman" w:hAnsi="Consolas" w:cs="Times New Roman"/>
+          <w:color w:val="CCCCCC"/>
+          <w:kern w:val="0"/>
+          <w:sz w:val="13"/>
+          <w:szCs w:val="13"/>
+          <w:lang w:eastAsia="uk-UA"/>
+        </w:rPr>
+        <w:t>=</w:t>
+      </w:r>
+      <w:r>
+        <w:rPr>
+          <w:rFonts w:ascii="Consolas" w:eastAsia="Times New Roman" w:hAnsi="Consolas" w:cs="Times New Roman"/>
+          <w:color w:val="CE9178"/>
+          <w:kern w:val="0"/>
+          <w:sz w:val="13"/>
+          <w:szCs w:val="13"/>
+          <w:lang w:eastAsia="uk-UA"/>
+        </w:rPr>
+        <w:t>"w-5 h-5 text-white"</w:t>
+      </w:r>
+      <w:r>
+        <w:rPr>
+          <w:rFonts w:ascii="Consolas" w:eastAsia="Times New Roman" w:hAnsi="Consolas" w:cs="Times New Roman"/>
+          <w:color w:val="CCCCCC"/>
+          <w:kern w:val="0"/>
+          <w:sz w:val="13"/>
+          <w:szCs w:val="13"/>
+          <w:lang w:eastAsia="uk-UA"/>
+        </w:rPr>
+        <w:t xml:space="preserve"> </w:t>
+      </w:r>
+      <w:r>
+        <w:rPr>
+          <w:rFonts w:ascii="Consolas" w:eastAsia="Times New Roman" w:hAnsi="Consolas" w:cs="Times New Roman"/>
+          <w:color w:val="9CDCFE"/>
+          <w:kern w:val="0"/>
+          <w:sz w:val="13"/>
+          <w:szCs w:val="13"/>
+          <w:lang w:eastAsia="uk-UA"/>
+        </w:rPr>
+        <w:t>...</w:t>
+      </w:r>
+      <w:r>
+        <w:rPr>
+          <w:rFonts w:ascii="Consolas" w:eastAsia="Times New Roman" w:hAnsi="Consolas" w:cs="Times New Roman"/>
+          <w:color w:val="808080"/>
+          <w:kern w:val="0"/>
+          <w:sz w:val="13"/>
+          <w:szCs w:val="13"/>
+          <w:lang w:eastAsia="uk-UA"/>
+        </w:rPr>
+        <w:t>&gt;</w:t>
+      </w:r>
+      <w:r>
+        <w:rPr>
+          <w:rFonts w:ascii="Consolas" w:eastAsia="Times New Roman" w:hAnsi="Consolas" w:cs="Times New Roman"/>
+          <w:color w:val="CCCCCC"/>
+          <w:kern w:val="0"/>
+          <w:sz w:val="13"/>
+          <w:szCs w:val="13"/>
+          <w:lang w:eastAsia="uk-UA"/>
+        </w:rPr>
+        <w:t>...</w:t>
+      </w:r>
+      <w:r>
+        <w:rPr>
+          <w:rFonts w:ascii="Consolas" w:eastAsia="Times New Roman" w:hAnsi="Consolas" w:cs="Times New Roman"/>
+          <w:color w:val="808080"/>
+          <w:kern w:val="0"/>
+          <w:sz w:val="13"/>
+          <w:szCs w:val="13"/>
+          <w:lang w:eastAsia="uk-UA"/>
+        </w:rPr>
+        <w:t>&lt;/</w:t>
+      </w:r>
+      <w:r>
+        <w:rPr>
+          <w:rFonts w:ascii="Consolas" w:eastAsia="Times New Roman" w:hAnsi="Consolas" w:cs="Times New Roman"/>
+          <w:color w:val="569CD6"/>
+          <w:kern w:val="0"/>
+          <w:sz w:val="13"/>
+          <w:szCs w:val="13"/>
+          <w:lang w:eastAsia="uk-UA"/>
+        </w:rPr>
+        <w:t>svg</w:t>
+      </w:r>
+      <w:r>
+        <w:rPr>
+          <w:rFonts w:ascii="Consolas" w:eastAsia="Times New Roman" w:hAnsi="Consolas" w:cs="Times New Roman"/>
+          <w:color w:val="808080"/>
+          <w:kern w:val="0"/>
+          <w:sz w:val="13"/>
+          <w:szCs w:val="13"/>
+          <w:lang w:eastAsia="uk-UA"/>
+        </w:rPr>
+        <w:t>&gt;</w:t>
+      </w:r>
+    </w:p>
+    <w:p>
+      <w:pPr>
+        <w:shd w:val="clear" w:color="auto" w:fill="1F1F1F"/>
+        <w:spacing w:after="0" w:line="178" w:lineRule="atLeast"/>
+        <w:rPr>
+          <w:rFonts w:ascii="Consolas" w:eastAsia="Times New Roman" w:hAnsi="Consolas" w:cs="Times New Roman"/>
+          <w:color w:val="CCCCCC"/>
+          <w:kern w:val="0"/>
+          <w:sz w:val="13"/>
+          <w:szCs w:val="13"/>
+          <w:lang w:eastAsia="uk-UA"/>
+        </w:rPr>
+      </w:pPr>
+      <w:r>
+        <w:rPr>
+          <w:rFonts w:ascii="Consolas" w:eastAsia="Times New Roman" w:hAnsi="Consolas" w:cs="Times New Roman"/>
+          <w:color w:val="CCCCCC"/>
+          <w:kern w:val="0"/>
+          <w:sz w:val="13"/>
+          <w:szCs w:val="13"/>
+          <w:lang w:eastAsia="uk-UA"/>
+        </w:rPr>
+        <w:t xml:space="preserve">            </w:t>
+      </w:r>
+      <w:r>
+        <w:rPr>
+          <w:rFonts w:ascii="Consolas" w:eastAsia="Times New Roman" w:hAnsi="Consolas" w:cs="Times New Roman"/>
+          <w:color w:val="808080"/>
+          <w:kern w:val="0"/>
+          <w:sz w:val="13"/>
+          <w:szCs w:val="13"/>
+          <w:lang w:eastAsia="uk-UA"/>
+        </w:rPr>
+        <w:t>&lt;/</w:t>
+      </w:r>
+      <w:r>
+        <w:rPr>
+          <w:rFonts w:ascii="Consolas" w:eastAsia="Times New Roman" w:hAnsi="Consolas" w:cs="Times New Roman"/>
+          <w:color w:val="569CD6"/>
+          <w:kern w:val="0"/>
+          <w:sz w:val="13"/>
+          <w:szCs w:val="13"/>
+          <w:lang w:eastAsia="uk-UA"/>
+        </w:rPr>
+        <w:t>div</w:t>
+      </w:r>
+      <w:r>
+        <w:rPr>
+          <w:rFonts w:ascii="Consolas" w:eastAsia="Times New Roman" w:hAnsi="Consolas" w:cs="Times New Roman"/>
+          <w:color w:val="808080"/>
+          <w:kern w:val="0"/>
+          <w:sz w:val="13"/>
+          <w:szCs w:val="13"/>
+          <w:lang w:eastAsia="uk-UA"/>
+        </w:rPr>
+        <w:t>&gt;</w:t>
+      </w:r>
+    </w:p>
+    <w:p>
+      <w:pPr>
+        <w:shd w:val="clear" w:color="auto" w:fill="1F1F1F"/>
+        <w:spacing w:after="0" w:line="178" w:lineRule="atLeast"/>
+        <w:rPr>
+          <w:rFonts w:ascii="Consolas" w:eastAsia="Times New Roman" w:hAnsi="Consolas" w:cs="Times New Roman"/>
+          <w:color w:val="CCCCCC"/>
+          <w:kern w:val="0"/>
+          <w:sz w:val="13"/>
+          <w:szCs w:val="13"/>
+          <w:lang w:eastAsia="uk-UA"/>
+        </w:rPr>
+      </w:pPr>
+      <w:r>
+        <w:rPr>
+          <w:rFonts w:ascii="Consolas" w:eastAsia="Times New Roman" w:hAnsi="Consolas" w:cs="Times New Roman"/>
+          <w:color w:val="CCCCCC"/>
+          <w:kern w:val="0"/>
+          <w:sz w:val="13"/>
+          <w:szCs w:val="13"/>
+          <w:lang w:eastAsia="uk-UA"/>
+        </w:rPr>
+        <w:t xml:space="preserve">            </w:t>
+      </w:r>
+      <w:r>
+        <w:rPr>
+          <w:rFonts w:ascii="Consolas" w:eastAsia="Times New Roman" w:hAnsi="Consolas" w:cs="Times New Roman"/>
+          <w:color w:val="808080"/>
+          <w:kern w:val="0"/>
+          <w:sz w:val="13"/>
+          <w:szCs w:val="13"/>
+          <w:lang w:eastAsia="uk-UA"/>
+        </w:rPr>
+        <w:t>&lt;</w:t>
+      </w:r>
+      <w:r>
+        <w:rPr>
+          <w:rFonts w:ascii="Consolas" w:eastAsia="Times New Roman" w:hAnsi="Consolas" w:cs="Times New Roman"/>
+          <w:color w:val="569CD6"/>
+          <w:kern w:val="0"/>
+          <w:sz w:val="13"/>
+          <w:szCs w:val="13"/>
+          <w:lang w:eastAsia="uk-UA"/>
+        </w:rPr>
+        <w:t>span</w:t>
+      </w:r>
+      <w:r>
+        <w:rPr>
+          <w:rFonts w:ascii="Consolas" w:eastAsia="Times New Roman" w:hAnsi="Consolas" w:cs="Times New Roman"/>
+          <w:color w:val="CCCCCC"/>
+          <w:kern w:val="0"/>
+          <w:sz w:val="13"/>
+          <w:szCs w:val="13"/>
+          <w:lang w:eastAsia="uk-UA"/>
+        </w:rPr>
+        <w:t xml:space="preserve"> </w:t>
+      </w:r>
+      <w:r>
+        <w:rPr>
+          <w:rFonts w:ascii="Consolas" w:eastAsia="Times New Roman" w:hAnsi="Consolas" w:cs="Times New Roman"/>
+          <w:color w:val="9CDCFE"/>
+          <w:kern w:val="0"/>
+          <w:sz w:val="13"/>
+          <w:szCs w:val="13"/>
+          <w:lang w:eastAsia="uk-UA"/>
+        </w:rPr>
+        <w:t>class</w:t>
+      </w:r>
+      <w:r>
+        <w:rPr>
+          <w:rFonts w:ascii="Consolas" w:eastAsia="Times New Roman" w:hAnsi="Consolas" w:cs="Times New Roman"/>
+          <w:color w:val="CCCCCC"/>
+          <w:kern w:val="0"/>
+          <w:sz w:val="13"/>
+          <w:szCs w:val="13"/>
+          <w:lang w:eastAsia="uk-UA"/>
+        </w:rPr>
+        <w:t>=</w:t>
+      </w:r>
+      <w:r>
+        <w:rPr>
+          <w:rFonts w:ascii="Consolas" w:eastAsia="Times New Roman" w:hAnsi="Consolas" w:cs="Times New Roman"/>
+          <w:color w:val="CE9178"/>
+          <w:kern w:val="0"/>
+          <w:sz w:val="13"/>
+          <w:szCs w:val="13"/>
+          <w:lang w:eastAsia="uk-UA"/>
+        </w:rPr>
+        <w:t>"text-white font-medium text-lg"</w:t>
+      </w:r>
+      <w:r>
+        <w:rPr>
+          <w:rFonts w:ascii="Consolas" w:eastAsia="Times New Roman" w:hAnsi="Consolas" w:cs="Times New Roman"/>
+          <w:color w:val="808080"/>
+          <w:kern w:val="0"/>
+          <w:sz w:val="13"/>
+          <w:szCs w:val="13"/>
+          <w:lang w:eastAsia="uk-UA"/>
+        </w:rPr>
+        <w:t>&gt;</w:t>
+      </w:r>
+      <w:r>
+        <w:rPr>
+          <w:rFonts w:ascii="Consolas" w:eastAsia="Times New Roman" w:hAnsi="Consolas" w:cs="Times New Roman"/>
+          <w:color w:val="CCCCCC"/>
+          <w:kern w:val="0"/>
+          <w:sz w:val="13"/>
+          <w:szCs w:val="13"/>
+          <w:lang w:eastAsia="uk-UA"/>
+        </w:rPr>
+        <w:t>MyBrand</w:t>
+      </w:r>
+      <w:r>
+        <w:rPr>
+          <w:rFonts w:ascii="Consolas" w:eastAsia="Times New Roman" w:hAnsi="Consolas" w:cs="Times New Roman"/>
+          <w:color w:val="808080"/>
+          <w:kern w:val="0"/>
+          <w:sz w:val="13"/>
+          <w:szCs w:val="13"/>
+          <w:lang w:eastAsia="uk-UA"/>
+        </w:rPr>
+        <w:t>&lt;/</w:t>
+      </w:r>
+      <w:r>
+        <w:rPr>
+          <w:rFonts w:ascii="Consolas" w:eastAsia="Times New Roman" w:hAnsi="Consolas" w:cs="Times New Roman"/>
+          <w:color w:val="569CD6"/>
+          <w:kern w:val="0"/>
+          <w:sz w:val="13"/>
+          <w:szCs w:val="13"/>
+          <w:lang w:eastAsia="uk-UA"/>
+        </w:rPr>
+        <w:t>span</w:t>
+      </w:r>
+      <w:r>
+        <w:rPr>
+          <w:rFonts w:ascii="Consolas" w:eastAsia="Times New Roman" w:hAnsi="Consolas" w:cs="Times New Roman"/>
+          <w:color w:val="808080"/>
+          <w:kern w:val="0"/>
+          <w:sz w:val="13"/>
+          <w:szCs w:val="13"/>
+          <w:lang w:eastAsia="uk-UA"/>
+        </w:rPr>
+        <w:t>&gt;</w:t>
+      </w:r>
+    </w:p>
+    <w:p>
+      <w:pPr>
+        <w:shd w:val="clear" w:color="auto" w:fill="1F1F1F"/>
+        <w:spacing w:after="0" w:line="178" w:lineRule="atLeast"/>
+        <w:rPr>
+          <w:rFonts w:ascii="Consolas" w:eastAsia="Times New Roman" w:hAnsi="Consolas" w:cs="Times New Roman"/>
+          <w:color w:val="CCCCCC"/>
+          <w:kern w:val="0"/>
+          <w:sz w:val="13"/>
+          <w:szCs w:val="13"/>
+          <w:lang w:eastAsia="uk-UA"/>
+        </w:rPr>
+      </w:pPr>
+      <w:r>
+        <w:rPr>
+          <w:rFonts w:ascii="Consolas" w:eastAsia="Times New Roman" w:hAnsi="Consolas" w:cs="Times New Roman"/>
+          <w:color w:val="CCCCCC"/>
+          <w:kern w:val="0"/>
+          <w:sz w:val="13"/>
+          <w:szCs w:val="13"/>
+          <w:lang w:eastAsia="uk-UA"/>
+        </w:rPr>
+        <w:t xml:space="preserve">        </w:t>
+      </w:r>
+      <w:r>
+        <w:rPr>
+          <w:rFonts w:ascii="Consolas" w:eastAsia="Times New Roman" w:hAnsi="Consolas" w:cs="Times New Roman"/>
+          <w:color w:val="808080"/>
+          <w:kern w:val="0"/>
+          <w:sz w:val="13"/>
+          <w:szCs w:val="13"/>
+          <w:lang w:eastAsia="uk-UA"/>
+        </w:rPr>
+        <w:t>&lt;/</w:t>
+      </w:r>
+      <w:r>
+        <w:rPr>
+          <w:rFonts w:ascii="Consolas" w:eastAsia="Times New Roman" w:hAnsi="Consolas" w:cs="Times New Roman"/>
+          <w:color w:val="569CD6"/>
+          <w:kern w:val="0"/>
+          <w:sz w:val="13"/>
+          <w:szCs w:val="13"/>
+          <w:lang w:eastAsia="uk-UA"/>
+        </w:rPr>
+        <w:t>div</w:t>
+      </w:r>
+      <w:r>
+        <w:rPr>
+          <w:rFonts w:ascii="Consolas" w:eastAsia="Times New Roman" w:hAnsi="Consolas" w:cs="Times New Roman"/>
+          <w:color w:val="808080"/>
+          <w:kern w:val="0"/>
+          <w:sz w:val="13"/>
+          <w:szCs w:val="13"/>
+          <w:lang w:eastAsia="uk-UA"/>
+        </w:rPr>
+        <w:t>&gt;</w:t>
+      </w:r>
+    </w:p>
+    <w:p>
+      <w:pPr>
+        <w:shd w:val="clear" w:color="auto" w:fill="1F1F1F"/>
+        <w:spacing w:after="0" w:line="178" w:lineRule="atLeast"/>
+        <w:rPr>
+          <w:rFonts w:ascii="Consolas" w:eastAsia="Times New Roman" w:hAnsi="Consolas" w:cs="Times New Roman"/>
+          <w:color w:val="CCCCCC"/>
+          <w:kern w:val="0"/>
+          <w:sz w:val="13"/>
+          <w:szCs w:val="13"/>
+          <w:lang w:eastAsia="uk-UA"/>
+        </w:rPr>
+      </w:pPr>
+    </w:p>
+    <w:p>
+      <w:pPr>
+        <w:shd w:val="clear" w:color="auto" w:fill="1F1F1F"/>
+        <w:spacing w:after="0" w:line="178" w:lineRule="atLeast"/>
+        <w:rPr>
+          <w:rFonts w:ascii="Consolas" w:eastAsia="Times New Roman" w:hAnsi="Consolas" w:cs="Times New Roman"/>
+          <w:color w:val="CCCCCC"/>
+          <w:kern w:val="0"/>
+          <w:sz w:val="13"/>
+          <w:szCs w:val="13"/>
+          <w:lang w:eastAsia="uk-UA"/>
+        </w:rPr>
+      </w:pPr>
+      <w:r>
+        <w:rPr>
+          <w:rFonts w:ascii="Consolas" w:eastAsia="Times New Roman" w:hAnsi="Consolas" w:cs="Times New Roman"/>
+          <w:color w:val="CCCCCC"/>
+          <w:kern w:val="0"/>
+          <w:sz w:val="13"/>
+          <w:szCs w:val="13"/>
+          <w:lang w:eastAsia="uk-UA"/>
+        </w:rPr>
+        <w:t xml:space="preserve">        </w:t>
+      </w:r>
+      <w:r>
+        <w:rPr>
+          <w:rFonts w:ascii="Consolas" w:eastAsia="Times New Roman" w:hAnsi="Consolas" w:cs="Times New Roman"/>
+          <w:color w:val="6A9955"/>
+          <w:kern w:val="0"/>
+          <w:sz w:val="13"/>
+          <w:szCs w:val="13"/>
+          <w:lang w:eastAsia="uk-UA"/>
+        </w:rPr>
+        <w:t>&lt;!-- Навігаційні посилання --&gt;</w:t>
+      </w:r>
+    </w:p>
+    <w:p>
+      <w:pPr>
+        <w:shd w:val="clear" w:color="auto" w:fill="1F1F1F"/>
+        <w:spacing w:after="0" w:line="178" w:lineRule="atLeast"/>
+        <w:rPr>
+          <w:rFonts w:ascii="Consolas" w:eastAsia="Times New Roman" w:hAnsi="Consolas" w:cs="Times New Roman"/>
+          <w:color w:val="CCCCCC"/>
+          <w:kern w:val="0"/>
+          <w:sz w:val="13"/>
+          <w:szCs w:val="13"/>
+          <w:lang w:eastAsia="uk-UA"/>
+        </w:rPr>
+      </w:pPr>
+      <w:r>
+        <w:rPr>
+          <w:rFonts w:ascii="Consolas" w:eastAsia="Times New Roman" w:hAnsi="Consolas" w:cs="Times New Roman"/>
+          <w:color w:val="CCCCCC"/>
+          <w:kern w:val="0"/>
+          <w:sz w:val="13"/>
+          <w:szCs w:val="13"/>
+          <w:lang w:eastAsia="uk-UA"/>
+        </w:rPr>
+        <w:t xml:space="preserve">        </w:t>
+      </w:r>
+      <w:r>
+        <w:rPr>
+          <w:rFonts w:ascii="Consolas" w:eastAsia="Times New Roman" w:hAnsi="Consolas" w:cs="Times New Roman"/>
+          <w:color w:val="808080"/>
+          <w:kern w:val="0"/>
+          <w:sz w:val="13"/>
+          <w:szCs w:val="13"/>
+          <w:lang w:eastAsia="uk-UA"/>
+        </w:rPr>
+        <w:t>&lt;</w:t>
+      </w:r>
+      <w:r>
+        <w:rPr>
+          <w:rFonts w:ascii="Consolas" w:eastAsia="Times New Roman" w:hAnsi="Consolas" w:cs="Times New Roman"/>
+          <w:color w:val="569CD6"/>
+          <w:kern w:val="0"/>
+          <w:sz w:val="13"/>
+          <w:szCs w:val="13"/>
+          <w:lang w:eastAsia="uk-UA"/>
+        </w:rPr>
+        <w:t>div</w:t>
+      </w:r>
+      <w:r>
+        <w:rPr>
+          <w:rFonts w:ascii="Consolas" w:eastAsia="Times New Roman" w:hAnsi="Consolas" w:cs="Times New Roman"/>
+          <w:color w:val="CCCCCC"/>
+          <w:kern w:val="0"/>
+          <w:sz w:val="13"/>
+          <w:szCs w:val="13"/>
+          <w:lang w:eastAsia="uk-UA"/>
+        </w:rPr>
+        <w:t xml:space="preserve"> </w:t>
+      </w:r>
+      <w:r>
+        <w:rPr>
+          <w:rFonts w:ascii="Consolas" w:eastAsia="Times New Roman" w:hAnsi="Consolas" w:cs="Times New Roman"/>
+          <w:color w:val="9CDCFE"/>
+          <w:kern w:val="0"/>
+          <w:sz w:val="13"/>
+          <w:szCs w:val="13"/>
+          <w:lang w:eastAsia="uk-UA"/>
+        </w:rPr>
+        <w:t>class</w:t>
+      </w:r>
+      <w:r>
+        <w:rPr>
+          <w:rFonts w:ascii="Consolas" w:eastAsia="Times New Roman" w:hAnsi="Consolas" w:cs="Times New Roman"/>
+          <w:color w:val="CCCCCC"/>
+          <w:kern w:val="0"/>
+          <w:sz w:val="13"/>
+          <w:szCs w:val="13"/>
+          <w:lang w:eastAsia="uk-UA"/>
+        </w:rPr>
+        <w:t>=</w:t>
+      </w:r>
+      <w:r>
+        <w:rPr>
+          <w:rFonts w:ascii="Consolas" w:eastAsia="Times New Roman" w:hAnsi="Consolas" w:cs="Times New Roman"/>
+          <w:color w:val="CE9178"/>
+          <w:kern w:val="0"/>
+          <w:sz w:val="13"/>
+          <w:szCs w:val="13"/>
+          <w:lang w:eastAsia="uk-UA"/>
+        </w:rPr>
+        <w:t>"hidden md:flex items-center gap-1"</w:t>
+      </w:r>
+      <w:r>
+        <w:rPr>
+          <w:rFonts w:ascii="Consolas" w:eastAsia="Times New Roman" w:hAnsi="Consolas" w:cs="Times New Roman"/>
+          <w:color w:val="808080"/>
+          <w:kern w:val="0"/>
+          <w:sz w:val="13"/>
+          <w:szCs w:val="13"/>
+          <w:lang w:eastAsia="uk-UA"/>
+        </w:rPr>
+        <w:t>&gt;</w:t>
+      </w:r>
+    </w:p>
+    <w:p>
+      <w:pPr>
+        <w:shd w:val="clear" w:color="auto" w:fill="1F1F1F"/>
+        <w:spacing w:after="0" w:line="178" w:lineRule="atLeast"/>
+        <w:rPr>
+          <w:rFonts w:ascii="Consolas" w:eastAsia="Times New Roman" w:hAnsi="Consolas" w:cs="Times New Roman"/>
+          <w:color w:val="CCCCCC"/>
+          <w:kern w:val="0"/>
+          <w:sz w:val="13"/>
+          <w:szCs w:val="13"/>
+          <w:lang w:eastAsia="uk-UA"/>
+        </w:rPr>
+      </w:pPr>
+      <w:r>
+        <w:rPr>
+          <w:rFonts w:ascii="Consolas" w:eastAsia="Times New Roman" w:hAnsi="Consolas" w:cs="Times New Roman"/>
+          <w:color w:val="CCCCCC"/>
+          <w:kern w:val="0"/>
+          <w:sz w:val="13"/>
+          <w:szCs w:val="13"/>
+          <w:lang w:eastAsia="uk-UA"/>
+        </w:rPr>
+        <w:t xml:space="preserve">            </w:t>
+      </w:r>
+      <w:r>
+        <w:rPr>
+          <w:rFonts w:ascii="Consolas" w:eastAsia="Times New Roman" w:hAnsi="Consolas" w:cs="Times New Roman"/>
+          <w:color w:val="808080"/>
+          <w:kern w:val="0"/>
+          <w:sz w:val="13"/>
+          <w:szCs w:val="13"/>
+          <w:lang w:eastAsia="uk-UA"/>
+        </w:rPr>
+        <w:t>&lt;</w:t>
+      </w:r>
+      <w:r>
+        <w:rPr>
+          <w:rFonts w:ascii="Consolas" w:eastAsia="Times New Roman" w:hAnsi="Consolas" w:cs="Times New Roman"/>
+          <w:color w:val="569CD6"/>
+          <w:kern w:val="0"/>
+          <w:sz w:val="13"/>
+          <w:szCs w:val="13"/>
+          <w:lang w:eastAsia="uk-UA"/>
+        </w:rPr>
+        <w:t>a</w:t>
+      </w:r>
+      <w:r>
+        <w:rPr>
+          <w:rFonts w:ascii="Consolas" w:eastAsia="Times New Roman" w:hAnsi="Consolas" w:cs="Times New Roman"/>
+          <w:color w:val="CCCCCC"/>
+          <w:kern w:val="0"/>
+          <w:sz w:val="13"/>
+          <w:szCs w:val="13"/>
+          <w:lang w:eastAsia="uk-UA"/>
+        </w:rPr>
+        <w:t xml:space="preserve"> </w:t>
+      </w:r>
+      <w:r>
+        <w:rPr>
+          <w:rFonts w:ascii="Consolas" w:eastAsia="Times New Roman" w:hAnsi="Consolas" w:cs="Times New Roman"/>
+          <w:color w:val="9CDCFE"/>
+          <w:kern w:val="0"/>
+          <w:sz w:val="13"/>
+          <w:szCs w:val="13"/>
+          <w:lang w:eastAsia="uk-UA"/>
+        </w:rPr>
+        <w:t>href</w:t>
+      </w:r>
+      <w:r>
+        <w:rPr>
+          <w:rFonts w:ascii="Consolas" w:eastAsia="Times New Roman" w:hAnsi="Consolas" w:cs="Times New Roman"/>
+          <w:color w:val="CCCCCC"/>
+          <w:kern w:val="0"/>
+          <w:sz w:val="13"/>
+          <w:szCs w:val="13"/>
+          <w:lang w:eastAsia="uk-UA"/>
+        </w:rPr>
+        <w:t>=</w:t>
+      </w:r>
+      <w:r>
+        <w:rPr>
+          <w:rFonts w:ascii="Consolas" w:eastAsia="Times New Roman" w:hAnsi="Consolas" w:cs="Times New Roman"/>
+          <w:color w:val="CE9178"/>
+          <w:kern w:val="0"/>
+          <w:sz w:val="13"/>
+          <w:szCs w:val="13"/>
+          <w:lang w:eastAsia="uk-UA"/>
+        </w:rPr>
+        <w:t>"/"</w:t>
+      </w:r>
+      <w:r>
+        <w:rPr>
+          <w:rFonts w:ascii="Consolas" w:eastAsia="Times New Roman" w:hAnsi="Consolas" w:cs="Times New Roman"/>
+          <w:color w:val="CCCCCC"/>
+          <w:kern w:val="0"/>
+          <w:sz w:val="13"/>
+          <w:szCs w:val="13"/>
+          <w:lang w:eastAsia="uk-UA"/>
+        </w:rPr>
+        <w:t xml:space="preserve"> </w:t>
+      </w:r>
+      <w:r>
+        <w:rPr>
+          <w:rFonts w:ascii="Consolas" w:eastAsia="Times New Roman" w:hAnsi="Consolas" w:cs="Times New Roman"/>
+          <w:color w:val="9CDCFE"/>
+          <w:kern w:val="0"/>
+          <w:sz w:val="13"/>
+          <w:szCs w:val="13"/>
+          <w:lang w:eastAsia="uk-UA"/>
+        </w:rPr>
+        <w:t>class</w:t>
+      </w:r>
+      <w:r>
+        <w:rPr>
+          <w:rFonts w:ascii="Consolas" w:eastAsia="Times New Roman" w:hAnsi="Consolas" w:cs="Times New Roman"/>
+          <w:color w:val="CCCCCC"/>
+          <w:kern w:val="0"/>
+          <w:sz w:val="13"/>
+          <w:szCs w:val="13"/>
+          <w:lang w:eastAsia="uk-UA"/>
+        </w:rPr>
+        <w:t>=</w:t>
+      </w:r>
+      <w:r>
+        <w:rPr>
+          <w:rFonts w:ascii="Consolas" w:eastAsia="Times New Roman" w:hAnsi="Consolas" w:cs="Times New Roman"/>
+          <w:color w:val="CE9178"/>
+          <w:kern w:val="0"/>
+          <w:sz w:val="13"/>
+          <w:szCs w:val="13"/>
+          <w:lang w:eastAsia="uk-UA"/>
+        </w:rPr>
+        <w:t>"text-slate-400 hover:text-white hover:bg-slate-800  px-4 py-2 rounded-md text-sm transition-colors"</w:t>
+      </w:r>
+      <w:r>
+        <w:rPr>
+          <w:rFonts w:ascii="Consolas" w:eastAsia="Times New Roman" w:hAnsi="Consolas" w:cs="Times New Roman"/>
+          <w:color w:val="808080"/>
+          <w:kern w:val="0"/>
+          <w:sz w:val="13"/>
+          <w:szCs w:val="13"/>
+          <w:lang w:eastAsia="uk-UA"/>
+        </w:rPr>
+        <w:t>&gt;</w:t>
+      </w:r>
+    </w:p>
+    <w:p>
+      <w:pPr>
+        <w:shd w:val="clear" w:color="auto" w:fill="1F1F1F"/>
+        <w:spacing w:after="0" w:line="178" w:lineRule="atLeast"/>
+        <w:rPr>
+          <w:rFonts w:ascii="Consolas" w:eastAsia="Times New Roman" w:hAnsi="Consolas" w:cs="Times New Roman"/>
+          <w:color w:val="CCCCCC"/>
+          <w:kern w:val="0"/>
+          <w:sz w:val="13"/>
+          <w:szCs w:val="13"/>
+          <w:lang w:eastAsia="uk-UA"/>
+        </w:rPr>
+      </w:pPr>
+      <w:r>
+        <w:rPr>
+          <w:rFonts w:ascii="Consolas" w:eastAsia="Times New Roman" w:hAnsi="Consolas" w:cs="Times New Roman"/>
+          <w:color w:val="CCCCCC"/>
+          <w:kern w:val="0"/>
+          <w:sz w:val="13"/>
+          <w:szCs w:val="13"/>
+          <w:lang w:eastAsia="uk-UA"/>
+        </w:rPr>
+        <w:t>                Головна</w:t>
+      </w:r>
+    </w:p>
+    <w:p>
+      <w:pPr>
+        <w:shd w:val="clear" w:color="auto" w:fill="1F1F1F"/>
+        <w:spacing w:after="0" w:line="178" w:lineRule="atLeast"/>
+        <w:rPr>
+          <w:rFonts w:ascii="Consolas" w:eastAsia="Times New Roman" w:hAnsi="Consolas" w:cs="Times New Roman"/>
+          <w:color w:val="CCCCCC"/>
+          <w:kern w:val="0"/>
+          <w:sz w:val="13"/>
+          <w:szCs w:val="13"/>
+          <w:lang w:eastAsia="uk-UA"/>
+        </w:rPr>
+      </w:pPr>
+      <w:r>
+        <w:rPr>
+          <w:rFonts w:ascii="Consolas" w:eastAsia="Times New Roman" w:hAnsi="Consolas" w:cs="Times New Roman"/>
+          <w:color w:val="CCCCCC"/>
+          <w:kern w:val="0"/>
+          <w:sz w:val="13"/>
+          <w:szCs w:val="13"/>
+          <w:lang w:eastAsia="uk-UA"/>
+        </w:rPr>
+        <w:t xml:space="preserve">            </w:t>
+      </w:r>
+      <w:r>
+        <w:rPr>
+          <w:rFonts w:ascii="Consolas" w:eastAsia="Times New Roman" w:hAnsi="Consolas" w:cs="Times New Roman"/>
+          <w:color w:val="808080"/>
+          <w:kern w:val="0"/>
+          <w:sz w:val="13"/>
+          <w:szCs w:val="13"/>
+          <w:lang w:eastAsia="uk-UA"/>
+        </w:rPr>
+        <w:t>&lt;/</w:t>
+      </w:r>
+      <w:r>
+        <w:rPr>
+          <w:rFonts w:ascii="Consolas" w:eastAsia="Times New Roman" w:hAnsi="Consolas" w:cs="Times New Roman"/>
+          <w:color w:val="569CD6"/>
+          <w:kern w:val="0"/>
+          <w:sz w:val="13"/>
+          <w:szCs w:val="13"/>
+          <w:lang w:eastAsia="uk-UA"/>
+        </w:rPr>
+        <w:t>a</w:t>
+      </w:r>
+      <w:r>
+        <w:rPr>
+          <w:rFonts w:ascii="Consolas" w:eastAsia="Times New Roman" w:hAnsi="Consolas" w:cs="Times New Roman"/>
+          <w:color w:val="808080"/>
+          <w:kern w:val="0"/>
+          <w:sz w:val="13"/>
+          <w:szCs w:val="13"/>
+          <w:lang w:eastAsia="uk-UA"/>
+        </w:rPr>
+        <w:t>&gt;</w:t>
+      </w:r>
+    </w:p>
+    <w:p>
+      <w:pPr>
+        <w:shd w:val="clear" w:color="auto" w:fill="1F1F1F"/>
+        <w:spacing w:after="0" w:line="178" w:lineRule="atLeast"/>
+        <w:rPr>
+          <w:rFonts w:ascii="Consolas" w:eastAsia="Times New Roman" w:hAnsi="Consolas" w:cs="Times New Roman"/>
+          <w:color w:val="CCCCCC"/>
+          <w:kern w:val="0"/>
+          <w:sz w:val="13"/>
+          <w:szCs w:val="13"/>
+          <w:lang w:eastAsia="uk-UA"/>
+        </w:rPr>
+      </w:pPr>
+      <w:r>
+        <w:rPr>
+          <w:rFonts w:ascii="Consolas" w:eastAsia="Times New Roman" w:hAnsi="Consolas" w:cs="Times New Roman"/>
+          <w:color w:val="CCCCCC"/>
+          <w:kern w:val="0"/>
+          <w:sz w:val="13"/>
+          <w:szCs w:val="13"/>
+          <w:lang w:eastAsia="uk-UA"/>
+        </w:rPr>
+        <w:t xml:space="preserve">            </w:t>
+      </w:r>
+      <w:r>
+        <w:rPr>
+          <w:rFonts w:ascii="Consolas" w:eastAsia="Times New Roman" w:hAnsi="Consolas" w:cs="Times New Roman"/>
+          <w:color w:val="808080"/>
+          <w:kern w:val="0"/>
+          <w:sz w:val="13"/>
+          <w:szCs w:val="13"/>
+          <w:lang w:eastAsia="uk-UA"/>
+        </w:rPr>
+        <w:t>&lt;</w:t>
+      </w:r>
+      <w:r>
+        <w:rPr>
+          <w:rFonts w:ascii="Consolas" w:eastAsia="Times New Roman" w:hAnsi="Consolas" w:cs="Times New Roman"/>
+          <w:color w:val="569CD6"/>
+          <w:kern w:val="0"/>
+          <w:sz w:val="13"/>
+          <w:szCs w:val="13"/>
+          <w:lang w:eastAsia="uk-UA"/>
+        </w:rPr>
+        <w:t>a</w:t>
+      </w:r>
+      <w:r>
+        <w:rPr>
+          <w:rFonts w:ascii="Consolas" w:eastAsia="Times New Roman" w:hAnsi="Consolas" w:cs="Times New Roman"/>
+          <w:color w:val="CCCCCC"/>
+          <w:kern w:val="0"/>
+          <w:sz w:val="13"/>
+          <w:szCs w:val="13"/>
+          <w:lang w:eastAsia="uk-UA"/>
+        </w:rPr>
+        <w:t xml:space="preserve"> </w:t>
+      </w:r>
+      <w:r>
+        <w:rPr>
+          <w:rFonts w:ascii="Consolas" w:eastAsia="Times New Roman" w:hAnsi="Consolas" w:cs="Times New Roman"/>
+          <w:color w:val="9CDCFE"/>
+          <w:kern w:val="0"/>
+          <w:sz w:val="13"/>
+          <w:szCs w:val="13"/>
+          <w:lang w:eastAsia="uk-UA"/>
+        </w:rPr>
+        <w:t>href</w:t>
+      </w:r>
+      <w:r>
+        <w:rPr>
+          <w:rFonts w:ascii="Consolas" w:eastAsia="Times New Roman" w:hAnsi="Consolas" w:cs="Times New Roman"/>
+          <w:color w:val="CCCCCC"/>
+          <w:kern w:val="0"/>
+          <w:sz w:val="13"/>
+          <w:szCs w:val="13"/>
+          <w:lang w:eastAsia="uk-UA"/>
+        </w:rPr>
+        <w:t>=</w:t>
+      </w:r>
+      <w:r>
+        <w:rPr>
+          <w:rFonts w:ascii="Consolas" w:eastAsia="Times New Roman" w:hAnsi="Consolas" w:cs="Times New Roman"/>
+          <w:color w:val="CE9178"/>
+          <w:kern w:val="0"/>
+          <w:sz w:val="13"/>
+          <w:szCs w:val="13"/>
+          <w:lang w:eastAsia="uk-UA"/>
+        </w:rPr>
+        <w:t>"#"</w:t>
+      </w:r>
+      <w:r>
+        <w:rPr>
+          <w:rFonts w:ascii="Consolas" w:eastAsia="Times New Roman" w:hAnsi="Consolas" w:cs="Times New Roman"/>
+          <w:color w:val="CCCCCC"/>
+          <w:kern w:val="0"/>
+          <w:sz w:val="13"/>
+          <w:szCs w:val="13"/>
+          <w:lang w:eastAsia="uk-UA"/>
+        </w:rPr>
+        <w:t xml:space="preserve"> </w:t>
+      </w:r>
+      <w:r>
+        <w:rPr>
+          <w:rFonts w:ascii="Consolas" w:eastAsia="Times New Roman" w:hAnsi="Consolas" w:cs="Times New Roman"/>
+          <w:color w:val="9CDCFE"/>
+          <w:kern w:val="0"/>
+          <w:sz w:val="13"/>
+          <w:szCs w:val="13"/>
+          <w:lang w:eastAsia="uk-UA"/>
+        </w:rPr>
+        <w:t>class</w:t>
+      </w:r>
+      <w:r>
+        <w:rPr>
+          <w:rFonts w:ascii="Consolas" w:eastAsia="Times New Roman" w:hAnsi="Consolas" w:cs="Times New Roman"/>
+          <w:color w:val="CCCCCC"/>
+          <w:kern w:val="0"/>
+          <w:sz w:val="13"/>
+          <w:szCs w:val="13"/>
+          <w:lang w:eastAsia="uk-UA"/>
+        </w:rPr>
+        <w:t>=</w:t>
+      </w:r>
+      <w:r>
+        <w:rPr>
+          <w:rFonts w:ascii="Consolas" w:eastAsia="Times New Roman" w:hAnsi="Consolas" w:cs="Times New Roman"/>
+          <w:color w:val="CE9178"/>
+          <w:kern w:val="0"/>
+          <w:sz w:val="13"/>
+          <w:szCs w:val="13"/>
+          <w:lang w:eastAsia="uk-UA"/>
+        </w:rPr>
+        <w:t>"text-slate-400 hover:text-white hover:bg-slate-800 px-4 py-2 rounded-md text-sm transition-colors"</w:t>
+      </w:r>
+      <w:r>
+        <w:rPr>
+          <w:rFonts w:ascii="Consolas" w:eastAsia="Times New Roman" w:hAnsi="Consolas" w:cs="Times New Roman"/>
+          <w:color w:val="808080"/>
+          <w:kern w:val="0"/>
+          <w:sz w:val="13"/>
+          <w:szCs w:val="13"/>
+          <w:lang w:eastAsia="uk-UA"/>
+        </w:rPr>
+        <w:t>&gt;</w:t>
+      </w:r>
+    </w:p>
+    <w:p>
+      <w:pPr>
+        <w:shd w:val="clear" w:color="auto" w:fill="1F1F1F"/>
+        <w:spacing w:after="0" w:line="178" w:lineRule="atLeast"/>
+        <w:rPr>
+          <w:rFonts w:ascii="Consolas" w:eastAsia="Times New Roman" w:hAnsi="Consolas" w:cs="Times New Roman"/>
+          <w:color w:val="CCCCCC"/>
+          <w:kern w:val="0"/>
+          <w:sz w:val="13"/>
+          <w:szCs w:val="13"/>
+          <w:lang w:eastAsia="uk-UA"/>
+        </w:rPr>
+      </w:pPr>
+      <w:r>
+        <w:rPr>
+          <w:rFonts w:ascii="Consolas" w:eastAsia="Times New Roman" w:hAnsi="Consolas" w:cs="Times New Roman"/>
+          <w:color w:val="CCCCCC"/>
+          <w:kern w:val="0"/>
+          <w:sz w:val="13"/>
+          <w:szCs w:val="13"/>
+          <w:lang w:eastAsia="uk-UA"/>
+        </w:rPr>
+        <w:t>                Про нас</w:t>
+      </w:r>
+    </w:p>
+    <w:p>
+      <w:pPr>
+        <w:shd w:val="clear" w:color="auto" w:fill="1F1F1F"/>
+        <w:spacing w:after="0" w:line="178" w:lineRule="atLeast"/>
+        <w:rPr>
+          <w:rFonts w:ascii="Consolas" w:eastAsia="Times New Roman" w:hAnsi="Consolas" w:cs="Times New Roman"/>
+          <w:color w:val="CCCCCC"/>
+          <w:kern w:val="0"/>
+          <w:sz w:val="13"/>
+          <w:szCs w:val="13"/>
+          <w:lang w:eastAsia="uk-UA"/>
+        </w:rPr>
+      </w:pPr>
+      <w:r>
+        <w:rPr>
+          <w:rFonts w:ascii="Consolas" w:eastAsia="Times New Roman" w:hAnsi="Consolas" w:cs="Times New Roman"/>
+          <w:color w:val="CCCCCC"/>
+          <w:kern w:val="0"/>
+          <w:sz w:val="13"/>
+          <w:szCs w:val="13"/>
+          <w:lang w:eastAsia="uk-UA"/>
+        </w:rPr>
+        <w:t xml:space="preserve">            </w:t>
+      </w:r>
+      <w:r>
+        <w:rPr>
+          <w:rFonts w:ascii="Consolas" w:eastAsia="Times New Roman" w:hAnsi="Consolas" w:cs="Times New Roman"/>
+          <w:color w:val="808080"/>
+          <w:kern w:val="0"/>
+          <w:sz w:val="13"/>
+          <w:szCs w:val="13"/>
+          <w:lang w:eastAsia="uk-UA"/>
+        </w:rPr>
+        <w:t>&lt;/</w:t>
+      </w:r>
+      <w:r>
+        <w:rPr>
+          <w:rFonts w:ascii="Consolas" w:eastAsia="Times New Roman" w:hAnsi="Consolas" w:cs="Times New Roman"/>
+          <w:color w:val="569CD6"/>
+          <w:kern w:val="0"/>
+          <w:sz w:val="13"/>
+          <w:szCs w:val="13"/>
+          <w:lang w:eastAsia="uk-UA"/>
+        </w:rPr>
+        <w:t>a</w:t>
+      </w:r>
+      <w:r>
+        <w:rPr>
+          <w:rFonts w:ascii="Consolas" w:eastAsia="Times New Roman" w:hAnsi="Consolas" w:cs="Times New Roman"/>
+          <w:color w:val="808080"/>
+          <w:kern w:val="0"/>
+          <w:sz w:val="13"/>
+          <w:szCs w:val="13"/>
+          <w:lang w:eastAsia="uk-UA"/>
+        </w:rPr>
+        <w:t>&gt;</w:t>
+      </w:r>
+    </w:p>
+    <w:p>
+      <w:pPr>
+        <w:shd w:val="clear" w:color="auto" w:fill="1F1F1F"/>
+        <w:spacing w:after="0" w:line="178" w:lineRule="atLeast"/>
+        <w:rPr>
+          <w:rFonts w:ascii="Consolas" w:eastAsia="Times New Roman" w:hAnsi="Consolas" w:cs="Times New Roman"/>
+          <w:color w:val="CCCCCC"/>
+          <w:kern w:val="0"/>
+          <w:sz w:val="13"/>
+          <w:szCs w:val="13"/>
+          <w:lang w:eastAsia="uk-UA"/>
+        </w:rPr>
+      </w:pPr>
+      <w:r>
+        <w:rPr>
+          <w:rFonts w:ascii="Consolas" w:eastAsia="Times New Roman" w:hAnsi="Consolas" w:cs="Times New Roman"/>
+          <w:color w:val="CCCCCC"/>
+          <w:kern w:val="0"/>
+          <w:sz w:val="13"/>
+          <w:szCs w:val="13"/>
+          <w:lang w:eastAsia="uk-UA"/>
+        </w:rPr>
+        <w:t xml:space="preserve">            </w:t>
+      </w:r>
+      <w:r>
+        <w:rPr>
+          <w:rFonts w:ascii="Consolas" w:eastAsia="Times New Roman" w:hAnsi="Consolas" w:cs="Times New Roman"/>
+          <w:color w:val="808080"/>
+          <w:kern w:val="0"/>
+          <w:sz w:val="13"/>
+          <w:szCs w:val="13"/>
+          <w:lang w:eastAsia="uk-UA"/>
+        </w:rPr>
+        <w:t>&lt;</w:t>
+      </w:r>
+      <w:r>
+        <w:rPr>
+          <w:rFonts w:ascii="Consolas" w:eastAsia="Times New Roman" w:hAnsi="Consolas" w:cs="Times New Roman"/>
+          <w:color w:val="569CD6"/>
+          <w:kern w:val="0"/>
+          <w:sz w:val="13"/>
+          <w:szCs w:val="13"/>
+          <w:lang w:eastAsia="uk-UA"/>
+        </w:rPr>
+        <w:t>a</w:t>
+      </w:r>
+      <w:r>
+        <w:rPr>
+          <w:rFonts w:ascii="Consolas" w:eastAsia="Times New Roman" w:hAnsi="Consolas" w:cs="Times New Roman"/>
+          <w:color w:val="CCCCCC"/>
+          <w:kern w:val="0"/>
+          <w:sz w:val="13"/>
+          <w:szCs w:val="13"/>
+          <w:lang w:eastAsia="uk-UA"/>
+        </w:rPr>
+        <w:t xml:space="preserve"> </w:t>
+      </w:r>
+      <w:r>
+        <w:rPr>
+          <w:rFonts w:ascii="Consolas" w:eastAsia="Times New Roman" w:hAnsi="Consolas" w:cs="Times New Roman"/>
+          <w:color w:val="9CDCFE"/>
+          <w:kern w:val="0"/>
+          <w:sz w:val="13"/>
+          <w:szCs w:val="13"/>
+          <w:lang w:eastAsia="uk-UA"/>
+        </w:rPr>
+        <w:t>href</w:t>
+      </w:r>
+      <w:r>
+        <w:rPr>
+          <w:rFonts w:ascii="Consolas" w:eastAsia="Times New Roman" w:hAnsi="Consolas" w:cs="Times New Roman"/>
+          <w:color w:val="CCCCCC"/>
+          <w:kern w:val="0"/>
+          <w:sz w:val="13"/>
+          <w:szCs w:val="13"/>
+          <w:lang w:eastAsia="uk-UA"/>
+        </w:rPr>
+        <w:t>=</w:t>
+      </w:r>
+      <w:r>
+        <w:rPr>
+          <w:rFonts w:ascii="Consolas" w:eastAsia="Times New Roman" w:hAnsi="Consolas" w:cs="Times New Roman"/>
+          <w:color w:val="CE9178"/>
+          <w:kern w:val="0"/>
+          <w:sz w:val="13"/>
+          <w:szCs w:val="13"/>
+          <w:lang w:eastAsia="uk-UA"/>
+        </w:rPr>
+        <w:t>"#"</w:t>
+      </w:r>
+      <w:r>
+        <w:rPr>
+          <w:rFonts w:ascii="Consolas" w:eastAsia="Times New Roman" w:hAnsi="Consolas" w:cs="Times New Roman"/>
+          <w:color w:val="CCCCCC"/>
+          <w:kern w:val="0"/>
+          <w:sz w:val="13"/>
+          <w:szCs w:val="13"/>
+          <w:lang w:eastAsia="uk-UA"/>
+        </w:rPr>
+        <w:t xml:space="preserve"> </w:t>
+      </w:r>
+      <w:r>
+        <w:rPr>
+          <w:rFonts w:ascii="Consolas" w:eastAsia="Times New Roman" w:hAnsi="Consolas" w:cs="Times New Roman"/>
+          <w:color w:val="9CDCFE"/>
+          <w:kern w:val="0"/>
+          <w:sz w:val="13"/>
+          <w:szCs w:val="13"/>
+          <w:lang w:eastAsia="uk-UA"/>
+        </w:rPr>
+        <w:t>class</w:t>
+      </w:r>
+      <w:r>
+        <w:rPr>
+          <w:rFonts w:ascii="Consolas" w:eastAsia="Times New Roman" w:hAnsi="Consolas" w:cs="Times New Roman"/>
+          <w:color w:val="CCCCCC"/>
+          <w:kern w:val="0"/>
+          <w:sz w:val="13"/>
+          <w:szCs w:val="13"/>
+          <w:lang w:eastAsia="uk-UA"/>
+        </w:rPr>
+        <w:t>=</w:t>
+      </w:r>
+      <w:r>
+        <w:rPr>
+          <w:rFonts w:ascii="Consolas" w:eastAsia="Times New Roman" w:hAnsi="Consolas" w:cs="Times New Roman"/>
+          <w:color w:val="CE9178"/>
+          <w:kern w:val="0"/>
+          <w:sz w:val="13"/>
+          <w:szCs w:val="13"/>
+          <w:lang w:eastAsia="uk-UA"/>
+        </w:rPr>
+        <w:t>"text-slate-400 hover:text-white hover:bg-slate-800 px-4 py-2 rounded-md text-sm transition-colors"</w:t>
+      </w:r>
+      <w:r>
+        <w:rPr>
+          <w:rFonts w:ascii="Consolas" w:eastAsia="Times New Roman" w:hAnsi="Consolas" w:cs="Times New Roman"/>
+          <w:color w:val="808080"/>
+          <w:kern w:val="0"/>
+          <w:sz w:val="13"/>
+          <w:szCs w:val="13"/>
+          <w:lang w:eastAsia="uk-UA"/>
+        </w:rPr>
+        <w:t>&gt;</w:t>
+      </w:r>
+    </w:p>
+    <w:p>
+      <w:pPr>
+        <w:shd w:val="clear" w:color="auto" w:fill="1F1F1F"/>
+        <w:spacing w:after="0" w:line="178" w:lineRule="atLeast"/>
+        <w:rPr>
+          <w:rFonts w:ascii="Consolas" w:eastAsia="Times New Roman" w:hAnsi="Consolas" w:cs="Times New Roman"/>
+          <w:color w:val="CCCCCC"/>
+          <w:kern w:val="0"/>
+          <w:sz w:val="13"/>
+          <w:szCs w:val="13"/>
+          <w:lang w:eastAsia="uk-UA"/>
+        </w:rPr>
+      </w:pPr>
+      <w:r>
+        <w:rPr>
+          <w:rFonts w:ascii="Consolas" w:eastAsia="Times New Roman" w:hAnsi="Consolas" w:cs="Times New Roman"/>
+          <w:color w:val="CCCCCC"/>
+          <w:kern w:val="0"/>
+          <w:sz w:val="13"/>
+          <w:szCs w:val="13"/>
+          <w:lang w:eastAsia="uk-UA"/>
+        </w:rPr>
+        <w:t>                Послуги</w:t>
+      </w:r>
+    </w:p>
+    <w:p>
+      <w:pPr>
+        <w:shd w:val="clear" w:color="auto" w:fill="1F1F1F"/>
+        <w:spacing w:after="0" w:line="178" w:lineRule="atLeast"/>
+        <w:rPr>
+          <w:rFonts w:ascii="Consolas" w:eastAsia="Times New Roman" w:hAnsi="Consolas" w:cs="Times New Roman"/>
+          <w:color w:val="CCCCCC"/>
+          <w:kern w:val="0"/>
+          <w:sz w:val="13"/>
+          <w:szCs w:val="13"/>
+          <w:lang w:eastAsia="uk-UA"/>
+        </w:rPr>
+      </w:pPr>
+      <w:r>
+        <w:rPr>
+          <w:rFonts w:ascii="Consolas" w:eastAsia="Times New Roman" w:hAnsi="Consolas" w:cs="Times New Roman"/>
+          <w:color w:val="CCCCCC"/>
+          <w:kern w:val="0"/>
+          <w:sz w:val="13"/>
+          <w:szCs w:val="13"/>
+          <w:lang w:eastAsia="uk-UA"/>
+        </w:rPr>
+        <w:t xml:space="preserve">            </w:t>
+      </w:r>
+      <w:r>
+        <w:rPr>
+          <w:rFonts w:ascii="Consolas" w:eastAsia="Times New Roman" w:hAnsi="Consolas" w:cs="Times New Roman"/>
+          <w:color w:val="808080"/>
+          <w:kern w:val="0"/>
+          <w:sz w:val="13"/>
+          <w:szCs w:val="13"/>
+          <w:lang w:eastAsia="uk-UA"/>
+        </w:rPr>
+        <w:t>&lt;/</w:t>
+      </w:r>
+      <w:r>
+        <w:rPr>
+          <w:rFonts w:ascii="Consolas" w:eastAsia="Times New Roman" w:hAnsi="Consolas" w:cs="Times New Roman"/>
+          <w:color w:val="569CD6"/>
+          <w:kern w:val="0"/>
+          <w:sz w:val="13"/>
+          <w:szCs w:val="13"/>
+          <w:lang w:eastAsia="uk-UA"/>
+        </w:rPr>
+        <w:t>a</w:t>
+      </w:r>
+      <w:r>
+        <w:rPr>
+          <w:rFonts w:ascii="Consolas" w:eastAsia="Times New Roman" w:hAnsi="Consolas" w:cs="Times New Roman"/>
+          <w:color w:val="808080"/>
+          <w:kern w:val="0"/>
+          <w:sz w:val="13"/>
+          <w:szCs w:val="13"/>
+          <w:lang w:eastAsia="uk-UA"/>
+        </w:rPr>
+        <w:t>&gt;</w:t>
+      </w:r>
+    </w:p>
+    <w:p>
+      <w:pPr>
+        <w:shd w:val="clear" w:color="auto" w:fill="1F1F1F"/>
+        <w:spacing w:after="0" w:line="178" w:lineRule="atLeast"/>
+        <w:rPr>
+          <w:rFonts w:ascii="Consolas" w:eastAsia="Times New Roman" w:hAnsi="Consolas" w:cs="Times New Roman"/>
+          <w:color w:val="CCCCCC"/>
+          <w:kern w:val="0"/>
+          <w:sz w:val="13"/>
+          <w:szCs w:val="13"/>
+          <w:lang w:eastAsia="uk-UA"/>
+        </w:rPr>
+      </w:pPr>
+      <w:r>
+        <w:rPr>
+          <w:rFonts w:ascii="Consolas" w:eastAsia="Times New Roman" w:hAnsi="Consolas" w:cs="Times New Roman"/>
+          <w:color w:val="CCCCCC"/>
+          <w:kern w:val="0"/>
+          <w:sz w:val="13"/>
+          <w:szCs w:val="13"/>
+          <w:lang w:eastAsia="uk-UA"/>
+        </w:rPr>
+        <w:t xml:space="preserve">            </w:t>
+      </w:r>
+      <w:r>
+        <w:rPr>
+          <w:rFonts w:ascii="Consolas" w:eastAsia="Times New Roman" w:hAnsi="Consolas" w:cs="Times New Roman"/>
+          <w:color w:val="808080"/>
+          <w:kern w:val="0"/>
+          <w:sz w:val="13"/>
+          <w:szCs w:val="13"/>
+          <w:lang w:eastAsia="uk-UA"/>
+        </w:rPr>
+        <w:t>&lt;</w:t>
+      </w:r>
+      <w:r>
+        <w:rPr>
+          <w:rFonts w:ascii="Consolas" w:eastAsia="Times New Roman" w:hAnsi="Consolas" w:cs="Times New Roman"/>
+          <w:color w:val="569CD6"/>
+          <w:kern w:val="0"/>
+          <w:sz w:val="13"/>
+          <w:szCs w:val="13"/>
+          <w:lang w:eastAsia="uk-UA"/>
+        </w:rPr>
+        <w:t>a</w:t>
+      </w:r>
+      <w:r>
+        <w:rPr>
+          <w:rFonts w:ascii="Consolas" w:eastAsia="Times New Roman" w:hAnsi="Consolas" w:cs="Times New Roman"/>
+          <w:color w:val="CCCCCC"/>
+          <w:kern w:val="0"/>
+          <w:sz w:val="13"/>
+          <w:szCs w:val="13"/>
+          <w:lang w:eastAsia="uk-UA"/>
+        </w:rPr>
+        <w:t xml:space="preserve"> </w:t>
+      </w:r>
+      <w:r>
+        <w:rPr>
+          <w:rFonts w:ascii="Consolas" w:eastAsia="Times New Roman" w:hAnsi="Consolas" w:cs="Times New Roman"/>
+          <w:color w:val="9CDCFE"/>
+          <w:kern w:val="0"/>
+          <w:sz w:val="13"/>
+          <w:szCs w:val="13"/>
+          <w:lang w:eastAsia="uk-UA"/>
+        </w:rPr>
+        <w:t>href</w:t>
+      </w:r>
+      <w:r>
+        <w:rPr>
+          <w:rFonts w:ascii="Consolas" w:eastAsia="Times New Roman" w:hAnsi="Consolas" w:cs="Times New Roman"/>
+          <w:color w:val="CCCCCC"/>
+          <w:kern w:val="0"/>
+          <w:sz w:val="13"/>
+          <w:szCs w:val="13"/>
+          <w:lang w:eastAsia="uk-UA"/>
+        </w:rPr>
+        <w:t>=</w:t>
+      </w:r>
+      <w:r>
+        <w:rPr>
+          <w:rFonts w:ascii="Consolas" w:eastAsia="Times New Roman" w:hAnsi="Consolas" w:cs="Times New Roman"/>
+          <w:color w:val="CE9178"/>
+          <w:kern w:val="0"/>
+          <w:sz w:val="13"/>
+          <w:szCs w:val="13"/>
+          <w:lang w:eastAsia="uk-UA"/>
+        </w:rPr>
+        <w:t>"#"</w:t>
+      </w:r>
+      <w:r>
+        <w:rPr>
+          <w:rFonts w:ascii="Consolas" w:eastAsia="Times New Roman" w:hAnsi="Consolas" w:cs="Times New Roman"/>
+          <w:color w:val="CCCCCC"/>
+          <w:kern w:val="0"/>
+          <w:sz w:val="13"/>
+          <w:szCs w:val="13"/>
+          <w:lang w:eastAsia="uk-UA"/>
+        </w:rPr>
+        <w:t xml:space="preserve"> </w:t>
+      </w:r>
+      <w:r>
+        <w:rPr>
+          <w:rFonts w:ascii="Consolas" w:eastAsia="Times New Roman" w:hAnsi="Consolas" w:cs="Times New Roman"/>
+          <w:color w:val="9CDCFE"/>
+          <w:kern w:val="0"/>
+          <w:sz w:val="13"/>
+          <w:szCs w:val="13"/>
+          <w:lang w:eastAsia="uk-UA"/>
+        </w:rPr>
+        <w:t>class</w:t>
+      </w:r>
+      <w:r>
+        <w:rPr>
+          <w:rFonts w:ascii="Consolas" w:eastAsia="Times New Roman" w:hAnsi="Consolas" w:cs="Times New Roman"/>
+          <w:color w:val="CCCCCC"/>
+          <w:kern w:val="0"/>
+          <w:sz w:val="13"/>
+          <w:szCs w:val="13"/>
+          <w:lang w:eastAsia="uk-UA"/>
+        </w:rPr>
+        <w:t>=</w:t>
+      </w:r>
+      <w:r>
+        <w:rPr>
+          <w:rFonts w:ascii="Consolas" w:eastAsia="Times New Roman" w:hAnsi="Consolas" w:cs="Times New Roman"/>
+          <w:color w:val="CE9178"/>
+          <w:kern w:val="0"/>
+          <w:sz w:val="13"/>
+          <w:szCs w:val="13"/>
+          <w:lang w:eastAsia="uk-UA"/>
+        </w:rPr>
+        <w:t>"text-slate-400 hover:text-white hover:bg-slate-800 px-4 py-2 rounded-md text-sm transition-colors"</w:t>
+      </w:r>
+      <w:r>
+        <w:rPr>
+          <w:rFonts w:ascii="Consolas" w:eastAsia="Times New Roman" w:hAnsi="Consolas" w:cs="Times New Roman"/>
+          <w:color w:val="808080"/>
+          <w:kern w:val="0"/>
+          <w:sz w:val="13"/>
+          <w:szCs w:val="13"/>
+          <w:lang w:eastAsia="uk-UA"/>
+        </w:rPr>
+        <w:t>&gt;</w:t>
+      </w:r>
+    </w:p>
+    <w:p>
+      <w:pPr>
+        <w:shd w:val="clear" w:color="auto" w:fill="1F1F1F"/>
+        <w:spacing w:after="0" w:line="178" w:lineRule="atLeast"/>
+        <w:rPr>
+          <w:rFonts w:ascii="Consolas" w:eastAsia="Times New Roman" w:hAnsi="Consolas" w:cs="Times New Roman"/>
+          <w:color w:val="CCCCCC"/>
+          <w:kern w:val="0"/>
+          <w:sz w:val="13"/>
+          <w:szCs w:val="13"/>
+          <w:lang w:eastAsia="uk-UA"/>
+        </w:rPr>
+      </w:pPr>
+      <w:r>
+        <w:rPr>
+          <w:rFonts w:ascii="Consolas" w:eastAsia="Times New Roman" w:hAnsi="Consolas" w:cs="Times New Roman"/>
+          <w:color w:val="CCCCCC"/>
+          <w:kern w:val="0"/>
+          <w:sz w:val="13"/>
+          <w:szCs w:val="13"/>
+          <w:lang w:eastAsia="uk-UA"/>
+        </w:rPr>
+        <w:t>                Контакти</w:t>
+      </w:r>
+    </w:p>
+    <w:p>
+      <w:pPr>
+        <w:shd w:val="clear" w:color="auto" w:fill="1F1F1F"/>
+        <w:spacing w:after="0" w:line="178" w:lineRule="atLeast"/>
+        <w:rPr>
+          <w:rFonts w:ascii="Consolas" w:eastAsia="Times New Roman" w:hAnsi="Consolas" w:cs="Times New Roman"/>
+          <w:color w:val="CCCCCC"/>
+          <w:kern w:val="0"/>
+          <w:sz w:val="13"/>
+          <w:szCs w:val="13"/>
+          <w:lang w:eastAsia="uk-UA"/>
+        </w:rPr>
+      </w:pPr>
+      <w:r>
+        <w:rPr>
+          <w:rFonts w:ascii="Consolas" w:eastAsia="Times New Roman" w:hAnsi="Consolas" w:cs="Times New Roman"/>
+          <w:color w:val="CCCCCC"/>
+          <w:kern w:val="0"/>
+          <w:sz w:val="13"/>
+          <w:szCs w:val="13"/>
+          <w:lang w:eastAsia="uk-UA"/>
+        </w:rPr>
+        <w:t xml:space="preserve">            </w:t>
+      </w:r>
+      <w:r>
+        <w:rPr>
+          <w:rFonts w:ascii="Consolas" w:eastAsia="Times New Roman" w:hAnsi="Consolas" w:cs="Times New Roman"/>
+          <w:color w:val="808080"/>
+          <w:kern w:val="0"/>
+          <w:sz w:val="13"/>
+          <w:szCs w:val="13"/>
+          <w:lang w:eastAsia="uk-UA"/>
+        </w:rPr>
+        <w:t>&lt;/</w:t>
+      </w:r>
+      <w:r>
+        <w:rPr>
+          <w:rFonts w:ascii="Consolas" w:eastAsia="Times New Roman" w:hAnsi="Consolas" w:cs="Times New Roman"/>
+          <w:color w:val="569CD6"/>
+          <w:kern w:val="0"/>
+          <w:sz w:val="13"/>
+          <w:szCs w:val="13"/>
+          <w:lang w:eastAsia="uk-UA"/>
+        </w:rPr>
+        <w:t>a</w:t>
+      </w:r>
+      <w:r>
+        <w:rPr>
+          <w:rFonts w:ascii="Consolas" w:eastAsia="Times New Roman" w:hAnsi="Consolas" w:cs="Times New Roman"/>
+          <w:color w:val="808080"/>
+          <w:kern w:val="0"/>
+          <w:sz w:val="13"/>
+          <w:szCs w:val="13"/>
+          <w:lang w:eastAsia="uk-UA"/>
+        </w:rPr>
+        <w:t>&gt;</w:t>
+      </w:r>
+    </w:p>
+    <w:p>
+      <w:pPr>
+        <w:shd w:val="clear" w:color="auto" w:fill="1F1F1F"/>
+        <w:spacing w:after="0" w:line="178" w:lineRule="atLeast"/>
+        <w:rPr>
+          <w:rFonts w:ascii="Consolas" w:eastAsia="Times New Roman" w:hAnsi="Consolas" w:cs="Times New Roman"/>
+          <w:color w:val="CCCCCC"/>
+          <w:kern w:val="0"/>
+          <w:sz w:val="13"/>
+          <w:szCs w:val="13"/>
+          <w:lang w:eastAsia="uk-UA"/>
+        </w:rPr>
+      </w:pPr>
+      <w:r>
+        <w:rPr>
+          <w:rFonts w:ascii="Consolas" w:eastAsia="Times New Roman" w:hAnsi="Consolas" w:cs="Times New Roman"/>
+          <w:color w:val="CCCCCC"/>
+          <w:kern w:val="0"/>
+          <w:sz w:val="13"/>
+          <w:szCs w:val="13"/>
+          <w:lang w:eastAsia="uk-UA"/>
+        </w:rPr>
+        <w:t xml:space="preserve">        </w:t>
+      </w:r>
+      <w:r>
+        <w:rPr>
+          <w:rFonts w:ascii="Consolas" w:eastAsia="Times New Roman" w:hAnsi="Consolas" w:cs="Times New Roman"/>
+          <w:color w:val="808080"/>
+          <w:kern w:val="0"/>
+          <w:sz w:val="13"/>
+          <w:szCs w:val="13"/>
+          <w:lang w:eastAsia="uk-UA"/>
+        </w:rPr>
+        <w:t>&lt;/</w:t>
+      </w:r>
+      <w:r>
+        <w:rPr>
+          <w:rFonts w:ascii="Consolas" w:eastAsia="Times New Roman" w:hAnsi="Consolas" w:cs="Times New Roman"/>
+          <w:color w:val="569CD6"/>
+          <w:kern w:val="0"/>
+          <w:sz w:val="13"/>
+          <w:szCs w:val="13"/>
+          <w:lang w:eastAsia="uk-UA"/>
+        </w:rPr>
+        <w:t>div</w:t>
+      </w:r>
+      <w:r>
+        <w:rPr>
+          <w:rFonts w:ascii="Consolas" w:eastAsia="Times New Roman" w:hAnsi="Consolas" w:cs="Times New Roman"/>
+          <w:color w:val="808080"/>
+          <w:kern w:val="0"/>
+          <w:sz w:val="13"/>
+          <w:szCs w:val="13"/>
+          <w:lang w:eastAsia="uk-UA"/>
+        </w:rPr>
+        <w:t>&gt;</w:t>
+      </w:r>
+    </w:p>
+    <w:p>
+      <w:pPr>
+        <w:shd w:val="clear" w:color="auto" w:fill="1F1F1F"/>
+        <w:spacing w:after="0" w:line="178" w:lineRule="atLeast"/>
+        <w:rPr>
+          <w:rFonts w:ascii="Consolas" w:eastAsia="Times New Roman" w:hAnsi="Consolas" w:cs="Times New Roman"/>
+          <w:color w:val="CCCCCC"/>
+          <w:kern w:val="0"/>
+          <w:sz w:val="13"/>
+          <w:szCs w:val="13"/>
+          <w:lang w:eastAsia="uk-UA"/>
+        </w:rPr>
+      </w:pPr>
+    </w:p>
+    <w:p>
+      <w:pPr>
+        <w:shd w:val="clear" w:color="auto" w:fill="1F1F1F"/>
+        <w:spacing w:after="0" w:line="178" w:lineRule="atLeast"/>
+        <w:rPr>
+          <w:rFonts w:ascii="Consolas" w:eastAsia="Times New Roman" w:hAnsi="Consolas" w:cs="Times New Roman"/>
+          <w:color w:val="CCCCCC"/>
+          <w:kern w:val="0"/>
+          <w:sz w:val="13"/>
+          <w:szCs w:val="13"/>
+          <w:lang w:eastAsia="uk-UA"/>
+        </w:rPr>
+      </w:pPr>
+      <w:r>
+        <w:rPr>
+          <w:rFonts w:ascii="Consolas" w:eastAsia="Times New Roman" w:hAnsi="Consolas" w:cs="Times New Roman"/>
+          <w:color w:val="CCCCCC"/>
+          <w:kern w:val="0"/>
+          <w:sz w:val="13"/>
+          <w:szCs w:val="13"/>
+          <w:lang w:eastAsia="uk-UA"/>
+        </w:rPr>
+        <w:t xml:space="preserve">        </w:t>
+      </w:r>
+      <w:r>
+        <w:rPr>
+          <w:rFonts w:ascii="Consolas" w:eastAsia="Times New Roman" w:hAnsi="Consolas" w:cs="Times New Roman"/>
+          <w:color w:val="6A9955"/>
+          <w:kern w:val="0"/>
+          <w:sz w:val="13"/>
+          <w:szCs w:val="13"/>
+          <w:lang w:eastAsia="uk-UA"/>
+        </w:rPr>
+        <w:t>&lt;!-- CTA кнопка --&gt;</w:t>
+      </w:r>
+    </w:p>
+    <w:p>
+      <w:pPr>
+        <w:shd w:val="clear" w:color="auto" w:fill="1F1F1F"/>
+        <w:spacing w:after="0" w:line="178" w:lineRule="atLeast"/>
+        <w:rPr>
+          <w:rFonts w:ascii="Consolas" w:eastAsia="Times New Roman" w:hAnsi="Consolas" w:cs="Times New Roman"/>
+          <w:color w:val="CCCCCC"/>
+          <w:kern w:val="0"/>
+          <w:sz w:val="13"/>
+          <w:szCs w:val="13"/>
+          <w:lang w:eastAsia="uk-UA"/>
+        </w:rPr>
+      </w:pPr>
+      <w:r>
+        <w:rPr>
+          <w:rFonts w:ascii="Consolas" w:eastAsia="Times New Roman" w:hAnsi="Consolas" w:cs="Times New Roman"/>
+          <w:color w:val="CCCCCC"/>
+          <w:kern w:val="0"/>
+          <w:sz w:val="13"/>
+          <w:szCs w:val="13"/>
+          <w:lang w:eastAsia="uk-UA"/>
+        </w:rPr>
+        <w:t xml:space="preserve">        </w:t>
+      </w:r>
+      <w:r>
+        <w:rPr>
+          <w:rFonts w:ascii="Consolas" w:eastAsia="Times New Roman" w:hAnsi="Consolas" w:cs="Times New Roman"/>
+          <w:color w:val="808080"/>
+          <w:kern w:val="0"/>
+          <w:sz w:val="13"/>
+          <w:szCs w:val="13"/>
+          <w:lang w:eastAsia="uk-UA"/>
+        </w:rPr>
+        <w:t>&lt;</w:t>
+      </w:r>
+      <w:r>
+        <w:rPr>
+          <w:rFonts w:ascii="Consolas" w:eastAsia="Times New Roman" w:hAnsi="Consolas" w:cs="Times New Roman"/>
+          <w:color w:val="569CD6"/>
+          <w:kern w:val="0"/>
+          <w:sz w:val="13"/>
+          <w:szCs w:val="13"/>
+          <w:lang w:eastAsia="uk-UA"/>
+        </w:rPr>
+        <w:t>a</w:t>
+      </w:r>
+      <w:r>
+        <w:rPr>
+          <w:rFonts w:ascii="Consolas" w:eastAsia="Times New Roman" w:hAnsi="Consolas" w:cs="Times New Roman"/>
+          <w:color w:val="CCCCCC"/>
+          <w:kern w:val="0"/>
+          <w:sz w:val="13"/>
+          <w:szCs w:val="13"/>
+          <w:lang w:eastAsia="uk-UA"/>
+        </w:rPr>
+        <w:t xml:space="preserve"> </w:t>
+      </w:r>
+      <w:r>
+        <w:rPr>
+          <w:rFonts w:ascii="Consolas" w:eastAsia="Times New Roman" w:hAnsi="Consolas" w:cs="Times New Roman"/>
+          <w:color w:val="9CDCFE"/>
+          <w:kern w:val="0"/>
+          <w:sz w:val="13"/>
+          <w:szCs w:val="13"/>
+          <w:lang w:eastAsia="uk-UA"/>
+        </w:rPr>
+        <w:t>href</w:t>
+      </w:r>
+      <w:r>
+        <w:rPr>
+          <w:rFonts w:ascii="Consolas" w:eastAsia="Times New Roman" w:hAnsi="Consolas" w:cs="Times New Roman"/>
+          <w:color w:val="CCCCCC"/>
+          <w:kern w:val="0"/>
+          <w:sz w:val="13"/>
+          <w:szCs w:val="13"/>
+          <w:lang w:eastAsia="uk-UA"/>
+        </w:rPr>
+        <w:t>=</w:t>
+      </w:r>
+      <w:r>
+        <w:rPr>
+          <w:rFonts w:ascii="Consolas" w:eastAsia="Times New Roman" w:hAnsi="Consolas" w:cs="Times New Roman"/>
+          <w:color w:val="CE9178"/>
+          <w:kern w:val="0"/>
+          <w:sz w:val="13"/>
+          <w:szCs w:val="13"/>
+          <w:lang w:eastAsia="uk-UA"/>
+        </w:rPr>
+        <w:t>"#"</w:t>
+      </w:r>
+      <w:r>
+        <w:rPr>
+          <w:rFonts w:ascii="Consolas" w:eastAsia="Times New Roman" w:hAnsi="Consolas" w:cs="Times New Roman"/>
+          <w:color w:val="CCCCCC"/>
+          <w:kern w:val="0"/>
+          <w:sz w:val="13"/>
+          <w:szCs w:val="13"/>
+          <w:lang w:eastAsia="uk-UA"/>
+        </w:rPr>
+        <w:t xml:space="preserve"> </w:t>
+      </w:r>
+      <w:r>
+        <w:rPr>
+          <w:rFonts w:ascii="Consolas" w:eastAsia="Times New Roman" w:hAnsi="Consolas" w:cs="Times New Roman"/>
+          <w:color w:val="9CDCFE"/>
+          <w:kern w:val="0"/>
+          <w:sz w:val="13"/>
+          <w:szCs w:val="13"/>
+          <w:lang w:eastAsia="uk-UA"/>
+        </w:rPr>
+        <w:t>class</w:t>
+      </w:r>
+      <w:r>
+        <w:rPr>
+          <w:rFonts w:ascii="Consolas" w:eastAsia="Times New Roman" w:hAnsi="Consolas" w:cs="Times New Roman"/>
+          <w:color w:val="CCCCCC"/>
+          <w:kern w:val="0"/>
+          <w:sz w:val="13"/>
+          <w:szCs w:val="13"/>
+          <w:lang w:eastAsia="uk-UA"/>
+        </w:rPr>
+        <w:t>=</w:t>
+      </w:r>
+      <w:r>
+        <w:rPr>
+          <w:rFonts w:ascii="Consolas" w:eastAsia="Times New Roman" w:hAnsi="Consolas" w:cs="Times New Roman"/>
+          <w:color w:val="CE9178"/>
+          <w:kern w:val="0"/>
+          <w:sz w:val="13"/>
+          <w:szCs w:val="13"/>
+          <w:lang w:eastAsia="uk-UA"/>
+        </w:rPr>
+        <w:t>"bg-indigo-500 hover:bg-indigo-600 text-white px-5 py-2 rounded-lg text-sm font-medium transition-colors"</w:t>
+      </w:r>
+      <w:r>
+        <w:rPr>
+          <w:rFonts w:ascii="Consolas" w:eastAsia="Times New Roman" w:hAnsi="Consolas" w:cs="Times New Roman"/>
+          <w:color w:val="808080"/>
+          <w:kern w:val="0"/>
+          <w:sz w:val="13"/>
+          <w:szCs w:val="13"/>
+          <w:lang w:eastAsia="uk-UA"/>
+        </w:rPr>
+        <w:t>&gt;</w:t>
+      </w:r>
+    </w:p>
+    <w:p>
+      <w:pPr>
+        <w:shd w:val="clear" w:color="auto" w:fill="1F1F1F"/>
+        <w:spacing w:after="0" w:line="178" w:lineRule="atLeast"/>
+        <w:rPr>
+          <w:rFonts w:ascii="Consolas" w:eastAsia="Times New Roman" w:hAnsi="Consolas" w:cs="Times New Roman"/>
+          <w:color w:val="CCCCCC"/>
+          <w:kern w:val="0"/>
+          <w:sz w:val="13"/>
+          <w:szCs w:val="13"/>
+          <w:lang w:eastAsia="uk-UA"/>
+        </w:rPr>
+      </w:pPr>
+      <w:r>
+        <w:rPr>
+          <w:rFonts w:ascii="Consolas" w:eastAsia="Times New Roman" w:hAnsi="Consolas" w:cs="Times New Roman"/>
+          <w:color w:val="CCCCCC"/>
+          <w:kern w:val="0"/>
+          <w:sz w:val="13"/>
+          <w:szCs w:val="13"/>
+          <w:lang w:eastAsia="uk-UA"/>
+        </w:rPr>
+        <w:t>            Реєстрація</w:t>
+      </w:r>
+    </w:p>
+    <w:p>
+      <w:pPr>
+        <w:shd w:val="clear" w:color="auto" w:fill="1F1F1F"/>
+        <w:spacing w:after="0" w:line="178" w:lineRule="atLeast"/>
+        <w:rPr>
+          <w:rFonts w:ascii="Consolas" w:eastAsia="Times New Roman" w:hAnsi="Consolas" w:cs="Times New Roman"/>
+          <w:color w:val="CCCCCC"/>
+          <w:kern w:val="0"/>
+          <w:sz w:val="13"/>
+          <w:szCs w:val="13"/>
+          <w:lang w:eastAsia="uk-UA"/>
+        </w:rPr>
+      </w:pPr>
+      <w:r>
+        <w:rPr>
+          <w:rFonts w:ascii="Consolas" w:eastAsia="Times New Roman" w:hAnsi="Consolas" w:cs="Times New Roman"/>
+          <w:color w:val="CCCCCC"/>
+          <w:kern w:val="0"/>
+          <w:sz w:val="13"/>
+          <w:szCs w:val="13"/>
+          <w:lang w:eastAsia="uk-UA"/>
+        </w:rPr>
+        <w:t xml:space="preserve">        </w:t>
+      </w:r>
+      <w:r>
+        <w:rPr>
+          <w:rFonts w:ascii="Consolas" w:eastAsia="Times New Roman" w:hAnsi="Consolas" w:cs="Times New Roman"/>
+          <w:color w:val="808080"/>
+          <w:kern w:val="0"/>
+          <w:sz w:val="13"/>
+          <w:szCs w:val="13"/>
+          <w:lang w:eastAsia="uk-UA"/>
+        </w:rPr>
+        <w:t>&lt;/</w:t>
+      </w:r>
+      <w:r>
+        <w:rPr>
+          <w:rFonts w:ascii="Consolas" w:eastAsia="Times New Roman" w:hAnsi="Consolas" w:cs="Times New Roman"/>
+          <w:color w:val="569CD6"/>
+          <w:kern w:val="0"/>
+          <w:sz w:val="13"/>
+          <w:szCs w:val="13"/>
+          <w:lang w:eastAsia="uk-UA"/>
+        </w:rPr>
+        <w:t>a</w:t>
+      </w:r>
+      <w:r>
+        <w:rPr>
+          <w:rFonts w:ascii="Consolas" w:eastAsia="Times New Roman" w:hAnsi="Consolas" w:cs="Times New Roman"/>
+          <w:color w:val="808080"/>
+          <w:kern w:val="0"/>
+          <w:sz w:val="13"/>
+          <w:szCs w:val="13"/>
+          <w:lang w:eastAsia="uk-UA"/>
+        </w:rPr>
+        <w:t>&gt;</w:t>
+      </w:r>
+    </w:p>
+    <w:p>
+      <w:pPr>
+        <w:shd w:val="clear" w:color="auto" w:fill="1F1F1F"/>
+        <w:spacing w:after="0" w:line="178" w:lineRule="atLeast"/>
+        <w:rPr>
+          <w:rFonts w:ascii="Consolas" w:eastAsia="Times New Roman" w:hAnsi="Consolas" w:cs="Times New Roman"/>
+          <w:color w:val="CCCCCC"/>
+          <w:kern w:val="0"/>
+          <w:sz w:val="13"/>
+          <w:szCs w:val="13"/>
+          <w:lang w:eastAsia="uk-UA"/>
+        </w:rPr>
+      </w:pPr>
+    </w:p>
+    <w:p>
+      <w:pPr>
+        <w:shd w:val="clear" w:color="auto" w:fill="1F1F1F"/>
+        <w:spacing w:after="0" w:line="178" w:lineRule="atLeast"/>
+        <w:rPr>
+          <w:rFonts w:ascii="Consolas" w:eastAsia="Times New Roman" w:hAnsi="Consolas" w:cs="Times New Roman"/>
+          <w:color w:val="CCCCCC"/>
+          <w:kern w:val="0"/>
+          <w:sz w:val="13"/>
+          <w:szCs w:val="13"/>
+          <w:lang w:eastAsia="uk-UA"/>
+        </w:rPr>
+      </w:pPr>
+      <w:r>
+        <w:rPr>
+          <w:rFonts w:ascii="Consolas" w:eastAsia="Times New Roman" w:hAnsi="Consolas" w:cs="Times New Roman"/>
+          <w:color w:val="CCCCCC"/>
+          <w:kern w:val="0"/>
+          <w:sz w:val="13"/>
+          <w:szCs w:val="13"/>
+          <w:lang w:eastAsia="uk-UA"/>
+        </w:rPr>
+        <w:t xml:space="preserve">        </w:t>
+      </w:r>
+      <w:r>
+        <w:rPr>
+          <w:rFonts w:ascii="Consolas" w:eastAsia="Times New Roman" w:hAnsi="Consolas" w:cs="Times New Roman"/>
+          <w:color w:val="6A9955"/>
+          <w:kern w:val="0"/>
+          <w:sz w:val="13"/>
+          <w:szCs w:val="13"/>
+          <w:lang w:eastAsia="uk-UA"/>
+        </w:rPr>
+        <w:t>&lt;!-- Мобільне меню (бургер) --&gt;</w:t>
+      </w:r>
+    </w:p>
+    <w:p>
+      <w:pPr>
+        <w:shd w:val="clear" w:color="auto" w:fill="1F1F1F"/>
+        <w:spacing w:after="0" w:line="178" w:lineRule="atLeast"/>
+        <w:rPr>
+          <w:rFonts w:ascii="Consolas" w:eastAsia="Times New Roman" w:hAnsi="Consolas" w:cs="Times New Roman"/>
+          <w:color w:val="CCCCCC"/>
+          <w:kern w:val="0"/>
+          <w:sz w:val="13"/>
+          <w:szCs w:val="13"/>
+          <w:lang w:eastAsia="uk-UA"/>
+        </w:rPr>
+      </w:pPr>
+      <w:r>
+        <w:rPr>
+          <w:rFonts w:ascii="Consolas" w:eastAsia="Times New Roman" w:hAnsi="Consolas" w:cs="Times New Roman"/>
+          <w:color w:val="CCCCCC"/>
+          <w:kern w:val="0"/>
+          <w:sz w:val="13"/>
+          <w:szCs w:val="13"/>
+          <w:lang w:eastAsia="uk-UA"/>
+        </w:rPr>
+        <w:t xml:space="preserve">        </w:t>
+      </w:r>
+      <w:r>
+        <w:rPr>
+          <w:rFonts w:ascii="Consolas" w:eastAsia="Times New Roman" w:hAnsi="Consolas" w:cs="Times New Roman"/>
+          <w:color w:val="808080"/>
+          <w:kern w:val="0"/>
+          <w:sz w:val="13"/>
+          <w:szCs w:val="13"/>
+          <w:lang w:eastAsia="uk-UA"/>
+        </w:rPr>
+        <w:t>&lt;</w:t>
+      </w:r>
+      <w:r>
+        <w:rPr>
+          <w:rFonts w:ascii="Consolas" w:eastAsia="Times New Roman" w:hAnsi="Consolas" w:cs="Times New Roman"/>
+          <w:color w:val="569CD6"/>
+          <w:kern w:val="0"/>
+          <w:sz w:val="13"/>
+          <w:szCs w:val="13"/>
+          <w:lang w:eastAsia="uk-UA"/>
+        </w:rPr>
+        <w:t>button</w:t>
+      </w:r>
+      <w:r>
+        <w:rPr>
+          <w:rFonts w:ascii="Consolas" w:eastAsia="Times New Roman" w:hAnsi="Consolas" w:cs="Times New Roman"/>
+          <w:color w:val="CCCCCC"/>
+          <w:kern w:val="0"/>
+          <w:sz w:val="13"/>
+          <w:szCs w:val="13"/>
+          <w:lang w:eastAsia="uk-UA"/>
+        </w:rPr>
+        <w:t xml:space="preserve"> </w:t>
+      </w:r>
+      <w:r>
+        <w:rPr>
+          <w:rFonts w:ascii="Consolas" w:eastAsia="Times New Roman" w:hAnsi="Consolas" w:cs="Times New Roman"/>
+          <w:color w:val="9CDCFE"/>
+          <w:kern w:val="0"/>
+          <w:sz w:val="13"/>
+          <w:szCs w:val="13"/>
+          <w:lang w:eastAsia="uk-UA"/>
+        </w:rPr>
+        <w:t>class</w:t>
+      </w:r>
+      <w:r>
+        <w:rPr>
+          <w:rFonts w:ascii="Consolas" w:eastAsia="Times New Roman" w:hAnsi="Consolas" w:cs="Times New Roman"/>
+          <w:color w:val="CCCCCC"/>
+          <w:kern w:val="0"/>
+          <w:sz w:val="13"/>
+          <w:szCs w:val="13"/>
+          <w:lang w:eastAsia="uk-UA"/>
+        </w:rPr>
+        <w:t>=</w:t>
+      </w:r>
+      <w:r>
+        <w:rPr>
+          <w:rFonts w:ascii="Consolas" w:eastAsia="Times New Roman" w:hAnsi="Consolas" w:cs="Times New Roman"/>
+          <w:color w:val="CE9178"/>
+          <w:kern w:val="0"/>
+          <w:sz w:val="13"/>
+          <w:szCs w:val="13"/>
+          <w:lang w:eastAsia="uk-UA"/>
+        </w:rPr>
+        <w:t>"md:hidden text-slate-400 hover:text-white"</w:t>
+      </w:r>
+      <w:r>
+        <w:rPr>
+          <w:rFonts w:ascii="Consolas" w:eastAsia="Times New Roman" w:hAnsi="Consolas" w:cs="Times New Roman"/>
+          <w:color w:val="808080"/>
+          <w:kern w:val="0"/>
+          <w:sz w:val="13"/>
+          <w:szCs w:val="13"/>
+          <w:lang w:eastAsia="uk-UA"/>
+        </w:rPr>
+        <w:t>&gt;</w:t>
+      </w:r>
+    </w:p>
+    <w:p>
+      <w:pPr>
+        <w:shd w:val="clear" w:color="auto" w:fill="1F1F1F"/>
+        <w:spacing w:after="0" w:line="178" w:lineRule="atLeast"/>
+        <w:rPr>
+          <w:rFonts w:ascii="Consolas" w:eastAsia="Times New Roman" w:hAnsi="Consolas" w:cs="Times New Roman"/>
+          <w:color w:val="CCCCCC"/>
+          <w:kern w:val="0"/>
+          <w:sz w:val="13"/>
+          <w:szCs w:val="13"/>
+          <w:lang w:eastAsia="uk-UA"/>
+        </w:rPr>
+      </w:pPr>
+      <w:r>
+        <w:rPr>
+          <w:rFonts w:ascii="Consolas" w:eastAsia="Times New Roman" w:hAnsi="Consolas" w:cs="Times New Roman"/>
+          <w:color w:val="CCCCCC"/>
+          <w:kern w:val="0"/>
+          <w:sz w:val="13"/>
+          <w:szCs w:val="13"/>
+          <w:lang w:eastAsia="uk-UA"/>
+        </w:rPr>
+        <w:t xml:space="preserve">            </w:t>
+      </w:r>
+      <w:r>
+        <w:rPr>
+          <w:rFonts w:ascii="Consolas" w:eastAsia="Times New Roman" w:hAnsi="Consolas" w:cs="Times New Roman"/>
+          <w:color w:val="808080"/>
+          <w:kern w:val="0"/>
+          <w:sz w:val="13"/>
+          <w:szCs w:val="13"/>
+          <w:lang w:eastAsia="uk-UA"/>
+        </w:rPr>
+        <w:t>&lt;</w:t>
+      </w:r>
+      <w:r>
+        <w:rPr>
+          <w:rFonts w:ascii="Consolas" w:eastAsia="Times New Roman" w:hAnsi="Consolas" w:cs="Times New Roman"/>
+          <w:color w:val="569CD6"/>
+          <w:kern w:val="0"/>
+          <w:sz w:val="13"/>
+          <w:szCs w:val="13"/>
+          <w:lang w:eastAsia="uk-UA"/>
+        </w:rPr>
+        <w:t>svg</w:t>
+      </w:r>
+      <w:r>
+        <w:rPr>
+          <w:rFonts w:ascii="Consolas" w:eastAsia="Times New Roman" w:hAnsi="Consolas" w:cs="Times New Roman"/>
+          <w:color w:val="CCCCCC"/>
+          <w:kern w:val="0"/>
+          <w:sz w:val="13"/>
+          <w:szCs w:val="13"/>
+          <w:lang w:eastAsia="uk-UA"/>
+        </w:rPr>
+        <w:t xml:space="preserve"> </w:t>
+      </w:r>
+      <w:r>
+        <w:rPr>
+          <w:rFonts w:ascii="Consolas" w:eastAsia="Times New Roman" w:hAnsi="Consolas" w:cs="Times New Roman"/>
+          <w:color w:val="9CDCFE"/>
+          <w:kern w:val="0"/>
+          <w:sz w:val="13"/>
+          <w:szCs w:val="13"/>
+          <w:lang w:eastAsia="uk-UA"/>
+        </w:rPr>
+        <w:t>class</w:t>
+      </w:r>
+      <w:r>
+        <w:rPr>
+          <w:rFonts w:ascii="Consolas" w:eastAsia="Times New Roman" w:hAnsi="Consolas" w:cs="Times New Roman"/>
+          <w:color w:val="CCCCCC"/>
+          <w:kern w:val="0"/>
+          <w:sz w:val="13"/>
+          <w:szCs w:val="13"/>
+          <w:lang w:eastAsia="uk-UA"/>
+        </w:rPr>
+        <w:t>=</w:t>
+      </w:r>
+      <w:r>
+        <w:rPr>
+          <w:rFonts w:ascii="Consolas" w:eastAsia="Times New Roman" w:hAnsi="Consolas" w:cs="Times New Roman"/>
+          <w:color w:val="CE9178"/>
+          <w:kern w:val="0"/>
+          <w:sz w:val="13"/>
+          <w:szCs w:val="13"/>
+          <w:lang w:eastAsia="uk-UA"/>
+        </w:rPr>
+        <w:t>"w-6 h-6"</w:t>
+      </w:r>
+      <w:r>
+        <w:rPr>
+          <w:rFonts w:ascii="Consolas" w:eastAsia="Times New Roman" w:hAnsi="Consolas" w:cs="Times New Roman"/>
+          <w:color w:val="CCCCCC"/>
+          <w:kern w:val="0"/>
+          <w:sz w:val="13"/>
+          <w:szCs w:val="13"/>
+          <w:lang w:eastAsia="uk-UA"/>
+        </w:rPr>
+        <w:t xml:space="preserve"> </w:t>
+      </w:r>
+      <w:r>
+        <w:rPr>
+          <w:rFonts w:ascii="Consolas" w:eastAsia="Times New Roman" w:hAnsi="Consolas" w:cs="Times New Roman"/>
+          <w:color w:val="9CDCFE"/>
+          <w:kern w:val="0"/>
+          <w:sz w:val="13"/>
+          <w:szCs w:val="13"/>
+          <w:lang w:eastAsia="uk-UA"/>
+        </w:rPr>
+        <w:t>...</w:t>
+      </w:r>
+      <w:r>
+        <w:rPr>
+          <w:rFonts w:ascii="Consolas" w:eastAsia="Times New Roman" w:hAnsi="Consolas" w:cs="Times New Roman"/>
+          <w:color w:val="808080"/>
+          <w:kern w:val="0"/>
+          <w:sz w:val="13"/>
+          <w:szCs w:val="13"/>
+          <w:lang w:eastAsia="uk-UA"/>
+        </w:rPr>
+        <w:t>&gt;</w:t>
+      </w:r>
+      <w:r>
+        <w:rPr>
+          <w:rFonts w:ascii="Consolas" w:eastAsia="Times New Roman" w:hAnsi="Consolas" w:cs="Times New Roman"/>
+          <w:color w:val="CCCCCC"/>
+          <w:kern w:val="0"/>
+          <w:sz w:val="13"/>
+          <w:szCs w:val="13"/>
+          <w:lang w:eastAsia="uk-UA"/>
+        </w:rPr>
+        <w:t>...</w:t>
+      </w:r>
+      <w:r>
+        <w:rPr>
+          <w:rFonts w:ascii="Consolas" w:eastAsia="Times New Roman" w:hAnsi="Consolas" w:cs="Times New Roman"/>
+          <w:color w:val="808080"/>
+          <w:kern w:val="0"/>
+          <w:sz w:val="13"/>
+          <w:szCs w:val="13"/>
+          <w:lang w:eastAsia="uk-UA"/>
+        </w:rPr>
+        <w:t>&lt;/</w:t>
+      </w:r>
+      <w:r>
+        <w:rPr>
+          <w:rFonts w:ascii="Consolas" w:eastAsia="Times New Roman" w:hAnsi="Consolas" w:cs="Times New Roman"/>
+          <w:color w:val="569CD6"/>
+          <w:kern w:val="0"/>
+          <w:sz w:val="13"/>
+          <w:szCs w:val="13"/>
+          <w:lang w:eastAsia="uk-UA"/>
+        </w:rPr>
+        <w:t>svg</w:t>
+      </w:r>
+      <w:r>
+        <w:rPr>
+          <w:rFonts w:ascii="Consolas" w:eastAsia="Times New Roman" w:hAnsi="Consolas" w:cs="Times New Roman"/>
+          <w:color w:val="808080"/>
+          <w:kern w:val="0"/>
+          <w:sz w:val="13"/>
+          <w:szCs w:val="13"/>
+          <w:lang w:eastAsia="uk-UA"/>
+        </w:rPr>
+        <w:t>&gt;</w:t>
+      </w:r>
+    </w:p>
+    <w:p>
+      <w:pPr>
+        <w:shd w:val="clear" w:color="auto" w:fill="1F1F1F"/>
+        <w:spacing w:after="0" w:line="178" w:lineRule="atLeast"/>
+        <w:rPr>
+          <w:rFonts w:ascii="Consolas" w:eastAsia="Times New Roman" w:hAnsi="Consolas" w:cs="Times New Roman"/>
+          <w:color w:val="CCCCCC"/>
+          <w:kern w:val="0"/>
+          <w:sz w:val="13"/>
+          <w:szCs w:val="13"/>
+          <w:lang w:eastAsia="uk-UA"/>
+        </w:rPr>
+      </w:pPr>
+      <w:r>
+        <w:rPr>
+          <w:rFonts w:ascii="Consolas" w:eastAsia="Times New Roman" w:hAnsi="Consolas" w:cs="Times New Roman"/>
+          <w:color w:val="CCCCCC"/>
+          <w:kern w:val="0"/>
+          <w:sz w:val="13"/>
+          <w:szCs w:val="13"/>
+          <w:lang w:eastAsia="uk-UA"/>
+        </w:rPr>
+        <w:t xml:space="preserve">        </w:t>
+      </w:r>
+      <w:r>
+        <w:rPr>
+          <w:rFonts w:ascii="Consolas" w:eastAsia="Times New Roman" w:hAnsi="Consolas" w:cs="Times New Roman"/>
+          <w:color w:val="808080"/>
+          <w:kern w:val="0"/>
+          <w:sz w:val="13"/>
+          <w:szCs w:val="13"/>
+          <w:lang w:eastAsia="uk-UA"/>
+        </w:rPr>
+        <w:t>&lt;/</w:t>
+      </w:r>
+      <w:r>
+        <w:rPr>
+          <w:rFonts w:ascii="Consolas" w:eastAsia="Times New Roman" w:hAnsi="Consolas" w:cs="Times New Roman"/>
+          <w:color w:val="569CD6"/>
+          <w:kern w:val="0"/>
+          <w:sz w:val="13"/>
+          <w:szCs w:val="13"/>
+          <w:lang w:eastAsia="uk-UA"/>
+        </w:rPr>
+        <w:t>button</w:t>
+      </w:r>
+      <w:r>
+        <w:rPr>
+          <w:rFonts w:ascii="Consolas" w:eastAsia="Times New Roman" w:hAnsi="Consolas" w:cs="Times New Roman"/>
+          <w:color w:val="808080"/>
+          <w:kern w:val="0"/>
+          <w:sz w:val="13"/>
+          <w:szCs w:val="13"/>
+          <w:lang w:eastAsia="uk-UA"/>
+        </w:rPr>
+        <w:t>&gt;</w:t>
+      </w:r>
+    </w:p>
+    <w:p>
+      <w:pPr>
+        <w:shd w:val="clear" w:color="auto" w:fill="1F1F1F"/>
+        <w:spacing w:after="0" w:line="178" w:lineRule="atLeast"/>
+        <w:rPr>
+          <w:rFonts w:ascii="Consolas" w:eastAsia="Times New Roman" w:hAnsi="Consolas" w:cs="Times New Roman"/>
+          <w:color w:val="CCCCCC"/>
+          <w:kern w:val="0"/>
+          <w:sz w:val="13"/>
+          <w:szCs w:val="13"/>
+          <w:lang w:eastAsia="uk-UA"/>
+        </w:rPr>
+      </w:pPr>
+    </w:p>
+    <w:p>
+      <w:pPr>
+        <w:shd w:val="clear" w:color="auto" w:fill="1F1F1F"/>
+        <w:spacing w:after="0" w:line="178" w:lineRule="atLeast"/>
+        <w:rPr>
+          <w:rFonts w:ascii="Consolas" w:eastAsia="Times New Roman" w:hAnsi="Consolas" w:cs="Times New Roman"/>
+          <w:color w:val="CCCCCC"/>
+          <w:kern w:val="0"/>
+          <w:sz w:val="13"/>
+          <w:szCs w:val="13"/>
+          <w:lang w:eastAsia="uk-UA"/>
+        </w:rPr>
+      </w:pPr>
+      <w:r>
+        <w:rPr>
+          <w:rFonts w:ascii="Consolas" w:eastAsia="Times New Roman" w:hAnsi="Consolas" w:cs="Times New Roman"/>
+          <w:color w:val="CCCCCC"/>
+          <w:kern w:val="0"/>
+          <w:sz w:val="13"/>
+          <w:szCs w:val="13"/>
+          <w:lang w:eastAsia="uk-UA"/>
+        </w:rPr>
+        <w:t xml:space="preserve">    </w:t>
+      </w:r>
+      <w:r>
+        <w:rPr>
+          <w:rFonts w:ascii="Consolas" w:eastAsia="Times New Roman" w:hAnsi="Consolas" w:cs="Times New Roman"/>
+          <w:color w:val="808080"/>
+          <w:kern w:val="0"/>
+          <w:sz w:val="13"/>
+          <w:szCs w:val="13"/>
+          <w:lang w:eastAsia="uk-UA"/>
+        </w:rPr>
+        <w:t>&lt;/</w:t>
+      </w:r>
+      <w:r>
+        <w:rPr>
+          <w:rFonts w:ascii="Consolas" w:eastAsia="Times New Roman" w:hAnsi="Consolas" w:cs="Times New Roman"/>
+          <w:color w:val="569CD6"/>
+          <w:kern w:val="0"/>
+          <w:sz w:val="13"/>
+          <w:szCs w:val="13"/>
+          <w:lang w:eastAsia="uk-UA"/>
+        </w:rPr>
+        <w:t>nav</w:t>
+      </w:r>
+      <w:r>
+        <w:rPr>
+          <w:rFonts w:ascii="Consolas" w:eastAsia="Times New Roman" w:hAnsi="Consolas" w:cs="Times New Roman"/>
+          <w:color w:val="808080"/>
+          <w:kern w:val="0"/>
+          <w:sz w:val="13"/>
+          <w:szCs w:val="13"/>
+          <w:lang w:eastAsia="uk-UA"/>
+        </w:rPr>
+        <w:t>&gt;</w:t>
+      </w:r>
+    </w:p>
+    <w:p>
+      <w:pPr>
+        <w:shd w:val="clear" w:color="auto" w:fill="1F1F1F"/>
+        <w:spacing w:after="0" w:line="178" w:lineRule="atLeast"/>
+        <w:rPr>
+          <w:rFonts w:ascii="Consolas" w:eastAsia="Times New Roman" w:hAnsi="Consolas" w:cs="Times New Roman"/>
+          <w:color w:val="CCCCCC"/>
+          <w:kern w:val="0"/>
+          <w:sz w:val="13"/>
+          <w:szCs w:val="13"/>
+          <w:lang w:eastAsia="uk-UA"/>
+        </w:rPr>
+      </w:pPr>
+      <w:r>
+        <w:rPr>
+          <w:rFonts w:ascii="Consolas" w:eastAsia="Times New Roman" w:hAnsi="Consolas" w:cs="Times New Roman"/>
+          <w:color w:val="808080"/>
+          <w:kern w:val="0"/>
+          <w:sz w:val="13"/>
+          <w:szCs w:val="13"/>
+          <w:lang w:eastAsia="uk-UA"/>
+        </w:rPr>
+        <w:lastRenderedPageBreak/>
+        <w:t>&lt;/</w:t>
+      </w:r>
+      <w:r>
+        <w:rPr>
+          <w:rFonts w:ascii="Consolas" w:eastAsia="Times New Roman" w:hAnsi="Consolas" w:cs="Times New Roman"/>
+          <w:color w:val="569CD6"/>
+          <w:kern w:val="0"/>
+          <w:sz w:val="13"/>
+          <w:szCs w:val="13"/>
+          <w:lang w:eastAsia="uk-UA"/>
+        </w:rPr>
+        <w:t>header</w:t>
+      </w:r>
+      <w:r>
+        <w:rPr>
+          <w:rFonts w:ascii="Consolas" w:eastAsia="Times New Roman" w:hAnsi="Consolas" w:cs="Times New Roman"/>
+          <w:color w:val="808080"/>
+          <w:kern w:val="0"/>
+          <w:sz w:val="13"/>
+          <w:szCs w:val="13"/>
+          <w:lang w:eastAsia="uk-UA"/>
+        </w:rPr>
+        <w:t>&gt;</w:t>
+      </w:r>
+    </w:p>
+    <w:p>
+      <w:pPr>
+        <w:shd w:val="clear" w:color="auto" w:fill="1F1F1F"/>
+        <w:spacing w:after="0" w:line="178" w:lineRule="atLeast"/>
+        <w:rPr>
+          <w:rFonts w:ascii="Consolas" w:eastAsia="Times New Roman" w:hAnsi="Consolas" w:cs="Times New Roman"/>
+          <w:color w:val="CCCCCC"/>
+          <w:kern w:val="0"/>
+          <w:sz w:val="13"/>
+          <w:szCs w:val="13"/>
+          <w:lang w:eastAsia="uk-UA"/>
+        </w:rPr>
+      </w:pPr>
+      <w:r>
+        <w:rPr>
+          <w:rFonts w:ascii="Consolas" w:eastAsia="Times New Roman" w:hAnsi="Consolas" w:cs="Times New Roman"/>
+          <w:color w:val="808080"/>
+          <w:kern w:val="0"/>
+          <w:sz w:val="13"/>
+          <w:szCs w:val="13"/>
+          <w:lang w:eastAsia="uk-UA"/>
+        </w:rPr>
+        <w:t>&lt;</w:t>
+      </w:r>
+      <w:r>
+        <w:rPr>
+          <w:rFonts w:ascii="Consolas" w:eastAsia="Times New Roman" w:hAnsi="Consolas" w:cs="Times New Roman"/>
+          <w:color w:val="569CD6"/>
+          <w:kern w:val="0"/>
+          <w:sz w:val="13"/>
+          <w:szCs w:val="13"/>
+          <w:lang w:eastAsia="uk-UA"/>
+        </w:rPr>
+        <w:t>main</w:t>
+      </w:r>
+      <w:r>
+        <w:rPr>
+          <w:rFonts w:ascii="Consolas" w:eastAsia="Times New Roman" w:hAnsi="Consolas" w:cs="Times New Roman"/>
+          <w:color w:val="808080"/>
+          <w:kern w:val="0"/>
+          <w:sz w:val="13"/>
+          <w:szCs w:val="13"/>
+          <w:lang w:eastAsia="uk-UA"/>
+        </w:rPr>
+        <w:t>&gt;</w:t>
+      </w:r>
+    </w:p>
+    <w:p>
+      <w:pPr>
+        <w:shd w:val="clear" w:color="auto" w:fill="1F1F1F"/>
+        <w:spacing w:after="0" w:line="178" w:lineRule="atLeast"/>
+        <w:rPr>
+          <w:rFonts w:ascii="Consolas" w:eastAsia="Times New Roman" w:hAnsi="Consolas" w:cs="Times New Roman"/>
+          <w:color w:val="CCCCCC"/>
+          <w:kern w:val="0"/>
+          <w:sz w:val="13"/>
+          <w:szCs w:val="13"/>
+          <w:lang w:eastAsia="uk-UA"/>
+        </w:rPr>
+      </w:pPr>
+      <w:r>
+        <w:rPr>
+          <w:rFonts w:ascii="Consolas" w:eastAsia="Times New Roman" w:hAnsi="Consolas" w:cs="Times New Roman"/>
+          <w:color w:val="CCCCCC"/>
+          <w:kern w:val="0"/>
+          <w:sz w:val="13"/>
+          <w:szCs w:val="13"/>
+          <w:lang w:eastAsia="uk-UA"/>
+        </w:rPr>
+        <w:t xml:space="preserve">    </w:t>
+      </w:r>
+    </w:p>
+    <w:p>
+      <w:pPr>
+        <w:shd w:val="clear" w:color="auto" w:fill="1F1F1F"/>
+        <w:spacing w:after="0" w:line="178" w:lineRule="atLeast"/>
+        <w:rPr>
+          <w:rFonts w:ascii="Consolas" w:eastAsia="Times New Roman" w:hAnsi="Consolas" w:cs="Times New Roman"/>
+          <w:color w:val="CCCCCC"/>
+          <w:kern w:val="0"/>
+          <w:sz w:val="13"/>
+          <w:szCs w:val="13"/>
+          <w:lang w:eastAsia="uk-UA"/>
+        </w:rPr>
+      </w:pPr>
+      <w:r>
+        <w:rPr>
+          <w:rFonts w:ascii="Consolas" w:eastAsia="Times New Roman" w:hAnsi="Consolas" w:cs="Times New Roman"/>
+          <w:color w:val="CCCCCC"/>
+          <w:kern w:val="0"/>
+          <w:sz w:val="13"/>
+          <w:szCs w:val="13"/>
+          <w:lang w:eastAsia="uk-UA"/>
+        </w:rPr>
+        <w:t>    {% block content %}</w:t>
+      </w:r>
+    </w:p>
+    <w:p>
+      <w:pPr>
+        <w:shd w:val="clear" w:color="auto" w:fill="1F1F1F"/>
+        <w:spacing w:after="0" w:line="178" w:lineRule="atLeast"/>
+        <w:rPr>
+          <w:rFonts w:ascii="Consolas" w:eastAsia="Times New Roman" w:hAnsi="Consolas" w:cs="Times New Roman"/>
+          <w:color w:val="CCCCCC"/>
+          <w:kern w:val="0"/>
+          <w:sz w:val="13"/>
+          <w:szCs w:val="13"/>
+          <w:lang w:eastAsia="uk-UA"/>
+        </w:rPr>
+      </w:pPr>
+      <w:r>
+        <w:rPr>
+          <w:rFonts w:ascii="Consolas" w:eastAsia="Times New Roman" w:hAnsi="Consolas" w:cs="Times New Roman"/>
+          <w:color w:val="CCCCCC"/>
+          <w:kern w:val="0"/>
+          <w:sz w:val="13"/>
+          <w:szCs w:val="13"/>
+          <w:lang w:eastAsia="uk-UA"/>
+        </w:rPr>
+        <w:t>    {% endblock %}</w:t>
+      </w:r>
+    </w:p>
+    <w:p>
+      <w:pPr>
+        <w:shd w:val="clear" w:color="auto" w:fill="1F1F1F"/>
+        <w:spacing w:after="0" w:line="178" w:lineRule="atLeast"/>
+        <w:rPr>
+          <w:rFonts w:ascii="Consolas" w:eastAsia="Times New Roman" w:hAnsi="Consolas" w:cs="Times New Roman"/>
+          <w:color w:val="CCCCCC"/>
+          <w:kern w:val="0"/>
+          <w:sz w:val="13"/>
+          <w:szCs w:val="13"/>
+          <w:lang w:eastAsia="uk-UA"/>
+        </w:rPr>
+      </w:pPr>
+      <w:r>
+        <w:rPr>
+          <w:rFonts w:ascii="Consolas" w:eastAsia="Times New Roman" w:hAnsi="Consolas" w:cs="Times New Roman"/>
+          <w:color w:val="808080"/>
+          <w:kern w:val="0"/>
+          <w:sz w:val="13"/>
+          <w:szCs w:val="13"/>
+          <w:lang w:eastAsia="uk-UA"/>
+        </w:rPr>
+        <w:t>&lt;/</w:t>
+      </w:r>
+      <w:r>
+        <w:rPr>
+          <w:rFonts w:ascii="Consolas" w:eastAsia="Times New Roman" w:hAnsi="Consolas" w:cs="Times New Roman"/>
+          <w:color w:val="569CD6"/>
+          <w:kern w:val="0"/>
+          <w:sz w:val="13"/>
+          <w:szCs w:val="13"/>
+          <w:lang w:eastAsia="uk-UA"/>
+        </w:rPr>
+        <w:t>main</w:t>
+      </w:r>
+      <w:r>
+        <w:rPr>
+          <w:rFonts w:ascii="Consolas" w:eastAsia="Times New Roman" w:hAnsi="Consolas" w:cs="Times New Roman"/>
+          <w:color w:val="808080"/>
+          <w:kern w:val="0"/>
+          <w:sz w:val="13"/>
+          <w:szCs w:val="13"/>
+          <w:lang w:eastAsia="uk-UA"/>
+        </w:rPr>
+        <w:t>&gt;</w:t>
+      </w:r>
+    </w:p>
+    <w:p>
+      <w:pPr>
+        <w:shd w:val="clear" w:color="auto" w:fill="1F1F1F"/>
+        <w:spacing w:after="0" w:line="178" w:lineRule="atLeast"/>
+        <w:rPr>
+          <w:rFonts w:ascii="Consolas" w:eastAsia="Times New Roman" w:hAnsi="Consolas" w:cs="Times New Roman"/>
+          <w:color w:val="CCCCCC"/>
+          <w:kern w:val="0"/>
+          <w:sz w:val="13"/>
+          <w:szCs w:val="13"/>
+          <w:lang w:eastAsia="uk-UA"/>
+        </w:rPr>
+      </w:pPr>
+      <w:r>
+        <w:rPr>
+          <w:rFonts w:ascii="Consolas" w:eastAsia="Times New Roman" w:hAnsi="Consolas" w:cs="Times New Roman"/>
+          <w:color w:val="808080"/>
+          <w:kern w:val="0"/>
+          <w:sz w:val="13"/>
+          <w:szCs w:val="13"/>
+          <w:lang w:eastAsia="uk-UA"/>
+        </w:rPr>
+        <w:t>&lt;/</w:t>
+      </w:r>
+      <w:r>
+        <w:rPr>
+          <w:rFonts w:ascii="Consolas" w:eastAsia="Times New Roman" w:hAnsi="Consolas" w:cs="Times New Roman"/>
+          <w:color w:val="569CD6"/>
+          <w:kern w:val="0"/>
+          <w:sz w:val="13"/>
+          <w:szCs w:val="13"/>
+          <w:lang w:eastAsia="uk-UA"/>
+        </w:rPr>
+        <w:t>body</w:t>
+      </w:r>
+      <w:r>
+        <w:rPr>
+          <w:rFonts w:ascii="Consolas" w:eastAsia="Times New Roman" w:hAnsi="Consolas" w:cs="Times New Roman"/>
+          <w:color w:val="808080"/>
+          <w:kern w:val="0"/>
+          <w:sz w:val="13"/>
+          <w:szCs w:val="13"/>
+          <w:lang w:eastAsia="uk-UA"/>
+        </w:rPr>
+        <w:t>&gt;</w:t>
+      </w:r>
+    </w:p>
+    <w:p>
+      <w:pPr>
+        <w:shd w:val="clear" w:color="auto" w:fill="1F1F1F"/>
+        <w:spacing w:after="0" w:line="178" w:lineRule="atLeast"/>
+        <w:rPr>
+          <w:rFonts w:ascii="Consolas" w:eastAsia="Times New Roman" w:hAnsi="Consolas" w:cs="Times New Roman"/>
+          <w:color w:val="CCCCCC"/>
+          <w:kern w:val="0"/>
+          <w:sz w:val="13"/>
+          <w:szCs w:val="13"/>
+          <w:lang w:eastAsia="uk-UA"/>
+        </w:rPr>
+      </w:pPr>
+      <w:r>
+        <w:rPr>
+          <w:rFonts w:ascii="Consolas" w:eastAsia="Times New Roman" w:hAnsi="Consolas" w:cs="Times New Roman"/>
+          <w:color w:val="808080"/>
+          <w:kern w:val="0"/>
+          <w:sz w:val="13"/>
+          <w:szCs w:val="13"/>
+          <w:lang w:eastAsia="uk-UA"/>
+        </w:rPr>
+        <w:t>&lt;/</w:t>
+      </w:r>
+      <w:r>
+        <w:rPr>
+          <w:rFonts w:ascii="Consolas" w:eastAsia="Times New Roman" w:hAnsi="Consolas" w:cs="Times New Roman"/>
+          <w:color w:val="569CD6"/>
+          <w:kern w:val="0"/>
+          <w:sz w:val="13"/>
+          <w:szCs w:val="13"/>
+          <w:lang w:eastAsia="uk-UA"/>
+        </w:rPr>
+        <w:t>html</w:t>
+      </w:r>
+      <w:r>
+        <w:rPr>
+          <w:rFonts w:ascii="Consolas" w:eastAsia="Times New Roman" w:hAnsi="Consolas" w:cs="Times New Roman"/>
+          <w:color w:val="808080"/>
+          <w:kern w:val="0"/>
+          <w:sz w:val="13"/>
+          <w:szCs w:val="13"/>
+          <w:lang w:eastAsia="uk-UA"/>
+        </w:rPr>
+        <w:t>&gt;</w:t>
+      </w:r>
+    </w:p>
+    <w:p>
+      <w:pPr>
+        <w:spacing w:after="0"/>
+        <w:rPr>
+          <w:noProof/>
+          <w:sz w:val="16"/>
+          <w:szCs w:val="16"/>
+          <w:lang w:val="en-US" w:eastAsia="uk-UA"/>
+        </w:rPr>
+      </w:pPr>
+    </w:p>
+    <w:p>
+      <w:pPr>
+        <w:spacing w:after="0"/>
+        <w:rPr>
+          <w:noProof/>
+          <w:sz w:val="16"/>
+          <w:szCs w:val="16"/>
+          <w:lang w:val="en-US" w:eastAsia="uk-UA"/>
+        </w:rPr>
+      </w:pPr>
+    </w:p>
+    <w:p>
+      <w:pPr>
+        <w:spacing w:after="0"/>
+        <w:rPr>
+          <w:noProof/>
+          <w:sz w:val="16"/>
+          <w:szCs w:val="16"/>
+          <w:lang w:val="en-US" w:eastAsia="uk-UA"/>
+        </w:rPr>
+      </w:pPr>
+      <w:r>
+        <w:rPr>
+          <w:noProof/>
+          <w:sz w:val="16"/>
+          <w:szCs w:val="16"/>
+          <w:lang w:eastAsia="uk-UA"/>
+        </w:rPr>
+        <w:t xml:space="preserve">Робим папку </w:t>
+      </w:r>
+      <w:r>
+        <w:rPr>
+          <w:noProof/>
+          <w:sz w:val="16"/>
+          <w:szCs w:val="16"/>
+          <w:lang w:val="en-US" w:eastAsia="uk-UA"/>
+        </w:rPr>
+        <w:t>silpo\ussers\templates</w:t>
+      </w:r>
+    </w:p>
+    <w:p>
+      <w:pPr>
+        <w:spacing w:after="0"/>
+        <w:rPr>
+          <w:noProof/>
+          <w:sz w:val="16"/>
+          <w:szCs w:val="16"/>
+          <w:lang w:val="en-US" w:eastAsia="uk-UA"/>
+        </w:rPr>
+      </w:pPr>
+      <w:r>
+        <w:rPr>
+          <w:noProof/>
+          <w:sz w:val="16"/>
+          <w:szCs w:val="16"/>
+          <w:lang w:eastAsia="uk-UA"/>
+        </w:rPr>
+        <w:t xml:space="preserve">Файл </w:t>
+      </w:r>
+      <w:r>
+        <w:rPr>
+          <w:noProof/>
+          <w:sz w:val="16"/>
+          <w:szCs w:val="16"/>
+          <w:lang w:val="en-US" w:eastAsia="uk-UA"/>
+        </w:rPr>
+        <w:t>register.html</w:t>
+      </w:r>
+    </w:p>
+    <w:p>
+      <w:pPr>
+        <w:spacing w:after="0"/>
+        <w:rPr>
+          <w:noProof/>
+          <w:sz w:val="16"/>
+          <w:szCs w:val="16"/>
+          <w:lang w:val="en-US" w:eastAsia="uk-UA"/>
+        </w:rPr>
+      </w:pPr>
+    </w:p>
+    <w:p>
+      <w:pPr>
+        <w:shd w:val="clear" w:color="auto" w:fill="1F1F1F"/>
+        <w:spacing w:after="0" w:line="178" w:lineRule="atLeast"/>
+        <w:rPr>
+          <w:rFonts w:ascii="Consolas" w:eastAsia="Times New Roman" w:hAnsi="Consolas" w:cs="Times New Roman"/>
+          <w:color w:val="CCCCCC"/>
+          <w:kern w:val="0"/>
+          <w:sz w:val="13"/>
+          <w:szCs w:val="13"/>
+          <w:lang w:eastAsia="uk-UA"/>
+        </w:rPr>
+      </w:pPr>
+      <w:r>
+        <w:rPr>
+          <w:rFonts w:ascii="Consolas" w:eastAsia="Times New Roman" w:hAnsi="Consolas" w:cs="Times New Roman"/>
+          <w:color w:val="CCCCCC"/>
+          <w:kern w:val="0"/>
+          <w:sz w:val="13"/>
+          <w:szCs w:val="13"/>
+          <w:lang w:eastAsia="uk-UA"/>
+        </w:rPr>
+        <w:t>{% extends 'layout.html' %}</w:t>
+      </w:r>
+    </w:p>
+    <w:p>
+      <w:pPr>
+        <w:shd w:val="clear" w:color="auto" w:fill="1F1F1F"/>
+        <w:spacing w:after="0" w:line="178" w:lineRule="atLeast"/>
+        <w:rPr>
+          <w:rFonts w:ascii="Consolas" w:eastAsia="Times New Roman" w:hAnsi="Consolas" w:cs="Times New Roman"/>
+          <w:color w:val="CCCCCC"/>
+          <w:kern w:val="0"/>
+          <w:sz w:val="13"/>
+          <w:szCs w:val="13"/>
+          <w:lang w:eastAsia="uk-UA"/>
+        </w:rPr>
+      </w:pPr>
+    </w:p>
+    <w:p>
+      <w:pPr>
+        <w:shd w:val="clear" w:color="auto" w:fill="1F1F1F"/>
+        <w:spacing w:after="0" w:line="178" w:lineRule="atLeast"/>
+        <w:rPr>
+          <w:rFonts w:ascii="Consolas" w:eastAsia="Times New Roman" w:hAnsi="Consolas" w:cs="Times New Roman"/>
+          <w:color w:val="CCCCCC"/>
+          <w:kern w:val="0"/>
+          <w:sz w:val="13"/>
+          <w:szCs w:val="13"/>
+          <w:lang w:eastAsia="uk-UA"/>
+        </w:rPr>
+      </w:pPr>
+      <w:r>
+        <w:rPr>
+          <w:rFonts w:ascii="Consolas" w:eastAsia="Times New Roman" w:hAnsi="Consolas" w:cs="Times New Roman"/>
+          <w:color w:val="CCCCCC"/>
+          <w:kern w:val="0"/>
+          <w:sz w:val="13"/>
+          <w:szCs w:val="13"/>
+          <w:lang w:eastAsia="uk-UA"/>
+        </w:rPr>
+        <w:t>{% block content %}</w:t>
+      </w:r>
+    </w:p>
+    <w:p>
+      <w:pPr>
+        <w:shd w:val="clear" w:color="auto" w:fill="1F1F1F"/>
+        <w:spacing w:after="0" w:line="178" w:lineRule="atLeast"/>
+        <w:rPr>
+          <w:rFonts w:ascii="Consolas" w:eastAsia="Times New Roman" w:hAnsi="Consolas" w:cs="Times New Roman"/>
+          <w:color w:val="CCCCCC"/>
+          <w:kern w:val="0"/>
+          <w:sz w:val="13"/>
+          <w:szCs w:val="13"/>
+          <w:lang w:eastAsia="uk-UA"/>
+        </w:rPr>
+      </w:pPr>
+      <w:r>
+        <w:rPr>
+          <w:rFonts w:ascii="Consolas" w:eastAsia="Times New Roman" w:hAnsi="Consolas" w:cs="Times New Roman"/>
+          <w:color w:val="CCCCCC"/>
+          <w:kern w:val="0"/>
+          <w:sz w:val="13"/>
+          <w:szCs w:val="13"/>
+          <w:lang w:eastAsia="uk-UA"/>
+        </w:rPr>
+        <w:t xml:space="preserve">    </w:t>
+      </w:r>
+      <w:r>
+        <w:rPr>
+          <w:rFonts w:ascii="Consolas" w:eastAsia="Times New Roman" w:hAnsi="Consolas" w:cs="Times New Roman"/>
+          <w:color w:val="808080"/>
+          <w:kern w:val="0"/>
+          <w:sz w:val="13"/>
+          <w:szCs w:val="13"/>
+          <w:lang w:eastAsia="uk-UA"/>
+        </w:rPr>
+        <w:t>&lt;</w:t>
+      </w:r>
+      <w:r>
+        <w:rPr>
+          <w:rFonts w:ascii="Consolas" w:eastAsia="Times New Roman" w:hAnsi="Consolas" w:cs="Times New Roman"/>
+          <w:color w:val="569CD6"/>
+          <w:kern w:val="0"/>
+          <w:sz w:val="13"/>
+          <w:szCs w:val="13"/>
+          <w:lang w:eastAsia="uk-UA"/>
+        </w:rPr>
+        <w:t>h1</w:t>
+      </w:r>
+      <w:r>
+        <w:rPr>
+          <w:rFonts w:ascii="Consolas" w:eastAsia="Times New Roman" w:hAnsi="Consolas" w:cs="Times New Roman"/>
+          <w:color w:val="CCCCCC"/>
+          <w:kern w:val="0"/>
+          <w:sz w:val="13"/>
+          <w:szCs w:val="13"/>
+          <w:lang w:eastAsia="uk-UA"/>
+        </w:rPr>
+        <w:t xml:space="preserve"> </w:t>
+      </w:r>
+      <w:r>
+        <w:rPr>
+          <w:rFonts w:ascii="Consolas" w:eastAsia="Times New Roman" w:hAnsi="Consolas" w:cs="Times New Roman"/>
+          <w:color w:val="9CDCFE"/>
+          <w:kern w:val="0"/>
+          <w:sz w:val="13"/>
+          <w:szCs w:val="13"/>
+          <w:lang w:eastAsia="uk-UA"/>
+        </w:rPr>
+        <w:t>class</w:t>
+      </w:r>
+      <w:r>
+        <w:rPr>
+          <w:rFonts w:ascii="Consolas" w:eastAsia="Times New Roman" w:hAnsi="Consolas" w:cs="Times New Roman"/>
+          <w:color w:val="CCCCCC"/>
+          <w:kern w:val="0"/>
+          <w:sz w:val="13"/>
+          <w:szCs w:val="13"/>
+          <w:lang w:eastAsia="uk-UA"/>
+        </w:rPr>
+        <w:t>=</w:t>
+      </w:r>
+      <w:r>
+        <w:rPr>
+          <w:rFonts w:ascii="Consolas" w:eastAsia="Times New Roman" w:hAnsi="Consolas" w:cs="Times New Roman"/>
+          <w:color w:val="CE9178"/>
+          <w:kern w:val="0"/>
+          <w:sz w:val="13"/>
+          <w:szCs w:val="13"/>
+          <w:lang w:eastAsia="uk-UA"/>
+        </w:rPr>
+        <w:t>"text-3xl text-center font-bold"</w:t>
+      </w:r>
+      <w:r>
+        <w:rPr>
+          <w:rFonts w:ascii="Consolas" w:eastAsia="Times New Roman" w:hAnsi="Consolas" w:cs="Times New Roman"/>
+          <w:color w:val="808080"/>
+          <w:kern w:val="0"/>
+          <w:sz w:val="13"/>
+          <w:szCs w:val="13"/>
+          <w:lang w:eastAsia="uk-UA"/>
+        </w:rPr>
+        <w:t>&gt;</w:t>
+      </w:r>
+      <w:r>
+        <w:rPr>
+          <w:rFonts w:ascii="Consolas" w:eastAsia="Times New Roman" w:hAnsi="Consolas" w:cs="Times New Roman"/>
+          <w:color w:val="CCCCCC"/>
+          <w:kern w:val="0"/>
+          <w:sz w:val="13"/>
+          <w:szCs w:val="13"/>
+          <w:lang w:eastAsia="uk-UA"/>
+        </w:rPr>
+        <w:t>Реєстрація</w:t>
+      </w:r>
+      <w:r>
+        <w:rPr>
+          <w:rFonts w:ascii="Consolas" w:eastAsia="Times New Roman" w:hAnsi="Consolas" w:cs="Times New Roman"/>
+          <w:color w:val="808080"/>
+          <w:kern w:val="0"/>
+          <w:sz w:val="13"/>
+          <w:szCs w:val="13"/>
+          <w:lang w:eastAsia="uk-UA"/>
+        </w:rPr>
+        <w:t>&lt;/</w:t>
+      </w:r>
+      <w:r>
+        <w:rPr>
+          <w:rFonts w:ascii="Consolas" w:eastAsia="Times New Roman" w:hAnsi="Consolas" w:cs="Times New Roman"/>
+          <w:color w:val="569CD6"/>
+          <w:kern w:val="0"/>
+          <w:sz w:val="13"/>
+          <w:szCs w:val="13"/>
+          <w:lang w:eastAsia="uk-UA"/>
+        </w:rPr>
+        <w:t>h1</w:t>
+      </w:r>
+      <w:r>
+        <w:rPr>
+          <w:rFonts w:ascii="Consolas" w:eastAsia="Times New Roman" w:hAnsi="Consolas" w:cs="Times New Roman"/>
+          <w:color w:val="808080"/>
+          <w:kern w:val="0"/>
+          <w:sz w:val="13"/>
+          <w:szCs w:val="13"/>
+          <w:lang w:eastAsia="uk-UA"/>
+        </w:rPr>
+        <w:t>&gt;</w:t>
+      </w:r>
+      <w:r>
+        <w:rPr>
+          <w:rFonts w:ascii="Consolas" w:eastAsia="Times New Roman" w:hAnsi="Consolas" w:cs="Times New Roman"/>
+          <w:color w:val="CCCCCC"/>
+          <w:kern w:val="0"/>
+          <w:sz w:val="13"/>
+          <w:szCs w:val="13"/>
+          <w:lang w:eastAsia="uk-UA"/>
+        </w:rPr>
+        <w:t xml:space="preserve">  </w:t>
+      </w:r>
+    </w:p>
+    <w:p>
+      <w:pPr>
+        <w:shd w:val="clear" w:color="auto" w:fill="1F1F1F"/>
+        <w:spacing w:after="0" w:line="178" w:lineRule="atLeast"/>
+        <w:rPr>
+          <w:rFonts w:ascii="Consolas" w:eastAsia="Times New Roman" w:hAnsi="Consolas" w:cs="Times New Roman"/>
+          <w:color w:val="CCCCCC"/>
+          <w:kern w:val="0"/>
+          <w:sz w:val="13"/>
+          <w:szCs w:val="13"/>
+          <w:lang w:eastAsia="uk-UA"/>
+        </w:rPr>
+      </w:pPr>
+      <w:r>
+        <w:rPr>
+          <w:rFonts w:ascii="Consolas" w:eastAsia="Times New Roman" w:hAnsi="Consolas" w:cs="Times New Roman"/>
+          <w:color w:val="CCCCCC"/>
+          <w:kern w:val="0"/>
+          <w:sz w:val="13"/>
+          <w:szCs w:val="13"/>
+          <w:lang w:eastAsia="uk-UA"/>
+        </w:rPr>
+        <w:t>{% endblock %}</w:t>
+      </w:r>
+    </w:p>
+    <w:p>
+      <w:pPr>
+        <w:spacing w:after="0"/>
+        <w:rPr>
+          <w:noProof/>
+          <w:sz w:val="16"/>
+          <w:szCs w:val="16"/>
+          <w:lang w:val="en-US" w:eastAsia="uk-UA"/>
+        </w:rPr>
+      </w:pPr>
+    </w:p>
+    <w:p>
+      <w:pPr>
+        <w:spacing w:after="0"/>
+        <w:rPr>
+          <w:noProof/>
+          <w:sz w:val="16"/>
+          <w:szCs w:val="16"/>
+          <w:lang w:val="en-US" w:eastAsia="uk-UA"/>
+        </w:rPr>
+      </w:pPr>
+    </w:p>
+    <w:p>
+      <w:pPr>
+        <w:spacing w:after="0"/>
+        <w:rPr>
+          <w:noProof/>
+          <w:sz w:val="16"/>
+          <w:szCs w:val="16"/>
+          <w:lang w:val="en-US" w:eastAsia="uk-UA"/>
+        </w:rPr>
+      </w:pPr>
+      <w:r>
+        <w:rPr>
+          <w:noProof/>
+          <w:sz w:val="16"/>
+          <w:szCs w:val="16"/>
+          <w:lang w:val="en-US" w:eastAsia="uk-UA"/>
+        </w:rPr>
+        <w:t>silpo\users\views.py</w:t>
+      </w:r>
+    </w:p>
+    <w:p>
+      <w:pPr>
+        <w:spacing w:after="0"/>
+        <w:rPr>
+          <w:noProof/>
+          <w:sz w:val="16"/>
+          <w:szCs w:val="16"/>
+          <w:lang w:val="en-US" w:eastAsia="uk-UA"/>
+        </w:rPr>
+      </w:pPr>
+    </w:p>
+    <w:p>
+      <w:pPr>
+        <w:shd w:val="clear" w:color="auto" w:fill="1F1F1F"/>
+        <w:spacing w:after="0" w:line="178" w:lineRule="atLeast"/>
+        <w:rPr>
+          <w:rFonts w:ascii="Consolas" w:eastAsia="Times New Roman" w:hAnsi="Consolas" w:cs="Times New Roman"/>
+          <w:color w:val="CCCCCC"/>
+          <w:kern w:val="0"/>
+          <w:sz w:val="13"/>
+          <w:szCs w:val="13"/>
+          <w:lang w:eastAsia="uk-UA"/>
+        </w:rPr>
+      </w:pPr>
+      <w:r>
+        <w:rPr>
+          <w:rFonts w:ascii="Consolas" w:eastAsia="Times New Roman" w:hAnsi="Consolas" w:cs="Times New Roman"/>
+          <w:color w:val="C586C0"/>
+          <w:kern w:val="0"/>
+          <w:sz w:val="13"/>
+          <w:szCs w:val="13"/>
+          <w:lang w:eastAsia="uk-UA"/>
+        </w:rPr>
+        <w:t>from</w:t>
+      </w:r>
+      <w:r>
+        <w:rPr>
+          <w:rFonts w:ascii="Consolas" w:eastAsia="Times New Roman" w:hAnsi="Consolas" w:cs="Times New Roman"/>
+          <w:color w:val="CCCCCC"/>
+          <w:kern w:val="0"/>
+          <w:sz w:val="13"/>
+          <w:szCs w:val="13"/>
+          <w:lang w:eastAsia="uk-UA"/>
+        </w:rPr>
+        <w:t xml:space="preserve"> </w:t>
+      </w:r>
+      <w:r>
+        <w:rPr>
+          <w:rFonts w:ascii="Consolas" w:eastAsia="Times New Roman" w:hAnsi="Consolas" w:cs="Times New Roman"/>
+          <w:color w:val="4EC9B0"/>
+          <w:kern w:val="0"/>
+          <w:sz w:val="13"/>
+          <w:szCs w:val="13"/>
+          <w:lang w:eastAsia="uk-UA"/>
+        </w:rPr>
+        <w:t>django</w:t>
+      </w:r>
+      <w:r>
+        <w:rPr>
+          <w:rFonts w:ascii="Consolas" w:eastAsia="Times New Roman" w:hAnsi="Consolas" w:cs="Times New Roman"/>
+          <w:color w:val="CCCCCC"/>
+          <w:kern w:val="0"/>
+          <w:sz w:val="13"/>
+          <w:szCs w:val="13"/>
+          <w:lang w:eastAsia="uk-UA"/>
+        </w:rPr>
+        <w:t>.</w:t>
+      </w:r>
+      <w:r>
+        <w:rPr>
+          <w:rFonts w:ascii="Consolas" w:eastAsia="Times New Roman" w:hAnsi="Consolas" w:cs="Times New Roman"/>
+          <w:color w:val="4EC9B0"/>
+          <w:kern w:val="0"/>
+          <w:sz w:val="13"/>
+          <w:szCs w:val="13"/>
+          <w:lang w:eastAsia="uk-UA"/>
+        </w:rPr>
+        <w:t>shortcuts</w:t>
+      </w:r>
+      <w:r>
+        <w:rPr>
+          <w:rFonts w:ascii="Consolas" w:eastAsia="Times New Roman" w:hAnsi="Consolas" w:cs="Times New Roman"/>
+          <w:color w:val="CCCCCC"/>
+          <w:kern w:val="0"/>
+          <w:sz w:val="13"/>
+          <w:szCs w:val="13"/>
+          <w:lang w:eastAsia="uk-UA"/>
+        </w:rPr>
+        <w:t xml:space="preserve"> </w:t>
+      </w:r>
+      <w:r>
+        <w:rPr>
+          <w:rFonts w:ascii="Consolas" w:eastAsia="Times New Roman" w:hAnsi="Consolas" w:cs="Times New Roman"/>
+          <w:color w:val="C586C0"/>
+          <w:kern w:val="0"/>
+          <w:sz w:val="13"/>
+          <w:szCs w:val="13"/>
+          <w:lang w:eastAsia="uk-UA"/>
+        </w:rPr>
+        <w:t>import</w:t>
+      </w:r>
+      <w:r>
+        <w:rPr>
+          <w:rFonts w:ascii="Consolas" w:eastAsia="Times New Roman" w:hAnsi="Consolas" w:cs="Times New Roman"/>
+          <w:color w:val="CCCCCC"/>
+          <w:kern w:val="0"/>
+          <w:sz w:val="13"/>
+          <w:szCs w:val="13"/>
+          <w:lang w:eastAsia="uk-UA"/>
+        </w:rPr>
+        <w:t xml:space="preserve"> </w:t>
+      </w:r>
+      <w:r>
+        <w:rPr>
+          <w:rFonts w:ascii="Consolas" w:eastAsia="Times New Roman" w:hAnsi="Consolas" w:cs="Times New Roman"/>
+          <w:color w:val="DCDCAA"/>
+          <w:kern w:val="0"/>
+          <w:sz w:val="13"/>
+          <w:szCs w:val="13"/>
+          <w:lang w:eastAsia="uk-UA"/>
+        </w:rPr>
+        <w:t>render</w:t>
+      </w:r>
+    </w:p>
+    <w:p>
+      <w:pPr>
+        <w:shd w:val="clear" w:color="auto" w:fill="1F1F1F"/>
+        <w:spacing w:after="0" w:line="178" w:lineRule="atLeast"/>
+        <w:rPr>
+          <w:rFonts w:ascii="Consolas" w:eastAsia="Times New Roman" w:hAnsi="Consolas" w:cs="Times New Roman"/>
+          <w:color w:val="CCCCCC"/>
+          <w:kern w:val="0"/>
+          <w:sz w:val="13"/>
+          <w:szCs w:val="13"/>
+          <w:lang w:eastAsia="uk-UA"/>
+        </w:rPr>
+      </w:pPr>
+    </w:p>
+    <w:p>
+      <w:pPr>
+        <w:shd w:val="clear" w:color="auto" w:fill="1F1F1F"/>
+        <w:spacing w:after="0" w:line="178" w:lineRule="atLeast"/>
+        <w:rPr>
+          <w:rFonts w:ascii="Consolas" w:eastAsia="Times New Roman" w:hAnsi="Consolas" w:cs="Times New Roman"/>
+          <w:color w:val="CCCCCC"/>
+          <w:kern w:val="0"/>
+          <w:sz w:val="13"/>
+          <w:szCs w:val="13"/>
+          <w:lang w:eastAsia="uk-UA"/>
+        </w:rPr>
+      </w:pPr>
+      <w:r>
+        <w:rPr>
+          <w:rFonts w:ascii="Consolas" w:eastAsia="Times New Roman" w:hAnsi="Consolas" w:cs="Times New Roman"/>
+          <w:color w:val="6A9955"/>
+          <w:kern w:val="0"/>
+          <w:sz w:val="13"/>
+          <w:szCs w:val="13"/>
+          <w:lang w:eastAsia="uk-UA"/>
+        </w:rPr>
+        <w:t># Create your views here.</w:t>
+      </w:r>
+    </w:p>
+    <w:p>
+      <w:pPr>
+        <w:shd w:val="clear" w:color="auto" w:fill="1F1F1F"/>
+        <w:spacing w:after="0" w:line="178" w:lineRule="atLeast"/>
+        <w:rPr>
+          <w:rFonts w:ascii="Consolas" w:eastAsia="Times New Roman" w:hAnsi="Consolas" w:cs="Times New Roman"/>
+          <w:color w:val="CCCCCC"/>
+          <w:kern w:val="0"/>
+          <w:sz w:val="13"/>
+          <w:szCs w:val="13"/>
+          <w:lang w:eastAsia="uk-UA"/>
+        </w:rPr>
+      </w:pPr>
+    </w:p>
+    <w:p>
+      <w:pPr>
+        <w:shd w:val="clear" w:color="auto" w:fill="1F1F1F"/>
+        <w:spacing w:after="0" w:line="178" w:lineRule="atLeast"/>
+        <w:rPr>
+          <w:rFonts w:ascii="Consolas" w:eastAsia="Times New Roman" w:hAnsi="Consolas" w:cs="Times New Roman"/>
+          <w:color w:val="CCCCCC"/>
+          <w:kern w:val="0"/>
+          <w:sz w:val="13"/>
+          <w:szCs w:val="13"/>
+          <w:lang w:eastAsia="uk-UA"/>
+        </w:rPr>
+      </w:pPr>
+      <w:r>
+        <w:rPr>
+          <w:rFonts w:ascii="Consolas" w:eastAsia="Times New Roman" w:hAnsi="Consolas" w:cs="Times New Roman"/>
+          <w:color w:val="569CD6"/>
+          <w:kern w:val="0"/>
+          <w:sz w:val="13"/>
+          <w:szCs w:val="13"/>
+          <w:lang w:eastAsia="uk-UA"/>
+        </w:rPr>
+        <w:t>def</w:t>
+      </w:r>
+      <w:r>
+        <w:rPr>
+          <w:rFonts w:ascii="Consolas" w:eastAsia="Times New Roman" w:hAnsi="Consolas" w:cs="Times New Roman"/>
+          <w:color w:val="CCCCCC"/>
+          <w:kern w:val="0"/>
+          <w:sz w:val="13"/>
+          <w:szCs w:val="13"/>
+          <w:lang w:eastAsia="uk-UA"/>
+        </w:rPr>
+        <w:t xml:space="preserve"> </w:t>
+      </w:r>
+      <w:r>
+        <w:rPr>
+          <w:rFonts w:ascii="Consolas" w:eastAsia="Times New Roman" w:hAnsi="Consolas" w:cs="Times New Roman"/>
+          <w:color w:val="DCDCAA"/>
+          <w:kern w:val="0"/>
+          <w:sz w:val="13"/>
+          <w:szCs w:val="13"/>
+          <w:lang w:eastAsia="uk-UA"/>
+        </w:rPr>
+        <w:t>register</w:t>
+      </w:r>
+      <w:r>
+        <w:rPr>
+          <w:rFonts w:ascii="Consolas" w:eastAsia="Times New Roman" w:hAnsi="Consolas" w:cs="Times New Roman"/>
+          <w:color w:val="CCCCCC"/>
+          <w:kern w:val="0"/>
+          <w:sz w:val="13"/>
+          <w:szCs w:val="13"/>
+          <w:lang w:eastAsia="uk-UA"/>
+        </w:rPr>
+        <w:t>(</w:t>
+      </w:r>
+      <w:r>
+        <w:rPr>
+          <w:rFonts w:ascii="Consolas" w:eastAsia="Times New Roman" w:hAnsi="Consolas" w:cs="Times New Roman"/>
+          <w:color w:val="9CDCFE"/>
+          <w:kern w:val="0"/>
+          <w:sz w:val="13"/>
+          <w:szCs w:val="13"/>
+          <w:lang w:eastAsia="uk-UA"/>
+        </w:rPr>
+        <w:t>request</w:t>
+      </w:r>
+      <w:r>
+        <w:rPr>
+          <w:rFonts w:ascii="Consolas" w:eastAsia="Times New Roman" w:hAnsi="Consolas" w:cs="Times New Roman"/>
+          <w:color w:val="CCCCCC"/>
+          <w:kern w:val="0"/>
+          <w:sz w:val="13"/>
+          <w:szCs w:val="13"/>
+          <w:lang w:eastAsia="uk-UA"/>
+        </w:rPr>
+        <w:t>):</w:t>
+      </w:r>
+    </w:p>
+    <w:p>
+      <w:pPr>
+        <w:shd w:val="clear" w:color="auto" w:fill="1F1F1F"/>
+        <w:spacing w:after="0" w:line="178" w:lineRule="atLeast"/>
+        <w:rPr>
+          <w:rFonts w:ascii="Consolas" w:eastAsia="Times New Roman" w:hAnsi="Consolas" w:cs="Times New Roman"/>
+          <w:color w:val="CCCCCC"/>
+          <w:kern w:val="0"/>
+          <w:sz w:val="13"/>
+          <w:szCs w:val="13"/>
+          <w:lang w:eastAsia="uk-UA"/>
+        </w:rPr>
+      </w:pPr>
+      <w:r>
+        <w:rPr>
+          <w:rFonts w:ascii="Consolas" w:eastAsia="Times New Roman" w:hAnsi="Consolas" w:cs="Times New Roman"/>
+          <w:color w:val="CCCCCC"/>
+          <w:kern w:val="0"/>
+          <w:sz w:val="13"/>
+          <w:szCs w:val="13"/>
+          <w:lang w:eastAsia="uk-UA"/>
+        </w:rPr>
+        <w:t xml:space="preserve">    </w:t>
+      </w:r>
+      <w:r>
+        <w:rPr>
+          <w:rFonts w:ascii="Consolas" w:eastAsia="Times New Roman" w:hAnsi="Consolas" w:cs="Times New Roman"/>
+          <w:color w:val="C586C0"/>
+          <w:kern w:val="0"/>
+          <w:sz w:val="13"/>
+          <w:szCs w:val="13"/>
+          <w:lang w:eastAsia="uk-UA"/>
+        </w:rPr>
+        <w:t>return</w:t>
+      </w:r>
+      <w:r>
+        <w:rPr>
+          <w:rFonts w:ascii="Consolas" w:eastAsia="Times New Roman" w:hAnsi="Consolas" w:cs="Times New Roman"/>
+          <w:color w:val="CCCCCC"/>
+          <w:kern w:val="0"/>
+          <w:sz w:val="13"/>
+          <w:szCs w:val="13"/>
+          <w:lang w:eastAsia="uk-UA"/>
+        </w:rPr>
+        <w:t xml:space="preserve"> </w:t>
+      </w:r>
+      <w:r>
+        <w:rPr>
+          <w:rFonts w:ascii="Consolas" w:eastAsia="Times New Roman" w:hAnsi="Consolas" w:cs="Times New Roman"/>
+          <w:color w:val="DCDCAA"/>
+          <w:kern w:val="0"/>
+          <w:sz w:val="13"/>
+          <w:szCs w:val="13"/>
+          <w:lang w:eastAsia="uk-UA"/>
+        </w:rPr>
+        <w:t>render</w:t>
+      </w:r>
+      <w:r>
+        <w:rPr>
+          <w:rFonts w:ascii="Consolas" w:eastAsia="Times New Roman" w:hAnsi="Consolas" w:cs="Times New Roman"/>
+          <w:color w:val="CCCCCC"/>
+          <w:kern w:val="0"/>
+          <w:sz w:val="13"/>
+          <w:szCs w:val="13"/>
+          <w:lang w:eastAsia="uk-UA"/>
+        </w:rPr>
+        <w:t>(</w:t>
+      </w:r>
+      <w:r>
+        <w:rPr>
+          <w:rFonts w:ascii="Consolas" w:eastAsia="Times New Roman" w:hAnsi="Consolas" w:cs="Times New Roman"/>
+          <w:color w:val="9CDCFE"/>
+          <w:kern w:val="0"/>
+          <w:sz w:val="13"/>
+          <w:szCs w:val="13"/>
+          <w:lang w:eastAsia="uk-UA"/>
+        </w:rPr>
+        <w:t>request</w:t>
+      </w:r>
+      <w:r>
+        <w:rPr>
+          <w:rFonts w:ascii="Consolas" w:eastAsia="Times New Roman" w:hAnsi="Consolas" w:cs="Times New Roman"/>
+          <w:color w:val="CCCCCC"/>
+          <w:kern w:val="0"/>
+          <w:sz w:val="13"/>
+          <w:szCs w:val="13"/>
+          <w:lang w:eastAsia="uk-UA"/>
+        </w:rPr>
+        <w:t xml:space="preserve">, </w:t>
+      </w:r>
+      <w:r>
+        <w:rPr>
+          <w:rFonts w:ascii="Consolas" w:eastAsia="Times New Roman" w:hAnsi="Consolas" w:cs="Times New Roman"/>
+          <w:color w:val="CE9178"/>
+          <w:kern w:val="0"/>
+          <w:sz w:val="13"/>
+          <w:szCs w:val="13"/>
+          <w:lang w:eastAsia="uk-UA"/>
+        </w:rPr>
+        <w:t>'register.html'</w:t>
+      </w:r>
+      <w:r>
+        <w:rPr>
+          <w:rFonts w:ascii="Consolas" w:eastAsia="Times New Roman" w:hAnsi="Consolas" w:cs="Times New Roman"/>
+          <w:color w:val="CCCCCC"/>
+          <w:kern w:val="0"/>
+          <w:sz w:val="13"/>
+          <w:szCs w:val="13"/>
+          <w:lang w:eastAsia="uk-UA"/>
+        </w:rPr>
+        <w:t>)</w:t>
+      </w:r>
+    </w:p>
+    <w:p>
+      <w:pPr>
+        <w:shd w:val="clear" w:color="auto" w:fill="1F1F1F"/>
+        <w:spacing w:after="0" w:line="178" w:lineRule="atLeast"/>
+        <w:rPr>
+          <w:rFonts w:ascii="Consolas" w:eastAsia="Times New Roman" w:hAnsi="Consolas" w:cs="Times New Roman"/>
+          <w:color w:val="CCCCCC"/>
+          <w:kern w:val="0"/>
+          <w:sz w:val="13"/>
+          <w:szCs w:val="13"/>
+          <w:lang w:eastAsia="uk-UA"/>
+        </w:rPr>
+      </w:pPr>
+    </w:p>
+    <w:p>
+      <w:pPr>
+        <w:spacing w:after="0"/>
+        <w:rPr>
+          <w:noProof/>
+          <w:sz w:val="16"/>
+          <w:szCs w:val="16"/>
+          <w:lang w:val="en-US" w:eastAsia="uk-UA"/>
+        </w:rPr>
+      </w:pPr>
+    </w:p>
+    <w:p>
+      <w:pPr>
+        <w:spacing w:after="0"/>
+        <w:rPr>
+          <w:noProof/>
+          <w:sz w:val="16"/>
+          <w:szCs w:val="16"/>
+          <w:lang w:val="en-US" w:eastAsia="uk-UA"/>
+        </w:rPr>
+      </w:pPr>
+      <w:r>
+        <w:rPr>
+          <w:noProof/>
+          <w:sz w:val="16"/>
+          <w:szCs w:val="16"/>
+          <w:lang w:eastAsia="uk-UA"/>
+        </w:rPr>
+        <w:t xml:space="preserve">в </w:t>
+      </w:r>
+      <w:r>
+        <w:rPr>
+          <w:noProof/>
+          <w:sz w:val="16"/>
+          <w:szCs w:val="16"/>
+          <w:lang w:val="en-US" w:eastAsia="uk-UA"/>
+        </w:rPr>
+        <w:t>silpo\users\</w:t>
+      </w:r>
+      <w:r>
+        <w:rPr>
+          <w:noProof/>
+          <w:sz w:val="16"/>
+          <w:szCs w:val="16"/>
+          <w:lang w:eastAsia="uk-UA"/>
+        </w:rPr>
+        <w:t xml:space="preserve"> створюємо файл </w:t>
+      </w:r>
+      <w:r>
+        <w:rPr>
+          <w:noProof/>
+          <w:sz w:val="16"/>
+          <w:szCs w:val="16"/>
+          <w:lang w:val="en-US" w:eastAsia="uk-UA"/>
+        </w:rPr>
+        <w:t>urls.py</w:t>
+      </w:r>
+    </w:p>
+    <w:p>
+      <w:pPr>
+        <w:spacing w:after="0"/>
+        <w:rPr>
+          <w:noProof/>
+          <w:sz w:val="16"/>
+          <w:szCs w:val="16"/>
+          <w:lang w:val="en-US" w:eastAsia="uk-UA"/>
+        </w:rPr>
+      </w:pPr>
+    </w:p>
+    <w:p>
+      <w:pPr>
+        <w:shd w:val="clear" w:color="auto" w:fill="1F1F1F"/>
+        <w:spacing w:after="0" w:line="178" w:lineRule="atLeast"/>
+        <w:rPr>
+          <w:rFonts w:ascii="Consolas" w:eastAsia="Times New Roman" w:hAnsi="Consolas" w:cs="Times New Roman"/>
+          <w:color w:val="CCCCCC"/>
+          <w:kern w:val="0"/>
+          <w:sz w:val="13"/>
+          <w:szCs w:val="13"/>
+          <w:lang w:eastAsia="uk-UA"/>
+        </w:rPr>
+      </w:pPr>
+      <w:r>
+        <w:rPr>
+          <w:rFonts w:ascii="Consolas" w:eastAsia="Times New Roman" w:hAnsi="Consolas" w:cs="Times New Roman"/>
+          <w:color w:val="C586C0"/>
+          <w:kern w:val="0"/>
+          <w:sz w:val="13"/>
+          <w:szCs w:val="13"/>
+          <w:lang w:eastAsia="uk-UA"/>
+        </w:rPr>
+        <w:t>from</w:t>
+      </w:r>
+      <w:r>
+        <w:rPr>
+          <w:rFonts w:ascii="Consolas" w:eastAsia="Times New Roman" w:hAnsi="Consolas" w:cs="Times New Roman"/>
+          <w:color w:val="CCCCCC"/>
+          <w:kern w:val="0"/>
+          <w:sz w:val="13"/>
+          <w:szCs w:val="13"/>
+          <w:lang w:eastAsia="uk-UA"/>
+        </w:rPr>
+        <w:t xml:space="preserve"> </w:t>
+      </w:r>
+      <w:r>
+        <w:rPr>
+          <w:rFonts w:ascii="Consolas" w:eastAsia="Times New Roman" w:hAnsi="Consolas" w:cs="Times New Roman"/>
+          <w:color w:val="4EC9B0"/>
+          <w:kern w:val="0"/>
+          <w:sz w:val="13"/>
+          <w:szCs w:val="13"/>
+          <w:lang w:eastAsia="uk-UA"/>
+        </w:rPr>
+        <w:t>django</w:t>
+      </w:r>
+      <w:r>
+        <w:rPr>
+          <w:rFonts w:ascii="Consolas" w:eastAsia="Times New Roman" w:hAnsi="Consolas" w:cs="Times New Roman"/>
+          <w:color w:val="CCCCCC"/>
+          <w:kern w:val="0"/>
+          <w:sz w:val="13"/>
+          <w:szCs w:val="13"/>
+          <w:lang w:eastAsia="uk-UA"/>
+        </w:rPr>
+        <w:t>.</w:t>
+      </w:r>
+      <w:r>
+        <w:rPr>
+          <w:rFonts w:ascii="Consolas" w:eastAsia="Times New Roman" w:hAnsi="Consolas" w:cs="Times New Roman"/>
+          <w:color w:val="4EC9B0"/>
+          <w:kern w:val="0"/>
+          <w:sz w:val="13"/>
+          <w:szCs w:val="13"/>
+          <w:lang w:eastAsia="uk-UA"/>
+        </w:rPr>
+        <w:t>urls</w:t>
+      </w:r>
+      <w:r>
+        <w:rPr>
+          <w:rFonts w:ascii="Consolas" w:eastAsia="Times New Roman" w:hAnsi="Consolas" w:cs="Times New Roman"/>
+          <w:color w:val="CCCCCC"/>
+          <w:kern w:val="0"/>
+          <w:sz w:val="13"/>
+          <w:szCs w:val="13"/>
+          <w:lang w:eastAsia="uk-UA"/>
+        </w:rPr>
+        <w:t xml:space="preserve"> </w:t>
+      </w:r>
+      <w:r>
+        <w:rPr>
+          <w:rFonts w:ascii="Consolas" w:eastAsia="Times New Roman" w:hAnsi="Consolas" w:cs="Times New Roman"/>
+          <w:color w:val="C586C0"/>
+          <w:kern w:val="0"/>
+          <w:sz w:val="13"/>
+          <w:szCs w:val="13"/>
+          <w:lang w:eastAsia="uk-UA"/>
+        </w:rPr>
+        <w:t>import</w:t>
+      </w:r>
+      <w:r>
+        <w:rPr>
+          <w:rFonts w:ascii="Consolas" w:eastAsia="Times New Roman" w:hAnsi="Consolas" w:cs="Times New Roman"/>
+          <w:color w:val="CCCCCC"/>
+          <w:kern w:val="0"/>
+          <w:sz w:val="13"/>
+          <w:szCs w:val="13"/>
+          <w:lang w:eastAsia="uk-UA"/>
+        </w:rPr>
+        <w:t xml:space="preserve"> </w:t>
+      </w:r>
+      <w:r>
+        <w:rPr>
+          <w:rFonts w:ascii="Consolas" w:eastAsia="Times New Roman" w:hAnsi="Consolas" w:cs="Times New Roman"/>
+          <w:color w:val="DCDCAA"/>
+          <w:kern w:val="0"/>
+          <w:sz w:val="13"/>
+          <w:szCs w:val="13"/>
+          <w:lang w:eastAsia="uk-UA"/>
+        </w:rPr>
+        <w:t>path</w:t>
+      </w:r>
+    </w:p>
+    <w:p>
+      <w:pPr>
+        <w:shd w:val="clear" w:color="auto" w:fill="1F1F1F"/>
+        <w:spacing w:after="0" w:line="178" w:lineRule="atLeast"/>
+        <w:rPr>
+          <w:rFonts w:ascii="Consolas" w:eastAsia="Times New Roman" w:hAnsi="Consolas" w:cs="Times New Roman"/>
+          <w:color w:val="CCCCCC"/>
+          <w:kern w:val="0"/>
+          <w:sz w:val="13"/>
+          <w:szCs w:val="13"/>
+          <w:lang w:eastAsia="uk-UA"/>
+        </w:rPr>
+      </w:pPr>
+      <w:r>
+        <w:rPr>
+          <w:rFonts w:ascii="Consolas" w:eastAsia="Times New Roman" w:hAnsi="Consolas" w:cs="Times New Roman"/>
+          <w:color w:val="C586C0"/>
+          <w:kern w:val="0"/>
+          <w:sz w:val="13"/>
+          <w:szCs w:val="13"/>
+          <w:lang w:eastAsia="uk-UA"/>
+        </w:rPr>
+        <w:t>from</w:t>
+      </w:r>
+      <w:r>
+        <w:rPr>
+          <w:rFonts w:ascii="Consolas" w:eastAsia="Times New Roman" w:hAnsi="Consolas" w:cs="Times New Roman"/>
+          <w:color w:val="CCCCCC"/>
+          <w:kern w:val="0"/>
+          <w:sz w:val="13"/>
+          <w:szCs w:val="13"/>
+          <w:lang w:eastAsia="uk-UA"/>
+        </w:rPr>
+        <w:t xml:space="preserve"> . </w:t>
+      </w:r>
+      <w:r>
+        <w:rPr>
+          <w:rFonts w:ascii="Consolas" w:eastAsia="Times New Roman" w:hAnsi="Consolas" w:cs="Times New Roman"/>
+          <w:color w:val="C586C0"/>
+          <w:kern w:val="0"/>
+          <w:sz w:val="13"/>
+          <w:szCs w:val="13"/>
+          <w:lang w:eastAsia="uk-UA"/>
+        </w:rPr>
+        <w:t>import</w:t>
+      </w:r>
+      <w:r>
+        <w:rPr>
+          <w:rFonts w:ascii="Consolas" w:eastAsia="Times New Roman" w:hAnsi="Consolas" w:cs="Times New Roman"/>
+          <w:color w:val="CCCCCC"/>
+          <w:kern w:val="0"/>
+          <w:sz w:val="13"/>
+          <w:szCs w:val="13"/>
+          <w:lang w:eastAsia="uk-UA"/>
+        </w:rPr>
+        <w:t xml:space="preserve"> </w:t>
+      </w:r>
+      <w:r>
+        <w:rPr>
+          <w:rFonts w:ascii="Consolas" w:eastAsia="Times New Roman" w:hAnsi="Consolas" w:cs="Times New Roman"/>
+          <w:color w:val="4EC9B0"/>
+          <w:kern w:val="0"/>
+          <w:sz w:val="13"/>
+          <w:szCs w:val="13"/>
+          <w:lang w:eastAsia="uk-UA"/>
+        </w:rPr>
+        <w:t>views</w:t>
+      </w:r>
+    </w:p>
+    <w:p>
+      <w:pPr>
+        <w:shd w:val="clear" w:color="auto" w:fill="1F1F1F"/>
+        <w:spacing w:after="0" w:line="178" w:lineRule="atLeast"/>
+        <w:rPr>
+          <w:rFonts w:ascii="Consolas" w:eastAsia="Times New Roman" w:hAnsi="Consolas" w:cs="Times New Roman"/>
+          <w:color w:val="CCCCCC"/>
+          <w:kern w:val="0"/>
+          <w:sz w:val="13"/>
+          <w:szCs w:val="13"/>
+          <w:lang w:eastAsia="uk-UA"/>
+        </w:rPr>
+      </w:pPr>
+    </w:p>
+    <w:p>
+      <w:pPr>
+        <w:shd w:val="clear" w:color="auto" w:fill="1F1F1F"/>
+        <w:spacing w:after="0" w:line="178" w:lineRule="atLeast"/>
+        <w:rPr>
+          <w:rFonts w:ascii="Consolas" w:eastAsia="Times New Roman" w:hAnsi="Consolas" w:cs="Times New Roman"/>
+          <w:color w:val="CCCCCC"/>
+          <w:kern w:val="0"/>
+          <w:sz w:val="13"/>
+          <w:szCs w:val="13"/>
+          <w:lang w:eastAsia="uk-UA"/>
+        </w:rPr>
+      </w:pPr>
+      <w:r>
+        <w:rPr>
+          <w:rFonts w:ascii="Consolas" w:eastAsia="Times New Roman" w:hAnsi="Consolas" w:cs="Times New Roman"/>
+          <w:color w:val="9CDCFE"/>
+          <w:kern w:val="0"/>
+          <w:sz w:val="13"/>
+          <w:szCs w:val="13"/>
+          <w:lang w:eastAsia="uk-UA"/>
+        </w:rPr>
+        <w:t>app_name</w:t>
+      </w:r>
+      <w:r>
+        <w:rPr>
+          <w:rFonts w:ascii="Consolas" w:eastAsia="Times New Roman" w:hAnsi="Consolas" w:cs="Times New Roman"/>
+          <w:color w:val="CCCCCC"/>
+          <w:kern w:val="0"/>
+          <w:sz w:val="13"/>
+          <w:szCs w:val="13"/>
+          <w:lang w:eastAsia="uk-UA"/>
+        </w:rPr>
+        <w:t xml:space="preserve"> </w:t>
+      </w:r>
+      <w:r>
+        <w:rPr>
+          <w:rFonts w:ascii="Consolas" w:eastAsia="Times New Roman" w:hAnsi="Consolas" w:cs="Times New Roman"/>
+          <w:color w:val="D4D4D4"/>
+          <w:kern w:val="0"/>
+          <w:sz w:val="13"/>
+          <w:szCs w:val="13"/>
+          <w:lang w:eastAsia="uk-UA"/>
+        </w:rPr>
+        <w:t>=</w:t>
+      </w:r>
+      <w:r>
+        <w:rPr>
+          <w:rFonts w:ascii="Consolas" w:eastAsia="Times New Roman" w:hAnsi="Consolas" w:cs="Times New Roman"/>
+          <w:color w:val="CCCCCC"/>
+          <w:kern w:val="0"/>
+          <w:sz w:val="13"/>
+          <w:szCs w:val="13"/>
+          <w:lang w:eastAsia="uk-UA"/>
+        </w:rPr>
+        <w:t xml:space="preserve"> </w:t>
+      </w:r>
+      <w:r>
+        <w:rPr>
+          <w:rFonts w:ascii="Consolas" w:eastAsia="Times New Roman" w:hAnsi="Consolas" w:cs="Times New Roman"/>
+          <w:color w:val="CE9178"/>
+          <w:kern w:val="0"/>
+          <w:sz w:val="13"/>
+          <w:szCs w:val="13"/>
+          <w:lang w:eastAsia="uk-UA"/>
+        </w:rPr>
+        <w:t>'users'</w:t>
+      </w:r>
+    </w:p>
+    <w:p>
+      <w:pPr>
+        <w:shd w:val="clear" w:color="auto" w:fill="1F1F1F"/>
+        <w:spacing w:after="0" w:line="178" w:lineRule="atLeast"/>
+        <w:rPr>
+          <w:rFonts w:ascii="Consolas" w:eastAsia="Times New Roman" w:hAnsi="Consolas" w:cs="Times New Roman"/>
+          <w:color w:val="CCCCCC"/>
+          <w:kern w:val="0"/>
+          <w:sz w:val="13"/>
+          <w:szCs w:val="13"/>
+          <w:lang w:eastAsia="uk-UA"/>
+        </w:rPr>
+      </w:pPr>
+    </w:p>
+    <w:p>
+      <w:pPr>
+        <w:shd w:val="clear" w:color="auto" w:fill="1F1F1F"/>
+        <w:spacing w:after="0" w:line="178" w:lineRule="atLeast"/>
+        <w:rPr>
+          <w:rFonts w:ascii="Consolas" w:eastAsia="Times New Roman" w:hAnsi="Consolas" w:cs="Times New Roman"/>
+          <w:color w:val="CCCCCC"/>
+          <w:kern w:val="0"/>
+          <w:sz w:val="13"/>
+          <w:szCs w:val="13"/>
+          <w:lang w:eastAsia="uk-UA"/>
+        </w:rPr>
+      </w:pPr>
+      <w:r>
+        <w:rPr>
+          <w:rFonts w:ascii="Consolas" w:eastAsia="Times New Roman" w:hAnsi="Consolas" w:cs="Times New Roman"/>
+          <w:color w:val="9CDCFE"/>
+          <w:kern w:val="0"/>
+          <w:sz w:val="13"/>
+          <w:szCs w:val="13"/>
+          <w:lang w:eastAsia="uk-UA"/>
+        </w:rPr>
+        <w:t>urlpatterns</w:t>
+      </w:r>
+      <w:r>
+        <w:rPr>
+          <w:rFonts w:ascii="Consolas" w:eastAsia="Times New Roman" w:hAnsi="Consolas" w:cs="Times New Roman"/>
+          <w:color w:val="CCCCCC"/>
+          <w:kern w:val="0"/>
+          <w:sz w:val="13"/>
+          <w:szCs w:val="13"/>
+          <w:lang w:eastAsia="uk-UA"/>
+        </w:rPr>
+        <w:t xml:space="preserve"> </w:t>
+      </w:r>
+      <w:r>
+        <w:rPr>
+          <w:rFonts w:ascii="Consolas" w:eastAsia="Times New Roman" w:hAnsi="Consolas" w:cs="Times New Roman"/>
+          <w:color w:val="D4D4D4"/>
+          <w:kern w:val="0"/>
+          <w:sz w:val="13"/>
+          <w:szCs w:val="13"/>
+          <w:lang w:eastAsia="uk-UA"/>
+        </w:rPr>
+        <w:t>=</w:t>
+      </w:r>
+      <w:r>
+        <w:rPr>
+          <w:rFonts w:ascii="Consolas" w:eastAsia="Times New Roman" w:hAnsi="Consolas" w:cs="Times New Roman"/>
+          <w:color w:val="CCCCCC"/>
+          <w:kern w:val="0"/>
+          <w:sz w:val="13"/>
+          <w:szCs w:val="13"/>
+          <w:lang w:eastAsia="uk-UA"/>
+        </w:rPr>
+        <w:t xml:space="preserve"> [</w:t>
+      </w:r>
+    </w:p>
+    <w:p>
+      <w:pPr>
+        <w:shd w:val="clear" w:color="auto" w:fill="1F1F1F"/>
+        <w:spacing w:after="0" w:line="178" w:lineRule="atLeast"/>
+        <w:rPr>
+          <w:rFonts w:ascii="Consolas" w:eastAsia="Times New Roman" w:hAnsi="Consolas" w:cs="Times New Roman"/>
+          <w:color w:val="CCCCCC"/>
+          <w:kern w:val="0"/>
+          <w:sz w:val="13"/>
+          <w:szCs w:val="13"/>
+          <w:lang w:eastAsia="uk-UA"/>
+        </w:rPr>
+      </w:pPr>
+      <w:r>
+        <w:rPr>
+          <w:rFonts w:ascii="Consolas" w:eastAsia="Times New Roman" w:hAnsi="Consolas" w:cs="Times New Roman"/>
+          <w:color w:val="CCCCCC"/>
+          <w:kern w:val="0"/>
+          <w:sz w:val="13"/>
+          <w:szCs w:val="13"/>
+          <w:lang w:eastAsia="uk-UA"/>
+        </w:rPr>
+        <w:t xml:space="preserve">    </w:t>
+      </w:r>
+      <w:r>
+        <w:rPr>
+          <w:rFonts w:ascii="Consolas" w:eastAsia="Times New Roman" w:hAnsi="Consolas" w:cs="Times New Roman"/>
+          <w:color w:val="DCDCAA"/>
+          <w:kern w:val="0"/>
+          <w:sz w:val="13"/>
+          <w:szCs w:val="13"/>
+          <w:lang w:eastAsia="uk-UA"/>
+        </w:rPr>
+        <w:t>path</w:t>
+      </w:r>
+      <w:r>
+        <w:rPr>
+          <w:rFonts w:ascii="Consolas" w:eastAsia="Times New Roman" w:hAnsi="Consolas" w:cs="Times New Roman"/>
+          <w:color w:val="CCCCCC"/>
+          <w:kern w:val="0"/>
+          <w:sz w:val="13"/>
+          <w:szCs w:val="13"/>
+          <w:lang w:eastAsia="uk-UA"/>
+        </w:rPr>
+        <w:t>(</w:t>
+      </w:r>
+      <w:r>
+        <w:rPr>
+          <w:rFonts w:ascii="Consolas" w:eastAsia="Times New Roman" w:hAnsi="Consolas" w:cs="Times New Roman"/>
+          <w:color w:val="CE9178"/>
+          <w:kern w:val="0"/>
+          <w:sz w:val="13"/>
+          <w:szCs w:val="13"/>
+          <w:lang w:eastAsia="uk-UA"/>
+        </w:rPr>
+        <w:t>'register/'</w:t>
+      </w:r>
+      <w:r>
+        <w:rPr>
+          <w:rFonts w:ascii="Consolas" w:eastAsia="Times New Roman" w:hAnsi="Consolas" w:cs="Times New Roman"/>
+          <w:color w:val="CCCCCC"/>
+          <w:kern w:val="0"/>
+          <w:sz w:val="13"/>
+          <w:szCs w:val="13"/>
+          <w:lang w:eastAsia="uk-UA"/>
+        </w:rPr>
+        <w:t xml:space="preserve">, </w:t>
+      </w:r>
+      <w:r>
+        <w:rPr>
+          <w:rFonts w:ascii="Consolas" w:eastAsia="Times New Roman" w:hAnsi="Consolas" w:cs="Times New Roman"/>
+          <w:color w:val="4EC9B0"/>
+          <w:kern w:val="0"/>
+          <w:sz w:val="13"/>
+          <w:szCs w:val="13"/>
+          <w:lang w:eastAsia="uk-UA"/>
+        </w:rPr>
+        <w:t>views</w:t>
+      </w:r>
+      <w:r>
+        <w:rPr>
+          <w:rFonts w:ascii="Consolas" w:eastAsia="Times New Roman" w:hAnsi="Consolas" w:cs="Times New Roman"/>
+          <w:color w:val="CCCCCC"/>
+          <w:kern w:val="0"/>
+          <w:sz w:val="13"/>
+          <w:szCs w:val="13"/>
+          <w:lang w:eastAsia="uk-UA"/>
+        </w:rPr>
+        <w:t>.</w:t>
+      </w:r>
+      <w:r>
+        <w:rPr>
+          <w:rFonts w:ascii="Consolas" w:eastAsia="Times New Roman" w:hAnsi="Consolas" w:cs="Times New Roman"/>
+          <w:color w:val="DCDCAA"/>
+          <w:kern w:val="0"/>
+          <w:sz w:val="13"/>
+          <w:szCs w:val="13"/>
+          <w:lang w:eastAsia="uk-UA"/>
+        </w:rPr>
+        <w:t>register</w:t>
+      </w:r>
+      <w:r>
+        <w:rPr>
+          <w:rFonts w:ascii="Consolas" w:eastAsia="Times New Roman" w:hAnsi="Consolas" w:cs="Times New Roman"/>
+          <w:color w:val="CCCCCC"/>
+          <w:kern w:val="0"/>
+          <w:sz w:val="13"/>
+          <w:szCs w:val="13"/>
+          <w:lang w:eastAsia="uk-UA"/>
+        </w:rPr>
+        <w:t xml:space="preserve">, </w:t>
+      </w:r>
+      <w:r>
+        <w:rPr>
+          <w:rFonts w:ascii="Consolas" w:eastAsia="Times New Roman" w:hAnsi="Consolas" w:cs="Times New Roman"/>
+          <w:color w:val="9CDCFE"/>
+          <w:kern w:val="0"/>
+          <w:sz w:val="13"/>
+          <w:szCs w:val="13"/>
+          <w:lang w:eastAsia="uk-UA"/>
+        </w:rPr>
+        <w:t>name</w:t>
+      </w:r>
+      <w:r>
+        <w:rPr>
+          <w:rFonts w:ascii="Consolas" w:eastAsia="Times New Roman" w:hAnsi="Consolas" w:cs="Times New Roman"/>
+          <w:color w:val="D4D4D4"/>
+          <w:kern w:val="0"/>
+          <w:sz w:val="13"/>
+          <w:szCs w:val="13"/>
+          <w:lang w:eastAsia="uk-UA"/>
+        </w:rPr>
+        <w:t>=</w:t>
+      </w:r>
+      <w:r>
+        <w:rPr>
+          <w:rFonts w:ascii="Consolas" w:eastAsia="Times New Roman" w:hAnsi="Consolas" w:cs="Times New Roman"/>
+          <w:color w:val="CE9178"/>
+          <w:kern w:val="0"/>
+          <w:sz w:val="13"/>
+          <w:szCs w:val="13"/>
+          <w:lang w:eastAsia="uk-UA"/>
+        </w:rPr>
+        <w:t>'register'</w:t>
+      </w:r>
+      <w:r>
+        <w:rPr>
+          <w:rFonts w:ascii="Consolas" w:eastAsia="Times New Roman" w:hAnsi="Consolas" w:cs="Times New Roman"/>
+          <w:color w:val="CCCCCC"/>
+          <w:kern w:val="0"/>
+          <w:sz w:val="13"/>
+          <w:szCs w:val="13"/>
+          <w:lang w:eastAsia="uk-UA"/>
+        </w:rPr>
+        <w:t>),</w:t>
+      </w:r>
+    </w:p>
+    <w:p>
+      <w:pPr>
+        <w:shd w:val="clear" w:color="auto" w:fill="1F1F1F"/>
+        <w:spacing w:after="0" w:line="178" w:lineRule="atLeast"/>
+        <w:rPr>
+          <w:rFonts w:ascii="Consolas" w:eastAsia="Times New Roman" w:hAnsi="Consolas" w:cs="Times New Roman"/>
+          <w:color w:val="CCCCCC"/>
+          <w:kern w:val="0"/>
+          <w:sz w:val="13"/>
+          <w:szCs w:val="13"/>
+          <w:lang w:eastAsia="uk-UA"/>
+        </w:rPr>
+      </w:pPr>
+      <w:r>
+        <w:rPr>
+          <w:rFonts w:ascii="Consolas" w:eastAsia="Times New Roman" w:hAnsi="Consolas" w:cs="Times New Roman"/>
+          <w:color w:val="CCCCCC"/>
+          <w:kern w:val="0"/>
+          <w:sz w:val="13"/>
+          <w:szCs w:val="13"/>
+          <w:lang w:eastAsia="uk-UA"/>
+        </w:rPr>
+        <w:t>]</w:t>
+      </w:r>
+    </w:p>
+    <w:p>
+      <w:pPr>
+        <w:shd w:val="clear" w:color="auto" w:fill="1F1F1F"/>
+        <w:spacing w:after="240" w:line="178" w:lineRule="atLeast"/>
+        <w:rPr>
+          <w:rFonts w:ascii="Consolas" w:eastAsia="Times New Roman" w:hAnsi="Consolas" w:cs="Times New Roman"/>
+          <w:color w:val="CCCCCC"/>
+          <w:kern w:val="0"/>
+          <w:sz w:val="13"/>
+          <w:szCs w:val="13"/>
+          <w:lang w:eastAsia="uk-UA"/>
+        </w:rPr>
+      </w:pPr>
+    </w:p>
+    <w:p>
+      <w:pPr>
+        <w:spacing w:after="0"/>
+        <w:rPr>
+          <w:noProof/>
+          <w:sz w:val="16"/>
+          <w:szCs w:val="16"/>
+          <w:lang w:eastAsia="uk-UA"/>
+        </w:rPr>
+      </w:pPr>
+      <w:r>
+        <w:rPr>
+          <w:noProof/>
+          <w:sz w:val="16"/>
+          <w:szCs w:val="16"/>
+          <w:lang w:eastAsia="uk-UA"/>
+        </w:rPr>
+        <w:t xml:space="preserve">У </w:t>
+      </w:r>
+      <w:r>
+        <w:rPr>
+          <w:noProof/>
+          <w:sz w:val="16"/>
+          <w:szCs w:val="16"/>
+          <w:lang w:val="en-US" w:eastAsia="uk-UA"/>
+        </w:rPr>
+        <w:t xml:space="preserve">silpo\mysite\urls.py  </w:t>
+      </w:r>
+      <w:r>
+        <w:rPr>
+          <w:noProof/>
+          <w:sz w:val="16"/>
+          <w:szCs w:val="16"/>
+          <w:lang w:eastAsia="uk-UA"/>
+        </w:rPr>
+        <w:t>дописуємо юзерів</w:t>
+      </w:r>
+    </w:p>
+    <w:p>
+      <w:pPr>
+        <w:spacing w:after="0"/>
+        <w:rPr>
+          <w:noProof/>
+          <w:sz w:val="16"/>
+          <w:szCs w:val="16"/>
+          <w:lang w:val="en-US" w:eastAsia="uk-UA"/>
+        </w:rPr>
+      </w:pPr>
+    </w:p>
+    <w:p>
+      <w:pPr>
+        <w:shd w:val="clear" w:color="auto" w:fill="1F1F1F"/>
+        <w:spacing w:after="0" w:line="178" w:lineRule="atLeast"/>
+        <w:rPr>
+          <w:rFonts w:ascii="Consolas" w:eastAsia="Times New Roman" w:hAnsi="Consolas" w:cs="Times New Roman"/>
+          <w:color w:val="CCCCCC"/>
+          <w:kern w:val="0"/>
+          <w:sz w:val="13"/>
+          <w:szCs w:val="13"/>
+          <w:lang w:eastAsia="uk-UA"/>
+        </w:rPr>
+      </w:pPr>
+      <w:r>
+        <w:rPr>
+          <w:rFonts w:ascii="Consolas" w:eastAsia="Times New Roman" w:hAnsi="Consolas" w:cs="Times New Roman"/>
+          <w:color w:val="C586C0"/>
+          <w:kern w:val="0"/>
+          <w:sz w:val="13"/>
+          <w:szCs w:val="13"/>
+          <w:lang w:eastAsia="uk-UA"/>
+        </w:rPr>
+        <w:t>from</w:t>
+      </w:r>
+      <w:r>
+        <w:rPr>
+          <w:rFonts w:ascii="Consolas" w:eastAsia="Times New Roman" w:hAnsi="Consolas" w:cs="Times New Roman"/>
+          <w:color w:val="CCCCCC"/>
+          <w:kern w:val="0"/>
+          <w:sz w:val="13"/>
+          <w:szCs w:val="13"/>
+          <w:lang w:eastAsia="uk-UA"/>
+        </w:rPr>
+        <w:t xml:space="preserve"> </w:t>
+      </w:r>
+      <w:r>
+        <w:rPr>
+          <w:rFonts w:ascii="Consolas" w:eastAsia="Times New Roman" w:hAnsi="Consolas" w:cs="Times New Roman"/>
+          <w:color w:val="4EC9B0"/>
+          <w:kern w:val="0"/>
+          <w:sz w:val="13"/>
+          <w:szCs w:val="13"/>
+          <w:lang w:eastAsia="uk-UA"/>
+        </w:rPr>
+        <w:t>django</w:t>
+      </w:r>
+      <w:r>
+        <w:rPr>
+          <w:rFonts w:ascii="Consolas" w:eastAsia="Times New Roman" w:hAnsi="Consolas" w:cs="Times New Roman"/>
+          <w:color w:val="CCCCCC"/>
+          <w:kern w:val="0"/>
+          <w:sz w:val="13"/>
+          <w:szCs w:val="13"/>
+          <w:lang w:eastAsia="uk-UA"/>
+        </w:rPr>
+        <w:t>.</w:t>
+      </w:r>
+      <w:r>
+        <w:rPr>
+          <w:rFonts w:ascii="Consolas" w:eastAsia="Times New Roman" w:hAnsi="Consolas" w:cs="Times New Roman"/>
+          <w:color w:val="4EC9B0"/>
+          <w:kern w:val="0"/>
+          <w:sz w:val="13"/>
+          <w:szCs w:val="13"/>
+          <w:lang w:eastAsia="uk-UA"/>
+        </w:rPr>
+        <w:t>contrib</w:t>
+      </w:r>
+      <w:r>
+        <w:rPr>
+          <w:rFonts w:ascii="Consolas" w:eastAsia="Times New Roman" w:hAnsi="Consolas" w:cs="Times New Roman"/>
+          <w:color w:val="CCCCCC"/>
+          <w:kern w:val="0"/>
+          <w:sz w:val="13"/>
+          <w:szCs w:val="13"/>
+          <w:lang w:eastAsia="uk-UA"/>
+        </w:rPr>
+        <w:t xml:space="preserve"> </w:t>
+      </w:r>
+      <w:r>
+        <w:rPr>
+          <w:rFonts w:ascii="Consolas" w:eastAsia="Times New Roman" w:hAnsi="Consolas" w:cs="Times New Roman"/>
+          <w:color w:val="C586C0"/>
+          <w:kern w:val="0"/>
+          <w:sz w:val="13"/>
+          <w:szCs w:val="13"/>
+          <w:lang w:eastAsia="uk-UA"/>
+        </w:rPr>
+        <w:t>import</w:t>
+      </w:r>
+      <w:r>
+        <w:rPr>
+          <w:rFonts w:ascii="Consolas" w:eastAsia="Times New Roman" w:hAnsi="Consolas" w:cs="Times New Roman"/>
+          <w:color w:val="CCCCCC"/>
+          <w:kern w:val="0"/>
+          <w:sz w:val="13"/>
+          <w:szCs w:val="13"/>
+          <w:lang w:eastAsia="uk-UA"/>
+        </w:rPr>
+        <w:t xml:space="preserve"> </w:t>
+      </w:r>
+      <w:r>
+        <w:rPr>
+          <w:rFonts w:ascii="Consolas" w:eastAsia="Times New Roman" w:hAnsi="Consolas" w:cs="Times New Roman"/>
+          <w:color w:val="4EC9B0"/>
+          <w:kern w:val="0"/>
+          <w:sz w:val="13"/>
+          <w:szCs w:val="13"/>
+          <w:lang w:eastAsia="uk-UA"/>
+        </w:rPr>
+        <w:t>admin</w:t>
+      </w:r>
+    </w:p>
+    <w:p>
+      <w:pPr>
+        <w:shd w:val="clear" w:color="auto" w:fill="1F1F1F"/>
+        <w:spacing w:after="0" w:line="178" w:lineRule="atLeast"/>
+        <w:rPr>
+          <w:rFonts w:ascii="Consolas" w:eastAsia="Times New Roman" w:hAnsi="Consolas" w:cs="Times New Roman"/>
+          <w:color w:val="CCCCCC"/>
+          <w:kern w:val="0"/>
+          <w:sz w:val="13"/>
+          <w:szCs w:val="13"/>
+          <w:lang w:eastAsia="uk-UA"/>
+        </w:rPr>
+      </w:pPr>
+      <w:r>
+        <w:rPr>
+          <w:rFonts w:ascii="Consolas" w:eastAsia="Times New Roman" w:hAnsi="Consolas" w:cs="Times New Roman"/>
+          <w:color w:val="C586C0"/>
+          <w:kern w:val="0"/>
+          <w:sz w:val="13"/>
+          <w:szCs w:val="13"/>
+          <w:lang w:eastAsia="uk-UA"/>
+        </w:rPr>
+        <w:t>from</w:t>
+      </w:r>
+      <w:r>
+        <w:rPr>
+          <w:rFonts w:ascii="Consolas" w:eastAsia="Times New Roman" w:hAnsi="Consolas" w:cs="Times New Roman"/>
+          <w:color w:val="CCCCCC"/>
+          <w:kern w:val="0"/>
+          <w:sz w:val="13"/>
+          <w:szCs w:val="13"/>
+          <w:lang w:eastAsia="uk-UA"/>
+        </w:rPr>
+        <w:t xml:space="preserve"> </w:t>
+      </w:r>
+      <w:r>
+        <w:rPr>
+          <w:rFonts w:ascii="Consolas" w:eastAsia="Times New Roman" w:hAnsi="Consolas" w:cs="Times New Roman"/>
+          <w:color w:val="4EC9B0"/>
+          <w:kern w:val="0"/>
+          <w:sz w:val="13"/>
+          <w:szCs w:val="13"/>
+          <w:lang w:eastAsia="uk-UA"/>
+        </w:rPr>
+        <w:t>django</w:t>
+      </w:r>
+      <w:r>
+        <w:rPr>
+          <w:rFonts w:ascii="Consolas" w:eastAsia="Times New Roman" w:hAnsi="Consolas" w:cs="Times New Roman"/>
+          <w:color w:val="CCCCCC"/>
+          <w:kern w:val="0"/>
+          <w:sz w:val="13"/>
+          <w:szCs w:val="13"/>
+          <w:lang w:eastAsia="uk-UA"/>
+        </w:rPr>
+        <w:t>.</w:t>
+      </w:r>
+      <w:r>
+        <w:rPr>
+          <w:rFonts w:ascii="Consolas" w:eastAsia="Times New Roman" w:hAnsi="Consolas" w:cs="Times New Roman"/>
+          <w:color w:val="4EC9B0"/>
+          <w:kern w:val="0"/>
+          <w:sz w:val="13"/>
+          <w:szCs w:val="13"/>
+          <w:lang w:eastAsia="uk-UA"/>
+        </w:rPr>
+        <w:t>urls</w:t>
+      </w:r>
+      <w:r>
+        <w:rPr>
+          <w:rFonts w:ascii="Consolas" w:eastAsia="Times New Roman" w:hAnsi="Consolas" w:cs="Times New Roman"/>
+          <w:color w:val="CCCCCC"/>
+          <w:kern w:val="0"/>
+          <w:sz w:val="13"/>
+          <w:szCs w:val="13"/>
+          <w:lang w:eastAsia="uk-UA"/>
+        </w:rPr>
+        <w:t xml:space="preserve"> </w:t>
+      </w:r>
+      <w:r>
+        <w:rPr>
+          <w:rFonts w:ascii="Consolas" w:eastAsia="Times New Roman" w:hAnsi="Consolas" w:cs="Times New Roman"/>
+          <w:color w:val="C586C0"/>
+          <w:kern w:val="0"/>
+          <w:sz w:val="13"/>
+          <w:szCs w:val="13"/>
+          <w:lang w:eastAsia="uk-UA"/>
+        </w:rPr>
+        <w:t>import</w:t>
+      </w:r>
+      <w:r>
+        <w:rPr>
+          <w:rFonts w:ascii="Consolas" w:eastAsia="Times New Roman" w:hAnsi="Consolas" w:cs="Times New Roman"/>
+          <w:color w:val="CCCCCC"/>
+          <w:kern w:val="0"/>
+          <w:sz w:val="13"/>
+          <w:szCs w:val="13"/>
+          <w:lang w:eastAsia="uk-UA"/>
+        </w:rPr>
+        <w:t xml:space="preserve"> </w:t>
+      </w:r>
+      <w:r>
+        <w:rPr>
+          <w:rFonts w:ascii="Consolas" w:eastAsia="Times New Roman" w:hAnsi="Consolas" w:cs="Times New Roman"/>
+          <w:color w:val="DCDCAA"/>
+          <w:kern w:val="0"/>
+          <w:sz w:val="13"/>
+          <w:szCs w:val="13"/>
+          <w:lang w:eastAsia="uk-UA"/>
+        </w:rPr>
+        <w:t>include</w:t>
+      </w:r>
+      <w:r>
+        <w:rPr>
+          <w:rFonts w:ascii="Consolas" w:eastAsia="Times New Roman" w:hAnsi="Consolas" w:cs="Times New Roman"/>
+          <w:color w:val="CCCCCC"/>
+          <w:kern w:val="0"/>
+          <w:sz w:val="13"/>
+          <w:szCs w:val="13"/>
+          <w:lang w:eastAsia="uk-UA"/>
+        </w:rPr>
+        <w:t xml:space="preserve">, </w:t>
+      </w:r>
+      <w:r>
+        <w:rPr>
+          <w:rFonts w:ascii="Consolas" w:eastAsia="Times New Roman" w:hAnsi="Consolas" w:cs="Times New Roman"/>
+          <w:color w:val="DCDCAA"/>
+          <w:kern w:val="0"/>
+          <w:sz w:val="13"/>
+          <w:szCs w:val="13"/>
+          <w:lang w:eastAsia="uk-UA"/>
+        </w:rPr>
+        <w:t>path</w:t>
+      </w:r>
+    </w:p>
+    <w:p>
+      <w:pPr>
+        <w:shd w:val="clear" w:color="auto" w:fill="1F1F1F"/>
+        <w:spacing w:after="0" w:line="178" w:lineRule="atLeast"/>
+        <w:rPr>
+          <w:rFonts w:ascii="Consolas" w:eastAsia="Times New Roman" w:hAnsi="Consolas" w:cs="Times New Roman"/>
+          <w:color w:val="CCCCCC"/>
+          <w:kern w:val="0"/>
+          <w:sz w:val="13"/>
+          <w:szCs w:val="13"/>
+          <w:lang w:eastAsia="uk-UA"/>
+        </w:rPr>
+      </w:pPr>
+      <w:r>
+        <w:rPr>
+          <w:rFonts w:ascii="Consolas" w:eastAsia="Times New Roman" w:hAnsi="Consolas" w:cs="Times New Roman"/>
+          <w:color w:val="C586C0"/>
+          <w:kern w:val="0"/>
+          <w:sz w:val="13"/>
+          <w:szCs w:val="13"/>
+          <w:lang w:eastAsia="uk-UA"/>
+        </w:rPr>
+        <w:t>from</w:t>
+      </w:r>
+      <w:r>
+        <w:rPr>
+          <w:rFonts w:ascii="Consolas" w:eastAsia="Times New Roman" w:hAnsi="Consolas" w:cs="Times New Roman"/>
+          <w:color w:val="CCCCCC"/>
+          <w:kern w:val="0"/>
+          <w:sz w:val="13"/>
+          <w:szCs w:val="13"/>
+          <w:lang w:eastAsia="uk-UA"/>
+        </w:rPr>
+        <w:t xml:space="preserve"> . </w:t>
+      </w:r>
+      <w:r>
+        <w:rPr>
+          <w:rFonts w:ascii="Consolas" w:eastAsia="Times New Roman" w:hAnsi="Consolas" w:cs="Times New Roman"/>
+          <w:color w:val="C586C0"/>
+          <w:kern w:val="0"/>
+          <w:sz w:val="13"/>
+          <w:szCs w:val="13"/>
+          <w:lang w:eastAsia="uk-UA"/>
+        </w:rPr>
+        <w:t>import</w:t>
+      </w:r>
+      <w:r>
+        <w:rPr>
+          <w:rFonts w:ascii="Consolas" w:eastAsia="Times New Roman" w:hAnsi="Consolas" w:cs="Times New Roman"/>
+          <w:color w:val="CCCCCC"/>
+          <w:kern w:val="0"/>
+          <w:sz w:val="13"/>
+          <w:szCs w:val="13"/>
+          <w:lang w:eastAsia="uk-UA"/>
+        </w:rPr>
+        <w:t xml:space="preserve"> </w:t>
+      </w:r>
+      <w:r>
+        <w:rPr>
+          <w:rFonts w:ascii="Consolas" w:eastAsia="Times New Roman" w:hAnsi="Consolas" w:cs="Times New Roman"/>
+          <w:color w:val="4EC9B0"/>
+          <w:kern w:val="0"/>
+          <w:sz w:val="13"/>
+          <w:szCs w:val="13"/>
+          <w:lang w:eastAsia="uk-UA"/>
+        </w:rPr>
+        <w:t>views</w:t>
+      </w:r>
+    </w:p>
+    <w:p>
+      <w:pPr>
+        <w:shd w:val="clear" w:color="auto" w:fill="1F1F1F"/>
+        <w:spacing w:after="240" w:line="178" w:lineRule="atLeast"/>
+        <w:rPr>
+          <w:rFonts w:ascii="Consolas" w:eastAsia="Times New Roman" w:hAnsi="Consolas" w:cs="Times New Roman"/>
+          <w:color w:val="CCCCCC"/>
+          <w:kern w:val="0"/>
+          <w:sz w:val="13"/>
+          <w:szCs w:val="13"/>
+          <w:lang w:eastAsia="uk-UA"/>
+        </w:rPr>
+      </w:pPr>
+    </w:p>
+    <w:p>
+      <w:pPr>
+        <w:shd w:val="clear" w:color="auto" w:fill="1F1F1F"/>
+        <w:spacing w:after="0" w:line="178" w:lineRule="atLeast"/>
+        <w:rPr>
+          <w:rFonts w:ascii="Consolas" w:eastAsia="Times New Roman" w:hAnsi="Consolas" w:cs="Times New Roman"/>
+          <w:color w:val="CCCCCC"/>
+          <w:kern w:val="0"/>
+          <w:sz w:val="13"/>
+          <w:szCs w:val="13"/>
+          <w:lang w:eastAsia="uk-UA"/>
+        </w:rPr>
+      </w:pPr>
+      <w:r>
+        <w:rPr>
+          <w:rFonts w:ascii="Consolas" w:eastAsia="Times New Roman" w:hAnsi="Consolas" w:cs="Times New Roman"/>
+          <w:color w:val="9CDCFE"/>
+          <w:kern w:val="0"/>
+          <w:sz w:val="13"/>
+          <w:szCs w:val="13"/>
+          <w:lang w:eastAsia="uk-UA"/>
+        </w:rPr>
+        <w:t>urlpatterns</w:t>
+      </w:r>
+      <w:r>
+        <w:rPr>
+          <w:rFonts w:ascii="Consolas" w:eastAsia="Times New Roman" w:hAnsi="Consolas" w:cs="Times New Roman"/>
+          <w:color w:val="CCCCCC"/>
+          <w:kern w:val="0"/>
+          <w:sz w:val="13"/>
+          <w:szCs w:val="13"/>
+          <w:lang w:eastAsia="uk-UA"/>
+        </w:rPr>
+        <w:t xml:space="preserve"> </w:t>
+      </w:r>
+      <w:r>
+        <w:rPr>
+          <w:rFonts w:ascii="Consolas" w:eastAsia="Times New Roman" w:hAnsi="Consolas" w:cs="Times New Roman"/>
+          <w:color w:val="D4D4D4"/>
+          <w:kern w:val="0"/>
+          <w:sz w:val="13"/>
+          <w:szCs w:val="13"/>
+          <w:lang w:eastAsia="uk-UA"/>
+        </w:rPr>
+        <w:t>=</w:t>
+      </w:r>
+      <w:r>
+        <w:rPr>
+          <w:rFonts w:ascii="Consolas" w:eastAsia="Times New Roman" w:hAnsi="Consolas" w:cs="Times New Roman"/>
+          <w:color w:val="CCCCCC"/>
+          <w:kern w:val="0"/>
+          <w:sz w:val="13"/>
+          <w:szCs w:val="13"/>
+          <w:lang w:eastAsia="uk-UA"/>
+        </w:rPr>
+        <w:t xml:space="preserve"> [</w:t>
+      </w:r>
+    </w:p>
+    <w:p>
+      <w:pPr>
+        <w:shd w:val="clear" w:color="auto" w:fill="1F1F1F"/>
+        <w:spacing w:after="0" w:line="178" w:lineRule="atLeast"/>
+        <w:rPr>
+          <w:rFonts w:ascii="Consolas" w:eastAsia="Times New Roman" w:hAnsi="Consolas" w:cs="Times New Roman"/>
+          <w:color w:val="CCCCCC"/>
+          <w:kern w:val="0"/>
+          <w:sz w:val="13"/>
+          <w:szCs w:val="13"/>
+          <w:lang w:eastAsia="uk-UA"/>
+        </w:rPr>
+      </w:pPr>
+      <w:r>
+        <w:rPr>
+          <w:rFonts w:ascii="Consolas" w:eastAsia="Times New Roman" w:hAnsi="Consolas" w:cs="Times New Roman"/>
+          <w:color w:val="CCCCCC"/>
+          <w:kern w:val="0"/>
+          <w:sz w:val="13"/>
+          <w:szCs w:val="13"/>
+          <w:lang w:eastAsia="uk-UA"/>
+        </w:rPr>
+        <w:t xml:space="preserve">    </w:t>
+      </w:r>
+      <w:r>
+        <w:rPr>
+          <w:rFonts w:ascii="Consolas" w:eastAsia="Times New Roman" w:hAnsi="Consolas" w:cs="Times New Roman"/>
+          <w:color w:val="DCDCAA"/>
+          <w:kern w:val="0"/>
+          <w:sz w:val="13"/>
+          <w:szCs w:val="13"/>
+          <w:lang w:eastAsia="uk-UA"/>
+        </w:rPr>
+        <w:t>path</w:t>
+      </w:r>
+      <w:r>
+        <w:rPr>
+          <w:rFonts w:ascii="Consolas" w:eastAsia="Times New Roman" w:hAnsi="Consolas" w:cs="Times New Roman"/>
+          <w:color w:val="CCCCCC"/>
+          <w:kern w:val="0"/>
+          <w:sz w:val="13"/>
+          <w:szCs w:val="13"/>
+          <w:lang w:eastAsia="uk-UA"/>
+        </w:rPr>
+        <w:t>(</w:t>
+      </w:r>
+      <w:r>
+        <w:rPr>
+          <w:rFonts w:ascii="Consolas" w:eastAsia="Times New Roman" w:hAnsi="Consolas" w:cs="Times New Roman"/>
+          <w:color w:val="CE9178"/>
+          <w:kern w:val="0"/>
+          <w:sz w:val="13"/>
+          <w:szCs w:val="13"/>
+          <w:lang w:eastAsia="uk-UA"/>
+        </w:rPr>
+        <w:t>'admin/'</w:t>
+      </w:r>
+      <w:r>
+        <w:rPr>
+          <w:rFonts w:ascii="Consolas" w:eastAsia="Times New Roman" w:hAnsi="Consolas" w:cs="Times New Roman"/>
+          <w:color w:val="CCCCCC"/>
+          <w:kern w:val="0"/>
+          <w:sz w:val="13"/>
+          <w:szCs w:val="13"/>
+          <w:lang w:eastAsia="uk-UA"/>
+        </w:rPr>
+        <w:t xml:space="preserve">, </w:t>
+      </w:r>
+      <w:r>
+        <w:rPr>
+          <w:rFonts w:ascii="Consolas" w:eastAsia="Times New Roman" w:hAnsi="Consolas" w:cs="Times New Roman"/>
+          <w:color w:val="4EC9B0"/>
+          <w:kern w:val="0"/>
+          <w:sz w:val="13"/>
+          <w:szCs w:val="13"/>
+          <w:lang w:eastAsia="uk-UA"/>
+        </w:rPr>
+        <w:t>admin</w:t>
+      </w:r>
+      <w:r>
+        <w:rPr>
+          <w:rFonts w:ascii="Consolas" w:eastAsia="Times New Roman" w:hAnsi="Consolas" w:cs="Times New Roman"/>
+          <w:color w:val="CCCCCC"/>
+          <w:kern w:val="0"/>
+          <w:sz w:val="13"/>
+          <w:szCs w:val="13"/>
+          <w:lang w:eastAsia="uk-UA"/>
+        </w:rPr>
+        <w:t>.</w:t>
+      </w:r>
+      <w:r>
+        <w:rPr>
+          <w:rFonts w:ascii="Consolas" w:eastAsia="Times New Roman" w:hAnsi="Consolas" w:cs="Times New Roman"/>
+          <w:color w:val="9CDCFE"/>
+          <w:kern w:val="0"/>
+          <w:sz w:val="13"/>
+          <w:szCs w:val="13"/>
+          <w:lang w:eastAsia="uk-UA"/>
+        </w:rPr>
+        <w:t>site</w:t>
+      </w:r>
+      <w:r>
+        <w:rPr>
+          <w:rFonts w:ascii="Consolas" w:eastAsia="Times New Roman" w:hAnsi="Consolas" w:cs="Times New Roman"/>
+          <w:color w:val="CCCCCC"/>
+          <w:kern w:val="0"/>
+          <w:sz w:val="13"/>
+          <w:szCs w:val="13"/>
+          <w:lang w:eastAsia="uk-UA"/>
+        </w:rPr>
+        <w:t>.</w:t>
+      </w:r>
+      <w:r>
+        <w:rPr>
+          <w:rFonts w:ascii="Consolas" w:eastAsia="Times New Roman" w:hAnsi="Consolas" w:cs="Times New Roman"/>
+          <w:color w:val="9CDCFE"/>
+          <w:kern w:val="0"/>
+          <w:sz w:val="13"/>
+          <w:szCs w:val="13"/>
+          <w:lang w:eastAsia="uk-UA"/>
+        </w:rPr>
+        <w:t>urls</w:t>
+      </w:r>
+      <w:r>
+        <w:rPr>
+          <w:rFonts w:ascii="Consolas" w:eastAsia="Times New Roman" w:hAnsi="Consolas" w:cs="Times New Roman"/>
+          <w:color w:val="CCCCCC"/>
+          <w:kern w:val="0"/>
+          <w:sz w:val="13"/>
+          <w:szCs w:val="13"/>
+          <w:lang w:eastAsia="uk-UA"/>
+        </w:rPr>
+        <w:t>),</w:t>
+      </w:r>
+    </w:p>
+    <w:p>
+      <w:pPr>
+        <w:shd w:val="clear" w:color="auto" w:fill="1F1F1F"/>
+        <w:spacing w:after="0" w:line="178" w:lineRule="atLeast"/>
+        <w:rPr>
+          <w:rFonts w:ascii="Consolas" w:eastAsia="Times New Roman" w:hAnsi="Consolas" w:cs="Times New Roman"/>
+          <w:color w:val="CCCCCC"/>
+          <w:kern w:val="0"/>
+          <w:sz w:val="13"/>
+          <w:szCs w:val="13"/>
+          <w:lang w:eastAsia="uk-UA"/>
+        </w:rPr>
+      </w:pPr>
+      <w:r>
+        <w:rPr>
+          <w:rFonts w:ascii="Consolas" w:eastAsia="Times New Roman" w:hAnsi="Consolas" w:cs="Times New Roman"/>
+          <w:color w:val="CCCCCC"/>
+          <w:kern w:val="0"/>
+          <w:sz w:val="13"/>
+          <w:szCs w:val="13"/>
+          <w:lang w:eastAsia="uk-UA"/>
+        </w:rPr>
+        <w:t xml:space="preserve">    </w:t>
+      </w:r>
+      <w:r>
+        <w:rPr>
+          <w:rFonts w:ascii="Consolas" w:eastAsia="Times New Roman" w:hAnsi="Consolas" w:cs="Times New Roman"/>
+          <w:color w:val="DCDCAA"/>
+          <w:kern w:val="0"/>
+          <w:sz w:val="13"/>
+          <w:szCs w:val="13"/>
+          <w:lang w:eastAsia="uk-UA"/>
+        </w:rPr>
+        <w:t>path</w:t>
+      </w:r>
+      <w:r>
+        <w:rPr>
+          <w:rFonts w:ascii="Consolas" w:eastAsia="Times New Roman" w:hAnsi="Consolas" w:cs="Times New Roman"/>
+          <w:color w:val="CCCCCC"/>
+          <w:kern w:val="0"/>
+          <w:sz w:val="13"/>
+          <w:szCs w:val="13"/>
+          <w:lang w:eastAsia="uk-UA"/>
+        </w:rPr>
+        <w:t>(</w:t>
+      </w:r>
+      <w:r>
+        <w:rPr>
+          <w:rFonts w:ascii="Consolas" w:eastAsia="Times New Roman" w:hAnsi="Consolas" w:cs="Times New Roman"/>
+          <w:color w:val="CE9178"/>
+          <w:kern w:val="0"/>
+          <w:sz w:val="13"/>
+          <w:szCs w:val="13"/>
+          <w:lang w:eastAsia="uk-UA"/>
+        </w:rPr>
+        <w:t>'users/'</w:t>
+      </w:r>
+      <w:r>
+        <w:rPr>
+          <w:rFonts w:ascii="Consolas" w:eastAsia="Times New Roman" w:hAnsi="Consolas" w:cs="Times New Roman"/>
+          <w:color w:val="CCCCCC"/>
+          <w:kern w:val="0"/>
+          <w:sz w:val="13"/>
+          <w:szCs w:val="13"/>
+          <w:lang w:eastAsia="uk-UA"/>
+        </w:rPr>
+        <w:t xml:space="preserve">, </w:t>
+      </w:r>
+      <w:r>
+        <w:rPr>
+          <w:rFonts w:ascii="Consolas" w:eastAsia="Times New Roman" w:hAnsi="Consolas" w:cs="Times New Roman"/>
+          <w:color w:val="DCDCAA"/>
+          <w:kern w:val="0"/>
+          <w:sz w:val="13"/>
+          <w:szCs w:val="13"/>
+          <w:lang w:eastAsia="uk-UA"/>
+        </w:rPr>
+        <w:t>include</w:t>
+      </w:r>
+      <w:r>
+        <w:rPr>
+          <w:rFonts w:ascii="Consolas" w:eastAsia="Times New Roman" w:hAnsi="Consolas" w:cs="Times New Roman"/>
+          <w:color w:val="CCCCCC"/>
+          <w:kern w:val="0"/>
+          <w:sz w:val="13"/>
+          <w:szCs w:val="13"/>
+          <w:lang w:eastAsia="uk-UA"/>
+        </w:rPr>
+        <w:t>(</w:t>
+      </w:r>
+      <w:r>
+        <w:rPr>
+          <w:rFonts w:ascii="Consolas" w:eastAsia="Times New Roman" w:hAnsi="Consolas" w:cs="Times New Roman"/>
+          <w:color w:val="CE9178"/>
+          <w:kern w:val="0"/>
+          <w:sz w:val="13"/>
+          <w:szCs w:val="13"/>
+          <w:lang w:eastAsia="uk-UA"/>
+        </w:rPr>
+        <w:t>'users.urls'</w:t>
+      </w:r>
+      <w:r>
+        <w:rPr>
+          <w:rFonts w:ascii="Consolas" w:eastAsia="Times New Roman" w:hAnsi="Consolas" w:cs="Times New Roman"/>
+          <w:color w:val="CCCCCC"/>
+          <w:kern w:val="0"/>
+          <w:sz w:val="13"/>
+          <w:szCs w:val="13"/>
+          <w:lang w:eastAsia="uk-UA"/>
+        </w:rPr>
+        <w:t>)),</w:t>
+      </w:r>
+    </w:p>
+    <w:p>
+      <w:pPr>
+        <w:shd w:val="clear" w:color="auto" w:fill="1F1F1F"/>
+        <w:spacing w:after="0" w:line="178" w:lineRule="atLeast"/>
+        <w:rPr>
+          <w:rFonts w:ascii="Consolas" w:eastAsia="Times New Roman" w:hAnsi="Consolas" w:cs="Times New Roman"/>
+          <w:color w:val="CCCCCC"/>
+          <w:kern w:val="0"/>
+          <w:sz w:val="13"/>
+          <w:szCs w:val="13"/>
+          <w:lang w:eastAsia="uk-UA"/>
+        </w:rPr>
+      </w:pPr>
+      <w:r>
+        <w:rPr>
+          <w:rFonts w:ascii="Consolas" w:eastAsia="Times New Roman" w:hAnsi="Consolas" w:cs="Times New Roman"/>
+          <w:color w:val="CCCCCC"/>
+          <w:kern w:val="0"/>
+          <w:sz w:val="13"/>
+          <w:szCs w:val="13"/>
+          <w:lang w:eastAsia="uk-UA"/>
+        </w:rPr>
+        <w:t xml:space="preserve">    </w:t>
+      </w:r>
+      <w:r>
+        <w:rPr>
+          <w:rFonts w:ascii="Consolas" w:eastAsia="Times New Roman" w:hAnsi="Consolas" w:cs="Times New Roman"/>
+          <w:color w:val="DCDCAA"/>
+          <w:kern w:val="0"/>
+          <w:sz w:val="13"/>
+          <w:szCs w:val="13"/>
+          <w:lang w:eastAsia="uk-UA"/>
+        </w:rPr>
+        <w:t>path</w:t>
+      </w:r>
+      <w:r>
+        <w:rPr>
+          <w:rFonts w:ascii="Consolas" w:eastAsia="Times New Roman" w:hAnsi="Consolas" w:cs="Times New Roman"/>
+          <w:color w:val="CCCCCC"/>
+          <w:kern w:val="0"/>
+          <w:sz w:val="13"/>
+          <w:szCs w:val="13"/>
+          <w:lang w:eastAsia="uk-UA"/>
+        </w:rPr>
+        <w:t>(</w:t>
+      </w:r>
+      <w:r>
+        <w:rPr>
+          <w:rFonts w:ascii="Consolas" w:eastAsia="Times New Roman" w:hAnsi="Consolas" w:cs="Times New Roman"/>
+          <w:color w:val="CE9178"/>
+          <w:kern w:val="0"/>
+          <w:sz w:val="13"/>
+          <w:szCs w:val="13"/>
+          <w:lang w:eastAsia="uk-UA"/>
+        </w:rPr>
+        <w:t>''</w:t>
+      </w:r>
+      <w:r>
+        <w:rPr>
+          <w:rFonts w:ascii="Consolas" w:eastAsia="Times New Roman" w:hAnsi="Consolas" w:cs="Times New Roman"/>
+          <w:color w:val="CCCCCC"/>
+          <w:kern w:val="0"/>
+          <w:sz w:val="13"/>
+          <w:szCs w:val="13"/>
+          <w:lang w:eastAsia="uk-UA"/>
+        </w:rPr>
+        <w:t xml:space="preserve">, </w:t>
+      </w:r>
+      <w:r>
+        <w:rPr>
+          <w:rFonts w:ascii="Consolas" w:eastAsia="Times New Roman" w:hAnsi="Consolas" w:cs="Times New Roman"/>
+          <w:color w:val="4EC9B0"/>
+          <w:kern w:val="0"/>
+          <w:sz w:val="13"/>
+          <w:szCs w:val="13"/>
+          <w:lang w:eastAsia="uk-UA"/>
+        </w:rPr>
+        <w:t>views</w:t>
+      </w:r>
+      <w:r>
+        <w:rPr>
+          <w:rFonts w:ascii="Consolas" w:eastAsia="Times New Roman" w:hAnsi="Consolas" w:cs="Times New Roman"/>
+          <w:color w:val="CCCCCC"/>
+          <w:kern w:val="0"/>
+          <w:sz w:val="13"/>
+          <w:szCs w:val="13"/>
+          <w:lang w:eastAsia="uk-UA"/>
+        </w:rPr>
+        <w:t>.</w:t>
+      </w:r>
+      <w:r>
+        <w:rPr>
+          <w:rFonts w:ascii="Consolas" w:eastAsia="Times New Roman" w:hAnsi="Consolas" w:cs="Times New Roman"/>
+          <w:color w:val="DCDCAA"/>
+          <w:kern w:val="0"/>
+          <w:sz w:val="13"/>
+          <w:szCs w:val="13"/>
+          <w:lang w:eastAsia="uk-UA"/>
+        </w:rPr>
+        <w:t>homepage</w:t>
+      </w:r>
+      <w:r>
+        <w:rPr>
+          <w:rFonts w:ascii="Consolas" w:eastAsia="Times New Roman" w:hAnsi="Consolas" w:cs="Times New Roman"/>
+          <w:color w:val="CCCCCC"/>
+          <w:kern w:val="0"/>
+          <w:sz w:val="13"/>
+          <w:szCs w:val="13"/>
+          <w:lang w:eastAsia="uk-UA"/>
+        </w:rPr>
+        <w:t>),</w:t>
+      </w:r>
+    </w:p>
+    <w:p>
+      <w:pPr>
+        <w:shd w:val="clear" w:color="auto" w:fill="1F1F1F"/>
+        <w:spacing w:after="0" w:line="178" w:lineRule="atLeast"/>
+        <w:rPr>
+          <w:rFonts w:ascii="Consolas" w:eastAsia="Times New Roman" w:hAnsi="Consolas" w:cs="Times New Roman"/>
+          <w:color w:val="CCCCCC"/>
+          <w:kern w:val="0"/>
+          <w:sz w:val="13"/>
+          <w:szCs w:val="13"/>
+          <w:lang w:eastAsia="uk-UA"/>
+        </w:rPr>
+      </w:pPr>
+      <w:r>
+        <w:rPr>
+          <w:rFonts w:ascii="Consolas" w:eastAsia="Times New Roman" w:hAnsi="Consolas" w:cs="Times New Roman"/>
+          <w:color w:val="CCCCCC"/>
+          <w:kern w:val="0"/>
+          <w:sz w:val="13"/>
+          <w:szCs w:val="13"/>
+          <w:lang w:eastAsia="uk-UA"/>
+        </w:rPr>
+        <w:t>]</w:t>
+      </w:r>
+    </w:p>
+    <w:p>
+      <w:pPr>
+        <w:shd w:val="clear" w:color="auto" w:fill="1F1F1F"/>
+        <w:spacing w:after="0" w:line="178" w:lineRule="atLeast"/>
+        <w:rPr>
+          <w:rFonts w:ascii="Consolas" w:eastAsia="Times New Roman" w:hAnsi="Consolas" w:cs="Times New Roman"/>
+          <w:color w:val="CCCCCC"/>
+          <w:kern w:val="0"/>
+          <w:sz w:val="13"/>
+          <w:szCs w:val="13"/>
+          <w:lang w:eastAsia="uk-UA"/>
+        </w:rPr>
+      </w:pPr>
+    </w:p>
+    <w:p>
+      <w:pPr>
+        <w:spacing w:after="0"/>
+        <w:rPr>
+          <w:noProof/>
+          <w:sz w:val="16"/>
+          <w:szCs w:val="16"/>
+          <w:lang w:val="en-US" w:eastAsia="uk-UA"/>
+        </w:rPr>
+      </w:pPr>
+    </w:p>
+    <w:p>
+      <w:pPr>
+        <w:spacing w:after="0"/>
+        <w:rPr>
+          <w:noProof/>
+          <w:sz w:val="16"/>
+          <w:szCs w:val="16"/>
+          <w:lang w:val="en-US" w:eastAsia="uk-UA"/>
+        </w:rPr>
+      </w:pPr>
+    </w:p>
+    <w:p>
+      <w:pPr>
+        <w:spacing w:after="0"/>
+        <w:rPr>
+          <w:noProof/>
+          <w:sz w:val="16"/>
+          <w:szCs w:val="16"/>
+          <w:lang w:val="en-US" w:eastAsia="uk-UA"/>
+        </w:rPr>
+      </w:pPr>
+      <w:r>
+        <w:rPr>
+          <w:noProof/>
+          <w:sz w:val="16"/>
+          <w:szCs w:val="16"/>
+          <w:lang w:eastAsia="uk-UA"/>
+        </w:rPr>
+        <w:t xml:space="preserve">В </w:t>
+      </w:r>
+      <w:r>
+        <w:rPr>
+          <w:noProof/>
+          <w:sz w:val="16"/>
+          <w:szCs w:val="16"/>
+          <w:lang w:val="en-US" w:eastAsia="uk-UA"/>
+        </w:rPr>
+        <w:t>silpo\templates\layout.html</w:t>
+      </w:r>
+    </w:p>
+    <w:p>
+      <w:pPr>
+        <w:spacing w:after="0"/>
+        <w:rPr>
+          <w:noProof/>
+          <w:sz w:val="16"/>
+          <w:szCs w:val="16"/>
+          <w:lang w:val="en-US" w:eastAsia="uk-UA"/>
+        </w:rPr>
+      </w:pPr>
+    </w:p>
+    <w:p>
+      <w:pPr>
+        <w:shd w:val="clear" w:color="auto" w:fill="1F1F1F"/>
+        <w:spacing w:after="0" w:line="178" w:lineRule="atLeast"/>
+        <w:rPr>
+          <w:rFonts w:ascii="Consolas" w:eastAsia="Times New Roman" w:hAnsi="Consolas" w:cs="Times New Roman"/>
+          <w:color w:val="CCCCCC"/>
+          <w:kern w:val="0"/>
+          <w:sz w:val="13"/>
+          <w:szCs w:val="13"/>
+          <w:lang w:eastAsia="uk-UA"/>
+        </w:rPr>
+      </w:pPr>
+      <w:r>
+        <w:rPr>
+          <w:rFonts w:ascii="Consolas" w:eastAsia="Times New Roman" w:hAnsi="Consolas" w:cs="Times New Roman"/>
+          <w:color w:val="CCCCCC"/>
+          <w:kern w:val="0"/>
+          <w:sz w:val="13"/>
+          <w:szCs w:val="13"/>
+          <w:lang w:eastAsia="uk-UA"/>
+        </w:rPr>
+        <w:t xml:space="preserve">        </w:t>
+      </w:r>
+      <w:r>
+        <w:rPr>
+          <w:rFonts w:ascii="Consolas" w:eastAsia="Times New Roman" w:hAnsi="Consolas" w:cs="Times New Roman"/>
+          <w:color w:val="808080"/>
+          <w:kern w:val="0"/>
+          <w:sz w:val="13"/>
+          <w:szCs w:val="13"/>
+          <w:lang w:eastAsia="uk-UA"/>
+        </w:rPr>
+        <w:t>&lt;</w:t>
+      </w:r>
+      <w:r>
+        <w:rPr>
+          <w:rFonts w:ascii="Consolas" w:eastAsia="Times New Roman" w:hAnsi="Consolas" w:cs="Times New Roman"/>
+          <w:color w:val="569CD6"/>
+          <w:kern w:val="0"/>
+          <w:sz w:val="13"/>
+          <w:szCs w:val="13"/>
+          <w:lang w:eastAsia="uk-UA"/>
+        </w:rPr>
+        <w:t>a</w:t>
+      </w:r>
+      <w:r>
+        <w:rPr>
+          <w:rFonts w:ascii="Consolas" w:eastAsia="Times New Roman" w:hAnsi="Consolas" w:cs="Times New Roman"/>
+          <w:color w:val="CCCCCC"/>
+          <w:kern w:val="0"/>
+          <w:sz w:val="13"/>
+          <w:szCs w:val="13"/>
+          <w:lang w:eastAsia="uk-UA"/>
+        </w:rPr>
+        <w:t xml:space="preserve"> </w:t>
+      </w:r>
+      <w:r>
+        <w:rPr>
+          <w:rFonts w:ascii="Consolas" w:eastAsia="Times New Roman" w:hAnsi="Consolas" w:cs="Times New Roman"/>
+          <w:color w:val="9CDCFE"/>
+          <w:kern w:val="0"/>
+          <w:sz w:val="13"/>
+          <w:szCs w:val="13"/>
+          <w:lang w:eastAsia="uk-UA"/>
+        </w:rPr>
+        <w:t>href</w:t>
+      </w:r>
+      <w:r>
+        <w:rPr>
+          <w:rFonts w:ascii="Consolas" w:eastAsia="Times New Roman" w:hAnsi="Consolas" w:cs="Times New Roman"/>
+          <w:color w:val="CCCCCC"/>
+          <w:kern w:val="0"/>
+          <w:sz w:val="13"/>
+          <w:szCs w:val="13"/>
+          <w:highlight w:val="yellow"/>
+          <w:lang w:eastAsia="uk-UA"/>
+        </w:rPr>
+        <w:t>=</w:t>
+      </w:r>
+      <w:r>
+        <w:rPr>
+          <w:rFonts w:ascii="Consolas" w:eastAsia="Times New Roman" w:hAnsi="Consolas" w:cs="Times New Roman"/>
+          <w:color w:val="CE9178"/>
+          <w:kern w:val="0"/>
+          <w:sz w:val="13"/>
+          <w:szCs w:val="13"/>
+          <w:highlight w:val="yellow"/>
+          <w:lang w:eastAsia="uk-UA"/>
+        </w:rPr>
+        <w:t>"/users/register/"</w:t>
+      </w:r>
+      <w:r>
+        <w:rPr>
+          <w:rFonts w:ascii="Consolas" w:eastAsia="Times New Roman" w:hAnsi="Consolas" w:cs="Times New Roman"/>
+          <w:color w:val="CCCCCC"/>
+          <w:kern w:val="0"/>
+          <w:sz w:val="13"/>
+          <w:szCs w:val="13"/>
+          <w:lang w:eastAsia="uk-UA"/>
+        </w:rPr>
+        <w:t xml:space="preserve"> </w:t>
+      </w:r>
+      <w:r>
+        <w:rPr>
+          <w:rFonts w:ascii="Consolas" w:eastAsia="Times New Roman" w:hAnsi="Consolas" w:cs="Times New Roman"/>
+          <w:color w:val="9CDCFE"/>
+          <w:kern w:val="0"/>
+          <w:sz w:val="13"/>
+          <w:szCs w:val="13"/>
+          <w:lang w:eastAsia="uk-UA"/>
+        </w:rPr>
+        <w:t>class</w:t>
+      </w:r>
+      <w:r>
+        <w:rPr>
+          <w:rFonts w:ascii="Consolas" w:eastAsia="Times New Roman" w:hAnsi="Consolas" w:cs="Times New Roman"/>
+          <w:color w:val="CCCCCC"/>
+          <w:kern w:val="0"/>
+          <w:sz w:val="13"/>
+          <w:szCs w:val="13"/>
+          <w:lang w:eastAsia="uk-UA"/>
+        </w:rPr>
+        <w:t>=</w:t>
+      </w:r>
+      <w:r>
+        <w:rPr>
+          <w:rFonts w:ascii="Consolas" w:eastAsia="Times New Roman" w:hAnsi="Consolas" w:cs="Times New Roman"/>
+          <w:color w:val="CE9178"/>
+          <w:kern w:val="0"/>
+          <w:sz w:val="13"/>
+          <w:szCs w:val="13"/>
+          <w:lang w:eastAsia="uk-UA"/>
+        </w:rPr>
+        <w:t>"bg-indigo-500 hover:bg-indigo-600 text-white px-5 py-2 rounded-lg text-sm font-medium transition-colors"</w:t>
+      </w:r>
+      <w:r>
+        <w:rPr>
+          <w:rFonts w:ascii="Consolas" w:eastAsia="Times New Roman" w:hAnsi="Consolas" w:cs="Times New Roman"/>
+          <w:color w:val="808080"/>
+          <w:kern w:val="0"/>
+          <w:sz w:val="13"/>
+          <w:szCs w:val="13"/>
+          <w:lang w:eastAsia="uk-UA"/>
+        </w:rPr>
+        <w:t>&gt;</w:t>
+      </w:r>
+    </w:p>
+    <w:p>
+      <w:pPr>
+        <w:shd w:val="clear" w:color="auto" w:fill="1F1F1F"/>
+        <w:spacing w:after="0" w:line="178" w:lineRule="atLeast"/>
+        <w:rPr>
+          <w:rFonts w:ascii="Consolas" w:eastAsia="Times New Roman" w:hAnsi="Consolas" w:cs="Times New Roman"/>
+          <w:color w:val="CCCCCC"/>
+          <w:kern w:val="0"/>
+          <w:sz w:val="13"/>
+          <w:szCs w:val="13"/>
+          <w:lang w:eastAsia="uk-UA"/>
+        </w:rPr>
+      </w:pPr>
+      <w:r>
+        <w:rPr>
+          <w:rFonts w:ascii="Consolas" w:eastAsia="Times New Roman" w:hAnsi="Consolas" w:cs="Times New Roman"/>
+          <w:color w:val="CCCCCC"/>
+          <w:kern w:val="0"/>
+          <w:sz w:val="13"/>
+          <w:szCs w:val="13"/>
+          <w:lang w:eastAsia="uk-UA"/>
+        </w:rPr>
+        <w:t>            Реєстрація</w:t>
+      </w:r>
+    </w:p>
+    <w:p>
+      <w:pPr>
+        <w:shd w:val="clear" w:color="auto" w:fill="1F1F1F"/>
+        <w:spacing w:after="0" w:line="178" w:lineRule="atLeast"/>
+        <w:rPr>
+          <w:rFonts w:ascii="Consolas" w:eastAsia="Times New Roman" w:hAnsi="Consolas" w:cs="Times New Roman"/>
+          <w:color w:val="CCCCCC"/>
+          <w:kern w:val="0"/>
+          <w:sz w:val="13"/>
+          <w:szCs w:val="13"/>
+          <w:lang w:eastAsia="uk-UA"/>
+        </w:rPr>
+      </w:pPr>
+      <w:r>
+        <w:rPr>
+          <w:rFonts w:ascii="Consolas" w:eastAsia="Times New Roman" w:hAnsi="Consolas" w:cs="Times New Roman"/>
+          <w:color w:val="CCCCCC"/>
+          <w:kern w:val="0"/>
+          <w:sz w:val="13"/>
+          <w:szCs w:val="13"/>
+          <w:lang w:eastAsia="uk-UA"/>
+        </w:rPr>
+        <w:t xml:space="preserve">        </w:t>
+      </w:r>
+      <w:r>
+        <w:rPr>
+          <w:rFonts w:ascii="Consolas" w:eastAsia="Times New Roman" w:hAnsi="Consolas" w:cs="Times New Roman"/>
+          <w:color w:val="808080"/>
+          <w:kern w:val="0"/>
+          <w:sz w:val="13"/>
+          <w:szCs w:val="13"/>
+          <w:lang w:eastAsia="uk-UA"/>
+        </w:rPr>
+        <w:t>&lt;/</w:t>
+      </w:r>
+      <w:r>
+        <w:rPr>
+          <w:rFonts w:ascii="Consolas" w:eastAsia="Times New Roman" w:hAnsi="Consolas" w:cs="Times New Roman"/>
+          <w:color w:val="569CD6"/>
+          <w:kern w:val="0"/>
+          <w:sz w:val="13"/>
+          <w:szCs w:val="13"/>
+          <w:lang w:eastAsia="uk-UA"/>
+        </w:rPr>
+        <w:t>a</w:t>
+      </w:r>
+      <w:r>
+        <w:rPr>
+          <w:rFonts w:ascii="Consolas" w:eastAsia="Times New Roman" w:hAnsi="Consolas" w:cs="Times New Roman"/>
+          <w:color w:val="808080"/>
+          <w:kern w:val="0"/>
+          <w:sz w:val="13"/>
+          <w:szCs w:val="13"/>
+          <w:lang w:eastAsia="uk-UA"/>
+        </w:rPr>
+        <w:t>&gt;</w:t>
+      </w:r>
     </w:p>
     <w:p>
       <w:pPr>
@@ -9228,7 +17282,7 @@
   <a:extraClrSchemeLst/>
   <a:extLst>
     <a:ext uri="{05A4C25C-085E-4340-85A3-A5531E510DB2}">
-      <thm15:themeFamily xmlns:thm15="http://schemas.microsoft.com/office/thememl/2012/main" xmlns="" name="Office Theme" id="{62F939B6-93AF-4DB8-9C6B-D6C7DFDC589F}" vid="{4A3C46E8-61CC-4603-A589-7422A47A8E4A}"/>
+      <thm15:themeFamily xmlns="" xmlns:thm15="http://schemas.microsoft.com/office/thememl/2012/main" name="Office Theme" id="{62F939B6-93AF-4DB8-9C6B-D6C7DFDC589F}" vid="{4A3C46E8-61CC-4603-A589-7422A47A8E4A}"/>
     </a:ext>
   </a:extLst>
 </a:theme>
@@ -9239,7 +17293,7 @@
 </file>
 
 <file path=customXml/itemProps1.xml><?xml version="1.0" encoding="utf-8"?>
-<ds:datastoreItem xmlns:ds="http://schemas.openxmlformats.org/officeDocument/2006/customXml" ds:itemID="{ACDD7074-BC73-4C37-BADC-EF595657321A}">
+<ds:datastoreItem xmlns:ds="http://schemas.openxmlformats.org/officeDocument/2006/customXml" ds:itemID="{E2015EF0-FBBA-4EBC-B392-C1D16785660A}">
   <ds:schemaRefs>
     <ds:schemaRef ds:uri="http://schemas.openxmlformats.org/officeDocument/2006/bibliography"/>
   </ds:schemaRefs>

--- a/Summary_PYTHON_SITE.docx
+++ b/Summary_PYTHON_SITE.docx
@@ -11,7 +11,7 @@
           <w:noProof/>
           <w:sz w:val="16"/>
           <w:szCs w:val="16"/>
-          <w:lang w:eastAsia="uk-UA"/>
+          <w:lang w:val="en-US" w:eastAsia="uk-UA"/>
         </w:rPr>
       </w:pPr>
     </w:p>
@@ -45215,7 +45215,7 @@
           <w:lang w:eastAsia="uk-UA"/>
         </w:rPr>
         <w:lastRenderedPageBreak/>
-        <w:t>                    {{form.email.label}}</w:t>
+        <w:t>                    {{form.username.label}}</w:t>
       </w:r>
     </w:p>
     <w:p>
@@ -45298,32 +45298,32 @@
           <w:szCs w:val="13"/>
           <w:lang w:eastAsia="uk-UA"/>
         </w:rPr>
-        <w:t>                {{form.email}}</w:t>
-      </w:r>
-    </w:p>
-    <w:p>
-      <w:pPr>
-        <w:shd w:val="clear" w:color="auto" w:fill="1F1F1F"/>
-        <w:spacing w:after="0" w:line="178" w:lineRule="atLeast"/>
-        <w:rPr>
-          <w:rFonts w:ascii="Consolas" w:eastAsia="Times New Roman" w:hAnsi="Consolas" w:cs="Times New Roman"/>
-          <w:color w:val="CCCCCC"/>
-          <w:kern w:val="0"/>
-          <w:sz w:val="13"/>
-          <w:szCs w:val="13"/>
-          <w:lang w:eastAsia="uk-UA"/>
-        </w:rPr>
-      </w:pPr>
-      <w:r>
-        <w:rPr>
-          <w:rFonts w:ascii="Consolas" w:eastAsia="Times New Roman" w:hAnsi="Consolas" w:cs="Times New Roman"/>
-          <w:color w:val="CCCCCC"/>
-          <w:kern w:val="0"/>
-          <w:sz w:val="13"/>
-          <w:szCs w:val="13"/>
-          <w:lang w:eastAsia="uk-UA"/>
-        </w:rPr>
-        <w:t>                {% if form.email.errors %}</w:t>
+        <w:t>                {{form.username}}</w:t>
+      </w:r>
+    </w:p>
+    <w:p>
+      <w:pPr>
+        <w:shd w:val="clear" w:color="auto" w:fill="1F1F1F"/>
+        <w:spacing w:after="0" w:line="178" w:lineRule="atLeast"/>
+        <w:rPr>
+          <w:rFonts w:ascii="Consolas" w:eastAsia="Times New Roman" w:hAnsi="Consolas" w:cs="Times New Roman"/>
+          <w:color w:val="CCCCCC"/>
+          <w:kern w:val="0"/>
+          <w:sz w:val="13"/>
+          <w:szCs w:val="13"/>
+          <w:lang w:eastAsia="uk-UA"/>
+        </w:rPr>
+      </w:pPr>
+      <w:r>
+        <w:rPr>
+          <w:rFonts w:ascii="Consolas" w:eastAsia="Times New Roman" w:hAnsi="Consolas" w:cs="Times New Roman"/>
+          <w:color w:val="CCCCCC"/>
+          <w:kern w:val="0"/>
+          <w:sz w:val="13"/>
+          <w:szCs w:val="13"/>
+          <w:lang w:eastAsia="uk-UA"/>
+        </w:rPr>
+        <w:t>                {% if form.username.errors %}</w:t>
       </w:r>
     </w:p>
     <w:p>
@@ -45436,7 +45436,7 @@
           <w:szCs w:val="13"/>
           <w:lang w:eastAsia="uk-UA"/>
         </w:rPr>
-        <w:t>{{ form.email.errors }}</w:t>
+        <w:t>{{ form.username.errors }}</w:t>
       </w:r>
       <w:r>
         <w:rPr>
@@ -47630,6 +47630,6029 @@
           <w:sz w:val="16"/>
           <w:szCs w:val="16"/>
           <w:lang w:eastAsia="uk-UA"/>
+        </w:rPr>
+      </w:pPr>
+      <w:r>
+        <w:rPr>
+          <w:noProof/>
+          <w:sz w:val="16"/>
+          <w:szCs w:val="16"/>
+          <w:lang w:val="en-US" w:eastAsia="uk-UA"/>
+        </w:rPr>
+        <w:t xml:space="preserve">Silpo\templates\layout.html  </w:t>
+      </w:r>
+      <w:r>
+        <w:rPr>
+          <w:noProof/>
+          <w:sz w:val="16"/>
+          <w:szCs w:val="16"/>
+          <w:lang w:eastAsia="uk-UA"/>
+        </w:rPr>
+        <w:t>зробили щоб мінялось при вході</w:t>
+      </w:r>
+    </w:p>
+    <w:p>
+      <w:pPr>
+        <w:spacing w:after="0"/>
+        <w:rPr>
+          <w:noProof/>
+          <w:sz w:val="16"/>
+          <w:szCs w:val="16"/>
+          <w:lang w:val="en-US" w:eastAsia="uk-UA"/>
+        </w:rPr>
+      </w:pPr>
+    </w:p>
+    <w:p>
+      <w:pPr>
+        <w:shd w:val="clear" w:color="auto" w:fill="1F1F1F"/>
+        <w:spacing w:after="0" w:line="178" w:lineRule="atLeast"/>
+        <w:rPr>
+          <w:rFonts w:ascii="Consolas" w:eastAsia="Times New Roman" w:hAnsi="Consolas" w:cs="Times New Roman"/>
+          <w:color w:val="CCCCCC"/>
+          <w:kern w:val="0"/>
+          <w:sz w:val="13"/>
+          <w:szCs w:val="13"/>
+          <w:lang w:eastAsia="uk-UA"/>
+        </w:rPr>
+      </w:pPr>
+      <w:r>
+        <w:rPr>
+          <w:rFonts w:ascii="Consolas" w:eastAsia="Times New Roman" w:hAnsi="Consolas" w:cs="Times New Roman"/>
+          <w:color w:val="808080"/>
+          <w:kern w:val="0"/>
+          <w:sz w:val="13"/>
+          <w:szCs w:val="13"/>
+          <w:lang w:eastAsia="uk-UA"/>
+        </w:rPr>
+        <w:t>&lt;!</w:t>
+      </w:r>
+      <w:r>
+        <w:rPr>
+          <w:rFonts w:ascii="Consolas" w:eastAsia="Times New Roman" w:hAnsi="Consolas" w:cs="Times New Roman"/>
+          <w:color w:val="569CD6"/>
+          <w:kern w:val="0"/>
+          <w:sz w:val="13"/>
+          <w:szCs w:val="13"/>
+          <w:lang w:eastAsia="uk-UA"/>
+        </w:rPr>
+        <w:t>DOCTYPE</w:t>
+      </w:r>
+      <w:r>
+        <w:rPr>
+          <w:rFonts w:ascii="Consolas" w:eastAsia="Times New Roman" w:hAnsi="Consolas" w:cs="Times New Roman"/>
+          <w:color w:val="CCCCCC"/>
+          <w:kern w:val="0"/>
+          <w:sz w:val="13"/>
+          <w:szCs w:val="13"/>
+          <w:lang w:eastAsia="uk-UA"/>
+        </w:rPr>
+        <w:t xml:space="preserve"> </w:t>
+      </w:r>
+      <w:r>
+        <w:rPr>
+          <w:rFonts w:ascii="Consolas" w:eastAsia="Times New Roman" w:hAnsi="Consolas" w:cs="Times New Roman"/>
+          <w:color w:val="9CDCFE"/>
+          <w:kern w:val="0"/>
+          <w:sz w:val="13"/>
+          <w:szCs w:val="13"/>
+          <w:lang w:eastAsia="uk-UA"/>
+        </w:rPr>
+        <w:t>html</w:t>
+      </w:r>
+      <w:r>
+        <w:rPr>
+          <w:rFonts w:ascii="Consolas" w:eastAsia="Times New Roman" w:hAnsi="Consolas" w:cs="Times New Roman"/>
+          <w:color w:val="808080"/>
+          <w:kern w:val="0"/>
+          <w:sz w:val="13"/>
+          <w:szCs w:val="13"/>
+          <w:lang w:eastAsia="uk-UA"/>
+        </w:rPr>
+        <w:t>&gt;</w:t>
+      </w:r>
+    </w:p>
+    <w:p>
+      <w:pPr>
+        <w:shd w:val="clear" w:color="auto" w:fill="1F1F1F"/>
+        <w:spacing w:after="0" w:line="178" w:lineRule="atLeast"/>
+        <w:rPr>
+          <w:rFonts w:ascii="Consolas" w:eastAsia="Times New Roman" w:hAnsi="Consolas" w:cs="Times New Roman"/>
+          <w:color w:val="CCCCCC"/>
+          <w:kern w:val="0"/>
+          <w:sz w:val="13"/>
+          <w:szCs w:val="13"/>
+          <w:lang w:eastAsia="uk-UA"/>
+        </w:rPr>
+      </w:pPr>
+      <w:r>
+        <w:rPr>
+          <w:rFonts w:ascii="Consolas" w:eastAsia="Times New Roman" w:hAnsi="Consolas" w:cs="Times New Roman"/>
+          <w:color w:val="808080"/>
+          <w:kern w:val="0"/>
+          <w:sz w:val="13"/>
+          <w:szCs w:val="13"/>
+          <w:lang w:eastAsia="uk-UA"/>
+        </w:rPr>
+        <w:t>&lt;</w:t>
+      </w:r>
+      <w:r>
+        <w:rPr>
+          <w:rFonts w:ascii="Consolas" w:eastAsia="Times New Roman" w:hAnsi="Consolas" w:cs="Times New Roman"/>
+          <w:color w:val="569CD6"/>
+          <w:kern w:val="0"/>
+          <w:sz w:val="13"/>
+          <w:szCs w:val="13"/>
+          <w:lang w:eastAsia="uk-UA"/>
+        </w:rPr>
+        <w:t>html</w:t>
+      </w:r>
+      <w:r>
+        <w:rPr>
+          <w:rFonts w:ascii="Consolas" w:eastAsia="Times New Roman" w:hAnsi="Consolas" w:cs="Times New Roman"/>
+          <w:color w:val="CCCCCC"/>
+          <w:kern w:val="0"/>
+          <w:sz w:val="13"/>
+          <w:szCs w:val="13"/>
+          <w:lang w:eastAsia="uk-UA"/>
+        </w:rPr>
+        <w:t xml:space="preserve"> </w:t>
+      </w:r>
+      <w:r>
+        <w:rPr>
+          <w:rFonts w:ascii="Consolas" w:eastAsia="Times New Roman" w:hAnsi="Consolas" w:cs="Times New Roman"/>
+          <w:color w:val="9CDCFE"/>
+          <w:kern w:val="0"/>
+          <w:sz w:val="13"/>
+          <w:szCs w:val="13"/>
+          <w:lang w:eastAsia="uk-UA"/>
+        </w:rPr>
+        <w:t>lang</w:t>
+      </w:r>
+      <w:r>
+        <w:rPr>
+          <w:rFonts w:ascii="Consolas" w:eastAsia="Times New Roman" w:hAnsi="Consolas" w:cs="Times New Roman"/>
+          <w:color w:val="CCCCCC"/>
+          <w:kern w:val="0"/>
+          <w:sz w:val="13"/>
+          <w:szCs w:val="13"/>
+          <w:lang w:eastAsia="uk-UA"/>
+        </w:rPr>
+        <w:t>=</w:t>
+      </w:r>
+      <w:r>
+        <w:rPr>
+          <w:rFonts w:ascii="Consolas" w:eastAsia="Times New Roman" w:hAnsi="Consolas" w:cs="Times New Roman"/>
+          <w:color w:val="CE9178"/>
+          <w:kern w:val="0"/>
+          <w:sz w:val="13"/>
+          <w:szCs w:val="13"/>
+          <w:lang w:eastAsia="uk-UA"/>
+        </w:rPr>
+        <w:t>"en"</w:t>
+      </w:r>
+      <w:r>
+        <w:rPr>
+          <w:rFonts w:ascii="Consolas" w:eastAsia="Times New Roman" w:hAnsi="Consolas" w:cs="Times New Roman"/>
+          <w:color w:val="808080"/>
+          <w:kern w:val="0"/>
+          <w:sz w:val="13"/>
+          <w:szCs w:val="13"/>
+          <w:lang w:eastAsia="uk-UA"/>
+        </w:rPr>
+        <w:t>&gt;</w:t>
+      </w:r>
+    </w:p>
+    <w:p>
+      <w:pPr>
+        <w:shd w:val="clear" w:color="auto" w:fill="1F1F1F"/>
+        <w:spacing w:after="0" w:line="178" w:lineRule="atLeast"/>
+        <w:rPr>
+          <w:rFonts w:ascii="Consolas" w:eastAsia="Times New Roman" w:hAnsi="Consolas" w:cs="Times New Roman"/>
+          <w:color w:val="CCCCCC"/>
+          <w:kern w:val="0"/>
+          <w:sz w:val="13"/>
+          <w:szCs w:val="13"/>
+          <w:lang w:eastAsia="uk-UA"/>
+        </w:rPr>
+      </w:pPr>
+      <w:r>
+        <w:rPr>
+          <w:rFonts w:ascii="Consolas" w:eastAsia="Times New Roman" w:hAnsi="Consolas" w:cs="Times New Roman"/>
+          <w:color w:val="808080"/>
+          <w:kern w:val="0"/>
+          <w:sz w:val="13"/>
+          <w:szCs w:val="13"/>
+          <w:lang w:eastAsia="uk-UA"/>
+        </w:rPr>
+        <w:t>&lt;</w:t>
+      </w:r>
+      <w:r>
+        <w:rPr>
+          <w:rFonts w:ascii="Consolas" w:eastAsia="Times New Roman" w:hAnsi="Consolas" w:cs="Times New Roman"/>
+          <w:color w:val="569CD6"/>
+          <w:kern w:val="0"/>
+          <w:sz w:val="13"/>
+          <w:szCs w:val="13"/>
+          <w:lang w:eastAsia="uk-UA"/>
+        </w:rPr>
+        <w:t>head</w:t>
+      </w:r>
+      <w:r>
+        <w:rPr>
+          <w:rFonts w:ascii="Consolas" w:eastAsia="Times New Roman" w:hAnsi="Consolas" w:cs="Times New Roman"/>
+          <w:color w:val="808080"/>
+          <w:kern w:val="0"/>
+          <w:sz w:val="13"/>
+          <w:szCs w:val="13"/>
+          <w:lang w:eastAsia="uk-UA"/>
+        </w:rPr>
+        <w:t>&gt;</w:t>
+      </w:r>
+    </w:p>
+    <w:p>
+      <w:pPr>
+        <w:shd w:val="clear" w:color="auto" w:fill="1F1F1F"/>
+        <w:spacing w:after="0" w:line="178" w:lineRule="atLeast"/>
+        <w:rPr>
+          <w:rFonts w:ascii="Consolas" w:eastAsia="Times New Roman" w:hAnsi="Consolas" w:cs="Times New Roman"/>
+          <w:color w:val="CCCCCC"/>
+          <w:kern w:val="0"/>
+          <w:sz w:val="13"/>
+          <w:szCs w:val="13"/>
+          <w:lang w:eastAsia="uk-UA"/>
+        </w:rPr>
+      </w:pPr>
+      <w:r>
+        <w:rPr>
+          <w:rFonts w:ascii="Consolas" w:eastAsia="Times New Roman" w:hAnsi="Consolas" w:cs="Times New Roman"/>
+          <w:color w:val="CCCCCC"/>
+          <w:kern w:val="0"/>
+          <w:sz w:val="13"/>
+          <w:szCs w:val="13"/>
+          <w:lang w:eastAsia="uk-UA"/>
+        </w:rPr>
+        <w:t xml:space="preserve">    </w:t>
+      </w:r>
+      <w:r>
+        <w:rPr>
+          <w:rFonts w:ascii="Consolas" w:eastAsia="Times New Roman" w:hAnsi="Consolas" w:cs="Times New Roman"/>
+          <w:color w:val="808080"/>
+          <w:kern w:val="0"/>
+          <w:sz w:val="13"/>
+          <w:szCs w:val="13"/>
+          <w:lang w:eastAsia="uk-UA"/>
+        </w:rPr>
+        <w:t>&lt;</w:t>
+      </w:r>
+      <w:r>
+        <w:rPr>
+          <w:rFonts w:ascii="Consolas" w:eastAsia="Times New Roman" w:hAnsi="Consolas" w:cs="Times New Roman"/>
+          <w:color w:val="569CD6"/>
+          <w:kern w:val="0"/>
+          <w:sz w:val="13"/>
+          <w:szCs w:val="13"/>
+          <w:lang w:eastAsia="uk-UA"/>
+        </w:rPr>
+        <w:t>meta</w:t>
+      </w:r>
+      <w:r>
+        <w:rPr>
+          <w:rFonts w:ascii="Consolas" w:eastAsia="Times New Roman" w:hAnsi="Consolas" w:cs="Times New Roman"/>
+          <w:color w:val="CCCCCC"/>
+          <w:kern w:val="0"/>
+          <w:sz w:val="13"/>
+          <w:szCs w:val="13"/>
+          <w:lang w:eastAsia="uk-UA"/>
+        </w:rPr>
+        <w:t xml:space="preserve"> </w:t>
+      </w:r>
+      <w:r>
+        <w:rPr>
+          <w:rFonts w:ascii="Consolas" w:eastAsia="Times New Roman" w:hAnsi="Consolas" w:cs="Times New Roman"/>
+          <w:color w:val="9CDCFE"/>
+          <w:kern w:val="0"/>
+          <w:sz w:val="13"/>
+          <w:szCs w:val="13"/>
+          <w:lang w:eastAsia="uk-UA"/>
+        </w:rPr>
+        <w:t>charset</w:t>
+      </w:r>
+      <w:r>
+        <w:rPr>
+          <w:rFonts w:ascii="Consolas" w:eastAsia="Times New Roman" w:hAnsi="Consolas" w:cs="Times New Roman"/>
+          <w:color w:val="CCCCCC"/>
+          <w:kern w:val="0"/>
+          <w:sz w:val="13"/>
+          <w:szCs w:val="13"/>
+          <w:lang w:eastAsia="uk-UA"/>
+        </w:rPr>
+        <w:t>=</w:t>
+      </w:r>
+      <w:r>
+        <w:rPr>
+          <w:rFonts w:ascii="Consolas" w:eastAsia="Times New Roman" w:hAnsi="Consolas" w:cs="Times New Roman"/>
+          <w:color w:val="CE9178"/>
+          <w:kern w:val="0"/>
+          <w:sz w:val="13"/>
+          <w:szCs w:val="13"/>
+          <w:lang w:eastAsia="uk-UA"/>
+        </w:rPr>
+        <w:t>"UTF-8"</w:t>
+      </w:r>
+      <w:r>
+        <w:rPr>
+          <w:rFonts w:ascii="Consolas" w:eastAsia="Times New Roman" w:hAnsi="Consolas" w:cs="Times New Roman"/>
+          <w:color w:val="808080"/>
+          <w:kern w:val="0"/>
+          <w:sz w:val="13"/>
+          <w:szCs w:val="13"/>
+          <w:lang w:eastAsia="uk-UA"/>
+        </w:rPr>
+        <w:t>&gt;</w:t>
+      </w:r>
+    </w:p>
+    <w:p>
+      <w:pPr>
+        <w:shd w:val="clear" w:color="auto" w:fill="1F1F1F"/>
+        <w:spacing w:after="0" w:line="178" w:lineRule="atLeast"/>
+        <w:rPr>
+          <w:rFonts w:ascii="Consolas" w:eastAsia="Times New Roman" w:hAnsi="Consolas" w:cs="Times New Roman"/>
+          <w:color w:val="CCCCCC"/>
+          <w:kern w:val="0"/>
+          <w:sz w:val="13"/>
+          <w:szCs w:val="13"/>
+          <w:lang w:eastAsia="uk-UA"/>
+        </w:rPr>
+      </w:pPr>
+      <w:r>
+        <w:rPr>
+          <w:rFonts w:ascii="Consolas" w:eastAsia="Times New Roman" w:hAnsi="Consolas" w:cs="Times New Roman"/>
+          <w:color w:val="CCCCCC"/>
+          <w:kern w:val="0"/>
+          <w:sz w:val="13"/>
+          <w:szCs w:val="13"/>
+          <w:lang w:eastAsia="uk-UA"/>
+        </w:rPr>
+        <w:t xml:space="preserve">    </w:t>
+      </w:r>
+      <w:r>
+        <w:rPr>
+          <w:rFonts w:ascii="Consolas" w:eastAsia="Times New Roman" w:hAnsi="Consolas" w:cs="Times New Roman"/>
+          <w:color w:val="808080"/>
+          <w:kern w:val="0"/>
+          <w:sz w:val="13"/>
+          <w:szCs w:val="13"/>
+          <w:lang w:eastAsia="uk-UA"/>
+        </w:rPr>
+        <w:t>&lt;</w:t>
+      </w:r>
+      <w:r>
+        <w:rPr>
+          <w:rFonts w:ascii="Consolas" w:eastAsia="Times New Roman" w:hAnsi="Consolas" w:cs="Times New Roman"/>
+          <w:color w:val="569CD6"/>
+          <w:kern w:val="0"/>
+          <w:sz w:val="13"/>
+          <w:szCs w:val="13"/>
+          <w:lang w:eastAsia="uk-UA"/>
+        </w:rPr>
+        <w:t>meta</w:t>
+      </w:r>
+      <w:r>
+        <w:rPr>
+          <w:rFonts w:ascii="Consolas" w:eastAsia="Times New Roman" w:hAnsi="Consolas" w:cs="Times New Roman"/>
+          <w:color w:val="CCCCCC"/>
+          <w:kern w:val="0"/>
+          <w:sz w:val="13"/>
+          <w:szCs w:val="13"/>
+          <w:lang w:eastAsia="uk-UA"/>
+        </w:rPr>
+        <w:t xml:space="preserve"> </w:t>
+      </w:r>
+      <w:r>
+        <w:rPr>
+          <w:rFonts w:ascii="Consolas" w:eastAsia="Times New Roman" w:hAnsi="Consolas" w:cs="Times New Roman"/>
+          <w:color w:val="9CDCFE"/>
+          <w:kern w:val="0"/>
+          <w:sz w:val="13"/>
+          <w:szCs w:val="13"/>
+          <w:lang w:eastAsia="uk-UA"/>
+        </w:rPr>
+        <w:t>name</w:t>
+      </w:r>
+      <w:r>
+        <w:rPr>
+          <w:rFonts w:ascii="Consolas" w:eastAsia="Times New Roman" w:hAnsi="Consolas" w:cs="Times New Roman"/>
+          <w:color w:val="CCCCCC"/>
+          <w:kern w:val="0"/>
+          <w:sz w:val="13"/>
+          <w:szCs w:val="13"/>
+          <w:lang w:eastAsia="uk-UA"/>
+        </w:rPr>
+        <w:t>=</w:t>
+      </w:r>
+      <w:r>
+        <w:rPr>
+          <w:rFonts w:ascii="Consolas" w:eastAsia="Times New Roman" w:hAnsi="Consolas" w:cs="Times New Roman"/>
+          <w:color w:val="CE9178"/>
+          <w:kern w:val="0"/>
+          <w:sz w:val="13"/>
+          <w:szCs w:val="13"/>
+          <w:lang w:eastAsia="uk-UA"/>
+        </w:rPr>
+        <w:t>"viewport"</w:t>
+      </w:r>
+      <w:r>
+        <w:rPr>
+          <w:rFonts w:ascii="Consolas" w:eastAsia="Times New Roman" w:hAnsi="Consolas" w:cs="Times New Roman"/>
+          <w:color w:val="CCCCCC"/>
+          <w:kern w:val="0"/>
+          <w:sz w:val="13"/>
+          <w:szCs w:val="13"/>
+          <w:lang w:eastAsia="uk-UA"/>
+        </w:rPr>
+        <w:t xml:space="preserve"> </w:t>
+      </w:r>
+      <w:r>
+        <w:rPr>
+          <w:rFonts w:ascii="Consolas" w:eastAsia="Times New Roman" w:hAnsi="Consolas" w:cs="Times New Roman"/>
+          <w:color w:val="9CDCFE"/>
+          <w:kern w:val="0"/>
+          <w:sz w:val="13"/>
+          <w:szCs w:val="13"/>
+          <w:lang w:eastAsia="uk-UA"/>
+        </w:rPr>
+        <w:t>content</w:t>
+      </w:r>
+      <w:r>
+        <w:rPr>
+          <w:rFonts w:ascii="Consolas" w:eastAsia="Times New Roman" w:hAnsi="Consolas" w:cs="Times New Roman"/>
+          <w:color w:val="CCCCCC"/>
+          <w:kern w:val="0"/>
+          <w:sz w:val="13"/>
+          <w:szCs w:val="13"/>
+          <w:lang w:eastAsia="uk-UA"/>
+        </w:rPr>
+        <w:t>=</w:t>
+      </w:r>
+      <w:r>
+        <w:rPr>
+          <w:rFonts w:ascii="Consolas" w:eastAsia="Times New Roman" w:hAnsi="Consolas" w:cs="Times New Roman"/>
+          <w:color w:val="CE9178"/>
+          <w:kern w:val="0"/>
+          <w:sz w:val="13"/>
+          <w:szCs w:val="13"/>
+          <w:lang w:eastAsia="uk-UA"/>
+        </w:rPr>
+        <w:t>"width=device-width, initial-scale=1.0"</w:t>
+      </w:r>
+      <w:r>
+        <w:rPr>
+          <w:rFonts w:ascii="Consolas" w:eastAsia="Times New Roman" w:hAnsi="Consolas" w:cs="Times New Roman"/>
+          <w:color w:val="CCCCCC"/>
+          <w:kern w:val="0"/>
+          <w:sz w:val="13"/>
+          <w:szCs w:val="13"/>
+          <w:lang w:eastAsia="uk-UA"/>
+        </w:rPr>
+        <w:t xml:space="preserve"> </w:t>
+      </w:r>
+      <w:r>
+        <w:rPr>
+          <w:rFonts w:ascii="Consolas" w:eastAsia="Times New Roman" w:hAnsi="Consolas" w:cs="Times New Roman"/>
+          <w:color w:val="808080"/>
+          <w:kern w:val="0"/>
+          <w:sz w:val="13"/>
+          <w:szCs w:val="13"/>
+          <w:lang w:eastAsia="uk-UA"/>
+        </w:rPr>
+        <w:t>/&gt;</w:t>
+      </w:r>
+    </w:p>
+    <w:p>
+      <w:pPr>
+        <w:shd w:val="clear" w:color="auto" w:fill="1F1F1F"/>
+        <w:spacing w:after="0" w:line="178" w:lineRule="atLeast"/>
+        <w:rPr>
+          <w:rFonts w:ascii="Consolas" w:eastAsia="Times New Roman" w:hAnsi="Consolas" w:cs="Times New Roman"/>
+          <w:color w:val="CCCCCC"/>
+          <w:kern w:val="0"/>
+          <w:sz w:val="13"/>
+          <w:szCs w:val="13"/>
+          <w:lang w:eastAsia="uk-UA"/>
+        </w:rPr>
+      </w:pPr>
+      <w:r>
+        <w:rPr>
+          <w:rFonts w:ascii="Consolas" w:eastAsia="Times New Roman" w:hAnsi="Consolas" w:cs="Times New Roman"/>
+          <w:color w:val="CCCCCC"/>
+          <w:kern w:val="0"/>
+          <w:sz w:val="13"/>
+          <w:szCs w:val="13"/>
+          <w:lang w:eastAsia="uk-UA"/>
+        </w:rPr>
+        <w:t xml:space="preserve">    </w:t>
+      </w:r>
+      <w:r>
+        <w:rPr>
+          <w:rFonts w:ascii="Consolas" w:eastAsia="Times New Roman" w:hAnsi="Consolas" w:cs="Times New Roman"/>
+          <w:color w:val="808080"/>
+          <w:kern w:val="0"/>
+          <w:sz w:val="13"/>
+          <w:szCs w:val="13"/>
+          <w:lang w:eastAsia="uk-UA"/>
+        </w:rPr>
+        <w:t>&lt;</w:t>
+      </w:r>
+      <w:r>
+        <w:rPr>
+          <w:rFonts w:ascii="Consolas" w:eastAsia="Times New Roman" w:hAnsi="Consolas" w:cs="Times New Roman"/>
+          <w:color w:val="569CD6"/>
+          <w:kern w:val="0"/>
+          <w:sz w:val="13"/>
+          <w:szCs w:val="13"/>
+          <w:lang w:eastAsia="uk-UA"/>
+        </w:rPr>
+        <w:t>script</w:t>
+      </w:r>
+      <w:r>
+        <w:rPr>
+          <w:rFonts w:ascii="Consolas" w:eastAsia="Times New Roman" w:hAnsi="Consolas" w:cs="Times New Roman"/>
+          <w:color w:val="D4D4D4"/>
+          <w:kern w:val="0"/>
+          <w:sz w:val="13"/>
+          <w:szCs w:val="13"/>
+          <w:lang w:eastAsia="uk-UA"/>
+        </w:rPr>
+        <w:t xml:space="preserve"> </w:t>
+      </w:r>
+      <w:r>
+        <w:rPr>
+          <w:rFonts w:ascii="Consolas" w:eastAsia="Times New Roman" w:hAnsi="Consolas" w:cs="Times New Roman"/>
+          <w:color w:val="9CDCFE"/>
+          <w:kern w:val="0"/>
+          <w:sz w:val="13"/>
+          <w:szCs w:val="13"/>
+          <w:lang w:eastAsia="uk-UA"/>
+        </w:rPr>
+        <w:t>src</w:t>
+      </w:r>
+      <w:r>
+        <w:rPr>
+          <w:rFonts w:ascii="Consolas" w:eastAsia="Times New Roman" w:hAnsi="Consolas" w:cs="Times New Roman"/>
+          <w:color w:val="D4D4D4"/>
+          <w:kern w:val="0"/>
+          <w:sz w:val="13"/>
+          <w:szCs w:val="13"/>
+          <w:lang w:eastAsia="uk-UA"/>
+        </w:rPr>
+        <w:t>=</w:t>
+      </w:r>
+      <w:r>
+        <w:rPr>
+          <w:rFonts w:ascii="Consolas" w:eastAsia="Times New Roman" w:hAnsi="Consolas" w:cs="Times New Roman"/>
+          <w:color w:val="CE9178"/>
+          <w:kern w:val="0"/>
+          <w:sz w:val="13"/>
+          <w:szCs w:val="13"/>
+          <w:lang w:eastAsia="uk-UA"/>
+        </w:rPr>
+        <w:t>"https://cdn.jsdelivr.net/npm/@tailwindcss/browser@4"</w:t>
+      </w:r>
+      <w:r>
+        <w:rPr>
+          <w:rFonts w:ascii="Consolas" w:eastAsia="Times New Roman" w:hAnsi="Consolas" w:cs="Times New Roman"/>
+          <w:color w:val="808080"/>
+          <w:kern w:val="0"/>
+          <w:sz w:val="13"/>
+          <w:szCs w:val="13"/>
+          <w:lang w:eastAsia="uk-UA"/>
+        </w:rPr>
+        <w:t>&gt;&lt;/</w:t>
+      </w:r>
+      <w:r>
+        <w:rPr>
+          <w:rFonts w:ascii="Consolas" w:eastAsia="Times New Roman" w:hAnsi="Consolas" w:cs="Times New Roman"/>
+          <w:color w:val="569CD6"/>
+          <w:kern w:val="0"/>
+          <w:sz w:val="13"/>
+          <w:szCs w:val="13"/>
+          <w:lang w:eastAsia="uk-UA"/>
+        </w:rPr>
+        <w:t>script</w:t>
+      </w:r>
+      <w:r>
+        <w:rPr>
+          <w:rFonts w:ascii="Consolas" w:eastAsia="Times New Roman" w:hAnsi="Consolas" w:cs="Times New Roman"/>
+          <w:color w:val="808080"/>
+          <w:kern w:val="0"/>
+          <w:sz w:val="13"/>
+          <w:szCs w:val="13"/>
+          <w:lang w:eastAsia="uk-UA"/>
+        </w:rPr>
+        <w:t>&gt;</w:t>
+      </w:r>
+    </w:p>
+    <w:p>
+      <w:pPr>
+        <w:shd w:val="clear" w:color="auto" w:fill="1F1F1F"/>
+        <w:spacing w:after="0" w:line="178" w:lineRule="atLeast"/>
+        <w:rPr>
+          <w:rFonts w:ascii="Consolas" w:eastAsia="Times New Roman" w:hAnsi="Consolas" w:cs="Times New Roman"/>
+          <w:color w:val="CCCCCC"/>
+          <w:kern w:val="0"/>
+          <w:sz w:val="13"/>
+          <w:szCs w:val="13"/>
+          <w:lang w:eastAsia="uk-UA"/>
+        </w:rPr>
+      </w:pPr>
+      <w:r>
+        <w:rPr>
+          <w:rFonts w:ascii="Consolas" w:eastAsia="Times New Roman" w:hAnsi="Consolas" w:cs="Times New Roman"/>
+          <w:color w:val="CCCCCC"/>
+          <w:kern w:val="0"/>
+          <w:sz w:val="13"/>
+          <w:szCs w:val="13"/>
+          <w:lang w:eastAsia="uk-UA"/>
+        </w:rPr>
+        <w:t xml:space="preserve">    </w:t>
+      </w:r>
+      <w:r>
+        <w:rPr>
+          <w:rFonts w:ascii="Consolas" w:eastAsia="Times New Roman" w:hAnsi="Consolas" w:cs="Times New Roman"/>
+          <w:color w:val="808080"/>
+          <w:kern w:val="0"/>
+          <w:sz w:val="13"/>
+          <w:szCs w:val="13"/>
+          <w:lang w:eastAsia="uk-UA"/>
+        </w:rPr>
+        <w:t>&lt;</w:t>
+      </w:r>
+      <w:r>
+        <w:rPr>
+          <w:rFonts w:ascii="Consolas" w:eastAsia="Times New Roman" w:hAnsi="Consolas" w:cs="Times New Roman"/>
+          <w:color w:val="569CD6"/>
+          <w:kern w:val="0"/>
+          <w:sz w:val="13"/>
+          <w:szCs w:val="13"/>
+          <w:lang w:eastAsia="uk-UA"/>
+        </w:rPr>
+        <w:t>title</w:t>
+      </w:r>
+      <w:r>
+        <w:rPr>
+          <w:rFonts w:ascii="Consolas" w:eastAsia="Times New Roman" w:hAnsi="Consolas" w:cs="Times New Roman"/>
+          <w:color w:val="808080"/>
+          <w:kern w:val="0"/>
+          <w:sz w:val="13"/>
+          <w:szCs w:val="13"/>
+          <w:lang w:eastAsia="uk-UA"/>
+        </w:rPr>
+        <w:t>&gt;</w:t>
+      </w:r>
+      <w:r>
+        <w:rPr>
+          <w:rFonts w:ascii="Consolas" w:eastAsia="Times New Roman" w:hAnsi="Consolas" w:cs="Times New Roman"/>
+          <w:color w:val="CCCCCC"/>
+          <w:kern w:val="0"/>
+          <w:sz w:val="13"/>
+          <w:szCs w:val="13"/>
+          <w:lang w:eastAsia="uk-UA"/>
+        </w:rPr>
+        <w:t>Home</w:t>
+      </w:r>
+      <w:r>
+        <w:rPr>
+          <w:rFonts w:ascii="Consolas" w:eastAsia="Times New Roman" w:hAnsi="Consolas" w:cs="Times New Roman"/>
+          <w:color w:val="808080"/>
+          <w:kern w:val="0"/>
+          <w:sz w:val="13"/>
+          <w:szCs w:val="13"/>
+          <w:lang w:eastAsia="uk-UA"/>
+        </w:rPr>
+        <w:t>&lt;/</w:t>
+      </w:r>
+      <w:r>
+        <w:rPr>
+          <w:rFonts w:ascii="Consolas" w:eastAsia="Times New Roman" w:hAnsi="Consolas" w:cs="Times New Roman"/>
+          <w:color w:val="569CD6"/>
+          <w:kern w:val="0"/>
+          <w:sz w:val="13"/>
+          <w:szCs w:val="13"/>
+          <w:lang w:eastAsia="uk-UA"/>
+        </w:rPr>
+        <w:t>title</w:t>
+      </w:r>
+      <w:r>
+        <w:rPr>
+          <w:rFonts w:ascii="Consolas" w:eastAsia="Times New Roman" w:hAnsi="Consolas" w:cs="Times New Roman"/>
+          <w:color w:val="808080"/>
+          <w:kern w:val="0"/>
+          <w:sz w:val="13"/>
+          <w:szCs w:val="13"/>
+          <w:lang w:eastAsia="uk-UA"/>
+        </w:rPr>
+        <w:t>&gt;</w:t>
+      </w:r>
+    </w:p>
+    <w:p>
+      <w:pPr>
+        <w:shd w:val="clear" w:color="auto" w:fill="1F1F1F"/>
+        <w:spacing w:after="0" w:line="178" w:lineRule="atLeast"/>
+        <w:rPr>
+          <w:rFonts w:ascii="Consolas" w:eastAsia="Times New Roman" w:hAnsi="Consolas" w:cs="Times New Roman"/>
+          <w:color w:val="CCCCCC"/>
+          <w:kern w:val="0"/>
+          <w:sz w:val="13"/>
+          <w:szCs w:val="13"/>
+          <w:lang w:eastAsia="uk-UA"/>
+        </w:rPr>
+      </w:pPr>
+      <w:r>
+        <w:rPr>
+          <w:rFonts w:ascii="Consolas" w:eastAsia="Times New Roman" w:hAnsi="Consolas" w:cs="Times New Roman"/>
+          <w:color w:val="808080"/>
+          <w:kern w:val="0"/>
+          <w:sz w:val="13"/>
+          <w:szCs w:val="13"/>
+          <w:lang w:eastAsia="uk-UA"/>
+        </w:rPr>
+        <w:t>&lt;/</w:t>
+      </w:r>
+      <w:r>
+        <w:rPr>
+          <w:rFonts w:ascii="Consolas" w:eastAsia="Times New Roman" w:hAnsi="Consolas" w:cs="Times New Roman"/>
+          <w:color w:val="569CD6"/>
+          <w:kern w:val="0"/>
+          <w:sz w:val="13"/>
+          <w:szCs w:val="13"/>
+          <w:lang w:eastAsia="uk-UA"/>
+        </w:rPr>
+        <w:t>head</w:t>
+      </w:r>
+      <w:r>
+        <w:rPr>
+          <w:rFonts w:ascii="Consolas" w:eastAsia="Times New Roman" w:hAnsi="Consolas" w:cs="Times New Roman"/>
+          <w:color w:val="808080"/>
+          <w:kern w:val="0"/>
+          <w:sz w:val="13"/>
+          <w:szCs w:val="13"/>
+          <w:lang w:eastAsia="uk-UA"/>
+        </w:rPr>
+        <w:t>&gt;</w:t>
+      </w:r>
+    </w:p>
+    <w:p>
+      <w:pPr>
+        <w:shd w:val="clear" w:color="auto" w:fill="1F1F1F"/>
+        <w:spacing w:after="0" w:line="178" w:lineRule="atLeast"/>
+        <w:rPr>
+          <w:rFonts w:ascii="Consolas" w:eastAsia="Times New Roman" w:hAnsi="Consolas" w:cs="Times New Roman"/>
+          <w:color w:val="CCCCCC"/>
+          <w:kern w:val="0"/>
+          <w:sz w:val="13"/>
+          <w:szCs w:val="13"/>
+          <w:lang w:eastAsia="uk-UA"/>
+        </w:rPr>
+      </w:pPr>
+      <w:r>
+        <w:rPr>
+          <w:rFonts w:ascii="Consolas" w:eastAsia="Times New Roman" w:hAnsi="Consolas" w:cs="Times New Roman"/>
+          <w:color w:val="808080"/>
+          <w:kern w:val="0"/>
+          <w:sz w:val="13"/>
+          <w:szCs w:val="13"/>
+          <w:lang w:eastAsia="uk-UA"/>
+        </w:rPr>
+        <w:t>&lt;</w:t>
+      </w:r>
+      <w:r>
+        <w:rPr>
+          <w:rFonts w:ascii="Consolas" w:eastAsia="Times New Roman" w:hAnsi="Consolas" w:cs="Times New Roman"/>
+          <w:color w:val="569CD6"/>
+          <w:kern w:val="0"/>
+          <w:sz w:val="13"/>
+          <w:szCs w:val="13"/>
+          <w:lang w:eastAsia="uk-UA"/>
+        </w:rPr>
+        <w:t>body</w:t>
+      </w:r>
+      <w:r>
+        <w:rPr>
+          <w:rFonts w:ascii="Consolas" w:eastAsia="Times New Roman" w:hAnsi="Consolas" w:cs="Times New Roman"/>
+          <w:color w:val="808080"/>
+          <w:kern w:val="0"/>
+          <w:sz w:val="13"/>
+          <w:szCs w:val="13"/>
+          <w:lang w:eastAsia="uk-UA"/>
+        </w:rPr>
+        <w:t>&gt;</w:t>
+      </w:r>
+    </w:p>
+    <w:p>
+      <w:pPr>
+        <w:shd w:val="clear" w:color="auto" w:fill="1F1F1F"/>
+        <w:spacing w:after="0" w:line="178" w:lineRule="atLeast"/>
+        <w:rPr>
+          <w:rFonts w:ascii="Consolas" w:eastAsia="Times New Roman" w:hAnsi="Consolas" w:cs="Times New Roman"/>
+          <w:color w:val="CCCCCC"/>
+          <w:kern w:val="0"/>
+          <w:sz w:val="13"/>
+          <w:szCs w:val="13"/>
+          <w:lang w:eastAsia="uk-UA"/>
+        </w:rPr>
+      </w:pPr>
+    </w:p>
+    <w:p>
+      <w:pPr>
+        <w:shd w:val="clear" w:color="auto" w:fill="1F1F1F"/>
+        <w:spacing w:after="0" w:line="178" w:lineRule="atLeast"/>
+        <w:rPr>
+          <w:rFonts w:ascii="Consolas" w:eastAsia="Times New Roman" w:hAnsi="Consolas" w:cs="Times New Roman"/>
+          <w:color w:val="CCCCCC"/>
+          <w:kern w:val="0"/>
+          <w:sz w:val="13"/>
+          <w:szCs w:val="13"/>
+          <w:lang w:eastAsia="uk-UA"/>
+        </w:rPr>
+      </w:pPr>
+      <w:r>
+        <w:rPr>
+          <w:rFonts w:ascii="Consolas" w:eastAsia="Times New Roman" w:hAnsi="Consolas" w:cs="Times New Roman"/>
+          <w:color w:val="CCCCCC"/>
+          <w:kern w:val="0"/>
+          <w:sz w:val="13"/>
+          <w:szCs w:val="13"/>
+          <w:lang w:eastAsia="uk-UA"/>
+        </w:rPr>
+        <w:t xml:space="preserve">    </w:t>
+      </w:r>
+      <w:r>
+        <w:rPr>
+          <w:rFonts w:ascii="Consolas" w:eastAsia="Times New Roman" w:hAnsi="Consolas" w:cs="Times New Roman"/>
+          <w:color w:val="808080"/>
+          <w:kern w:val="0"/>
+          <w:sz w:val="13"/>
+          <w:szCs w:val="13"/>
+          <w:lang w:eastAsia="uk-UA"/>
+        </w:rPr>
+        <w:t>&lt;</w:t>
+      </w:r>
+      <w:r>
+        <w:rPr>
+          <w:rFonts w:ascii="Consolas" w:eastAsia="Times New Roman" w:hAnsi="Consolas" w:cs="Times New Roman"/>
+          <w:color w:val="569CD6"/>
+          <w:kern w:val="0"/>
+          <w:sz w:val="13"/>
+          <w:szCs w:val="13"/>
+          <w:lang w:eastAsia="uk-UA"/>
+        </w:rPr>
+        <w:t>header</w:t>
+      </w:r>
+      <w:r>
+        <w:rPr>
+          <w:rFonts w:ascii="Consolas" w:eastAsia="Times New Roman" w:hAnsi="Consolas" w:cs="Times New Roman"/>
+          <w:color w:val="808080"/>
+          <w:kern w:val="0"/>
+          <w:sz w:val="13"/>
+          <w:szCs w:val="13"/>
+          <w:lang w:eastAsia="uk-UA"/>
+        </w:rPr>
+        <w:t>&gt;</w:t>
+      </w:r>
+    </w:p>
+    <w:p>
+      <w:pPr>
+        <w:shd w:val="clear" w:color="auto" w:fill="1F1F1F"/>
+        <w:spacing w:after="0" w:line="178" w:lineRule="atLeast"/>
+        <w:rPr>
+          <w:rFonts w:ascii="Consolas" w:eastAsia="Times New Roman" w:hAnsi="Consolas" w:cs="Times New Roman"/>
+          <w:color w:val="CCCCCC"/>
+          <w:kern w:val="0"/>
+          <w:sz w:val="13"/>
+          <w:szCs w:val="13"/>
+          <w:lang w:eastAsia="uk-UA"/>
+        </w:rPr>
+      </w:pPr>
+      <w:r>
+        <w:rPr>
+          <w:rFonts w:ascii="Consolas" w:eastAsia="Times New Roman" w:hAnsi="Consolas" w:cs="Times New Roman"/>
+          <w:color w:val="CCCCCC"/>
+          <w:kern w:val="0"/>
+          <w:sz w:val="13"/>
+          <w:szCs w:val="13"/>
+          <w:lang w:eastAsia="uk-UA"/>
+        </w:rPr>
+        <w:t xml:space="preserve">        </w:t>
+      </w:r>
+      <w:r>
+        <w:rPr>
+          <w:rFonts w:ascii="Consolas" w:eastAsia="Times New Roman" w:hAnsi="Consolas" w:cs="Times New Roman"/>
+          <w:color w:val="808080"/>
+          <w:kern w:val="0"/>
+          <w:sz w:val="13"/>
+          <w:szCs w:val="13"/>
+          <w:lang w:eastAsia="uk-UA"/>
+        </w:rPr>
+        <w:t>&lt;</w:t>
+      </w:r>
+      <w:r>
+        <w:rPr>
+          <w:rFonts w:ascii="Consolas" w:eastAsia="Times New Roman" w:hAnsi="Consolas" w:cs="Times New Roman"/>
+          <w:color w:val="569CD6"/>
+          <w:kern w:val="0"/>
+          <w:sz w:val="13"/>
+          <w:szCs w:val="13"/>
+          <w:lang w:eastAsia="uk-UA"/>
+        </w:rPr>
+        <w:t>nav</w:t>
+      </w:r>
+      <w:r>
+        <w:rPr>
+          <w:rFonts w:ascii="Consolas" w:eastAsia="Times New Roman" w:hAnsi="Consolas" w:cs="Times New Roman"/>
+          <w:color w:val="CCCCCC"/>
+          <w:kern w:val="0"/>
+          <w:sz w:val="13"/>
+          <w:szCs w:val="13"/>
+          <w:lang w:eastAsia="uk-UA"/>
+        </w:rPr>
+        <w:t xml:space="preserve"> </w:t>
+      </w:r>
+      <w:r>
+        <w:rPr>
+          <w:rFonts w:ascii="Consolas" w:eastAsia="Times New Roman" w:hAnsi="Consolas" w:cs="Times New Roman"/>
+          <w:color w:val="9CDCFE"/>
+          <w:kern w:val="0"/>
+          <w:sz w:val="13"/>
+          <w:szCs w:val="13"/>
+          <w:lang w:eastAsia="uk-UA"/>
+        </w:rPr>
+        <w:t>class</w:t>
+      </w:r>
+      <w:r>
+        <w:rPr>
+          <w:rFonts w:ascii="Consolas" w:eastAsia="Times New Roman" w:hAnsi="Consolas" w:cs="Times New Roman"/>
+          <w:color w:val="CCCCCC"/>
+          <w:kern w:val="0"/>
+          <w:sz w:val="13"/>
+          <w:szCs w:val="13"/>
+          <w:lang w:eastAsia="uk-UA"/>
+        </w:rPr>
+        <w:t>=</w:t>
+      </w:r>
+      <w:r>
+        <w:rPr>
+          <w:rFonts w:ascii="Consolas" w:eastAsia="Times New Roman" w:hAnsi="Consolas" w:cs="Times New Roman"/>
+          <w:color w:val="CE9178"/>
+          <w:kern w:val="0"/>
+          <w:sz w:val="13"/>
+          <w:szCs w:val="13"/>
+          <w:lang w:eastAsia="uk-UA"/>
+        </w:rPr>
+        <w:t>"bg-slate-900 px-6 py-4 flex items-center justify-between"</w:t>
+      </w:r>
+      <w:r>
+        <w:rPr>
+          <w:rFonts w:ascii="Consolas" w:eastAsia="Times New Roman" w:hAnsi="Consolas" w:cs="Times New Roman"/>
+          <w:color w:val="808080"/>
+          <w:kern w:val="0"/>
+          <w:sz w:val="13"/>
+          <w:szCs w:val="13"/>
+          <w:lang w:eastAsia="uk-UA"/>
+        </w:rPr>
+        <w:t>&gt;</w:t>
+      </w:r>
+    </w:p>
+    <w:p>
+      <w:pPr>
+        <w:shd w:val="clear" w:color="auto" w:fill="1F1F1F"/>
+        <w:spacing w:after="0" w:line="178" w:lineRule="atLeast"/>
+        <w:rPr>
+          <w:rFonts w:ascii="Consolas" w:eastAsia="Times New Roman" w:hAnsi="Consolas" w:cs="Times New Roman"/>
+          <w:color w:val="CCCCCC"/>
+          <w:kern w:val="0"/>
+          <w:sz w:val="13"/>
+          <w:szCs w:val="13"/>
+          <w:lang w:eastAsia="uk-UA"/>
+        </w:rPr>
+      </w:pPr>
+      <w:r>
+        <w:rPr>
+          <w:rFonts w:ascii="Consolas" w:eastAsia="Times New Roman" w:hAnsi="Consolas" w:cs="Times New Roman"/>
+          <w:color w:val="CCCCCC"/>
+          <w:kern w:val="0"/>
+          <w:sz w:val="13"/>
+          <w:szCs w:val="13"/>
+          <w:lang w:eastAsia="uk-UA"/>
+        </w:rPr>
+        <w:t xml:space="preserve">            </w:t>
+      </w:r>
+      <w:r>
+        <w:rPr>
+          <w:rFonts w:ascii="Consolas" w:eastAsia="Times New Roman" w:hAnsi="Consolas" w:cs="Times New Roman"/>
+          <w:color w:val="6A9955"/>
+          <w:kern w:val="0"/>
+          <w:sz w:val="13"/>
+          <w:szCs w:val="13"/>
+          <w:lang w:eastAsia="uk-UA"/>
+        </w:rPr>
+        <w:t>&lt;!-- Лого --&gt;</w:t>
+      </w:r>
+    </w:p>
+    <w:p>
+      <w:pPr>
+        <w:shd w:val="clear" w:color="auto" w:fill="1F1F1F"/>
+        <w:spacing w:after="0" w:line="178" w:lineRule="atLeast"/>
+        <w:rPr>
+          <w:rFonts w:ascii="Consolas" w:eastAsia="Times New Roman" w:hAnsi="Consolas" w:cs="Times New Roman"/>
+          <w:color w:val="CCCCCC"/>
+          <w:kern w:val="0"/>
+          <w:sz w:val="13"/>
+          <w:szCs w:val="13"/>
+          <w:lang w:eastAsia="uk-UA"/>
+        </w:rPr>
+      </w:pPr>
+      <w:r>
+        <w:rPr>
+          <w:rFonts w:ascii="Consolas" w:eastAsia="Times New Roman" w:hAnsi="Consolas" w:cs="Times New Roman"/>
+          <w:color w:val="CCCCCC"/>
+          <w:kern w:val="0"/>
+          <w:sz w:val="13"/>
+          <w:szCs w:val="13"/>
+          <w:lang w:eastAsia="uk-UA"/>
+        </w:rPr>
+        <w:t xml:space="preserve">            </w:t>
+      </w:r>
+      <w:r>
+        <w:rPr>
+          <w:rFonts w:ascii="Consolas" w:eastAsia="Times New Roman" w:hAnsi="Consolas" w:cs="Times New Roman"/>
+          <w:color w:val="808080"/>
+          <w:kern w:val="0"/>
+          <w:sz w:val="13"/>
+          <w:szCs w:val="13"/>
+          <w:lang w:eastAsia="uk-UA"/>
+        </w:rPr>
+        <w:t>&lt;</w:t>
+      </w:r>
+      <w:r>
+        <w:rPr>
+          <w:rFonts w:ascii="Consolas" w:eastAsia="Times New Roman" w:hAnsi="Consolas" w:cs="Times New Roman"/>
+          <w:color w:val="569CD6"/>
+          <w:kern w:val="0"/>
+          <w:sz w:val="13"/>
+          <w:szCs w:val="13"/>
+          <w:lang w:eastAsia="uk-UA"/>
+        </w:rPr>
+        <w:t>div</w:t>
+      </w:r>
+      <w:r>
+        <w:rPr>
+          <w:rFonts w:ascii="Consolas" w:eastAsia="Times New Roman" w:hAnsi="Consolas" w:cs="Times New Roman"/>
+          <w:color w:val="CCCCCC"/>
+          <w:kern w:val="0"/>
+          <w:sz w:val="13"/>
+          <w:szCs w:val="13"/>
+          <w:lang w:eastAsia="uk-UA"/>
+        </w:rPr>
+        <w:t xml:space="preserve"> </w:t>
+      </w:r>
+      <w:r>
+        <w:rPr>
+          <w:rFonts w:ascii="Consolas" w:eastAsia="Times New Roman" w:hAnsi="Consolas" w:cs="Times New Roman"/>
+          <w:color w:val="9CDCFE"/>
+          <w:kern w:val="0"/>
+          <w:sz w:val="13"/>
+          <w:szCs w:val="13"/>
+          <w:lang w:eastAsia="uk-UA"/>
+        </w:rPr>
+        <w:t>class</w:t>
+      </w:r>
+      <w:r>
+        <w:rPr>
+          <w:rFonts w:ascii="Consolas" w:eastAsia="Times New Roman" w:hAnsi="Consolas" w:cs="Times New Roman"/>
+          <w:color w:val="CCCCCC"/>
+          <w:kern w:val="0"/>
+          <w:sz w:val="13"/>
+          <w:szCs w:val="13"/>
+          <w:lang w:eastAsia="uk-UA"/>
+        </w:rPr>
+        <w:t>=</w:t>
+      </w:r>
+      <w:r>
+        <w:rPr>
+          <w:rFonts w:ascii="Consolas" w:eastAsia="Times New Roman" w:hAnsi="Consolas" w:cs="Times New Roman"/>
+          <w:color w:val="CE9178"/>
+          <w:kern w:val="0"/>
+          <w:sz w:val="13"/>
+          <w:szCs w:val="13"/>
+          <w:lang w:eastAsia="uk-UA"/>
+        </w:rPr>
+        <w:t>"flex items-center gap-2"</w:t>
+      </w:r>
+      <w:r>
+        <w:rPr>
+          <w:rFonts w:ascii="Consolas" w:eastAsia="Times New Roman" w:hAnsi="Consolas" w:cs="Times New Roman"/>
+          <w:color w:val="808080"/>
+          <w:kern w:val="0"/>
+          <w:sz w:val="13"/>
+          <w:szCs w:val="13"/>
+          <w:lang w:eastAsia="uk-UA"/>
+        </w:rPr>
+        <w:t>&gt;</w:t>
+      </w:r>
+    </w:p>
+    <w:p>
+      <w:pPr>
+        <w:shd w:val="clear" w:color="auto" w:fill="1F1F1F"/>
+        <w:spacing w:after="0" w:line="178" w:lineRule="atLeast"/>
+        <w:rPr>
+          <w:rFonts w:ascii="Consolas" w:eastAsia="Times New Roman" w:hAnsi="Consolas" w:cs="Times New Roman"/>
+          <w:color w:val="CCCCCC"/>
+          <w:kern w:val="0"/>
+          <w:sz w:val="13"/>
+          <w:szCs w:val="13"/>
+          <w:lang w:eastAsia="uk-UA"/>
+        </w:rPr>
+      </w:pPr>
+      <w:r>
+        <w:rPr>
+          <w:rFonts w:ascii="Consolas" w:eastAsia="Times New Roman" w:hAnsi="Consolas" w:cs="Times New Roman"/>
+          <w:color w:val="CCCCCC"/>
+          <w:kern w:val="0"/>
+          <w:sz w:val="13"/>
+          <w:szCs w:val="13"/>
+          <w:lang w:eastAsia="uk-UA"/>
+        </w:rPr>
+        <w:t xml:space="preserve">                </w:t>
+      </w:r>
+      <w:r>
+        <w:rPr>
+          <w:rFonts w:ascii="Consolas" w:eastAsia="Times New Roman" w:hAnsi="Consolas" w:cs="Times New Roman"/>
+          <w:color w:val="808080"/>
+          <w:kern w:val="0"/>
+          <w:sz w:val="13"/>
+          <w:szCs w:val="13"/>
+          <w:lang w:eastAsia="uk-UA"/>
+        </w:rPr>
+        <w:t>&lt;</w:t>
+      </w:r>
+      <w:r>
+        <w:rPr>
+          <w:rFonts w:ascii="Consolas" w:eastAsia="Times New Roman" w:hAnsi="Consolas" w:cs="Times New Roman"/>
+          <w:color w:val="569CD6"/>
+          <w:kern w:val="0"/>
+          <w:sz w:val="13"/>
+          <w:szCs w:val="13"/>
+          <w:lang w:eastAsia="uk-UA"/>
+        </w:rPr>
+        <w:t>div</w:t>
+      </w:r>
+      <w:r>
+        <w:rPr>
+          <w:rFonts w:ascii="Consolas" w:eastAsia="Times New Roman" w:hAnsi="Consolas" w:cs="Times New Roman"/>
+          <w:color w:val="CCCCCC"/>
+          <w:kern w:val="0"/>
+          <w:sz w:val="13"/>
+          <w:szCs w:val="13"/>
+          <w:lang w:eastAsia="uk-UA"/>
+        </w:rPr>
+        <w:t xml:space="preserve"> </w:t>
+      </w:r>
+      <w:r>
+        <w:rPr>
+          <w:rFonts w:ascii="Consolas" w:eastAsia="Times New Roman" w:hAnsi="Consolas" w:cs="Times New Roman"/>
+          <w:color w:val="9CDCFE"/>
+          <w:kern w:val="0"/>
+          <w:sz w:val="13"/>
+          <w:szCs w:val="13"/>
+          <w:lang w:eastAsia="uk-UA"/>
+        </w:rPr>
+        <w:t>class</w:t>
+      </w:r>
+      <w:r>
+        <w:rPr>
+          <w:rFonts w:ascii="Consolas" w:eastAsia="Times New Roman" w:hAnsi="Consolas" w:cs="Times New Roman"/>
+          <w:color w:val="CCCCCC"/>
+          <w:kern w:val="0"/>
+          <w:sz w:val="13"/>
+          <w:szCs w:val="13"/>
+          <w:lang w:eastAsia="uk-UA"/>
+        </w:rPr>
+        <w:t>=</w:t>
+      </w:r>
+      <w:r>
+        <w:rPr>
+          <w:rFonts w:ascii="Consolas" w:eastAsia="Times New Roman" w:hAnsi="Consolas" w:cs="Times New Roman"/>
+          <w:color w:val="CE9178"/>
+          <w:kern w:val="0"/>
+          <w:sz w:val="13"/>
+          <w:szCs w:val="13"/>
+          <w:lang w:eastAsia="uk-UA"/>
+        </w:rPr>
+        <w:t>"w-8 h-8 bg-indigo-500 rounded-lg flex items-center justify-center"</w:t>
+      </w:r>
+      <w:r>
+        <w:rPr>
+          <w:rFonts w:ascii="Consolas" w:eastAsia="Times New Roman" w:hAnsi="Consolas" w:cs="Times New Roman"/>
+          <w:color w:val="808080"/>
+          <w:kern w:val="0"/>
+          <w:sz w:val="13"/>
+          <w:szCs w:val="13"/>
+          <w:lang w:eastAsia="uk-UA"/>
+        </w:rPr>
+        <w:t>&gt;</w:t>
+      </w:r>
+    </w:p>
+    <w:p>
+      <w:pPr>
+        <w:shd w:val="clear" w:color="auto" w:fill="1F1F1F"/>
+        <w:spacing w:after="0" w:line="178" w:lineRule="atLeast"/>
+        <w:rPr>
+          <w:rFonts w:ascii="Consolas" w:eastAsia="Times New Roman" w:hAnsi="Consolas" w:cs="Times New Roman"/>
+          <w:color w:val="CCCCCC"/>
+          <w:kern w:val="0"/>
+          <w:sz w:val="13"/>
+          <w:szCs w:val="13"/>
+          <w:lang w:eastAsia="uk-UA"/>
+        </w:rPr>
+      </w:pPr>
+      <w:r>
+        <w:rPr>
+          <w:rFonts w:ascii="Consolas" w:eastAsia="Times New Roman" w:hAnsi="Consolas" w:cs="Times New Roman"/>
+          <w:color w:val="CCCCCC"/>
+          <w:kern w:val="0"/>
+          <w:sz w:val="13"/>
+          <w:szCs w:val="13"/>
+          <w:lang w:eastAsia="uk-UA"/>
+        </w:rPr>
+        <w:t xml:space="preserve">                    </w:t>
+      </w:r>
+      <w:r>
+        <w:rPr>
+          <w:rFonts w:ascii="Consolas" w:eastAsia="Times New Roman" w:hAnsi="Consolas" w:cs="Times New Roman"/>
+          <w:color w:val="808080"/>
+          <w:kern w:val="0"/>
+          <w:sz w:val="13"/>
+          <w:szCs w:val="13"/>
+          <w:lang w:eastAsia="uk-UA"/>
+        </w:rPr>
+        <w:t>&lt;</w:t>
+      </w:r>
+      <w:r>
+        <w:rPr>
+          <w:rFonts w:ascii="Consolas" w:eastAsia="Times New Roman" w:hAnsi="Consolas" w:cs="Times New Roman"/>
+          <w:color w:val="569CD6"/>
+          <w:kern w:val="0"/>
+          <w:sz w:val="13"/>
+          <w:szCs w:val="13"/>
+          <w:lang w:eastAsia="uk-UA"/>
+        </w:rPr>
+        <w:t>svg</w:t>
+      </w:r>
+      <w:r>
+        <w:rPr>
+          <w:rFonts w:ascii="Consolas" w:eastAsia="Times New Roman" w:hAnsi="Consolas" w:cs="Times New Roman"/>
+          <w:color w:val="CCCCCC"/>
+          <w:kern w:val="0"/>
+          <w:sz w:val="13"/>
+          <w:szCs w:val="13"/>
+          <w:lang w:eastAsia="uk-UA"/>
+        </w:rPr>
+        <w:t xml:space="preserve"> </w:t>
+      </w:r>
+      <w:r>
+        <w:rPr>
+          <w:rFonts w:ascii="Consolas" w:eastAsia="Times New Roman" w:hAnsi="Consolas" w:cs="Times New Roman"/>
+          <w:color w:val="9CDCFE"/>
+          <w:kern w:val="0"/>
+          <w:sz w:val="13"/>
+          <w:szCs w:val="13"/>
+          <w:lang w:eastAsia="uk-UA"/>
+        </w:rPr>
+        <w:t>class</w:t>
+      </w:r>
+      <w:r>
+        <w:rPr>
+          <w:rFonts w:ascii="Consolas" w:eastAsia="Times New Roman" w:hAnsi="Consolas" w:cs="Times New Roman"/>
+          <w:color w:val="CCCCCC"/>
+          <w:kern w:val="0"/>
+          <w:sz w:val="13"/>
+          <w:szCs w:val="13"/>
+          <w:lang w:eastAsia="uk-UA"/>
+        </w:rPr>
+        <w:t>=</w:t>
+      </w:r>
+      <w:r>
+        <w:rPr>
+          <w:rFonts w:ascii="Consolas" w:eastAsia="Times New Roman" w:hAnsi="Consolas" w:cs="Times New Roman"/>
+          <w:color w:val="CE9178"/>
+          <w:kern w:val="0"/>
+          <w:sz w:val="13"/>
+          <w:szCs w:val="13"/>
+          <w:lang w:eastAsia="uk-UA"/>
+        </w:rPr>
+        <w:t>"w-5 h-5 text-white"</w:t>
+      </w:r>
+      <w:r>
+        <w:rPr>
+          <w:rFonts w:ascii="Consolas" w:eastAsia="Times New Roman" w:hAnsi="Consolas" w:cs="Times New Roman"/>
+          <w:color w:val="CCCCCC"/>
+          <w:kern w:val="0"/>
+          <w:sz w:val="13"/>
+          <w:szCs w:val="13"/>
+          <w:lang w:eastAsia="uk-UA"/>
+        </w:rPr>
+        <w:t xml:space="preserve"> </w:t>
+      </w:r>
+      <w:r>
+        <w:rPr>
+          <w:rFonts w:ascii="Consolas" w:eastAsia="Times New Roman" w:hAnsi="Consolas" w:cs="Times New Roman"/>
+          <w:color w:val="9CDCFE"/>
+          <w:kern w:val="0"/>
+          <w:sz w:val="13"/>
+          <w:szCs w:val="13"/>
+          <w:lang w:eastAsia="uk-UA"/>
+        </w:rPr>
+        <w:t>...</w:t>
+      </w:r>
+      <w:r>
+        <w:rPr>
+          <w:rFonts w:ascii="Consolas" w:eastAsia="Times New Roman" w:hAnsi="Consolas" w:cs="Times New Roman"/>
+          <w:color w:val="808080"/>
+          <w:kern w:val="0"/>
+          <w:sz w:val="13"/>
+          <w:szCs w:val="13"/>
+          <w:lang w:eastAsia="uk-UA"/>
+        </w:rPr>
+        <w:t>&gt;</w:t>
+      </w:r>
+      <w:r>
+        <w:rPr>
+          <w:rFonts w:ascii="Consolas" w:eastAsia="Times New Roman" w:hAnsi="Consolas" w:cs="Times New Roman"/>
+          <w:color w:val="CCCCCC"/>
+          <w:kern w:val="0"/>
+          <w:sz w:val="13"/>
+          <w:szCs w:val="13"/>
+          <w:lang w:eastAsia="uk-UA"/>
+        </w:rPr>
+        <w:t>...</w:t>
+      </w:r>
+      <w:r>
+        <w:rPr>
+          <w:rFonts w:ascii="Consolas" w:eastAsia="Times New Roman" w:hAnsi="Consolas" w:cs="Times New Roman"/>
+          <w:color w:val="808080"/>
+          <w:kern w:val="0"/>
+          <w:sz w:val="13"/>
+          <w:szCs w:val="13"/>
+          <w:lang w:eastAsia="uk-UA"/>
+        </w:rPr>
+        <w:t>&lt;/</w:t>
+      </w:r>
+      <w:r>
+        <w:rPr>
+          <w:rFonts w:ascii="Consolas" w:eastAsia="Times New Roman" w:hAnsi="Consolas" w:cs="Times New Roman"/>
+          <w:color w:val="569CD6"/>
+          <w:kern w:val="0"/>
+          <w:sz w:val="13"/>
+          <w:szCs w:val="13"/>
+          <w:lang w:eastAsia="uk-UA"/>
+        </w:rPr>
+        <w:t>svg</w:t>
+      </w:r>
+      <w:r>
+        <w:rPr>
+          <w:rFonts w:ascii="Consolas" w:eastAsia="Times New Roman" w:hAnsi="Consolas" w:cs="Times New Roman"/>
+          <w:color w:val="808080"/>
+          <w:kern w:val="0"/>
+          <w:sz w:val="13"/>
+          <w:szCs w:val="13"/>
+          <w:lang w:eastAsia="uk-UA"/>
+        </w:rPr>
+        <w:t>&gt;</w:t>
+      </w:r>
+    </w:p>
+    <w:p>
+      <w:pPr>
+        <w:shd w:val="clear" w:color="auto" w:fill="1F1F1F"/>
+        <w:spacing w:after="0" w:line="178" w:lineRule="atLeast"/>
+        <w:rPr>
+          <w:rFonts w:ascii="Consolas" w:eastAsia="Times New Roman" w:hAnsi="Consolas" w:cs="Times New Roman"/>
+          <w:color w:val="CCCCCC"/>
+          <w:kern w:val="0"/>
+          <w:sz w:val="13"/>
+          <w:szCs w:val="13"/>
+          <w:lang w:eastAsia="uk-UA"/>
+        </w:rPr>
+      </w:pPr>
+      <w:r>
+        <w:rPr>
+          <w:rFonts w:ascii="Consolas" w:eastAsia="Times New Roman" w:hAnsi="Consolas" w:cs="Times New Roman"/>
+          <w:color w:val="CCCCCC"/>
+          <w:kern w:val="0"/>
+          <w:sz w:val="13"/>
+          <w:szCs w:val="13"/>
+          <w:lang w:eastAsia="uk-UA"/>
+        </w:rPr>
+        <w:t xml:space="preserve">                </w:t>
+      </w:r>
+      <w:r>
+        <w:rPr>
+          <w:rFonts w:ascii="Consolas" w:eastAsia="Times New Roman" w:hAnsi="Consolas" w:cs="Times New Roman"/>
+          <w:color w:val="808080"/>
+          <w:kern w:val="0"/>
+          <w:sz w:val="13"/>
+          <w:szCs w:val="13"/>
+          <w:lang w:eastAsia="uk-UA"/>
+        </w:rPr>
+        <w:t>&lt;/</w:t>
+      </w:r>
+      <w:r>
+        <w:rPr>
+          <w:rFonts w:ascii="Consolas" w:eastAsia="Times New Roman" w:hAnsi="Consolas" w:cs="Times New Roman"/>
+          <w:color w:val="569CD6"/>
+          <w:kern w:val="0"/>
+          <w:sz w:val="13"/>
+          <w:szCs w:val="13"/>
+          <w:lang w:eastAsia="uk-UA"/>
+        </w:rPr>
+        <w:t>div</w:t>
+      </w:r>
+      <w:r>
+        <w:rPr>
+          <w:rFonts w:ascii="Consolas" w:eastAsia="Times New Roman" w:hAnsi="Consolas" w:cs="Times New Roman"/>
+          <w:color w:val="808080"/>
+          <w:kern w:val="0"/>
+          <w:sz w:val="13"/>
+          <w:szCs w:val="13"/>
+          <w:lang w:eastAsia="uk-UA"/>
+        </w:rPr>
+        <w:t>&gt;</w:t>
+      </w:r>
+    </w:p>
+    <w:p>
+      <w:pPr>
+        <w:shd w:val="clear" w:color="auto" w:fill="1F1F1F"/>
+        <w:spacing w:after="0" w:line="178" w:lineRule="atLeast"/>
+        <w:rPr>
+          <w:rFonts w:ascii="Consolas" w:eastAsia="Times New Roman" w:hAnsi="Consolas" w:cs="Times New Roman"/>
+          <w:color w:val="CCCCCC"/>
+          <w:kern w:val="0"/>
+          <w:sz w:val="13"/>
+          <w:szCs w:val="13"/>
+          <w:lang w:eastAsia="uk-UA"/>
+        </w:rPr>
+      </w:pPr>
+      <w:r>
+        <w:rPr>
+          <w:rFonts w:ascii="Consolas" w:eastAsia="Times New Roman" w:hAnsi="Consolas" w:cs="Times New Roman"/>
+          <w:color w:val="CCCCCC"/>
+          <w:kern w:val="0"/>
+          <w:sz w:val="13"/>
+          <w:szCs w:val="13"/>
+          <w:lang w:eastAsia="uk-UA"/>
+        </w:rPr>
+        <w:t xml:space="preserve">                </w:t>
+      </w:r>
+      <w:r>
+        <w:rPr>
+          <w:rFonts w:ascii="Consolas" w:eastAsia="Times New Roman" w:hAnsi="Consolas" w:cs="Times New Roman"/>
+          <w:color w:val="808080"/>
+          <w:kern w:val="0"/>
+          <w:sz w:val="13"/>
+          <w:szCs w:val="13"/>
+          <w:lang w:eastAsia="uk-UA"/>
+        </w:rPr>
+        <w:t>&lt;</w:t>
+      </w:r>
+      <w:r>
+        <w:rPr>
+          <w:rFonts w:ascii="Consolas" w:eastAsia="Times New Roman" w:hAnsi="Consolas" w:cs="Times New Roman"/>
+          <w:color w:val="569CD6"/>
+          <w:kern w:val="0"/>
+          <w:sz w:val="13"/>
+          <w:szCs w:val="13"/>
+          <w:lang w:eastAsia="uk-UA"/>
+        </w:rPr>
+        <w:t>span</w:t>
+      </w:r>
+      <w:r>
+        <w:rPr>
+          <w:rFonts w:ascii="Consolas" w:eastAsia="Times New Roman" w:hAnsi="Consolas" w:cs="Times New Roman"/>
+          <w:color w:val="CCCCCC"/>
+          <w:kern w:val="0"/>
+          <w:sz w:val="13"/>
+          <w:szCs w:val="13"/>
+          <w:lang w:eastAsia="uk-UA"/>
+        </w:rPr>
+        <w:t xml:space="preserve"> </w:t>
+      </w:r>
+      <w:r>
+        <w:rPr>
+          <w:rFonts w:ascii="Consolas" w:eastAsia="Times New Roman" w:hAnsi="Consolas" w:cs="Times New Roman"/>
+          <w:color w:val="9CDCFE"/>
+          <w:kern w:val="0"/>
+          <w:sz w:val="13"/>
+          <w:szCs w:val="13"/>
+          <w:lang w:eastAsia="uk-UA"/>
+        </w:rPr>
+        <w:t>class</w:t>
+      </w:r>
+      <w:r>
+        <w:rPr>
+          <w:rFonts w:ascii="Consolas" w:eastAsia="Times New Roman" w:hAnsi="Consolas" w:cs="Times New Roman"/>
+          <w:color w:val="CCCCCC"/>
+          <w:kern w:val="0"/>
+          <w:sz w:val="13"/>
+          <w:szCs w:val="13"/>
+          <w:lang w:eastAsia="uk-UA"/>
+        </w:rPr>
+        <w:t>=</w:t>
+      </w:r>
+      <w:r>
+        <w:rPr>
+          <w:rFonts w:ascii="Consolas" w:eastAsia="Times New Roman" w:hAnsi="Consolas" w:cs="Times New Roman"/>
+          <w:color w:val="CE9178"/>
+          <w:kern w:val="0"/>
+          <w:sz w:val="13"/>
+          <w:szCs w:val="13"/>
+          <w:lang w:eastAsia="uk-UA"/>
+        </w:rPr>
+        <w:t>"text-white font-medium text-lg"</w:t>
+      </w:r>
+      <w:r>
+        <w:rPr>
+          <w:rFonts w:ascii="Consolas" w:eastAsia="Times New Roman" w:hAnsi="Consolas" w:cs="Times New Roman"/>
+          <w:color w:val="808080"/>
+          <w:kern w:val="0"/>
+          <w:sz w:val="13"/>
+          <w:szCs w:val="13"/>
+          <w:lang w:eastAsia="uk-UA"/>
+        </w:rPr>
+        <w:t>&gt;</w:t>
+      </w:r>
+      <w:r>
+        <w:rPr>
+          <w:rFonts w:ascii="Consolas" w:eastAsia="Times New Roman" w:hAnsi="Consolas" w:cs="Times New Roman"/>
+          <w:color w:val="CCCCCC"/>
+          <w:kern w:val="0"/>
+          <w:sz w:val="13"/>
+          <w:szCs w:val="13"/>
+          <w:lang w:eastAsia="uk-UA"/>
+        </w:rPr>
+        <w:t>MyBrand</w:t>
+      </w:r>
+      <w:r>
+        <w:rPr>
+          <w:rFonts w:ascii="Consolas" w:eastAsia="Times New Roman" w:hAnsi="Consolas" w:cs="Times New Roman"/>
+          <w:color w:val="808080"/>
+          <w:kern w:val="0"/>
+          <w:sz w:val="13"/>
+          <w:szCs w:val="13"/>
+          <w:lang w:eastAsia="uk-UA"/>
+        </w:rPr>
+        <w:t>&lt;/</w:t>
+      </w:r>
+      <w:r>
+        <w:rPr>
+          <w:rFonts w:ascii="Consolas" w:eastAsia="Times New Roman" w:hAnsi="Consolas" w:cs="Times New Roman"/>
+          <w:color w:val="569CD6"/>
+          <w:kern w:val="0"/>
+          <w:sz w:val="13"/>
+          <w:szCs w:val="13"/>
+          <w:lang w:eastAsia="uk-UA"/>
+        </w:rPr>
+        <w:t>span</w:t>
+      </w:r>
+      <w:r>
+        <w:rPr>
+          <w:rFonts w:ascii="Consolas" w:eastAsia="Times New Roman" w:hAnsi="Consolas" w:cs="Times New Roman"/>
+          <w:color w:val="808080"/>
+          <w:kern w:val="0"/>
+          <w:sz w:val="13"/>
+          <w:szCs w:val="13"/>
+          <w:lang w:eastAsia="uk-UA"/>
+        </w:rPr>
+        <w:t>&gt;</w:t>
+      </w:r>
+    </w:p>
+    <w:p>
+      <w:pPr>
+        <w:shd w:val="clear" w:color="auto" w:fill="1F1F1F"/>
+        <w:spacing w:after="0" w:line="178" w:lineRule="atLeast"/>
+        <w:rPr>
+          <w:rFonts w:ascii="Consolas" w:eastAsia="Times New Roman" w:hAnsi="Consolas" w:cs="Times New Roman"/>
+          <w:color w:val="CCCCCC"/>
+          <w:kern w:val="0"/>
+          <w:sz w:val="13"/>
+          <w:szCs w:val="13"/>
+          <w:lang w:eastAsia="uk-UA"/>
+        </w:rPr>
+      </w:pPr>
+      <w:r>
+        <w:rPr>
+          <w:rFonts w:ascii="Consolas" w:eastAsia="Times New Roman" w:hAnsi="Consolas" w:cs="Times New Roman"/>
+          <w:color w:val="CCCCCC"/>
+          <w:kern w:val="0"/>
+          <w:sz w:val="13"/>
+          <w:szCs w:val="13"/>
+          <w:lang w:eastAsia="uk-UA"/>
+        </w:rPr>
+        <w:t xml:space="preserve">            </w:t>
+      </w:r>
+      <w:r>
+        <w:rPr>
+          <w:rFonts w:ascii="Consolas" w:eastAsia="Times New Roman" w:hAnsi="Consolas" w:cs="Times New Roman"/>
+          <w:color w:val="808080"/>
+          <w:kern w:val="0"/>
+          <w:sz w:val="13"/>
+          <w:szCs w:val="13"/>
+          <w:lang w:eastAsia="uk-UA"/>
+        </w:rPr>
+        <w:t>&lt;/</w:t>
+      </w:r>
+      <w:r>
+        <w:rPr>
+          <w:rFonts w:ascii="Consolas" w:eastAsia="Times New Roman" w:hAnsi="Consolas" w:cs="Times New Roman"/>
+          <w:color w:val="569CD6"/>
+          <w:kern w:val="0"/>
+          <w:sz w:val="13"/>
+          <w:szCs w:val="13"/>
+          <w:lang w:eastAsia="uk-UA"/>
+        </w:rPr>
+        <w:t>div</w:t>
+      </w:r>
+      <w:r>
+        <w:rPr>
+          <w:rFonts w:ascii="Consolas" w:eastAsia="Times New Roman" w:hAnsi="Consolas" w:cs="Times New Roman"/>
+          <w:color w:val="808080"/>
+          <w:kern w:val="0"/>
+          <w:sz w:val="13"/>
+          <w:szCs w:val="13"/>
+          <w:lang w:eastAsia="uk-UA"/>
+        </w:rPr>
+        <w:t>&gt;</w:t>
+      </w:r>
+    </w:p>
+    <w:p>
+      <w:pPr>
+        <w:shd w:val="clear" w:color="auto" w:fill="1F1F1F"/>
+        <w:spacing w:after="0" w:line="178" w:lineRule="atLeast"/>
+        <w:rPr>
+          <w:rFonts w:ascii="Consolas" w:eastAsia="Times New Roman" w:hAnsi="Consolas" w:cs="Times New Roman"/>
+          <w:color w:val="CCCCCC"/>
+          <w:kern w:val="0"/>
+          <w:sz w:val="13"/>
+          <w:szCs w:val="13"/>
+          <w:lang w:eastAsia="uk-UA"/>
+        </w:rPr>
+      </w:pPr>
+    </w:p>
+    <w:p>
+      <w:pPr>
+        <w:shd w:val="clear" w:color="auto" w:fill="1F1F1F"/>
+        <w:spacing w:after="0" w:line="178" w:lineRule="atLeast"/>
+        <w:rPr>
+          <w:rFonts w:ascii="Consolas" w:eastAsia="Times New Roman" w:hAnsi="Consolas" w:cs="Times New Roman"/>
+          <w:color w:val="CCCCCC"/>
+          <w:kern w:val="0"/>
+          <w:sz w:val="13"/>
+          <w:szCs w:val="13"/>
+          <w:lang w:eastAsia="uk-UA"/>
+        </w:rPr>
+      </w:pPr>
+      <w:r>
+        <w:rPr>
+          <w:rFonts w:ascii="Consolas" w:eastAsia="Times New Roman" w:hAnsi="Consolas" w:cs="Times New Roman"/>
+          <w:color w:val="CCCCCC"/>
+          <w:kern w:val="0"/>
+          <w:sz w:val="13"/>
+          <w:szCs w:val="13"/>
+          <w:lang w:eastAsia="uk-UA"/>
+        </w:rPr>
+        <w:t xml:space="preserve">            </w:t>
+      </w:r>
+      <w:r>
+        <w:rPr>
+          <w:rFonts w:ascii="Consolas" w:eastAsia="Times New Roman" w:hAnsi="Consolas" w:cs="Times New Roman"/>
+          <w:color w:val="6A9955"/>
+          <w:kern w:val="0"/>
+          <w:sz w:val="13"/>
+          <w:szCs w:val="13"/>
+          <w:lang w:eastAsia="uk-UA"/>
+        </w:rPr>
+        <w:t>&lt;!-- Навігаційні посилання --&gt;</w:t>
+      </w:r>
+    </w:p>
+    <w:p>
+      <w:pPr>
+        <w:shd w:val="clear" w:color="auto" w:fill="1F1F1F"/>
+        <w:spacing w:after="0" w:line="178" w:lineRule="atLeast"/>
+        <w:rPr>
+          <w:rFonts w:ascii="Consolas" w:eastAsia="Times New Roman" w:hAnsi="Consolas" w:cs="Times New Roman"/>
+          <w:color w:val="CCCCCC"/>
+          <w:kern w:val="0"/>
+          <w:sz w:val="13"/>
+          <w:szCs w:val="13"/>
+          <w:lang w:eastAsia="uk-UA"/>
+        </w:rPr>
+      </w:pPr>
+      <w:r>
+        <w:rPr>
+          <w:rFonts w:ascii="Consolas" w:eastAsia="Times New Roman" w:hAnsi="Consolas" w:cs="Times New Roman"/>
+          <w:color w:val="CCCCCC"/>
+          <w:kern w:val="0"/>
+          <w:sz w:val="13"/>
+          <w:szCs w:val="13"/>
+          <w:lang w:eastAsia="uk-UA"/>
+        </w:rPr>
+        <w:t xml:space="preserve">            </w:t>
+      </w:r>
+      <w:r>
+        <w:rPr>
+          <w:rFonts w:ascii="Consolas" w:eastAsia="Times New Roman" w:hAnsi="Consolas" w:cs="Times New Roman"/>
+          <w:color w:val="808080"/>
+          <w:kern w:val="0"/>
+          <w:sz w:val="13"/>
+          <w:szCs w:val="13"/>
+          <w:lang w:eastAsia="uk-UA"/>
+        </w:rPr>
+        <w:t>&lt;</w:t>
+      </w:r>
+      <w:r>
+        <w:rPr>
+          <w:rFonts w:ascii="Consolas" w:eastAsia="Times New Roman" w:hAnsi="Consolas" w:cs="Times New Roman"/>
+          <w:color w:val="569CD6"/>
+          <w:kern w:val="0"/>
+          <w:sz w:val="13"/>
+          <w:szCs w:val="13"/>
+          <w:lang w:eastAsia="uk-UA"/>
+        </w:rPr>
+        <w:t>div</w:t>
+      </w:r>
+      <w:r>
+        <w:rPr>
+          <w:rFonts w:ascii="Consolas" w:eastAsia="Times New Roman" w:hAnsi="Consolas" w:cs="Times New Roman"/>
+          <w:color w:val="CCCCCC"/>
+          <w:kern w:val="0"/>
+          <w:sz w:val="13"/>
+          <w:szCs w:val="13"/>
+          <w:lang w:eastAsia="uk-UA"/>
+        </w:rPr>
+        <w:t xml:space="preserve"> </w:t>
+      </w:r>
+      <w:r>
+        <w:rPr>
+          <w:rFonts w:ascii="Consolas" w:eastAsia="Times New Roman" w:hAnsi="Consolas" w:cs="Times New Roman"/>
+          <w:color w:val="9CDCFE"/>
+          <w:kern w:val="0"/>
+          <w:sz w:val="13"/>
+          <w:szCs w:val="13"/>
+          <w:lang w:eastAsia="uk-UA"/>
+        </w:rPr>
+        <w:t>class</w:t>
+      </w:r>
+      <w:r>
+        <w:rPr>
+          <w:rFonts w:ascii="Consolas" w:eastAsia="Times New Roman" w:hAnsi="Consolas" w:cs="Times New Roman"/>
+          <w:color w:val="CCCCCC"/>
+          <w:kern w:val="0"/>
+          <w:sz w:val="13"/>
+          <w:szCs w:val="13"/>
+          <w:lang w:eastAsia="uk-UA"/>
+        </w:rPr>
+        <w:t>=</w:t>
+      </w:r>
+      <w:r>
+        <w:rPr>
+          <w:rFonts w:ascii="Consolas" w:eastAsia="Times New Roman" w:hAnsi="Consolas" w:cs="Times New Roman"/>
+          <w:color w:val="CE9178"/>
+          <w:kern w:val="0"/>
+          <w:sz w:val="13"/>
+          <w:szCs w:val="13"/>
+          <w:lang w:eastAsia="uk-UA"/>
+        </w:rPr>
+        <w:t>"hidden md:flex items-center gap-1"</w:t>
+      </w:r>
+      <w:r>
+        <w:rPr>
+          <w:rFonts w:ascii="Consolas" w:eastAsia="Times New Roman" w:hAnsi="Consolas" w:cs="Times New Roman"/>
+          <w:color w:val="808080"/>
+          <w:kern w:val="0"/>
+          <w:sz w:val="13"/>
+          <w:szCs w:val="13"/>
+          <w:lang w:eastAsia="uk-UA"/>
+        </w:rPr>
+        <w:t>&gt;</w:t>
+      </w:r>
+    </w:p>
+    <w:p>
+      <w:pPr>
+        <w:shd w:val="clear" w:color="auto" w:fill="1F1F1F"/>
+        <w:spacing w:after="0" w:line="178" w:lineRule="atLeast"/>
+        <w:rPr>
+          <w:rFonts w:ascii="Consolas" w:eastAsia="Times New Roman" w:hAnsi="Consolas" w:cs="Times New Roman"/>
+          <w:color w:val="CCCCCC"/>
+          <w:kern w:val="0"/>
+          <w:sz w:val="13"/>
+          <w:szCs w:val="13"/>
+          <w:lang w:eastAsia="uk-UA"/>
+        </w:rPr>
+      </w:pPr>
+      <w:r>
+        <w:rPr>
+          <w:rFonts w:ascii="Consolas" w:eastAsia="Times New Roman" w:hAnsi="Consolas" w:cs="Times New Roman"/>
+          <w:color w:val="CCCCCC"/>
+          <w:kern w:val="0"/>
+          <w:sz w:val="13"/>
+          <w:szCs w:val="13"/>
+          <w:lang w:eastAsia="uk-UA"/>
+        </w:rPr>
+        <w:t xml:space="preserve">                </w:t>
+      </w:r>
+      <w:r>
+        <w:rPr>
+          <w:rFonts w:ascii="Consolas" w:eastAsia="Times New Roman" w:hAnsi="Consolas" w:cs="Times New Roman"/>
+          <w:color w:val="808080"/>
+          <w:kern w:val="0"/>
+          <w:sz w:val="13"/>
+          <w:szCs w:val="13"/>
+          <w:lang w:eastAsia="uk-UA"/>
+        </w:rPr>
+        <w:t>&lt;</w:t>
+      </w:r>
+      <w:r>
+        <w:rPr>
+          <w:rFonts w:ascii="Consolas" w:eastAsia="Times New Roman" w:hAnsi="Consolas" w:cs="Times New Roman"/>
+          <w:color w:val="569CD6"/>
+          <w:kern w:val="0"/>
+          <w:sz w:val="13"/>
+          <w:szCs w:val="13"/>
+          <w:lang w:eastAsia="uk-UA"/>
+        </w:rPr>
+        <w:t>a</w:t>
+      </w:r>
+      <w:r>
+        <w:rPr>
+          <w:rFonts w:ascii="Consolas" w:eastAsia="Times New Roman" w:hAnsi="Consolas" w:cs="Times New Roman"/>
+          <w:color w:val="CCCCCC"/>
+          <w:kern w:val="0"/>
+          <w:sz w:val="13"/>
+          <w:szCs w:val="13"/>
+          <w:lang w:eastAsia="uk-UA"/>
+        </w:rPr>
+        <w:t xml:space="preserve"> </w:t>
+      </w:r>
+      <w:r>
+        <w:rPr>
+          <w:rFonts w:ascii="Consolas" w:eastAsia="Times New Roman" w:hAnsi="Consolas" w:cs="Times New Roman"/>
+          <w:color w:val="9CDCFE"/>
+          <w:kern w:val="0"/>
+          <w:sz w:val="13"/>
+          <w:szCs w:val="13"/>
+          <w:lang w:eastAsia="uk-UA"/>
+        </w:rPr>
+        <w:t>href</w:t>
+      </w:r>
+      <w:r>
+        <w:rPr>
+          <w:rFonts w:ascii="Consolas" w:eastAsia="Times New Roman" w:hAnsi="Consolas" w:cs="Times New Roman"/>
+          <w:color w:val="CCCCCC"/>
+          <w:kern w:val="0"/>
+          <w:sz w:val="13"/>
+          <w:szCs w:val="13"/>
+          <w:lang w:eastAsia="uk-UA"/>
+        </w:rPr>
+        <w:t>=</w:t>
+      </w:r>
+      <w:r>
+        <w:rPr>
+          <w:rFonts w:ascii="Consolas" w:eastAsia="Times New Roman" w:hAnsi="Consolas" w:cs="Times New Roman"/>
+          <w:color w:val="CE9178"/>
+          <w:kern w:val="0"/>
+          <w:sz w:val="13"/>
+          <w:szCs w:val="13"/>
+          <w:lang w:eastAsia="uk-UA"/>
+        </w:rPr>
+        <w:t>"/"</w:t>
+      </w:r>
+      <w:r>
+        <w:rPr>
+          <w:rFonts w:ascii="Consolas" w:eastAsia="Times New Roman" w:hAnsi="Consolas" w:cs="Times New Roman"/>
+          <w:color w:val="CCCCCC"/>
+          <w:kern w:val="0"/>
+          <w:sz w:val="13"/>
+          <w:szCs w:val="13"/>
+          <w:lang w:eastAsia="uk-UA"/>
+        </w:rPr>
+        <w:t xml:space="preserve"> </w:t>
+      </w:r>
+      <w:r>
+        <w:rPr>
+          <w:rFonts w:ascii="Consolas" w:eastAsia="Times New Roman" w:hAnsi="Consolas" w:cs="Times New Roman"/>
+          <w:color w:val="9CDCFE"/>
+          <w:kern w:val="0"/>
+          <w:sz w:val="13"/>
+          <w:szCs w:val="13"/>
+          <w:lang w:eastAsia="uk-UA"/>
+        </w:rPr>
+        <w:t>class</w:t>
+      </w:r>
+      <w:r>
+        <w:rPr>
+          <w:rFonts w:ascii="Consolas" w:eastAsia="Times New Roman" w:hAnsi="Consolas" w:cs="Times New Roman"/>
+          <w:color w:val="CCCCCC"/>
+          <w:kern w:val="0"/>
+          <w:sz w:val="13"/>
+          <w:szCs w:val="13"/>
+          <w:lang w:eastAsia="uk-UA"/>
+        </w:rPr>
+        <w:t>=</w:t>
+      </w:r>
+      <w:r>
+        <w:rPr>
+          <w:rFonts w:ascii="Consolas" w:eastAsia="Times New Roman" w:hAnsi="Consolas" w:cs="Times New Roman"/>
+          <w:color w:val="CE9178"/>
+          <w:kern w:val="0"/>
+          <w:sz w:val="13"/>
+          <w:szCs w:val="13"/>
+          <w:lang w:eastAsia="uk-UA"/>
+        </w:rPr>
+        <w:t>"text-slate-400 hover:text-white hover:bg-slate-800  px-4 py-2 rounded-md text-sm transition-colors"</w:t>
+      </w:r>
+      <w:r>
+        <w:rPr>
+          <w:rFonts w:ascii="Consolas" w:eastAsia="Times New Roman" w:hAnsi="Consolas" w:cs="Times New Roman"/>
+          <w:color w:val="808080"/>
+          <w:kern w:val="0"/>
+          <w:sz w:val="13"/>
+          <w:szCs w:val="13"/>
+          <w:lang w:eastAsia="uk-UA"/>
+        </w:rPr>
+        <w:t>&gt;</w:t>
+      </w:r>
+    </w:p>
+    <w:p>
+      <w:pPr>
+        <w:shd w:val="clear" w:color="auto" w:fill="1F1F1F"/>
+        <w:spacing w:after="0" w:line="178" w:lineRule="atLeast"/>
+        <w:rPr>
+          <w:rFonts w:ascii="Consolas" w:eastAsia="Times New Roman" w:hAnsi="Consolas" w:cs="Times New Roman"/>
+          <w:color w:val="CCCCCC"/>
+          <w:kern w:val="0"/>
+          <w:sz w:val="13"/>
+          <w:szCs w:val="13"/>
+          <w:lang w:eastAsia="uk-UA"/>
+        </w:rPr>
+      </w:pPr>
+      <w:r>
+        <w:rPr>
+          <w:rFonts w:ascii="Consolas" w:eastAsia="Times New Roman" w:hAnsi="Consolas" w:cs="Times New Roman"/>
+          <w:color w:val="CCCCCC"/>
+          <w:kern w:val="0"/>
+          <w:sz w:val="13"/>
+          <w:szCs w:val="13"/>
+          <w:lang w:eastAsia="uk-UA"/>
+        </w:rPr>
+        <w:t>                    Головна</w:t>
+      </w:r>
+    </w:p>
+    <w:p>
+      <w:pPr>
+        <w:shd w:val="clear" w:color="auto" w:fill="1F1F1F"/>
+        <w:spacing w:after="0" w:line="178" w:lineRule="atLeast"/>
+        <w:rPr>
+          <w:rFonts w:ascii="Consolas" w:eastAsia="Times New Roman" w:hAnsi="Consolas" w:cs="Times New Roman"/>
+          <w:color w:val="CCCCCC"/>
+          <w:kern w:val="0"/>
+          <w:sz w:val="13"/>
+          <w:szCs w:val="13"/>
+          <w:lang w:eastAsia="uk-UA"/>
+        </w:rPr>
+      </w:pPr>
+      <w:r>
+        <w:rPr>
+          <w:rFonts w:ascii="Consolas" w:eastAsia="Times New Roman" w:hAnsi="Consolas" w:cs="Times New Roman"/>
+          <w:color w:val="CCCCCC"/>
+          <w:kern w:val="0"/>
+          <w:sz w:val="13"/>
+          <w:szCs w:val="13"/>
+          <w:lang w:eastAsia="uk-UA"/>
+        </w:rPr>
+        <w:t xml:space="preserve">                </w:t>
+      </w:r>
+      <w:r>
+        <w:rPr>
+          <w:rFonts w:ascii="Consolas" w:eastAsia="Times New Roman" w:hAnsi="Consolas" w:cs="Times New Roman"/>
+          <w:color w:val="808080"/>
+          <w:kern w:val="0"/>
+          <w:sz w:val="13"/>
+          <w:szCs w:val="13"/>
+          <w:lang w:eastAsia="uk-UA"/>
+        </w:rPr>
+        <w:t>&lt;/</w:t>
+      </w:r>
+      <w:r>
+        <w:rPr>
+          <w:rFonts w:ascii="Consolas" w:eastAsia="Times New Roman" w:hAnsi="Consolas" w:cs="Times New Roman"/>
+          <w:color w:val="569CD6"/>
+          <w:kern w:val="0"/>
+          <w:sz w:val="13"/>
+          <w:szCs w:val="13"/>
+          <w:lang w:eastAsia="uk-UA"/>
+        </w:rPr>
+        <w:t>a</w:t>
+      </w:r>
+      <w:r>
+        <w:rPr>
+          <w:rFonts w:ascii="Consolas" w:eastAsia="Times New Roman" w:hAnsi="Consolas" w:cs="Times New Roman"/>
+          <w:color w:val="808080"/>
+          <w:kern w:val="0"/>
+          <w:sz w:val="13"/>
+          <w:szCs w:val="13"/>
+          <w:lang w:eastAsia="uk-UA"/>
+        </w:rPr>
+        <w:t>&gt;</w:t>
+      </w:r>
+    </w:p>
+    <w:p>
+      <w:pPr>
+        <w:shd w:val="clear" w:color="auto" w:fill="1F1F1F"/>
+        <w:spacing w:after="0" w:line="178" w:lineRule="atLeast"/>
+        <w:rPr>
+          <w:rFonts w:ascii="Consolas" w:eastAsia="Times New Roman" w:hAnsi="Consolas" w:cs="Times New Roman"/>
+          <w:color w:val="CCCCCC"/>
+          <w:kern w:val="0"/>
+          <w:sz w:val="13"/>
+          <w:szCs w:val="13"/>
+          <w:lang w:eastAsia="uk-UA"/>
+        </w:rPr>
+      </w:pPr>
+      <w:r>
+        <w:rPr>
+          <w:rFonts w:ascii="Consolas" w:eastAsia="Times New Roman" w:hAnsi="Consolas" w:cs="Times New Roman"/>
+          <w:color w:val="CCCCCC"/>
+          <w:kern w:val="0"/>
+          <w:sz w:val="13"/>
+          <w:szCs w:val="13"/>
+          <w:lang w:eastAsia="uk-UA"/>
+        </w:rPr>
+        <w:t xml:space="preserve">                </w:t>
+      </w:r>
+      <w:r>
+        <w:rPr>
+          <w:rFonts w:ascii="Consolas" w:eastAsia="Times New Roman" w:hAnsi="Consolas" w:cs="Times New Roman"/>
+          <w:color w:val="808080"/>
+          <w:kern w:val="0"/>
+          <w:sz w:val="13"/>
+          <w:szCs w:val="13"/>
+          <w:lang w:eastAsia="uk-UA"/>
+        </w:rPr>
+        <w:t>&lt;</w:t>
+      </w:r>
+      <w:r>
+        <w:rPr>
+          <w:rFonts w:ascii="Consolas" w:eastAsia="Times New Roman" w:hAnsi="Consolas" w:cs="Times New Roman"/>
+          <w:color w:val="569CD6"/>
+          <w:kern w:val="0"/>
+          <w:sz w:val="13"/>
+          <w:szCs w:val="13"/>
+          <w:lang w:eastAsia="uk-UA"/>
+        </w:rPr>
+        <w:t>a</w:t>
+      </w:r>
+      <w:r>
+        <w:rPr>
+          <w:rFonts w:ascii="Consolas" w:eastAsia="Times New Roman" w:hAnsi="Consolas" w:cs="Times New Roman"/>
+          <w:color w:val="CCCCCC"/>
+          <w:kern w:val="0"/>
+          <w:sz w:val="13"/>
+          <w:szCs w:val="13"/>
+          <w:lang w:eastAsia="uk-UA"/>
+        </w:rPr>
+        <w:t xml:space="preserve"> </w:t>
+      </w:r>
+      <w:r>
+        <w:rPr>
+          <w:rFonts w:ascii="Consolas" w:eastAsia="Times New Roman" w:hAnsi="Consolas" w:cs="Times New Roman"/>
+          <w:color w:val="9CDCFE"/>
+          <w:kern w:val="0"/>
+          <w:sz w:val="13"/>
+          <w:szCs w:val="13"/>
+          <w:lang w:eastAsia="uk-UA"/>
+        </w:rPr>
+        <w:t>href</w:t>
+      </w:r>
+      <w:r>
+        <w:rPr>
+          <w:rFonts w:ascii="Consolas" w:eastAsia="Times New Roman" w:hAnsi="Consolas" w:cs="Times New Roman"/>
+          <w:color w:val="CCCCCC"/>
+          <w:kern w:val="0"/>
+          <w:sz w:val="13"/>
+          <w:szCs w:val="13"/>
+          <w:lang w:eastAsia="uk-UA"/>
+        </w:rPr>
+        <w:t>=</w:t>
+      </w:r>
+      <w:r>
+        <w:rPr>
+          <w:rFonts w:ascii="Consolas" w:eastAsia="Times New Roman" w:hAnsi="Consolas" w:cs="Times New Roman"/>
+          <w:color w:val="CE9178"/>
+          <w:kern w:val="0"/>
+          <w:sz w:val="13"/>
+          <w:szCs w:val="13"/>
+          <w:lang w:eastAsia="uk-UA"/>
+        </w:rPr>
+        <w:t>"#"</w:t>
+      </w:r>
+      <w:r>
+        <w:rPr>
+          <w:rFonts w:ascii="Consolas" w:eastAsia="Times New Roman" w:hAnsi="Consolas" w:cs="Times New Roman"/>
+          <w:color w:val="CCCCCC"/>
+          <w:kern w:val="0"/>
+          <w:sz w:val="13"/>
+          <w:szCs w:val="13"/>
+          <w:lang w:eastAsia="uk-UA"/>
+        </w:rPr>
+        <w:t xml:space="preserve"> </w:t>
+      </w:r>
+      <w:r>
+        <w:rPr>
+          <w:rFonts w:ascii="Consolas" w:eastAsia="Times New Roman" w:hAnsi="Consolas" w:cs="Times New Roman"/>
+          <w:color w:val="9CDCFE"/>
+          <w:kern w:val="0"/>
+          <w:sz w:val="13"/>
+          <w:szCs w:val="13"/>
+          <w:lang w:eastAsia="uk-UA"/>
+        </w:rPr>
+        <w:t>class</w:t>
+      </w:r>
+      <w:r>
+        <w:rPr>
+          <w:rFonts w:ascii="Consolas" w:eastAsia="Times New Roman" w:hAnsi="Consolas" w:cs="Times New Roman"/>
+          <w:color w:val="CCCCCC"/>
+          <w:kern w:val="0"/>
+          <w:sz w:val="13"/>
+          <w:szCs w:val="13"/>
+          <w:lang w:eastAsia="uk-UA"/>
+        </w:rPr>
+        <w:t>=</w:t>
+      </w:r>
+      <w:r>
+        <w:rPr>
+          <w:rFonts w:ascii="Consolas" w:eastAsia="Times New Roman" w:hAnsi="Consolas" w:cs="Times New Roman"/>
+          <w:color w:val="CE9178"/>
+          <w:kern w:val="0"/>
+          <w:sz w:val="13"/>
+          <w:szCs w:val="13"/>
+          <w:lang w:eastAsia="uk-UA"/>
+        </w:rPr>
+        <w:t>"text-slate-400 hover:text-white hover:bg-slate-800 px-4 py-2 rounded-md text-sm transition-colors"</w:t>
+      </w:r>
+      <w:r>
+        <w:rPr>
+          <w:rFonts w:ascii="Consolas" w:eastAsia="Times New Roman" w:hAnsi="Consolas" w:cs="Times New Roman"/>
+          <w:color w:val="808080"/>
+          <w:kern w:val="0"/>
+          <w:sz w:val="13"/>
+          <w:szCs w:val="13"/>
+          <w:lang w:eastAsia="uk-UA"/>
+        </w:rPr>
+        <w:t>&gt;</w:t>
+      </w:r>
+    </w:p>
+    <w:p>
+      <w:pPr>
+        <w:shd w:val="clear" w:color="auto" w:fill="1F1F1F"/>
+        <w:spacing w:after="0" w:line="178" w:lineRule="atLeast"/>
+        <w:rPr>
+          <w:rFonts w:ascii="Consolas" w:eastAsia="Times New Roman" w:hAnsi="Consolas" w:cs="Times New Roman"/>
+          <w:color w:val="CCCCCC"/>
+          <w:kern w:val="0"/>
+          <w:sz w:val="13"/>
+          <w:szCs w:val="13"/>
+          <w:lang w:eastAsia="uk-UA"/>
+        </w:rPr>
+      </w:pPr>
+      <w:r>
+        <w:rPr>
+          <w:rFonts w:ascii="Consolas" w:eastAsia="Times New Roman" w:hAnsi="Consolas" w:cs="Times New Roman"/>
+          <w:color w:val="CCCCCC"/>
+          <w:kern w:val="0"/>
+          <w:sz w:val="13"/>
+          <w:szCs w:val="13"/>
+          <w:lang w:eastAsia="uk-UA"/>
+        </w:rPr>
+        <w:t>                    Про нас</w:t>
+      </w:r>
+    </w:p>
+    <w:p>
+      <w:pPr>
+        <w:shd w:val="clear" w:color="auto" w:fill="1F1F1F"/>
+        <w:spacing w:after="0" w:line="178" w:lineRule="atLeast"/>
+        <w:rPr>
+          <w:rFonts w:ascii="Consolas" w:eastAsia="Times New Roman" w:hAnsi="Consolas" w:cs="Times New Roman"/>
+          <w:color w:val="CCCCCC"/>
+          <w:kern w:val="0"/>
+          <w:sz w:val="13"/>
+          <w:szCs w:val="13"/>
+          <w:lang w:eastAsia="uk-UA"/>
+        </w:rPr>
+      </w:pPr>
+      <w:r>
+        <w:rPr>
+          <w:rFonts w:ascii="Consolas" w:eastAsia="Times New Roman" w:hAnsi="Consolas" w:cs="Times New Roman"/>
+          <w:color w:val="CCCCCC"/>
+          <w:kern w:val="0"/>
+          <w:sz w:val="13"/>
+          <w:szCs w:val="13"/>
+          <w:lang w:eastAsia="uk-UA"/>
+        </w:rPr>
+        <w:t xml:space="preserve">                </w:t>
+      </w:r>
+      <w:r>
+        <w:rPr>
+          <w:rFonts w:ascii="Consolas" w:eastAsia="Times New Roman" w:hAnsi="Consolas" w:cs="Times New Roman"/>
+          <w:color w:val="808080"/>
+          <w:kern w:val="0"/>
+          <w:sz w:val="13"/>
+          <w:szCs w:val="13"/>
+          <w:lang w:eastAsia="uk-UA"/>
+        </w:rPr>
+        <w:t>&lt;/</w:t>
+      </w:r>
+      <w:r>
+        <w:rPr>
+          <w:rFonts w:ascii="Consolas" w:eastAsia="Times New Roman" w:hAnsi="Consolas" w:cs="Times New Roman"/>
+          <w:color w:val="569CD6"/>
+          <w:kern w:val="0"/>
+          <w:sz w:val="13"/>
+          <w:szCs w:val="13"/>
+          <w:lang w:eastAsia="uk-UA"/>
+        </w:rPr>
+        <w:t>a</w:t>
+      </w:r>
+      <w:r>
+        <w:rPr>
+          <w:rFonts w:ascii="Consolas" w:eastAsia="Times New Roman" w:hAnsi="Consolas" w:cs="Times New Roman"/>
+          <w:color w:val="808080"/>
+          <w:kern w:val="0"/>
+          <w:sz w:val="13"/>
+          <w:szCs w:val="13"/>
+          <w:lang w:eastAsia="uk-UA"/>
+        </w:rPr>
+        <w:t>&gt;</w:t>
+      </w:r>
+    </w:p>
+    <w:p>
+      <w:pPr>
+        <w:shd w:val="clear" w:color="auto" w:fill="1F1F1F"/>
+        <w:spacing w:after="0" w:line="178" w:lineRule="atLeast"/>
+        <w:rPr>
+          <w:rFonts w:ascii="Consolas" w:eastAsia="Times New Roman" w:hAnsi="Consolas" w:cs="Times New Roman"/>
+          <w:color w:val="CCCCCC"/>
+          <w:kern w:val="0"/>
+          <w:sz w:val="13"/>
+          <w:szCs w:val="13"/>
+          <w:lang w:eastAsia="uk-UA"/>
+        </w:rPr>
+      </w:pPr>
+      <w:r>
+        <w:rPr>
+          <w:rFonts w:ascii="Consolas" w:eastAsia="Times New Roman" w:hAnsi="Consolas" w:cs="Times New Roman"/>
+          <w:color w:val="CCCCCC"/>
+          <w:kern w:val="0"/>
+          <w:sz w:val="13"/>
+          <w:szCs w:val="13"/>
+          <w:lang w:eastAsia="uk-UA"/>
+        </w:rPr>
+        <w:t xml:space="preserve">                </w:t>
+      </w:r>
+      <w:r>
+        <w:rPr>
+          <w:rFonts w:ascii="Consolas" w:eastAsia="Times New Roman" w:hAnsi="Consolas" w:cs="Times New Roman"/>
+          <w:color w:val="808080"/>
+          <w:kern w:val="0"/>
+          <w:sz w:val="13"/>
+          <w:szCs w:val="13"/>
+          <w:lang w:eastAsia="uk-UA"/>
+        </w:rPr>
+        <w:t>&lt;</w:t>
+      </w:r>
+      <w:r>
+        <w:rPr>
+          <w:rFonts w:ascii="Consolas" w:eastAsia="Times New Roman" w:hAnsi="Consolas" w:cs="Times New Roman"/>
+          <w:color w:val="569CD6"/>
+          <w:kern w:val="0"/>
+          <w:sz w:val="13"/>
+          <w:szCs w:val="13"/>
+          <w:lang w:eastAsia="uk-UA"/>
+        </w:rPr>
+        <w:t>a</w:t>
+      </w:r>
+      <w:r>
+        <w:rPr>
+          <w:rFonts w:ascii="Consolas" w:eastAsia="Times New Roman" w:hAnsi="Consolas" w:cs="Times New Roman"/>
+          <w:color w:val="CCCCCC"/>
+          <w:kern w:val="0"/>
+          <w:sz w:val="13"/>
+          <w:szCs w:val="13"/>
+          <w:lang w:eastAsia="uk-UA"/>
+        </w:rPr>
+        <w:t xml:space="preserve"> </w:t>
+      </w:r>
+      <w:r>
+        <w:rPr>
+          <w:rFonts w:ascii="Consolas" w:eastAsia="Times New Roman" w:hAnsi="Consolas" w:cs="Times New Roman"/>
+          <w:color w:val="9CDCFE"/>
+          <w:kern w:val="0"/>
+          <w:sz w:val="13"/>
+          <w:szCs w:val="13"/>
+          <w:lang w:eastAsia="uk-UA"/>
+        </w:rPr>
+        <w:t>href</w:t>
+      </w:r>
+      <w:r>
+        <w:rPr>
+          <w:rFonts w:ascii="Consolas" w:eastAsia="Times New Roman" w:hAnsi="Consolas" w:cs="Times New Roman"/>
+          <w:color w:val="CCCCCC"/>
+          <w:kern w:val="0"/>
+          <w:sz w:val="13"/>
+          <w:szCs w:val="13"/>
+          <w:lang w:eastAsia="uk-UA"/>
+        </w:rPr>
+        <w:t>=</w:t>
+      </w:r>
+      <w:r>
+        <w:rPr>
+          <w:rFonts w:ascii="Consolas" w:eastAsia="Times New Roman" w:hAnsi="Consolas" w:cs="Times New Roman"/>
+          <w:color w:val="CE9178"/>
+          <w:kern w:val="0"/>
+          <w:sz w:val="13"/>
+          <w:szCs w:val="13"/>
+          <w:lang w:eastAsia="uk-UA"/>
+        </w:rPr>
+        <w:t>"#"</w:t>
+      </w:r>
+      <w:r>
+        <w:rPr>
+          <w:rFonts w:ascii="Consolas" w:eastAsia="Times New Roman" w:hAnsi="Consolas" w:cs="Times New Roman"/>
+          <w:color w:val="CCCCCC"/>
+          <w:kern w:val="0"/>
+          <w:sz w:val="13"/>
+          <w:szCs w:val="13"/>
+          <w:lang w:eastAsia="uk-UA"/>
+        </w:rPr>
+        <w:t xml:space="preserve"> </w:t>
+      </w:r>
+      <w:r>
+        <w:rPr>
+          <w:rFonts w:ascii="Consolas" w:eastAsia="Times New Roman" w:hAnsi="Consolas" w:cs="Times New Roman"/>
+          <w:color w:val="9CDCFE"/>
+          <w:kern w:val="0"/>
+          <w:sz w:val="13"/>
+          <w:szCs w:val="13"/>
+          <w:lang w:eastAsia="uk-UA"/>
+        </w:rPr>
+        <w:t>class</w:t>
+      </w:r>
+      <w:r>
+        <w:rPr>
+          <w:rFonts w:ascii="Consolas" w:eastAsia="Times New Roman" w:hAnsi="Consolas" w:cs="Times New Roman"/>
+          <w:color w:val="CCCCCC"/>
+          <w:kern w:val="0"/>
+          <w:sz w:val="13"/>
+          <w:szCs w:val="13"/>
+          <w:lang w:eastAsia="uk-UA"/>
+        </w:rPr>
+        <w:t>=</w:t>
+      </w:r>
+      <w:r>
+        <w:rPr>
+          <w:rFonts w:ascii="Consolas" w:eastAsia="Times New Roman" w:hAnsi="Consolas" w:cs="Times New Roman"/>
+          <w:color w:val="CE9178"/>
+          <w:kern w:val="0"/>
+          <w:sz w:val="13"/>
+          <w:szCs w:val="13"/>
+          <w:lang w:eastAsia="uk-UA"/>
+        </w:rPr>
+        <w:t>"text-slate-400 hover:text-white hover:bg-slate-800 px-4 py-2 rounded-md text-sm transition-colors"</w:t>
+      </w:r>
+      <w:r>
+        <w:rPr>
+          <w:rFonts w:ascii="Consolas" w:eastAsia="Times New Roman" w:hAnsi="Consolas" w:cs="Times New Roman"/>
+          <w:color w:val="808080"/>
+          <w:kern w:val="0"/>
+          <w:sz w:val="13"/>
+          <w:szCs w:val="13"/>
+          <w:lang w:eastAsia="uk-UA"/>
+        </w:rPr>
+        <w:t>&gt;</w:t>
+      </w:r>
+    </w:p>
+    <w:p>
+      <w:pPr>
+        <w:shd w:val="clear" w:color="auto" w:fill="1F1F1F"/>
+        <w:spacing w:after="0" w:line="178" w:lineRule="atLeast"/>
+        <w:rPr>
+          <w:rFonts w:ascii="Consolas" w:eastAsia="Times New Roman" w:hAnsi="Consolas" w:cs="Times New Roman"/>
+          <w:color w:val="CCCCCC"/>
+          <w:kern w:val="0"/>
+          <w:sz w:val="13"/>
+          <w:szCs w:val="13"/>
+          <w:lang w:eastAsia="uk-UA"/>
+        </w:rPr>
+      </w:pPr>
+      <w:r>
+        <w:rPr>
+          <w:rFonts w:ascii="Consolas" w:eastAsia="Times New Roman" w:hAnsi="Consolas" w:cs="Times New Roman"/>
+          <w:color w:val="CCCCCC"/>
+          <w:kern w:val="0"/>
+          <w:sz w:val="13"/>
+          <w:szCs w:val="13"/>
+          <w:lang w:eastAsia="uk-UA"/>
+        </w:rPr>
+        <w:lastRenderedPageBreak/>
+        <w:t>                    Послуги</w:t>
+      </w:r>
+    </w:p>
+    <w:p>
+      <w:pPr>
+        <w:shd w:val="clear" w:color="auto" w:fill="1F1F1F"/>
+        <w:spacing w:after="0" w:line="178" w:lineRule="atLeast"/>
+        <w:rPr>
+          <w:rFonts w:ascii="Consolas" w:eastAsia="Times New Roman" w:hAnsi="Consolas" w:cs="Times New Roman"/>
+          <w:color w:val="CCCCCC"/>
+          <w:kern w:val="0"/>
+          <w:sz w:val="13"/>
+          <w:szCs w:val="13"/>
+          <w:lang w:eastAsia="uk-UA"/>
+        </w:rPr>
+      </w:pPr>
+      <w:r>
+        <w:rPr>
+          <w:rFonts w:ascii="Consolas" w:eastAsia="Times New Roman" w:hAnsi="Consolas" w:cs="Times New Roman"/>
+          <w:color w:val="CCCCCC"/>
+          <w:kern w:val="0"/>
+          <w:sz w:val="13"/>
+          <w:szCs w:val="13"/>
+          <w:lang w:eastAsia="uk-UA"/>
+        </w:rPr>
+        <w:t xml:space="preserve">                </w:t>
+      </w:r>
+      <w:r>
+        <w:rPr>
+          <w:rFonts w:ascii="Consolas" w:eastAsia="Times New Roman" w:hAnsi="Consolas" w:cs="Times New Roman"/>
+          <w:color w:val="808080"/>
+          <w:kern w:val="0"/>
+          <w:sz w:val="13"/>
+          <w:szCs w:val="13"/>
+          <w:lang w:eastAsia="uk-UA"/>
+        </w:rPr>
+        <w:t>&lt;/</w:t>
+      </w:r>
+      <w:r>
+        <w:rPr>
+          <w:rFonts w:ascii="Consolas" w:eastAsia="Times New Roman" w:hAnsi="Consolas" w:cs="Times New Roman"/>
+          <w:color w:val="569CD6"/>
+          <w:kern w:val="0"/>
+          <w:sz w:val="13"/>
+          <w:szCs w:val="13"/>
+          <w:lang w:eastAsia="uk-UA"/>
+        </w:rPr>
+        <w:t>a</w:t>
+      </w:r>
+      <w:r>
+        <w:rPr>
+          <w:rFonts w:ascii="Consolas" w:eastAsia="Times New Roman" w:hAnsi="Consolas" w:cs="Times New Roman"/>
+          <w:color w:val="808080"/>
+          <w:kern w:val="0"/>
+          <w:sz w:val="13"/>
+          <w:szCs w:val="13"/>
+          <w:lang w:eastAsia="uk-UA"/>
+        </w:rPr>
+        <w:t>&gt;</w:t>
+      </w:r>
+    </w:p>
+    <w:p>
+      <w:pPr>
+        <w:shd w:val="clear" w:color="auto" w:fill="1F1F1F"/>
+        <w:spacing w:after="0" w:line="178" w:lineRule="atLeast"/>
+        <w:rPr>
+          <w:rFonts w:ascii="Consolas" w:eastAsia="Times New Roman" w:hAnsi="Consolas" w:cs="Times New Roman"/>
+          <w:color w:val="CCCCCC"/>
+          <w:kern w:val="0"/>
+          <w:sz w:val="13"/>
+          <w:szCs w:val="13"/>
+          <w:lang w:eastAsia="uk-UA"/>
+        </w:rPr>
+      </w:pPr>
+      <w:r>
+        <w:rPr>
+          <w:rFonts w:ascii="Consolas" w:eastAsia="Times New Roman" w:hAnsi="Consolas" w:cs="Times New Roman"/>
+          <w:color w:val="CCCCCC"/>
+          <w:kern w:val="0"/>
+          <w:sz w:val="13"/>
+          <w:szCs w:val="13"/>
+          <w:lang w:eastAsia="uk-UA"/>
+        </w:rPr>
+        <w:t xml:space="preserve">                </w:t>
+      </w:r>
+      <w:r>
+        <w:rPr>
+          <w:rFonts w:ascii="Consolas" w:eastAsia="Times New Roman" w:hAnsi="Consolas" w:cs="Times New Roman"/>
+          <w:color w:val="808080"/>
+          <w:kern w:val="0"/>
+          <w:sz w:val="13"/>
+          <w:szCs w:val="13"/>
+          <w:lang w:eastAsia="uk-UA"/>
+        </w:rPr>
+        <w:t>&lt;</w:t>
+      </w:r>
+      <w:r>
+        <w:rPr>
+          <w:rFonts w:ascii="Consolas" w:eastAsia="Times New Roman" w:hAnsi="Consolas" w:cs="Times New Roman"/>
+          <w:color w:val="569CD6"/>
+          <w:kern w:val="0"/>
+          <w:sz w:val="13"/>
+          <w:szCs w:val="13"/>
+          <w:lang w:eastAsia="uk-UA"/>
+        </w:rPr>
+        <w:t>a</w:t>
+      </w:r>
+      <w:r>
+        <w:rPr>
+          <w:rFonts w:ascii="Consolas" w:eastAsia="Times New Roman" w:hAnsi="Consolas" w:cs="Times New Roman"/>
+          <w:color w:val="CCCCCC"/>
+          <w:kern w:val="0"/>
+          <w:sz w:val="13"/>
+          <w:szCs w:val="13"/>
+          <w:lang w:eastAsia="uk-UA"/>
+        </w:rPr>
+        <w:t xml:space="preserve"> </w:t>
+      </w:r>
+      <w:r>
+        <w:rPr>
+          <w:rFonts w:ascii="Consolas" w:eastAsia="Times New Roman" w:hAnsi="Consolas" w:cs="Times New Roman"/>
+          <w:color w:val="9CDCFE"/>
+          <w:kern w:val="0"/>
+          <w:sz w:val="13"/>
+          <w:szCs w:val="13"/>
+          <w:lang w:eastAsia="uk-UA"/>
+        </w:rPr>
+        <w:t>href</w:t>
+      </w:r>
+      <w:r>
+        <w:rPr>
+          <w:rFonts w:ascii="Consolas" w:eastAsia="Times New Roman" w:hAnsi="Consolas" w:cs="Times New Roman"/>
+          <w:color w:val="CCCCCC"/>
+          <w:kern w:val="0"/>
+          <w:sz w:val="13"/>
+          <w:szCs w:val="13"/>
+          <w:lang w:eastAsia="uk-UA"/>
+        </w:rPr>
+        <w:t>=</w:t>
+      </w:r>
+      <w:r>
+        <w:rPr>
+          <w:rFonts w:ascii="Consolas" w:eastAsia="Times New Roman" w:hAnsi="Consolas" w:cs="Times New Roman"/>
+          <w:color w:val="CE9178"/>
+          <w:kern w:val="0"/>
+          <w:sz w:val="13"/>
+          <w:szCs w:val="13"/>
+          <w:lang w:eastAsia="uk-UA"/>
+        </w:rPr>
+        <w:t>"#"</w:t>
+      </w:r>
+      <w:r>
+        <w:rPr>
+          <w:rFonts w:ascii="Consolas" w:eastAsia="Times New Roman" w:hAnsi="Consolas" w:cs="Times New Roman"/>
+          <w:color w:val="CCCCCC"/>
+          <w:kern w:val="0"/>
+          <w:sz w:val="13"/>
+          <w:szCs w:val="13"/>
+          <w:lang w:eastAsia="uk-UA"/>
+        </w:rPr>
+        <w:t xml:space="preserve"> </w:t>
+      </w:r>
+      <w:r>
+        <w:rPr>
+          <w:rFonts w:ascii="Consolas" w:eastAsia="Times New Roman" w:hAnsi="Consolas" w:cs="Times New Roman"/>
+          <w:color w:val="9CDCFE"/>
+          <w:kern w:val="0"/>
+          <w:sz w:val="13"/>
+          <w:szCs w:val="13"/>
+          <w:lang w:eastAsia="uk-UA"/>
+        </w:rPr>
+        <w:t>class</w:t>
+      </w:r>
+      <w:r>
+        <w:rPr>
+          <w:rFonts w:ascii="Consolas" w:eastAsia="Times New Roman" w:hAnsi="Consolas" w:cs="Times New Roman"/>
+          <w:color w:val="CCCCCC"/>
+          <w:kern w:val="0"/>
+          <w:sz w:val="13"/>
+          <w:szCs w:val="13"/>
+          <w:lang w:eastAsia="uk-UA"/>
+        </w:rPr>
+        <w:t>=</w:t>
+      </w:r>
+      <w:r>
+        <w:rPr>
+          <w:rFonts w:ascii="Consolas" w:eastAsia="Times New Roman" w:hAnsi="Consolas" w:cs="Times New Roman"/>
+          <w:color w:val="CE9178"/>
+          <w:kern w:val="0"/>
+          <w:sz w:val="13"/>
+          <w:szCs w:val="13"/>
+          <w:lang w:eastAsia="uk-UA"/>
+        </w:rPr>
+        <w:t>"text-slate-400 hover:text-white hover:bg-slate-800 px-4 py-2 rounded-md text-sm transition-colors"</w:t>
+      </w:r>
+      <w:r>
+        <w:rPr>
+          <w:rFonts w:ascii="Consolas" w:eastAsia="Times New Roman" w:hAnsi="Consolas" w:cs="Times New Roman"/>
+          <w:color w:val="808080"/>
+          <w:kern w:val="0"/>
+          <w:sz w:val="13"/>
+          <w:szCs w:val="13"/>
+          <w:lang w:eastAsia="uk-UA"/>
+        </w:rPr>
+        <w:t>&gt;</w:t>
+      </w:r>
+    </w:p>
+    <w:p>
+      <w:pPr>
+        <w:shd w:val="clear" w:color="auto" w:fill="1F1F1F"/>
+        <w:spacing w:after="0" w:line="178" w:lineRule="atLeast"/>
+        <w:rPr>
+          <w:rFonts w:ascii="Consolas" w:eastAsia="Times New Roman" w:hAnsi="Consolas" w:cs="Times New Roman"/>
+          <w:color w:val="CCCCCC"/>
+          <w:kern w:val="0"/>
+          <w:sz w:val="13"/>
+          <w:szCs w:val="13"/>
+          <w:lang w:eastAsia="uk-UA"/>
+        </w:rPr>
+      </w:pPr>
+      <w:r>
+        <w:rPr>
+          <w:rFonts w:ascii="Consolas" w:eastAsia="Times New Roman" w:hAnsi="Consolas" w:cs="Times New Roman"/>
+          <w:color w:val="CCCCCC"/>
+          <w:kern w:val="0"/>
+          <w:sz w:val="13"/>
+          <w:szCs w:val="13"/>
+          <w:lang w:eastAsia="uk-UA"/>
+        </w:rPr>
+        <w:t>                    Контакти</w:t>
+      </w:r>
+    </w:p>
+    <w:p>
+      <w:pPr>
+        <w:shd w:val="clear" w:color="auto" w:fill="1F1F1F"/>
+        <w:spacing w:after="0" w:line="178" w:lineRule="atLeast"/>
+        <w:rPr>
+          <w:rFonts w:ascii="Consolas" w:eastAsia="Times New Roman" w:hAnsi="Consolas" w:cs="Times New Roman"/>
+          <w:color w:val="CCCCCC"/>
+          <w:kern w:val="0"/>
+          <w:sz w:val="13"/>
+          <w:szCs w:val="13"/>
+          <w:lang w:eastAsia="uk-UA"/>
+        </w:rPr>
+      </w:pPr>
+      <w:r>
+        <w:rPr>
+          <w:rFonts w:ascii="Consolas" w:eastAsia="Times New Roman" w:hAnsi="Consolas" w:cs="Times New Roman"/>
+          <w:color w:val="CCCCCC"/>
+          <w:kern w:val="0"/>
+          <w:sz w:val="13"/>
+          <w:szCs w:val="13"/>
+          <w:lang w:eastAsia="uk-UA"/>
+        </w:rPr>
+        <w:t xml:space="preserve">                </w:t>
+      </w:r>
+      <w:r>
+        <w:rPr>
+          <w:rFonts w:ascii="Consolas" w:eastAsia="Times New Roman" w:hAnsi="Consolas" w:cs="Times New Roman"/>
+          <w:color w:val="808080"/>
+          <w:kern w:val="0"/>
+          <w:sz w:val="13"/>
+          <w:szCs w:val="13"/>
+          <w:lang w:eastAsia="uk-UA"/>
+        </w:rPr>
+        <w:t>&lt;/</w:t>
+      </w:r>
+      <w:r>
+        <w:rPr>
+          <w:rFonts w:ascii="Consolas" w:eastAsia="Times New Roman" w:hAnsi="Consolas" w:cs="Times New Roman"/>
+          <w:color w:val="569CD6"/>
+          <w:kern w:val="0"/>
+          <w:sz w:val="13"/>
+          <w:szCs w:val="13"/>
+          <w:lang w:eastAsia="uk-UA"/>
+        </w:rPr>
+        <w:t>a</w:t>
+      </w:r>
+      <w:r>
+        <w:rPr>
+          <w:rFonts w:ascii="Consolas" w:eastAsia="Times New Roman" w:hAnsi="Consolas" w:cs="Times New Roman"/>
+          <w:color w:val="808080"/>
+          <w:kern w:val="0"/>
+          <w:sz w:val="13"/>
+          <w:szCs w:val="13"/>
+          <w:lang w:eastAsia="uk-UA"/>
+        </w:rPr>
+        <w:t>&gt;</w:t>
+      </w:r>
+    </w:p>
+    <w:p>
+      <w:pPr>
+        <w:shd w:val="clear" w:color="auto" w:fill="1F1F1F"/>
+        <w:spacing w:after="0" w:line="178" w:lineRule="atLeast"/>
+        <w:rPr>
+          <w:rFonts w:ascii="Consolas" w:eastAsia="Times New Roman" w:hAnsi="Consolas" w:cs="Times New Roman"/>
+          <w:color w:val="CCCCCC"/>
+          <w:kern w:val="0"/>
+          <w:sz w:val="13"/>
+          <w:szCs w:val="13"/>
+          <w:lang w:eastAsia="uk-UA"/>
+        </w:rPr>
+      </w:pPr>
+      <w:r>
+        <w:rPr>
+          <w:rFonts w:ascii="Consolas" w:eastAsia="Times New Roman" w:hAnsi="Consolas" w:cs="Times New Roman"/>
+          <w:color w:val="CCCCCC"/>
+          <w:kern w:val="0"/>
+          <w:sz w:val="13"/>
+          <w:szCs w:val="13"/>
+          <w:lang w:eastAsia="uk-UA"/>
+        </w:rPr>
+        <w:t xml:space="preserve">            </w:t>
+      </w:r>
+      <w:r>
+        <w:rPr>
+          <w:rFonts w:ascii="Consolas" w:eastAsia="Times New Roman" w:hAnsi="Consolas" w:cs="Times New Roman"/>
+          <w:color w:val="808080"/>
+          <w:kern w:val="0"/>
+          <w:sz w:val="13"/>
+          <w:szCs w:val="13"/>
+          <w:lang w:eastAsia="uk-UA"/>
+        </w:rPr>
+        <w:t>&lt;/</w:t>
+      </w:r>
+      <w:r>
+        <w:rPr>
+          <w:rFonts w:ascii="Consolas" w:eastAsia="Times New Roman" w:hAnsi="Consolas" w:cs="Times New Roman"/>
+          <w:color w:val="569CD6"/>
+          <w:kern w:val="0"/>
+          <w:sz w:val="13"/>
+          <w:szCs w:val="13"/>
+          <w:lang w:eastAsia="uk-UA"/>
+        </w:rPr>
+        <w:t>div</w:t>
+      </w:r>
+      <w:r>
+        <w:rPr>
+          <w:rFonts w:ascii="Consolas" w:eastAsia="Times New Roman" w:hAnsi="Consolas" w:cs="Times New Roman"/>
+          <w:color w:val="808080"/>
+          <w:kern w:val="0"/>
+          <w:sz w:val="13"/>
+          <w:szCs w:val="13"/>
+          <w:lang w:eastAsia="uk-UA"/>
+        </w:rPr>
+        <w:t>&gt;</w:t>
+      </w:r>
+    </w:p>
+    <w:p>
+      <w:pPr>
+        <w:shd w:val="clear" w:color="auto" w:fill="1F1F1F"/>
+        <w:spacing w:after="0" w:line="178" w:lineRule="atLeast"/>
+        <w:rPr>
+          <w:rFonts w:ascii="Consolas" w:eastAsia="Times New Roman" w:hAnsi="Consolas" w:cs="Times New Roman"/>
+          <w:color w:val="CCCCCC"/>
+          <w:kern w:val="0"/>
+          <w:sz w:val="13"/>
+          <w:szCs w:val="13"/>
+          <w:lang w:eastAsia="uk-UA"/>
+        </w:rPr>
+      </w:pPr>
+    </w:p>
+    <w:p>
+      <w:pPr>
+        <w:shd w:val="clear" w:color="auto" w:fill="1F1F1F"/>
+        <w:spacing w:after="0" w:line="178" w:lineRule="atLeast"/>
+        <w:rPr>
+          <w:rFonts w:ascii="Consolas" w:eastAsia="Times New Roman" w:hAnsi="Consolas" w:cs="Times New Roman"/>
+          <w:color w:val="CCCCCC"/>
+          <w:kern w:val="0"/>
+          <w:sz w:val="13"/>
+          <w:szCs w:val="13"/>
+          <w:lang w:eastAsia="uk-UA"/>
+        </w:rPr>
+      </w:pPr>
+      <w:r>
+        <w:rPr>
+          <w:rFonts w:ascii="Consolas" w:eastAsia="Times New Roman" w:hAnsi="Consolas" w:cs="Times New Roman"/>
+          <w:color w:val="CCCCCC"/>
+          <w:kern w:val="0"/>
+          <w:sz w:val="13"/>
+          <w:szCs w:val="13"/>
+          <w:lang w:eastAsia="uk-UA"/>
+        </w:rPr>
+        <w:t xml:space="preserve">            </w:t>
+      </w:r>
+      <w:r>
+        <w:rPr>
+          <w:rFonts w:ascii="Consolas" w:eastAsia="Times New Roman" w:hAnsi="Consolas" w:cs="Times New Roman"/>
+          <w:color w:val="808080"/>
+          <w:kern w:val="0"/>
+          <w:sz w:val="13"/>
+          <w:szCs w:val="13"/>
+          <w:lang w:eastAsia="uk-UA"/>
+        </w:rPr>
+        <w:t>&lt;</w:t>
+      </w:r>
+      <w:r>
+        <w:rPr>
+          <w:rFonts w:ascii="Consolas" w:eastAsia="Times New Roman" w:hAnsi="Consolas" w:cs="Times New Roman"/>
+          <w:color w:val="569CD6"/>
+          <w:kern w:val="0"/>
+          <w:sz w:val="13"/>
+          <w:szCs w:val="13"/>
+          <w:lang w:eastAsia="uk-UA"/>
+        </w:rPr>
+        <w:t>div</w:t>
+      </w:r>
+      <w:r>
+        <w:rPr>
+          <w:rFonts w:ascii="Consolas" w:eastAsia="Times New Roman" w:hAnsi="Consolas" w:cs="Times New Roman"/>
+          <w:color w:val="808080"/>
+          <w:kern w:val="0"/>
+          <w:sz w:val="13"/>
+          <w:szCs w:val="13"/>
+          <w:lang w:eastAsia="uk-UA"/>
+        </w:rPr>
+        <w:t>&gt;</w:t>
+      </w:r>
+    </w:p>
+    <w:p>
+      <w:pPr>
+        <w:shd w:val="clear" w:color="auto" w:fill="1F1F1F"/>
+        <w:spacing w:after="0" w:line="178" w:lineRule="atLeast"/>
+        <w:rPr>
+          <w:rFonts w:ascii="Consolas" w:eastAsia="Times New Roman" w:hAnsi="Consolas" w:cs="Times New Roman"/>
+          <w:color w:val="CCCCCC"/>
+          <w:kern w:val="0"/>
+          <w:sz w:val="13"/>
+          <w:szCs w:val="13"/>
+          <w:lang w:eastAsia="uk-UA"/>
+        </w:rPr>
+      </w:pPr>
+      <w:r>
+        <w:rPr>
+          <w:rFonts w:ascii="Consolas" w:eastAsia="Times New Roman" w:hAnsi="Consolas" w:cs="Times New Roman"/>
+          <w:color w:val="CCCCCC"/>
+          <w:kern w:val="0"/>
+          <w:sz w:val="13"/>
+          <w:szCs w:val="13"/>
+          <w:lang w:eastAsia="uk-UA"/>
+        </w:rPr>
+        <w:t>                {% if request.user.is_authenticated %}</w:t>
+      </w:r>
+    </w:p>
+    <w:p>
+      <w:pPr>
+        <w:shd w:val="clear" w:color="auto" w:fill="1F1F1F"/>
+        <w:spacing w:after="0" w:line="178" w:lineRule="atLeast"/>
+        <w:rPr>
+          <w:rFonts w:ascii="Consolas" w:eastAsia="Times New Roman" w:hAnsi="Consolas" w:cs="Times New Roman"/>
+          <w:color w:val="CCCCCC"/>
+          <w:kern w:val="0"/>
+          <w:sz w:val="13"/>
+          <w:szCs w:val="13"/>
+          <w:lang w:eastAsia="uk-UA"/>
+        </w:rPr>
+      </w:pPr>
+    </w:p>
+    <w:p>
+      <w:pPr>
+        <w:shd w:val="clear" w:color="auto" w:fill="1F1F1F"/>
+        <w:spacing w:after="0" w:line="178" w:lineRule="atLeast"/>
+        <w:rPr>
+          <w:rFonts w:ascii="Consolas" w:eastAsia="Times New Roman" w:hAnsi="Consolas" w:cs="Times New Roman"/>
+          <w:color w:val="CCCCCC"/>
+          <w:kern w:val="0"/>
+          <w:sz w:val="13"/>
+          <w:szCs w:val="13"/>
+          <w:lang w:eastAsia="uk-UA"/>
+        </w:rPr>
+      </w:pPr>
+      <w:r>
+        <w:rPr>
+          <w:rFonts w:ascii="Consolas" w:eastAsia="Times New Roman" w:hAnsi="Consolas" w:cs="Times New Roman"/>
+          <w:color w:val="CCCCCC"/>
+          <w:kern w:val="0"/>
+          <w:sz w:val="13"/>
+          <w:szCs w:val="13"/>
+          <w:lang w:eastAsia="uk-UA"/>
+        </w:rPr>
+        <w:t xml:space="preserve">                </w:t>
+      </w:r>
+      <w:r>
+        <w:rPr>
+          <w:rFonts w:ascii="Consolas" w:eastAsia="Times New Roman" w:hAnsi="Consolas" w:cs="Times New Roman"/>
+          <w:color w:val="808080"/>
+          <w:kern w:val="0"/>
+          <w:sz w:val="13"/>
+          <w:szCs w:val="13"/>
+          <w:lang w:eastAsia="uk-UA"/>
+        </w:rPr>
+        <w:t>&lt;</w:t>
+      </w:r>
+      <w:r>
+        <w:rPr>
+          <w:rFonts w:ascii="Consolas" w:eastAsia="Times New Roman" w:hAnsi="Consolas" w:cs="Times New Roman"/>
+          <w:color w:val="569CD6"/>
+          <w:kern w:val="0"/>
+          <w:sz w:val="13"/>
+          <w:szCs w:val="13"/>
+          <w:lang w:eastAsia="uk-UA"/>
+        </w:rPr>
+        <w:t>div</w:t>
+      </w:r>
+      <w:r>
+        <w:rPr>
+          <w:rFonts w:ascii="Consolas" w:eastAsia="Times New Roman" w:hAnsi="Consolas" w:cs="Times New Roman"/>
+          <w:color w:val="CCCCCC"/>
+          <w:kern w:val="0"/>
+          <w:sz w:val="13"/>
+          <w:szCs w:val="13"/>
+          <w:lang w:eastAsia="uk-UA"/>
+        </w:rPr>
+        <w:t xml:space="preserve"> </w:t>
+      </w:r>
+      <w:r>
+        <w:rPr>
+          <w:rFonts w:ascii="Consolas" w:eastAsia="Times New Roman" w:hAnsi="Consolas" w:cs="Times New Roman"/>
+          <w:color w:val="9CDCFE"/>
+          <w:kern w:val="0"/>
+          <w:sz w:val="13"/>
+          <w:szCs w:val="13"/>
+          <w:lang w:eastAsia="uk-UA"/>
+        </w:rPr>
+        <w:t>class</w:t>
+      </w:r>
+      <w:r>
+        <w:rPr>
+          <w:rFonts w:ascii="Consolas" w:eastAsia="Times New Roman" w:hAnsi="Consolas" w:cs="Times New Roman"/>
+          <w:color w:val="CCCCCC"/>
+          <w:kern w:val="0"/>
+          <w:sz w:val="13"/>
+          <w:szCs w:val="13"/>
+          <w:lang w:eastAsia="uk-UA"/>
+        </w:rPr>
+        <w:t>=</w:t>
+      </w:r>
+      <w:r>
+        <w:rPr>
+          <w:rFonts w:ascii="Consolas" w:eastAsia="Times New Roman" w:hAnsi="Consolas" w:cs="Times New Roman"/>
+          <w:color w:val="CE9178"/>
+          <w:kern w:val="0"/>
+          <w:sz w:val="13"/>
+          <w:szCs w:val="13"/>
+          <w:lang w:eastAsia="uk-UA"/>
+        </w:rPr>
+        <w:t>"flex items-center gap-3 text-white"</w:t>
+      </w:r>
+      <w:r>
+        <w:rPr>
+          <w:rFonts w:ascii="Consolas" w:eastAsia="Times New Roman" w:hAnsi="Consolas" w:cs="Times New Roman"/>
+          <w:color w:val="808080"/>
+          <w:kern w:val="0"/>
+          <w:sz w:val="13"/>
+          <w:szCs w:val="13"/>
+          <w:lang w:eastAsia="uk-UA"/>
+        </w:rPr>
+        <w:t>&gt;</w:t>
+      </w:r>
+    </w:p>
+    <w:p>
+      <w:pPr>
+        <w:shd w:val="clear" w:color="auto" w:fill="1F1F1F"/>
+        <w:spacing w:after="0" w:line="178" w:lineRule="atLeast"/>
+        <w:rPr>
+          <w:rFonts w:ascii="Consolas" w:eastAsia="Times New Roman" w:hAnsi="Consolas" w:cs="Times New Roman"/>
+          <w:color w:val="CCCCCC"/>
+          <w:kern w:val="0"/>
+          <w:sz w:val="13"/>
+          <w:szCs w:val="13"/>
+          <w:lang w:eastAsia="uk-UA"/>
+        </w:rPr>
+      </w:pPr>
+    </w:p>
+    <w:p>
+      <w:pPr>
+        <w:shd w:val="clear" w:color="auto" w:fill="1F1F1F"/>
+        <w:spacing w:after="0" w:line="178" w:lineRule="atLeast"/>
+        <w:rPr>
+          <w:rFonts w:ascii="Consolas" w:eastAsia="Times New Roman" w:hAnsi="Consolas" w:cs="Times New Roman"/>
+          <w:color w:val="CCCCCC"/>
+          <w:kern w:val="0"/>
+          <w:sz w:val="13"/>
+          <w:szCs w:val="13"/>
+          <w:lang w:eastAsia="uk-UA"/>
+        </w:rPr>
+      </w:pPr>
+      <w:r>
+        <w:rPr>
+          <w:rFonts w:ascii="Consolas" w:eastAsia="Times New Roman" w:hAnsi="Consolas" w:cs="Times New Roman"/>
+          <w:color w:val="CCCCCC"/>
+          <w:kern w:val="0"/>
+          <w:sz w:val="13"/>
+          <w:szCs w:val="13"/>
+          <w:lang w:eastAsia="uk-UA"/>
+        </w:rPr>
+        <w:t>                    {% if request.user.image %}</w:t>
+      </w:r>
+    </w:p>
+    <w:p>
+      <w:pPr>
+        <w:shd w:val="clear" w:color="auto" w:fill="1F1F1F"/>
+        <w:spacing w:after="0" w:line="178" w:lineRule="atLeast"/>
+        <w:rPr>
+          <w:rFonts w:ascii="Consolas" w:eastAsia="Times New Roman" w:hAnsi="Consolas" w:cs="Times New Roman"/>
+          <w:color w:val="CCCCCC"/>
+          <w:kern w:val="0"/>
+          <w:sz w:val="13"/>
+          <w:szCs w:val="13"/>
+          <w:lang w:eastAsia="uk-UA"/>
+        </w:rPr>
+      </w:pPr>
+      <w:r>
+        <w:rPr>
+          <w:rFonts w:ascii="Consolas" w:eastAsia="Times New Roman" w:hAnsi="Consolas" w:cs="Times New Roman"/>
+          <w:color w:val="CCCCCC"/>
+          <w:kern w:val="0"/>
+          <w:sz w:val="13"/>
+          <w:szCs w:val="13"/>
+          <w:lang w:eastAsia="uk-UA"/>
+        </w:rPr>
+        <w:t xml:space="preserve">                        </w:t>
+      </w:r>
+      <w:r>
+        <w:rPr>
+          <w:rFonts w:ascii="Consolas" w:eastAsia="Times New Roman" w:hAnsi="Consolas" w:cs="Times New Roman"/>
+          <w:color w:val="808080"/>
+          <w:kern w:val="0"/>
+          <w:sz w:val="13"/>
+          <w:szCs w:val="13"/>
+          <w:lang w:eastAsia="uk-UA"/>
+        </w:rPr>
+        <w:t>&lt;</w:t>
+      </w:r>
+      <w:r>
+        <w:rPr>
+          <w:rFonts w:ascii="Consolas" w:eastAsia="Times New Roman" w:hAnsi="Consolas" w:cs="Times New Roman"/>
+          <w:color w:val="569CD6"/>
+          <w:kern w:val="0"/>
+          <w:sz w:val="13"/>
+          <w:szCs w:val="13"/>
+          <w:lang w:eastAsia="uk-UA"/>
+        </w:rPr>
+        <w:t>img</w:t>
+      </w:r>
+      <w:r>
+        <w:rPr>
+          <w:rFonts w:ascii="Consolas" w:eastAsia="Times New Roman" w:hAnsi="Consolas" w:cs="Times New Roman"/>
+          <w:color w:val="CCCCCC"/>
+          <w:kern w:val="0"/>
+          <w:sz w:val="13"/>
+          <w:szCs w:val="13"/>
+          <w:lang w:eastAsia="uk-UA"/>
+        </w:rPr>
+        <w:t xml:space="preserve"> </w:t>
+      </w:r>
+      <w:r>
+        <w:rPr>
+          <w:rFonts w:ascii="Consolas" w:eastAsia="Times New Roman" w:hAnsi="Consolas" w:cs="Times New Roman"/>
+          <w:color w:val="9CDCFE"/>
+          <w:kern w:val="0"/>
+          <w:sz w:val="13"/>
+          <w:szCs w:val="13"/>
+          <w:lang w:eastAsia="uk-UA"/>
+        </w:rPr>
+        <w:t>src</w:t>
+      </w:r>
+      <w:r>
+        <w:rPr>
+          <w:rFonts w:ascii="Consolas" w:eastAsia="Times New Roman" w:hAnsi="Consolas" w:cs="Times New Roman"/>
+          <w:color w:val="CCCCCC"/>
+          <w:kern w:val="0"/>
+          <w:sz w:val="13"/>
+          <w:szCs w:val="13"/>
+          <w:lang w:eastAsia="uk-UA"/>
+        </w:rPr>
+        <w:t>=</w:t>
+      </w:r>
+      <w:r>
+        <w:rPr>
+          <w:rFonts w:ascii="Consolas" w:eastAsia="Times New Roman" w:hAnsi="Consolas" w:cs="Times New Roman"/>
+          <w:color w:val="CE9178"/>
+          <w:kern w:val="0"/>
+          <w:sz w:val="13"/>
+          <w:szCs w:val="13"/>
+          <w:lang w:eastAsia="uk-UA"/>
+        </w:rPr>
+        <w:t>"{{ request.user.image.url }}"</w:t>
+      </w:r>
+    </w:p>
+    <w:p>
+      <w:pPr>
+        <w:shd w:val="clear" w:color="auto" w:fill="1F1F1F"/>
+        <w:spacing w:after="0" w:line="178" w:lineRule="atLeast"/>
+        <w:rPr>
+          <w:rFonts w:ascii="Consolas" w:eastAsia="Times New Roman" w:hAnsi="Consolas" w:cs="Times New Roman"/>
+          <w:color w:val="CCCCCC"/>
+          <w:kern w:val="0"/>
+          <w:sz w:val="13"/>
+          <w:szCs w:val="13"/>
+          <w:lang w:eastAsia="uk-UA"/>
+        </w:rPr>
+      </w:pPr>
+      <w:r>
+        <w:rPr>
+          <w:rFonts w:ascii="Consolas" w:eastAsia="Times New Roman" w:hAnsi="Consolas" w:cs="Times New Roman"/>
+          <w:color w:val="CCCCCC"/>
+          <w:kern w:val="0"/>
+          <w:sz w:val="13"/>
+          <w:szCs w:val="13"/>
+          <w:lang w:eastAsia="uk-UA"/>
+        </w:rPr>
+        <w:t xml:space="preserve">                            </w:t>
+      </w:r>
+      <w:r>
+        <w:rPr>
+          <w:rFonts w:ascii="Consolas" w:eastAsia="Times New Roman" w:hAnsi="Consolas" w:cs="Times New Roman"/>
+          <w:color w:val="9CDCFE"/>
+          <w:kern w:val="0"/>
+          <w:sz w:val="13"/>
+          <w:szCs w:val="13"/>
+          <w:lang w:eastAsia="uk-UA"/>
+        </w:rPr>
+        <w:t>class</w:t>
+      </w:r>
+      <w:r>
+        <w:rPr>
+          <w:rFonts w:ascii="Consolas" w:eastAsia="Times New Roman" w:hAnsi="Consolas" w:cs="Times New Roman"/>
+          <w:color w:val="CCCCCC"/>
+          <w:kern w:val="0"/>
+          <w:sz w:val="13"/>
+          <w:szCs w:val="13"/>
+          <w:lang w:eastAsia="uk-UA"/>
+        </w:rPr>
+        <w:t>=</w:t>
+      </w:r>
+      <w:r>
+        <w:rPr>
+          <w:rFonts w:ascii="Consolas" w:eastAsia="Times New Roman" w:hAnsi="Consolas" w:cs="Times New Roman"/>
+          <w:color w:val="CE9178"/>
+          <w:kern w:val="0"/>
+          <w:sz w:val="13"/>
+          <w:szCs w:val="13"/>
+          <w:lang w:eastAsia="uk-UA"/>
+        </w:rPr>
+        <w:t>"w-9 h-9 rounded-full object-cover border border-slate-600"</w:t>
+      </w:r>
+      <w:r>
+        <w:rPr>
+          <w:rFonts w:ascii="Consolas" w:eastAsia="Times New Roman" w:hAnsi="Consolas" w:cs="Times New Roman"/>
+          <w:color w:val="808080"/>
+          <w:kern w:val="0"/>
+          <w:sz w:val="13"/>
+          <w:szCs w:val="13"/>
+          <w:lang w:eastAsia="uk-UA"/>
+        </w:rPr>
+        <w:t>&gt;</w:t>
+      </w:r>
+    </w:p>
+    <w:p>
+      <w:pPr>
+        <w:shd w:val="clear" w:color="auto" w:fill="1F1F1F"/>
+        <w:spacing w:after="0" w:line="178" w:lineRule="atLeast"/>
+        <w:rPr>
+          <w:rFonts w:ascii="Consolas" w:eastAsia="Times New Roman" w:hAnsi="Consolas" w:cs="Times New Roman"/>
+          <w:color w:val="CCCCCC"/>
+          <w:kern w:val="0"/>
+          <w:sz w:val="13"/>
+          <w:szCs w:val="13"/>
+          <w:lang w:eastAsia="uk-UA"/>
+        </w:rPr>
+      </w:pPr>
+      <w:r>
+        <w:rPr>
+          <w:rFonts w:ascii="Consolas" w:eastAsia="Times New Roman" w:hAnsi="Consolas" w:cs="Times New Roman"/>
+          <w:color w:val="CCCCCC"/>
+          <w:kern w:val="0"/>
+          <w:sz w:val="13"/>
+          <w:szCs w:val="13"/>
+          <w:lang w:eastAsia="uk-UA"/>
+        </w:rPr>
+        <w:t>                    {% else %}</w:t>
+      </w:r>
+    </w:p>
+    <w:p>
+      <w:pPr>
+        <w:shd w:val="clear" w:color="auto" w:fill="1F1F1F"/>
+        <w:spacing w:after="0" w:line="178" w:lineRule="atLeast"/>
+        <w:rPr>
+          <w:rFonts w:ascii="Consolas" w:eastAsia="Times New Roman" w:hAnsi="Consolas" w:cs="Times New Roman"/>
+          <w:color w:val="CCCCCC"/>
+          <w:kern w:val="0"/>
+          <w:sz w:val="13"/>
+          <w:szCs w:val="13"/>
+          <w:lang w:eastAsia="uk-UA"/>
+        </w:rPr>
+      </w:pPr>
+      <w:r>
+        <w:rPr>
+          <w:rFonts w:ascii="Consolas" w:eastAsia="Times New Roman" w:hAnsi="Consolas" w:cs="Times New Roman"/>
+          <w:color w:val="CCCCCC"/>
+          <w:kern w:val="0"/>
+          <w:sz w:val="13"/>
+          <w:szCs w:val="13"/>
+          <w:lang w:eastAsia="uk-UA"/>
+        </w:rPr>
+        <w:t xml:space="preserve">                        </w:t>
+      </w:r>
+      <w:r>
+        <w:rPr>
+          <w:rFonts w:ascii="Consolas" w:eastAsia="Times New Roman" w:hAnsi="Consolas" w:cs="Times New Roman"/>
+          <w:color w:val="808080"/>
+          <w:kern w:val="0"/>
+          <w:sz w:val="13"/>
+          <w:szCs w:val="13"/>
+          <w:lang w:eastAsia="uk-UA"/>
+        </w:rPr>
+        <w:t>&lt;</w:t>
+      </w:r>
+      <w:r>
+        <w:rPr>
+          <w:rFonts w:ascii="Consolas" w:eastAsia="Times New Roman" w:hAnsi="Consolas" w:cs="Times New Roman"/>
+          <w:color w:val="569CD6"/>
+          <w:kern w:val="0"/>
+          <w:sz w:val="13"/>
+          <w:szCs w:val="13"/>
+          <w:lang w:eastAsia="uk-UA"/>
+        </w:rPr>
+        <w:t>div</w:t>
+      </w:r>
+      <w:r>
+        <w:rPr>
+          <w:rFonts w:ascii="Consolas" w:eastAsia="Times New Roman" w:hAnsi="Consolas" w:cs="Times New Roman"/>
+          <w:color w:val="CCCCCC"/>
+          <w:kern w:val="0"/>
+          <w:sz w:val="13"/>
+          <w:szCs w:val="13"/>
+          <w:lang w:eastAsia="uk-UA"/>
+        </w:rPr>
+        <w:t xml:space="preserve"> </w:t>
+      </w:r>
+      <w:r>
+        <w:rPr>
+          <w:rFonts w:ascii="Consolas" w:eastAsia="Times New Roman" w:hAnsi="Consolas" w:cs="Times New Roman"/>
+          <w:color w:val="9CDCFE"/>
+          <w:kern w:val="0"/>
+          <w:sz w:val="13"/>
+          <w:szCs w:val="13"/>
+          <w:lang w:eastAsia="uk-UA"/>
+        </w:rPr>
+        <w:t>class</w:t>
+      </w:r>
+      <w:r>
+        <w:rPr>
+          <w:rFonts w:ascii="Consolas" w:eastAsia="Times New Roman" w:hAnsi="Consolas" w:cs="Times New Roman"/>
+          <w:color w:val="CCCCCC"/>
+          <w:kern w:val="0"/>
+          <w:sz w:val="13"/>
+          <w:szCs w:val="13"/>
+          <w:lang w:eastAsia="uk-UA"/>
+        </w:rPr>
+        <w:t>=</w:t>
+      </w:r>
+      <w:r>
+        <w:rPr>
+          <w:rFonts w:ascii="Consolas" w:eastAsia="Times New Roman" w:hAnsi="Consolas" w:cs="Times New Roman"/>
+          <w:color w:val="CE9178"/>
+          <w:kern w:val="0"/>
+          <w:sz w:val="13"/>
+          <w:szCs w:val="13"/>
+          <w:lang w:eastAsia="uk-UA"/>
+        </w:rPr>
+        <w:t>"w-9 h-9 rounded-full bg-slate-700 flex items-center justify-center text-sm"</w:t>
+      </w:r>
+      <w:r>
+        <w:rPr>
+          <w:rFonts w:ascii="Consolas" w:eastAsia="Times New Roman" w:hAnsi="Consolas" w:cs="Times New Roman"/>
+          <w:color w:val="808080"/>
+          <w:kern w:val="0"/>
+          <w:sz w:val="13"/>
+          <w:szCs w:val="13"/>
+          <w:lang w:eastAsia="uk-UA"/>
+        </w:rPr>
+        <w:t>&gt;</w:t>
+      </w:r>
+    </w:p>
+    <w:p>
+      <w:pPr>
+        <w:shd w:val="clear" w:color="auto" w:fill="1F1F1F"/>
+        <w:spacing w:after="0" w:line="178" w:lineRule="atLeast"/>
+        <w:rPr>
+          <w:rFonts w:ascii="Consolas" w:eastAsia="Times New Roman" w:hAnsi="Consolas" w:cs="Times New Roman"/>
+          <w:color w:val="CCCCCC"/>
+          <w:kern w:val="0"/>
+          <w:sz w:val="13"/>
+          <w:szCs w:val="13"/>
+          <w:lang w:eastAsia="uk-UA"/>
+        </w:rPr>
+      </w:pPr>
+      <w:r>
+        <w:rPr>
+          <w:rFonts w:ascii="Consolas" w:eastAsia="Times New Roman" w:hAnsi="Consolas" w:cs="Times New Roman"/>
+          <w:color w:val="CCCCCC"/>
+          <w:kern w:val="0"/>
+          <w:sz w:val="13"/>
+          <w:szCs w:val="13"/>
+          <w:lang w:eastAsia="uk-UA"/>
+        </w:rPr>
+        <w:t>                            {{ request.user.username|first|upper }}</w:t>
+      </w:r>
+    </w:p>
+    <w:p>
+      <w:pPr>
+        <w:shd w:val="clear" w:color="auto" w:fill="1F1F1F"/>
+        <w:spacing w:after="0" w:line="178" w:lineRule="atLeast"/>
+        <w:rPr>
+          <w:rFonts w:ascii="Consolas" w:eastAsia="Times New Roman" w:hAnsi="Consolas" w:cs="Times New Roman"/>
+          <w:color w:val="CCCCCC"/>
+          <w:kern w:val="0"/>
+          <w:sz w:val="13"/>
+          <w:szCs w:val="13"/>
+          <w:lang w:eastAsia="uk-UA"/>
+        </w:rPr>
+      </w:pPr>
+      <w:r>
+        <w:rPr>
+          <w:rFonts w:ascii="Consolas" w:eastAsia="Times New Roman" w:hAnsi="Consolas" w:cs="Times New Roman"/>
+          <w:color w:val="CCCCCC"/>
+          <w:kern w:val="0"/>
+          <w:sz w:val="13"/>
+          <w:szCs w:val="13"/>
+          <w:lang w:eastAsia="uk-UA"/>
+        </w:rPr>
+        <w:t xml:space="preserve">                        </w:t>
+      </w:r>
+      <w:r>
+        <w:rPr>
+          <w:rFonts w:ascii="Consolas" w:eastAsia="Times New Roman" w:hAnsi="Consolas" w:cs="Times New Roman"/>
+          <w:color w:val="808080"/>
+          <w:kern w:val="0"/>
+          <w:sz w:val="13"/>
+          <w:szCs w:val="13"/>
+          <w:lang w:eastAsia="uk-UA"/>
+        </w:rPr>
+        <w:t>&lt;/</w:t>
+      </w:r>
+      <w:r>
+        <w:rPr>
+          <w:rFonts w:ascii="Consolas" w:eastAsia="Times New Roman" w:hAnsi="Consolas" w:cs="Times New Roman"/>
+          <w:color w:val="569CD6"/>
+          <w:kern w:val="0"/>
+          <w:sz w:val="13"/>
+          <w:szCs w:val="13"/>
+          <w:lang w:eastAsia="uk-UA"/>
+        </w:rPr>
+        <w:t>div</w:t>
+      </w:r>
+      <w:r>
+        <w:rPr>
+          <w:rFonts w:ascii="Consolas" w:eastAsia="Times New Roman" w:hAnsi="Consolas" w:cs="Times New Roman"/>
+          <w:color w:val="808080"/>
+          <w:kern w:val="0"/>
+          <w:sz w:val="13"/>
+          <w:szCs w:val="13"/>
+          <w:lang w:eastAsia="uk-UA"/>
+        </w:rPr>
+        <w:t>&gt;</w:t>
+      </w:r>
+    </w:p>
+    <w:p>
+      <w:pPr>
+        <w:shd w:val="clear" w:color="auto" w:fill="1F1F1F"/>
+        <w:spacing w:after="0" w:line="178" w:lineRule="atLeast"/>
+        <w:rPr>
+          <w:rFonts w:ascii="Consolas" w:eastAsia="Times New Roman" w:hAnsi="Consolas" w:cs="Times New Roman"/>
+          <w:color w:val="CCCCCC"/>
+          <w:kern w:val="0"/>
+          <w:sz w:val="13"/>
+          <w:szCs w:val="13"/>
+          <w:lang w:eastAsia="uk-UA"/>
+        </w:rPr>
+      </w:pPr>
+      <w:r>
+        <w:rPr>
+          <w:rFonts w:ascii="Consolas" w:eastAsia="Times New Roman" w:hAnsi="Consolas" w:cs="Times New Roman"/>
+          <w:color w:val="CCCCCC"/>
+          <w:kern w:val="0"/>
+          <w:sz w:val="13"/>
+          <w:szCs w:val="13"/>
+          <w:lang w:eastAsia="uk-UA"/>
+        </w:rPr>
+        <w:t>                    {% endif %}</w:t>
+      </w:r>
+    </w:p>
+    <w:p>
+      <w:pPr>
+        <w:shd w:val="clear" w:color="auto" w:fill="1F1F1F"/>
+        <w:spacing w:after="0" w:line="178" w:lineRule="atLeast"/>
+        <w:rPr>
+          <w:rFonts w:ascii="Consolas" w:eastAsia="Times New Roman" w:hAnsi="Consolas" w:cs="Times New Roman"/>
+          <w:color w:val="CCCCCC"/>
+          <w:kern w:val="0"/>
+          <w:sz w:val="13"/>
+          <w:szCs w:val="13"/>
+          <w:lang w:eastAsia="uk-UA"/>
+        </w:rPr>
+      </w:pPr>
+    </w:p>
+    <w:p>
+      <w:pPr>
+        <w:shd w:val="clear" w:color="auto" w:fill="1F1F1F"/>
+        <w:spacing w:after="0" w:line="178" w:lineRule="atLeast"/>
+        <w:rPr>
+          <w:rFonts w:ascii="Consolas" w:eastAsia="Times New Roman" w:hAnsi="Consolas" w:cs="Times New Roman"/>
+          <w:color w:val="CCCCCC"/>
+          <w:kern w:val="0"/>
+          <w:sz w:val="13"/>
+          <w:szCs w:val="13"/>
+          <w:lang w:eastAsia="uk-UA"/>
+        </w:rPr>
+      </w:pPr>
+      <w:r>
+        <w:rPr>
+          <w:rFonts w:ascii="Consolas" w:eastAsia="Times New Roman" w:hAnsi="Consolas" w:cs="Times New Roman"/>
+          <w:color w:val="CCCCCC"/>
+          <w:kern w:val="0"/>
+          <w:sz w:val="13"/>
+          <w:szCs w:val="13"/>
+          <w:lang w:eastAsia="uk-UA"/>
+        </w:rPr>
+        <w:t xml:space="preserve">                    </w:t>
+      </w:r>
+      <w:r>
+        <w:rPr>
+          <w:rFonts w:ascii="Consolas" w:eastAsia="Times New Roman" w:hAnsi="Consolas" w:cs="Times New Roman"/>
+          <w:color w:val="808080"/>
+          <w:kern w:val="0"/>
+          <w:sz w:val="13"/>
+          <w:szCs w:val="13"/>
+          <w:lang w:eastAsia="uk-UA"/>
+        </w:rPr>
+        <w:t>&lt;</w:t>
+      </w:r>
+      <w:r>
+        <w:rPr>
+          <w:rFonts w:ascii="Consolas" w:eastAsia="Times New Roman" w:hAnsi="Consolas" w:cs="Times New Roman"/>
+          <w:color w:val="569CD6"/>
+          <w:kern w:val="0"/>
+          <w:sz w:val="13"/>
+          <w:szCs w:val="13"/>
+          <w:lang w:eastAsia="uk-UA"/>
+        </w:rPr>
+        <w:t>a</w:t>
+      </w:r>
+      <w:r>
+        <w:rPr>
+          <w:rFonts w:ascii="Consolas" w:eastAsia="Times New Roman" w:hAnsi="Consolas" w:cs="Times New Roman"/>
+          <w:color w:val="CCCCCC"/>
+          <w:kern w:val="0"/>
+          <w:sz w:val="13"/>
+          <w:szCs w:val="13"/>
+          <w:lang w:eastAsia="uk-UA"/>
+        </w:rPr>
+        <w:t xml:space="preserve"> </w:t>
+      </w:r>
+      <w:r>
+        <w:rPr>
+          <w:rFonts w:ascii="Consolas" w:eastAsia="Times New Roman" w:hAnsi="Consolas" w:cs="Times New Roman"/>
+          <w:color w:val="9CDCFE"/>
+          <w:kern w:val="0"/>
+          <w:sz w:val="13"/>
+          <w:szCs w:val="13"/>
+          <w:lang w:eastAsia="uk-UA"/>
+        </w:rPr>
+        <w:t>href</w:t>
+      </w:r>
+      <w:r>
+        <w:rPr>
+          <w:rFonts w:ascii="Consolas" w:eastAsia="Times New Roman" w:hAnsi="Consolas" w:cs="Times New Roman"/>
+          <w:color w:val="CCCCCC"/>
+          <w:kern w:val="0"/>
+          <w:sz w:val="13"/>
+          <w:szCs w:val="13"/>
+          <w:lang w:eastAsia="uk-UA"/>
+        </w:rPr>
+        <w:t>=</w:t>
+      </w:r>
+      <w:r>
+        <w:rPr>
+          <w:rFonts w:ascii="Consolas" w:eastAsia="Times New Roman" w:hAnsi="Consolas" w:cs="Times New Roman"/>
+          <w:color w:val="CE9178"/>
+          <w:kern w:val="0"/>
+          <w:sz w:val="13"/>
+          <w:szCs w:val="13"/>
+          <w:lang w:eastAsia="uk-UA"/>
+        </w:rPr>
+        <w:t>"/users/profile"</w:t>
+      </w:r>
+    </w:p>
+    <w:p>
+      <w:pPr>
+        <w:shd w:val="clear" w:color="auto" w:fill="1F1F1F"/>
+        <w:spacing w:after="0" w:line="178" w:lineRule="atLeast"/>
+        <w:rPr>
+          <w:rFonts w:ascii="Consolas" w:eastAsia="Times New Roman" w:hAnsi="Consolas" w:cs="Times New Roman"/>
+          <w:color w:val="CCCCCC"/>
+          <w:kern w:val="0"/>
+          <w:sz w:val="13"/>
+          <w:szCs w:val="13"/>
+          <w:lang w:eastAsia="uk-UA"/>
+        </w:rPr>
+      </w:pPr>
+      <w:r>
+        <w:rPr>
+          <w:rFonts w:ascii="Consolas" w:eastAsia="Times New Roman" w:hAnsi="Consolas" w:cs="Times New Roman"/>
+          <w:color w:val="CCCCCC"/>
+          <w:kern w:val="0"/>
+          <w:sz w:val="13"/>
+          <w:szCs w:val="13"/>
+          <w:lang w:eastAsia="uk-UA"/>
+        </w:rPr>
+        <w:t xml:space="preserve">                    </w:t>
+      </w:r>
+      <w:r>
+        <w:rPr>
+          <w:rFonts w:ascii="Consolas" w:eastAsia="Times New Roman" w:hAnsi="Consolas" w:cs="Times New Roman"/>
+          <w:color w:val="9CDCFE"/>
+          <w:kern w:val="0"/>
+          <w:sz w:val="13"/>
+          <w:szCs w:val="13"/>
+          <w:lang w:eastAsia="uk-UA"/>
+        </w:rPr>
+        <w:t>class</w:t>
+      </w:r>
+      <w:r>
+        <w:rPr>
+          <w:rFonts w:ascii="Consolas" w:eastAsia="Times New Roman" w:hAnsi="Consolas" w:cs="Times New Roman"/>
+          <w:color w:val="CCCCCC"/>
+          <w:kern w:val="0"/>
+          <w:sz w:val="13"/>
+          <w:szCs w:val="13"/>
+          <w:lang w:eastAsia="uk-UA"/>
+        </w:rPr>
+        <w:t>=</w:t>
+      </w:r>
+      <w:r>
+        <w:rPr>
+          <w:rFonts w:ascii="Consolas" w:eastAsia="Times New Roman" w:hAnsi="Consolas" w:cs="Times New Roman"/>
+          <w:color w:val="CE9178"/>
+          <w:kern w:val="0"/>
+          <w:sz w:val="13"/>
+          <w:szCs w:val="13"/>
+          <w:lang w:eastAsia="uk-UA"/>
+        </w:rPr>
+        <w:t>"bg-indigo-500 hover:bg-indigo-600 text-white px-5 py-2 rounded-lg text-sm font-medium transition-colors"</w:t>
+      </w:r>
+      <w:r>
+        <w:rPr>
+          <w:rFonts w:ascii="Consolas" w:eastAsia="Times New Roman" w:hAnsi="Consolas" w:cs="Times New Roman"/>
+          <w:color w:val="808080"/>
+          <w:kern w:val="0"/>
+          <w:sz w:val="13"/>
+          <w:szCs w:val="13"/>
+          <w:lang w:eastAsia="uk-UA"/>
+        </w:rPr>
+        <w:t>&gt;</w:t>
+      </w:r>
+    </w:p>
+    <w:p>
+      <w:pPr>
+        <w:shd w:val="clear" w:color="auto" w:fill="1F1F1F"/>
+        <w:spacing w:after="0" w:line="178" w:lineRule="atLeast"/>
+        <w:rPr>
+          <w:rFonts w:ascii="Consolas" w:eastAsia="Times New Roman" w:hAnsi="Consolas" w:cs="Times New Roman"/>
+          <w:color w:val="CCCCCC"/>
+          <w:kern w:val="0"/>
+          <w:sz w:val="13"/>
+          <w:szCs w:val="13"/>
+          <w:lang w:eastAsia="uk-UA"/>
+        </w:rPr>
+      </w:pPr>
+      <w:r>
+        <w:rPr>
+          <w:rFonts w:ascii="Consolas" w:eastAsia="Times New Roman" w:hAnsi="Consolas" w:cs="Times New Roman"/>
+          <w:color w:val="CCCCCC"/>
+          <w:kern w:val="0"/>
+          <w:sz w:val="13"/>
+          <w:szCs w:val="13"/>
+          <w:lang w:eastAsia="uk-UA"/>
+        </w:rPr>
+        <w:t>                        {{ request.user.first_name|default:request.user.username }}</w:t>
+      </w:r>
+    </w:p>
+    <w:p>
+      <w:pPr>
+        <w:shd w:val="clear" w:color="auto" w:fill="1F1F1F"/>
+        <w:spacing w:after="0" w:line="178" w:lineRule="atLeast"/>
+        <w:rPr>
+          <w:rFonts w:ascii="Consolas" w:eastAsia="Times New Roman" w:hAnsi="Consolas" w:cs="Times New Roman"/>
+          <w:color w:val="CCCCCC"/>
+          <w:kern w:val="0"/>
+          <w:sz w:val="13"/>
+          <w:szCs w:val="13"/>
+          <w:lang w:eastAsia="uk-UA"/>
+        </w:rPr>
+      </w:pPr>
+      <w:r>
+        <w:rPr>
+          <w:rFonts w:ascii="Consolas" w:eastAsia="Times New Roman" w:hAnsi="Consolas" w:cs="Times New Roman"/>
+          <w:color w:val="CCCCCC"/>
+          <w:kern w:val="0"/>
+          <w:sz w:val="13"/>
+          <w:szCs w:val="13"/>
+          <w:lang w:eastAsia="uk-UA"/>
+        </w:rPr>
+        <w:t xml:space="preserve">                    </w:t>
+      </w:r>
+      <w:r>
+        <w:rPr>
+          <w:rFonts w:ascii="Consolas" w:eastAsia="Times New Roman" w:hAnsi="Consolas" w:cs="Times New Roman"/>
+          <w:color w:val="808080"/>
+          <w:kern w:val="0"/>
+          <w:sz w:val="13"/>
+          <w:szCs w:val="13"/>
+          <w:lang w:eastAsia="uk-UA"/>
+        </w:rPr>
+        <w:t>&lt;/</w:t>
+      </w:r>
+      <w:r>
+        <w:rPr>
+          <w:rFonts w:ascii="Consolas" w:eastAsia="Times New Roman" w:hAnsi="Consolas" w:cs="Times New Roman"/>
+          <w:color w:val="569CD6"/>
+          <w:kern w:val="0"/>
+          <w:sz w:val="13"/>
+          <w:szCs w:val="13"/>
+          <w:lang w:eastAsia="uk-UA"/>
+        </w:rPr>
+        <w:t>a</w:t>
+      </w:r>
+      <w:r>
+        <w:rPr>
+          <w:rFonts w:ascii="Consolas" w:eastAsia="Times New Roman" w:hAnsi="Consolas" w:cs="Times New Roman"/>
+          <w:color w:val="808080"/>
+          <w:kern w:val="0"/>
+          <w:sz w:val="13"/>
+          <w:szCs w:val="13"/>
+          <w:lang w:eastAsia="uk-UA"/>
+        </w:rPr>
+        <w:t>&gt;</w:t>
+      </w:r>
+    </w:p>
+    <w:p>
+      <w:pPr>
+        <w:shd w:val="clear" w:color="auto" w:fill="1F1F1F"/>
+        <w:spacing w:after="0" w:line="178" w:lineRule="atLeast"/>
+        <w:rPr>
+          <w:rFonts w:ascii="Consolas" w:eastAsia="Times New Roman" w:hAnsi="Consolas" w:cs="Times New Roman"/>
+          <w:color w:val="CCCCCC"/>
+          <w:kern w:val="0"/>
+          <w:sz w:val="13"/>
+          <w:szCs w:val="13"/>
+          <w:lang w:eastAsia="uk-UA"/>
+        </w:rPr>
+      </w:pPr>
+    </w:p>
+    <w:p>
+      <w:pPr>
+        <w:shd w:val="clear" w:color="auto" w:fill="1F1F1F"/>
+        <w:spacing w:after="0" w:line="178" w:lineRule="atLeast"/>
+        <w:rPr>
+          <w:rFonts w:ascii="Consolas" w:eastAsia="Times New Roman" w:hAnsi="Consolas" w:cs="Times New Roman"/>
+          <w:color w:val="CCCCCC"/>
+          <w:kern w:val="0"/>
+          <w:sz w:val="13"/>
+          <w:szCs w:val="13"/>
+          <w:lang w:eastAsia="uk-UA"/>
+        </w:rPr>
+      </w:pPr>
+      <w:r>
+        <w:rPr>
+          <w:rFonts w:ascii="Consolas" w:eastAsia="Times New Roman" w:hAnsi="Consolas" w:cs="Times New Roman"/>
+          <w:color w:val="CCCCCC"/>
+          <w:kern w:val="0"/>
+          <w:sz w:val="13"/>
+          <w:szCs w:val="13"/>
+          <w:lang w:eastAsia="uk-UA"/>
+        </w:rPr>
+        <w:t xml:space="preserve">                    </w:t>
+      </w:r>
+      <w:r>
+        <w:rPr>
+          <w:rFonts w:ascii="Consolas" w:eastAsia="Times New Roman" w:hAnsi="Consolas" w:cs="Times New Roman"/>
+          <w:color w:val="808080"/>
+          <w:kern w:val="0"/>
+          <w:sz w:val="13"/>
+          <w:szCs w:val="13"/>
+          <w:lang w:eastAsia="uk-UA"/>
+        </w:rPr>
+        <w:t>&lt;</w:t>
+      </w:r>
+      <w:r>
+        <w:rPr>
+          <w:rFonts w:ascii="Consolas" w:eastAsia="Times New Roman" w:hAnsi="Consolas" w:cs="Times New Roman"/>
+          <w:color w:val="569CD6"/>
+          <w:kern w:val="0"/>
+          <w:sz w:val="13"/>
+          <w:szCs w:val="13"/>
+          <w:lang w:eastAsia="uk-UA"/>
+        </w:rPr>
+        <w:t>a</w:t>
+      </w:r>
+      <w:r>
+        <w:rPr>
+          <w:rFonts w:ascii="Consolas" w:eastAsia="Times New Roman" w:hAnsi="Consolas" w:cs="Times New Roman"/>
+          <w:color w:val="CCCCCC"/>
+          <w:kern w:val="0"/>
+          <w:sz w:val="13"/>
+          <w:szCs w:val="13"/>
+          <w:lang w:eastAsia="uk-UA"/>
+        </w:rPr>
+        <w:t xml:space="preserve"> </w:t>
+      </w:r>
+      <w:r>
+        <w:rPr>
+          <w:rFonts w:ascii="Consolas" w:eastAsia="Times New Roman" w:hAnsi="Consolas" w:cs="Times New Roman"/>
+          <w:color w:val="9CDCFE"/>
+          <w:kern w:val="0"/>
+          <w:sz w:val="13"/>
+          <w:szCs w:val="13"/>
+          <w:lang w:eastAsia="uk-UA"/>
+        </w:rPr>
+        <w:t>href</w:t>
+      </w:r>
+      <w:r>
+        <w:rPr>
+          <w:rFonts w:ascii="Consolas" w:eastAsia="Times New Roman" w:hAnsi="Consolas" w:cs="Times New Roman"/>
+          <w:color w:val="CCCCCC"/>
+          <w:kern w:val="0"/>
+          <w:sz w:val="13"/>
+          <w:szCs w:val="13"/>
+          <w:lang w:eastAsia="uk-UA"/>
+        </w:rPr>
+        <w:t>=</w:t>
+      </w:r>
+      <w:r>
+        <w:rPr>
+          <w:rFonts w:ascii="Consolas" w:eastAsia="Times New Roman" w:hAnsi="Consolas" w:cs="Times New Roman"/>
+          <w:color w:val="CE9178"/>
+          <w:kern w:val="0"/>
+          <w:sz w:val="13"/>
+          <w:szCs w:val="13"/>
+          <w:lang w:eastAsia="uk-UA"/>
+        </w:rPr>
+        <w:t>"/users/logout"</w:t>
+      </w:r>
+    </w:p>
+    <w:p>
+      <w:pPr>
+        <w:shd w:val="clear" w:color="auto" w:fill="1F1F1F"/>
+        <w:spacing w:after="0" w:line="178" w:lineRule="atLeast"/>
+        <w:rPr>
+          <w:rFonts w:ascii="Consolas" w:eastAsia="Times New Roman" w:hAnsi="Consolas" w:cs="Times New Roman"/>
+          <w:color w:val="CCCCCC"/>
+          <w:kern w:val="0"/>
+          <w:sz w:val="13"/>
+          <w:szCs w:val="13"/>
+          <w:lang w:eastAsia="uk-UA"/>
+        </w:rPr>
+      </w:pPr>
+      <w:r>
+        <w:rPr>
+          <w:rFonts w:ascii="Consolas" w:eastAsia="Times New Roman" w:hAnsi="Consolas" w:cs="Times New Roman"/>
+          <w:color w:val="CCCCCC"/>
+          <w:kern w:val="0"/>
+          <w:sz w:val="13"/>
+          <w:szCs w:val="13"/>
+          <w:lang w:eastAsia="uk-UA"/>
+        </w:rPr>
+        <w:t xml:space="preserve">                    </w:t>
+      </w:r>
+      <w:r>
+        <w:rPr>
+          <w:rFonts w:ascii="Consolas" w:eastAsia="Times New Roman" w:hAnsi="Consolas" w:cs="Times New Roman"/>
+          <w:color w:val="9CDCFE"/>
+          <w:kern w:val="0"/>
+          <w:sz w:val="13"/>
+          <w:szCs w:val="13"/>
+          <w:lang w:eastAsia="uk-UA"/>
+        </w:rPr>
+        <w:t>class</w:t>
+      </w:r>
+      <w:r>
+        <w:rPr>
+          <w:rFonts w:ascii="Consolas" w:eastAsia="Times New Roman" w:hAnsi="Consolas" w:cs="Times New Roman"/>
+          <w:color w:val="CCCCCC"/>
+          <w:kern w:val="0"/>
+          <w:sz w:val="13"/>
+          <w:szCs w:val="13"/>
+          <w:lang w:eastAsia="uk-UA"/>
+        </w:rPr>
+        <w:t>=</w:t>
+      </w:r>
+      <w:r>
+        <w:rPr>
+          <w:rFonts w:ascii="Consolas" w:eastAsia="Times New Roman" w:hAnsi="Consolas" w:cs="Times New Roman"/>
+          <w:color w:val="CE9178"/>
+          <w:kern w:val="0"/>
+          <w:sz w:val="13"/>
+          <w:szCs w:val="13"/>
+          <w:lang w:eastAsia="uk-UA"/>
+        </w:rPr>
+        <w:t>"border border-indigo-500 hover:bg-indigo-500/10 text-indigo-400 hover:text-indigo-300 px-5 py-2 rounded-lg text-sm font-medium transition-colors"</w:t>
+      </w:r>
+      <w:r>
+        <w:rPr>
+          <w:rFonts w:ascii="Consolas" w:eastAsia="Times New Roman" w:hAnsi="Consolas" w:cs="Times New Roman"/>
+          <w:color w:val="808080"/>
+          <w:kern w:val="0"/>
+          <w:sz w:val="13"/>
+          <w:szCs w:val="13"/>
+          <w:lang w:eastAsia="uk-UA"/>
+        </w:rPr>
+        <w:t>&gt;</w:t>
+      </w:r>
+    </w:p>
+    <w:p>
+      <w:pPr>
+        <w:shd w:val="clear" w:color="auto" w:fill="1F1F1F"/>
+        <w:spacing w:after="0" w:line="178" w:lineRule="atLeast"/>
+        <w:rPr>
+          <w:rFonts w:ascii="Consolas" w:eastAsia="Times New Roman" w:hAnsi="Consolas" w:cs="Times New Roman"/>
+          <w:color w:val="CCCCCC"/>
+          <w:kern w:val="0"/>
+          <w:sz w:val="13"/>
+          <w:szCs w:val="13"/>
+          <w:lang w:eastAsia="uk-UA"/>
+        </w:rPr>
+      </w:pPr>
+      <w:r>
+        <w:rPr>
+          <w:rFonts w:ascii="Consolas" w:eastAsia="Times New Roman" w:hAnsi="Consolas" w:cs="Times New Roman"/>
+          <w:color w:val="CCCCCC"/>
+          <w:kern w:val="0"/>
+          <w:sz w:val="13"/>
+          <w:szCs w:val="13"/>
+          <w:lang w:eastAsia="uk-UA"/>
+        </w:rPr>
+        <w:t>                        Вийти</w:t>
+      </w:r>
+    </w:p>
+    <w:p>
+      <w:pPr>
+        <w:shd w:val="clear" w:color="auto" w:fill="1F1F1F"/>
+        <w:spacing w:after="0" w:line="178" w:lineRule="atLeast"/>
+        <w:rPr>
+          <w:rFonts w:ascii="Consolas" w:eastAsia="Times New Roman" w:hAnsi="Consolas" w:cs="Times New Roman"/>
+          <w:color w:val="CCCCCC"/>
+          <w:kern w:val="0"/>
+          <w:sz w:val="13"/>
+          <w:szCs w:val="13"/>
+          <w:lang w:eastAsia="uk-UA"/>
+        </w:rPr>
+      </w:pPr>
+      <w:r>
+        <w:rPr>
+          <w:rFonts w:ascii="Consolas" w:eastAsia="Times New Roman" w:hAnsi="Consolas" w:cs="Times New Roman"/>
+          <w:color w:val="CCCCCC"/>
+          <w:kern w:val="0"/>
+          <w:sz w:val="13"/>
+          <w:szCs w:val="13"/>
+          <w:lang w:eastAsia="uk-UA"/>
+        </w:rPr>
+        <w:t xml:space="preserve">                    </w:t>
+      </w:r>
+      <w:r>
+        <w:rPr>
+          <w:rFonts w:ascii="Consolas" w:eastAsia="Times New Roman" w:hAnsi="Consolas" w:cs="Times New Roman"/>
+          <w:color w:val="808080"/>
+          <w:kern w:val="0"/>
+          <w:sz w:val="13"/>
+          <w:szCs w:val="13"/>
+          <w:lang w:eastAsia="uk-UA"/>
+        </w:rPr>
+        <w:t>&lt;/</w:t>
+      </w:r>
+      <w:r>
+        <w:rPr>
+          <w:rFonts w:ascii="Consolas" w:eastAsia="Times New Roman" w:hAnsi="Consolas" w:cs="Times New Roman"/>
+          <w:color w:val="569CD6"/>
+          <w:kern w:val="0"/>
+          <w:sz w:val="13"/>
+          <w:szCs w:val="13"/>
+          <w:lang w:eastAsia="uk-UA"/>
+        </w:rPr>
+        <w:t>a</w:t>
+      </w:r>
+      <w:r>
+        <w:rPr>
+          <w:rFonts w:ascii="Consolas" w:eastAsia="Times New Roman" w:hAnsi="Consolas" w:cs="Times New Roman"/>
+          <w:color w:val="808080"/>
+          <w:kern w:val="0"/>
+          <w:sz w:val="13"/>
+          <w:szCs w:val="13"/>
+          <w:lang w:eastAsia="uk-UA"/>
+        </w:rPr>
+        <w:t>&gt;</w:t>
+      </w:r>
+    </w:p>
+    <w:p>
+      <w:pPr>
+        <w:shd w:val="clear" w:color="auto" w:fill="1F1F1F"/>
+        <w:spacing w:after="0" w:line="178" w:lineRule="atLeast"/>
+        <w:rPr>
+          <w:rFonts w:ascii="Consolas" w:eastAsia="Times New Roman" w:hAnsi="Consolas" w:cs="Times New Roman"/>
+          <w:color w:val="CCCCCC"/>
+          <w:kern w:val="0"/>
+          <w:sz w:val="13"/>
+          <w:szCs w:val="13"/>
+          <w:lang w:eastAsia="uk-UA"/>
+        </w:rPr>
+      </w:pPr>
+    </w:p>
+    <w:p>
+      <w:pPr>
+        <w:shd w:val="clear" w:color="auto" w:fill="1F1F1F"/>
+        <w:spacing w:after="0" w:line="178" w:lineRule="atLeast"/>
+        <w:rPr>
+          <w:rFonts w:ascii="Consolas" w:eastAsia="Times New Roman" w:hAnsi="Consolas" w:cs="Times New Roman"/>
+          <w:color w:val="CCCCCC"/>
+          <w:kern w:val="0"/>
+          <w:sz w:val="13"/>
+          <w:szCs w:val="13"/>
+          <w:lang w:eastAsia="uk-UA"/>
+        </w:rPr>
+      </w:pPr>
+      <w:r>
+        <w:rPr>
+          <w:rFonts w:ascii="Consolas" w:eastAsia="Times New Roman" w:hAnsi="Consolas" w:cs="Times New Roman"/>
+          <w:color w:val="CCCCCC"/>
+          <w:kern w:val="0"/>
+          <w:sz w:val="13"/>
+          <w:szCs w:val="13"/>
+          <w:lang w:eastAsia="uk-UA"/>
+        </w:rPr>
+        <w:t xml:space="preserve">                </w:t>
+      </w:r>
+      <w:r>
+        <w:rPr>
+          <w:rFonts w:ascii="Consolas" w:eastAsia="Times New Roman" w:hAnsi="Consolas" w:cs="Times New Roman"/>
+          <w:color w:val="808080"/>
+          <w:kern w:val="0"/>
+          <w:sz w:val="13"/>
+          <w:szCs w:val="13"/>
+          <w:lang w:eastAsia="uk-UA"/>
+        </w:rPr>
+        <w:t>&lt;/</w:t>
+      </w:r>
+      <w:r>
+        <w:rPr>
+          <w:rFonts w:ascii="Consolas" w:eastAsia="Times New Roman" w:hAnsi="Consolas" w:cs="Times New Roman"/>
+          <w:color w:val="569CD6"/>
+          <w:kern w:val="0"/>
+          <w:sz w:val="13"/>
+          <w:szCs w:val="13"/>
+          <w:lang w:eastAsia="uk-UA"/>
+        </w:rPr>
+        <w:t>div</w:t>
+      </w:r>
+      <w:r>
+        <w:rPr>
+          <w:rFonts w:ascii="Consolas" w:eastAsia="Times New Roman" w:hAnsi="Consolas" w:cs="Times New Roman"/>
+          <w:color w:val="808080"/>
+          <w:kern w:val="0"/>
+          <w:sz w:val="13"/>
+          <w:szCs w:val="13"/>
+          <w:lang w:eastAsia="uk-UA"/>
+        </w:rPr>
+        <w:t>&gt;</w:t>
+      </w:r>
+    </w:p>
+    <w:p>
+      <w:pPr>
+        <w:shd w:val="clear" w:color="auto" w:fill="1F1F1F"/>
+        <w:spacing w:after="0" w:line="178" w:lineRule="atLeast"/>
+        <w:rPr>
+          <w:rFonts w:ascii="Consolas" w:eastAsia="Times New Roman" w:hAnsi="Consolas" w:cs="Times New Roman"/>
+          <w:color w:val="CCCCCC"/>
+          <w:kern w:val="0"/>
+          <w:sz w:val="13"/>
+          <w:szCs w:val="13"/>
+          <w:lang w:eastAsia="uk-UA"/>
+        </w:rPr>
+      </w:pPr>
+    </w:p>
+    <w:p>
+      <w:pPr>
+        <w:shd w:val="clear" w:color="auto" w:fill="1F1F1F"/>
+        <w:spacing w:after="0" w:line="178" w:lineRule="atLeast"/>
+        <w:rPr>
+          <w:rFonts w:ascii="Consolas" w:eastAsia="Times New Roman" w:hAnsi="Consolas" w:cs="Times New Roman"/>
+          <w:color w:val="CCCCCC"/>
+          <w:kern w:val="0"/>
+          <w:sz w:val="13"/>
+          <w:szCs w:val="13"/>
+          <w:lang w:eastAsia="uk-UA"/>
+        </w:rPr>
+      </w:pPr>
+      <w:r>
+        <w:rPr>
+          <w:rFonts w:ascii="Consolas" w:eastAsia="Times New Roman" w:hAnsi="Consolas" w:cs="Times New Roman"/>
+          <w:color w:val="CCCCCC"/>
+          <w:kern w:val="0"/>
+          <w:sz w:val="13"/>
+          <w:szCs w:val="13"/>
+          <w:lang w:eastAsia="uk-UA"/>
+        </w:rPr>
+        <w:t>                {% else %}</w:t>
+      </w:r>
+    </w:p>
+    <w:p>
+      <w:pPr>
+        <w:shd w:val="clear" w:color="auto" w:fill="1F1F1F"/>
+        <w:spacing w:after="0" w:line="178" w:lineRule="atLeast"/>
+        <w:rPr>
+          <w:rFonts w:ascii="Consolas" w:eastAsia="Times New Roman" w:hAnsi="Consolas" w:cs="Times New Roman"/>
+          <w:color w:val="CCCCCC"/>
+          <w:kern w:val="0"/>
+          <w:sz w:val="13"/>
+          <w:szCs w:val="13"/>
+          <w:lang w:eastAsia="uk-UA"/>
+        </w:rPr>
+      </w:pPr>
+    </w:p>
+    <w:p>
+      <w:pPr>
+        <w:shd w:val="clear" w:color="auto" w:fill="1F1F1F"/>
+        <w:spacing w:after="0" w:line="178" w:lineRule="atLeast"/>
+        <w:rPr>
+          <w:rFonts w:ascii="Consolas" w:eastAsia="Times New Roman" w:hAnsi="Consolas" w:cs="Times New Roman"/>
+          <w:color w:val="CCCCCC"/>
+          <w:kern w:val="0"/>
+          <w:sz w:val="13"/>
+          <w:szCs w:val="13"/>
+          <w:lang w:eastAsia="uk-UA"/>
+        </w:rPr>
+      </w:pPr>
+      <w:r>
+        <w:rPr>
+          <w:rFonts w:ascii="Consolas" w:eastAsia="Times New Roman" w:hAnsi="Consolas" w:cs="Times New Roman"/>
+          <w:color w:val="CCCCCC"/>
+          <w:kern w:val="0"/>
+          <w:sz w:val="13"/>
+          <w:szCs w:val="13"/>
+          <w:lang w:eastAsia="uk-UA"/>
+        </w:rPr>
+        <w:t xml:space="preserve">                </w:t>
+      </w:r>
+      <w:r>
+        <w:rPr>
+          <w:rFonts w:ascii="Consolas" w:eastAsia="Times New Roman" w:hAnsi="Consolas" w:cs="Times New Roman"/>
+          <w:color w:val="6A9955"/>
+          <w:kern w:val="0"/>
+          <w:sz w:val="13"/>
+          <w:szCs w:val="13"/>
+          <w:lang w:eastAsia="uk-UA"/>
+        </w:rPr>
+        <w:t>&lt;!-- CTA кнопка --&gt;</w:t>
+      </w:r>
+    </w:p>
+    <w:p>
+      <w:pPr>
+        <w:shd w:val="clear" w:color="auto" w:fill="1F1F1F"/>
+        <w:spacing w:after="0" w:line="178" w:lineRule="atLeast"/>
+        <w:rPr>
+          <w:rFonts w:ascii="Consolas" w:eastAsia="Times New Roman" w:hAnsi="Consolas" w:cs="Times New Roman"/>
+          <w:color w:val="CCCCCC"/>
+          <w:kern w:val="0"/>
+          <w:sz w:val="13"/>
+          <w:szCs w:val="13"/>
+          <w:lang w:eastAsia="uk-UA"/>
+        </w:rPr>
+      </w:pPr>
+      <w:r>
+        <w:rPr>
+          <w:rFonts w:ascii="Consolas" w:eastAsia="Times New Roman" w:hAnsi="Consolas" w:cs="Times New Roman"/>
+          <w:color w:val="CCCCCC"/>
+          <w:kern w:val="0"/>
+          <w:sz w:val="13"/>
+          <w:szCs w:val="13"/>
+          <w:lang w:eastAsia="uk-UA"/>
+        </w:rPr>
+        <w:t xml:space="preserve">                </w:t>
+      </w:r>
+      <w:r>
+        <w:rPr>
+          <w:rFonts w:ascii="Consolas" w:eastAsia="Times New Roman" w:hAnsi="Consolas" w:cs="Times New Roman"/>
+          <w:color w:val="808080"/>
+          <w:kern w:val="0"/>
+          <w:sz w:val="13"/>
+          <w:szCs w:val="13"/>
+          <w:lang w:eastAsia="uk-UA"/>
+        </w:rPr>
+        <w:t>&lt;</w:t>
+      </w:r>
+      <w:r>
+        <w:rPr>
+          <w:rFonts w:ascii="Consolas" w:eastAsia="Times New Roman" w:hAnsi="Consolas" w:cs="Times New Roman"/>
+          <w:color w:val="569CD6"/>
+          <w:kern w:val="0"/>
+          <w:sz w:val="13"/>
+          <w:szCs w:val="13"/>
+          <w:lang w:eastAsia="uk-UA"/>
+        </w:rPr>
+        <w:t>div</w:t>
+      </w:r>
+      <w:r>
+        <w:rPr>
+          <w:rFonts w:ascii="Consolas" w:eastAsia="Times New Roman" w:hAnsi="Consolas" w:cs="Times New Roman"/>
+          <w:color w:val="CCCCCC"/>
+          <w:kern w:val="0"/>
+          <w:sz w:val="13"/>
+          <w:szCs w:val="13"/>
+          <w:lang w:eastAsia="uk-UA"/>
+        </w:rPr>
+        <w:t xml:space="preserve"> </w:t>
+      </w:r>
+      <w:r>
+        <w:rPr>
+          <w:rFonts w:ascii="Consolas" w:eastAsia="Times New Roman" w:hAnsi="Consolas" w:cs="Times New Roman"/>
+          <w:color w:val="9CDCFE"/>
+          <w:kern w:val="0"/>
+          <w:sz w:val="13"/>
+          <w:szCs w:val="13"/>
+          <w:lang w:eastAsia="uk-UA"/>
+        </w:rPr>
+        <w:t>class</w:t>
+      </w:r>
+      <w:r>
+        <w:rPr>
+          <w:rFonts w:ascii="Consolas" w:eastAsia="Times New Roman" w:hAnsi="Consolas" w:cs="Times New Roman"/>
+          <w:color w:val="CCCCCC"/>
+          <w:kern w:val="0"/>
+          <w:sz w:val="13"/>
+          <w:szCs w:val="13"/>
+          <w:lang w:eastAsia="uk-UA"/>
+        </w:rPr>
+        <w:t>=</w:t>
+      </w:r>
+      <w:r>
+        <w:rPr>
+          <w:rFonts w:ascii="Consolas" w:eastAsia="Times New Roman" w:hAnsi="Consolas" w:cs="Times New Roman"/>
+          <w:color w:val="CE9178"/>
+          <w:kern w:val="0"/>
+          <w:sz w:val="13"/>
+          <w:szCs w:val="13"/>
+          <w:lang w:eastAsia="uk-UA"/>
+        </w:rPr>
+        <w:t>"flex items-center gap-2"</w:t>
+      </w:r>
+      <w:r>
+        <w:rPr>
+          <w:rFonts w:ascii="Consolas" w:eastAsia="Times New Roman" w:hAnsi="Consolas" w:cs="Times New Roman"/>
+          <w:color w:val="808080"/>
+          <w:kern w:val="0"/>
+          <w:sz w:val="13"/>
+          <w:szCs w:val="13"/>
+          <w:lang w:eastAsia="uk-UA"/>
+        </w:rPr>
+        <w:t>&gt;</w:t>
+      </w:r>
+    </w:p>
+    <w:p>
+      <w:pPr>
+        <w:shd w:val="clear" w:color="auto" w:fill="1F1F1F"/>
+        <w:spacing w:after="0" w:line="178" w:lineRule="atLeast"/>
+        <w:rPr>
+          <w:rFonts w:ascii="Consolas" w:eastAsia="Times New Roman" w:hAnsi="Consolas" w:cs="Times New Roman"/>
+          <w:color w:val="CCCCCC"/>
+          <w:kern w:val="0"/>
+          <w:sz w:val="13"/>
+          <w:szCs w:val="13"/>
+          <w:lang w:eastAsia="uk-UA"/>
+        </w:rPr>
+      </w:pPr>
+      <w:r>
+        <w:rPr>
+          <w:rFonts w:ascii="Consolas" w:eastAsia="Times New Roman" w:hAnsi="Consolas" w:cs="Times New Roman"/>
+          <w:color w:val="CCCCCC"/>
+          <w:kern w:val="0"/>
+          <w:sz w:val="13"/>
+          <w:szCs w:val="13"/>
+          <w:lang w:eastAsia="uk-UA"/>
+        </w:rPr>
+        <w:t xml:space="preserve">                    </w:t>
+      </w:r>
+      <w:r>
+        <w:rPr>
+          <w:rFonts w:ascii="Consolas" w:eastAsia="Times New Roman" w:hAnsi="Consolas" w:cs="Times New Roman"/>
+          <w:color w:val="808080"/>
+          <w:kern w:val="0"/>
+          <w:sz w:val="13"/>
+          <w:szCs w:val="13"/>
+          <w:lang w:eastAsia="uk-UA"/>
+        </w:rPr>
+        <w:t>&lt;</w:t>
+      </w:r>
+      <w:r>
+        <w:rPr>
+          <w:rFonts w:ascii="Consolas" w:eastAsia="Times New Roman" w:hAnsi="Consolas" w:cs="Times New Roman"/>
+          <w:color w:val="569CD6"/>
+          <w:kern w:val="0"/>
+          <w:sz w:val="13"/>
+          <w:szCs w:val="13"/>
+          <w:lang w:eastAsia="uk-UA"/>
+        </w:rPr>
+        <w:t>a</w:t>
+      </w:r>
+      <w:r>
+        <w:rPr>
+          <w:rFonts w:ascii="Consolas" w:eastAsia="Times New Roman" w:hAnsi="Consolas" w:cs="Times New Roman"/>
+          <w:color w:val="CCCCCC"/>
+          <w:kern w:val="0"/>
+          <w:sz w:val="13"/>
+          <w:szCs w:val="13"/>
+          <w:lang w:eastAsia="uk-UA"/>
+        </w:rPr>
+        <w:t xml:space="preserve"> </w:t>
+      </w:r>
+      <w:r>
+        <w:rPr>
+          <w:rFonts w:ascii="Consolas" w:eastAsia="Times New Roman" w:hAnsi="Consolas" w:cs="Times New Roman"/>
+          <w:color w:val="9CDCFE"/>
+          <w:kern w:val="0"/>
+          <w:sz w:val="13"/>
+          <w:szCs w:val="13"/>
+          <w:lang w:eastAsia="uk-UA"/>
+        </w:rPr>
+        <w:t>href</w:t>
+      </w:r>
+      <w:r>
+        <w:rPr>
+          <w:rFonts w:ascii="Consolas" w:eastAsia="Times New Roman" w:hAnsi="Consolas" w:cs="Times New Roman"/>
+          <w:color w:val="CCCCCC"/>
+          <w:kern w:val="0"/>
+          <w:sz w:val="13"/>
+          <w:szCs w:val="13"/>
+          <w:lang w:eastAsia="uk-UA"/>
+        </w:rPr>
+        <w:t>=</w:t>
+      </w:r>
+      <w:r>
+        <w:rPr>
+          <w:rFonts w:ascii="Consolas" w:eastAsia="Times New Roman" w:hAnsi="Consolas" w:cs="Times New Roman"/>
+          <w:color w:val="CE9178"/>
+          <w:kern w:val="0"/>
+          <w:sz w:val="13"/>
+          <w:szCs w:val="13"/>
+          <w:lang w:eastAsia="uk-UA"/>
+        </w:rPr>
+        <w:t>"/users/login"</w:t>
+      </w:r>
+    </w:p>
+    <w:p>
+      <w:pPr>
+        <w:shd w:val="clear" w:color="auto" w:fill="1F1F1F"/>
+        <w:spacing w:after="0" w:line="178" w:lineRule="atLeast"/>
+        <w:rPr>
+          <w:rFonts w:ascii="Consolas" w:eastAsia="Times New Roman" w:hAnsi="Consolas" w:cs="Times New Roman"/>
+          <w:color w:val="CCCCCC"/>
+          <w:kern w:val="0"/>
+          <w:sz w:val="13"/>
+          <w:szCs w:val="13"/>
+          <w:lang w:eastAsia="uk-UA"/>
+        </w:rPr>
+      </w:pPr>
+      <w:r>
+        <w:rPr>
+          <w:rFonts w:ascii="Consolas" w:eastAsia="Times New Roman" w:hAnsi="Consolas" w:cs="Times New Roman"/>
+          <w:color w:val="CCCCCC"/>
+          <w:kern w:val="0"/>
+          <w:sz w:val="13"/>
+          <w:szCs w:val="13"/>
+          <w:lang w:eastAsia="uk-UA"/>
+        </w:rPr>
+        <w:t xml:space="preserve">                    </w:t>
+      </w:r>
+      <w:r>
+        <w:rPr>
+          <w:rFonts w:ascii="Consolas" w:eastAsia="Times New Roman" w:hAnsi="Consolas" w:cs="Times New Roman"/>
+          <w:color w:val="9CDCFE"/>
+          <w:kern w:val="0"/>
+          <w:sz w:val="13"/>
+          <w:szCs w:val="13"/>
+          <w:lang w:eastAsia="uk-UA"/>
+        </w:rPr>
+        <w:t>class</w:t>
+      </w:r>
+      <w:r>
+        <w:rPr>
+          <w:rFonts w:ascii="Consolas" w:eastAsia="Times New Roman" w:hAnsi="Consolas" w:cs="Times New Roman"/>
+          <w:color w:val="CCCCCC"/>
+          <w:kern w:val="0"/>
+          <w:sz w:val="13"/>
+          <w:szCs w:val="13"/>
+          <w:lang w:eastAsia="uk-UA"/>
+        </w:rPr>
+        <w:t>=</w:t>
+      </w:r>
+      <w:r>
+        <w:rPr>
+          <w:rFonts w:ascii="Consolas" w:eastAsia="Times New Roman" w:hAnsi="Consolas" w:cs="Times New Roman"/>
+          <w:color w:val="CE9178"/>
+          <w:kern w:val="0"/>
+          <w:sz w:val="13"/>
+          <w:szCs w:val="13"/>
+          <w:lang w:eastAsia="uk-UA"/>
+        </w:rPr>
+        <w:t>"border border-indigo-500 hover:bg-indigo-500/10 text-indigo-400 hover:text-indigo-300 px-5 py-2 rounded-lg text-sm font-medium transition-colors"</w:t>
+      </w:r>
+      <w:r>
+        <w:rPr>
+          <w:rFonts w:ascii="Consolas" w:eastAsia="Times New Roman" w:hAnsi="Consolas" w:cs="Times New Roman"/>
+          <w:color w:val="808080"/>
+          <w:kern w:val="0"/>
+          <w:sz w:val="13"/>
+          <w:szCs w:val="13"/>
+          <w:lang w:eastAsia="uk-UA"/>
+        </w:rPr>
+        <w:t>&gt;</w:t>
+      </w:r>
+    </w:p>
+    <w:p>
+      <w:pPr>
+        <w:shd w:val="clear" w:color="auto" w:fill="1F1F1F"/>
+        <w:spacing w:after="0" w:line="178" w:lineRule="atLeast"/>
+        <w:rPr>
+          <w:rFonts w:ascii="Consolas" w:eastAsia="Times New Roman" w:hAnsi="Consolas" w:cs="Times New Roman"/>
+          <w:color w:val="CCCCCC"/>
+          <w:kern w:val="0"/>
+          <w:sz w:val="13"/>
+          <w:szCs w:val="13"/>
+          <w:lang w:eastAsia="uk-UA"/>
+        </w:rPr>
+      </w:pPr>
+      <w:r>
+        <w:rPr>
+          <w:rFonts w:ascii="Consolas" w:eastAsia="Times New Roman" w:hAnsi="Consolas" w:cs="Times New Roman"/>
+          <w:color w:val="CCCCCC"/>
+          <w:kern w:val="0"/>
+          <w:sz w:val="13"/>
+          <w:szCs w:val="13"/>
+          <w:lang w:eastAsia="uk-UA"/>
+        </w:rPr>
+        <w:t>                        Вхід</w:t>
+      </w:r>
+    </w:p>
+    <w:p>
+      <w:pPr>
+        <w:shd w:val="clear" w:color="auto" w:fill="1F1F1F"/>
+        <w:spacing w:after="0" w:line="178" w:lineRule="atLeast"/>
+        <w:rPr>
+          <w:rFonts w:ascii="Consolas" w:eastAsia="Times New Roman" w:hAnsi="Consolas" w:cs="Times New Roman"/>
+          <w:color w:val="CCCCCC"/>
+          <w:kern w:val="0"/>
+          <w:sz w:val="13"/>
+          <w:szCs w:val="13"/>
+          <w:lang w:eastAsia="uk-UA"/>
+        </w:rPr>
+      </w:pPr>
+      <w:r>
+        <w:rPr>
+          <w:rFonts w:ascii="Consolas" w:eastAsia="Times New Roman" w:hAnsi="Consolas" w:cs="Times New Roman"/>
+          <w:color w:val="CCCCCC"/>
+          <w:kern w:val="0"/>
+          <w:sz w:val="13"/>
+          <w:szCs w:val="13"/>
+          <w:lang w:eastAsia="uk-UA"/>
+        </w:rPr>
+        <w:t xml:space="preserve">                    </w:t>
+      </w:r>
+      <w:r>
+        <w:rPr>
+          <w:rFonts w:ascii="Consolas" w:eastAsia="Times New Roman" w:hAnsi="Consolas" w:cs="Times New Roman"/>
+          <w:color w:val="808080"/>
+          <w:kern w:val="0"/>
+          <w:sz w:val="13"/>
+          <w:szCs w:val="13"/>
+          <w:lang w:eastAsia="uk-UA"/>
+        </w:rPr>
+        <w:t>&lt;/</w:t>
+      </w:r>
+      <w:r>
+        <w:rPr>
+          <w:rFonts w:ascii="Consolas" w:eastAsia="Times New Roman" w:hAnsi="Consolas" w:cs="Times New Roman"/>
+          <w:color w:val="569CD6"/>
+          <w:kern w:val="0"/>
+          <w:sz w:val="13"/>
+          <w:szCs w:val="13"/>
+          <w:lang w:eastAsia="uk-UA"/>
+        </w:rPr>
+        <w:t>a</w:t>
+      </w:r>
+      <w:r>
+        <w:rPr>
+          <w:rFonts w:ascii="Consolas" w:eastAsia="Times New Roman" w:hAnsi="Consolas" w:cs="Times New Roman"/>
+          <w:color w:val="808080"/>
+          <w:kern w:val="0"/>
+          <w:sz w:val="13"/>
+          <w:szCs w:val="13"/>
+          <w:lang w:eastAsia="uk-UA"/>
+        </w:rPr>
+        <w:t>&gt;</w:t>
+      </w:r>
+    </w:p>
+    <w:p>
+      <w:pPr>
+        <w:shd w:val="clear" w:color="auto" w:fill="1F1F1F"/>
+        <w:spacing w:after="0" w:line="178" w:lineRule="atLeast"/>
+        <w:rPr>
+          <w:rFonts w:ascii="Consolas" w:eastAsia="Times New Roman" w:hAnsi="Consolas" w:cs="Times New Roman"/>
+          <w:color w:val="CCCCCC"/>
+          <w:kern w:val="0"/>
+          <w:sz w:val="13"/>
+          <w:szCs w:val="13"/>
+          <w:lang w:eastAsia="uk-UA"/>
+        </w:rPr>
+      </w:pPr>
+    </w:p>
+    <w:p>
+      <w:pPr>
+        <w:shd w:val="clear" w:color="auto" w:fill="1F1F1F"/>
+        <w:spacing w:after="0" w:line="178" w:lineRule="atLeast"/>
+        <w:rPr>
+          <w:rFonts w:ascii="Consolas" w:eastAsia="Times New Roman" w:hAnsi="Consolas" w:cs="Times New Roman"/>
+          <w:color w:val="CCCCCC"/>
+          <w:kern w:val="0"/>
+          <w:sz w:val="13"/>
+          <w:szCs w:val="13"/>
+          <w:lang w:eastAsia="uk-UA"/>
+        </w:rPr>
+      </w:pPr>
+      <w:r>
+        <w:rPr>
+          <w:rFonts w:ascii="Consolas" w:eastAsia="Times New Roman" w:hAnsi="Consolas" w:cs="Times New Roman"/>
+          <w:color w:val="CCCCCC"/>
+          <w:kern w:val="0"/>
+          <w:sz w:val="13"/>
+          <w:szCs w:val="13"/>
+          <w:lang w:eastAsia="uk-UA"/>
+        </w:rPr>
+        <w:t xml:space="preserve">                    </w:t>
+      </w:r>
+      <w:r>
+        <w:rPr>
+          <w:rFonts w:ascii="Consolas" w:eastAsia="Times New Roman" w:hAnsi="Consolas" w:cs="Times New Roman"/>
+          <w:color w:val="808080"/>
+          <w:kern w:val="0"/>
+          <w:sz w:val="13"/>
+          <w:szCs w:val="13"/>
+          <w:lang w:eastAsia="uk-UA"/>
+        </w:rPr>
+        <w:t>&lt;</w:t>
+      </w:r>
+      <w:r>
+        <w:rPr>
+          <w:rFonts w:ascii="Consolas" w:eastAsia="Times New Roman" w:hAnsi="Consolas" w:cs="Times New Roman"/>
+          <w:color w:val="569CD6"/>
+          <w:kern w:val="0"/>
+          <w:sz w:val="13"/>
+          <w:szCs w:val="13"/>
+          <w:lang w:eastAsia="uk-UA"/>
+        </w:rPr>
+        <w:t>span</w:t>
+      </w:r>
+      <w:r>
+        <w:rPr>
+          <w:rFonts w:ascii="Consolas" w:eastAsia="Times New Roman" w:hAnsi="Consolas" w:cs="Times New Roman"/>
+          <w:color w:val="CCCCCC"/>
+          <w:kern w:val="0"/>
+          <w:sz w:val="13"/>
+          <w:szCs w:val="13"/>
+          <w:lang w:eastAsia="uk-UA"/>
+        </w:rPr>
+        <w:t xml:space="preserve"> </w:t>
+      </w:r>
+      <w:r>
+        <w:rPr>
+          <w:rFonts w:ascii="Consolas" w:eastAsia="Times New Roman" w:hAnsi="Consolas" w:cs="Times New Roman"/>
+          <w:color w:val="9CDCFE"/>
+          <w:kern w:val="0"/>
+          <w:sz w:val="13"/>
+          <w:szCs w:val="13"/>
+          <w:lang w:eastAsia="uk-UA"/>
+        </w:rPr>
+        <w:t>class</w:t>
+      </w:r>
+      <w:r>
+        <w:rPr>
+          <w:rFonts w:ascii="Consolas" w:eastAsia="Times New Roman" w:hAnsi="Consolas" w:cs="Times New Roman"/>
+          <w:color w:val="CCCCCC"/>
+          <w:kern w:val="0"/>
+          <w:sz w:val="13"/>
+          <w:szCs w:val="13"/>
+          <w:lang w:eastAsia="uk-UA"/>
+        </w:rPr>
+        <w:t>=</w:t>
+      </w:r>
+      <w:r>
+        <w:rPr>
+          <w:rFonts w:ascii="Consolas" w:eastAsia="Times New Roman" w:hAnsi="Consolas" w:cs="Times New Roman"/>
+          <w:color w:val="CE9178"/>
+          <w:kern w:val="0"/>
+          <w:sz w:val="13"/>
+          <w:szCs w:val="13"/>
+          <w:lang w:eastAsia="uk-UA"/>
+        </w:rPr>
+        <w:t>"mx-2 text-slate-400"</w:t>
+      </w:r>
+      <w:r>
+        <w:rPr>
+          <w:rFonts w:ascii="Consolas" w:eastAsia="Times New Roman" w:hAnsi="Consolas" w:cs="Times New Roman"/>
+          <w:color w:val="808080"/>
+          <w:kern w:val="0"/>
+          <w:sz w:val="13"/>
+          <w:szCs w:val="13"/>
+          <w:lang w:eastAsia="uk-UA"/>
+        </w:rPr>
+        <w:t>&gt;</w:t>
+      </w:r>
+      <w:r>
+        <w:rPr>
+          <w:rFonts w:ascii="Consolas" w:eastAsia="Times New Roman" w:hAnsi="Consolas" w:cs="Times New Roman"/>
+          <w:color w:val="CCCCCC"/>
+          <w:kern w:val="0"/>
+          <w:sz w:val="13"/>
+          <w:szCs w:val="13"/>
+          <w:lang w:eastAsia="uk-UA"/>
+        </w:rPr>
+        <w:t>|</w:t>
+      </w:r>
+      <w:r>
+        <w:rPr>
+          <w:rFonts w:ascii="Consolas" w:eastAsia="Times New Roman" w:hAnsi="Consolas" w:cs="Times New Roman"/>
+          <w:color w:val="808080"/>
+          <w:kern w:val="0"/>
+          <w:sz w:val="13"/>
+          <w:szCs w:val="13"/>
+          <w:lang w:eastAsia="uk-UA"/>
+        </w:rPr>
+        <w:t>&lt;/</w:t>
+      </w:r>
+      <w:r>
+        <w:rPr>
+          <w:rFonts w:ascii="Consolas" w:eastAsia="Times New Roman" w:hAnsi="Consolas" w:cs="Times New Roman"/>
+          <w:color w:val="569CD6"/>
+          <w:kern w:val="0"/>
+          <w:sz w:val="13"/>
+          <w:szCs w:val="13"/>
+          <w:lang w:eastAsia="uk-UA"/>
+        </w:rPr>
+        <w:t>span</w:t>
+      </w:r>
+      <w:r>
+        <w:rPr>
+          <w:rFonts w:ascii="Consolas" w:eastAsia="Times New Roman" w:hAnsi="Consolas" w:cs="Times New Roman"/>
+          <w:color w:val="808080"/>
+          <w:kern w:val="0"/>
+          <w:sz w:val="13"/>
+          <w:szCs w:val="13"/>
+          <w:lang w:eastAsia="uk-UA"/>
+        </w:rPr>
+        <w:t>&gt;</w:t>
+      </w:r>
+    </w:p>
+    <w:p>
+      <w:pPr>
+        <w:shd w:val="clear" w:color="auto" w:fill="1F1F1F"/>
+        <w:spacing w:after="0" w:line="178" w:lineRule="atLeast"/>
+        <w:rPr>
+          <w:rFonts w:ascii="Consolas" w:eastAsia="Times New Roman" w:hAnsi="Consolas" w:cs="Times New Roman"/>
+          <w:color w:val="CCCCCC"/>
+          <w:kern w:val="0"/>
+          <w:sz w:val="13"/>
+          <w:szCs w:val="13"/>
+          <w:lang w:eastAsia="uk-UA"/>
+        </w:rPr>
+      </w:pPr>
+    </w:p>
+    <w:p>
+      <w:pPr>
+        <w:shd w:val="clear" w:color="auto" w:fill="1F1F1F"/>
+        <w:spacing w:after="0" w:line="178" w:lineRule="atLeast"/>
+        <w:rPr>
+          <w:rFonts w:ascii="Consolas" w:eastAsia="Times New Roman" w:hAnsi="Consolas" w:cs="Times New Roman"/>
+          <w:color w:val="CCCCCC"/>
+          <w:kern w:val="0"/>
+          <w:sz w:val="13"/>
+          <w:szCs w:val="13"/>
+          <w:lang w:eastAsia="uk-UA"/>
+        </w:rPr>
+      </w:pPr>
+      <w:r>
+        <w:rPr>
+          <w:rFonts w:ascii="Consolas" w:eastAsia="Times New Roman" w:hAnsi="Consolas" w:cs="Times New Roman"/>
+          <w:color w:val="CCCCCC"/>
+          <w:kern w:val="0"/>
+          <w:sz w:val="13"/>
+          <w:szCs w:val="13"/>
+          <w:lang w:eastAsia="uk-UA"/>
+        </w:rPr>
+        <w:t xml:space="preserve">                    </w:t>
+      </w:r>
+      <w:r>
+        <w:rPr>
+          <w:rFonts w:ascii="Consolas" w:eastAsia="Times New Roman" w:hAnsi="Consolas" w:cs="Times New Roman"/>
+          <w:color w:val="808080"/>
+          <w:kern w:val="0"/>
+          <w:sz w:val="13"/>
+          <w:szCs w:val="13"/>
+          <w:lang w:eastAsia="uk-UA"/>
+        </w:rPr>
+        <w:t>&lt;</w:t>
+      </w:r>
+      <w:r>
+        <w:rPr>
+          <w:rFonts w:ascii="Consolas" w:eastAsia="Times New Roman" w:hAnsi="Consolas" w:cs="Times New Roman"/>
+          <w:color w:val="569CD6"/>
+          <w:kern w:val="0"/>
+          <w:sz w:val="13"/>
+          <w:szCs w:val="13"/>
+          <w:lang w:eastAsia="uk-UA"/>
+        </w:rPr>
+        <w:t>a</w:t>
+      </w:r>
+      <w:r>
+        <w:rPr>
+          <w:rFonts w:ascii="Consolas" w:eastAsia="Times New Roman" w:hAnsi="Consolas" w:cs="Times New Roman"/>
+          <w:color w:val="CCCCCC"/>
+          <w:kern w:val="0"/>
+          <w:sz w:val="13"/>
+          <w:szCs w:val="13"/>
+          <w:lang w:eastAsia="uk-UA"/>
+        </w:rPr>
+        <w:t xml:space="preserve"> </w:t>
+      </w:r>
+      <w:r>
+        <w:rPr>
+          <w:rFonts w:ascii="Consolas" w:eastAsia="Times New Roman" w:hAnsi="Consolas" w:cs="Times New Roman"/>
+          <w:color w:val="9CDCFE"/>
+          <w:kern w:val="0"/>
+          <w:sz w:val="13"/>
+          <w:szCs w:val="13"/>
+          <w:lang w:eastAsia="uk-UA"/>
+        </w:rPr>
+        <w:t>href</w:t>
+      </w:r>
+      <w:r>
+        <w:rPr>
+          <w:rFonts w:ascii="Consolas" w:eastAsia="Times New Roman" w:hAnsi="Consolas" w:cs="Times New Roman"/>
+          <w:color w:val="CCCCCC"/>
+          <w:kern w:val="0"/>
+          <w:sz w:val="13"/>
+          <w:szCs w:val="13"/>
+          <w:lang w:eastAsia="uk-UA"/>
+        </w:rPr>
+        <w:t>=</w:t>
+      </w:r>
+      <w:r>
+        <w:rPr>
+          <w:rFonts w:ascii="Consolas" w:eastAsia="Times New Roman" w:hAnsi="Consolas" w:cs="Times New Roman"/>
+          <w:color w:val="CE9178"/>
+          <w:kern w:val="0"/>
+          <w:sz w:val="13"/>
+          <w:szCs w:val="13"/>
+          <w:lang w:eastAsia="uk-UA"/>
+        </w:rPr>
+        <w:t>"/users/register"</w:t>
+      </w:r>
+    </w:p>
+    <w:p>
+      <w:pPr>
+        <w:shd w:val="clear" w:color="auto" w:fill="1F1F1F"/>
+        <w:spacing w:after="0" w:line="178" w:lineRule="atLeast"/>
+        <w:rPr>
+          <w:rFonts w:ascii="Consolas" w:eastAsia="Times New Roman" w:hAnsi="Consolas" w:cs="Times New Roman"/>
+          <w:color w:val="CCCCCC"/>
+          <w:kern w:val="0"/>
+          <w:sz w:val="13"/>
+          <w:szCs w:val="13"/>
+          <w:lang w:eastAsia="uk-UA"/>
+        </w:rPr>
+      </w:pPr>
+      <w:r>
+        <w:rPr>
+          <w:rFonts w:ascii="Consolas" w:eastAsia="Times New Roman" w:hAnsi="Consolas" w:cs="Times New Roman"/>
+          <w:color w:val="CCCCCC"/>
+          <w:kern w:val="0"/>
+          <w:sz w:val="13"/>
+          <w:szCs w:val="13"/>
+          <w:lang w:eastAsia="uk-UA"/>
+        </w:rPr>
+        <w:t xml:space="preserve">                    </w:t>
+      </w:r>
+      <w:r>
+        <w:rPr>
+          <w:rFonts w:ascii="Consolas" w:eastAsia="Times New Roman" w:hAnsi="Consolas" w:cs="Times New Roman"/>
+          <w:color w:val="9CDCFE"/>
+          <w:kern w:val="0"/>
+          <w:sz w:val="13"/>
+          <w:szCs w:val="13"/>
+          <w:lang w:eastAsia="uk-UA"/>
+        </w:rPr>
+        <w:t>class</w:t>
+      </w:r>
+      <w:r>
+        <w:rPr>
+          <w:rFonts w:ascii="Consolas" w:eastAsia="Times New Roman" w:hAnsi="Consolas" w:cs="Times New Roman"/>
+          <w:color w:val="CCCCCC"/>
+          <w:kern w:val="0"/>
+          <w:sz w:val="13"/>
+          <w:szCs w:val="13"/>
+          <w:lang w:eastAsia="uk-UA"/>
+        </w:rPr>
+        <w:t>=</w:t>
+      </w:r>
+      <w:r>
+        <w:rPr>
+          <w:rFonts w:ascii="Consolas" w:eastAsia="Times New Roman" w:hAnsi="Consolas" w:cs="Times New Roman"/>
+          <w:color w:val="CE9178"/>
+          <w:kern w:val="0"/>
+          <w:sz w:val="13"/>
+          <w:szCs w:val="13"/>
+          <w:lang w:eastAsia="uk-UA"/>
+        </w:rPr>
+        <w:t>"bg-indigo-500 hover:bg-indigo-600 text-white px-5 py-2 rounded-lg text-sm font-medium transition-colors"</w:t>
+      </w:r>
+      <w:r>
+        <w:rPr>
+          <w:rFonts w:ascii="Consolas" w:eastAsia="Times New Roman" w:hAnsi="Consolas" w:cs="Times New Roman"/>
+          <w:color w:val="808080"/>
+          <w:kern w:val="0"/>
+          <w:sz w:val="13"/>
+          <w:szCs w:val="13"/>
+          <w:lang w:eastAsia="uk-UA"/>
+        </w:rPr>
+        <w:t>&gt;</w:t>
+      </w:r>
+    </w:p>
+    <w:p>
+      <w:pPr>
+        <w:shd w:val="clear" w:color="auto" w:fill="1F1F1F"/>
+        <w:spacing w:after="0" w:line="178" w:lineRule="atLeast"/>
+        <w:rPr>
+          <w:rFonts w:ascii="Consolas" w:eastAsia="Times New Roman" w:hAnsi="Consolas" w:cs="Times New Roman"/>
+          <w:color w:val="CCCCCC"/>
+          <w:kern w:val="0"/>
+          <w:sz w:val="13"/>
+          <w:szCs w:val="13"/>
+          <w:lang w:eastAsia="uk-UA"/>
+        </w:rPr>
+      </w:pPr>
+      <w:r>
+        <w:rPr>
+          <w:rFonts w:ascii="Consolas" w:eastAsia="Times New Roman" w:hAnsi="Consolas" w:cs="Times New Roman"/>
+          <w:color w:val="CCCCCC"/>
+          <w:kern w:val="0"/>
+          <w:sz w:val="13"/>
+          <w:szCs w:val="13"/>
+          <w:lang w:eastAsia="uk-UA"/>
+        </w:rPr>
+        <w:t>                        Регістрація</w:t>
+      </w:r>
+    </w:p>
+    <w:p>
+      <w:pPr>
+        <w:shd w:val="clear" w:color="auto" w:fill="1F1F1F"/>
+        <w:spacing w:after="0" w:line="178" w:lineRule="atLeast"/>
+        <w:rPr>
+          <w:rFonts w:ascii="Consolas" w:eastAsia="Times New Roman" w:hAnsi="Consolas" w:cs="Times New Roman"/>
+          <w:color w:val="CCCCCC"/>
+          <w:kern w:val="0"/>
+          <w:sz w:val="13"/>
+          <w:szCs w:val="13"/>
+          <w:lang w:eastAsia="uk-UA"/>
+        </w:rPr>
+      </w:pPr>
+      <w:r>
+        <w:rPr>
+          <w:rFonts w:ascii="Consolas" w:eastAsia="Times New Roman" w:hAnsi="Consolas" w:cs="Times New Roman"/>
+          <w:color w:val="CCCCCC"/>
+          <w:kern w:val="0"/>
+          <w:sz w:val="13"/>
+          <w:szCs w:val="13"/>
+          <w:lang w:eastAsia="uk-UA"/>
+        </w:rPr>
+        <w:t xml:space="preserve">                    </w:t>
+      </w:r>
+      <w:r>
+        <w:rPr>
+          <w:rFonts w:ascii="Consolas" w:eastAsia="Times New Roman" w:hAnsi="Consolas" w:cs="Times New Roman"/>
+          <w:color w:val="808080"/>
+          <w:kern w:val="0"/>
+          <w:sz w:val="13"/>
+          <w:szCs w:val="13"/>
+          <w:lang w:eastAsia="uk-UA"/>
+        </w:rPr>
+        <w:t>&lt;/</w:t>
+      </w:r>
+      <w:r>
+        <w:rPr>
+          <w:rFonts w:ascii="Consolas" w:eastAsia="Times New Roman" w:hAnsi="Consolas" w:cs="Times New Roman"/>
+          <w:color w:val="569CD6"/>
+          <w:kern w:val="0"/>
+          <w:sz w:val="13"/>
+          <w:szCs w:val="13"/>
+          <w:lang w:eastAsia="uk-UA"/>
+        </w:rPr>
+        <w:t>a</w:t>
+      </w:r>
+      <w:r>
+        <w:rPr>
+          <w:rFonts w:ascii="Consolas" w:eastAsia="Times New Roman" w:hAnsi="Consolas" w:cs="Times New Roman"/>
+          <w:color w:val="808080"/>
+          <w:kern w:val="0"/>
+          <w:sz w:val="13"/>
+          <w:szCs w:val="13"/>
+          <w:lang w:eastAsia="uk-UA"/>
+        </w:rPr>
+        <w:t>&gt;</w:t>
+      </w:r>
+    </w:p>
+    <w:p>
+      <w:pPr>
+        <w:shd w:val="clear" w:color="auto" w:fill="1F1F1F"/>
+        <w:spacing w:after="0" w:line="178" w:lineRule="atLeast"/>
+        <w:rPr>
+          <w:rFonts w:ascii="Consolas" w:eastAsia="Times New Roman" w:hAnsi="Consolas" w:cs="Times New Roman"/>
+          <w:color w:val="CCCCCC"/>
+          <w:kern w:val="0"/>
+          <w:sz w:val="13"/>
+          <w:szCs w:val="13"/>
+          <w:lang w:eastAsia="uk-UA"/>
+        </w:rPr>
+      </w:pPr>
+      <w:r>
+        <w:rPr>
+          <w:rFonts w:ascii="Consolas" w:eastAsia="Times New Roman" w:hAnsi="Consolas" w:cs="Times New Roman"/>
+          <w:color w:val="CCCCCC"/>
+          <w:kern w:val="0"/>
+          <w:sz w:val="13"/>
+          <w:szCs w:val="13"/>
+          <w:lang w:eastAsia="uk-UA"/>
+        </w:rPr>
+        <w:t xml:space="preserve">                </w:t>
+      </w:r>
+      <w:r>
+        <w:rPr>
+          <w:rFonts w:ascii="Consolas" w:eastAsia="Times New Roman" w:hAnsi="Consolas" w:cs="Times New Roman"/>
+          <w:color w:val="808080"/>
+          <w:kern w:val="0"/>
+          <w:sz w:val="13"/>
+          <w:szCs w:val="13"/>
+          <w:lang w:eastAsia="uk-UA"/>
+        </w:rPr>
+        <w:t>&lt;/</w:t>
+      </w:r>
+      <w:r>
+        <w:rPr>
+          <w:rFonts w:ascii="Consolas" w:eastAsia="Times New Roman" w:hAnsi="Consolas" w:cs="Times New Roman"/>
+          <w:color w:val="569CD6"/>
+          <w:kern w:val="0"/>
+          <w:sz w:val="13"/>
+          <w:szCs w:val="13"/>
+          <w:lang w:eastAsia="uk-UA"/>
+        </w:rPr>
+        <w:t>div</w:t>
+      </w:r>
+      <w:r>
+        <w:rPr>
+          <w:rFonts w:ascii="Consolas" w:eastAsia="Times New Roman" w:hAnsi="Consolas" w:cs="Times New Roman"/>
+          <w:color w:val="808080"/>
+          <w:kern w:val="0"/>
+          <w:sz w:val="13"/>
+          <w:szCs w:val="13"/>
+          <w:lang w:eastAsia="uk-UA"/>
+        </w:rPr>
+        <w:t>&gt;</w:t>
+      </w:r>
+    </w:p>
+    <w:p>
+      <w:pPr>
+        <w:shd w:val="clear" w:color="auto" w:fill="1F1F1F"/>
+        <w:spacing w:after="0" w:line="178" w:lineRule="atLeast"/>
+        <w:rPr>
+          <w:rFonts w:ascii="Consolas" w:eastAsia="Times New Roman" w:hAnsi="Consolas" w:cs="Times New Roman"/>
+          <w:color w:val="CCCCCC"/>
+          <w:kern w:val="0"/>
+          <w:sz w:val="13"/>
+          <w:szCs w:val="13"/>
+          <w:lang w:eastAsia="uk-UA"/>
+        </w:rPr>
+      </w:pPr>
+    </w:p>
+    <w:p>
+      <w:pPr>
+        <w:shd w:val="clear" w:color="auto" w:fill="1F1F1F"/>
+        <w:spacing w:after="0" w:line="178" w:lineRule="atLeast"/>
+        <w:rPr>
+          <w:rFonts w:ascii="Consolas" w:eastAsia="Times New Roman" w:hAnsi="Consolas" w:cs="Times New Roman"/>
+          <w:color w:val="CCCCCC"/>
+          <w:kern w:val="0"/>
+          <w:sz w:val="13"/>
+          <w:szCs w:val="13"/>
+          <w:lang w:eastAsia="uk-UA"/>
+        </w:rPr>
+      </w:pPr>
+      <w:r>
+        <w:rPr>
+          <w:rFonts w:ascii="Consolas" w:eastAsia="Times New Roman" w:hAnsi="Consolas" w:cs="Times New Roman"/>
+          <w:color w:val="CCCCCC"/>
+          <w:kern w:val="0"/>
+          <w:sz w:val="13"/>
+          <w:szCs w:val="13"/>
+          <w:lang w:eastAsia="uk-UA"/>
+        </w:rPr>
+        <w:t>                {% endif %}</w:t>
+      </w:r>
+    </w:p>
+    <w:p>
+      <w:pPr>
+        <w:shd w:val="clear" w:color="auto" w:fill="1F1F1F"/>
+        <w:spacing w:after="0" w:line="178" w:lineRule="atLeast"/>
+        <w:rPr>
+          <w:rFonts w:ascii="Consolas" w:eastAsia="Times New Roman" w:hAnsi="Consolas" w:cs="Times New Roman"/>
+          <w:color w:val="CCCCCC"/>
+          <w:kern w:val="0"/>
+          <w:sz w:val="13"/>
+          <w:szCs w:val="13"/>
+          <w:lang w:eastAsia="uk-UA"/>
+        </w:rPr>
+      </w:pPr>
+      <w:r>
+        <w:rPr>
+          <w:rFonts w:ascii="Consolas" w:eastAsia="Times New Roman" w:hAnsi="Consolas" w:cs="Times New Roman"/>
+          <w:color w:val="CCCCCC"/>
+          <w:kern w:val="0"/>
+          <w:sz w:val="13"/>
+          <w:szCs w:val="13"/>
+          <w:lang w:eastAsia="uk-UA"/>
+        </w:rPr>
+        <w:t xml:space="preserve">            </w:t>
+      </w:r>
+      <w:r>
+        <w:rPr>
+          <w:rFonts w:ascii="Consolas" w:eastAsia="Times New Roman" w:hAnsi="Consolas" w:cs="Times New Roman"/>
+          <w:color w:val="808080"/>
+          <w:kern w:val="0"/>
+          <w:sz w:val="13"/>
+          <w:szCs w:val="13"/>
+          <w:lang w:eastAsia="uk-UA"/>
+        </w:rPr>
+        <w:t>&lt;/</w:t>
+      </w:r>
+      <w:r>
+        <w:rPr>
+          <w:rFonts w:ascii="Consolas" w:eastAsia="Times New Roman" w:hAnsi="Consolas" w:cs="Times New Roman"/>
+          <w:color w:val="569CD6"/>
+          <w:kern w:val="0"/>
+          <w:sz w:val="13"/>
+          <w:szCs w:val="13"/>
+          <w:lang w:eastAsia="uk-UA"/>
+        </w:rPr>
+        <w:t>div</w:t>
+      </w:r>
+      <w:r>
+        <w:rPr>
+          <w:rFonts w:ascii="Consolas" w:eastAsia="Times New Roman" w:hAnsi="Consolas" w:cs="Times New Roman"/>
+          <w:color w:val="808080"/>
+          <w:kern w:val="0"/>
+          <w:sz w:val="13"/>
+          <w:szCs w:val="13"/>
+          <w:lang w:eastAsia="uk-UA"/>
+        </w:rPr>
+        <w:t>&gt;</w:t>
+      </w:r>
+    </w:p>
+    <w:p>
+      <w:pPr>
+        <w:shd w:val="clear" w:color="auto" w:fill="1F1F1F"/>
+        <w:spacing w:after="0" w:line="178" w:lineRule="atLeast"/>
+        <w:rPr>
+          <w:rFonts w:ascii="Consolas" w:eastAsia="Times New Roman" w:hAnsi="Consolas" w:cs="Times New Roman"/>
+          <w:color w:val="CCCCCC"/>
+          <w:kern w:val="0"/>
+          <w:sz w:val="13"/>
+          <w:szCs w:val="13"/>
+          <w:lang w:eastAsia="uk-UA"/>
+        </w:rPr>
+      </w:pPr>
+    </w:p>
+    <w:p>
+      <w:pPr>
+        <w:shd w:val="clear" w:color="auto" w:fill="1F1F1F"/>
+        <w:spacing w:after="0" w:line="178" w:lineRule="atLeast"/>
+        <w:rPr>
+          <w:rFonts w:ascii="Consolas" w:eastAsia="Times New Roman" w:hAnsi="Consolas" w:cs="Times New Roman"/>
+          <w:color w:val="CCCCCC"/>
+          <w:kern w:val="0"/>
+          <w:sz w:val="13"/>
+          <w:szCs w:val="13"/>
+          <w:lang w:eastAsia="uk-UA"/>
+        </w:rPr>
+      </w:pPr>
+      <w:r>
+        <w:rPr>
+          <w:rFonts w:ascii="Consolas" w:eastAsia="Times New Roman" w:hAnsi="Consolas" w:cs="Times New Roman"/>
+          <w:color w:val="CCCCCC"/>
+          <w:kern w:val="0"/>
+          <w:sz w:val="13"/>
+          <w:szCs w:val="13"/>
+          <w:lang w:eastAsia="uk-UA"/>
+        </w:rPr>
+        <w:t xml:space="preserve">            </w:t>
+      </w:r>
+      <w:r>
+        <w:rPr>
+          <w:rFonts w:ascii="Consolas" w:eastAsia="Times New Roman" w:hAnsi="Consolas" w:cs="Times New Roman"/>
+          <w:color w:val="6A9955"/>
+          <w:kern w:val="0"/>
+          <w:sz w:val="13"/>
+          <w:szCs w:val="13"/>
+          <w:lang w:eastAsia="uk-UA"/>
+        </w:rPr>
+        <w:t>&lt;!-- Мобільне меню (бургер) --&gt;</w:t>
+      </w:r>
+    </w:p>
+    <w:p>
+      <w:pPr>
+        <w:shd w:val="clear" w:color="auto" w:fill="1F1F1F"/>
+        <w:spacing w:after="0" w:line="178" w:lineRule="atLeast"/>
+        <w:rPr>
+          <w:rFonts w:ascii="Consolas" w:eastAsia="Times New Roman" w:hAnsi="Consolas" w:cs="Times New Roman"/>
+          <w:color w:val="CCCCCC"/>
+          <w:kern w:val="0"/>
+          <w:sz w:val="13"/>
+          <w:szCs w:val="13"/>
+          <w:lang w:eastAsia="uk-UA"/>
+        </w:rPr>
+      </w:pPr>
+      <w:r>
+        <w:rPr>
+          <w:rFonts w:ascii="Consolas" w:eastAsia="Times New Roman" w:hAnsi="Consolas" w:cs="Times New Roman"/>
+          <w:color w:val="CCCCCC"/>
+          <w:kern w:val="0"/>
+          <w:sz w:val="13"/>
+          <w:szCs w:val="13"/>
+          <w:lang w:eastAsia="uk-UA"/>
+        </w:rPr>
+        <w:t xml:space="preserve">            </w:t>
+      </w:r>
+      <w:r>
+        <w:rPr>
+          <w:rFonts w:ascii="Consolas" w:eastAsia="Times New Roman" w:hAnsi="Consolas" w:cs="Times New Roman"/>
+          <w:color w:val="808080"/>
+          <w:kern w:val="0"/>
+          <w:sz w:val="13"/>
+          <w:szCs w:val="13"/>
+          <w:lang w:eastAsia="uk-UA"/>
+        </w:rPr>
+        <w:t>&lt;</w:t>
+      </w:r>
+      <w:r>
+        <w:rPr>
+          <w:rFonts w:ascii="Consolas" w:eastAsia="Times New Roman" w:hAnsi="Consolas" w:cs="Times New Roman"/>
+          <w:color w:val="569CD6"/>
+          <w:kern w:val="0"/>
+          <w:sz w:val="13"/>
+          <w:szCs w:val="13"/>
+          <w:lang w:eastAsia="uk-UA"/>
+        </w:rPr>
+        <w:t>button</w:t>
+      </w:r>
+      <w:r>
+        <w:rPr>
+          <w:rFonts w:ascii="Consolas" w:eastAsia="Times New Roman" w:hAnsi="Consolas" w:cs="Times New Roman"/>
+          <w:color w:val="CCCCCC"/>
+          <w:kern w:val="0"/>
+          <w:sz w:val="13"/>
+          <w:szCs w:val="13"/>
+          <w:lang w:eastAsia="uk-UA"/>
+        </w:rPr>
+        <w:t xml:space="preserve"> </w:t>
+      </w:r>
+      <w:r>
+        <w:rPr>
+          <w:rFonts w:ascii="Consolas" w:eastAsia="Times New Roman" w:hAnsi="Consolas" w:cs="Times New Roman"/>
+          <w:color w:val="9CDCFE"/>
+          <w:kern w:val="0"/>
+          <w:sz w:val="13"/>
+          <w:szCs w:val="13"/>
+          <w:lang w:eastAsia="uk-UA"/>
+        </w:rPr>
+        <w:t>class</w:t>
+      </w:r>
+      <w:r>
+        <w:rPr>
+          <w:rFonts w:ascii="Consolas" w:eastAsia="Times New Roman" w:hAnsi="Consolas" w:cs="Times New Roman"/>
+          <w:color w:val="CCCCCC"/>
+          <w:kern w:val="0"/>
+          <w:sz w:val="13"/>
+          <w:szCs w:val="13"/>
+          <w:lang w:eastAsia="uk-UA"/>
+        </w:rPr>
+        <w:t>=</w:t>
+      </w:r>
+      <w:r>
+        <w:rPr>
+          <w:rFonts w:ascii="Consolas" w:eastAsia="Times New Roman" w:hAnsi="Consolas" w:cs="Times New Roman"/>
+          <w:color w:val="CE9178"/>
+          <w:kern w:val="0"/>
+          <w:sz w:val="13"/>
+          <w:szCs w:val="13"/>
+          <w:lang w:eastAsia="uk-UA"/>
+        </w:rPr>
+        <w:t>"md:hidden text-slate-400 hover:text-white"</w:t>
+      </w:r>
+      <w:r>
+        <w:rPr>
+          <w:rFonts w:ascii="Consolas" w:eastAsia="Times New Roman" w:hAnsi="Consolas" w:cs="Times New Roman"/>
+          <w:color w:val="808080"/>
+          <w:kern w:val="0"/>
+          <w:sz w:val="13"/>
+          <w:szCs w:val="13"/>
+          <w:lang w:eastAsia="uk-UA"/>
+        </w:rPr>
+        <w:t>&gt;</w:t>
+      </w:r>
+    </w:p>
+    <w:p>
+      <w:pPr>
+        <w:shd w:val="clear" w:color="auto" w:fill="1F1F1F"/>
+        <w:spacing w:after="0" w:line="178" w:lineRule="atLeast"/>
+        <w:rPr>
+          <w:rFonts w:ascii="Consolas" w:eastAsia="Times New Roman" w:hAnsi="Consolas" w:cs="Times New Roman"/>
+          <w:color w:val="CCCCCC"/>
+          <w:kern w:val="0"/>
+          <w:sz w:val="13"/>
+          <w:szCs w:val="13"/>
+          <w:lang w:eastAsia="uk-UA"/>
+        </w:rPr>
+      </w:pPr>
+      <w:r>
+        <w:rPr>
+          <w:rFonts w:ascii="Consolas" w:eastAsia="Times New Roman" w:hAnsi="Consolas" w:cs="Times New Roman"/>
+          <w:color w:val="CCCCCC"/>
+          <w:kern w:val="0"/>
+          <w:sz w:val="13"/>
+          <w:szCs w:val="13"/>
+          <w:lang w:eastAsia="uk-UA"/>
+        </w:rPr>
+        <w:t xml:space="preserve">                </w:t>
+      </w:r>
+      <w:r>
+        <w:rPr>
+          <w:rFonts w:ascii="Consolas" w:eastAsia="Times New Roman" w:hAnsi="Consolas" w:cs="Times New Roman"/>
+          <w:color w:val="808080"/>
+          <w:kern w:val="0"/>
+          <w:sz w:val="13"/>
+          <w:szCs w:val="13"/>
+          <w:lang w:eastAsia="uk-UA"/>
+        </w:rPr>
+        <w:t>&lt;</w:t>
+      </w:r>
+      <w:r>
+        <w:rPr>
+          <w:rFonts w:ascii="Consolas" w:eastAsia="Times New Roman" w:hAnsi="Consolas" w:cs="Times New Roman"/>
+          <w:color w:val="569CD6"/>
+          <w:kern w:val="0"/>
+          <w:sz w:val="13"/>
+          <w:szCs w:val="13"/>
+          <w:lang w:eastAsia="uk-UA"/>
+        </w:rPr>
+        <w:t>svg</w:t>
+      </w:r>
+      <w:r>
+        <w:rPr>
+          <w:rFonts w:ascii="Consolas" w:eastAsia="Times New Roman" w:hAnsi="Consolas" w:cs="Times New Roman"/>
+          <w:color w:val="CCCCCC"/>
+          <w:kern w:val="0"/>
+          <w:sz w:val="13"/>
+          <w:szCs w:val="13"/>
+          <w:lang w:eastAsia="uk-UA"/>
+        </w:rPr>
+        <w:t xml:space="preserve"> </w:t>
+      </w:r>
+      <w:r>
+        <w:rPr>
+          <w:rFonts w:ascii="Consolas" w:eastAsia="Times New Roman" w:hAnsi="Consolas" w:cs="Times New Roman"/>
+          <w:color w:val="9CDCFE"/>
+          <w:kern w:val="0"/>
+          <w:sz w:val="13"/>
+          <w:szCs w:val="13"/>
+          <w:lang w:eastAsia="uk-UA"/>
+        </w:rPr>
+        <w:t>class</w:t>
+      </w:r>
+      <w:r>
+        <w:rPr>
+          <w:rFonts w:ascii="Consolas" w:eastAsia="Times New Roman" w:hAnsi="Consolas" w:cs="Times New Roman"/>
+          <w:color w:val="CCCCCC"/>
+          <w:kern w:val="0"/>
+          <w:sz w:val="13"/>
+          <w:szCs w:val="13"/>
+          <w:lang w:eastAsia="uk-UA"/>
+        </w:rPr>
+        <w:t>=</w:t>
+      </w:r>
+      <w:r>
+        <w:rPr>
+          <w:rFonts w:ascii="Consolas" w:eastAsia="Times New Roman" w:hAnsi="Consolas" w:cs="Times New Roman"/>
+          <w:color w:val="CE9178"/>
+          <w:kern w:val="0"/>
+          <w:sz w:val="13"/>
+          <w:szCs w:val="13"/>
+          <w:lang w:eastAsia="uk-UA"/>
+        </w:rPr>
+        <w:t>"w-6 h-6"</w:t>
+      </w:r>
+      <w:r>
+        <w:rPr>
+          <w:rFonts w:ascii="Consolas" w:eastAsia="Times New Roman" w:hAnsi="Consolas" w:cs="Times New Roman"/>
+          <w:color w:val="CCCCCC"/>
+          <w:kern w:val="0"/>
+          <w:sz w:val="13"/>
+          <w:szCs w:val="13"/>
+          <w:lang w:eastAsia="uk-UA"/>
+        </w:rPr>
+        <w:t xml:space="preserve"> </w:t>
+      </w:r>
+      <w:r>
+        <w:rPr>
+          <w:rFonts w:ascii="Consolas" w:eastAsia="Times New Roman" w:hAnsi="Consolas" w:cs="Times New Roman"/>
+          <w:color w:val="9CDCFE"/>
+          <w:kern w:val="0"/>
+          <w:sz w:val="13"/>
+          <w:szCs w:val="13"/>
+          <w:lang w:eastAsia="uk-UA"/>
+        </w:rPr>
+        <w:t>...</w:t>
+      </w:r>
+      <w:r>
+        <w:rPr>
+          <w:rFonts w:ascii="Consolas" w:eastAsia="Times New Roman" w:hAnsi="Consolas" w:cs="Times New Roman"/>
+          <w:color w:val="808080"/>
+          <w:kern w:val="0"/>
+          <w:sz w:val="13"/>
+          <w:szCs w:val="13"/>
+          <w:lang w:eastAsia="uk-UA"/>
+        </w:rPr>
+        <w:t>&gt;</w:t>
+      </w:r>
+      <w:r>
+        <w:rPr>
+          <w:rFonts w:ascii="Consolas" w:eastAsia="Times New Roman" w:hAnsi="Consolas" w:cs="Times New Roman"/>
+          <w:color w:val="CCCCCC"/>
+          <w:kern w:val="0"/>
+          <w:sz w:val="13"/>
+          <w:szCs w:val="13"/>
+          <w:lang w:eastAsia="uk-UA"/>
+        </w:rPr>
+        <w:t>...</w:t>
+      </w:r>
+      <w:r>
+        <w:rPr>
+          <w:rFonts w:ascii="Consolas" w:eastAsia="Times New Roman" w:hAnsi="Consolas" w:cs="Times New Roman"/>
+          <w:color w:val="808080"/>
+          <w:kern w:val="0"/>
+          <w:sz w:val="13"/>
+          <w:szCs w:val="13"/>
+          <w:lang w:eastAsia="uk-UA"/>
+        </w:rPr>
+        <w:t>&lt;/</w:t>
+      </w:r>
+      <w:r>
+        <w:rPr>
+          <w:rFonts w:ascii="Consolas" w:eastAsia="Times New Roman" w:hAnsi="Consolas" w:cs="Times New Roman"/>
+          <w:color w:val="569CD6"/>
+          <w:kern w:val="0"/>
+          <w:sz w:val="13"/>
+          <w:szCs w:val="13"/>
+          <w:lang w:eastAsia="uk-UA"/>
+        </w:rPr>
+        <w:t>svg</w:t>
+      </w:r>
+      <w:r>
+        <w:rPr>
+          <w:rFonts w:ascii="Consolas" w:eastAsia="Times New Roman" w:hAnsi="Consolas" w:cs="Times New Roman"/>
+          <w:color w:val="808080"/>
+          <w:kern w:val="0"/>
+          <w:sz w:val="13"/>
+          <w:szCs w:val="13"/>
+          <w:lang w:eastAsia="uk-UA"/>
+        </w:rPr>
+        <w:t>&gt;</w:t>
+      </w:r>
+    </w:p>
+    <w:p>
+      <w:pPr>
+        <w:shd w:val="clear" w:color="auto" w:fill="1F1F1F"/>
+        <w:spacing w:after="0" w:line="178" w:lineRule="atLeast"/>
+        <w:rPr>
+          <w:rFonts w:ascii="Consolas" w:eastAsia="Times New Roman" w:hAnsi="Consolas" w:cs="Times New Roman"/>
+          <w:color w:val="CCCCCC"/>
+          <w:kern w:val="0"/>
+          <w:sz w:val="13"/>
+          <w:szCs w:val="13"/>
+          <w:lang w:eastAsia="uk-UA"/>
+        </w:rPr>
+      </w:pPr>
+      <w:r>
+        <w:rPr>
+          <w:rFonts w:ascii="Consolas" w:eastAsia="Times New Roman" w:hAnsi="Consolas" w:cs="Times New Roman"/>
+          <w:color w:val="CCCCCC"/>
+          <w:kern w:val="0"/>
+          <w:sz w:val="13"/>
+          <w:szCs w:val="13"/>
+          <w:lang w:eastAsia="uk-UA"/>
+        </w:rPr>
+        <w:t xml:space="preserve">            </w:t>
+      </w:r>
+      <w:r>
+        <w:rPr>
+          <w:rFonts w:ascii="Consolas" w:eastAsia="Times New Roman" w:hAnsi="Consolas" w:cs="Times New Roman"/>
+          <w:color w:val="808080"/>
+          <w:kern w:val="0"/>
+          <w:sz w:val="13"/>
+          <w:szCs w:val="13"/>
+          <w:lang w:eastAsia="uk-UA"/>
+        </w:rPr>
+        <w:t>&lt;/</w:t>
+      </w:r>
+      <w:r>
+        <w:rPr>
+          <w:rFonts w:ascii="Consolas" w:eastAsia="Times New Roman" w:hAnsi="Consolas" w:cs="Times New Roman"/>
+          <w:color w:val="569CD6"/>
+          <w:kern w:val="0"/>
+          <w:sz w:val="13"/>
+          <w:szCs w:val="13"/>
+          <w:lang w:eastAsia="uk-UA"/>
+        </w:rPr>
+        <w:t>button</w:t>
+      </w:r>
+      <w:r>
+        <w:rPr>
+          <w:rFonts w:ascii="Consolas" w:eastAsia="Times New Roman" w:hAnsi="Consolas" w:cs="Times New Roman"/>
+          <w:color w:val="808080"/>
+          <w:kern w:val="0"/>
+          <w:sz w:val="13"/>
+          <w:szCs w:val="13"/>
+          <w:lang w:eastAsia="uk-UA"/>
+        </w:rPr>
+        <w:t>&gt;</w:t>
+      </w:r>
+    </w:p>
+    <w:p>
+      <w:pPr>
+        <w:shd w:val="clear" w:color="auto" w:fill="1F1F1F"/>
+        <w:spacing w:after="0" w:line="178" w:lineRule="atLeast"/>
+        <w:rPr>
+          <w:rFonts w:ascii="Consolas" w:eastAsia="Times New Roman" w:hAnsi="Consolas" w:cs="Times New Roman"/>
+          <w:color w:val="CCCCCC"/>
+          <w:kern w:val="0"/>
+          <w:sz w:val="13"/>
+          <w:szCs w:val="13"/>
+          <w:lang w:eastAsia="uk-UA"/>
+        </w:rPr>
+      </w:pPr>
+    </w:p>
+    <w:p>
+      <w:pPr>
+        <w:shd w:val="clear" w:color="auto" w:fill="1F1F1F"/>
+        <w:spacing w:after="0" w:line="178" w:lineRule="atLeast"/>
+        <w:rPr>
+          <w:rFonts w:ascii="Consolas" w:eastAsia="Times New Roman" w:hAnsi="Consolas" w:cs="Times New Roman"/>
+          <w:color w:val="CCCCCC"/>
+          <w:kern w:val="0"/>
+          <w:sz w:val="13"/>
+          <w:szCs w:val="13"/>
+          <w:lang w:eastAsia="uk-UA"/>
+        </w:rPr>
+      </w:pPr>
+      <w:r>
+        <w:rPr>
+          <w:rFonts w:ascii="Consolas" w:eastAsia="Times New Roman" w:hAnsi="Consolas" w:cs="Times New Roman"/>
+          <w:color w:val="CCCCCC"/>
+          <w:kern w:val="0"/>
+          <w:sz w:val="13"/>
+          <w:szCs w:val="13"/>
+          <w:lang w:eastAsia="uk-UA"/>
+        </w:rPr>
+        <w:t xml:space="preserve">        </w:t>
+      </w:r>
+      <w:r>
+        <w:rPr>
+          <w:rFonts w:ascii="Consolas" w:eastAsia="Times New Roman" w:hAnsi="Consolas" w:cs="Times New Roman"/>
+          <w:color w:val="808080"/>
+          <w:kern w:val="0"/>
+          <w:sz w:val="13"/>
+          <w:szCs w:val="13"/>
+          <w:lang w:eastAsia="uk-UA"/>
+        </w:rPr>
+        <w:t>&lt;/</w:t>
+      </w:r>
+      <w:r>
+        <w:rPr>
+          <w:rFonts w:ascii="Consolas" w:eastAsia="Times New Roman" w:hAnsi="Consolas" w:cs="Times New Roman"/>
+          <w:color w:val="569CD6"/>
+          <w:kern w:val="0"/>
+          <w:sz w:val="13"/>
+          <w:szCs w:val="13"/>
+          <w:lang w:eastAsia="uk-UA"/>
+        </w:rPr>
+        <w:t>nav</w:t>
+      </w:r>
+      <w:r>
+        <w:rPr>
+          <w:rFonts w:ascii="Consolas" w:eastAsia="Times New Roman" w:hAnsi="Consolas" w:cs="Times New Roman"/>
+          <w:color w:val="808080"/>
+          <w:kern w:val="0"/>
+          <w:sz w:val="13"/>
+          <w:szCs w:val="13"/>
+          <w:lang w:eastAsia="uk-UA"/>
+        </w:rPr>
+        <w:t>&gt;</w:t>
+      </w:r>
+    </w:p>
+    <w:p>
+      <w:pPr>
+        <w:shd w:val="clear" w:color="auto" w:fill="1F1F1F"/>
+        <w:spacing w:after="0" w:line="178" w:lineRule="atLeast"/>
+        <w:rPr>
+          <w:rFonts w:ascii="Consolas" w:eastAsia="Times New Roman" w:hAnsi="Consolas" w:cs="Times New Roman"/>
+          <w:color w:val="CCCCCC"/>
+          <w:kern w:val="0"/>
+          <w:sz w:val="13"/>
+          <w:szCs w:val="13"/>
+          <w:lang w:eastAsia="uk-UA"/>
+        </w:rPr>
+      </w:pPr>
+      <w:r>
+        <w:rPr>
+          <w:rFonts w:ascii="Consolas" w:eastAsia="Times New Roman" w:hAnsi="Consolas" w:cs="Times New Roman"/>
+          <w:color w:val="CCCCCC"/>
+          <w:kern w:val="0"/>
+          <w:sz w:val="13"/>
+          <w:szCs w:val="13"/>
+          <w:lang w:eastAsia="uk-UA"/>
+        </w:rPr>
+        <w:t xml:space="preserve">    </w:t>
+      </w:r>
+      <w:r>
+        <w:rPr>
+          <w:rFonts w:ascii="Consolas" w:eastAsia="Times New Roman" w:hAnsi="Consolas" w:cs="Times New Roman"/>
+          <w:color w:val="808080"/>
+          <w:kern w:val="0"/>
+          <w:sz w:val="13"/>
+          <w:szCs w:val="13"/>
+          <w:lang w:eastAsia="uk-UA"/>
+        </w:rPr>
+        <w:t>&lt;/</w:t>
+      </w:r>
+      <w:r>
+        <w:rPr>
+          <w:rFonts w:ascii="Consolas" w:eastAsia="Times New Roman" w:hAnsi="Consolas" w:cs="Times New Roman"/>
+          <w:color w:val="569CD6"/>
+          <w:kern w:val="0"/>
+          <w:sz w:val="13"/>
+          <w:szCs w:val="13"/>
+          <w:lang w:eastAsia="uk-UA"/>
+        </w:rPr>
+        <w:t>header</w:t>
+      </w:r>
+      <w:r>
+        <w:rPr>
+          <w:rFonts w:ascii="Consolas" w:eastAsia="Times New Roman" w:hAnsi="Consolas" w:cs="Times New Roman"/>
+          <w:color w:val="808080"/>
+          <w:kern w:val="0"/>
+          <w:sz w:val="13"/>
+          <w:szCs w:val="13"/>
+          <w:lang w:eastAsia="uk-UA"/>
+        </w:rPr>
+        <w:t>&gt;</w:t>
+      </w:r>
+    </w:p>
+    <w:p>
+      <w:pPr>
+        <w:shd w:val="clear" w:color="auto" w:fill="1F1F1F"/>
+        <w:spacing w:after="0" w:line="178" w:lineRule="atLeast"/>
+        <w:rPr>
+          <w:rFonts w:ascii="Consolas" w:eastAsia="Times New Roman" w:hAnsi="Consolas" w:cs="Times New Roman"/>
+          <w:color w:val="CCCCCC"/>
+          <w:kern w:val="0"/>
+          <w:sz w:val="13"/>
+          <w:szCs w:val="13"/>
+          <w:lang w:eastAsia="uk-UA"/>
+        </w:rPr>
+      </w:pPr>
+    </w:p>
+    <w:p>
+      <w:pPr>
+        <w:shd w:val="clear" w:color="auto" w:fill="1F1F1F"/>
+        <w:spacing w:after="0" w:line="178" w:lineRule="atLeast"/>
+        <w:rPr>
+          <w:rFonts w:ascii="Consolas" w:eastAsia="Times New Roman" w:hAnsi="Consolas" w:cs="Times New Roman"/>
+          <w:color w:val="CCCCCC"/>
+          <w:kern w:val="0"/>
+          <w:sz w:val="13"/>
+          <w:szCs w:val="13"/>
+          <w:lang w:eastAsia="uk-UA"/>
+        </w:rPr>
+      </w:pPr>
+      <w:r>
+        <w:rPr>
+          <w:rFonts w:ascii="Consolas" w:eastAsia="Times New Roman" w:hAnsi="Consolas" w:cs="Times New Roman"/>
+          <w:color w:val="CCCCCC"/>
+          <w:kern w:val="0"/>
+          <w:sz w:val="13"/>
+          <w:szCs w:val="13"/>
+          <w:lang w:eastAsia="uk-UA"/>
+        </w:rPr>
+        <w:t xml:space="preserve">    </w:t>
+      </w:r>
+      <w:r>
+        <w:rPr>
+          <w:rFonts w:ascii="Consolas" w:eastAsia="Times New Roman" w:hAnsi="Consolas" w:cs="Times New Roman"/>
+          <w:color w:val="808080"/>
+          <w:kern w:val="0"/>
+          <w:sz w:val="13"/>
+          <w:szCs w:val="13"/>
+          <w:lang w:eastAsia="uk-UA"/>
+        </w:rPr>
+        <w:t>&lt;</w:t>
+      </w:r>
+      <w:r>
+        <w:rPr>
+          <w:rFonts w:ascii="Consolas" w:eastAsia="Times New Roman" w:hAnsi="Consolas" w:cs="Times New Roman"/>
+          <w:color w:val="569CD6"/>
+          <w:kern w:val="0"/>
+          <w:sz w:val="13"/>
+          <w:szCs w:val="13"/>
+          <w:lang w:eastAsia="uk-UA"/>
+        </w:rPr>
+        <w:t>main</w:t>
+      </w:r>
+      <w:r>
+        <w:rPr>
+          <w:rFonts w:ascii="Consolas" w:eastAsia="Times New Roman" w:hAnsi="Consolas" w:cs="Times New Roman"/>
+          <w:color w:val="808080"/>
+          <w:kern w:val="0"/>
+          <w:sz w:val="13"/>
+          <w:szCs w:val="13"/>
+          <w:lang w:eastAsia="uk-UA"/>
+        </w:rPr>
+        <w:t>&gt;</w:t>
+      </w:r>
+    </w:p>
+    <w:p>
+      <w:pPr>
+        <w:shd w:val="clear" w:color="auto" w:fill="1F1F1F"/>
+        <w:spacing w:after="0" w:line="178" w:lineRule="atLeast"/>
+        <w:rPr>
+          <w:rFonts w:ascii="Consolas" w:eastAsia="Times New Roman" w:hAnsi="Consolas" w:cs="Times New Roman"/>
+          <w:color w:val="CCCCCC"/>
+          <w:kern w:val="0"/>
+          <w:sz w:val="13"/>
+          <w:szCs w:val="13"/>
+          <w:lang w:eastAsia="uk-UA"/>
+        </w:rPr>
+      </w:pPr>
+      <w:r>
+        <w:rPr>
+          <w:rFonts w:ascii="Consolas" w:eastAsia="Times New Roman" w:hAnsi="Consolas" w:cs="Times New Roman"/>
+          <w:color w:val="CCCCCC"/>
+          <w:kern w:val="0"/>
+          <w:sz w:val="13"/>
+          <w:szCs w:val="13"/>
+          <w:lang w:eastAsia="uk-UA"/>
+        </w:rPr>
+        <w:t>        {% block content %}</w:t>
+      </w:r>
+    </w:p>
+    <w:p>
+      <w:pPr>
+        <w:shd w:val="clear" w:color="auto" w:fill="1F1F1F"/>
+        <w:spacing w:after="0" w:line="178" w:lineRule="atLeast"/>
+        <w:rPr>
+          <w:rFonts w:ascii="Consolas" w:eastAsia="Times New Roman" w:hAnsi="Consolas" w:cs="Times New Roman"/>
+          <w:color w:val="CCCCCC"/>
+          <w:kern w:val="0"/>
+          <w:sz w:val="13"/>
+          <w:szCs w:val="13"/>
+          <w:lang w:eastAsia="uk-UA"/>
+        </w:rPr>
+      </w:pPr>
+      <w:r>
+        <w:rPr>
+          <w:rFonts w:ascii="Consolas" w:eastAsia="Times New Roman" w:hAnsi="Consolas" w:cs="Times New Roman"/>
+          <w:color w:val="CCCCCC"/>
+          <w:kern w:val="0"/>
+          <w:sz w:val="13"/>
+          <w:szCs w:val="13"/>
+          <w:lang w:eastAsia="uk-UA"/>
+        </w:rPr>
+        <w:t>        {% endblock %}</w:t>
+      </w:r>
+    </w:p>
+    <w:p>
+      <w:pPr>
+        <w:shd w:val="clear" w:color="auto" w:fill="1F1F1F"/>
+        <w:spacing w:after="0" w:line="178" w:lineRule="atLeast"/>
+        <w:rPr>
+          <w:rFonts w:ascii="Consolas" w:eastAsia="Times New Roman" w:hAnsi="Consolas" w:cs="Times New Roman"/>
+          <w:color w:val="CCCCCC"/>
+          <w:kern w:val="0"/>
+          <w:sz w:val="13"/>
+          <w:szCs w:val="13"/>
+          <w:lang w:eastAsia="uk-UA"/>
+        </w:rPr>
+      </w:pPr>
+      <w:r>
+        <w:rPr>
+          <w:rFonts w:ascii="Consolas" w:eastAsia="Times New Roman" w:hAnsi="Consolas" w:cs="Times New Roman"/>
+          <w:color w:val="CCCCCC"/>
+          <w:kern w:val="0"/>
+          <w:sz w:val="13"/>
+          <w:szCs w:val="13"/>
+          <w:lang w:eastAsia="uk-UA"/>
+        </w:rPr>
+        <w:t xml:space="preserve">    </w:t>
+      </w:r>
+      <w:r>
+        <w:rPr>
+          <w:rFonts w:ascii="Consolas" w:eastAsia="Times New Roman" w:hAnsi="Consolas" w:cs="Times New Roman"/>
+          <w:color w:val="808080"/>
+          <w:kern w:val="0"/>
+          <w:sz w:val="13"/>
+          <w:szCs w:val="13"/>
+          <w:lang w:eastAsia="uk-UA"/>
+        </w:rPr>
+        <w:t>&lt;/</w:t>
+      </w:r>
+      <w:r>
+        <w:rPr>
+          <w:rFonts w:ascii="Consolas" w:eastAsia="Times New Roman" w:hAnsi="Consolas" w:cs="Times New Roman"/>
+          <w:color w:val="569CD6"/>
+          <w:kern w:val="0"/>
+          <w:sz w:val="13"/>
+          <w:szCs w:val="13"/>
+          <w:lang w:eastAsia="uk-UA"/>
+        </w:rPr>
+        <w:t>main</w:t>
+      </w:r>
+      <w:r>
+        <w:rPr>
+          <w:rFonts w:ascii="Consolas" w:eastAsia="Times New Roman" w:hAnsi="Consolas" w:cs="Times New Roman"/>
+          <w:color w:val="808080"/>
+          <w:kern w:val="0"/>
+          <w:sz w:val="13"/>
+          <w:szCs w:val="13"/>
+          <w:lang w:eastAsia="uk-UA"/>
+        </w:rPr>
+        <w:t>&gt;</w:t>
+      </w:r>
+    </w:p>
+    <w:p>
+      <w:pPr>
+        <w:shd w:val="clear" w:color="auto" w:fill="1F1F1F"/>
+        <w:spacing w:after="0" w:line="178" w:lineRule="atLeast"/>
+        <w:rPr>
+          <w:rFonts w:ascii="Consolas" w:eastAsia="Times New Roman" w:hAnsi="Consolas" w:cs="Times New Roman"/>
+          <w:color w:val="CCCCCC"/>
+          <w:kern w:val="0"/>
+          <w:sz w:val="13"/>
+          <w:szCs w:val="13"/>
+          <w:lang w:eastAsia="uk-UA"/>
+        </w:rPr>
+      </w:pPr>
+    </w:p>
+    <w:p>
+      <w:pPr>
+        <w:shd w:val="clear" w:color="auto" w:fill="1F1F1F"/>
+        <w:spacing w:after="0" w:line="178" w:lineRule="atLeast"/>
+        <w:rPr>
+          <w:rFonts w:ascii="Consolas" w:eastAsia="Times New Roman" w:hAnsi="Consolas" w:cs="Times New Roman"/>
+          <w:color w:val="CCCCCC"/>
+          <w:kern w:val="0"/>
+          <w:sz w:val="13"/>
+          <w:szCs w:val="13"/>
+          <w:lang w:eastAsia="uk-UA"/>
+        </w:rPr>
+      </w:pPr>
+      <w:r>
+        <w:rPr>
+          <w:rFonts w:ascii="Consolas" w:eastAsia="Times New Roman" w:hAnsi="Consolas" w:cs="Times New Roman"/>
+          <w:color w:val="808080"/>
+          <w:kern w:val="0"/>
+          <w:sz w:val="13"/>
+          <w:szCs w:val="13"/>
+          <w:lang w:eastAsia="uk-UA"/>
+        </w:rPr>
+        <w:t>&lt;/</w:t>
+      </w:r>
+      <w:r>
+        <w:rPr>
+          <w:rFonts w:ascii="Consolas" w:eastAsia="Times New Roman" w:hAnsi="Consolas" w:cs="Times New Roman"/>
+          <w:color w:val="569CD6"/>
+          <w:kern w:val="0"/>
+          <w:sz w:val="13"/>
+          <w:szCs w:val="13"/>
+          <w:lang w:eastAsia="uk-UA"/>
+        </w:rPr>
+        <w:t>body</w:t>
+      </w:r>
+      <w:r>
+        <w:rPr>
+          <w:rFonts w:ascii="Consolas" w:eastAsia="Times New Roman" w:hAnsi="Consolas" w:cs="Times New Roman"/>
+          <w:color w:val="808080"/>
+          <w:kern w:val="0"/>
+          <w:sz w:val="13"/>
+          <w:szCs w:val="13"/>
+          <w:lang w:eastAsia="uk-UA"/>
+        </w:rPr>
+        <w:t>&gt;</w:t>
+      </w:r>
+    </w:p>
+    <w:p>
+      <w:pPr>
+        <w:shd w:val="clear" w:color="auto" w:fill="1F1F1F"/>
+        <w:spacing w:after="0" w:line="178" w:lineRule="atLeast"/>
+        <w:rPr>
+          <w:rFonts w:ascii="Consolas" w:eastAsia="Times New Roman" w:hAnsi="Consolas" w:cs="Times New Roman"/>
+          <w:color w:val="CCCCCC"/>
+          <w:kern w:val="0"/>
+          <w:sz w:val="13"/>
+          <w:szCs w:val="13"/>
+          <w:lang w:eastAsia="uk-UA"/>
+        </w:rPr>
+      </w:pPr>
+      <w:r>
+        <w:rPr>
+          <w:rFonts w:ascii="Consolas" w:eastAsia="Times New Roman" w:hAnsi="Consolas" w:cs="Times New Roman"/>
+          <w:color w:val="808080"/>
+          <w:kern w:val="0"/>
+          <w:sz w:val="13"/>
+          <w:szCs w:val="13"/>
+          <w:lang w:eastAsia="uk-UA"/>
+        </w:rPr>
+        <w:t>&lt;/</w:t>
+      </w:r>
+      <w:r>
+        <w:rPr>
+          <w:rFonts w:ascii="Consolas" w:eastAsia="Times New Roman" w:hAnsi="Consolas" w:cs="Times New Roman"/>
+          <w:color w:val="569CD6"/>
+          <w:kern w:val="0"/>
+          <w:sz w:val="13"/>
+          <w:szCs w:val="13"/>
+          <w:lang w:eastAsia="uk-UA"/>
+        </w:rPr>
+        <w:t>html</w:t>
+      </w:r>
+      <w:r>
+        <w:rPr>
+          <w:rFonts w:ascii="Consolas" w:eastAsia="Times New Roman" w:hAnsi="Consolas" w:cs="Times New Roman"/>
+          <w:color w:val="808080"/>
+          <w:kern w:val="0"/>
+          <w:sz w:val="13"/>
+          <w:szCs w:val="13"/>
+          <w:lang w:eastAsia="uk-UA"/>
+        </w:rPr>
+        <w:t>&gt;</w:t>
+      </w:r>
+    </w:p>
+    <w:p>
+      <w:pPr>
+        <w:spacing w:after="0"/>
+        <w:rPr>
+          <w:noProof/>
+          <w:sz w:val="16"/>
+          <w:szCs w:val="16"/>
+          <w:lang w:val="en-US" w:eastAsia="uk-UA"/>
+        </w:rPr>
+      </w:pPr>
+    </w:p>
+    <w:p>
+      <w:pPr>
+        <w:spacing w:after="0"/>
+        <w:rPr>
+          <w:noProof/>
+          <w:sz w:val="16"/>
+          <w:szCs w:val="16"/>
+          <w:lang w:val="en-US" w:eastAsia="uk-UA"/>
+        </w:rPr>
+      </w:pPr>
+      <w:r>
+        <w:rPr>
+          <w:noProof/>
+          <w:sz w:val="16"/>
+          <w:szCs w:val="16"/>
+          <w:lang w:val="en-US" w:eastAsia="uk-UA"/>
+        </w:rPr>
+        <w:t>Mysite\urls.py</w:t>
+      </w:r>
+    </w:p>
+    <w:p>
+      <w:pPr>
+        <w:shd w:val="clear" w:color="auto" w:fill="1F1F1F"/>
+        <w:spacing w:after="0" w:line="178" w:lineRule="atLeast"/>
+        <w:rPr>
+          <w:rFonts w:ascii="Consolas" w:eastAsia="Times New Roman" w:hAnsi="Consolas" w:cs="Times New Roman"/>
+          <w:color w:val="CCCCCC"/>
+          <w:kern w:val="0"/>
+          <w:sz w:val="13"/>
+          <w:szCs w:val="13"/>
+          <w:lang w:eastAsia="uk-UA"/>
+        </w:rPr>
+      </w:pPr>
+    </w:p>
+    <w:p>
+      <w:pPr>
+        <w:shd w:val="clear" w:color="auto" w:fill="1F1F1F"/>
+        <w:spacing w:after="0" w:line="178" w:lineRule="atLeast"/>
+        <w:rPr>
+          <w:rFonts w:ascii="Consolas" w:eastAsia="Times New Roman" w:hAnsi="Consolas" w:cs="Times New Roman"/>
+          <w:color w:val="CCCCCC"/>
+          <w:kern w:val="0"/>
+          <w:sz w:val="13"/>
+          <w:szCs w:val="13"/>
+          <w:lang w:eastAsia="uk-UA"/>
+        </w:rPr>
+      </w:pPr>
+      <w:r>
+        <w:rPr>
+          <w:rFonts w:ascii="Consolas" w:eastAsia="Times New Roman" w:hAnsi="Consolas" w:cs="Times New Roman"/>
+          <w:color w:val="9CDCFE"/>
+          <w:kern w:val="0"/>
+          <w:sz w:val="13"/>
+          <w:szCs w:val="13"/>
+          <w:lang w:eastAsia="uk-UA"/>
+        </w:rPr>
+        <w:t>urlpatterns</w:t>
+      </w:r>
+      <w:r>
+        <w:rPr>
+          <w:rFonts w:ascii="Consolas" w:eastAsia="Times New Roman" w:hAnsi="Consolas" w:cs="Times New Roman"/>
+          <w:color w:val="CCCCCC"/>
+          <w:kern w:val="0"/>
+          <w:sz w:val="13"/>
+          <w:szCs w:val="13"/>
+          <w:lang w:eastAsia="uk-UA"/>
+        </w:rPr>
+        <w:t xml:space="preserve"> </w:t>
+      </w:r>
+      <w:r>
+        <w:rPr>
+          <w:rFonts w:ascii="Consolas" w:eastAsia="Times New Roman" w:hAnsi="Consolas" w:cs="Times New Roman"/>
+          <w:color w:val="D4D4D4"/>
+          <w:kern w:val="0"/>
+          <w:sz w:val="13"/>
+          <w:szCs w:val="13"/>
+          <w:lang w:eastAsia="uk-UA"/>
+        </w:rPr>
+        <w:t>+=</w:t>
+      </w:r>
+      <w:r>
+        <w:rPr>
+          <w:rFonts w:ascii="Consolas" w:eastAsia="Times New Roman" w:hAnsi="Consolas" w:cs="Times New Roman"/>
+          <w:color w:val="CCCCCC"/>
+          <w:kern w:val="0"/>
+          <w:sz w:val="13"/>
+          <w:szCs w:val="13"/>
+          <w:lang w:eastAsia="uk-UA"/>
+        </w:rPr>
+        <w:t xml:space="preserve"> </w:t>
+      </w:r>
+      <w:r>
+        <w:rPr>
+          <w:rFonts w:ascii="Consolas" w:eastAsia="Times New Roman" w:hAnsi="Consolas" w:cs="Times New Roman"/>
+          <w:color w:val="DCDCAA"/>
+          <w:kern w:val="0"/>
+          <w:sz w:val="13"/>
+          <w:szCs w:val="13"/>
+          <w:lang w:eastAsia="uk-UA"/>
+        </w:rPr>
+        <w:t>static</w:t>
+      </w:r>
+      <w:r>
+        <w:rPr>
+          <w:rFonts w:ascii="Consolas" w:eastAsia="Times New Roman" w:hAnsi="Consolas" w:cs="Times New Roman"/>
+          <w:color w:val="CCCCCC"/>
+          <w:kern w:val="0"/>
+          <w:sz w:val="13"/>
+          <w:szCs w:val="13"/>
+          <w:lang w:eastAsia="uk-UA"/>
+        </w:rPr>
+        <w:t>(</w:t>
+      </w:r>
+      <w:r>
+        <w:rPr>
+          <w:rFonts w:ascii="Consolas" w:eastAsia="Times New Roman" w:hAnsi="Consolas" w:cs="Times New Roman"/>
+          <w:color w:val="9CDCFE"/>
+          <w:kern w:val="0"/>
+          <w:sz w:val="13"/>
+          <w:szCs w:val="13"/>
+          <w:lang w:eastAsia="uk-UA"/>
+        </w:rPr>
+        <w:t>settings</w:t>
+      </w:r>
+      <w:r>
+        <w:rPr>
+          <w:rFonts w:ascii="Consolas" w:eastAsia="Times New Roman" w:hAnsi="Consolas" w:cs="Times New Roman"/>
+          <w:color w:val="CCCCCC"/>
+          <w:kern w:val="0"/>
+          <w:sz w:val="13"/>
+          <w:szCs w:val="13"/>
+          <w:lang w:eastAsia="uk-UA"/>
+        </w:rPr>
+        <w:t xml:space="preserve">.IMAGES_URL, </w:t>
+      </w:r>
+      <w:r>
+        <w:rPr>
+          <w:rFonts w:ascii="Consolas" w:eastAsia="Times New Roman" w:hAnsi="Consolas" w:cs="Times New Roman"/>
+          <w:color w:val="9CDCFE"/>
+          <w:kern w:val="0"/>
+          <w:sz w:val="13"/>
+          <w:szCs w:val="13"/>
+          <w:lang w:eastAsia="uk-UA"/>
+        </w:rPr>
+        <w:t>document_root</w:t>
+      </w:r>
+      <w:r>
+        <w:rPr>
+          <w:rFonts w:ascii="Consolas" w:eastAsia="Times New Roman" w:hAnsi="Consolas" w:cs="Times New Roman"/>
+          <w:color w:val="D4D4D4"/>
+          <w:kern w:val="0"/>
+          <w:sz w:val="13"/>
+          <w:szCs w:val="13"/>
+          <w:lang w:eastAsia="uk-UA"/>
+        </w:rPr>
+        <w:t>=</w:t>
+      </w:r>
+      <w:r>
+        <w:rPr>
+          <w:rFonts w:ascii="Consolas" w:eastAsia="Times New Roman" w:hAnsi="Consolas" w:cs="Times New Roman"/>
+          <w:color w:val="9CDCFE"/>
+          <w:kern w:val="0"/>
+          <w:sz w:val="13"/>
+          <w:szCs w:val="13"/>
+          <w:lang w:eastAsia="uk-UA"/>
+        </w:rPr>
+        <w:t>settings</w:t>
+      </w:r>
+      <w:r>
+        <w:rPr>
+          <w:rFonts w:ascii="Consolas" w:eastAsia="Times New Roman" w:hAnsi="Consolas" w:cs="Times New Roman"/>
+          <w:color w:val="CCCCCC"/>
+          <w:kern w:val="0"/>
+          <w:sz w:val="13"/>
+          <w:szCs w:val="13"/>
+          <w:lang w:eastAsia="uk-UA"/>
+        </w:rPr>
+        <w:t>.IMAGES_ROOT)</w:t>
+      </w:r>
+    </w:p>
+    <w:p>
+      <w:pPr>
+        <w:spacing w:after="0"/>
+        <w:rPr>
+          <w:noProof/>
+          <w:sz w:val="16"/>
+          <w:szCs w:val="16"/>
+          <w:lang w:val="en-US" w:eastAsia="uk-UA"/>
         </w:rPr>
       </w:pPr>
     </w:p>
@@ -52395,7 +58418,7 @@
   <a:extraClrSchemeLst/>
   <a:extLst>
     <a:ext uri="{05A4C25C-085E-4340-85A3-A5531E510DB2}">
-      <thm15:themeFamily xmlns="" xmlns:thm15="http://schemas.microsoft.com/office/thememl/2012/main" name="Office Theme" id="{62F939B6-93AF-4DB8-9C6B-D6C7DFDC589F}" vid="{4A3C46E8-61CC-4603-A589-7422A47A8E4A}"/>
+      <thm15:themeFamily xmlns:thm15="http://schemas.microsoft.com/office/thememl/2012/main" xmlns="" name="Office Theme" id="{62F939B6-93AF-4DB8-9C6B-D6C7DFDC589F}" vid="{4A3C46E8-61CC-4603-A589-7422A47A8E4A}"/>
     </a:ext>
   </a:extLst>
 </a:theme>
@@ -52406,7 +58429,7 @@
 </file>
 
 <file path=customXml/itemProps1.xml><?xml version="1.0" encoding="utf-8"?>
-<ds:datastoreItem xmlns:ds="http://schemas.openxmlformats.org/officeDocument/2006/customXml" ds:itemID="{88AFD99D-7CA2-427E-8D34-B318B26EFBBB}">
+<ds:datastoreItem xmlns:ds="http://schemas.openxmlformats.org/officeDocument/2006/customXml" ds:itemID="{E5B81221-692B-4458-97CB-9D493E778787}">
   <ds:schemaRefs>
     <ds:schemaRef ds:uri="http://schemas.openxmlformats.org/officeDocument/2006/bibliography"/>
   </ds:schemaRefs>
